--- a/UserManual_AWATAR.docx
+++ b/UserManual_AWATAR.docx
@@ -29,6 +29,7 @@
         <w:t xml:space="preserve"> F</w:t>
       </w:r>
       <w:commentRangeStart w:id="1"/>
+      <w:commentRangeStart w:id="2"/>
       <w:r>
         <w:t>OR</w:t>
       </w:r>
@@ -43,6 +44,17 @@
         </w:rPr>
         <w:commentReference w:id="1"/>
       </w:r>
+      <w:commentRangeEnd w:id="2"/>
+      <w:r>
+        <w:rPr>
+          <w:rStyle w:val="Kommentarzeichen"/>
+          <w:rFonts w:eastAsiaTheme="minorHAnsi" w:cstheme="minorBidi"/>
+          <w:b w:val="0"/>
+          <w:spacing w:val="0"/>
+          <w:kern w:val="0"/>
+        </w:rPr>
+        <w:commentReference w:id="2"/>
+      </w:r>
       <w:r>
         <w:t xml:space="preserve"> </w:t>
       </w:r>
@@ -87,7 +99,23 @@
           <w:i/>
           <w:iCs/>
         </w:rPr>
-        <w:t>Milan Ončák, and Martin K. Beyer*</w:t>
+        <w:t xml:space="preserve">Milan </w:t>
+      </w:r>
+      <w:proofErr w:type="spellStart"/>
+      <w:r>
+        <w:rPr>
+          <w:i/>
+          <w:iCs/>
+        </w:rPr>
+        <w:t>Ončák</w:t>
+      </w:r>
+      <w:proofErr w:type="spellEnd"/>
+      <w:r>
+        <w:rPr>
+          <w:i/>
+          <w:iCs/>
+        </w:rPr>
+        <w:t>, and Martin K. Beyer*</w:t>
       </w:r>
     </w:p>
     <w:p>
@@ -190,7 +218,7 @@
       <w:r>
         <w:fldChar w:fldCharType="separate"/>
       </w:r>
-      <w:hyperlink w:anchor="_Toc195989090" w:history="1">
+      <w:hyperlink w:anchor="_Toc206019392" w:history="1">
         <w:r>
           <w:rPr>
             <w:rStyle w:val="Hyperlink"/>
@@ -217,7 +245,7 @@
             <w:noProof/>
             <w:webHidden/>
           </w:rPr>
-          <w:instrText xml:space="preserve"> PAGEREF _Toc195989090 \h </w:instrText>
+          <w:instrText xml:space="preserve"> PAGEREF _Toc206019392 \h </w:instrText>
         </w:r>
         <w:r>
           <w:rPr>
@@ -265,7 +293,7 @@
           <w14:ligatures w14:val="standardContextual"/>
         </w:rPr>
       </w:pPr>
-      <w:hyperlink w:anchor="_Toc195989091" w:history="1">
+      <w:hyperlink w:anchor="_Toc206019393" w:history="1">
         <w:r>
           <w:rPr>
             <w:rStyle w:val="Hyperlink"/>
@@ -292,7 +320,7 @@
             <w:noProof/>
             <w:webHidden/>
           </w:rPr>
-          <w:instrText xml:space="preserve"> PAGEREF _Toc195989091 \h </w:instrText>
+          <w:instrText xml:space="preserve"> PAGEREF _Toc206019393 \h </w:instrText>
         </w:r>
         <w:r>
           <w:rPr>
@@ -340,7 +368,7 @@
           <w14:ligatures w14:val="standardContextual"/>
         </w:rPr>
       </w:pPr>
-      <w:hyperlink w:anchor="_Toc195989092" w:history="1">
+      <w:hyperlink w:anchor="_Toc206019394" w:history="1">
         <w:r>
           <w:rPr>
             <w:rStyle w:val="Hyperlink"/>
@@ -367,7 +395,7 @@
             <w:noProof/>
             <w:webHidden/>
           </w:rPr>
-          <w:instrText xml:space="preserve"> PAGEREF _Toc195989092 \h </w:instrText>
+          <w:instrText xml:space="preserve"> PAGEREF _Toc206019394 \h </w:instrText>
         </w:r>
         <w:r>
           <w:rPr>
@@ -415,7 +443,7 @@
           <w14:ligatures w14:val="standardContextual"/>
         </w:rPr>
       </w:pPr>
-      <w:hyperlink w:anchor="_Toc195989093" w:history="1">
+      <w:hyperlink w:anchor="_Toc206019395" w:history="1">
         <w:r>
           <w:rPr>
             <w:rStyle w:val="Hyperlink"/>
@@ -442,7 +470,7 @@
             <w:noProof/>
             <w:webHidden/>
           </w:rPr>
-          <w:instrText xml:space="preserve"> PAGEREF _Toc195989093 \h </w:instrText>
+          <w:instrText xml:space="preserve"> PAGEREF _Toc206019395 \h </w:instrText>
         </w:r>
         <w:r>
           <w:rPr>
@@ -490,7 +518,7 @@
           <w14:ligatures w14:val="standardContextual"/>
         </w:rPr>
       </w:pPr>
-      <w:hyperlink w:anchor="_Toc195989094" w:history="1">
+      <w:hyperlink w:anchor="_Toc206019396" w:history="1">
         <w:r>
           <w:rPr>
             <w:rStyle w:val="Hyperlink"/>
@@ -517,7 +545,7 @@
             <w:noProof/>
             <w:webHidden/>
           </w:rPr>
-          <w:instrText xml:space="preserve"> PAGEREF _Toc195989094 \h </w:instrText>
+          <w:instrText xml:space="preserve"> PAGEREF _Toc206019396 \h </w:instrText>
         </w:r>
         <w:r>
           <w:rPr>
@@ -565,7 +593,7 @@
           <w14:ligatures w14:val="standardContextual"/>
         </w:rPr>
       </w:pPr>
-      <w:hyperlink w:anchor="_Toc195989095" w:history="1">
+      <w:hyperlink w:anchor="_Toc206019397" w:history="1">
         <w:r>
           <w:rPr>
             <w:rStyle w:val="Hyperlink"/>
@@ -592,7 +620,7 @@
             <w:noProof/>
             <w:webHidden/>
           </w:rPr>
-          <w:instrText xml:space="preserve"> PAGEREF _Toc195989095 \h </w:instrText>
+          <w:instrText xml:space="preserve"> PAGEREF _Toc206019397 \h </w:instrText>
         </w:r>
         <w:r>
           <w:rPr>
@@ -640,7 +668,7 @@
           <w14:ligatures w14:val="standardContextual"/>
         </w:rPr>
       </w:pPr>
-      <w:hyperlink w:anchor="_Toc195989096" w:history="1">
+      <w:hyperlink w:anchor="_Toc206019398" w:history="1">
         <w:r>
           <w:rPr>
             <w:rStyle w:val="Hyperlink"/>
@@ -667,7 +695,7 @@
             <w:noProof/>
             <w:webHidden/>
           </w:rPr>
-          <w:instrText xml:space="preserve"> PAGEREF _Toc195989096 \h </w:instrText>
+          <w:instrText xml:space="preserve"> PAGEREF _Toc206019398 \h </w:instrText>
         </w:r>
         <w:r>
           <w:rPr>
@@ -715,7 +743,7 @@
           <w14:ligatures w14:val="standardContextual"/>
         </w:rPr>
       </w:pPr>
-      <w:hyperlink w:anchor="_Toc195989097" w:history="1">
+      <w:hyperlink w:anchor="_Toc206019399" w:history="1">
         <w:r>
           <w:rPr>
             <w:rStyle w:val="Hyperlink"/>
@@ -742,7 +770,7 @@
             <w:noProof/>
             <w:webHidden/>
           </w:rPr>
-          <w:instrText xml:space="preserve"> PAGEREF _Toc195989097 \h </w:instrText>
+          <w:instrText xml:space="preserve"> PAGEREF _Toc206019399 \h </w:instrText>
         </w:r>
         <w:r>
           <w:rPr>
@@ -790,7 +818,7 @@
           <w14:ligatures w14:val="standardContextual"/>
         </w:rPr>
       </w:pPr>
-      <w:hyperlink w:anchor="_Toc195989098" w:history="1">
+      <w:hyperlink w:anchor="_Toc206019400" w:history="1">
         <w:r>
           <w:rPr>
             <w:rStyle w:val="Hyperlink"/>
@@ -817,7 +845,7 @@
             <w:noProof/>
             <w:webHidden/>
           </w:rPr>
-          <w:instrText xml:space="preserve"> PAGEREF _Toc195989098 \h </w:instrText>
+          <w:instrText xml:space="preserve"> PAGEREF _Toc206019400 \h </w:instrText>
         </w:r>
         <w:r>
           <w:rPr>
@@ -837,7 +865,7 @@
             <w:noProof/>
             <w:webHidden/>
           </w:rPr>
-          <w:t>14</w:t>
+          <w:t>13</w:t>
         </w:r>
         <w:r>
           <w:rPr>
@@ -865,27 +893,13 @@
           <w14:ligatures w14:val="standardContextual"/>
         </w:rPr>
       </w:pPr>
-      <w:hyperlink w:anchor="_Toc195989099" w:history="1">
+      <w:hyperlink w:anchor="_Toc206019401" w:history="1">
         <w:r>
           <w:rPr>
             <w:rStyle w:val="Hyperlink"/>
             <w:noProof/>
           </w:rPr>
-          <w:t xml:space="preserve">Perform master equation </w:t>
-        </w:r>
-        <w:r>
-          <w:rPr>
-            <w:rStyle w:val="Hyperlink"/>
-            <w:noProof/>
-          </w:rPr>
-          <w:t>m</w:t>
-        </w:r>
-        <w:r>
-          <w:rPr>
-            <w:rStyle w:val="Hyperlink"/>
-            <w:noProof/>
-          </w:rPr>
-          <w:t>odeling (MEM)</w:t>
+          <w:t>Perform master equation modeling (MEM)</w:t>
         </w:r>
         <w:r>
           <w:rPr>
@@ -906,7 +920,7 @@
             <w:noProof/>
             <w:webHidden/>
           </w:rPr>
-          <w:instrText xml:space="preserve"> PAGEREF _Toc195989099 \h </w:instrText>
+          <w:instrText xml:space="preserve"> PAGEREF _Toc206019401 \h </w:instrText>
         </w:r>
         <w:r>
           <w:rPr>
@@ -954,7 +968,7 @@
           <w14:ligatures w14:val="standardContextual"/>
         </w:rPr>
       </w:pPr>
-      <w:hyperlink w:anchor="_Toc195989100" w:history="1">
+      <w:hyperlink w:anchor="_Toc206019402" w:history="1">
         <w:r>
           <w:rPr>
             <w:rStyle w:val="Hyperlink"/>
@@ -981,7 +995,7 @@
             <w:noProof/>
             <w:webHidden/>
           </w:rPr>
-          <w:instrText xml:space="preserve"> PAGEREF _Toc195989100 \h </w:instrText>
+          <w:instrText xml:space="preserve"> PAGEREF _Toc206019402 \h </w:instrText>
         </w:r>
         <w:r>
           <w:rPr>
@@ -1029,7 +1043,7 @@
           <w14:ligatures w14:val="standardContextual"/>
         </w:rPr>
       </w:pPr>
-      <w:hyperlink w:anchor="_Toc195989101" w:history="1">
+      <w:hyperlink w:anchor="_Toc206019403" w:history="1">
         <w:r>
           <w:rPr>
             <w:rStyle w:val="Hyperlink"/>
@@ -1056,7 +1070,7 @@
             <w:noProof/>
             <w:webHidden/>
           </w:rPr>
-          <w:instrText xml:space="preserve"> PAGEREF _Toc195989101 \h </w:instrText>
+          <w:instrText xml:space="preserve"> PAGEREF _Toc206019403 \h </w:instrText>
         </w:r>
         <w:r>
           <w:rPr>
@@ -1104,7 +1118,7 @@
           <w14:ligatures w14:val="standardContextual"/>
         </w:rPr>
       </w:pPr>
-      <w:hyperlink w:anchor="_Toc195989102" w:history="1">
+      <w:hyperlink w:anchor="_Toc206019404" w:history="1">
         <w:r>
           <w:rPr>
             <w:rStyle w:val="Hyperlink"/>
@@ -1131,7 +1145,157 @@
             <w:noProof/>
             <w:webHidden/>
           </w:rPr>
-          <w:instrText xml:space="preserve"> PAGEREF _Toc195989102 \h </w:instrText>
+          <w:instrText xml:space="preserve"> PAGEREF _Toc206019404 \h </w:instrText>
+        </w:r>
+        <w:r>
+          <w:rPr>
+            <w:noProof/>
+            <w:webHidden/>
+          </w:rPr>
+        </w:r>
+        <w:r>
+          <w:rPr>
+            <w:noProof/>
+            <w:webHidden/>
+          </w:rPr>
+          <w:fldChar w:fldCharType="separate"/>
+        </w:r>
+        <w:r>
+          <w:rPr>
+            <w:noProof/>
+            <w:webHidden/>
+          </w:rPr>
+          <w:t>24</w:t>
+        </w:r>
+        <w:r>
+          <w:rPr>
+            <w:noProof/>
+            <w:webHidden/>
+          </w:rPr>
+          <w:fldChar w:fldCharType="end"/>
+        </w:r>
+      </w:hyperlink>
+    </w:p>
+    <w:p>
+      <w:pPr>
+        <w:pStyle w:val="Verzeichnis2"/>
+        <w:tabs>
+          <w:tab w:val="right" w:leader="dot" w:pos="9062"/>
+        </w:tabs>
+        <w:rPr>
+          <w:rFonts w:eastAsiaTheme="minorEastAsia"/>
+          <w:noProof/>
+          <w:color w:val="auto"/>
+          <w:kern w:val="2"/>
+          <w:sz w:val="24"/>
+          <w:szCs w:val="24"/>
+          <w:lang w:val="de-AT" w:eastAsia="de-AT"/>
+          <w14:ligatures w14:val="standardContextual"/>
+        </w:rPr>
+      </w:pPr>
+      <w:hyperlink w:anchor="_Toc206019405" w:history="1">
+        <w:r>
+          <w:rPr>
+            <w:rStyle w:val="Hyperlink"/>
+            <w:noProof/>
+          </w:rPr>
+          <w:t>General parameters</w:t>
+        </w:r>
+        <w:r>
+          <w:rPr>
+            <w:noProof/>
+            <w:webHidden/>
+          </w:rPr>
+          <w:tab/>
+        </w:r>
+        <w:r>
+          <w:rPr>
+            <w:noProof/>
+            <w:webHidden/>
+          </w:rPr>
+          <w:fldChar w:fldCharType="begin"/>
+        </w:r>
+        <w:r>
+          <w:rPr>
+            <w:noProof/>
+            <w:webHidden/>
+          </w:rPr>
+          <w:instrText xml:space="preserve"> PAGEREF _Toc206019405 \h </w:instrText>
+        </w:r>
+        <w:r>
+          <w:rPr>
+            <w:noProof/>
+            <w:webHidden/>
+          </w:rPr>
+        </w:r>
+        <w:r>
+          <w:rPr>
+            <w:noProof/>
+            <w:webHidden/>
+          </w:rPr>
+          <w:fldChar w:fldCharType="separate"/>
+        </w:r>
+        <w:r>
+          <w:rPr>
+            <w:noProof/>
+            <w:webHidden/>
+          </w:rPr>
+          <w:t>24</w:t>
+        </w:r>
+        <w:r>
+          <w:rPr>
+            <w:noProof/>
+            <w:webHidden/>
+          </w:rPr>
+          <w:fldChar w:fldCharType="end"/>
+        </w:r>
+      </w:hyperlink>
+    </w:p>
+    <w:p>
+      <w:pPr>
+        <w:pStyle w:val="Verzeichnis2"/>
+        <w:tabs>
+          <w:tab w:val="right" w:leader="dot" w:pos="9062"/>
+        </w:tabs>
+        <w:rPr>
+          <w:rFonts w:eastAsiaTheme="minorEastAsia"/>
+          <w:noProof/>
+          <w:color w:val="auto"/>
+          <w:kern w:val="2"/>
+          <w:sz w:val="24"/>
+          <w:szCs w:val="24"/>
+          <w:lang w:val="de-AT" w:eastAsia="de-AT"/>
+          <w14:ligatures w14:val="standardContextual"/>
+        </w:rPr>
+      </w:pPr>
+      <w:hyperlink w:anchor="_Toc206019406" w:history="1">
+        <w:r>
+          <w:rPr>
+            <w:rStyle w:val="Hyperlink"/>
+            <w:noProof/>
+          </w:rPr>
+          <w:t>Reaction channels</w:t>
+        </w:r>
+        <w:r>
+          <w:rPr>
+            <w:noProof/>
+            <w:webHidden/>
+          </w:rPr>
+          <w:tab/>
+        </w:r>
+        <w:r>
+          <w:rPr>
+            <w:noProof/>
+            <w:webHidden/>
+          </w:rPr>
+          <w:fldChar w:fldCharType="begin"/>
+        </w:r>
+        <w:r>
+          <w:rPr>
+            <w:noProof/>
+            <w:webHidden/>
+          </w:rPr>
+          <w:instrText xml:space="preserve"> PAGEREF _Toc206019406 \h </w:instrText>
         </w:r>
         <w:r>
           <w:rPr>
@@ -1179,157 +1343,7 @@
           <w14:ligatures w14:val="standardContextual"/>
         </w:rPr>
       </w:pPr>
-      <w:hyperlink w:anchor="_Toc195989103" w:history="1">
-        <w:r>
-          <w:rPr>
-            <w:rStyle w:val="Hyperlink"/>
-            <w:noProof/>
-          </w:rPr>
-          <w:t>General parameters</w:t>
-        </w:r>
-        <w:r>
-          <w:rPr>
-            <w:noProof/>
-            <w:webHidden/>
-          </w:rPr>
-          <w:tab/>
-        </w:r>
-        <w:r>
-          <w:rPr>
-            <w:noProof/>
-            <w:webHidden/>
-          </w:rPr>
-          <w:fldChar w:fldCharType="begin"/>
-        </w:r>
-        <w:r>
-          <w:rPr>
-            <w:noProof/>
-            <w:webHidden/>
-          </w:rPr>
-          <w:instrText xml:space="preserve"> PAGEREF _Toc195989103 \h </w:instrText>
-        </w:r>
-        <w:r>
-          <w:rPr>
-            <w:noProof/>
-            <w:webHidden/>
-          </w:rPr>
-        </w:r>
-        <w:r>
-          <w:rPr>
-            <w:noProof/>
-            <w:webHidden/>
-          </w:rPr>
-          <w:fldChar w:fldCharType="separate"/>
-        </w:r>
-        <w:r>
-          <w:rPr>
-            <w:noProof/>
-            <w:webHidden/>
-          </w:rPr>
-          <w:t>25</w:t>
-        </w:r>
-        <w:r>
-          <w:rPr>
-            <w:noProof/>
-            <w:webHidden/>
-          </w:rPr>
-          <w:fldChar w:fldCharType="end"/>
-        </w:r>
-      </w:hyperlink>
-    </w:p>
-    <w:p>
-      <w:pPr>
-        <w:pStyle w:val="Verzeichnis2"/>
-        <w:tabs>
-          <w:tab w:val="right" w:leader="dot" w:pos="9062"/>
-        </w:tabs>
-        <w:rPr>
-          <w:rFonts w:eastAsiaTheme="minorEastAsia"/>
-          <w:noProof/>
-          <w:color w:val="auto"/>
-          <w:kern w:val="2"/>
-          <w:sz w:val="24"/>
-          <w:szCs w:val="24"/>
-          <w:lang w:val="de-AT" w:eastAsia="de-AT"/>
-          <w14:ligatures w14:val="standardContextual"/>
-        </w:rPr>
-      </w:pPr>
-      <w:hyperlink w:anchor="_Toc195989104" w:history="1">
-        <w:r>
-          <w:rPr>
-            <w:rStyle w:val="Hyperlink"/>
-            <w:noProof/>
-          </w:rPr>
-          <w:t>Reaction channels</w:t>
-        </w:r>
-        <w:r>
-          <w:rPr>
-            <w:noProof/>
-            <w:webHidden/>
-          </w:rPr>
-          <w:tab/>
-        </w:r>
-        <w:r>
-          <w:rPr>
-            <w:noProof/>
-            <w:webHidden/>
-          </w:rPr>
-          <w:fldChar w:fldCharType="begin"/>
-        </w:r>
-        <w:r>
-          <w:rPr>
-            <w:noProof/>
-            <w:webHidden/>
-          </w:rPr>
-          <w:instrText xml:space="preserve"> PAGEREF _Toc195989104 \h </w:instrText>
-        </w:r>
-        <w:r>
-          <w:rPr>
-            <w:noProof/>
-            <w:webHidden/>
-          </w:rPr>
-        </w:r>
-        <w:r>
-          <w:rPr>
-            <w:noProof/>
-            <w:webHidden/>
-          </w:rPr>
-          <w:fldChar w:fldCharType="separate"/>
-        </w:r>
-        <w:r>
-          <w:rPr>
-            <w:noProof/>
-            <w:webHidden/>
-          </w:rPr>
-          <w:t>25</w:t>
-        </w:r>
-        <w:r>
-          <w:rPr>
-            <w:noProof/>
-            <w:webHidden/>
-          </w:rPr>
-          <w:fldChar w:fldCharType="end"/>
-        </w:r>
-      </w:hyperlink>
-    </w:p>
-    <w:p>
-      <w:pPr>
-        <w:pStyle w:val="Verzeichnis2"/>
-        <w:tabs>
-          <w:tab w:val="right" w:leader="dot" w:pos="9062"/>
-        </w:tabs>
-        <w:rPr>
-          <w:rFonts w:eastAsiaTheme="minorEastAsia"/>
-          <w:noProof/>
-          <w:color w:val="auto"/>
-          <w:kern w:val="2"/>
-          <w:sz w:val="24"/>
-          <w:szCs w:val="24"/>
-          <w:lang w:val="de-AT" w:eastAsia="de-AT"/>
-          <w14:ligatures w14:val="standardContextual"/>
-        </w:rPr>
-      </w:pPr>
-      <w:hyperlink w:anchor="_Toc195989105" w:history="1">
+      <w:hyperlink w:anchor="_Toc206019407" w:history="1">
         <w:r>
           <w:rPr>
             <w:rStyle w:val="Hyperlink"/>
@@ -1356,7 +1370,7 @@
             <w:noProof/>
             <w:webHidden/>
           </w:rPr>
-          <w:instrText xml:space="preserve"> PAGEREF _Toc195989105 \h </w:instrText>
+          <w:instrText xml:space="preserve"> PAGEREF _Toc206019407 \h </w:instrText>
         </w:r>
         <w:r>
           <w:rPr>
@@ -1404,7 +1418,7 @@
           <w14:ligatures w14:val="standardContextual"/>
         </w:rPr>
       </w:pPr>
-      <w:hyperlink w:anchor="_Toc195989106" w:history="1">
+      <w:hyperlink w:anchor="_Toc206019408" w:history="1">
         <w:r>
           <w:rPr>
             <w:rStyle w:val="Hyperlink"/>
@@ -1431,7 +1445,7 @@
             <w:noProof/>
             <w:webHidden/>
           </w:rPr>
-          <w:instrText xml:space="preserve"> PAGEREF _Toc195989106 \h </w:instrText>
+          <w:instrText xml:space="preserve"> PAGEREF _Toc206019408 \h </w:instrText>
         </w:r>
         <w:r>
           <w:rPr>
@@ -1451,7 +1465,7 @@
             <w:noProof/>
             <w:webHidden/>
           </w:rPr>
-          <w:t>30</w:t>
+          <w:t>29</w:t>
         </w:r>
         <w:r>
           <w:rPr>
@@ -1479,13 +1493,13 @@
           <w14:ligatures w14:val="standardContextual"/>
         </w:rPr>
       </w:pPr>
-      <w:hyperlink w:anchor="_Toc195989107" w:history="1">
+      <w:hyperlink w:anchor="_Toc206019409" w:history="1">
         <w:r>
           <w:rPr>
             <w:rStyle w:val="Hyperlink"/>
             <w:noProof/>
           </w:rPr>
-          <w:t>References:</w:t>
+          <w:t>Acknowledgements</w:t>
         </w:r>
         <w:r>
           <w:rPr>
@@ -1506,7 +1520,7 @@
             <w:noProof/>
             <w:webHidden/>
           </w:rPr>
-          <w:instrText xml:space="preserve"> PAGEREF _Toc195989107 \h </w:instrText>
+          <w:instrText xml:space="preserve"> PAGEREF _Toc206019409 \h </w:instrText>
         </w:r>
         <w:r>
           <w:rPr>
@@ -1554,7 +1568,7 @@
           <w14:ligatures w14:val="standardContextual"/>
         </w:rPr>
       </w:pPr>
-      <w:hyperlink w:anchor="_Toc195989108" w:history="1">
+      <w:hyperlink w:anchor="_Toc206019410" w:history="1">
         <w:r>
           <w:rPr>
             <w:rStyle w:val="Hyperlink"/>
@@ -1581,7 +1595,7 @@
             <w:noProof/>
             <w:webHidden/>
           </w:rPr>
-          <w:instrText xml:space="preserve"> PAGEREF _Toc195989108 \h </w:instrText>
+          <w:instrText xml:space="preserve"> PAGEREF _Toc206019410 \h </w:instrText>
         </w:r>
         <w:r>
           <w:rPr>
@@ -1627,12 +1641,12 @@
       <w:r>
         <w:br w:type="column"/>
       </w:r>
-      <w:bookmarkStart w:id="2" w:name="_Toc195989090"/>
+      <w:bookmarkStart w:id="3" w:name="_Toc206019392"/>
       <w:r>
         <w:lastRenderedPageBreak/>
         <w:t>Introduction:</w:t>
       </w:r>
-      <w:bookmarkEnd w:id="2"/>
+      <w:bookmarkEnd w:id="3"/>
     </w:p>
     <w:p>
       <w:pPr>
@@ -1669,13 +1683,29 @@
         <w:t>running on Windows</w:t>
       </w:r>
       <w:r>
-        <w:t>, to perform master equation modeling or related calculations.</w:t>
+        <w:t xml:space="preserve">, to perform master equation </w:t>
+      </w:r>
+      <w:proofErr w:type="spellStart"/>
+      <w:r>
+        <w:t>modeling</w:t>
+      </w:r>
+      <w:proofErr w:type="spellEnd"/>
+      <w:r>
+        <w:t xml:space="preserve"> or related calculations.</w:t>
       </w:r>
       <w:r>
         <w:t xml:space="preserve"> </w:t>
       </w:r>
       <w:r>
-        <w:t xml:space="preserve">AWATAR is written with the programming language PureBasics and was used already for several publications. </w:t>
+        <w:t xml:space="preserve">AWATAR is written with the programming language </w:t>
+      </w:r>
+      <w:proofErr w:type="spellStart"/>
+      <w:r>
+        <w:t>PureBasics</w:t>
+      </w:r>
+      <w:proofErr w:type="spellEnd"/>
+      <w:r>
+        <w:t xml:space="preserve"> and was used already for several publications. </w:t>
       </w:r>
       <w:sdt>
         <w:sdtPr>
@@ -1860,6 +1890,7 @@
         </w:rPr>
         <w:t xml:space="preserve">quation </w:t>
       </w:r>
+      <w:proofErr w:type="spellStart"/>
       <w:r>
         <w:rPr>
           <w:b/>
@@ -1874,6 +1905,7 @@
         </w:rPr>
         <w:t>odeling</w:t>
       </w:r>
+      <w:proofErr w:type="spellEnd"/>
       <w:r>
         <w:t>, simulating</w:t>
       </w:r>
@@ -1887,7 +1919,15 @@
         <w:t>. Thereby,</w:t>
       </w:r>
       <w:r>
-        <w:t xml:space="preserve"> the evolution of a population can be modeled (real time MEM)</w:t>
+        <w:t xml:space="preserve"> the evolution of a population can be </w:t>
+      </w:r>
+      <w:proofErr w:type="spellStart"/>
+      <w:r>
+        <w:t>modeled</w:t>
+      </w:r>
+      <w:proofErr w:type="spellEnd"/>
+      <w:r>
+        <w:t xml:space="preserve"> (real time MEM)</w:t>
       </w:r>
       <w:r>
         <w:t xml:space="preserve"> as well as the </w:t>
@@ -1955,7 +1995,7 @@
           <w:rStyle w:val="berschrift1Zchn"/>
         </w:rPr>
       </w:pPr>
-      <w:bookmarkStart w:id="3" w:name="_Toc195989091"/>
+      <w:bookmarkStart w:id="4" w:name="_Toc206019393"/>
       <w:r>
         <w:rPr>
           <w:rStyle w:val="berschrift1Zchn"/>
@@ -2010,7 +2050,7 @@
         </w:rPr>
         <w:t>nformation</w:t>
       </w:r>
-      <w:bookmarkEnd w:id="3"/>
+      <w:bookmarkEnd w:id="4"/>
     </w:p>
     <w:p>
       <w:pPr>
@@ -2159,6 +2199,7 @@
       <w:r>
         <w:t xml:space="preserve">the program can be saved in the format </w:t>
       </w:r>
+      <w:proofErr w:type="spellStart"/>
       <w:r>
         <w:rPr>
           <w:i/>
@@ -2166,7 +2207,11 @@
         <w:t>filename</w:t>
       </w:r>
       <w:r>
-        <w:t xml:space="preserve">.rrk. Thereby all the text written in any of the panels is saved </w:t>
+        <w:t>.rrk</w:t>
+      </w:r>
+      <w:proofErr w:type="spellEnd"/>
+      <w:r>
+        <w:t xml:space="preserve">. Thereby all the text written in any of the panels is saved </w:t>
       </w:r>
       <w:r>
         <w:t>along with the content of all arrays.</w:t>
@@ -2225,6 +2270,7 @@
       <w:r>
         <w:t xml:space="preserve">”. After choosing the respective file </w:t>
       </w:r>
+      <w:proofErr w:type="spellStart"/>
       <w:r>
         <w:rPr>
           <w:i/>
@@ -2232,7 +2278,11 @@
         <w:t>filename</w:t>
       </w:r>
       <w:r>
-        <w:t xml:space="preserve">.rrk, the stored panels </w:t>
+        <w:t>.rrk</w:t>
+      </w:r>
+      <w:proofErr w:type="spellEnd"/>
+      <w:r>
+        <w:t xml:space="preserve">, the stored panels </w:t>
       </w:r>
       <w:r>
         <w:t xml:space="preserve">and arrays </w:t>
@@ -2284,15 +2334,15 @@
         <w:pStyle w:val="berschrift1"/>
         <w:spacing w:before="100" w:beforeAutospacing="1" w:after="100" w:afterAutospacing="1"/>
       </w:pPr>
-      <w:bookmarkStart w:id="4" w:name="_Ref193816451"/>
-      <w:bookmarkStart w:id="5" w:name="_Ref193816866"/>
-      <w:bookmarkStart w:id="6" w:name="_Ref193816920"/>
-      <w:bookmarkStart w:id="7" w:name="_Ref193817151"/>
-      <w:bookmarkStart w:id="8" w:name="_Ref193817801"/>
-      <w:bookmarkStart w:id="9" w:name="_Ref193817882"/>
-      <w:bookmarkStart w:id="10" w:name="_Ref193818507"/>
-      <w:bookmarkStart w:id="11" w:name="_Ref193819379"/>
-      <w:bookmarkStart w:id="12" w:name="_Toc195989092"/>
+      <w:bookmarkStart w:id="5" w:name="_Ref193816451"/>
+      <w:bookmarkStart w:id="6" w:name="_Ref193816866"/>
+      <w:bookmarkStart w:id="7" w:name="_Ref193816920"/>
+      <w:bookmarkStart w:id="8" w:name="_Ref193817151"/>
+      <w:bookmarkStart w:id="9" w:name="_Ref193817801"/>
+      <w:bookmarkStart w:id="10" w:name="_Ref193817882"/>
+      <w:bookmarkStart w:id="11" w:name="_Ref193818507"/>
+      <w:bookmarkStart w:id="12" w:name="_Ref193819379"/>
+      <w:bookmarkStart w:id="13" w:name="_Toc206019394"/>
       <w:r>
         <w:t xml:space="preserve">Definition of </w:t>
       </w:r>
@@ -2302,7 +2352,6 @@
       <w:r>
         <w:t>ells</w:t>
       </w:r>
-      <w:bookmarkEnd w:id="4"/>
       <w:bookmarkEnd w:id="5"/>
       <w:bookmarkEnd w:id="6"/>
       <w:bookmarkEnd w:id="7"/>
@@ -2311,6 +2360,7 @@
       <w:bookmarkEnd w:id="10"/>
       <w:bookmarkEnd w:id="11"/>
       <w:bookmarkEnd w:id="12"/>
+      <w:bookmarkEnd w:id="13"/>
     </w:p>
     <w:p>
       <w:pPr>
@@ -2472,8 +2522,21 @@
         <w:t xml:space="preserve"> For example</w:t>
       </w:r>
       <w:r>
-        <w:t xml:space="preserve"> for CCSD/aug-cc-pVDZ</w:t>
-      </w:r>
+        <w:t xml:space="preserve"> for CCSD/</w:t>
+      </w:r>
+      <w:proofErr w:type="spellStart"/>
+      <w:r>
+        <w:t>aug</w:t>
+      </w:r>
+      <w:proofErr w:type="spellEnd"/>
+      <w:r>
+        <w:t>-cc-</w:t>
+      </w:r>
+      <w:proofErr w:type="spellStart"/>
+      <w:r>
+        <w:t>pVDZ</w:t>
+      </w:r>
+      <w:proofErr w:type="spellEnd"/>
       <w:r>
         <w:t>:</w:t>
       </w:r>
@@ -2636,6 +2699,9 @@
         <w:t>Frequency Scale Factor</w:t>
       </w:r>
       <w:r>
+        <w:t xml:space="preserve"> </w:t>
+      </w:r>
+      <w:r>
         <w:fldChar w:fldCharType="end"/>
       </w:r>
       <w:r>
@@ -2661,6 +2727,7 @@
       <w:r>
         <w:t>The following lines containing the word “</w:t>
       </w:r>
+      <w:proofErr w:type="spellStart"/>
       <w:r>
         <w:rPr>
           <w:i/>
@@ -2668,6 +2735,7 @@
         </w:rPr>
         <w:t>vib</w:t>
       </w:r>
+      <w:proofErr w:type="spellEnd"/>
       <w:r>
         <w:t>” give the vibrational frequencies of the molecule (first number of each line) along with the infrared intensities (second and fourth number of each line). The third number is the vibrational frequency scaled by the used Frequency Scale Factor.</w:t>
       </w:r>
@@ -2765,102 +2833,72 @@
           <w:i/>
           <w:iCs/>
         </w:rPr>
-        <w:t>1D-rot symm</w:t>
-      </w:r>
-      <w:r>
-        <w:t>”)</w:t>
-      </w:r>
-      <w:r>
-        <w:t>, w</w:t>
-      </w:r>
-      <w:r>
-        <w:t>hi</w:t>
-      </w:r>
-      <w:r>
-        <w:t>le the other two are inactive.</w:t>
-      </w:r>
-      <w:r>
-        <w:t xml:space="preserve"> If the molecule is linear, </w:t>
-      </w:r>
-      <w:r>
-        <w:t xml:space="preserve">the rotation </w:t>
-      </w:r>
-      <w:r>
-        <w:t xml:space="preserve">does not </w:t>
-      </w:r>
-      <w:r>
-        <w:t xml:space="preserve">contribute with </w:t>
-      </w:r>
-      <w:r>
-        <w:t>any</w:t>
-      </w:r>
-      <w:r>
-        <w:t xml:space="preserve"> degrees of freedom. Otherwise, </w:t>
-      </w:r>
-      <w:r>
-        <w:t xml:space="preserve">the molecule </w:t>
-      </w:r>
-      <w:r>
-        <w:t xml:space="preserve">is </w:t>
-      </w:r>
-      <w:r>
-        <w:t xml:space="preserve">approximated as prolate or oblate symmetric top, </w:t>
-      </w:r>
-      <w:r>
-        <w:t xml:space="preserve">and </w:t>
-      </w:r>
-      <w:r>
-        <w:t xml:space="preserve">there is one active </w:t>
-      </w:r>
-      <w:r>
-        <w:t>rotational mode</w:t>
-      </w:r>
-      <w:r>
-        <w:t>.</w:t>
-      </w:r>
-    </w:p>
-    <w:p>
-      <w:pPr>
-        <w:spacing w:before="100" w:beforeAutospacing="1" w:after="100" w:afterAutospacing="1"/>
-      </w:pPr>
-      <w:r>
-        <w:t>The line containing the word “</w:t>
-      </w:r>
+        <w:t xml:space="preserve">1D-rot </w:t>
+      </w:r>
+      <w:proofErr w:type="spellStart"/>
       <w:r>
         <w:rPr>
           <w:i/>
           <w:iCs/>
         </w:rPr>
-        <w:t>energy</w:t>
-      </w:r>
-      <w:r>
-        <w:t xml:space="preserve">” gives the </w:t>
-      </w:r>
-      <w:r>
-        <w:t xml:space="preserve">electronic </w:t>
-      </w:r>
-      <w:r>
-        <w:t xml:space="preserve">energy </w:t>
-      </w:r>
-      <w:r>
-        <w:t xml:space="preserve">without zero point </w:t>
-      </w:r>
-      <w:r>
-        <w:t>energy</w:t>
-      </w:r>
-      <w:r>
-        <w:t xml:space="preserve"> in</w:t>
-      </w:r>
-      <w:r>
-        <w:t xml:space="preserve"> atomic units.</w:t>
+        <w:t>symm</w:t>
+      </w:r>
+      <w:proofErr w:type="spellEnd"/>
+      <w:r>
+        <w:t>”)</w:t>
+      </w:r>
+      <w:r>
+        <w:t>, w</w:t>
+      </w:r>
+      <w:r>
+        <w:t>hi</w:t>
+      </w:r>
+      <w:r>
+        <w:t>le the other two are inactive.</w:t>
+      </w:r>
+      <w:r>
+        <w:t xml:space="preserve"> If the molecule is linear, </w:t>
+      </w:r>
+      <w:r>
+        <w:t xml:space="preserve">the rotation </w:t>
+      </w:r>
+      <w:r>
+        <w:t xml:space="preserve">does not </w:t>
+      </w:r>
+      <w:r>
+        <w:t xml:space="preserve">contribute with </w:t>
+      </w:r>
+      <w:r>
+        <w:t>any</w:t>
+      </w:r>
+      <w:r>
+        <w:t xml:space="preserve"> degrees of freedom. Otherwise, </w:t>
+      </w:r>
+      <w:r>
+        <w:t xml:space="preserve">the molecule </w:t>
+      </w:r>
+      <w:r>
+        <w:t xml:space="preserve">is </w:t>
+      </w:r>
+      <w:r>
+        <w:t xml:space="preserve">approximated as prolate or oblate symmetric top, </w:t>
+      </w:r>
+      <w:r>
+        <w:t xml:space="preserve">and </w:t>
+      </w:r>
+      <w:r>
+        <w:t xml:space="preserve">there is one active </w:t>
+      </w:r>
+      <w:r>
+        <w:t>rotational mode</w:t>
+      </w:r>
+      <w:r>
+        <w:t>.</w:t>
       </w:r>
     </w:p>
     <w:p>
       <w:pPr>
         <w:spacing w:before="100" w:beforeAutospacing="1" w:after="100" w:afterAutospacing="1"/>
-        <w:rPr>
-          <w:color w:val="FF0000"/>
-        </w:rPr>
       </w:pPr>
       <w:r>
         <w:t>The line containing the word “</w:t>
@@ -2870,13 +2908,52 @@
           <w:i/>
           <w:iCs/>
         </w:rPr>
-        <w:t>d</w:t>
+        <w:t>energy</w:t>
+      </w:r>
+      <w:r>
+        <w:t xml:space="preserve">” gives the </w:t>
+      </w:r>
+      <w:r>
+        <w:t xml:space="preserve">electronic </w:t>
+      </w:r>
+      <w:r>
+        <w:t xml:space="preserve">energy </w:t>
+      </w:r>
+      <w:r>
+        <w:t xml:space="preserve">without zero point </w:t>
+      </w:r>
+      <w:r>
+        <w:t>energy</w:t>
+      </w:r>
+      <w:r>
+        <w:t xml:space="preserve"> in</w:t>
+      </w:r>
+      <w:r>
+        <w:t xml:space="preserve"> atomic units.</w:t>
+      </w:r>
+    </w:p>
+    <w:p>
+      <w:pPr>
+        <w:spacing w:before="100" w:beforeAutospacing="1" w:after="100" w:afterAutospacing="1"/>
+        <w:rPr>
+          <w:color w:val="FF0000"/>
+        </w:rPr>
+      </w:pPr>
+      <w:r>
+        <w:t>The line containing the word “</w:t>
       </w:r>
       <w:r>
         <w:rPr>
           <w:i/>
           <w:iCs/>
         </w:rPr>
+        <w:t>d</w:t>
+      </w:r>
+      <w:r>
+        <w:rPr>
+          <w:i/>
+          <w:iCs/>
+        </w:rPr>
         <w:t>egeneracy</w:t>
       </w:r>
       <w:r>
@@ -2927,7 +3004,7 @@
         <w:pStyle w:val="berschrift3"/>
         <w:spacing w:before="100" w:beforeAutospacing="1" w:after="100" w:afterAutospacing="1"/>
       </w:pPr>
-      <w:bookmarkStart w:id="13" w:name="_Ref193816044"/>
+      <w:bookmarkStart w:id="14" w:name="_Ref193816044"/>
       <w:r>
         <w:t xml:space="preserve">Delete </w:t>
       </w:r>
@@ -2937,7 +3014,7 @@
       <w:r>
         <w:t>ells</w:t>
       </w:r>
-      <w:bookmarkEnd w:id="13"/>
+      <w:bookmarkEnd w:id="14"/>
     </w:p>
     <w:p>
       <w:pPr>
@@ -3131,14 +3208,14 @@
         <w:pStyle w:val="berschrift1"/>
         <w:spacing w:before="100" w:beforeAutospacing="1" w:after="100" w:afterAutospacing="1"/>
       </w:pPr>
-      <w:bookmarkStart w:id="14" w:name="_Ref193816935"/>
-      <w:bookmarkStart w:id="15" w:name="_Ref193817069"/>
-      <w:bookmarkStart w:id="16" w:name="_Ref193817164"/>
-      <w:bookmarkStart w:id="17" w:name="_Ref193817812"/>
-      <w:bookmarkStart w:id="18" w:name="_Ref193817896"/>
-      <w:bookmarkStart w:id="19" w:name="_Ref193818518"/>
-      <w:bookmarkStart w:id="20" w:name="_Ref193819390"/>
-      <w:bookmarkStart w:id="21" w:name="_Toc195989093"/>
+      <w:bookmarkStart w:id="15" w:name="_Ref193816935"/>
+      <w:bookmarkStart w:id="16" w:name="_Ref193817069"/>
+      <w:bookmarkStart w:id="17" w:name="_Ref193817164"/>
+      <w:bookmarkStart w:id="18" w:name="_Ref193817812"/>
+      <w:bookmarkStart w:id="19" w:name="_Ref193817896"/>
+      <w:bookmarkStart w:id="20" w:name="_Ref193818518"/>
+      <w:bookmarkStart w:id="21" w:name="_Ref193819390"/>
+      <w:bookmarkStart w:id="22" w:name="_Toc206019395"/>
       <w:r>
         <w:t xml:space="preserve">Definition of </w:t>
       </w:r>
@@ -3157,7 +3234,6 @@
       <w:r>
         <w:t xml:space="preserve"> (TS)</w:t>
       </w:r>
-      <w:bookmarkEnd w:id="14"/>
       <w:bookmarkEnd w:id="15"/>
       <w:bookmarkEnd w:id="16"/>
       <w:bookmarkEnd w:id="17"/>
@@ -3165,6 +3241,7 @@
       <w:bookmarkEnd w:id="19"/>
       <w:bookmarkEnd w:id="20"/>
       <w:bookmarkEnd w:id="21"/>
+      <w:bookmarkEnd w:id="22"/>
     </w:p>
     <w:p>
       <w:pPr>
@@ -3382,7 +3459,31 @@
         <w:t>I</w:t>
       </w:r>
       <w:r>
-        <w:t xml:space="preserve">n the lines containing the word “vib” the vibrational modes are defined, whereby the number before “vib” is the unscaled vibrational frequency and the number after “vib” is the scaled vibrational frequency. </w:t>
+        <w:t>n the lines containing the word “</w:t>
+      </w:r>
+      <w:proofErr w:type="spellStart"/>
+      <w:r>
+        <w:t>vib</w:t>
+      </w:r>
+      <w:proofErr w:type="spellEnd"/>
+      <w:r>
+        <w:t>” the vibrational modes are defined, whereby the number before “</w:t>
+      </w:r>
+      <w:proofErr w:type="spellStart"/>
+      <w:r>
+        <w:t>vib</w:t>
+      </w:r>
+      <w:proofErr w:type="spellEnd"/>
+      <w:r>
+        <w:t>” is the unscaled vibrational frequency and the number after “</w:t>
+      </w:r>
+      <w:proofErr w:type="spellStart"/>
+      <w:r>
+        <w:t>vib</w:t>
+      </w:r>
+      <w:proofErr w:type="spellEnd"/>
+      <w:r>
+        <w:t xml:space="preserve">” is the scaled vibrational frequency. </w:t>
       </w:r>
     </w:p>
     <w:p>
@@ -3498,7 +3599,21 @@
         <w:rPr>
           <w:color w:val="auto"/>
         </w:rPr>
-        <w:t xml:space="preserve"> are modeled as an active 1D rotor</w:t>
+        <w:t xml:space="preserve"> are </w:t>
+      </w:r>
+      <w:proofErr w:type="spellStart"/>
+      <w:r>
+        <w:rPr>
+          <w:color w:val="auto"/>
+        </w:rPr>
+        <w:t>modeled</w:t>
+      </w:r>
+      <w:proofErr w:type="spellEnd"/>
+      <w:r>
+        <w:rPr>
+          <w:color w:val="auto"/>
+        </w:rPr>
+        <w:t xml:space="preserve"> as an active 1D rotor</w:t>
       </w:r>
       <w:r>
         <w:rPr>
@@ -3510,7 +3625,21 @@
         <w:rPr>
           <w:color w:val="auto"/>
         </w:rPr>
-        <w:t>(noted with 1D-rot symm)</w:t>
+        <w:t xml:space="preserve">(noted with 1D-rot </w:t>
+      </w:r>
+      <w:proofErr w:type="spellStart"/>
+      <w:r>
+        <w:rPr>
+          <w:color w:val="auto"/>
+        </w:rPr>
+        <w:t>symm</w:t>
+      </w:r>
+      <w:proofErr w:type="spellEnd"/>
+      <w:r>
+        <w:rPr>
+          <w:color w:val="auto"/>
+        </w:rPr>
+        <w:t>)</w:t>
       </w:r>
       <w:r>
         <w:rPr>
@@ -3540,7 +3669,21 @@
         <w:rPr>
           <w:color w:val="auto"/>
         </w:rPr>
-        <w:t>D-rot symm)</w:t>
+        <w:t xml:space="preserve">D-rot </w:t>
+      </w:r>
+      <w:proofErr w:type="spellStart"/>
+      <w:r>
+        <w:rPr>
+          <w:color w:val="auto"/>
+        </w:rPr>
+        <w:t>symm</w:t>
+      </w:r>
+      <w:proofErr w:type="spellEnd"/>
+      <w:r>
+        <w:rPr>
+          <w:color w:val="auto"/>
+        </w:rPr>
+        <w:t>)</w:t>
       </w:r>
       <w:r>
         <w:rPr>
@@ -3571,7 +3714,21 @@
         <w:rPr>
           <w:color w:val="auto"/>
         </w:rPr>
-        <w:t xml:space="preserve"> the rotation contributes with two degrees of freedom, modeled as a two dimensional rotor.</w:t>
+        <w:t xml:space="preserve"> the rotation contributes with two degrees of freedom, </w:t>
+      </w:r>
+      <w:proofErr w:type="spellStart"/>
+      <w:r>
+        <w:rPr>
+          <w:color w:val="auto"/>
+        </w:rPr>
+        <w:t>modeled</w:t>
+      </w:r>
+      <w:proofErr w:type="spellEnd"/>
+      <w:r>
+        <w:rPr>
+          <w:color w:val="auto"/>
+        </w:rPr>
+        <w:t xml:space="preserve"> as a two dimensional rotor.</w:t>
       </w:r>
     </w:p>
     <w:p>
@@ -3590,7 +3747,63 @@
         <w:rPr>
           <w:color w:val="auto"/>
         </w:rPr>
-        <w:t>All other molecules are approximated as prolate or oblate symmetric top. One of the rotational modes is modeled as a one dimensional rotor (noted with 1D-rot symm), while the other two rotational modes are modeled as a two dimensional rotor (noted with 2D-rot symm). Thereby, instead of two inactive external rotors, there is one active 2</w:t>
+        <w:t xml:space="preserve">All other molecules are approximated as prolate or oblate symmetric top. One of the rotational modes is </w:t>
+      </w:r>
+      <w:proofErr w:type="spellStart"/>
+      <w:r>
+        <w:rPr>
+          <w:color w:val="auto"/>
+        </w:rPr>
+        <w:t>modeled</w:t>
+      </w:r>
+      <w:proofErr w:type="spellEnd"/>
+      <w:r>
+        <w:rPr>
+          <w:color w:val="auto"/>
+        </w:rPr>
+        <w:t xml:space="preserve"> as a one dimensional rotor (noted with 1D-rot </w:t>
+      </w:r>
+      <w:proofErr w:type="spellStart"/>
+      <w:r>
+        <w:rPr>
+          <w:color w:val="auto"/>
+        </w:rPr>
+        <w:t>symm</w:t>
+      </w:r>
+      <w:proofErr w:type="spellEnd"/>
+      <w:r>
+        <w:rPr>
+          <w:color w:val="auto"/>
+        </w:rPr>
+        <w:t xml:space="preserve">), while the other two rotational modes are </w:t>
+      </w:r>
+      <w:proofErr w:type="spellStart"/>
+      <w:r>
+        <w:rPr>
+          <w:color w:val="auto"/>
+        </w:rPr>
+        <w:t>modeled</w:t>
+      </w:r>
+      <w:proofErr w:type="spellEnd"/>
+      <w:r>
+        <w:rPr>
+          <w:color w:val="auto"/>
+        </w:rPr>
+        <w:t xml:space="preserve"> as a two dimensional rotor (noted with 2D-rot </w:t>
+      </w:r>
+      <w:proofErr w:type="spellStart"/>
+      <w:r>
+        <w:rPr>
+          <w:color w:val="auto"/>
+        </w:rPr>
+        <w:t>symm</w:t>
+      </w:r>
+      <w:proofErr w:type="spellEnd"/>
+      <w:r>
+        <w:rPr>
+          <w:color w:val="auto"/>
+        </w:rPr>
+        <w:t>). Thereby, instead of two inactive external rotors, there is one active 2</w:t>
       </w:r>
       <w:r>
         <w:t>D</w:t>
@@ -3890,7 +4103,7 @@
       <w:pPr>
         <w:pStyle w:val="berschrift3"/>
       </w:pPr>
-      <w:bookmarkStart w:id="22" w:name="_Toc190338970"/>
+      <w:bookmarkStart w:id="23" w:name="_Toc190338970"/>
       <w:r>
         <w:t>Definition of tight TS</w:t>
       </w:r>
@@ -4076,16 +4289,16 @@
       <w:pPr>
         <w:pStyle w:val="berschrift3"/>
       </w:pPr>
-      <w:bookmarkStart w:id="23" w:name="_Ref193807524"/>
+      <w:bookmarkStart w:id="24" w:name="_Ref193807524"/>
       <w:r>
         <w:lastRenderedPageBreak/>
         <w:t>Definition of tight TS</w:t>
       </w:r>
-      <w:bookmarkEnd w:id="22"/>
+      <w:bookmarkEnd w:id="23"/>
       <w:r>
         <w:t xml:space="preserve"> using the log-file of a well</w:t>
       </w:r>
-      <w:bookmarkEnd w:id="23"/>
+      <w:bookmarkEnd w:id="24"/>
     </w:p>
     <w:p>
       <w:pPr>
@@ -4539,8 +4752,8 @@
         <w:pStyle w:val="berschrift1"/>
         <w:spacing w:before="100" w:beforeAutospacing="1" w:after="100" w:afterAutospacing="1"/>
       </w:pPr>
-      <w:bookmarkStart w:id="24" w:name="_Ref193816014"/>
-      <w:bookmarkStart w:id="25" w:name="_Toc195989094"/>
+      <w:bookmarkStart w:id="25" w:name="_Ref193816014"/>
+      <w:bookmarkStart w:id="26" w:name="_Toc206019396"/>
       <w:r>
         <w:t xml:space="preserve">Adapting the </w:t>
       </w:r>
@@ -4568,8 +4781,8 @@
       <w:r>
         <w:t>tates</w:t>
       </w:r>
-      <w:bookmarkEnd w:id="24"/>
       <w:bookmarkEnd w:id="25"/>
+      <w:bookmarkEnd w:id="26"/>
     </w:p>
     <w:p>
       <w:pPr>
@@ -4966,9 +5179,9 @@
         <w:pStyle w:val="berschrift1"/>
         <w:spacing w:before="100" w:beforeAutospacing="1" w:after="100" w:afterAutospacing="1"/>
       </w:pPr>
-      <w:bookmarkStart w:id="26" w:name="_Ref193806480"/>
-      <w:bookmarkStart w:id="27" w:name="_Ref193807321"/>
-      <w:bookmarkStart w:id="28" w:name="_Toc195989095"/>
+      <w:bookmarkStart w:id="27" w:name="_Ref193806480"/>
+      <w:bookmarkStart w:id="28" w:name="_Ref193807321"/>
+      <w:bookmarkStart w:id="29" w:name="_Toc206019397"/>
       <w:r>
         <w:t xml:space="preserve">Adapting the </w:t>
       </w:r>
@@ -4996,9 +5209,9 @@
       <w:r>
         <w:t>tates</w:t>
       </w:r>
-      <w:bookmarkEnd w:id="26"/>
       <w:bookmarkEnd w:id="27"/>
       <w:bookmarkEnd w:id="28"/>
+      <w:bookmarkEnd w:id="29"/>
     </w:p>
     <w:p>
       <w:pPr>
@@ -5135,7 +5348,7 @@
         </w:numPr>
         <w:spacing w:before="100" w:beforeAutospacing="1" w:after="100" w:afterAutospacing="1"/>
       </w:pPr>
-      <w:commentRangeStart w:id="29"/>
+      <w:commentRangeStart w:id="30"/>
       <w:r>
         <w:rPr>
           <w:u w:val="single"/>
@@ -5145,12 +5358,12 @@
       <w:r>
         <w:t xml:space="preserve"> If a transition state has a higher probability due to several possible pathways, this can also be considered for the total degeneracy.</w:t>
       </w:r>
-      <w:commentRangeEnd w:id="29"/>
+      <w:commentRangeEnd w:id="30"/>
       <w:r>
         <w:rPr>
           <w:rStyle w:val="Kommentarzeichen"/>
         </w:rPr>
-        <w:commentReference w:id="29"/>
+        <w:commentReference w:id="30"/>
       </w:r>
     </w:p>
     <w:p>
@@ -5375,7 +5588,7 @@
         <w:pStyle w:val="berschrift1"/>
         <w:spacing w:before="100" w:beforeAutospacing="1" w:after="100" w:afterAutospacing="1"/>
       </w:pPr>
-      <w:bookmarkStart w:id="30" w:name="_Toc195989096"/>
+      <w:bookmarkStart w:id="31" w:name="_Toc206019398"/>
       <w:r>
         <w:t xml:space="preserve">Calculate </w:t>
       </w:r>
@@ -5394,7 +5607,7 @@
       <w:r>
         <w:t xml:space="preserve"> (DoS)</w:t>
       </w:r>
-      <w:bookmarkEnd w:id="30"/>
+      <w:bookmarkEnd w:id="31"/>
     </w:p>
     <w:p>
       <w:pPr>
@@ -5730,13 +5943,7 @@
         <w:rPr>
           <w:rFonts w:ascii="Courier New" w:hAnsi="Courier New" w:cs="Courier New"/>
         </w:rPr>
-        <w:t>Size of finite energy element</w:t>
-      </w:r>
-      <w:r>
-        <w:rPr>
-          <w:rFonts w:ascii="Courier New" w:hAnsi="Courier New" w:cs="Courier New"/>
-        </w:rPr>
-        <w:t xml:space="preserve"> in cm-1</w:t>
+        <w:t>Bin size in cm-1</w:t>
       </w:r>
       <w:r>
         <w:rPr>
@@ -6101,7 +6308,7 @@
         <w:pStyle w:val="berschrift1"/>
         <w:spacing w:before="100" w:beforeAutospacing="1" w:after="100" w:afterAutospacing="1"/>
       </w:pPr>
-      <w:bookmarkStart w:id="31" w:name="_Toc195989097"/>
+      <w:bookmarkStart w:id="32" w:name="_Toc206019399"/>
       <w:r>
         <w:t xml:space="preserve">Calculate </w:t>
       </w:r>
@@ -6120,7 +6327,7 @@
       <w:r>
         <w:t xml:space="preserve"> (SoS)</w:t>
       </w:r>
-      <w:bookmarkEnd w:id="31"/>
+      <w:bookmarkEnd w:id="32"/>
     </w:p>
     <w:p>
       <w:pPr>
@@ -6306,7 +6513,7 @@
         </w:rPr>
         <w:t xml:space="preserve"> </w:t>
       </w:r>
-      <w:bookmarkStart w:id="32" w:name="_Hlk190338552"/>
+      <w:bookmarkStart w:id="33" w:name="_Hlk190338552"/>
       <w:r>
         <w:rPr>
           <w:color w:val="auto"/>
@@ -6350,7 +6557,7 @@
         <w:t>mum.</w:t>
       </w:r>
     </w:p>
-    <w:bookmarkEnd w:id="32"/>
+    <w:bookmarkEnd w:id="33"/>
     <w:p/>
     <w:p>
       <w:pPr>
@@ -6481,13 +6688,7 @@
         <w:rPr>
           <w:rFonts w:ascii="Courier New" w:hAnsi="Courier New" w:cs="Courier New"/>
         </w:rPr>
-        <w:t>Size of finite energy element</w:t>
-      </w:r>
-      <w:r>
-        <w:rPr>
-          <w:rFonts w:ascii="Courier New" w:hAnsi="Courier New" w:cs="Courier New"/>
-        </w:rPr>
-        <w:t xml:space="preserve"> in cm-1</w:t>
+        <w:t>Bin size in cm-1</w:t>
       </w:r>
       <w:r>
         <w:rPr>
@@ -6847,7 +7048,7 @@
         <w:pStyle w:val="berschrift1"/>
         <w:spacing w:before="100" w:beforeAutospacing="1" w:after="100" w:afterAutospacing="1"/>
       </w:pPr>
-      <w:bookmarkStart w:id="33" w:name="_Toc195989098"/>
+      <w:bookmarkStart w:id="34" w:name="_Toc206019400"/>
       <w:r>
         <w:t>Calculate RRKM</w:t>
       </w:r>
@@ -6866,7 +7067,7 @@
       <w:r>
         <w:t>s</w:t>
       </w:r>
-      <w:bookmarkEnd w:id="33"/>
+      <w:bookmarkEnd w:id="34"/>
     </w:p>
     <w:p>
       <w:pPr>
@@ -7455,13 +7656,7 @@
         <w:rPr>
           <w:rFonts w:ascii="Courier New" w:hAnsi="Courier New" w:cs="Courier New"/>
         </w:rPr>
-        <w:t>Size of finite energy element</w:t>
-      </w:r>
-      <w:r>
-        <w:rPr>
-          <w:rFonts w:ascii="Courier New" w:hAnsi="Courier New" w:cs="Courier New"/>
-        </w:rPr>
-        <w:t xml:space="preserve"> in cm-1</w:t>
+        <w:t>Bin size in cm-1</w:t>
       </w:r>
       <w:r>
         <w:rPr>
@@ -7886,8 +8081,8 @@
         <w:pStyle w:val="berschrift1"/>
         <w:spacing w:before="100" w:beforeAutospacing="1" w:after="100" w:afterAutospacing="1"/>
       </w:pPr>
-      <w:bookmarkStart w:id="34" w:name="_Ref194665170"/>
-      <w:bookmarkStart w:id="35" w:name="_Toc195989099"/>
+      <w:bookmarkStart w:id="35" w:name="_Ref194665170"/>
+      <w:bookmarkStart w:id="36" w:name="_Toc206019401"/>
       <w:r>
         <w:t xml:space="preserve">Perform </w:t>
       </w:r>
@@ -7903,17 +8098,19 @@
       <w:r>
         <w:t xml:space="preserve">quation </w:t>
       </w:r>
+      <w:proofErr w:type="spellStart"/>
       <w:r>
         <w:t>m</w:t>
       </w:r>
       <w:r>
         <w:t>odeling</w:t>
       </w:r>
+      <w:proofErr w:type="spellEnd"/>
       <w:r>
         <w:t xml:space="preserve"> (MEM)</w:t>
       </w:r>
-      <w:bookmarkEnd w:id="34"/>
       <w:bookmarkEnd w:id="35"/>
+      <w:bookmarkEnd w:id="36"/>
     </w:p>
     <w:p>
       <w:r>
@@ -7934,7 +8131,15 @@
         <w:t>are</w:t>
       </w:r>
       <w:r>
-        <w:t xml:space="preserve"> modeled. There are two possible options to perform MEM in AWATAR: Real time MEM, to simulate how a population evolves in time, and </w:t>
+        <w:t xml:space="preserve"> </w:t>
+      </w:r>
+      <w:proofErr w:type="spellStart"/>
+      <w:r>
+        <w:t>modeled</w:t>
+      </w:r>
+      <w:proofErr w:type="spellEnd"/>
+      <w:r>
+        <w:t xml:space="preserve">. There are two possible options to perform MEM in AWATAR: Real time MEM, to simulate how a population evolves in time, and </w:t>
       </w:r>
       <w:r>
         <w:t>steady state</w:t>
@@ -8303,7 +8508,15 @@
         <w:fldChar w:fldCharType="separate"/>
       </w:r>
       <w:r>
-        <w:t>Definitions for master equation modeling (MEM)</w:t>
+        <w:t xml:space="preserve">Definitions for master equation </w:t>
+      </w:r>
+      <w:proofErr w:type="spellStart"/>
+      <w:r>
+        <w:t>modeling</w:t>
+      </w:r>
+      <w:proofErr w:type="spellEnd"/>
+      <w:r>
+        <w:t xml:space="preserve"> (MEM)</w:t>
       </w:r>
       <w:r>
         <w:fldChar w:fldCharType="end"/>
@@ -8390,14 +8603,14 @@
         <w:pStyle w:val="berschrift2"/>
         <w:spacing w:before="100" w:beforeAutospacing="1" w:after="100" w:afterAutospacing="1"/>
       </w:pPr>
-      <w:bookmarkStart w:id="36" w:name="_Ref193818083"/>
-      <w:bookmarkStart w:id="37" w:name="_Toc195989100"/>
+      <w:bookmarkStart w:id="37" w:name="_Ref193818083"/>
+      <w:bookmarkStart w:id="38" w:name="_Toc206019402"/>
       <w:r>
         <w:lastRenderedPageBreak/>
         <w:t>Real time MEM</w:t>
       </w:r>
-      <w:bookmarkEnd w:id="36"/>
       <w:bookmarkEnd w:id="37"/>
+      <w:bookmarkEnd w:id="38"/>
     </w:p>
     <w:p>
       <w:pPr>
@@ -8431,11 +8644,16 @@
       <w:r>
         <w:t xml:space="preserve">quation </w:t>
       </w:r>
+      <w:proofErr w:type="spellStart"/>
       <w:r>
         <w:t>m</w:t>
       </w:r>
       <w:r>
-        <w:t>odeling (MEM)</w:t>
+        <w:t>odeling</w:t>
+      </w:r>
+      <w:proofErr w:type="spellEnd"/>
+      <w:r>
+        <w:t xml:space="preserve"> (MEM)</w:t>
       </w:r>
       <w:r>
         <w:fldChar w:fldCharType="end"/>
@@ -8513,7 +8731,15 @@
         <w:fldChar w:fldCharType="separate"/>
       </w:r>
       <w:r>
-        <w:t>Definitions for master equation modeling (MEM)</w:t>
+        <w:t xml:space="preserve">Definitions for master equation </w:t>
+      </w:r>
+      <w:proofErr w:type="spellStart"/>
+      <w:r>
+        <w:t>modeling</w:t>
+      </w:r>
+      <w:proofErr w:type="spellEnd"/>
+      <w:r>
+        <w:t xml:space="preserve"> (MEM)</w:t>
       </w:r>
       <w:r>
         <w:fldChar w:fldCharType="end"/>
@@ -8562,7 +8788,7 @@
       <w:r>
         <w:t xml:space="preserve">”, </w:t>
       </w:r>
-      <w:commentRangeStart w:id="38"/>
+      <w:commentRangeStart w:id="39"/>
       <w:r>
         <w:t>because AWATAR may crash once the calculation is started, if there are unexpected errors in the input panels. Also, depending on the used parameters</w:t>
       </w:r>
@@ -8578,12 +8804,12 @@
       <w:r>
         <w:t xml:space="preserve"> not finish on a reasonable time scale, and the execution of AWATAR has to be interrupted manually.</w:t>
       </w:r>
-      <w:commentRangeEnd w:id="38"/>
+      <w:commentRangeEnd w:id="39"/>
       <w:r>
         <w:rPr>
           <w:rStyle w:val="Kommentarzeichen"/>
         </w:rPr>
-        <w:commentReference w:id="38"/>
+        <w:commentReference w:id="39"/>
       </w:r>
     </w:p>
     <w:p>
@@ -8687,7 +8913,7 @@
           <w:color w:val="auto"/>
         </w:rPr>
       </w:pPr>
-      <w:commentRangeStart w:id="39"/>
+      <w:commentRangeStart w:id="40"/>
       <w:r>
         <w:rPr>
           <w:color w:val="FF0000"/>
@@ -8700,12 +8926,12 @@
         </w:rPr>
         <w:t xml:space="preserve"> </w:t>
       </w:r>
-      <w:commentRangeEnd w:id="39"/>
+      <w:commentRangeEnd w:id="40"/>
       <w:r>
         <w:rPr>
           <w:rStyle w:val="Kommentarzeichen"/>
         </w:rPr>
-        <w:commentReference w:id="39"/>
+        <w:commentReference w:id="40"/>
       </w:r>
       <w:r>
         <w:rPr>
@@ -8838,7 +9064,25 @@
           <w:color w:val="auto"/>
         </w:rPr>
         <w:lastRenderedPageBreak/>
-        <w:t>may be some numerical problems. This occurs usually for small systems and may be solved by adapting the parameter “</w:t>
+        <w:t>could</w:t>
+      </w:r>
+      <w:r>
+        <w:rPr>
+          <w:color w:val="auto"/>
+        </w:rPr>
+        <w:t xml:space="preserve"> be some numerical problems</w:t>
+      </w:r>
+      <w:r>
+        <w:rPr>
+          <w:color w:val="auto"/>
+        </w:rPr>
+        <w:t xml:space="preserve"> and results should be interpreted with caution</w:t>
+      </w:r>
+      <w:r>
+        <w:rPr>
+          <w:color w:val="auto"/>
+        </w:rPr>
+        <w:t>. This occurs usually for small systems and may be solved by adapting the parameter “</w:t>
       </w:r>
       <w:r>
         <w:rPr>
@@ -8870,13 +9114,7 @@
         <w:rPr>
           <w:rFonts w:ascii="Courier New" w:hAnsi="Courier New" w:cs="Courier New"/>
         </w:rPr>
-        <w:t>Size of finite energy element</w:t>
-      </w:r>
-      <w:r>
-        <w:rPr>
-          <w:rFonts w:ascii="Courier New" w:hAnsi="Courier New" w:cs="Courier New"/>
-        </w:rPr>
-        <w:t xml:space="preserve"> in cm-1</w:t>
+        <w:t>Bin size in cm-1</w:t>
       </w:r>
       <w:r>
         <w:rPr>
@@ -9125,13 +9363,7 @@
         <w:t>first row gives the time in seconds. The second row is the amount of reactant still intact at the given time. The following rows are the amount of product formed in the respective channel</w:t>
       </w:r>
       <w:r>
-        <w:t xml:space="preserve"> in s</w:t>
-      </w:r>
-      <w:r>
-        <w:rPr>
-          <w:vertAlign w:val="superscript"/>
-        </w:rPr>
-        <w:t>-1</w:t>
+        <w:t xml:space="preserve"> (if there is only one channel, this is (1 – Reactant))</w:t>
       </w:r>
       <w:r>
         <w:t>,</w:t>
@@ -9816,10 +10048,10 @@
         <w:pStyle w:val="berschrift2"/>
         <w:spacing w:before="100" w:beforeAutospacing="1" w:after="100" w:afterAutospacing="1"/>
       </w:pPr>
-      <w:bookmarkStart w:id="40" w:name="_Ref193818105"/>
-      <w:bookmarkStart w:id="41" w:name="_Ref193825729"/>
-      <w:bookmarkStart w:id="42" w:name="_Ref193825941"/>
-      <w:bookmarkStart w:id="43" w:name="_Toc195989101"/>
+      <w:bookmarkStart w:id="41" w:name="_Ref193818105"/>
+      <w:bookmarkStart w:id="42" w:name="_Ref193825729"/>
+      <w:bookmarkStart w:id="43" w:name="_Ref193825941"/>
+      <w:bookmarkStart w:id="44" w:name="_Toc206019403"/>
       <w:r>
         <w:lastRenderedPageBreak/>
         <w:t>Steady state</w:t>
@@ -9827,10 +10059,10 @@
       <w:r>
         <w:t xml:space="preserve"> MEM</w:t>
       </w:r>
-      <w:bookmarkEnd w:id="40"/>
       <w:bookmarkEnd w:id="41"/>
       <w:bookmarkEnd w:id="42"/>
       <w:bookmarkEnd w:id="43"/>
+      <w:bookmarkEnd w:id="44"/>
     </w:p>
     <w:p>
       <w:pPr>
@@ -9870,11 +10102,16 @@
       <w:r>
         <w:t xml:space="preserve">quation </w:t>
       </w:r>
+      <w:proofErr w:type="spellStart"/>
       <w:r>
         <w:t>m</w:t>
       </w:r>
       <w:r>
-        <w:t>odeling (MEM)</w:t>
+        <w:t>odeling</w:t>
+      </w:r>
+      <w:proofErr w:type="spellEnd"/>
+      <w:r>
+        <w:t xml:space="preserve"> (MEM)</w:t>
       </w:r>
       <w:r>
         <w:fldChar w:fldCharType="end"/>
@@ -10124,7 +10361,15 @@
         <w:fldChar w:fldCharType="separate"/>
       </w:r>
       <w:r>
-        <w:t>Definitions for master equation modeling (MEM)</w:t>
+        <w:t xml:space="preserve">Definitions for master equation </w:t>
+      </w:r>
+      <w:proofErr w:type="spellStart"/>
+      <w:r>
+        <w:t>modeling</w:t>
+      </w:r>
+      <w:proofErr w:type="spellEnd"/>
+      <w:r>
+        <w:t xml:space="preserve"> (MEM)</w:t>
       </w:r>
       <w:r>
         <w:fldChar w:fldCharType="end"/>
@@ -10167,7 +10412,7 @@
       <w:r>
         <w:t xml:space="preserve">”, </w:t>
       </w:r>
-      <w:commentRangeStart w:id="44"/>
+      <w:commentRangeStart w:id="45"/>
       <w:r>
         <w:t xml:space="preserve">because AWATAR may crash once the calculation is started, if there are </w:t>
       </w:r>
@@ -10189,12 +10434,12 @@
       <w:r>
         <w:t xml:space="preserve"> not finish on a reasonable time scale, and the execution of AWATAR has to be interrupted manually.</w:t>
       </w:r>
-      <w:commentRangeEnd w:id="44"/>
+      <w:commentRangeEnd w:id="45"/>
       <w:r>
         <w:rPr>
           <w:rStyle w:val="Kommentarzeichen"/>
         </w:rPr>
-        <w:commentReference w:id="44"/>
+        <w:commentReference w:id="45"/>
       </w:r>
     </w:p>
     <w:p>
@@ -10368,6 +10613,7 @@
         </w:rPr>
         <w:t xml:space="preserve"> Each time a new finite time step is reached during the iteration, the current status of the calculation (including the current population) is saved into a file called </w:t>
       </w:r>
+      <w:proofErr w:type="spellStart"/>
       <w:r>
         <w:rPr>
           <w:i/>
@@ -10386,7 +10632,14 @@
         <w:rPr>
           <w:color w:val="auto"/>
         </w:rPr>
-        <w:t>checkpoint.rrk.</w:t>
+        <w:t>checkpoint.rrk</w:t>
+      </w:r>
+      <w:proofErr w:type="spellEnd"/>
+      <w:r>
+        <w:rPr>
+          <w:color w:val="auto"/>
+        </w:rPr>
+        <w:t>.</w:t>
       </w:r>
       <w:r>
         <w:rPr>
@@ -10742,7 +10995,14 @@
           <w:rFonts w:ascii="Courier New" w:hAnsi="Courier New" w:cs="Courier New"/>
           <w:color w:val="auto"/>
         </w:rPr>
-        <w:t>Finite time step at 300 K</w:t>
+        <w:t>Finite time step</w:t>
+      </w:r>
+      <w:r>
+        <w:rPr>
+          <w:rFonts w:ascii="Courier New" w:hAnsi="Courier New" w:cs="Courier New"/>
+          <w:color w:val="auto"/>
+        </w:rPr>
+        <w:t xml:space="preserve"> parameter</w:t>
       </w:r>
       <w:r>
         <w:rPr>
@@ -10910,13 +11170,7 @@
         <w:rPr>
           <w:rFonts w:ascii="Courier New" w:hAnsi="Courier New" w:cs="Courier New"/>
         </w:rPr>
-        <w:t>Size of finite energy element</w:t>
-      </w:r>
-      <w:r>
-        <w:rPr>
-          <w:rFonts w:ascii="Courier New" w:hAnsi="Courier New" w:cs="Courier New"/>
-        </w:rPr>
-        <w:t xml:space="preserve"> in cm-1</w:t>
+        <w:t>Bin size in cm-1</w:t>
       </w:r>
       <w:r>
         <w:rPr>
@@ -11366,7 +11620,21 @@
         <w:rPr>
           <w:color w:val="auto"/>
         </w:rPr>
-        <w:t xml:space="preserve">Are there any “NaN” (Not a Number) instead of an actual number? This means that there are some problems in </w:t>
+        <w:t>Are there any “</w:t>
+      </w:r>
+      <w:proofErr w:type="spellStart"/>
+      <w:r>
+        <w:rPr>
+          <w:color w:val="auto"/>
+        </w:rPr>
+        <w:t>NaN</w:t>
+      </w:r>
+      <w:proofErr w:type="spellEnd"/>
+      <w:r>
+        <w:rPr>
+          <w:color w:val="auto"/>
+        </w:rPr>
+        <w:t xml:space="preserve">” (Not a Number) instead of an actual number? This means that there are some problems in </w:t>
       </w:r>
       <w:r>
         <w:rPr>
@@ -11594,7 +11862,7 @@
           <w:rFonts w:ascii="Courier New" w:hAnsi="Courier New" w:cs="Courier New"/>
           <w:color w:val="auto"/>
         </w:rPr>
-        <w:t>Size of finite energy element in cm-1</w:t>
+        <w:t>Bin size in cm-1</w:t>
       </w:r>
       <w:r>
         <w:rPr>
@@ -11697,8 +11965,10 @@
         <w:rPr>
           <w:color w:val="auto"/>
         </w:rPr>
+        <w:lastRenderedPageBreak/>
         <w:t xml:space="preserve">Explanation of the file </w:t>
       </w:r>
+      <w:proofErr w:type="spellStart"/>
       <w:r>
         <w:rPr>
           <w:i/>
@@ -11713,6 +11983,7 @@
         </w:rPr>
         <w:t>_checkpoint.rrk</w:t>
       </w:r>
+      <w:proofErr w:type="spellEnd"/>
     </w:p>
     <w:p/>
     <w:p>
@@ -11727,6 +11998,7 @@
         </w:rPr>
         <w:t xml:space="preserve">Each time a new finite time step is reached during the iteration, the current status of the calculation (including the current population) is saved into a file called </w:t>
       </w:r>
+      <w:proofErr w:type="spellStart"/>
       <w:r>
         <w:rPr>
           <w:i/>
@@ -11739,7 +12011,14 @@
         <w:rPr>
           <w:color w:val="auto"/>
         </w:rPr>
-        <w:t>_checkpoint.rrk, in the folder where AWARAR is executed or in the provided path</w:t>
+        <w:t>_checkpoint.rrk</w:t>
+      </w:r>
+      <w:proofErr w:type="spellEnd"/>
+      <w:r>
+        <w:rPr>
+          <w:color w:val="auto"/>
+        </w:rPr>
+        <w:t>, in the folder where AWARAR is executed or in the provided path</w:t>
       </w:r>
       <w:r>
         <w:rPr>
@@ -11751,13 +12030,7 @@
         <w:rPr>
           <w:rFonts w:cstheme="minorHAnsi"/>
         </w:rPr>
-        <w:t>(See</w:t>
-      </w:r>
-      <w:r>
-        <w:rPr>
-          <w:rFonts w:cstheme="minorHAnsi"/>
-        </w:rPr>
-        <w:t xml:space="preserve"> </w:t>
+        <w:t xml:space="preserve">(See </w:t>
       </w:r>
       <w:r>
         <w:rPr>
@@ -11799,13 +12072,7 @@
         <w:rPr>
           <w:rFonts w:cstheme="minorHAnsi"/>
         </w:rPr>
-        <w:t xml:space="preserve"> in</w:t>
-      </w:r>
-      <w:r>
-        <w:rPr>
-          <w:rFonts w:cstheme="minorHAnsi"/>
-        </w:rPr>
-        <w:t xml:space="preserve"> chapter “</w:t>
+        <w:t xml:space="preserve"> in chapter “</w:t>
       </w:r>
       <w:r>
         <w:rPr>
@@ -11865,6 +12132,7 @@
         </w:rPr>
         <w:t xml:space="preserve">The file </w:t>
       </w:r>
+      <w:proofErr w:type="spellStart"/>
       <w:r>
         <w:rPr>
           <w:i/>
@@ -11877,7 +12145,14 @@
         <w:rPr>
           <w:color w:val="auto"/>
         </w:rPr>
-        <w:t>_checkpoint.rrk can be opened by AWATAR using the button “Load All”. This can be useful if the calculation was interrupted manually, because it allows to retrieve the information calculated before the interruption.</w:t>
+        <w:t>_checkpoint.rrk</w:t>
+      </w:r>
+      <w:proofErr w:type="spellEnd"/>
+      <w:r>
+        <w:rPr>
+          <w:color w:val="auto"/>
+        </w:rPr>
+        <w:t xml:space="preserve"> can be opened by AWATAR using the button “Load All”. This can be useful if the calculation was interrupted manually, because it allows to retrieve the information calculated before the interruption.</w:t>
       </w:r>
     </w:p>
     <w:p/>
@@ -12038,7 +12313,6 @@
         </w:numPr>
       </w:pPr>
       <w:r>
-        <w:lastRenderedPageBreak/>
         <w:t>Degeneracies and energies of the used wells and TS</w:t>
       </w:r>
     </w:p>
@@ -12087,6 +12361,7 @@
         </w:numPr>
       </w:pPr>
       <w:r>
+        <w:lastRenderedPageBreak/>
         <w:t>DoS for each well</w:t>
       </w:r>
     </w:p>
@@ -12421,7 +12696,23 @@
           <w:rFonts w:cstheme="minorHAnsi"/>
           <w:color w:val="auto"/>
         </w:rPr>
-        <w:t xml:space="preserve">”. If the reached convergence </w:t>
+        <w:t xml:space="preserve">”. If </w:t>
+      </w:r>
+      <w:proofErr w:type="spellStart"/>
+      <w:r>
+        <w:rPr>
+          <w:rFonts w:cstheme="minorHAnsi"/>
+          <w:color w:val="auto"/>
+        </w:rPr>
+        <w:t>the</w:t>
+      </w:r>
+      <w:proofErr w:type="spellEnd"/>
+      <w:r>
+        <w:rPr>
+          <w:rFonts w:cstheme="minorHAnsi"/>
+          <w:color w:val="auto"/>
+        </w:rPr>
+        <w:t xml:space="preserve"> reached convergence </w:t>
       </w:r>
       <w:r>
         <w:rPr>
@@ -12879,7 +13170,6 @@
         <w:rPr>
           <w:color w:val="auto"/>
         </w:rPr>
-        <w:lastRenderedPageBreak/>
         <w:t xml:space="preserve">The populations at the bottom of the file </w:t>
       </w:r>
       <w:r>
@@ -12939,6 +13229,7 @@
         <w:pStyle w:val="berschrift3"/>
       </w:pPr>
       <w:r>
+        <w:lastRenderedPageBreak/>
         <w:t>Using the button “</w:t>
       </w:r>
       <w:r>
@@ -13033,8 +13324,17 @@
           <w:rFonts w:ascii="Courier New" w:hAnsi="Courier New" w:cs="Courier New"/>
           <w:lang w:val="it-IT"/>
         </w:rPr>
-        <w:t xml:space="preserve">         0       0.000000e+000  0.000000e+000</w:t>
-      </w:r>
+        <w:t xml:space="preserve">         0       0.000000e+000  </w:t>
+      </w:r>
+      <w:proofErr w:type="spellStart"/>
+      <w:r>
+        <w:rPr>
+          <w:rFonts w:ascii="Courier New" w:hAnsi="Courier New" w:cs="Courier New"/>
+          <w:lang w:val="it-IT"/>
+        </w:rPr>
+        <w:t>0.000000e+000</w:t>
+      </w:r>
+      <w:proofErr w:type="spellEnd"/>
     </w:p>
     <w:p>
       <w:pPr>
@@ -13200,11 +13500,11 @@
       <w:pPr>
         <w:pStyle w:val="berschrift3"/>
       </w:pPr>
-      <w:bookmarkStart w:id="45" w:name="_Ref193819108"/>
+      <w:bookmarkStart w:id="46" w:name="_Ref193819108"/>
       <w:r>
         <w:t>Options</w:t>
       </w:r>
-      <w:bookmarkEnd w:id="45"/>
+      <w:bookmarkEnd w:id="46"/>
     </w:p>
     <w:p/>
     <w:p>
@@ -13654,7 +13954,14 @@
           <w:rFonts w:ascii="Courier New" w:hAnsi="Courier New" w:cs="Courier New"/>
           <w:color w:val="auto"/>
         </w:rPr>
-        <w:t>Finite time step at 300 K</w:t>
+        <w:t>Finite time step</w:t>
+      </w:r>
+      <w:r>
+        <w:rPr>
+          <w:rFonts w:ascii="Courier New" w:hAnsi="Courier New" w:cs="Courier New"/>
+          <w:color w:val="auto"/>
+        </w:rPr>
+        <w:t xml:space="preserve"> parameter</w:t>
       </w:r>
       <w:r>
         <w:rPr>
@@ -13885,14 +14192,7 @@
         <w:rPr>
           <w:color w:val="auto"/>
         </w:rPr>
-        <w:t xml:space="preserve"> Once the calculation is finished, the results are printed to the panel “Results” and the population can be exported using the button </w:t>
-      </w:r>
-      <w:r>
-        <w:rPr>
-          <w:color w:val="auto"/>
-        </w:rPr>
-        <w:lastRenderedPageBreak/>
-        <w:t>“</w:t>
+        <w:t xml:space="preserve"> Once the calculation is finished, the results are printed to the panel “Results” and the population can be exported using the button “</w:t>
       </w:r>
       <w:r>
         <w:rPr>
@@ -13983,7 +14283,14 @@
           <w:rFonts w:ascii="Courier New" w:hAnsi="Courier New" w:cs="Courier New"/>
           <w:color w:val="auto"/>
         </w:rPr>
-        <w:t>Finite time step at 300 K</w:t>
+        <w:t>Finite time step</w:t>
+      </w:r>
+      <w:r>
+        <w:rPr>
+          <w:rFonts w:ascii="Courier New" w:hAnsi="Courier New" w:cs="Courier New"/>
+          <w:color w:val="auto"/>
+        </w:rPr>
+        <w:t xml:space="preserve"> parameter</w:t>
       </w:r>
       <w:r>
         <w:rPr>
@@ -14050,7 +14357,14 @@
         <w:rPr>
           <w:color w:val="auto"/>
         </w:rPr>
-        <w:t>”. With this button, the new MEM simulation is initialized with the population calculated before.</w:t>
+        <w:t xml:space="preserve">”. With this button, the </w:t>
+      </w:r>
+      <w:r>
+        <w:rPr>
+          <w:color w:val="auto"/>
+        </w:rPr>
+        <w:lastRenderedPageBreak/>
+        <w:t>new MEM simulation is initialized with the population calculated before.</w:t>
       </w:r>
       <w:r>
         <w:rPr>
@@ -14141,17 +14455,17 @@
         <w:pStyle w:val="berschrift1"/>
         <w:spacing w:before="100" w:beforeAutospacing="1" w:after="100" w:afterAutospacing="1"/>
       </w:pPr>
-      <w:bookmarkStart w:id="46" w:name="_Ref193816224"/>
-      <w:bookmarkStart w:id="47" w:name="_Ref193816414"/>
-      <w:bookmarkStart w:id="48" w:name="_Ref193816850"/>
-      <w:bookmarkStart w:id="49" w:name="_Ref193817054"/>
-      <w:bookmarkStart w:id="50" w:name="_Ref193817222"/>
-      <w:bookmarkStart w:id="51" w:name="_Ref193817224"/>
-      <w:bookmarkStart w:id="52" w:name="_Ref193817295"/>
-      <w:bookmarkStart w:id="53" w:name="_Ref193817446"/>
-      <w:bookmarkStart w:id="54" w:name="_Ref193818571"/>
-      <w:bookmarkStart w:id="55" w:name="_Ref193819440"/>
-      <w:bookmarkStart w:id="56" w:name="_Toc195989102"/>
+      <w:bookmarkStart w:id="47" w:name="_Ref193816224"/>
+      <w:bookmarkStart w:id="48" w:name="_Ref193816414"/>
+      <w:bookmarkStart w:id="49" w:name="_Ref193816850"/>
+      <w:bookmarkStart w:id="50" w:name="_Ref193817054"/>
+      <w:bookmarkStart w:id="51" w:name="_Ref193817222"/>
+      <w:bookmarkStart w:id="52" w:name="_Ref193817224"/>
+      <w:bookmarkStart w:id="53" w:name="_Ref193817295"/>
+      <w:bookmarkStart w:id="54" w:name="_Ref193817446"/>
+      <w:bookmarkStart w:id="55" w:name="_Ref193818571"/>
+      <w:bookmarkStart w:id="56" w:name="_Ref193819440"/>
+      <w:bookmarkStart w:id="57" w:name="_Toc206019404"/>
       <w:r>
         <w:t xml:space="preserve">Detailed </w:t>
       </w:r>
@@ -14179,7 +14493,6 @@
       <w:r>
         <w:t>anel</w:t>
       </w:r>
-      <w:bookmarkEnd w:id="46"/>
       <w:bookmarkEnd w:id="47"/>
       <w:bookmarkEnd w:id="48"/>
       <w:bookmarkEnd w:id="49"/>
@@ -14190,6 +14503,7 @@
       <w:bookmarkEnd w:id="54"/>
       <w:bookmarkEnd w:id="55"/>
       <w:bookmarkEnd w:id="56"/>
+      <w:bookmarkEnd w:id="57"/>
     </w:p>
     <w:p>
       <w:pPr>
@@ -14210,7 +14524,21 @@
         <w:rPr>
           <w:rFonts w:ascii="Courier New" w:hAnsi="Courier New" w:cs="Courier New"/>
         </w:rPr>
-        <w:t>;ProgramVersion AWATAR_1.0</w:t>
+        <w:t>;</w:t>
+      </w:r>
+      <w:proofErr w:type="spellStart"/>
+      <w:r>
+        <w:rPr>
+          <w:rFonts w:ascii="Courier New" w:hAnsi="Courier New" w:cs="Courier New"/>
+        </w:rPr>
+        <w:t>ProgramVersion</w:t>
+      </w:r>
+      <w:proofErr w:type="spellEnd"/>
+      <w:r>
+        <w:rPr>
+          <w:rFonts w:ascii="Courier New" w:hAnsi="Courier New" w:cs="Courier New"/>
+        </w:rPr>
+        <w:t xml:space="preserve"> AWATAR_1.0</w:t>
       </w:r>
     </w:p>
     <w:p>
@@ -14225,13 +14553,13 @@
       <w:pPr>
         <w:pStyle w:val="berschrift2"/>
       </w:pPr>
-      <w:bookmarkStart w:id="57" w:name="_Ref193816823"/>
-      <w:bookmarkStart w:id="58" w:name="_Ref193817029"/>
-      <w:bookmarkStart w:id="59" w:name="_Ref193817425"/>
-      <w:bookmarkStart w:id="60" w:name="_Ref193817544"/>
-      <w:bookmarkStart w:id="61" w:name="_Ref193817587"/>
-      <w:bookmarkStart w:id="62" w:name="_Ref193817784"/>
-      <w:bookmarkStart w:id="63" w:name="_Toc195989103"/>
+      <w:bookmarkStart w:id="58" w:name="_Ref193816823"/>
+      <w:bookmarkStart w:id="59" w:name="_Ref193817029"/>
+      <w:bookmarkStart w:id="60" w:name="_Ref193817425"/>
+      <w:bookmarkStart w:id="61" w:name="_Ref193817544"/>
+      <w:bookmarkStart w:id="62" w:name="_Ref193817587"/>
+      <w:bookmarkStart w:id="63" w:name="_Ref193817784"/>
+      <w:bookmarkStart w:id="64" w:name="_Toc206019405"/>
       <w:r>
         <w:t xml:space="preserve">General </w:t>
       </w:r>
@@ -14241,13 +14569,13 @@
       <w:r>
         <w:t>arameters</w:t>
       </w:r>
-      <w:bookmarkEnd w:id="57"/>
       <w:bookmarkEnd w:id="58"/>
       <w:bookmarkEnd w:id="59"/>
       <w:bookmarkEnd w:id="60"/>
       <w:bookmarkEnd w:id="61"/>
       <w:bookmarkEnd w:id="62"/>
       <w:bookmarkEnd w:id="63"/>
+      <w:bookmarkEnd w:id="64"/>
     </w:p>
     <w:p>
       <w:pPr>
@@ -14368,7 +14696,31 @@
         <w:rPr>
           <w:rFonts w:ascii="Courier New" w:hAnsi="Courier New" w:cs="Courier New"/>
         </w:rPr>
-        <w:t xml:space="preserve">     Size of finite energy element in cm-1:                100</w:t>
+        <w:t xml:space="preserve">     </w:t>
+      </w:r>
+      <w:r>
+        <w:rPr>
+          <w:rFonts w:ascii="Courier New" w:hAnsi="Courier New" w:cs="Courier New"/>
+        </w:rPr>
+        <w:t>Bin size</w:t>
+      </w:r>
+      <w:r>
+        <w:rPr>
+          <w:rFonts w:ascii="Courier New" w:hAnsi="Courier New" w:cs="Courier New"/>
+        </w:rPr>
+        <w:t xml:space="preserve"> in cm-1:   </w:t>
+      </w:r>
+      <w:r>
+        <w:rPr>
+          <w:rFonts w:ascii="Courier New" w:hAnsi="Courier New" w:cs="Courier New"/>
+        </w:rPr>
+        <w:t xml:space="preserve">                     </w:t>
+      </w:r>
+      <w:r>
+        <w:rPr>
+          <w:rFonts w:ascii="Courier New" w:hAnsi="Courier New" w:cs="Courier New"/>
+        </w:rPr>
+        <w:t xml:space="preserve">             100</w:t>
       </w:r>
     </w:p>
     <w:p>
@@ -14400,7 +14752,7 @@
       <w:r>
         <w:t xml:space="preserve">Substitute the word </w:t>
       </w:r>
-      <w:bookmarkStart w:id="64" w:name="filename"/>
+      <w:bookmarkStart w:id="65" w:name="filename"/>
       <w:r>
         <w:rPr>
           <w:rFonts w:ascii="Courier" w:hAnsi="Courier" w:cs="Courier"/>
@@ -14408,7 +14760,7 @@
         </w:rPr>
         <w:t>FILENAME</w:t>
       </w:r>
-      <w:bookmarkEnd w:id="64"/>
+      <w:bookmarkEnd w:id="65"/>
       <w:r>
         <w:t xml:space="preserve"> with the name you plan to save the file. During MEM calculations, a file with the name </w:t>
       </w:r>
@@ -14424,6 +14776,7 @@
       <w:r>
         <w:t xml:space="preserve">, and, after usage of the button “Iterative MEM”, a file with the name </w:t>
       </w:r>
+      <w:proofErr w:type="spellStart"/>
       <w:r>
         <w:rPr>
           <w:i/>
@@ -14432,7 +14785,11 @@
         <w:t>filename</w:t>
       </w:r>
       <w:r>
-        <w:t>_checkpoint.rrk are</w:t>
+        <w:t>_checkpoint.rrk</w:t>
+      </w:r>
+      <w:proofErr w:type="spellEnd"/>
+      <w:r>
+        <w:t xml:space="preserve"> are</w:t>
       </w:r>
       <w:r>
         <w:t xml:space="preserve"> generated</w:t>
@@ -14471,7 +14828,7 @@
       <w:r>
         <w:t xml:space="preserve">The </w:t>
       </w:r>
-      <w:bookmarkStart w:id="65" w:name="Frequency_Scale_Factor"/>
+      <w:bookmarkStart w:id="66" w:name="Frequency_Scale_Factor"/>
       <w:r>
         <w:rPr>
           <w:rFonts w:ascii="Courier New" w:hAnsi="Courier New" w:cs="Courier New"/>
@@ -14481,7 +14838,7 @@
       <w:r>
         <w:t xml:space="preserve"> </w:t>
       </w:r>
-      <w:bookmarkEnd w:id="65"/>
+      <w:bookmarkEnd w:id="66"/>
       <w:r>
         <w:t xml:space="preserve">scales vibrational frequencies when reading Gaussian </w:t>
       </w:r>
@@ -14547,7 +14904,7 @@
       <w:r>
         <w:t xml:space="preserve">The </w:t>
       </w:r>
-      <w:bookmarkStart w:id="66" w:name="Energy_range_of_population"/>
+      <w:bookmarkStart w:id="67" w:name="Energy_range_of_population"/>
       <w:r>
         <w:rPr>
           <w:rFonts w:ascii="Courier New" w:hAnsi="Courier New" w:cs="Courier New"/>
@@ -14566,7 +14923,7 @@
         </w:rPr>
         <w:t xml:space="preserve"> </w:t>
       </w:r>
-      <w:bookmarkEnd w:id="66"/>
+      <w:bookmarkEnd w:id="67"/>
       <w:r>
         <w:rPr>
           <w:rFonts w:cstheme="minorHAnsi"/>
@@ -14682,15 +15039,14 @@
         <w:rPr>
           <w:rFonts w:cstheme="minorHAnsi"/>
         </w:rPr>
-        <w:lastRenderedPageBreak/>
         <w:t xml:space="preserve">The </w:t>
       </w:r>
-      <w:bookmarkStart w:id="67" w:name="Size_of_finite_energy_element"/>
-      <w:r>
-        <w:rPr>
-          <w:rFonts w:ascii="Courier New" w:hAnsi="Courier New" w:cs="Courier New"/>
-        </w:rPr>
-        <w:t>Size of finite energy element</w:t>
+      <w:bookmarkStart w:id="68" w:name="Size_of_finite_energy_element"/>
+      <w:r>
+        <w:rPr>
+          <w:rFonts w:ascii="Courier New" w:hAnsi="Courier New" w:cs="Courier New"/>
+        </w:rPr>
+        <w:t>Bin size</w:t>
       </w:r>
       <w:r>
         <w:rPr>
@@ -14698,7 +15054,7 @@
         </w:rPr>
         <w:t xml:space="preserve"> in cm-1</w:t>
       </w:r>
-      <w:bookmarkEnd w:id="67"/>
+      <w:bookmarkEnd w:id="68"/>
       <w:r>
         <w:rPr>
           <w:rFonts w:cstheme="minorHAnsi"/>
@@ -14709,13 +15065,13 @@
         <w:rPr>
           <w:rFonts w:cstheme="minorHAnsi"/>
         </w:rPr>
-        <w:t>bin</w:t>
-      </w:r>
-      <w:r>
-        <w:rPr>
-          <w:rFonts w:cstheme="minorHAnsi"/>
-        </w:rPr>
-        <w:t xml:space="preserve">s, in which the energy range is divided. Smaller </w:t>
+        <w:t>finite energy elements</w:t>
+      </w:r>
+      <w:r>
+        <w:rPr>
+          <w:rFonts w:cstheme="minorHAnsi"/>
+        </w:rPr>
+        <w:t xml:space="preserve">, in which the energy range is divided. Smaller </w:t>
       </w:r>
       <w:r>
         <w:rPr>
@@ -14780,9 +15136,10 @@
         <w:rPr>
           <w:rFonts w:cstheme="minorHAnsi"/>
         </w:rPr>
+        <w:lastRenderedPageBreak/>
         <w:t xml:space="preserve">The </w:t>
       </w:r>
-      <w:bookmarkStart w:id="68" w:name="Energy_quantum_for_BeyerSwinehart"/>
+      <w:bookmarkStart w:id="69" w:name="Energy_quantum_for_BeyerSwinehart"/>
       <w:r>
         <w:rPr>
           <w:rFonts w:ascii="Courier New" w:hAnsi="Courier New" w:cs="Courier New"/>
@@ -14795,7 +15152,7 @@
         </w:rPr>
         <w:t xml:space="preserve"> in cm-1</w:t>
       </w:r>
-      <w:bookmarkEnd w:id="68"/>
+      <w:bookmarkEnd w:id="69"/>
       <w:r>
         <w:rPr>
           <w:rFonts w:cstheme="minorHAnsi"/>
@@ -14878,19 +15235,19 @@
       <w:pPr>
         <w:pStyle w:val="berschrift2"/>
       </w:pPr>
-      <w:bookmarkStart w:id="69" w:name="_Ref193817192"/>
-      <w:bookmarkStart w:id="70" w:name="_Ref193817337"/>
-      <w:bookmarkStart w:id="71" w:name="_Ref193817693"/>
-      <w:bookmarkStart w:id="72" w:name="_Ref193817917"/>
-      <w:bookmarkStart w:id="73" w:name="_Toc195989104"/>
+      <w:bookmarkStart w:id="70" w:name="_Ref193817192"/>
+      <w:bookmarkStart w:id="71" w:name="_Ref193817337"/>
+      <w:bookmarkStart w:id="72" w:name="_Ref193817693"/>
+      <w:bookmarkStart w:id="73" w:name="_Ref193817917"/>
+      <w:bookmarkStart w:id="74" w:name="_Toc206019406"/>
       <w:r>
         <w:t>Reaction channels</w:t>
       </w:r>
-      <w:bookmarkEnd w:id="69"/>
       <w:bookmarkEnd w:id="70"/>
       <w:bookmarkEnd w:id="71"/>
       <w:bookmarkEnd w:id="72"/>
       <w:bookmarkEnd w:id="73"/>
+      <w:bookmarkEnd w:id="74"/>
     </w:p>
     <w:p>
       <w:r>
@@ -15667,7 +16024,6 @@
         <w:rPr>
           <w:b/>
         </w:rPr>
-        <w:lastRenderedPageBreak/>
         <w:t xml:space="preserve">Channels defined from given </w:t>
       </w:r>
       <w:r>
@@ -15702,7 +16058,11 @@
         <w:t>Channel 0 Well 0 TS 0</w:t>
       </w:r>
       <w:r>
-        <w:t>”. Several channels can be defined, each connecting a well with a transition state. The Reaction Channels section could then look for example like this:</w:t>
+        <w:t xml:space="preserve">”. Several channels can be defined, </w:t>
+      </w:r>
+      <w:r>
+        <w:lastRenderedPageBreak/>
+        <w:t>each connecting a well with a transition state. The Reaction Channels section could then look for example like this:</w:t>
       </w:r>
     </w:p>
     <w:p>
@@ -15854,17 +16214,25 @@
       <w:pPr>
         <w:pStyle w:val="berschrift2"/>
       </w:pPr>
-      <w:bookmarkStart w:id="74" w:name="_Ref193818044"/>
-      <w:bookmarkStart w:id="75" w:name="_Ref193818152"/>
-      <w:bookmarkStart w:id="76" w:name="_Ref193819035"/>
-      <w:bookmarkStart w:id="77" w:name="_Toc195989105"/>
-      <w:r>
-        <w:t>Definitions for master equation modeling (MEM)</w:t>
-      </w:r>
-      <w:bookmarkEnd w:id="74"/>
+      <w:bookmarkStart w:id="75" w:name="_Ref193818044"/>
+      <w:bookmarkStart w:id="76" w:name="_Ref193818152"/>
+      <w:bookmarkStart w:id="77" w:name="_Ref193819035"/>
+      <w:bookmarkStart w:id="78" w:name="_Toc206019407"/>
+      <w:r>
+        <w:t xml:space="preserve">Definitions for master equation </w:t>
+      </w:r>
+      <w:proofErr w:type="spellStart"/>
+      <w:r>
+        <w:t>modeling</w:t>
+      </w:r>
+      <w:proofErr w:type="spellEnd"/>
+      <w:r>
+        <w:t xml:space="preserve"> (MEM)</w:t>
+      </w:r>
       <w:bookmarkEnd w:id="75"/>
       <w:bookmarkEnd w:id="76"/>
       <w:bookmarkEnd w:id="77"/>
+      <w:bookmarkEnd w:id="78"/>
     </w:p>
     <w:p/>
     <w:p>
@@ -16017,11 +16385,11 @@
       <w:pPr>
         <w:pStyle w:val="berschrift3"/>
       </w:pPr>
-      <w:bookmarkStart w:id="78" w:name="_Ref193818016"/>
+      <w:bookmarkStart w:id="79" w:name="_Ref193818016"/>
       <w:r>
         <w:t>General MEM parameters</w:t>
       </w:r>
-      <w:bookmarkEnd w:id="78"/>
+      <w:bookmarkEnd w:id="79"/>
     </w:p>
     <w:p>
       <w:r>
@@ -16116,20 +16484,526 @@
         <w:rPr>
           <w:rFonts w:ascii="Courier New" w:hAnsi="Courier New" w:cs="Courier New"/>
         </w:rPr>
-        <w:t xml:space="preserve">       Start temperature in K:                              200</w:t>
-      </w:r>
-    </w:p>
-    <w:p>
-      <w:pPr>
-        <w:rPr>
-          <w:rFonts w:ascii="Courier New" w:hAnsi="Courier New" w:cs="Courier New"/>
-        </w:rPr>
-      </w:pPr>
-      <w:r>
-        <w:rPr>
-          <w:rFonts w:ascii="Courier New" w:hAnsi="Courier New" w:cs="Courier New"/>
-        </w:rPr>
-        <w:t xml:space="preserve">       End temperature in K:                                300</w:t>
+        <w:t xml:space="preserve">       </w:t>
+      </w:r>
+      <w:r>
+        <w:rPr>
+          <w:rFonts w:ascii="Courier New" w:hAnsi="Courier New" w:cs="Courier New"/>
+        </w:rPr>
+        <w:t>Loop starts with</w:t>
+      </w:r>
+      <w:r>
+        <w:rPr>
+          <w:rFonts w:ascii="Courier New" w:hAnsi="Courier New" w:cs="Courier New"/>
+        </w:rPr>
+        <w:t xml:space="preserve"> temperature in K:                   200</w:t>
+      </w:r>
+    </w:p>
+    <w:p>
+      <w:pPr>
+        <w:rPr>
+          <w:rFonts w:ascii="Courier New" w:hAnsi="Courier New" w:cs="Courier New"/>
+        </w:rPr>
+      </w:pPr>
+      <w:r>
+        <w:rPr>
+          <w:rFonts w:ascii="Courier New" w:hAnsi="Courier New" w:cs="Courier New"/>
+        </w:rPr>
+        <w:t xml:space="preserve">       </w:t>
+      </w:r>
+      <w:r>
+        <w:rPr>
+          <w:rFonts w:ascii="Courier New" w:hAnsi="Courier New" w:cs="Courier New"/>
+        </w:rPr>
+        <w:t xml:space="preserve">Loop ends </w:t>
+      </w:r>
+      <w:r>
+        <w:rPr>
+          <w:rFonts w:ascii="Courier New" w:hAnsi="Courier New" w:cs="Courier New"/>
+        </w:rPr>
+        <w:t xml:space="preserve">with </w:t>
+      </w:r>
+      <w:r>
+        <w:rPr>
+          <w:rFonts w:ascii="Courier New" w:hAnsi="Courier New" w:cs="Courier New"/>
+        </w:rPr>
+        <w:t>temperature in K:                     300</w:t>
+      </w:r>
+    </w:p>
+    <w:p>
+      <w:pPr>
+        <w:rPr>
+          <w:rFonts w:ascii="Courier New" w:hAnsi="Courier New" w:cs="Courier New"/>
+        </w:rPr>
+      </w:pPr>
+      <w:r>
+        <w:rPr>
+          <w:rFonts w:ascii="Courier New" w:hAnsi="Courier New" w:cs="Courier New"/>
+        </w:rPr>
+        <w:t xml:space="preserve">       </w:t>
+      </w:r>
+      <w:r>
+        <w:rPr>
+          <w:rFonts w:ascii="Courier New" w:hAnsi="Courier New" w:cs="Courier New"/>
+        </w:rPr>
+        <w:t>Proportion on solid angle of ICR cell window:        0.002</w:t>
+      </w:r>
+    </w:p>
+    <w:p>
+      <w:pPr>
+        <w:rPr>
+          <w:rFonts w:ascii="Courier New" w:hAnsi="Courier New" w:cs="Courier New"/>
+        </w:rPr>
+      </w:pPr>
+      <w:r>
+        <w:rPr>
+          <w:rFonts w:ascii="Courier New" w:hAnsi="Courier New" w:cs="Courier New"/>
+        </w:rPr>
+        <w:t xml:space="preserve">       </w:t>
+      </w:r>
+      <w:r>
+        <w:rPr>
+          <w:rFonts w:ascii="Courier New" w:hAnsi="Courier New" w:cs="Courier New"/>
+        </w:rPr>
+        <w:t>Temperature of ICR cell window</w:t>
+      </w:r>
+      <w:r>
+        <w:rPr>
+          <w:rFonts w:ascii="Courier New" w:hAnsi="Courier New" w:cs="Courier New"/>
+        </w:rPr>
+        <w:t xml:space="preserve"> in K:                 288</w:t>
+      </w:r>
+    </w:p>
+    <w:p/>
+    <w:p>
+      <w:r>
+        <w:t>AWATAR was developed to simulate the blackbody radiation in an ICR cell, where the cell walls can be cooled or warmed to a temperature of interest, except for a small part of the solid angle, which is at room temperature. Typically, experiments are repeated at different temperatures. This experimental setup is reflected in the default settings of the section “</w:t>
+      </w:r>
+      <w:r>
+        <w:rPr>
+          <w:rFonts w:ascii="Courier New" w:hAnsi="Courier New" w:cs="Courier New"/>
+        </w:rPr>
+        <w:t>BIRD parameters</w:t>
+      </w:r>
+      <w:r>
+        <w:t>”. To perform MEM for only one temperature covering the whole solid angle, change the “</w:t>
+      </w:r>
+      <w:r>
+        <w:rPr>
+          <w:rFonts w:ascii="Courier New" w:hAnsi="Courier New" w:cs="Courier New"/>
+        </w:rPr>
+        <w:t>BIRD parameters</w:t>
+      </w:r>
+      <w:r>
+        <w:t>” section as follows:</w:t>
+      </w:r>
+    </w:p>
+    <w:p/>
+    <w:p>
+      <w:pPr>
+        <w:rPr>
+          <w:rFonts w:ascii="Courier New" w:hAnsi="Courier New" w:cs="Courier New"/>
+        </w:rPr>
+      </w:pPr>
+      <w:r>
+        <w:rPr>
+          <w:rFonts w:ascii="Courier New" w:hAnsi="Courier New" w:cs="Courier New"/>
+        </w:rPr>
+        <w:t>;   BIRD parameters:</w:t>
+      </w:r>
+    </w:p>
+    <w:p>
+      <w:pPr>
+        <w:rPr>
+          <w:rFonts w:ascii="Courier New" w:hAnsi="Courier New" w:cs="Courier New"/>
+        </w:rPr>
+      </w:pPr>
+      <w:r>
+        <w:rPr>
+          <w:rFonts w:ascii="Courier New" w:hAnsi="Courier New" w:cs="Courier New"/>
+        </w:rPr>
+        <w:t xml:space="preserve">       </w:t>
+      </w:r>
+      <w:r>
+        <w:rPr>
+          <w:rFonts w:ascii="Courier New" w:hAnsi="Courier New" w:cs="Courier New"/>
+          <w:highlight w:val="yellow"/>
+        </w:rPr>
+        <w:t>Number of temperatures in loop:                      1</w:t>
+      </w:r>
+    </w:p>
+    <w:p>
+      <w:pPr>
+        <w:rPr>
+          <w:rFonts w:ascii="Courier New" w:hAnsi="Courier New" w:cs="Courier New"/>
+        </w:rPr>
+      </w:pPr>
+      <w:r>
+        <w:rPr>
+          <w:rFonts w:ascii="Courier New" w:hAnsi="Courier New" w:cs="Courier New"/>
+        </w:rPr>
+        <w:t xml:space="preserve">       </w:t>
+      </w:r>
+      <w:r>
+        <w:rPr>
+          <w:rFonts w:ascii="Courier New" w:hAnsi="Courier New" w:cs="Courier New"/>
+          <w:highlight w:val="yellow"/>
+        </w:rPr>
+        <w:t>Manual list for temperatures in loop:                x</w:t>
+      </w:r>
+    </w:p>
+    <w:p>
+      <w:pPr>
+        <w:rPr>
+          <w:rFonts w:ascii="Courier New" w:hAnsi="Courier New" w:cs="Courier New"/>
+        </w:rPr>
+      </w:pPr>
+      <w:r>
+        <w:rPr>
+          <w:rFonts w:ascii="Courier New" w:hAnsi="Courier New" w:cs="Courier New"/>
+        </w:rPr>
+        <w:t xml:space="preserve">       </w:t>
+      </w:r>
+      <w:r>
+        <w:rPr>
+          <w:rFonts w:ascii="Courier New" w:hAnsi="Courier New" w:cs="Courier New"/>
+        </w:rPr>
+        <w:t>Loop starts with</w:t>
+      </w:r>
+      <w:r>
+        <w:rPr>
+          <w:rFonts w:ascii="Courier New" w:hAnsi="Courier New" w:cs="Courier New"/>
+        </w:rPr>
+        <w:t xml:space="preserve"> temperature in K:                   200</w:t>
+      </w:r>
+    </w:p>
+    <w:p>
+      <w:pPr>
+        <w:rPr>
+          <w:rFonts w:ascii="Courier New" w:hAnsi="Courier New" w:cs="Courier New"/>
+        </w:rPr>
+      </w:pPr>
+      <w:r>
+        <w:rPr>
+          <w:rFonts w:ascii="Courier New" w:hAnsi="Courier New" w:cs="Courier New"/>
+        </w:rPr>
+        <w:t xml:space="preserve">       Loop ends with temperature in K:                     300</w:t>
+      </w:r>
+    </w:p>
+    <w:p>
+      <w:pPr>
+        <w:rPr>
+          <w:rFonts w:ascii="Courier New" w:hAnsi="Courier New" w:cs="Courier New"/>
+        </w:rPr>
+      </w:pPr>
+      <w:r>
+        <w:rPr>
+          <w:rFonts w:ascii="Courier New" w:hAnsi="Courier New" w:cs="Courier New"/>
+        </w:rPr>
+        <w:t xml:space="preserve">       </w:t>
+      </w:r>
+      <w:r>
+        <w:rPr>
+          <w:rFonts w:ascii="Courier New" w:hAnsi="Courier New" w:cs="Courier New"/>
+          <w:highlight w:val="yellow"/>
+        </w:rPr>
+        <w:t>Proportion on solid angle of ICR cell window:        0</w:t>
+      </w:r>
+    </w:p>
+    <w:p>
+      <w:pPr>
+        <w:rPr>
+          <w:rFonts w:ascii="Courier New" w:hAnsi="Courier New" w:cs="Courier New"/>
+        </w:rPr>
+      </w:pPr>
+      <w:r>
+        <w:rPr>
+          <w:rFonts w:ascii="Courier New" w:hAnsi="Courier New" w:cs="Courier New"/>
+        </w:rPr>
+        <w:t xml:space="preserve">       </w:t>
+      </w:r>
+      <w:r>
+        <w:rPr>
+          <w:rFonts w:ascii="Courier New" w:hAnsi="Courier New" w:cs="Courier New"/>
+        </w:rPr>
+        <w:t>Temperature of ICR cell window</w:t>
+      </w:r>
+      <w:r>
+        <w:rPr>
+          <w:rFonts w:ascii="Courier New" w:hAnsi="Courier New" w:cs="Courier New"/>
+        </w:rPr>
+        <w:t xml:space="preserve"> in K:                 288</w:t>
+      </w:r>
+    </w:p>
+    <w:p/>
+    <w:p>
+      <w:pPr>
+        <w:spacing w:after="0"/>
+        <w:rPr>
+          <w:rFonts w:cstheme="minorHAnsi"/>
+        </w:rPr>
+      </w:pPr>
+      <w:r>
+        <w:lastRenderedPageBreak/>
+        <w:t>whereby x is the temperature of interest in Kelvin. Note, that the semicolon in front of the line “Manual list for temperatures in loop” has been removed.</w:t>
+      </w:r>
+      <w:r>
+        <w:t xml:space="preserve"> </w:t>
+      </w:r>
+      <w:r>
+        <w:rPr>
+          <w:rFonts w:cstheme="minorHAnsi"/>
+        </w:rPr>
+        <w:t xml:space="preserve">The parameters </w:t>
+      </w:r>
+      <w:r>
+        <w:rPr>
+          <w:rFonts w:ascii="Courier New" w:hAnsi="Courier New" w:cs="Courier New"/>
+        </w:rPr>
+        <w:t>Loop starts with</w:t>
+      </w:r>
+      <w:r>
+        <w:rPr>
+          <w:rFonts w:ascii="Courier New" w:hAnsi="Courier New" w:cs="Courier New"/>
+        </w:rPr>
+        <w:t xml:space="preserve"> temperature in K</w:t>
+      </w:r>
+      <w:r>
+        <w:rPr>
+          <w:rFonts w:cstheme="minorHAnsi"/>
+        </w:rPr>
+        <w:t xml:space="preserve"> and </w:t>
+      </w:r>
+      <w:r>
+        <w:rPr>
+          <w:rFonts w:ascii="Courier New" w:hAnsi="Courier New" w:cs="Courier New"/>
+        </w:rPr>
+        <w:t>Loop ends with</w:t>
+      </w:r>
+      <w:r>
+        <w:rPr>
+          <w:rFonts w:ascii="Courier New" w:hAnsi="Courier New" w:cs="Courier New"/>
+        </w:rPr>
+        <w:t xml:space="preserve"> temperature in K</w:t>
+      </w:r>
+      <w:r>
+        <w:rPr>
+          <w:rFonts w:cstheme="minorHAnsi"/>
+        </w:rPr>
+        <w:t xml:space="preserve"> are ignored if the line with the </w:t>
+      </w:r>
+      <w:r>
+        <w:rPr>
+          <w:rFonts w:ascii="Courier New" w:hAnsi="Courier New" w:cs="Courier New"/>
+        </w:rPr>
+        <w:t>Manual list for temperatures in loop</w:t>
+      </w:r>
+      <w:r>
+        <w:rPr>
+          <w:rFonts w:cstheme="minorHAnsi"/>
+        </w:rPr>
+        <w:t xml:space="preserve">  is active.</w:t>
+      </w:r>
+    </w:p>
+    <w:p>
+      <w:pPr>
+        <w:spacing w:after="0"/>
+        <w:rPr>
+          <w:rFonts w:cstheme="minorHAnsi"/>
+        </w:rPr>
+      </w:pPr>
+    </w:p>
+    <w:p>
+      <w:r>
+        <w:t xml:space="preserve">The MEM calculation can also be performed several times in one calculation, varying the environmental temperature. Therefore, augment the </w:t>
+      </w:r>
+      <w:r>
+        <w:rPr>
+          <w:rFonts w:ascii="Courier New" w:hAnsi="Courier New" w:cs="Courier New"/>
+        </w:rPr>
+        <w:t>Number of temperatures in loop</w:t>
+      </w:r>
+      <w:r>
+        <w:t xml:space="preserve"> and list all needed temperatures in the line </w:t>
+      </w:r>
+      <w:r>
+        <w:rPr>
+          <w:rFonts w:ascii="Courier New" w:hAnsi="Courier New" w:cs="Courier New"/>
+        </w:rPr>
+        <w:t>Manual list for temperatures in loop</w:t>
+      </w:r>
+      <w:r>
+        <w:t>, for example:</w:t>
+      </w:r>
+    </w:p>
+    <w:p>
+      <w:pPr>
+        <w:rPr>
+          <w:rFonts w:ascii="Courier New" w:hAnsi="Courier New" w:cs="Courier New"/>
+        </w:rPr>
+      </w:pPr>
+      <w:r>
+        <w:rPr>
+          <w:rFonts w:ascii="Courier New" w:hAnsi="Courier New" w:cs="Courier New"/>
+        </w:rPr>
+        <w:t xml:space="preserve">       Number of temperatures in loop:                      3</w:t>
+      </w:r>
+    </w:p>
+    <w:p>
+      <w:pPr>
+        <w:rPr>
+          <w:rFonts w:ascii="Courier New" w:hAnsi="Courier New" w:cs="Courier New"/>
+        </w:rPr>
+      </w:pPr>
+      <w:r>
+        <w:rPr>
+          <w:rFonts w:ascii="Courier New" w:hAnsi="Courier New" w:cs="Courier New"/>
+        </w:rPr>
+        <w:t xml:space="preserve">       Manual list for temperatures in loop:           200 225 250</w:t>
+      </w:r>
+    </w:p>
+    <w:p>
+      <w:pPr>
+        <w:rPr>
+          <w:rFonts w:cstheme="minorHAnsi"/>
+        </w:rPr>
+      </w:pPr>
+      <w:r>
+        <w:rPr>
+          <w:rFonts w:cstheme="minorHAnsi"/>
+        </w:rPr>
+        <w:t>T</w:t>
+      </w:r>
+      <w:r>
+        <w:rPr>
+          <w:rFonts w:cstheme="minorHAnsi"/>
+        </w:rPr>
+        <w:t xml:space="preserve">he </w:t>
+      </w:r>
+      <w:r>
+        <w:rPr>
+          <w:rFonts w:cstheme="minorHAnsi"/>
+        </w:rPr>
+        <w:t>N</w:t>
+      </w:r>
+      <w:r>
+        <w:rPr>
+          <w:rFonts w:cstheme="minorHAnsi"/>
+        </w:rPr>
+        <w:t>umber of temperatures in loop has to match the numbers of entries in the Manual list for temperatures in loop.</w:t>
+      </w:r>
+    </w:p>
+    <w:p/>
+    <w:p>
+      <w:r>
+        <w:t>Alternatively, AWATAR can calculate several temperatures such, that they are equally spaced in an Arrhenius plot, where the x-axis is the inverse temperature. Therefore, put a semicolon in front of the line “Manual list for temperatures in loop” (as it is the case for the default parameters panel) and use instead the parameters “</w:t>
+      </w:r>
+      <w:r>
+        <w:t>Loop starts with</w:t>
+      </w:r>
+      <w:r>
+        <w:t xml:space="preserve"> temperature in K” and “</w:t>
+      </w:r>
+      <w:r>
+        <w:t>Loop ends with</w:t>
+      </w:r>
+      <w:r>
+        <w:t xml:space="preserve"> temperature in K” to define the temperature range. For example, to calculate 7 datapoints in the range of 250 K to 350 K:</w:t>
+      </w:r>
+    </w:p>
+    <w:p>
+      <w:pPr>
+        <w:rPr>
+          <w:rFonts w:ascii="Courier New" w:hAnsi="Courier New" w:cs="Courier New"/>
+        </w:rPr>
+      </w:pPr>
+      <w:r>
+        <w:rPr>
+          <w:rFonts w:ascii="Courier New" w:hAnsi="Courier New" w:cs="Courier New"/>
+        </w:rPr>
+        <w:t>;   BIRD parameters:</w:t>
+      </w:r>
+    </w:p>
+    <w:p>
+      <w:pPr>
+        <w:rPr>
+          <w:rFonts w:ascii="Courier New" w:hAnsi="Courier New" w:cs="Courier New"/>
+        </w:rPr>
+      </w:pPr>
+      <w:r>
+        <w:rPr>
+          <w:rFonts w:ascii="Courier New" w:hAnsi="Courier New" w:cs="Courier New"/>
+        </w:rPr>
+        <w:t xml:space="preserve">       Number of temperatures in loop:                      7</w:t>
+      </w:r>
+    </w:p>
+    <w:p>
+      <w:pPr>
+        <w:rPr>
+          <w:rFonts w:ascii="Courier New" w:hAnsi="Courier New" w:cs="Courier New"/>
+        </w:rPr>
+      </w:pPr>
+      <w:r>
+        <w:rPr>
+          <w:rFonts w:ascii="Courier New" w:hAnsi="Courier New" w:cs="Courier New"/>
+        </w:rPr>
+        <w:t>;      Manual list for temperatures in loop:     150.00 215.34 250.50</w:t>
+      </w:r>
+    </w:p>
+    <w:p>
+      <w:pPr>
+        <w:rPr>
+          <w:rFonts w:ascii="Courier New" w:hAnsi="Courier New" w:cs="Courier New"/>
+        </w:rPr>
+      </w:pPr>
+      <w:r>
+        <w:rPr>
+          <w:rFonts w:ascii="Courier New" w:hAnsi="Courier New" w:cs="Courier New"/>
+        </w:rPr>
+        <w:t xml:space="preserve">       </w:t>
+      </w:r>
+      <w:r>
+        <w:rPr>
+          <w:rFonts w:ascii="Courier New" w:hAnsi="Courier New" w:cs="Courier New"/>
+        </w:rPr>
+        <w:t>Loop starts with</w:t>
+      </w:r>
+      <w:r>
+        <w:rPr>
+          <w:rFonts w:ascii="Courier New" w:hAnsi="Courier New" w:cs="Courier New"/>
+        </w:rPr>
+        <w:t xml:space="preserve"> temperature in K:                   250</w:t>
+      </w:r>
+    </w:p>
+    <w:p>
+      <w:pPr>
+        <w:rPr>
+          <w:rFonts w:ascii="Courier New" w:hAnsi="Courier New" w:cs="Courier New"/>
+        </w:rPr>
+      </w:pPr>
+      <w:r>
+        <w:rPr>
+          <w:rFonts w:ascii="Courier New" w:hAnsi="Courier New" w:cs="Courier New"/>
+        </w:rPr>
+        <w:t xml:space="preserve">       </w:t>
+      </w:r>
+      <w:r>
+        <w:rPr>
+          <w:rFonts w:ascii="Courier New" w:hAnsi="Courier New" w:cs="Courier New"/>
+        </w:rPr>
+        <w:t>Loop ends with</w:t>
+      </w:r>
+      <w:r>
+        <w:rPr>
+          <w:rFonts w:ascii="Courier New" w:hAnsi="Courier New" w:cs="Courier New"/>
+        </w:rPr>
+        <w:t xml:space="preserve"> temperature in K:                     350</w:t>
+      </w:r>
+    </w:p>
+    <w:p/>
+    <w:p>
+      <w:r>
+        <w:t>The last two parameters of the section “BIRD parameters” can be used to add a part of the solid angle, which is not at the same temperature than the rest. For example,</w:t>
       </w:r>
     </w:p>
     <w:p>
@@ -16155,7 +17029,96 @@
         <w:rPr>
           <w:rFonts w:ascii="Courier New" w:hAnsi="Courier New" w:cs="Courier New"/>
         </w:rPr>
-        <w:t xml:space="preserve">       Room</w:t>
+        <w:t xml:space="preserve">       </w:t>
+      </w:r>
+      <w:r>
+        <w:rPr>
+          <w:rFonts w:ascii="Courier New" w:hAnsi="Courier New" w:cs="Courier New"/>
+        </w:rPr>
+        <w:t>Temperature of ICR cell window</w:t>
+      </w:r>
+      <w:r>
+        <w:rPr>
+          <w:rFonts w:ascii="Courier New" w:hAnsi="Courier New" w:cs="Courier New"/>
+        </w:rPr>
+        <w:t xml:space="preserve"> in K:                 288</w:t>
+      </w:r>
+    </w:p>
+    <w:p>
+      <w:r>
+        <w:t>sets 0.2% of the solid angle to a temperature of 288 K. Note, that this temperature stays the same, if the MEM is performed several times for different environmental temperatures as discussed above.</w:t>
+      </w:r>
+    </w:p>
+    <w:p/>
+    <w:p>
+      <w:r>
+        <w:t xml:space="preserve">The next part of the </w:t>
+      </w:r>
+      <w:r>
+        <w:t>“</w:t>
+      </w:r>
+      <w:r>
+        <w:t>General MEM parameters</w:t>
+      </w:r>
+      <w:r>
+        <w:t>”</w:t>
+      </w:r>
+      <w:r>
+        <w:t xml:space="preserve"> are the </w:t>
+      </w:r>
+      <w:r>
+        <w:t>“</w:t>
+      </w:r>
+      <w:r>
+        <w:t>IRMPD parameters</w:t>
+      </w:r>
+      <w:r>
+        <w:t>”</w:t>
+      </w:r>
+      <w:r>
+        <w:t>: This part looks like this:</w:t>
+      </w:r>
+    </w:p>
+    <w:p>
+      <w:pPr>
+        <w:jc w:val="left"/>
+        <w:rPr>
+          <w:rFonts w:ascii="Courier New" w:hAnsi="Courier New" w:cs="Courier New"/>
+        </w:rPr>
+      </w:pPr>
+      <w:r>
+        <w:rPr>
+          <w:rFonts w:ascii="Courier New" w:hAnsi="Courier New" w:cs="Courier New"/>
+        </w:rPr>
+        <w:t>;  IRMPD parameters:</w:t>
+      </w:r>
+    </w:p>
+    <w:p>
+      <w:pPr>
+        <w:jc w:val="left"/>
+        <w:rPr>
+          <w:rFonts w:ascii="Courier New" w:hAnsi="Courier New" w:cs="Courier New"/>
+        </w:rPr>
+      </w:pPr>
+      <w:r>
+        <w:rPr>
+          <w:rFonts w:ascii="Courier New" w:hAnsi="Courier New" w:cs="Courier New"/>
+        </w:rPr>
+        <w:t xml:space="preserve">       Rate of Photon absorption for Well all in s-1:       0</w:t>
+      </w:r>
+    </w:p>
+    <w:p>
+      <w:pPr>
+        <w:jc w:val="left"/>
+        <w:rPr>
+          <w:rFonts w:ascii="Courier New" w:hAnsi="Courier New" w:cs="Courier New"/>
+        </w:rPr>
+      </w:pPr>
+      <w:r>
+        <w:rPr>
+          <w:rFonts w:ascii="Courier New" w:hAnsi="Courier New" w:cs="Courier New"/>
+        </w:rPr>
+        <w:t>;      Rate of Photon absorption for Well 0 3 7 in s-1:     0</w:t>
       </w:r>
       <w:r>
         <w:rPr>
@@ -16163,582 +17126,286 @@
         </w:rPr>
         <w:t xml:space="preserve"> </w:t>
       </w:r>
-      <w:r>
-        <w:rPr>
-          <w:rFonts w:ascii="Courier New" w:hAnsi="Courier New" w:cs="Courier New"/>
-        </w:rPr>
-        <w:t>temperature in K:                               288</w:t>
-      </w:r>
-    </w:p>
-    <w:p/>
-    <w:p>
-      <w:r>
-        <w:t>AWATAR was developed to simulate the blackbody radiation in an ICR cell, where the cell walls can be cooled or warmed to a temperature of interest, except for a small part of the solid angle, which is at room temperature. Typically, experiments are repeated at different temperatures. This experimental setup is reflected in the default settings of the section “</w:t>
-      </w:r>
-      <w:r>
-        <w:rPr>
-          <w:rFonts w:ascii="Courier New" w:hAnsi="Courier New" w:cs="Courier New"/>
-        </w:rPr>
-        <w:t>BIRD parameters</w:t>
-      </w:r>
-      <w:r>
-        <w:t>”. To perform MEM for only one temperature covering the whole solid angle, change the “</w:t>
-      </w:r>
-      <w:r>
-        <w:rPr>
-          <w:rFonts w:ascii="Courier New" w:hAnsi="Courier New" w:cs="Courier New"/>
-        </w:rPr>
-        <w:t>BIRD parameters</w:t>
-      </w:r>
-      <w:r>
-        <w:t>” section as follows:</w:t>
-      </w:r>
-    </w:p>
-    <w:p/>
-    <w:p>
-      <w:pPr>
-        <w:rPr>
-          <w:rFonts w:ascii="Courier New" w:hAnsi="Courier New" w:cs="Courier New"/>
-        </w:rPr>
-      </w:pPr>
-      <w:r>
-        <w:rPr>
-          <w:rFonts w:ascii="Courier New" w:hAnsi="Courier New" w:cs="Courier New"/>
-        </w:rPr>
-        <w:t>;   BIRD parameters:</w:t>
-      </w:r>
-    </w:p>
-    <w:p>
-      <w:pPr>
-        <w:rPr>
-          <w:rFonts w:ascii="Courier New" w:hAnsi="Courier New" w:cs="Courier New"/>
-        </w:rPr>
-      </w:pPr>
-      <w:r>
-        <w:rPr>
-          <w:rFonts w:ascii="Courier New" w:hAnsi="Courier New" w:cs="Courier New"/>
-        </w:rPr>
-        <w:t xml:space="preserve">       </w:t>
-      </w:r>
-      <w:r>
-        <w:rPr>
-          <w:rFonts w:ascii="Courier New" w:hAnsi="Courier New" w:cs="Courier New"/>
-          <w:highlight w:val="yellow"/>
-        </w:rPr>
-        <w:t>Number of temperatures in loop:                      1</w:t>
-      </w:r>
-    </w:p>
-    <w:p>
-      <w:pPr>
-        <w:rPr>
-          <w:rFonts w:ascii="Courier New" w:hAnsi="Courier New" w:cs="Courier New"/>
-        </w:rPr>
-      </w:pPr>
-      <w:r>
-        <w:rPr>
-          <w:rFonts w:ascii="Courier New" w:hAnsi="Courier New" w:cs="Courier New"/>
-        </w:rPr>
-        <w:t xml:space="preserve">       </w:t>
-      </w:r>
-      <w:r>
-        <w:rPr>
-          <w:rFonts w:ascii="Courier New" w:hAnsi="Courier New" w:cs="Courier New"/>
-          <w:highlight w:val="yellow"/>
-        </w:rPr>
-        <w:t>Manual list for temperatures in loop:                x</w:t>
-      </w:r>
-    </w:p>
-    <w:p>
-      <w:pPr>
-        <w:rPr>
-          <w:rFonts w:ascii="Courier New" w:hAnsi="Courier New" w:cs="Courier New"/>
-        </w:rPr>
-      </w:pPr>
-      <w:r>
-        <w:rPr>
-          <w:rFonts w:ascii="Courier New" w:hAnsi="Courier New" w:cs="Courier New"/>
-        </w:rPr>
-        <w:t xml:space="preserve">       Start temperature in K:                              200</w:t>
-      </w:r>
-    </w:p>
-    <w:p>
-      <w:pPr>
-        <w:rPr>
-          <w:rFonts w:ascii="Courier New" w:hAnsi="Courier New" w:cs="Courier New"/>
-        </w:rPr>
-      </w:pPr>
-      <w:r>
-        <w:rPr>
-          <w:rFonts w:ascii="Courier New" w:hAnsi="Courier New" w:cs="Courier New"/>
-        </w:rPr>
-        <w:t xml:space="preserve">       End temperature in K:                                300</w:t>
-      </w:r>
-    </w:p>
-    <w:p>
-      <w:pPr>
-        <w:rPr>
-          <w:rFonts w:ascii="Courier New" w:hAnsi="Courier New" w:cs="Courier New"/>
-        </w:rPr>
-      </w:pPr>
-      <w:r>
-        <w:rPr>
-          <w:rFonts w:ascii="Courier New" w:hAnsi="Courier New" w:cs="Courier New"/>
-        </w:rPr>
-        <w:t xml:space="preserve">       </w:t>
-      </w:r>
-      <w:r>
-        <w:rPr>
-          <w:rFonts w:ascii="Courier New" w:hAnsi="Courier New" w:cs="Courier New"/>
-          <w:highlight w:val="yellow"/>
-        </w:rPr>
-        <w:t>Proportion on solid angle of ICR cell window:        0</w:t>
-      </w:r>
-    </w:p>
-    <w:p>
-      <w:pPr>
-        <w:rPr>
-          <w:rFonts w:ascii="Courier New" w:hAnsi="Courier New" w:cs="Courier New"/>
-        </w:rPr>
-      </w:pPr>
-      <w:r>
-        <w:rPr>
-          <w:rFonts w:ascii="Courier New" w:hAnsi="Courier New" w:cs="Courier New"/>
-        </w:rPr>
-        <w:lastRenderedPageBreak/>
-        <w:t xml:space="preserve">       Room</w:t>
-      </w:r>
-      <w:r>
-        <w:rPr>
-          <w:rFonts w:ascii="Courier New" w:hAnsi="Courier New" w:cs="Courier New"/>
-        </w:rPr>
+    </w:p>
+    <w:p>
+      <w:pPr>
+        <w:jc w:val="left"/>
+        <w:rPr>
+          <w:rFonts w:ascii="Courier New" w:hAnsi="Courier New" w:cs="Courier New"/>
+        </w:rPr>
+      </w:pPr>
+      <w:r>
+        <w:rPr>
+          <w:rFonts w:ascii="Courier New" w:hAnsi="Courier New" w:cs="Courier New"/>
+        </w:rPr>
+        <w:t xml:space="preserve">   </w:t>
+      </w:r>
+      <w:r>
+        <w:rPr>
+          <w:rFonts w:ascii="Courier New" w:hAnsi="Courier New" w:cs="Courier New"/>
+        </w:rPr>
+        <w:t xml:space="preserve">    </w:t>
+      </w:r>
+      <w:r>
+        <w:rPr>
+          <w:rFonts w:ascii="Courier New" w:hAnsi="Courier New" w:cs="Courier New"/>
+        </w:rPr>
+        <w:t>IRMPD photon energy in cm-1:                         0</w:t>
+      </w:r>
+    </w:p>
+    <w:p>
+      <w:pPr>
+        <w:jc w:val="left"/>
+      </w:pPr>
+    </w:p>
+    <w:p>
+      <w:pPr>
+        <w:jc w:val="left"/>
+      </w:pPr>
+      <w:r>
+        <w:t xml:space="preserve">The default is, that there is no infrared light source included. To model IRMPD, provide </w:t>
+      </w:r>
+      <w:r>
+        <w:t>the photon energy in cm</w:t>
+      </w:r>
+      <w:r>
+        <w:rPr>
+          <w:vertAlign w:val="superscript"/>
+        </w:rPr>
+        <w:t>-1</w:t>
+      </w:r>
+      <w:r>
+        <w:t xml:space="preserve"> and t</w:t>
+      </w:r>
+      <w:r>
+        <w:t>he rate of photon absorption</w:t>
+      </w:r>
+      <w:r>
+        <w:t xml:space="preserve"> in s</w:t>
+      </w:r>
+      <w:r>
+        <w:rPr>
+          <w:vertAlign w:val="superscript"/>
+        </w:rPr>
+        <w:t>-1</w:t>
+      </w:r>
+      <w:r>
         <w:t xml:space="preserve"> </w:t>
       </w:r>
       <w:r>
-        <w:rPr>
-          <w:rFonts w:ascii="Courier New" w:hAnsi="Courier New" w:cs="Courier New"/>
-        </w:rPr>
-        <w:t>temperature in K:                               288</w:t>
-      </w:r>
-    </w:p>
-    <w:p/>
+        <w:t xml:space="preserve">. The rate of photon absorption can be either defined for all wells, using </w:t>
+      </w:r>
+      <w:r>
+        <w:rPr>
+          <w:rFonts w:ascii="Courier New" w:hAnsi="Courier New" w:cs="Courier New"/>
+        </w:rPr>
+        <w:t>Rate of Photon absorption for Well all in s-1</w:t>
+      </w:r>
+      <w:r>
+        <w:rPr>
+          <w:rFonts w:cstheme="minorHAnsi"/>
+        </w:rPr>
+        <w:t>, or well specific, using (if needed several times), the line</w:t>
+      </w:r>
+      <w:r>
+        <w:rPr>
+          <w:rFonts w:cstheme="minorHAnsi"/>
+        </w:rPr>
+        <w:t xml:space="preserve"> </w:t>
+      </w:r>
+      <w:r>
+        <w:rPr>
+          <w:rFonts w:ascii="Courier New" w:hAnsi="Courier New" w:cs="Courier New"/>
+        </w:rPr>
+        <w:t>Rate of Photon absorption for Well 0 3 7 in s-1</w:t>
+      </w:r>
+      <w:r>
+        <w:rPr>
+          <w:rFonts w:cstheme="minorHAnsi"/>
+        </w:rPr>
+        <w:t>. For example:</w:t>
+      </w:r>
+    </w:p>
+    <w:p>
+      <w:pPr>
+        <w:jc w:val="left"/>
+        <w:rPr>
+          <w:rFonts w:ascii="Courier New" w:hAnsi="Courier New" w:cs="Courier New"/>
+        </w:rPr>
+      </w:pPr>
+      <w:r>
+        <w:rPr>
+          <w:rFonts w:ascii="Courier New" w:hAnsi="Courier New" w:cs="Courier New"/>
+        </w:rPr>
+        <w:t xml:space="preserve">      Rate of Photon absorption for Well 0 in s-1:     </w:t>
+      </w:r>
+      <w:r>
+        <w:rPr>
+          <w:rFonts w:ascii="Courier New" w:hAnsi="Courier New" w:cs="Courier New"/>
+        </w:rPr>
+        <w:t>1.3</w:t>
+      </w:r>
+    </w:p>
+    <w:p>
+      <w:pPr>
+        <w:jc w:val="left"/>
+        <w:rPr>
+          <w:rFonts w:ascii="Courier New" w:hAnsi="Courier New" w:cs="Courier New"/>
+        </w:rPr>
+      </w:pPr>
+      <w:r>
+        <w:rPr>
+          <w:rFonts w:ascii="Courier New" w:hAnsi="Courier New" w:cs="Courier New"/>
+        </w:rPr>
+        <w:t xml:space="preserve">      Rate of Photon absorption for Well </w:t>
+      </w:r>
+      <w:r>
+        <w:rPr>
+          <w:rFonts w:ascii="Courier New" w:hAnsi="Courier New" w:cs="Courier New"/>
+        </w:rPr>
+        <w:t>1 2</w:t>
+      </w:r>
+      <w:r>
+        <w:rPr>
+          <w:rFonts w:ascii="Courier New" w:hAnsi="Courier New" w:cs="Courier New"/>
+        </w:rPr>
+        <w:t xml:space="preserve"> in s-1:   </w:t>
+      </w:r>
+      <w:r>
+        <w:rPr>
+          <w:rFonts w:ascii="Courier New" w:hAnsi="Courier New" w:cs="Courier New"/>
+        </w:rPr>
+        <w:t>0.5</w:t>
+      </w:r>
+    </w:p>
+    <w:p>
+      <w:pPr>
+        <w:jc w:val="left"/>
+        <w:rPr>
+          <w:rFonts w:ascii="Courier New" w:hAnsi="Courier New" w:cs="Courier New"/>
+        </w:rPr>
+      </w:pPr>
+      <w:r>
+        <w:rPr>
+          <w:rFonts w:cstheme="minorHAnsi"/>
+        </w:rPr>
+        <w:t>If for one well several rates of photon absorption are defined, only the last one is considered.</w:t>
+      </w:r>
+      <w:r>
+        <w:rPr>
+          <w:rFonts w:ascii="Courier New" w:hAnsi="Courier New" w:cs="Courier New"/>
+        </w:rPr>
+        <w:t xml:space="preserve"> </w:t>
+      </w:r>
+    </w:p>
+    <w:p>
+      <w:pPr>
+        <w:jc w:val="left"/>
+        <w:rPr>
+          <w:rFonts w:ascii="Courier New" w:hAnsi="Courier New" w:cs="Courier New"/>
+        </w:rPr>
+      </w:pPr>
+      <w:r>
+        <w:rPr>
+          <w:rFonts w:ascii="Courier New" w:hAnsi="Courier New" w:cs="Courier New"/>
+        </w:rPr>
+        <w:t xml:space="preserve"> </w:t>
+      </w:r>
+    </w:p>
+    <w:p>
+      <w:pPr>
+        <w:jc w:val="left"/>
+        <w:rPr>
+          <w:rFonts w:cstheme="minorHAnsi"/>
+        </w:rPr>
+      </w:pPr>
+    </w:p>
+    <w:p>
+      <w:pPr>
+        <w:jc w:val="left"/>
+        <w:rPr>
+          <w:rFonts w:cstheme="minorHAnsi"/>
+        </w:rPr>
+      </w:pPr>
+    </w:p>
     <w:p>
       <w:pPr>
         <w:spacing w:after="0"/>
         <w:rPr>
-          <w:rFonts w:cstheme="minorHAnsi"/>
-        </w:rPr>
-      </w:pPr>
-      <w:r>
-        <w:t>whereby x is the temperature of interest in Kelvin. Note, that the semicolon in front of the line “Manual list for temperatures in loop” has been removed.</w:t>
-      </w:r>
-      <w:r>
-        <w:t xml:space="preserve"> </w:t>
-      </w:r>
-      <w:r>
-        <w:rPr>
-          <w:rFonts w:cstheme="minorHAnsi"/>
-        </w:rPr>
-        <w:t xml:space="preserve">The parameters </w:t>
-      </w:r>
-      <w:r>
-        <w:rPr>
-          <w:rFonts w:ascii="Courier New" w:hAnsi="Courier New" w:cs="Courier New"/>
-        </w:rPr>
-        <w:t>Start temperature in K</w:t>
-      </w:r>
-      <w:r>
-        <w:rPr>
-          <w:rFonts w:cstheme="minorHAnsi"/>
-        </w:rPr>
-        <w:t xml:space="preserve"> and </w:t>
-      </w:r>
-      <w:r>
-        <w:rPr>
-          <w:rFonts w:ascii="Courier New" w:hAnsi="Courier New" w:cs="Courier New"/>
-        </w:rPr>
-        <w:t>End temperature in K</w:t>
-      </w:r>
-      <w:r>
-        <w:rPr>
-          <w:rFonts w:cstheme="minorHAnsi"/>
-        </w:rPr>
-        <w:t xml:space="preserve"> are ignored if the line with the </w:t>
-      </w:r>
-      <w:r>
-        <w:rPr>
-          <w:rFonts w:ascii="Courier New" w:hAnsi="Courier New" w:cs="Courier New"/>
-        </w:rPr>
-        <w:t>Manual list for temperatures in loop</w:t>
-      </w:r>
-      <w:r>
-        <w:rPr>
-          <w:rFonts w:cstheme="minorHAnsi"/>
-        </w:rPr>
-        <w:t xml:space="preserve">  is active.</w:t>
-      </w:r>
+          <w:rFonts w:ascii="Courier New" w:hAnsi="Courier New" w:cs="Courier New"/>
+        </w:rPr>
+      </w:pPr>
     </w:p>
     <w:p>
       <w:pPr>
         <w:spacing w:after="0"/>
         <w:rPr>
           <w:rFonts w:cstheme="minorHAnsi"/>
-        </w:rPr>
-      </w:pPr>
-    </w:p>
-    <w:p>
-      <w:r>
-        <w:t xml:space="preserve">The MEM calculation can also be performed several times in one calculation, varying the environmental temperature. Therefore, augment the </w:t>
-      </w:r>
-      <w:r>
-        <w:rPr>
-          <w:rFonts w:ascii="Courier New" w:hAnsi="Courier New" w:cs="Courier New"/>
-        </w:rPr>
-        <w:t>Number of temperatures in loop</w:t>
-      </w:r>
-      <w:r>
-        <w:t xml:space="preserve"> and list all needed temperatures in the line </w:t>
-      </w:r>
-      <w:r>
-        <w:rPr>
-          <w:rFonts w:ascii="Courier New" w:hAnsi="Courier New" w:cs="Courier New"/>
-        </w:rPr>
-        <w:t>Manual list for temperatures in loop</w:t>
-      </w:r>
-      <w:r>
-        <w:t>, for example:</w:t>
-      </w:r>
-    </w:p>
-    <w:p>
-      <w:pPr>
-        <w:rPr>
-          <w:rFonts w:ascii="Courier New" w:hAnsi="Courier New" w:cs="Courier New"/>
-        </w:rPr>
-      </w:pPr>
-      <w:r>
-        <w:rPr>
-          <w:rFonts w:ascii="Courier New" w:hAnsi="Courier New" w:cs="Courier New"/>
-        </w:rPr>
-        <w:t xml:space="preserve">       Number of temperatures in loop:                      3</w:t>
-      </w:r>
-    </w:p>
-    <w:p>
-      <w:pPr>
-        <w:rPr>
-          <w:rFonts w:ascii="Courier New" w:hAnsi="Courier New" w:cs="Courier New"/>
-        </w:rPr>
-      </w:pPr>
-      <w:r>
-        <w:rPr>
-          <w:rFonts w:ascii="Courier New" w:hAnsi="Courier New" w:cs="Courier New"/>
-        </w:rPr>
-        <w:t xml:space="preserve">       Manual list for temperatures in loop:           200 225 250</w:t>
-      </w:r>
-    </w:p>
-    <w:p>
-      <w:pPr>
-        <w:rPr>
-          <w:rFonts w:cstheme="minorHAnsi"/>
-        </w:rPr>
-      </w:pPr>
-      <w:r>
-        <w:rPr>
-          <w:rFonts w:cstheme="minorHAnsi"/>
-        </w:rPr>
-        <w:t>T</w:t>
-      </w:r>
-      <w:r>
-        <w:rPr>
-          <w:rFonts w:cstheme="minorHAnsi"/>
-        </w:rPr>
-        <w:t xml:space="preserve">he </w:t>
-      </w:r>
-      <w:r>
-        <w:rPr>
-          <w:rFonts w:cstheme="minorHAnsi"/>
-        </w:rPr>
-        <w:t>N</w:t>
-      </w:r>
-      <w:r>
-        <w:rPr>
-          <w:rFonts w:cstheme="minorHAnsi"/>
-        </w:rPr>
-        <w:t>umber of temperatures in loop has to match the numbers of entries in the Manual list for temperatures in loop.</w:t>
-      </w:r>
-    </w:p>
-    <w:p/>
-    <w:p>
-      <w:r>
-        <w:t>Alternatively, AWATAR can calculate several temperatures such, that they are equally spaced in an Arrhenius plot, where the x-axis is the inverse temperature. Therefore, put a semicolon in front of the line “Manual list for temperatures in loop” (as it is the case for the default parameters panel) and use instead the parameters “Start temperature in K” and “End temperature in K” to define the temperature range. For example, to calculate 7 datapoints in the range of 250 K to 350 K:</w:t>
-      </w:r>
-    </w:p>
-    <w:p>
-      <w:pPr>
-        <w:rPr>
-          <w:rFonts w:ascii="Courier New" w:hAnsi="Courier New" w:cs="Courier New"/>
-        </w:rPr>
-      </w:pPr>
-      <w:r>
-        <w:rPr>
-          <w:rFonts w:ascii="Courier New" w:hAnsi="Courier New" w:cs="Courier New"/>
-        </w:rPr>
-        <w:t>;   BIRD parameters:</w:t>
-      </w:r>
-    </w:p>
-    <w:p>
-      <w:pPr>
-        <w:rPr>
-          <w:rFonts w:ascii="Courier New" w:hAnsi="Courier New" w:cs="Courier New"/>
-        </w:rPr>
-      </w:pPr>
-      <w:r>
-        <w:rPr>
-          <w:rFonts w:ascii="Courier New" w:hAnsi="Courier New" w:cs="Courier New"/>
-        </w:rPr>
-        <w:t xml:space="preserve">       Number of temperatures in loop:                      7</w:t>
-      </w:r>
-    </w:p>
-    <w:p>
-      <w:pPr>
-        <w:rPr>
-          <w:rFonts w:ascii="Courier New" w:hAnsi="Courier New" w:cs="Courier New"/>
-        </w:rPr>
-      </w:pPr>
-      <w:r>
-        <w:rPr>
-          <w:rFonts w:ascii="Courier New" w:hAnsi="Courier New" w:cs="Courier New"/>
-        </w:rPr>
-        <w:t>;      Manual list for temperatures in loop:     150.00 215.34 250.50</w:t>
-      </w:r>
-    </w:p>
-    <w:p>
-      <w:pPr>
-        <w:rPr>
-          <w:rFonts w:ascii="Courier New" w:hAnsi="Courier New" w:cs="Courier New"/>
-        </w:rPr>
-      </w:pPr>
-      <w:r>
-        <w:rPr>
-          <w:rFonts w:ascii="Courier New" w:hAnsi="Courier New" w:cs="Courier New"/>
-        </w:rPr>
-        <w:t xml:space="preserve">       Start temperature in K:                              250</w:t>
-      </w:r>
-    </w:p>
-    <w:p>
-      <w:pPr>
-        <w:rPr>
-          <w:rFonts w:ascii="Courier New" w:hAnsi="Courier New" w:cs="Courier New"/>
-        </w:rPr>
-      </w:pPr>
-      <w:r>
-        <w:rPr>
-          <w:rFonts w:ascii="Courier New" w:hAnsi="Courier New" w:cs="Courier New"/>
-        </w:rPr>
-        <w:t xml:space="preserve">       End temperature in K:                                350</w:t>
-      </w:r>
-    </w:p>
-    <w:p/>
-    <w:p>
-      <w:r>
-        <w:t>The last two parameters of the section “BIRD parameters” can be used to add a part of the solid angle, which is not at the same temperature than the rest. For example,</w:t>
-      </w:r>
-    </w:p>
-    <w:p>
-      <w:pPr>
-        <w:rPr>
-          <w:rFonts w:ascii="Courier New" w:hAnsi="Courier New" w:cs="Courier New"/>
-        </w:rPr>
-      </w:pPr>
-      <w:r>
-        <w:rPr>
-          <w:rFonts w:ascii="Courier New" w:hAnsi="Courier New" w:cs="Courier New"/>
-        </w:rPr>
-        <w:t xml:space="preserve">       Proportion on solid angle of ICR cell window:        0.002</w:t>
-      </w:r>
-    </w:p>
-    <w:p>
-      <w:pPr>
-        <w:rPr>
-          <w:rFonts w:ascii="Courier New" w:hAnsi="Courier New" w:cs="Courier New"/>
-        </w:rPr>
-      </w:pPr>
-      <w:r>
-        <w:rPr>
-          <w:rFonts w:ascii="Courier New" w:hAnsi="Courier New" w:cs="Courier New"/>
-        </w:rPr>
-        <w:t xml:space="preserve">       Room</w:t>
-      </w:r>
-      <w:r>
-        <w:rPr>
-          <w:rFonts w:ascii="Courier New" w:hAnsi="Courier New" w:cs="Courier New"/>
-        </w:rPr>
-        <w:t xml:space="preserve"> </w:t>
-      </w:r>
-      <w:r>
-        <w:rPr>
-          <w:rFonts w:ascii="Courier New" w:hAnsi="Courier New" w:cs="Courier New"/>
-        </w:rPr>
-        <w:t>temperature in K:                               288</w:t>
-      </w:r>
-    </w:p>
-    <w:p>
-      <w:r>
-        <w:t>sets 0.2% of the solid angle to a temperature of 288 K. Note, that this temperature stays the same, if the MEM is performed several times for different environmental temperatures as discussed above.</w:t>
-      </w:r>
-    </w:p>
-    <w:p/>
-    <w:p>
-      <w:r>
-        <w:t xml:space="preserve">The next part of the </w:t>
-      </w:r>
-      <w:r>
-        <w:t>“</w:t>
-      </w:r>
-      <w:r>
-        <w:t>General MEM parameters</w:t>
-      </w:r>
-      <w:r>
+          <w:color w:val="auto"/>
+        </w:rPr>
+      </w:pPr>
+      <w:r>
+        <w:rPr>
+          <w:rFonts w:cstheme="minorHAnsi"/>
+          <w:color w:val="auto"/>
+        </w:rPr>
+        <w:t>Finally, there is the parameter “</w:t>
+      </w:r>
+      <w:bookmarkStart w:id="80" w:name="Finite_time_step_at_300K"/>
+      <w:r>
+        <w:rPr>
+          <w:rFonts w:ascii="Courier New" w:hAnsi="Courier New" w:cs="Courier New"/>
+          <w:color w:val="auto"/>
+        </w:rPr>
+        <w:t>Finite time step</w:t>
+      </w:r>
+      <w:r>
+        <w:rPr>
+          <w:rFonts w:ascii="Courier New" w:hAnsi="Courier New" w:cs="Courier New"/>
+          <w:color w:val="auto"/>
+        </w:rPr>
+        <w:t xml:space="preserve"> parameter</w:t>
+      </w:r>
+      <w:bookmarkEnd w:id="80"/>
+      <w:r>
+        <w:rPr>
+          <w:rFonts w:cstheme="minorHAnsi"/>
+          <w:color w:val="auto"/>
+        </w:rPr>
         <w:t>”</w:t>
       </w:r>
       <w:r>
-        <w:t xml:space="preserve"> are the </w:t>
-      </w:r>
-      <w:r>
-        <w:t>“</w:t>
-      </w:r>
-      <w:r>
-        <w:t>IRMPD parameters</w:t>
-      </w:r>
-      <w:r>
-        <w:t>”</w:t>
-      </w:r>
-      <w:r>
-        <w:t>: This part looks like this:</w:t>
-      </w:r>
-    </w:p>
-    <w:p>
-      <w:pPr>
-        <w:rPr>
-          <w:rFonts w:ascii="Courier New" w:hAnsi="Courier New" w:cs="Courier New"/>
-        </w:rPr>
-      </w:pPr>
-      <w:r>
-        <w:rPr>
-          <w:rFonts w:ascii="Courier New" w:hAnsi="Courier New" w:cs="Courier New"/>
-        </w:rPr>
-        <w:t>;  IRMPD parameters:</w:t>
-      </w:r>
-    </w:p>
-    <w:p>
-      <w:pPr>
-        <w:rPr>
-          <w:rFonts w:ascii="Courier New" w:hAnsi="Courier New" w:cs="Courier New"/>
-        </w:rPr>
-      </w:pPr>
-      <w:r>
-        <w:rPr>
-          <w:rFonts w:ascii="Courier New" w:hAnsi="Courier New" w:cs="Courier New"/>
-        </w:rPr>
-        <w:t xml:space="preserve">       Rate of photon absorption in s-1:                    0</w:t>
-      </w:r>
-    </w:p>
-    <w:p>
-      <w:pPr>
-        <w:rPr>
-          <w:rFonts w:ascii="Courier New" w:hAnsi="Courier New" w:cs="Courier New"/>
-        </w:rPr>
-      </w:pPr>
-      <w:r>
-        <w:rPr>
-          <w:rFonts w:ascii="Courier New" w:hAnsi="Courier New" w:cs="Courier New"/>
-        </w:rPr>
-        <w:t xml:space="preserve">       IRMPD photon energy in cm-1:                         0</w:t>
-      </w:r>
-    </w:p>
-    <w:p>
-      <w:r>
-        <w:t>The default is, that there is no infrared light source included. To model IRMPD, provide the rate of photon absorption</w:t>
-      </w:r>
-      <w:r>
-        <w:t xml:space="preserve"> in s</w:t>
-      </w:r>
-      <w:r>
-        <w:rPr>
-          <w:vertAlign w:val="superscript"/>
-        </w:rPr>
-        <w:t>-1</w:t>
-      </w:r>
-      <w:r>
-        <w:t xml:space="preserve"> and the photon energy in cm</w:t>
-      </w:r>
-      <w:r>
-        <w:rPr>
-          <w:vertAlign w:val="superscript"/>
-        </w:rPr>
-        <w:t>-1</w:t>
-      </w:r>
-      <w:r>
-        <w:t>.</w:t>
+        <w:rPr>
+          <w:rFonts w:cstheme="minorHAnsi"/>
+          <w:color w:val="auto"/>
+        </w:rPr>
+        <w:t>:</w:t>
       </w:r>
     </w:p>
     <w:p>
       <w:pPr>
         <w:spacing w:after="0"/>
         <w:rPr>
-          <w:rFonts w:ascii="Courier New" w:hAnsi="Courier New" w:cs="Courier New"/>
-        </w:rPr>
-      </w:pPr>
-    </w:p>
-    <w:p>
-      <w:pPr>
-        <w:spacing w:after="0"/>
-        <w:rPr>
-          <w:rFonts w:cstheme="minorHAnsi"/>
-          <w:color w:val="auto"/>
-        </w:rPr>
-      </w:pPr>
-      <w:r>
-        <w:rPr>
-          <w:rFonts w:cstheme="minorHAnsi"/>
-          <w:color w:val="auto"/>
-        </w:rPr>
-        <w:t>Finally, there is the parameter “</w:t>
-      </w:r>
-      <w:bookmarkStart w:id="79" w:name="Finite_time_step_at_300K"/>
-      <w:r>
-        <w:rPr>
-          <w:rFonts w:ascii="Courier New" w:hAnsi="Courier New" w:cs="Courier New"/>
-          <w:color w:val="auto"/>
-        </w:rPr>
-        <w:t>Finite time step at 300 K</w:t>
-      </w:r>
-      <w:bookmarkEnd w:id="79"/>
-      <w:r>
-        <w:rPr>
-          <w:rFonts w:cstheme="minorHAnsi"/>
-          <w:color w:val="auto"/>
-        </w:rPr>
-        <w:t>”</w:t>
-      </w:r>
-      <w:r>
-        <w:rPr>
-          <w:rFonts w:cstheme="minorHAnsi"/>
-          <w:color w:val="auto"/>
-        </w:rPr>
-        <w:t>:</w:t>
-      </w:r>
-    </w:p>
-    <w:p>
-      <w:pPr>
-        <w:spacing w:after="0"/>
-        <w:rPr>
-          <w:rFonts w:cstheme="minorHAnsi"/>
-        </w:rPr>
-      </w:pPr>
-      <w:r>
-        <w:rPr>
-          <w:rFonts w:ascii="Courier New" w:hAnsi="Courier New" w:cs="Courier New"/>
-        </w:rPr>
-        <w:t xml:space="preserve">   Finite time step at 300 K:                               0.00001         </w:t>
+          <w:rFonts w:cstheme="minorHAnsi"/>
+        </w:rPr>
+      </w:pPr>
+      <w:r>
+        <w:rPr>
+          <w:rFonts w:ascii="Courier New" w:hAnsi="Courier New" w:cs="Courier New"/>
+        </w:rPr>
+        <w:t xml:space="preserve">   Finite time step </w:t>
+      </w:r>
+      <w:r>
+        <w:rPr>
+          <w:rFonts w:ascii="Courier New" w:hAnsi="Courier New" w:cs="Courier New"/>
+        </w:rPr>
+        <w:t>parameter</w:t>
+      </w:r>
+      <w:r>
+        <w:rPr>
+          <w:rFonts w:ascii="Courier New" w:hAnsi="Courier New" w:cs="Courier New"/>
+        </w:rPr>
+        <w:t xml:space="preserve">:                          0.00001         </w:t>
       </w:r>
     </w:p>
     <w:p>
@@ -16865,7 +17532,23 @@
           <w:rFonts w:cstheme="minorHAnsi"/>
           <w:color w:val="auto"/>
         </w:rPr>
-        <w:t>, i. e.</w:t>
+        <w:t xml:space="preserve">, </w:t>
+      </w:r>
+      <w:proofErr w:type="spellStart"/>
+      <w:r>
+        <w:rPr>
+          <w:rFonts w:cstheme="minorHAnsi"/>
+          <w:color w:val="auto"/>
+        </w:rPr>
+        <w:t>i</w:t>
+      </w:r>
+      <w:proofErr w:type="spellEnd"/>
+      <w:r>
+        <w:rPr>
+          <w:rFonts w:cstheme="minorHAnsi"/>
+          <w:color w:val="auto"/>
+        </w:rPr>
+        <w:t>. e.</w:t>
       </w:r>
       <w:r>
         <w:rPr>
@@ -16928,7 +17611,14 @@
           <w:rFonts w:ascii="Courier New" w:hAnsi="Courier New" w:cs="Courier New"/>
           <w:color w:val="auto"/>
         </w:rPr>
-        <w:t>Finite time step at 300 K</w:t>
+        <w:t xml:space="preserve">Finite time step </w:t>
+      </w:r>
+      <w:r>
+        <w:rPr>
+          <w:rFonts w:ascii="Courier New" w:hAnsi="Courier New" w:cs="Courier New"/>
+          <w:color w:val="auto"/>
+        </w:rPr>
+        <w:t>parameter</w:t>
       </w:r>
       <w:r>
         <w:rPr>
@@ -16942,16 +17632,9 @@
           <w:rFonts w:cstheme="minorHAnsi"/>
           <w:color w:val="auto"/>
         </w:rPr>
-        <w:t xml:space="preserve">  </w:t>
-      </w:r>
-      <w:r>
-        <w:rPr>
-          <w:rFonts w:cstheme="minorHAnsi"/>
-          <w:color w:val="auto"/>
-        </w:rPr>
-        <w:t xml:space="preserve"> should be </w:t>
-      </w:r>
-      <w:commentRangeStart w:id="80"/>
+        <w:t xml:space="preserve">should be </w:t>
+      </w:r>
+      <w:commentRangeStart w:id="81"/>
       <w:r>
         <w:rPr>
           <w:rFonts w:cstheme="minorHAnsi"/>
@@ -16959,12 +17642,12 @@
         </w:rPr>
         <w:t>as small as possible</w:t>
       </w:r>
-      <w:commentRangeEnd w:id="80"/>
+      <w:commentRangeEnd w:id="81"/>
       <w:r>
         <w:rPr>
           <w:rStyle w:val="Kommentarzeichen"/>
         </w:rPr>
-        <w:commentReference w:id="80"/>
+        <w:commentReference w:id="81"/>
       </w:r>
       <w:r>
         <w:rPr>
@@ -17053,15 +17736,7 @@
           <w:rFonts w:cstheme="minorHAnsi"/>
           <w:color w:val="auto"/>
         </w:rPr>
-        <w:t xml:space="preserve">This can be done manually, </w:t>
-      </w:r>
-      <w:r>
-        <w:rPr>
-          <w:rFonts w:cstheme="minorHAnsi"/>
-          <w:color w:val="auto"/>
-        </w:rPr>
-        <w:lastRenderedPageBreak/>
-        <w:t xml:space="preserve">by using the parameter </w:t>
+        <w:t xml:space="preserve">This can be done manually, by using the parameter </w:t>
       </w:r>
       <w:r>
         <w:rPr>
@@ -17075,7 +17750,14 @@
           <w:rFonts w:ascii="Courier New" w:hAnsi="Courier New" w:cs="Courier New"/>
           <w:color w:val="auto"/>
         </w:rPr>
-        <w:t>Finite time step at 300 K</w:t>
+        <w:t xml:space="preserve">Finite time step </w:t>
+      </w:r>
+      <w:r>
+        <w:rPr>
+          <w:rFonts w:ascii="Courier New" w:hAnsi="Courier New" w:cs="Courier New"/>
+          <w:color w:val="auto"/>
+        </w:rPr>
+        <w:t>parameter</w:t>
       </w:r>
       <w:r>
         <w:rPr>
@@ -17145,21 +17827,35 @@
           <w:rFonts w:ascii="Courier New" w:hAnsi="Courier New" w:cs="Courier New"/>
           <w:color w:val="auto"/>
         </w:rPr>
-        <w:t>Finite time step at 300 K</w:t>
-      </w:r>
-      <w:r>
-        <w:rPr>
-          <w:rFonts w:cstheme="minorHAnsi"/>
-          <w:color w:val="auto"/>
-        </w:rPr>
-        <w:t xml:space="preserve">” </w:t>
-      </w:r>
-      <w:r>
-        <w:rPr>
-          <w:rFonts w:cstheme="minorHAnsi"/>
-          <w:color w:val="auto"/>
-        </w:rPr>
-        <w:t xml:space="preserve">  defines the finite time step for an environmental temperature of 300 K, </w:t>
+        <w:t xml:space="preserve">Finite time step </w:t>
+      </w:r>
+      <w:r>
+        <w:rPr>
+          <w:rFonts w:ascii="Courier New" w:hAnsi="Courier New" w:cs="Courier New"/>
+          <w:color w:val="auto"/>
+        </w:rPr>
+        <w:t>parameter</w:t>
+      </w:r>
+      <w:r>
+        <w:rPr>
+          <w:rFonts w:cstheme="minorHAnsi"/>
+          <w:color w:val="auto"/>
+        </w:rPr>
+        <w:t>”</w:t>
+      </w:r>
+      <w:r>
+        <w:rPr>
+          <w:rFonts w:cstheme="minorHAnsi"/>
+          <w:color w:val="auto"/>
+        </w:rPr>
+        <w:t xml:space="preserve"> </w:t>
+      </w:r>
+      <w:r>
+        <w:rPr>
+          <w:rFonts w:cstheme="minorHAnsi"/>
+          <w:color w:val="auto"/>
+        </w:rPr>
+        <w:t xml:space="preserve">is for real time MEM equal to the finite time step </w:t>
       </w:r>
       <w:r>
         <w:rPr>
@@ -17174,23 +17870,29 @@
         <w:rPr>
           <w:rFonts w:cstheme="minorHAnsi"/>
           <w:color w:val="auto"/>
-          <w:vertAlign w:val="subscript"/>
-        </w:rPr>
-        <w:t>300K</w:t>
-      </w:r>
-      <w:r>
-        <w:rPr>
-          <w:rFonts w:cstheme="minorHAnsi"/>
-          <w:color w:val="auto"/>
-        </w:rPr>
-        <w:t xml:space="preserve">. </w:t>
-      </w:r>
-      <w:r>
-        <w:rPr>
-          <w:rFonts w:cstheme="minorHAnsi"/>
-          <w:color w:val="auto"/>
-        </w:rPr>
-        <w:t>For real time MEM, this time step is used for all environmental temperatures. For iterative MEM however</w:t>
+        </w:rPr>
+        <w:t xml:space="preserve"> for all temperatures. </w:t>
+      </w:r>
+      <w:r>
+        <w:rPr>
+          <w:rFonts w:cstheme="minorHAnsi"/>
+          <w:color w:val="auto"/>
+        </w:rPr>
+        <w:t xml:space="preserve">For </w:t>
+      </w:r>
+      <w:r>
+        <w:rPr>
+          <w:rFonts w:cstheme="minorHAnsi"/>
+          <w:color w:val="auto"/>
+        </w:rPr>
+        <w:t>steady state</w:t>
+      </w:r>
+      <w:r>
+        <w:rPr>
+          <w:rFonts w:cstheme="minorHAnsi"/>
+          <w:color w:val="auto"/>
+        </w:rPr>
+        <w:t xml:space="preserve"> MEM however</w:t>
       </w:r>
       <w:r>
         <w:rPr>
@@ -17211,7 +17913,49 @@
           <w:rFonts w:cstheme="minorHAnsi"/>
           <w:color w:val="auto"/>
         </w:rPr>
-        <w:t xml:space="preserve">AWATAR adapts the used finite time step </w:t>
+        <w:t xml:space="preserve">the </w:t>
+      </w:r>
+      <w:r>
+        <w:rPr>
+          <w:rFonts w:cstheme="minorHAnsi"/>
+          <w:color w:val="auto"/>
+        </w:rPr>
+        <w:t>“</w:t>
+      </w:r>
+      <w:r>
+        <w:rPr>
+          <w:rFonts w:ascii="Courier New" w:hAnsi="Courier New" w:cs="Courier New"/>
+          <w:color w:val="auto"/>
+        </w:rPr>
+        <w:t xml:space="preserve">Finite time step </w:t>
+      </w:r>
+      <w:r>
+        <w:rPr>
+          <w:rFonts w:ascii="Courier New" w:hAnsi="Courier New" w:cs="Courier New"/>
+          <w:color w:val="auto"/>
+        </w:rPr>
+        <w:t>parameter</w:t>
+      </w:r>
+      <w:r>
+        <w:rPr>
+          <w:rFonts w:cstheme="minorHAnsi"/>
+          <w:color w:val="auto"/>
+        </w:rPr>
+        <w:t xml:space="preserve">” </w:t>
+      </w:r>
+      <w:r>
+        <w:rPr>
+          <w:rFonts w:cstheme="minorHAnsi"/>
+          <w:color w:val="auto"/>
+        </w:rPr>
+        <w:t>is</w:t>
+      </w:r>
+      <w:r>
+        <w:rPr>
+          <w:rFonts w:cstheme="minorHAnsi"/>
+          <w:color w:val="auto"/>
+        </w:rPr>
+        <w:t xml:space="preserve"> the finite time step for an environmental temperature of 300 K, </w:t>
       </w:r>
       <w:r>
         <w:rPr>
@@ -17226,17 +17970,71 @@
         <w:rPr>
           <w:rFonts w:cstheme="minorHAnsi"/>
           <w:color w:val="auto"/>
-        </w:rPr>
-        <w:t xml:space="preserve"> to the used environmental temperature t</w:t>
-      </w:r>
-      <w:r>
-        <w:rPr>
-          <w:rFonts w:cstheme="minorHAnsi"/>
-          <w:color w:val="auto"/>
           <w:vertAlign w:val="subscript"/>
         </w:rPr>
+        <w:t>300K</w:t>
+      </w:r>
+      <w:r>
+        <w:rPr>
+          <w:rFonts w:cstheme="minorHAnsi"/>
+          <w:color w:val="auto"/>
+        </w:rPr>
+        <w:t xml:space="preserve">. </w:t>
+      </w:r>
+      <w:r>
+        <w:rPr>
+          <w:rFonts w:cstheme="minorHAnsi"/>
+          <w:color w:val="auto"/>
+        </w:rPr>
+        <w:t>AWATAR</w:t>
+      </w:r>
+      <w:r>
+        <w:rPr>
+          <w:rFonts w:cstheme="minorHAnsi"/>
+          <w:color w:val="auto"/>
+        </w:rPr>
+        <w:t xml:space="preserve"> then</w:t>
+      </w:r>
+      <w:r>
+        <w:rPr>
+          <w:rFonts w:cstheme="minorHAnsi"/>
+          <w:color w:val="auto"/>
+        </w:rPr>
+        <w:t xml:space="preserve"> adapts the used finite time step </w:t>
+      </w:r>
+      <w:r>
+        <w:rPr>
+          <w:rFonts w:cstheme="minorHAnsi"/>
+          <w:i/>
+          <w:iCs/>
+          <w:color w:val="auto"/>
+        </w:rPr>
+        <w:t>dt</w:t>
+      </w:r>
+      <w:r>
+        <w:rPr>
+          <w:rFonts w:cstheme="minorHAnsi"/>
+          <w:color w:val="auto"/>
+        </w:rPr>
+        <w:t xml:space="preserve"> to the used environmental temperature </w:t>
+      </w:r>
+      <w:proofErr w:type="spellStart"/>
+      <w:r>
+        <w:rPr>
+          <w:rFonts w:cstheme="minorHAnsi"/>
+          <w:color w:val="auto"/>
+        </w:rPr>
+        <w:t>t</w:t>
+      </w:r>
+      <w:r>
+        <w:rPr>
+          <w:rFonts w:cstheme="minorHAnsi"/>
+          <w:color w:val="auto"/>
+          <w:vertAlign w:val="subscript"/>
+        </w:rPr>
         <w:t>amb</w:t>
       </w:r>
+      <w:proofErr w:type="spellEnd"/>
       <w:r>
         <w:rPr>
           <w:rFonts w:cstheme="minorHAnsi"/>
@@ -17420,11 +18218,11 @@
       <w:pPr>
         <w:pStyle w:val="berschrift3"/>
       </w:pPr>
-      <w:bookmarkStart w:id="81" w:name="_Ref193818129"/>
+      <w:bookmarkStart w:id="82" w:name="_Ref193818129"/>
       <w:r>
         <w:t>Real time MEM parameters</w:t>
       </w:r>
-      <w:bookmarkEnd w:id="81"/>
+      <w:bookmarkEnd w:id="82"/>
     </w:p>
     <w:p>
       <w:r>
@@ -17552,14 +18350,14 @@
       <w:r>
         <w:t>For the performance of real time MEM, the parameter “</w:t>
       </w:r>
-      <w:bookmarkStart w:id="82" w:name="Run_MEM_in_real_time"/>
+      <w:bookmarkStart w:id="83" w:name="Run_MEM_in_real_time"/>
       <w:r>
         <w:rPr>
           <w:rFonts w:ascii="Courier New" w:hAnsi="Courier New" w:cs="Courier New"/>
         </w:rPr>
         <w:t>Run MEM in real time</w:t>
       </w:r>
-      <w:bookmarkEnd w:id="82"/>
+      <w:bookmarkEnd w:id="83"/>
       <w:r>
         <w:t>” has to be set to YES. If the steady state of a population should be calculated (</w:t>
       </w:r>
@@ -17814,14 +18612,15 @@
       <w:pPr>
         <w:pStyle w:val="berschrift3"/>
       </w:pPr>
-      <w:bookmarkStart w:id="83" w:name="_Ref193818999"/>
-      <w:r>
+      <w:bookmarkStart w:id="84" w:name="_Ref193818999"/>
+      <w:r>
+        <w:lastRenderedPageBreak/>
         <w:t>Steady state</w:t>
       </w:r>
       <w:r>
         <w:t xml:space="preserve"> MEM parameters</w:t>
       </w:r>
-      <w:bookmarkEnd w:id="83"/>
+      <w:bookmarkEnd w:id="84"/>
     </w:p>
     <w:p>
       <w:pPr>
@@ -17920,14 +18719,14 @@
         </w:rPr>
         <w:t xml:space="preserve">       </w:t>
       </w:r>
-      <w:bookmarkStart w:id="84" w:name="Minimum_time_step_at_300K"/>
+      <w:bookmarkStart w:id="85" w:name="Minimum_time_step_at_300K"/>
       <w:r>
         <w:rPr>
           <w:rFonts w:ascii="Courier New" w:hAnsi="Courier New" w:cs="Courier New"/>
         </w:rPr>
         <w:t>Minimum time step at 300 K</w:t>
       </w:r>
-      <w:bookmarkEnd w:id="84"/>
+      <w:bookmarkEnd w:id="85"/>
       <w:r>
         <w:rPr>
           <w:rFonts w:ascii="Courier New" w:hAnsi="Courier New" w:cs="Courier New"/>
@@ -17960,14 +18759,14 @@
         </w:rPr>
         <w:t xml:space="preserve">       </w:t>
       </w:r>
-      <w:bookmarkStart w:id="85" w:name="Minimum_number_of_iterations"/>
+      <w:bookmarkStart w:id="86" w:name="Minimum_number_of_iterations"/>
       <w:r>
         <w:rPr>
           <w:rFonts w:ascii="Courier New" w:hAnsi="Courier New" w:cs="Courier New"/>
         </w:rPr>
         <w:t>Minimum number of iterations</w:t>
       </w:r>
-      <w:bookmarkEnd w:id="85"/>
+      <w:bookmarkEnd w:id="86"/>
       <w:r>
         <w:rPr>
           <w:rFonts w:ascii="Courier New" w:hAnsi="Courier New" w:cs="Courier New"/>
@@ -17988,14 +18787,14 @@
         </w:rPr>
         <w:t xml:space="preserve">       </w:t>
       </w:r>
-      <w:bookmarkStart w:id="86" w:name="Convergence_parameter"/>
+      <w:bookmarkStart w:id="87" w:name="Convergence_parameter"/>
       <w:r>
         <w:rPr>
           <w:rFonts w:ascii="Courier New" w:hAnsi="Courier New" w:cs="Courier New"/>
         </w:rPr>
         <w:t>Convergence parameter</w:t>
       </w:r>
-      <w:bookmarkEnd w:id="86"/>
+      <w:bookmarkEnd w:id="87"/>
       <w:r>
         <w:rPr>
           <w:rFonts w:ascii="Courier New" w:hAnsi="Courier New" w:cs="Courier New"/>
@@ -18078,14 +18877,7 @@
         <w:rPr>
           <w:rFonts w:cstheme="minorHAnsi"/>
         </w:rPr>
-        <w:t xml:space="preserve">while the </w:t>
-      </w:r>
-      <w:r>
-        <w:rPr>
-          <w:rFonts w:cstheme="minorHAnsi"/>
-        </w:rPr>
-        <w:lastRenderedPageBreak/>
-        <w:t>“</w:t>
+        <w:t>while the “</w:t>
       </w:r>
       <w:r>
         <w:rPr>
@@ -18591,15 +19383,15 @@
       <w:pPr>
         <w:pStyle w:val="berschrift2"/>
       </w:pPr>
-      <w:bookmarkStart w:id="87" w:name="_Ref193816271"/>
-      <w:bookmarkStart w:id="88" w:name="_Ref193816395"/>
-      <w:bookmarkStart w:id="89" w:name="_Toc195989106"/>
+      <w:bookmarkStart w:id="88" w:name="_Ref193816271"/>
+      <w:bookmarkStart w:id="89" w:name="_Ref193816395"/>
+      <w:bookmarkStart w:id="90" w:name="_Toc206019408"/>
       <w:r>
         <w:t>Fit parameters</w:t>
       </w:r>
-      <w:bookmarkEnd w:id="87"/>
       <w:bookmarkEnd w:id="88"/>
       <w:bookmarkEnd w:id="89"/>
+      <w:bookmarkEnd w:id="90"/>
     </w:p>
     <w:p/>
     <w:p>
@@ -18832,6 +19624,7 @@
         <w:rPr>
           <w:rFonts w:ascii="Courier New" w:hAnsi="Courier New" w:cs="Courier New"/>
         </w:rPr>
+        <w:lastRenderedPageBreak/>
         <w:t xml:space="preserve">;      Increase degeneracy of: TS 0, TS 3, TS 24 by factor: 1.0  </w:t>
       </w:r>
     </w:p>
@@ -18904,14 +19697,7 @@
         <w:rPr>
           <w:rFonts w:cstheme="minorHAnsi"/>
         </w:rPr>
-        <w:t xml:space="preserve"> the energy defined by the panels of the respective transition states. All transition states defined by this line (here “TS 0”, “TS 1” and “TS 7”, have an energy (including  </w:t>
-      </w:r>
-      <w:r>
-        <w:rPr>
-          <w:rFonts w:cstheme="minorHAnsi"/>
-        </w:rPr>
-        <w:lastRenderedPageBreak/>
-        <w:t>zero point energy) of 3750.5 cm</w:t>
+        <w:t xml:space="preserve"> the energy defined by the panels of the respective transition states. All transition states defined by this line (here “TS 0”, “TS 1” and “TS 7”, have an energy (including  zero point energy) of 3750.5 cm</w:t>
       </w:r>
       <w:r>
         <w:rPr>
@@ -19178,14 +19964,14 @@
       <w:r>
         <w:t>The parameter “</w:t>
       </w:r>
-      <w:bookmarkStart w:id="90" w:name="Scaling_of_IR_intensities"/>
+      <w:bookmarkStart w:id="91" w:name="Scaling_of_IR_intensities"/>
       <w:r>
         <w:rPr>
           <w:rFonts w:ascii="Courier New" w:hAnsi="Courier New" w:cs="Courier New"/>
         </w:rPr>
         <w:t>Scaling of IR intensities</w:t>
       </w:r>
-      <w:bookmarkEnd w:id="90"/>
+      <w:bookmarkEnd w:id="91"/>
       <w:r>
         <w:t>” scales the used infrared intensities for all vibrational modes of all wells with the provide</w:t>
       </w:r>
@@ -19339,6 +20125,7 @@
         <w:rPr>
           <w:rFonts w:ascii="Courier New" w:hAnsi="Courier New" w:cs="Courier New"/>
         </w:rPr>
+        <w:lastRenderedPageBreak/>
         <w:t>TS-Degeneracy-</w:t>
       </w:r>
       <w:r>
@@ -19469,7 +20256,6 @@
         <w:rPr>
           <w:rFonts w:ascii="Courier New" w:hAnsi="Courier New" w:cs="Courier New"/>
         </w:rPr>
-        <w:lastRenderedPageBreak/>
         <w:t>Increase degeneracy of: TS 0              by factor: 0.5</w:t>
       </w:r>
     </w:p>
@@ -19519,11 +20305,11 @@
         <w:pStyle w:val="berschrift1"/>
         <w:spacing w:before="100" w:beforeAutospacing="1" w:after="100" w:afterAutospacing="1"/>
       </w:pPr>
-      <w:bookmarkStart w:id="91" w:name="_Toc195989107"/>
+      <w:bookmarkStart w:id="92" w:name="_Toc206019409"/>
       <w:r>
         <w:t>Acknowledgements</w:t>
       </w:r>
-      <w:bookmarkEnd w:id="91"/>
+      <w:bookmarkEnd w:id="92"/>
     </w:p>
     <w:p>
       <w:pPr>
@@ -19566,11 +20352,11 @@
           <w:r>
             <w:fldChar w:fldCharType="separate"/>
           </w:r>
-          <w:bookmarkStart w:id="92" w:name="_Toc195989108"/>
+          <w:bookmarkStart w:id="93" w:name="_Toc206019410"/>
           <w:r>
             <w:t>References</w:t>
           </w:r>
-          <w:bookmarkEnd w:id="92"/>
+          <w:bookmarkEnd w:id="93"/>
         </w:p>
         <w:p>
           <w:pPr>
@@ -19579,11 +20365,11 @@
           <w:r>
             <w:t xml:space="preserve">(1) </w:t>
           </w:r>
-          <w:bookmarkStart w:id="93" w:name="_CTVL0012c8a91b8cf0642288755978d5c87b7a8"/>
+          <w:bookmarkStart w:id="94" w:name="_CTVL0012c8a91b8cf0642288755978d5c87b7a8"/>
           <w:r>
             <w:t>Salzburger, M.; Ončák, M.; van der Linde, C.; Beyer, M. K. Simplified Multiple-Well Approach for the Master Equation Modeling of Blackbody Infrared Radiative Dissociation of Hydrated Carbonate Radical Anions.</w:t>
           </w:r>
-          <w:bookmarkEnd w:id="93"/>
+          <w:bookmarkEnd w:id="94"/>
           <w:r>
             <w:t xml:space="preserve"> </w:t>
           </w:r>
@@ -19622,11 +20408,11 @@
           <w:r>
             <w:t xml:space="preserve">(2) </w:t>
           </w:r>
-          <w:bookmarkStart w:id="94" w:name="_CTVL001e76c89cac6e54cb79f400cb880afd43e"/>
+          <w:bookmarkStart w:id="95" w:name="_CTVL001e76c89cac6e54cb79f400cb880afd43e"/>
           <w:r>
             <w:t>Salzburger, M.; Hütter, M.; van der Linde, C.; Ončák, M.; Beyer, M. K. Master equation modeling of blackbody infrared radiative dissociation (BIRD) of hydrated peroxycarbonate radical anions.</w:t>
           </w:r>
-          <w:bookmarkEnd w:id="94"/>
+          <w:bookmarkEnd w:id="95"/>
           <w:r>
             <w:t xml:space="preserve"> </w:t>
           </w:r>
@@ -19665,11 +20451,11 @@
           <w:r>
             <w:t xml:space="preserve">(3) </w:t>
           </w:r>
-          <w:bookmarkStart w:id="95" w:name="_CTVL0019a96eaa494b84cef8e952c09b2cf4dd1"/>
+          <w:bookmarkStart w:id="96" w:name="_CTVL0019a96eaa494b84cef8e952c09b2cf4dd1"/>
           <w:r>
             <w:t>Hütter, M.; Schöpfer, G.; Salzburger, M.; Beyer, M. K.; Ončák, M. Master equation modeling of water dissociation in small ionic water clusters: A</w:t>
           </w:r>
-          <w:bookmarkEnd w:id="95"/>
+          <w:bookmarkEnd w:id="96"/>
           <w:r>
             <w:t>g</w:t>
           </w:r>
@@ -19745,11 +20531,11 @@
           <w:r>
             <w:t xml:space="preserve">(4) </w:t>
           </w:r>
-          <w:bookmarkStart w:id="96" w:name="_CTVL001919e96e83c8f49beb6645d125c76fd3e"/>
+          <w:bookmarkStart w:id="97" w:name="_CTVL001919e96e83c8f49beb6645d125c76fd3e"/>
           <w:r>
             <w:t>Hartmann, J. C.; Madlener, S. J.; van der Linde, C.; Ončák, M.; Beyer, M. K. Magic Cluster Sizes of Cationic and Anionic Sodium Cloride Clusters Explained by Statistical Modelling of the Complete Phase Space.</w:t>
           </w:r>
-          <w:bookmarkEnd w:id="96"/>
+          <w:bookmarkEnd w:id="97"/>
           <w:r>
             <w:t xml:space="preserve"> </w:t>
           </w:r>
@@ -19788,12 +20574,12 @@
           <w:r>
             <w:t xml:space="preserve">(5) </w:t>
           </w:r>
-          <w:bookmarkStart w:id="97" w:name="_CTVL001d8923df2ec7b4381a25e557b062d3600"/>
+          <w:bookmarkStart w:id="98" w:name="_CTVL001d8923df2ec7b4381a25e557b062d3600"/>
           <w:r>
             <w:t>NIST Standard Reference Database 101. Precomputed vibrational scaling factors. https://​cccbdb.nist.gov​/​vibscalejustx.asp (accessed April 17, 2025).</w:t>
           </w:r>
         </w:p>
-        <w:bookmarkEnd w:id="97"/>
+        <w:bookmarkEnd w:id="98"/>
         <w:p>
           <w:pPr>
             <w:pStyle w:val="CitaviBibliographyEntry"/>
@@ -19801,11 +20587,11 @@
           <w:r>
             <w:t xml:space="preserve">(6) </w:t>
           </w:r>
-          <w:bookmarkStart w:id="98" w:name="_CTVL001b542a43c6aa740998b40af4712c4ff92"/>
+          <w:bookmarkStart w:id="99" w:name="_CTVL001b542a43c6aa740998b40af4712c4ff92"/>
           <w:r>
             <w:t>Beyer, T.; Swinehart, D. F. Algorithm 448: Number of Multiply-Restricted Partitions [A1].</w:t>
           </w:r>
-          <w:bookmarkEnd w:id="98"/>
+          <w:bookmarkEnd w:id="99"/>
           <w:r>
             <w:t xml:space="preserve"> </w:t>
           </w:r>
@@ -19844,11 +20630,11 @@
           <w:r>
             <w:t xml:space="preserve">(7) </w:t>
           </w:r>
-          <w:bookmarkStart w:id="99" w:name="_CTVL0014b8065bd3f0749c2864763d1ef06becf"/>
+          <w:bookmarkStart w:id="100" w:name="_CTVL0014b8065bd3f0749c2864763d1ef06becf"/>
           <w:r>
             <w:t>Gilbert, R. G.; Smith, S. C.</w:t>
           </w:r>
-          <w:bookmarkEnd w:id="99"/>
+          <w:bookmarkEnd w:id="100"/>
           <w:r>
             <w:t xml:space="preserve"> </w:t>
           </w:r>
@@ -19927,7 +20713,7 @@
       </w:r>
     </w:p>
   </w:comment>
-  <w:comment w:id="29" w:author="Magdalena Salzburger" w:date="2025-03-17T20:13:00Z" w:initials="MS">
+  <w:comment w:id="2" w:author="Magdalena Salzburger" w:date="2025-08-13T21:18:00Z" w:initials="MS">
     <w:p>
       <w:pPr>
         <w:pStyle w:val="Kommentartext"/>
@@ -19940,11 +20726,14 @@
         <w:annotationRef/>
       </w:r>
       <w:r>
-        <w:t>Evtl weglassen?</w:t>
+        <w:rPr>
+          <w:color w:val="000000"/>
+        </w:rPr>
+        <w:t>Außerdem Einheit von Channel 0 im results panel von Realtime MEM entfernt, mehrere Parameter umbenannt, und Wellabhängige photon absorption rate.</w:t>
       </w:r>
     </w:p>
   </w:comment>
-  <w:comment w:id="38" w:author="Magdalena Salzburger" w:date="2025-03-03T20:28:00Z" w:initials="MS">
+  <w:comment w:id="30" w:author="Magdalena Salzburger" w:date="2025-03-17T20:13:00Z" w:initials="MS">
     <w:p>
       <w:pPr>
         <w:pStyle w:val="Kommentartext"/>
@@ -19957,11 +20746,11 @@
         <w:annotationRef/>
       </w:r>
       <w:r>
-        <w:t>Diese Erklärung besser weglassen? Klingt gar nicht professionell ;-P</w:t>
+        <w:t>Evtl weglassen?</w:t>
       </w:r>
     </w:p>
   </w:comment>
-  <w:comment w:id="39" w:author="Magdalena Salzburger" w:date="2025-04-19T19:40:00Z" w:initials="MS">
+  <w:comment w:id="39" w:author="Magdalena Salzburger" w:date="2025-03-03T20:28:00Z" w:initials="MS">
     <w:p>
       <w:pPr>
         <w:pStyle w:val="Kommentartext"/>
@@ -19974,11 +20763,11 @@
         <w:annotationRef/>
       </w:r>
       <w:r>
-        <w:t>Wie verweist man da am besten drauf?</w:t>
+        <w:t>Diese Erklärung besser weglassen? Klingt gar nicht professionell ;-P</w:t>
       </w:r>
     </w:p>
   </w:comment>
-  <w:comment w:id="44" w:author="Magdalena Salzburger" w:date="2025-03-03T20:28:00Z" w:initials="MS">
+  <w:comment w:id="40" w:author="Magdalena Salzburger" w:date="2025-04-19T19:40:00Z" w:initials="MS">
     <w:p>
       <w:pPr>
         <w:pStyle w:val="Kommentartext"/>
@@ -19991,11 +20780,28 @@
         <w:annotationRef/>
       </w:r>
       <w:r>
+        <w:t>Wie verweist man da am besten drauf?</w:t>
+      </w:r>
+    </w:p>
+  </w:comment>
+  <w:comment w:id="45" w:author="Magdalena Salzburger" w:date="2025-03-03T20:28:00Z" w:initials="MS">
+    <w:p>
+      <w:pPr>
+        <w:pStyle w:val="Kommentartext"/>
+        <w:jc w:val="left"/>
+      </w:pPr>
+      <w:r>
+        <w:rPr>
+          <w:rStyle w:val="Kommentarzeichen"/>
+        </w:rPr>
+        <w:annotationRef/>
+      </w:r>
+      <w:r>
         <w:t>Diese Erklärung besser weglassen? Klingt gar nicht professionell ;-P</w:t>
       </w:r>
     </w:p>
   </w:comment>
-  <w:comment w:id="80" w:author="Magdalena Salzburger" w:date="2025-03-03T12:23:00Z" w:initials="MS">
+  <w:comment w:id="81" w:author="Magdalena Salzburger" w:date="2025-03-03T12:23:00Z" w:initials="MS">
     <w:p>
       <w:pPr>
         <w:pStyle w:val="Kommentartext"/>
@@ -20019,6 +20825,7 @@
 <w15:commentsEx xmlns:wpc="http://schemas.microsoft.com/office/word/2010/wordprocessingCanvas" xmlns:cx="http://schemas.microsoft.com/office/drawing/2014/chartex" xmlns:cx1="http://schemas.microsoft.com/office/drawing/2015/9/8/chartex" xmlns:cx2="http://schemas.microsoft.com/office/drawing/2015/10/21/chartex" xmlns:cx3="http://schemas.microsoft.com/office/drawing/2016/5/9/chartex" xmlns:cx4="http://schemas.microsoft.com/office/drawing/2016/5/10/chartex" xmlns:cx5="http://schemas.microsoft.com/office/drawing/2016/5/11/chartex" xmlns:cx6="http://schemas.microsoft.com/office/drawing/2016/5/12/chartex" xmlns:cx7="http://schemas.microsoft.com/office/drawing/2016/5/13/chartex" xmlns:cx8="http://schemas.microsoft.com/office/drawing/2016/5/14/chartex" xmlns:mc="http://schemas.openxmlformats.org/markup-compatibility/2006" xmlns:aink="http://schemas.microsoft.com/office/drawing/2016/ink" xmlns:am3d="http://schemas.microsoft.com/office/drawing/2017/model3d" xmlns:o="urn:schemas-microsoft-com:office:office" xmlns:oel="http://schemas.microsoft.com/office/2019/extlst" xmlns:r="http://schemas.openxmlformats.org/officeDocument/2006/relationships" xmlns:m="http://schemas.openxmlformats.org/officeDocument/2006/math" xmlns:v="urn:schemas-microsoft-com:vml" xmlns:wp14="http://schemas.microsoft.com/office/word/2010/wordprocessingDrawing" xmlns:wp="http://schemas.openxmlformats.org/drawingml/2006/wordprocessingDrawing" xmlns:w10="urn:schemas-microsoft-com:office:word" xmlns:w="http://schemas.openxmlformats.org/wordprocessingml/2006/main" xmlns:w14="http://schemas.microsoft.com/office/word/2010/wordml" xmlns:w15="http://schemas.microsoft.com/office/word/2012/wordml" xmlns:w16cex="http://schemas.microsoft.com/office/word/2018/wordml/cex" xmlns:w16cid="http://schemas.microsoft.com/office/word/2016/wordml/cid" xmlns:w16="http://schemas.microsoft.com/office/word/2018/wordml" xmlns:w16du="http://schemas.microsoft.com/office/word/2023/wordml/word16du" xmlns:w16sdtdh="http://schemas.microsoft.com/office/word/2020/wordml/sdtdatahash" xmlns:w16sdtfl="http://schemas.microsoft.com/office/word/2024/wordml/sdtformatlock" xmlns:w16se="http://schemas.microsoft.com/office/word/2015/wordml/symex" xmlns:wpg="http://schemas.microsoft.com/office/word/2010/wordprocessingGroup" xmlns:wpi="http://schemas.microsoft.com/office/word/2010/wordprocessingInk" xmlns:wne="http://schemas.microsoft.com/office/word/2006/wordml" xmlns:wps="http://schemas.microsoft.com/office/word/2010/wordprocessingShape" mc:Ignorable="w14 w15 w16se w16cid w16 w16cex w16sdtdh w16sdtfl w16du wp14">
   <w15:commentEx w15:paraId="16EB4FA1" w15:done="0"/>
   <w15:commentEx w15:paraId="0F222517" w15:done="0"/>
+  <w15:commentEx w15:paraId="1D6D8268" w15:paraIdParent="0F222517" w15:done="0"/>
   <w15:commentEx w15:paraId="5C7A54E3" w15:done="0"/>
   <w15:commentEx w15:paraId="2C8DE544" w15:done="0"/>
   <w15:commentEx w15:paraId="2C67D335" w15:done="0"/>
@@ -20031,6 +20838,7 @@
 <w16cex:commentsExtensible xmlns:wpc="http://schemas.microsoft.com/office/word/2010/wordprocessingCanvas" xmlns:cx="http://schemas.microsoft.com/office/drawing/2014/chartex" xmlns:cx1="http://schemas.microsoft.com/office/drawing/2015/9/8/chartex" xmlns:cx2="http://schemas.microsoft.com/office/drawing/2015/10/21/chartex" xmlns:cx3="http://schemas.microsoft.com/office/drawing/2016/5/9/chartex" xmlns:cx4="http://schemas.microsoft.com/office/drawing/2016/5/10/chartex" xmlns:cx5="http://schemas.microsoft.com/office/drawing/2016/5/11/chartex" xmlns:cx6="http://schemas.microsoft.com/office/drawing/2016/5/12/chartex" xmlns:cx7="http://schemas.microsoft.com/office/drawing/2016/5/13/chartex" xmlns:cx8="http://schemas.microsoft.com/office/drawing/2016/5/14/chartex" xmlns:cr="http://schemas.microsoft.com/office/comments/2020/reactions" xmlns:mc="http://schemas.openxmlformats.org/markup-compatibility/2006" xmlns:aink="http://schemas.microsoft.com/office/drawing/2016/ink" xmlns:am3d="http://schemas.microsoft.com/office/drawing/2017/model3d" xmlns:o="urn:schemas-microsoft-com:office:office" xmlns:oel="http://schemas.microsoft.com/office/2019/extlst" xmlns:r="http://schemas.openxmlformats.org/officeDocument/2006/relationships" xmlns:m="http://schemas.openxmlformats.org/officeDocument/2006/math" xmlns:v="urn:schemas-microsoft-com:vml" xmlns:wp14="http://schemas.microsoft.com/office/word/2010/wordprocessingDrawing" xmlns:wp="http://schemas.openxmlformats.org/drawingml/2006/wordprocessingDrawing" xmlns:w10="urn:schemas-microsoft-com:office:word" xmlns:w="http://schemas.openxmlformats.org/wordprocessingml/2006/main" xmlns:w14="http://schemas.microsoft.com/office/word/2010/wordml" xmlns:w15="http://schemas.microsoft.com/office/word/2012/wordml" xmlns:w16cex="http://schemas.microsoft.com/office/word/2018/wordml/cex" xmlns:w16cid="http://schemas.microsoft.com/office/word/2016/wordml/cid" xmlns:w16="http://schemas.microsoft.com/office/word/2018/wordml" xmlns:w16du="http://schemas.microsoft.com/office/word/2023/wordml/word16du" xmlns:w16sdtdh="http://schemas.microsoft.com/office/word/2020/wordml/sdtdatahash" xmlns:w16sdtfl="http://schemas.microsoft.com/office/word/2024/wordml/sdtformatlock" xmlns:w16se="http://schemas.microsoft.com/office/word/2015/wordml/symex" xmlns:wpg="http://schemas.microsoft.com/office/word/2010/wordprocessingGroup" xmlns:wpi="http://schemas.microsoft.com/office/word/2010/wordprocessingInk" xmlns:wne="http://schemas.microsoft.com/office/word/2006/wordml" xmlns:wps="http://schemas.microsoft.com/office/word/2010/wordprocessingShape" mc:Ignorable="w14 w15 w16se w16cid w16 w16cex w16sdtdh w16sdtfl cr w16du wp14">
   <w16cex:commentExtensible w16cex:durableId="4B49DCCE" w16cex:dateUtc="2025-04-17T15:16:00Z"/>
   <w16cex:commentExtensible w16cex:durableId="122EE63D" w16cex:dateUtc="2025-05-03T18:15:00Z"/>
+  <w16cex:commentExtensible w16cex:durableId="4A5E032A" w16cex:dateUtc="2025-08-13T19:18:00Z"/>
   <w16cex:commentExtensible w16cex:durableId="1EDE161D" w16cex:dateUtc="2025-03-17T19:13:00Z"/>
   <w16cex:commentExtensible w16cex:durableId="0C23AA47" w16cex:dateUtc="2025-03-03T19:28:00Z"/>
   <w16cex:commentExtensible w16cex:durableId="3A7E817E" w16cex:dateUtc="2025-04-19T17:40:00Z"/>
@@ -20043,6 +20851,7 @@
 <w16cid:commentsIds xmlns:wpc="http://schemas.microsoft.com/office/word/2010/wordprocessingCanvas" xmlns:cx="http://schemas.microsoft.com/office/drawing/2014/chartex" xmlns:cx1="http://schemas.microsoft.com/office/drawing/2015/9/8/chartex" xmlns:cx2="http://schemas.microsoft.com/office/drawing/2015/10/21/chartex" xmlns:cx3="http://schemas.microsoft.com/office/drawing/2016/5/9/chartex" xmlns:cx4="http://schemas.microsoft.com/office/drawing/2016/5/10/chartex" xmlns:cx5="http://schemas.microsoft.com/office/drawing/2016/5/11/chartex" xmlns:cx6="http://schemas.microsoft.com/office/drawing/2016/5/12/chartex" xmlns:cx7="http://schemas.microsoft.com/office/drawing/2016/5/13/chartex" xmlns:cx8="http://schemas.microsoft.com/office/drawing/2016/5/14/chartex" xmlns:mc="http://schemas.openxmlformats.org/markup-compatibility/2006" xmlns:aink="http://schemas.microsoft.com/office/drawing/2016/ink" xmlns:am3d="http://schemas.microsoft.com/office/drawing/2017/model3d" xmlns:o="urn:schemas-microsoft-com:office:office" xmlns:oel="http://schemas.microsoft.com/office/2019/extlst" xmlns:r="http://schemas.openxmlformats.org/officeDocument/2006/relationships" xmlns:m="http://schemas.openxmlformats.org/officeDocument/2006/math" xmlns:v="urn:schemas-microsoft-com:vml" xmlns:wp14="http://schemas.microsoft.com/office/word/2010/wordprocessingDrawing" xmlns:wp="http://schemas.openxmlformats.org/drawingml/2006/wordprocessingDrawing" xmlns:w10="urn:schemas-microsoft-com:office:word" xmlns:w="http://schemas.openxmlformats.org/wordprocessingml/2006/main" xmlns:w14="http://schemas.microsoft.com/office/word/2010/wordml" xmlns:w15="http://schemas.microsoft.com/office/word/2012/wordml" xmlns:w16cex="http://schemas.microsoft.com/office/word/2018/wordml/cex" xmlns:w16cid="http://schemas.microsoft.com/office/word/2016/wordml/cid" xmlns:w16="http://schemas.microsoft.com/office/word/2018/wordml" xmlns:w16du="http://schemas.microsoft.com/office/word/2023/wordml/word16du" xmlns:w16sdtdh="http://schemas.microsoft.com/office/word/2020/wordml/sdtdatahash" xmlns:w16sdtfl="http://schemas.microsoft.com/office/word/2024/wordml/sdtformatlock" xmlns:w16se="http://schemas.microsoft.com/office/word/2015/wordml/symex" xmlns:wpg="http://schemas.microsoft.com/office/word/2010/wordprocessingGroup" xmlns:wpi="http://schemas.microsoft.com/office/word/2010/wordprocessingInk" xmlns:wne="http://schemas.microsoft.com/office/word/2006/wordml" xmlns:wps="http://schemas.microsoft.com/office/word/2010/wordprocessingShape" mc:Ignorable="w14 w15 w16se w16cid w16 w16cex w16sdtdh w16sdtfl w16du wp14">
   <w16cid:commentId w16cid:paraId="16EB4FA1" w16cid:durableId="4B49DCCE"/>
   <w16cid:commentId w16cid:paraId="0F222517" w16cid:durableId="122EE63D"/>
+  <w16cid:commentId w16cid:paraId="1D6D8268" w16cid:durableId="4A5E032A"/>
   <w16cid:commentId w16cid:paraId="5C7A54E3" w16cid:durableId="1EDE161D"/>
   <w16cid:commentId w16cid:paraId="2C8DE544" w16cid:durableId="0C23AA47"/>
   <w16cid:commentId w16cid:paraId="2C67D335" w16cid:durableId="3A7E817E"/>
@@ -23112,7 +23921,7 @@
   <w:style w:type="paragraph" w:default="1" w:styleId="Standard">
     <w:name w:val="Normal"/>
     <w:qFormat/>
-    <w:rsid w:val="00B77134"/>
+    <w:rsid w:val="00EB6F21"/>
     <w:pPr>
       <w:spacing w:after="40" w:line="240" w:lineRule="auto"/>
       <w:jc w:val="both"/>
@@ -24376,6 +25185,7 @@
     <w:rsid w:val="00020D88"/>
     <w:rsid w:val="0003635F"/>
     <w:rsid w:val="000439F7"/>
+    <w:rsid w:val="00054D08"/>
     <w:rsid w:val="00064184"/>
     <w:rsid w:val="000748B0"/>
     <w:rsid w:val="000863D7"/>
@@ -24391,6 +25201,7 @@
     <w:rsid w:val="0020301E"/>
     <w:rsid w:val="00203C1E"/>
     <w:rsid w:val="00232293"/>
+    <w:rsid w:val="00247F94"/>
     <w:rsid w:val="002507E2"/>
     <w:rsid w:val="002561B8"/>
     <w:rsid w:val="00261AE8"/>
@@ -24494,6 +25305,7 @@
     <w:rsid w:val="00EE39D8"/>
     <w:rsid w:val="00F42C61"/>
     <w:rsid w:val="00F6306D"/>
+    <w:rsid w:val="00F64CAF"/>
     <w:rsid w:val="00F651D4"/>
     <w:rsid w:val="00F66D27"/>
     <w:rsid w:val="00FB715F"/>

--- a/UserManual_AWATAR.docx
+++ b/UserManual_AWATAR.docx
@@ -26,37 +26,7 @@
         <w:commentReference w:id="0"/>
       </w:r>
       <w:r>
-        <w:t xml:space="preserve"> F</w:t>
-      </w:r>
-      <w:commentRangeStart w:id="1"/>
-      <w:commentRangeStart w:id="2"/>
-      <w:r>
-        <w:t>OR</w:t>
-      </w:r>
-      <w:commentRangeEnd w:id="1"/>
-      <w:r>
-        <w:rPr>
-          <w:rStyle w:val="Kommentarzeichen"/>
-          <w:rFonts w:eastAsiaTheme="minorHAnsi" w:cstheme="minorBidi"/>
-          <w:b w:val="0"/>
-          <w:spacing w:val="0"/>
-          <w:kern w:val="0"/>
-        </w:rPr>
-        <w:commentReference w:id="1"/>
-      </w:r>
-      <w:commentRangeEnd w:id="2"/>
-      <w:r>
-        <w:rPr>
-          <w:rStyle w:val="Kommentarzeichen"/>
-          <w:rFonts w:eastAsiaTheme="minorHAnsi" w:cstheme="minorBidi"/>
-          <w:b w:val="0"/>
-          <w:spacing w:val="0"/>
-          <w:kern w:val="0"/>
-        </w:rPr>
-        <w:commentReference w:id="2"/>
-      </w:r>
-      <w:r>
-        <w:t xml:space="preserve"> </w:t>
+        <w:t xml:space="preserve"> FOR </w:t>
       </w:r>
       <w:r>
         <w:t>AWATAR_1.0</w:t>
@@ -1641,12 +1611,12 @@
       <w:r>
         <w:br w:type="column"/>
       </w:r>
-      <w:bookmarkStart w:id="3" w:name="_Toc206019392"/>
+      <w:bookmarkStart w:id="1" w:name="_Toc206019392"/>
       <w:r>
         <w:lastRenderedPageBreak/>
         <w:t>Introduction:</w:t>
       </w:r>
-      <w:bookmarkEnd w:id="3"/>
+      <w:bookmarkEnd w:id="1"/>
     </w:p>
     <w:p>
       <w:pPr>
@@ -1995,7 +1965,7 @@
           <w:rStyle w:val="berschrift1Zchn"/>
         </w:rPr>
       </w:pPr>
-      <w:bookmarkStart w:id="4" w:name="_Toc206019393"/>
+      <w:bookmarkStart w:id="2" w:name="_Toc206019393"/>
       <w:r>
         <w:rPr>
           <w:rStyle w:val="berschrift1Zchn"/>
@@ -2050,7 +2020,7 @@
         </w:rPr>
         <w:t>nformation</w:t>
       </w:r>
-      <w:bookmarkEnd w:id="4"/>
+      <w:bookmarkEnd w:id="2"/>
     </w:p>
     <w:p>
       <w:pPr>
@@ -2074,14 +2044,11 @@
         <w:spacing w:before="100" w:beforeAutospacing="1" w:after="100" w:afterAutospacing="1"/>
       </w:pPr>
       <w:r>
-        <w:rPr>
-          <w:noProof/>
-        </w:rPr>
         <w:drawing>
-          <wp:inline distT="0" distB="0" distL="0" distR="0" wp14:anchorId="034CB42F" wp14:editId="4ADDBDDB">
+          <wp:inline distT="0" distB="0" distL="0" distR="0" wp14:anchorId="35403467" wp14:editId="703415B9">
             <wp:extent cx="5760720" cy="3608070"/>
             <wp:effectExtent l="0" t="0" r="0" b="0"/>
-            <wp:docPr id="217695392" name="Grafik 1"/>
+            <wp:docPr id="323027070" name="Grafik 1" descr="Ein Bild, das Text, Screenshot, Display, Software enthält.&#10;&#10;KI-generierte Inhalte können fehlerhaft sein."/>
             <wp:cNvGraphicFramePr>
               <a:graphicFrameLocks xmlns:a="http://schemas.openxmlformats.org/drawingml/2006/main" noChangeAspect="1"/>
             </wp:cNvGraphicFramePr>
@@ -2089,7 +2056,7 @@
               <a:graphicData uri="http://schemas.openxmlformats.org/drawingml/2006/picture">
                 <pic:pic xmlns:pic="http://schemas.openxmlformats.org/drawingml/2006/picture">
                   <pic:nvPicPr>
-                    <pic:cNvPr id="217695392" name=""/>
+                    <pic:cNvPr id="323027070" name="Grafik 1" descr="Ein Bild, das Text, Screenshot, Display, Software enthält.&#10;&#10;KI-generierte Inhalte können fehlerhaft sein."/>
                     <pic:cNvPicPr/>
                   </pic:nvPicPr>
                   <pic:blipFill>
@@ -2162,10 +2129,18 @@
         <w:t>)</w:t>
       </w:r>
       <w:r>
-        <w:t xml:space="preserve"> All text after a semicolon “;” is treated as comment</w:t>
-      </w:r>
-      <w:r>
-        <w:t>, and ignored</w:t>
+        <w:t xml:space="preserve"> All text after a semicolon “;” is treated as </w:t>
+      </w:r>
+      <w:proofErr w:type="gramStart"/>
+      <w:r>
+        <w:t>comment</w:t>
+      </w:r>
+      <w:r>
+        <w:t>, and</w:t>
+      </w:r>
+      <w:proofErr w:type="gramEnd"/>
+      <w:r>
+        <w:t xml:space="preserve"> ignored</w:t>
       </w:r>
       <w:r>
         <w:t xml:space="preserve"> by AWATAR</w:t>
@@ -2296,7 +2271,15 @@
         <w:spacing w:before="100" w:beforeAutospacing="1" w:after="100" w:afterAutospacing="1"/>
       </w:pPr>
       <w:r>
-        <w:t xml:space="preserve">For all calculations the program is able to perform, it is necessary to </w:t>
+        <w:t xml:space="preserve">For all calculations the program </w:t>
+      </w:r>
+      <w:proofErr w:type="gramStart"/>
+      <w:r>
+        <w:t>is able to</w:t>
+      </w:r>
+      <w:proofErr w:type="gramEnd"/>
+      <w:r>
+        <w:t xml:space="preserve"> perform, it is necessary to </w:t>
       </w:r>
       <w:r>
         <w:t xml:space="preserve">define </w:t>
@@ -2334,15 +2317,15 @@
         <w:pStyle w:val="berschrift1"/>
         <w:spacing w:before="100" w:beforeAutospacing="1" w:after="100" w:afterAutospacing="1"/>
       </w:pPr>
-      <w:bookmarkStart w:id="5" w:name="_Ref193816451"/>
-      <w:bookmarkStart w:id="6" w:name="_Ref193816866"/>
-      <w:bookmarkStart w:id="7" w:name="_Ref193816920"/>
-      <w:bookmarkStart w:id="8" w:name="_Ref193817151"/>
-      <w:bookmarkStart w:id="9" w:name="_Ref193817801"/>
-      <w:bookmarkStart w:id="10" w:name="_Ref193817882"/>
-      <w:bookmarkStart w:id="11" w:name="_Ref193818507"/>
-      <w:bookmarkStart w:id="12" w:name="_Ref193819379"/>
-      <w:bookmarkStart w:id="13" w:name="_Toc206019394"/>
+      <w:bookmarkStart w:id="3" w:name="_Ref193816451"/>
+      <w:bookmarkStart w:id="4" w:name="_Ref193816866"/>
+      <w:bookmarkStart w:id="5" w:name="_Ref193816920"/>
+      <w:bookmarkStart w:id="6" w:name="_Ref193817151"/>
+      <w:bookmarkStart w:id="7" w:name="_Ref193817801"/>
+      <w:bookmarkStart w:id="8" w:name="_Ref193817882"/>
+      <w:bookmarkStart w:id="9" w:name="_Ref193818507"/>
+      <w:bookmarkStart w:id="10" w:name="_Ref193819379"/>
+      <w:bookmarkStart w:id="11" w:name="_Toc206019394"/>
       <w:r>
         <w:t xml:space="preserve">Definition of </w:t>
       </w:r>
@@ -2352,6 +2335,8 @@
       <w:r>
         <w:t>ells</w:t>
       </w:r>
+      <w:bookmarkEnd w:id="3"/>
+      <w:bookmarkEnd w:id="4"/>
       <w:bookmarkEnd w:id="5"/>
       <w:bookmarkEnd w:id="6"/>
       <w:bookmarkEnd w:id="7"/>
@@ -2359,8 +2344,6 @@
       <w:bookmarkEnd w:id="9"/>
       <w:bookmarkEnd w:id="10"/>
       <w:bookmarkEnd w:id="11"/>
-      <w:bookmarkEnd w:id="12"/>
-      <w:bookmarkEnd w:id="13"/>
     </w:p>
     <w:p>
       <w:pPr>
@@ -2600,7 +2583,7 @@
         <w:t>l</w:t>
       </w:r>
       <w:r>
-        <w:t xml:space="preserve"> further wells are enumerated consecutively. </w:t>
+        <w:t xml:space="preserve"> further wells are enumerated consecutively.</w:t>
       </w:r>
       <w:r>
         <w:t>)</w:t>
@@ -2614,15 +2597,11 @@
         <w:spacing w:before="100" w:beforeAutospacing="1" w:after="100" w:afterAutospacing="1"/>
       </w:pPr>
       <w:r>
-        <w:rPr>
-          <w:noProof/>
-        </w:rPr>
-        <w:lastRenderedPageBreak/>
         <w:drawing>
-          <wp:inline distT="0" distB="0" distL="0" distR="0" wp14:anchorId="335FE518" wp14:editId="195923EE">
-            <wp:extent cx="5760720" cy="3608070"/>
-            <wp:effectExtent l="0" t="0" r="0" b="0"/>
-            <wp:docPr id="1036865559" name="Grafik 1"/>
+          <wp:inline distT="0" distB="0" distL="0" distR="0" wp14:anchorId="6DBA9081" wp14:editId="145EBF67">
+            <wp:extent cx="5582957" cy="3496733"/>
+            <wp:effectExtent l="0" t="0" r="0" b="8890"/>
+            <wp:docPr id="600985429" name="Grafik 1" descr="Ein Bild, das Text, Screenshot, Display, Zahl enthält.&#10;&#10;KI-generierte Inhalte können fehlerhaft sein."/>
             <wp:cNvGraphicFramePr>
               <a:graphicFrameLocks xmlns:a="http://schemas.openxmlformats.org/drawingml/2006/main" noChangeAspect="1"/>
             </wp:cNvGraphicFramePr>
@@ -2630,7 +2609,7 @@
               <a:graphicData uri="http://schemas.openxmlformats.org/drawingml/2006/picture">
                 <pic:pic xmlns:pic="http://schemas.openxmlformats.org/drawingml/2006/picture">
                   <pic:nvPicPr>
-                    <pic:cNvPr id="1036865559" name=""/>
+                    <pic:cNvPr id="600985429" name="Grafik 1" descr="Ein Bild, das Text, Screenshot, Display, Zahl enthält.&#10;&#10;KI-generierte Inhalte können fehlerhaft sein."/>
                     <pic:cNvPicPr/>
                   </pic:nvPicPr>
                   <pic:blipFill>
@@ -2642,7 +2621,7 @@
                   <pic:spPr>
                     <a:xfrm>
                       <a:off x="0" y="0"/>
-                      <a:ext cx="5760720" cy="3608070"/>
+                      <a:ext cx="5586831" cy="3499159"/>
                     </a:xfrm>
                     <a:prstGeom prst="rect">
                       <a:avLst/>
@@ -2660,6 +2639,7 @@
         <w:spacing w:before="100" w:beforeAutospacing="1" w:after="100" w:afterAutospacing="1"/>
       </w:pPr>
       <w:r>
+        <w:lastRenderedPageBreak/>
         <w:t>The first line</w:t>
       </w:r>
       <w:r>
@@ -2766,8 +2746,13 @@
         <w:t>-1</w:t>
       </w:r>
       <w:r>
-        <w:t>, and in each line</w:t>
-      </w:r>
+        <w:t xml:space="preserve">, and in each </w:t>
+      </w:r>
+      <w:proofErr w:type="gramStart"/>
+      <w:r>
+        <w:t>line</w:t>
+      </w:r>
+      <w:proofErr w:type="gramEnd"/>
       <w:r>
         <w:t xml:space="preserve"> it</w:t>
       </w:r>
@@ -2820,13 +2805,21 @@
         <w:t>one-dimensional</w:t>
       </w:r>
       <w:r>
-        <w:t xml:space="preserve"> rotor</w:t>
-      </w:r>
-      <w:r>
         <w:t xml:space="preserve"> </w:t>
       </w:r>
-      <w:r>
-        <w:t xml:space="preserve"> (noted with the text “</w:t>
+      <w:proofErr w:type="gramStart"/>
+      <w:r>
+        <w:t>rotor</w:t>
+      </w:r>
+      <w:r>
+        <w:t xml:space="preserve"> </w:t>
+      </w:r>
+      <w:r>
+        <w:t xml:space="preserve"> (</w:t>
+      </w:r>
+      <w:proofErr w:type="gramEnd"/>
+      <w:r>
+        <w:t>noted with the text “</w:t>
       </w:r>
       <w:r>
         <w:rPr>
@@ -2920,7 +2913,15 @@
         <w:t xml:space="preserve">energy </w:t>
       </w:r>
       <w:r>
-        <w:t xml:space="preserve">without zero point </w:t>
+        <w:t xml:space="preserve">without </w:t>
+      </w:r>
+      <w:proofErr w:type="gramStart"/>
+      <w:r>
+        <w:t>zero point</w:t>
+      </w:r>
+      <w:proofErr w:type="gramEnd"/>
+      <w:r>
+        <w:t xml:space="preserve"> </w:t>
       </w:r>
       <w:r>
         <w:t>energy</w:t>
@@ -2972,7 +2973,15 @@
         <w:t xml:space="preserve"> </w:t>
       </w:r>
       <w:r>
-        <w:t xml:space="preserve">multiplicity. The degeneracy has to be adapted manually for the consideration of other degeneracies. This is explained in more detail in the chapter </w:t>
+        <w:t xml:space="preserve">multiplicity. The degeneracy </w:t>
+      </w:r>
+      <w:proofErr w:type="gramStart"/>
+      <w:r>
+        <w:t>has to</w:t>
+      </w:r>
+      <w:proofErr w:type="gramEnd"/>
+      <w:r>
+        <w:t xml:space="preserve"> be adapted manually for the consideration of other degeneracies. This is explained in more detail in the chapter </w:t>
       </w:r>
       <w:r>
         <w:t>“</w:t>
@@ -3004,7 +3013,7 @@
         <w:pStyle w:val="berschrift3"/>
         <w:spacing w:before="100" w:beforeAutospacing="1" w:after="100" w:afterAutospacing="1"/>
       </w:pPr>
-      <w:bookmarkStart w:id="14" w:name="_Ref193816044"/>
+      <w:bookmarkStart w:id="12" w:name="_Ref193816044"/>
       <w:r>
         <w:t xml:space="preserve">Delete </w:t>
       </w:r>
@@ -3014,7 +3023,7 @@
       <w:r>
         <w:t>ells</w:t>
       </w:r>
-      <w:bookmarkEnd w:id="14"/>
+      <w:bookmarkEnd w:id="12"/>
     </w:p>
     <w:p>
       <w:pPr>
@@ -3097,7 +3106,6 @@
         <w:t xml:space="preserve">The text in the panel </w:t>
       </w:r>
       <w:r>
-        <w:lastRenderedPageBreak/>
         <w:t xml:space="preserve">“Parameters” </w:t>
       </w:r>
       <w:r>
@@ -3118,8 +3126,13 @@
       <w:r>
         <w:t xml:space="preserve">panel “Parameters” </w:t>
       </w:r>
-      <w:r>
-        <w:t>have to be checked and adapted manually.</w:t>
+      <w:proofErr w:type="gramStart"/>
+      <w:r>
+        <w:t>have to</w:t>
+      </w:r>
+      <w:proofErr w:type="gramEnd"/>
+      <w:r>
+        <w:t xml:space="preserve"> be checked and adapted manually.</w:t>
       </w:r>
     </w:p>
     <w:p>
@@ -3143,7 +3156,15 @@
         <w:t>Remove Multi</w:t>
       </w:r>
       <w:r>
-        <w:t xml:space="preserve">”. The input in the requester has to be in the form “Well m-n” to delete all </w:t>
+        <w:t xml:space="preserve">”. The input in the requester </w:t>
+      </w:r>
+      <w:proofErr w:type="gramStart"/>
+      <w:r>
+        <w:t>has to</w:t>
+      </w:r>
+      <w:proofErr w:type="gramEnd"/>
+      <w:r>
+        <w:t xml:space="preserve"> be in the form “Well m-n” to delete all </w:t>
       </w:r>
       <w:r>
         <w:t>w</w:t>
@@ -3182,7 +3203,15 @@
         <w:t>ells is adapted</w:t>
       </w:r>
       <w:r>
-        <w:t xml:space="preserve"> automatically, but all prior made references to </w:t>
+        <w:t xml:space="preserve"> automatically, but all </w:t>
+      </w:r>
+      <w:proofErr w:type="gramStart"/>
+      <w:r>
+        <w:t>prior</w:t>
+      </w:r>
+      <w:proofErr w:type="gramEnd"/>
+      <w:r>
+        <w:t xml:space="preserve"> made references to </w:t>
       </w:r>
       <w:r>
         <w:t>w</w:t>
@@ -3199,8 +3228,13 @@
       <w:r>
         <w:t xml:space="preserve">“Parameters” </w:t>
       </w:r>
-      <w:r>
-        <w:t>have to be adapted manually.</w:t>
+      <w:proofErr w:type="gramStart"/>
+      <w:r>
+        <w:t>have to</w:t>
+      </w:r>
+      <w:proofErr w:type="gramEnd"/>
+      <w:r>
+        <w:t xml:space="preserve"> be adapted manually.</w:t>
       </w:r>
     </w:p>
     <w:p>
@@ -3208,14 +3242,14 @@
         <w:pStyle w:val="berschrift1"/>
         <w:spacing w:before="100" w:beforeAutospacing="1" w:after="100" w:afterAutospacing="1"/>
       </w:pPr>
-      <w:bookmarkStart w:id="15" w:name="_Ref193816935"/>
-      <w:bookmarkStart w:id="16" w:name="_Ref193817069"/>
-      <w:bookmarkStart w:id="17" w:name="_Ref193817164"/>
-      <w:bookmarkStart w:id="18" w:name="_Ref193817812"/>
-      <w:bookmarkStart w:id="19" w:name="_Ref193817896"/>
-      <w:bookmarkStart w:id="20" w:name="_Ref193818518"/>
-      <w:bookmarkStart w:id="21" w:name="_Ref193819390"/>
-      <w:bookmarkStart w:id="22" w:name="_Toc206019395"/>
+      <w:bookmarkStart w:id="13" w:name="_Ref193816935"/>
+      <w:bookmarkStart w:id="14" w:name="_Ref193817069"/>
+      <w:bookmarkStart w:id="15" w:name="_Ref193817164"/>
+      <w:bookmarkStart w:id="16" w:name="_Ref193817812"/>
+      <w:bookmarkStart w:id="17" w:name="_Ref193817896"/>
+      <w:bookmarkStart w:id="18" w:name="_Ref193818518"/>
+      <w:bookmarkStart w:id="19" w:name="_Ref193819390"/>
+      <w:bookmarkStart w:id="20" w:name="_Toc206019395"/>
       <w:r>
         <w:t xml:space="preserve">Definition of </w:t>
       </w:r>
@@ -3234,14 +3268,14 @@
       <w:r>
         <w:t xml:space="preserve"> (TS)</w:t>
       </w:r>
+      <w:bookmarkEnd w:id="13"/>
+      <w:bookmarkEnd w:id="14"/>
       <w:bookmarkEnd w:id="15"/>
       <w:bookmarkEnd w:id="16"/>
       <w:bookmarkEnd w:id="17"/>
       <w:bookmarkEnd w:id="18"/>
       <w:bookmarkEnd w:id="19"/>
       <w:bookmarkEnd w:id="20"/>
-      <w:bookmarkEnd w:id="21"/>
-      <w:bookmarkEnd w:id="22"/>
     </w:p>
     <w:p>
       <w:pPr>
@@ -3378,14 +3412,12 @@
         <w:spacing w:before="100" w:beforeAutospacing="1" w:after="100" w:afterAutospacing="1"/>
       </w:pPr>
       <w:r>
-        <w:rPr>
-          <w:noProof/>
-        </w:rPr>
+        <w:lastRenderedPageBreak/>
         <w:drawing>
-          <wp:inline distT="0" distB="0" distL="0" distR="0" wp14:anchorId="0417D9FB" wp14:editId="6A6C33FB">
+          <wp:inline distT="0" distB="0" distL="0" distR="0" wp14:anchorId="5B9076B7" wp14:editId="64773595">
             <wp:extent cx="5760720" cy="3608070"/>
             <wp:effectExtent l="0" t="0" r="0" b="0"/>
-            <wp:docPr id="162535870" name="Grafik 1" descr="Ein Bild, das Text, Screenshot, Display, Zahl enthält.&#10;&#10;KI-generierte Inhalte können fehlerhaft sein."/>
+            <wp:docPr id="1481983796" name="Grafik 1" descr="Ein Bild, das Text, Screenshot, Display, Zahl enthält.&#10;&#10;KI-generierte Inhalte können fehlerhaft sein."/>
             <wp:cNvGraphicFramePr>
               <a:graphicFrameLocks xmlns:a="http://schemas.openxmlformats.org/drawingml/2006/main" noChangeAspect="1"/>
             </wp:cNvGraphicFramePr>
@@ -3393,7 +3425,7 @@
               <a:graphicData uri="http://schemas.openxmlformats.org/drawingml/2006/picture">
                 <pic:pic xmlns:pic="http://schemas.openxmlformats.org/drawingml/2006/picture">
                   <pic:nvPicPr>
-                    <pic:cNvPr id="162535870" name="Grafik 1" descr="Ein Bild, das Text, Screenshot, Display, Zahl enthält.&#10;&#10;KI-generierte Inhalte können fehlerhaft sein."/>
+                    <pic:cNvPr id="1481983796" name="Grafik 1" descr="Ein Bild, das Text, Screenshot, Display, Zahl enthält.&#10;&#10;KI-generierte Inhalte können fehlerhaft sein."/>
                     <pic:cNvPicPr/>
                   </pic:nvPicPr>
                   <pic:blipFill>
@@ -3494,7 +3526,6 @@
         </w:rPr>
       </w:pPr>
       <w:r>
-        <w:lastRenderedPageBreak/>
         <w:t>Next follow the rotational modes</w:t>
       </w:r>
       <w:r>
@@ -3728,7 +3759,21 @@
         <w:rPr>
           <w:color w:val="auto"/>
         </w:rPr>
-        <w:t xml:space="preserve"> as a two dimensional rotor.</w:t>
+        <w:t xml:space="preserve"> as a </w:t>
+      </w:r>
+      <w:proofErr w:type="gramStart"/>
+      <w:r>
+        <w:rPr>
+          <w:color w:val="auto"/>
+        </w:rPr>
+        <w:t>two dimensional</w:t>
+      </w:r>
+      <w:proofErr w:type="gramEnd"/>
+      <w:r>
+        <w:rPr>
+          <w:color w:val="auto"/>
+        </w:rPr>
+        <w:t xml:space="preserve"> rotor.</w:t>
       </w:r>
     </w:p>
     <w:p>
@@ -3761,7 +3806,21 @@
         <w:rPr>
           <w:color w:val="auto"/>
         </w:rPr>
-        <w:t xml:space="preserve"> as a one dimensional rotor (noted with 1D-rot </w:t>
+        <w:t xml:space="preserve"> as a </w:t>
+      </w:r>
+      <w:proofErr w:type="gramStart"/>
+      <w:r>
+        <w:rPr>
+          <w:color w:val="auto"/>
+        </w:rPr>
+        <w:t>one dimensional</w:t>
+      </w:r>
+      <w:proofErr w:type="gramEnd"/>
+      <w:r>
+        <w:rPr>
+          <w:color w:val="auto"/>
+        </w:rPr>
+        <w:t xml:space="preserve"> rotor (noted with 1D-rot </w:t>
       </w:r>
       <w:proofErr w:type="spellStart"/>
       <w:r>
@@ -3789,7 +3848,21 @@
         <w:rPr>
           <w:color w:val="auto"/>
         </w:rPr>
-        <w:t xml:space="preserve"> as a two dimensional rotor (noted with 2D-rot </w:t>
+        <w:t xml:space="preserve"> as a </w:t>
+      </w:r>
+      <w:proofErr w:type="gramStart"/>
+      <w:r>
+        <w:rPr>
+          <w:color w:val="auto"/>
+        </w:rPr>
+        <w:t>two dimensional</w:t>
+      </w:r>
+      <w:proofErr w:type="gramEnd"/>
+      <w:r>
+        <w:rPr>
+          <w:color w:val="auto"/>
+        </w:rPr>
+        <w:t xml:space="preserve"> rotor (noted with 2D-rot </w:t>
       </w:r>
       <w:proofErr w:type="spellStart"/>
       <w:r>
@@ -3827,7 +3900,21 @@
         <w:rPr>
           <w:color w:val="auto"/>
         </w:rPr>
-        <w:t>, and in the line after that, the active two dimensional rotor is defined. The s</w:t>
+        <w:t xml:space="preserve">, and in the line after that, the active </w:t>
+      </w:r>
+      <w:proofErr w:type="gramStart"/>
+      <w:r>
+        <w:rPr>
+          <w:color w:val="auto"/>
+        </w:rPr>
+        <w:t>two dimensional</w:t>
+      </w:r>
+      <w:proofErr w:type="gramEnd"/>
+      <w:r>
+        <w:rPr>
+          <w:color w:val="auto"/>
+        </w:rPr>
+        <w:t xml:space="preserve"> rotor is defined. The s</w:t>
       </w:r>
       <w:r>
         <w:rPr>
@@ -3905,7 +3992,15 @@
         <w:t>energy</w:t>
       </w:r>
       <w:r>
-        <w:t xml:space="preserve">” gives the electronic energy without zero point </w:t>
+        <w:t xml:space="preserve">” gives the electronic energy without </w:t>
+      </w:r>
+      <w:proofErr w:type="gramStart"/>
+      <w:r>
+        <w:t>zero point</w:t>
+      </w:r>
+      <w:proofErr w:type="gramEnd"/>
+      <w:r>
+        <w:t xml:space="preserve"> </w:t>
       </w:r>
       <w:r>
         <w:t>energy</w:t>
@@ -3929,7 +4024,15 @@
         <w:t>degeneracy</w:t>
       </w:r>
       <w:r>
-        <w:t>” gives the spin degeneracy, which corresponds to the multiplicity. The degeneracy has to be adapted manually for the consideration of other degeneracies. This is explained in more detail in the chapter</w:t>
+        <w:t xml:space="preserve">” gives the spin degeneracy, which corresponds to the multiplicity. The degeneracy </w:t>
+      </w:r>
+      <w:proofErr w:type="gramStart"/>
+      <w:r>
+        <w:t>has to</w:t>
+      </w:r>
+      <w:proofErr w:type="gramEnd"/>
+      <w:r>
+        <w:t xml:space="preserve"> be adapted manually for the consideration of other degeneracies. This is explained in more detail in the chapter</w:t>
       </w:r>
       <w:r>
         <w:t xml:space="preserve"> “</w:t>
@@ -3958,6 +4061,7 @@
         <w:spacing w:before="100" w:beforeAutospacing="1" w:after="100" w:afterAutospacing="1"/>
       </w:pPr>
       <w:r>
+        <w:lastRenderedPageBreak/>
         <w:t>To add the information about the second fragment, make sure to be in the panel of the respective transition state, and the</w:t>
       </w:r>
       <w:r>
@@ -3991,14 +4095,11 @@
         <w:spacing w:before="100" w:beforeAutospacing="1" w:after="100" w:afterAutospacing="1"/>
       </w:pPr>
       <w:r>
-        <w:rPr>
-          <w:noProof/>
-        </w:rPr>
         <w:drawing>
-          <wp:inline distT="0" distB="0" distL="0" distR="0" wp14:anchorId="0AD3748D" wp14:editId="323B66AA">
+          <wp:inline distT="0" distB="0" distL="0" distR="0" wp14:anchorId="6082A81B" wp14:editId="269E5F1A">
             <wp:extent cx="5760720" cy="3608070"/>
             <wp:effectExtent l="0" t="0" r="0" b="0"/>
-            <wp:docPr id="1078362452" name="Grafik 1" descr="Ein Bild, das Text, Screenshot, Zahl, parallel enthält.&#10;&#10;KI-generierte Inhalte können fehlerhaft sein."/>
+            <wp:docPr id="504381529" name="Grafik 1" descr="Ein Bild, das Text, Screenshot, Display, Zahl enthält.&#10;&#10;KI-generierte Inhalte können fehlerhaft sein."/>
             <wp:cNvGraphicFramePr>
               <a:graphicFrameLocks xmlns:a="http://schemas.openxmlformats.org/drawingml/2006/main" noChangeAspect="1"/>
             </wp:cNvGraphicFramePr>
@@ -4006,7 +4107,7 @@
               <a:graphicData uri="http://schemas.openxmlformats.org/drawingml/2006/picture">
                 <pic:pic xmlns:pic="http://schemas.openxmlformats.org/drawingml/2006/picture">
                   <pic:nvPicPr>
-                    <pic:cNvPr id="1078362452" name="Grafik 1" descr="Ein Bild, das Text, Screenshot, Zahl, parallel enthält.&#10;&#10;KI-generierte Inhalte können fehlerhaft sein."/>
+                    <pic:cNvPr id="504381529" name="Grafik 1" descr="Ein Bild, das Text, Screenshot, Display, Zahl enthält.&#10;&#10;KI-generierte Inhalte können fehlerhaft sein."/>
                     <pic:cNvPicPr/>
                   </pic:nvPicPr>
                   <pic:blipFill>
@@ -4054,11 +4155,7 @@
         <w:t>-</w:t>
       </w:r>
       <w:r>
-        <w:t xml:space="preserve">file and written to the </w:t>
-      </w:r>
-      <w:r>
-        <w:lastRenderedPageBreak/>
-        <w:t>panel after a semicolon. The degeneracy defined by the first fragment should be adapted such, that the total degeneracy of the transition state is considered there.</w:t>
+        <w:t>file and written to the panel after a semicolon. The degeneracy defined by the first fragment should be adapted such, that the total degeneracy of the transition state is considered there.</w:t>
       </w:r>
     </w:p>
     <w:p>
@@ -4103,7 +4200,7 @@
       <w:pPr>
         <w:pStyle w:val="berschrift3"/>
       </w:pPr>
-      <w:bookmarkStart w:id="23" w:name="_Toc190338970"/>
+      <w:bookmarkStart w:id="21" w:name="_Toc190338970"/>
       <w:r>
         <w:t>Definition of tight TS</w:t>
       </w:r>
@@ -4211,14 +4308,12 @@
         <w:spacing w:before="100" w:beforeAutospacing="1" w:after="100" w:afterAutospacing="1"/>
       </w:pPr>
       <w:r>
-        <w:rPr>
-          <w:noProof/>
-        </w:rPr>
+        <w:lastRenderedPageBreak/>
         <w:drawing>
-          <wp:inline distT="0" distB="0" distL="0" distR="0" wp14:anchorId="67082C64" wp14:editId="04FF458A">
+          <wp:inline distT="0" distB="0" distL="0" distR="0" wp14:anchorId="5509FBB2" wp14:editId="4E77F467">
             <wp:extent cx="5760720" cy="3608070"/>
             <wp:effectExtent l="0" t="0" r="0" b="0"/>
-            <wp:docPr id="517093049" name="Grafik 1" descr="Ein Bild, das Text, Screenshot, Display, Zahl enthält.&#10;&#10;KI-generierte Inhalte können fehlerhaft sein."/>
+            <wp:docPr id="1327181518" name="Grafik 1" descr="Ein Bild, das Text, Screenshot, Display, Zahl enthält.&#10;&#10;KI-generierte Inhalte können fehlerhaft sein."/>
             <wp:cNvGraphicFramePr>
               <a:graphicFrameLocks xmlns:a="http://schemas.openxmlformats.org/drawingml/2006/main" noChangeAspect="1"/>
             </wp:cNvGraphicFramePr>
@@ -4226,7 +4321,7 @@
               <a:graphicData uri="http://schemas.openxmlformats.org/drawingml/2006/picture">
                 <pic:pic xmlns:pic="http://schemas.openxmlformats.org/drawingml/2006/picture">
                   <pic:nvPicPr>
-                    <pic:cNvPr id="517093049" name="Grafik 1" descr="Ein Bild, das Text, Screenshot, Display, Zahl enthält.&#10;&#10;KI-generierte Inhalte können fehlerhaft sein."/>
+                    <pic:cNvPr id="1327181518" name="Grafik 1" descr="Ein Bild, das Text, Screenshot, Display, Zahl enthält.&#10;&#10;KI-generierte Inhalte können fehlerhaft sein."/>
                     <pic:cNvPicPr/>
                   </pic:nvPicPr>
                   <pic:blipFill>
@@ -4289,16 +4384,15 @@
       <w:pPr>
         <w:pStyle w:val="berschrift3"/>
       </w:pPr>
-      <w:bookmarkStart w:id="24" w:name="_Ref193807524"/>
-      <w:r>
-        <w:lastRenderedPageBreak/>
+      <w:bookmarkStart w:id="22" w:name="_Ref193807524"/>
+      <w:r>
         <w:t>Definition of tight TS</w:t>
       </w:r>
-      <w:bookmarkEnd w:id="23"/>
+      <w:bookmarkEnd w:id="21"/>
       <w:r>
         <w:t xml:space="preserve"> using the log-file of a well</w:t>
       </w:r>
-      <w:bookmarkEnd w:id="24"/>
+      <w:bookmarkEnd w:id="22"/>
     </w:p>
     <w:p>
       <w:pPr>
@@ -4374,14 +4468,12 @@
         <w:spacing w:before="100" w:beforeAutospacing="1" w:after="100" w:afterAutospacing="1"/>
       </w:pPr>
       <w:r>
-        <w:rPr>
-          <w:noProof/>
-        </w:rPr>
+        <w:lastRenderedPageBreak/>
         <w:drawing>
-          <wp:inline distT="0" distB="0" distL="0" distR="0" wp14:anchorId="4F26E5FA" wp14:editId="068D998D">
-            <wp:extent cx="5760720" cy="3790950"/>
+          <wp:inline distT="0" distB="0" distL="0" distR="0" wp14:anchorId="4940E8E5" wp14:editId="33E1DA1B">
+            <wp:extent cx="5760720" cy="3608070"/>
             <wp:effectExtent l="0" t="0" r="0" b="0"/>
-            <wp:docPr id="1466901635" name="Grafik 1" descr="Ein Bild, das Text, Screenshot, Display, Zahl enthält.&#10;&#10;KI-generierte Inhalte können fehlerhaft sein."/>
+            <wp:docPr id="1345486373" name="Grafik 1" descr="Ein Bild, das Text, Screenshot, Display, Zahl enthält.&#10;&#10;KI-generierte Inhalte können fehlerhaft sein."/>
             <wp:cNvGraphicFramePr>
               <a:graphicFrameLocks xmlns:a="http://schemas.openxmlformats.org/drawingml/2006/main" noChangeAspect="1"/>
             </wp:cNvGraphicFramePr>
@@ -4389,7 +4481,7 @@
               <a:graphicData uri="http://schemas.openxmlformats.org/drawingml/2006/picture">
                 <pic:pic xmlns:pic="http://schemas.openxmlformats.org/drawingml/2006/picture">
                   <pic:nvPicPr>
-                    <pic:cNvPr id="1466901635" name="Grafik 1" descr="Ein Bild, das Text, Screenshot, Display, Zahl enthält.&#10;&#10;KI-generierte Inhalte können fehlerhaft sein."/>
+                    <pic:cNvPr id="1345486373" name="Grafik 1" descr="Ein Bild, das Text, Screenshot, Display, Zahl enthält.&#10;&#10;KI-generierte Inhalte können fehlerhaft sein."/>
                     <pic:cNvPicPr/>
                   </pic:nvPicPr>
                   <pic:blipFill>
@@ -4401,7 +4493,7 @@
                   <pic:spPr>
                     <a:xfrm>
                       <a:off x="0" y="0"/>
-                      <a:ext cx="5760720" cy="3790950"/>
+                      <a:ext cx="5760720" cy="3608070"/>
                     </a:xfrm>
                     <a:prstGeom prst="rect">
                       <a:avLst/>
@@ -4425,7 +4517,15 @@
         <w:t>-</w:t>
       </w:r>
       <w:r>
-        <w:t xml:space="preserve">Swinehart-Algorithm. Therefore, the user has to set manually a semicolon “;” in front of the respective frequency. </w:t>
+        <w:t xml:space="preserve">Swinehart-Algorithm. Therefore, the user </w:t>
+      </w:r>
+      <w:proofErr w:type="gramStart"/>
+      <w:r>
+        <w:t>has to</w:t>
+      </w:r>
+      <w:proofErr w:type="gramEnd"/>
+      <w:r>
+        <w:t xml:space="preserve"> set manually a semicolon “;” in front of the respective frequency. </w:t>
       </w:r>
       <w:r>
         <w:t>Then, the total number of degrees of freedom (counting all vibrational modes and active rotational modes, whereby 2D-rotors count twice) is one less than the number of degrees of freedom of a well.</w:t>
@@ -4633,15 +4733,12 @@
         <w:spacing w:before="100" w:beforeAutospacing="1" w:after="100" w:afterAutospacing="1"/>
       </w:pPr>
       <w:r>
-        <w:rPr>
-          <w:noProof/>
-        </w:rPr>
         <w:lastRenderedPageBreak/>
         <w:drawing>
-          <wp:inline distT="0" distB="0" distL="0" distR="0" wp14:anchorId="2ADE1940" wp14:editId="6A46368F">
-            <wp:extent cx="5760720" cy="3790950"/>
+          <wp:inline distT="0" distB="0" distL="0" distR="0" wp14:anchorId="5DBDE015" wp14:editId="174621B5">
+            <wp:extent cx="5760720" cy="3608070"/>
             <wp:effectExtent l="0" t="0" r="0" b="0"/>
-            <wp:docPr id="399375571" name="Grafik 1" descr="Ein Bild, das Text, Screenshot, Display, Software enthält.&#10;&#10;KI-generierte Inhalte können fehlerhaft sein."/>
+            <wp:docPr id="304504872" name="Grafik 1" descr="Ein Bild, das Text, Screenshot, Display, Software enthält.&#10;&#10;KI-generierte Inhalte können fehlerhaft sein."/>
             <wp:cNvGraphicFramePr>
               <a:graphicFrameLocks xmlns:a="http://schemas.openxmlformats.org/drawingml/2006/main" noChangeAspect="1"/>
             </wp:cNvGraphicFramePr>
@@ -4649,7 +4746,7 @@
               <a:graphicData uri="http://schemas.openxmlformats.org/drawingml/2006/picture">
                 <pic:pic xmlns:pic="http://schemas.openxmlformats.org/drawingml/2006/picture">
                   <pic:nvPicPr>
-                    <pic:cNvPr id="399375571" name="Grafik 1" descr="Ein Bild, das Text, Screenshot, Display, Software enthält.&#10;&#10;KI-generierte Inhalte können fehlerhaft sein."/>
+                    <pic:cNvPr id="304504872" name="Grafik 1" descr="Ein Bild, das Text, Screenshot, Display, Software enthält.&#10;&#10;KI-generierte Inhalte können fehlerhaft sein."/>
                     <pic:cNvPicPr/>
                   </pic:nvPicPr>
                   <pic:blipFill>
@@ -4661,7 +4758,7 @@
                   <pic:spPr>
                     <a:xfrm>
                       <a:off x="0" y="0"/>
-                      <a:ext cx="5760720" cy="3790950"/>
+                      <a:ext cx="5760720" cy="3608070"/>
                     </a:xfrm>
                     <a:prstGeom prst="rect">
                       <a:avLst/>
@@ -4738,13 +4835,37 @@
         <w:t>Remove Multi</w:t>
       </w:r>
       <w:r>
-        <w:t xml:space="preserve">”. Also for transition states, the enumeration of all consecutive TS is adapted automatically, but all prior made references to transition states in the </w:t>
+        <w:t xml:space="preserve">”. </w:t>
+      </w:r>
+      <w:proofErr w:type="gramStart"/>
+      <w:r>
+        <w:t>Also</w:t>
+      </w:r>
+      <w:proofErr w:type="gramEnd"/>
+      <w:r>
+        <w:t xml:space="preserve"> for transition states, the enumeration of all consecutive TS is adapted automatically, but all </w:t>
+      </w:r>
+      <w:proofErr w:type="gramStart"/>
+      <w:r>
+        <w:t>prior</w:t>
+      </w:r>
+      <w:proofErr w:type="gramEnd"/>
+      <w:r>
+        <w:t xml:space="preserve"> made references to transition states in the </w:t>
       </w:r>
       <w:r>
         <w:t>p</w:t>
       </w:r>
       <w:r>
-        <w:t>anel “Parameters” have to be adapted manually.</w:t>
+        <w:t xml:space="preserve">anel “Parameters” </w:t>
+      </w:r>
+      <w:proofErr w:type="gramStart"/>
+      <w:r>
+        <w:t>have to</w:t>
+      </w:r>
+      <w:proofErr w:type="gramEnd"/>
+      <w:r>
+        <w:t xml:space="preserve"> be adapted manually.</w:t>
       </w:r>
     </w:p>
     <w:p>
@@ -4752,8 +4873,8 @@
         <w:pStyle w:val="berschrift1"/>
         <w:spacing w:before="100" w:beforeAutospacing="1" w:after="100" w:afterAutospacing="1"/>
       </w:pPr>
-      <w:bookmarkStart w:id="25" w:name="_Ref193816014"/>
-      <w:bookmarkStart w:id="26" w:name="_Toc206019396"/>
+      <w:bookmarkStart w:id="23" w:name="_Ref193816014"/>
+      <w:bookmarkStart w:id="24" w:name="_Toc206019396"/>
       <w:r>
         <w:t xml:space="preserve">Adapting the </w:t>
       </w:r>
@@ -4781,27 +4902,51 @@
       <w:r>
         <w:t>tates</w:t>
       </w:r>
-      <w:bookmarkEnd w:id="25"/>
-      <w:bookmarkEnd w:id="26"/>
+      <w:bookmarkEnd w:id="23"/>
+      <w:bookmarkEnd w:id="24"/>
     </w:p>
     <w:p>
       <w:pPr>
         <w:spacing w:before="100" w:beforeAutospacing="1" w:after="100" w:afterAutospacing="1"/>
       </w:pPr>
       <w:r>
-        <w:t>When wells or TS are loaded, the sum of electronic energies without zero point energy is read from the Gaussian file and written in atomic units to the respective panel in a line containing the keyword “energy”</w:t>
+        <w:t xml:space="preserve">When wells or TS are loaded, the sum of electronic energies without </w:t>
+      </w:r>
+      <w:proofErr w:type="gramStart"/>
+      <w:r>
+        <w:t>zero point</w:t>
+      </w:r>
+      <w:proofErr w:type="gramEnd"/>
+      <w:r>
+        <w:t xml:space="preserve"> energy is read from the Gaussian file and written in atomic units to the respective panel in a line containing the keyword “energy”</w:t>
       </w:r>
       <w:r>
         <w:t>. Once a calculation is performed, t</w:t>
       </w:r>
       <w:r>
-        <w:t>he zero point energy is calculated by AWATAR using all active vibrational frequencies (scaled by the Frequency Scale Factor).</w:t>
+        <w:t xml:space="preserve">he </w:t>
+      </w:r>
+      <w:proofErr w:type="gramStart"/>
+      <w:r>
+        <w:t>zero point</w:t>
+      </w:r>
+      <w:proofErr w:type="gramEnd"/>
+      <w:r>
+        <w:t xml:space="preserve"> energy is calculated by AWATAR using all active vibrational frequencies (scaled by the Frequency Scale Factor).</w:t>
       </w:r>
       <w:r>
         <w:t xml:space="preserve"> The total energy consists of the sum of electronic energies and the zero point energy.</w:t>
       </w:r>
       <w:r>
-        <w:t xml:space="preserve"> The energy of a TS has to be higher than the global minimum well. If this is not the case, AWATAR sets the energy of the TS to the energy of the global minimum well.</w:t>
+        <w:t xml:space="preserve"> The energy of a TS </w:t>
+      </w:r>
+      <w:proofErr w:type="gramStart"/>
+      <w:r>
+        <w:t>has to</w:t>
+      </w:r>
+      <w:proofErr w:type="gramEnd"/>
+      <w:r>
+        <w:t xml:space="preserve"> be higher than the global minimum well. If this is not the case, AWATAR sets the energy of the TS to the energy of the global minimum well.</w:t>
       </w:r>
     </w:p>
     <w:p>
@@ -4864,7 +5009,21 @@
         <w:rPr>
           <w:rFonts w:ascii="Courier New" w:hAnsi="Courier New" w:cs="Courier New"/>
         </w:rPr>
-        <w:t>; -339.509509 energy ; This energy (in au) is from the log</w:t>
+        <w:t xml:space="preserve">; -339.509509 </w:t>
+      </w:r>
+      <w:proofErr w:type="gramStart"/>
+      <w:r>
+        <w:rPr>
+          <w:rFonts w:ascii="Courier New" w:hAnsi="Courier New" w:cs="Courier New"/>
+        </w:rPr>
+        <w:t>energy ;</w:t>
+      </w:r>
+      <w:proofErr w:type="gramEnd"/>
+      <w:r>
+        <w:rPr>
+          <w:rFonts w:ascii="Courier New" w:hAnsi="Courier New" w:cs="Courier New"/>
+        </w:rPr>
+        <w:t xml:space="preserve"> This energy (in au) is from the log</w:t>
       </w:r>
       <w:r>
         <w:rPr>
@@ -4891,7 +5050,21 @@
         <w:rPr>
           <w:rFonts w:ascii="Courier New" w:hAnsi="Courier New" w:cs="Courier New"/>
         </w:rPr>
-        <w:t xml:space="preserve"> -400.00000 energy ; This energy (in au) is used instead.</w:t>
+        <w:t xml:space="preserve"> -400.00000 </w:t>
+      </w:r>
+      <w:proofErr w:type="gramStart"/>
+      <w:r>
+        <w:rPr>
+          <w:rFonts w:ascii="Courier New" w:hAnsi="Courier New" w:cs="Courier New"/>
+        </w:rPr>
+        <w:t>energy ;</w:t>
+      </w:r>
+      <w:proofErr w:type="gramEnd"/>
+      <w:r>
+        <w:rPr>
+          <w:rFonts w:ascii="Courier New" w:hAnsi="Courier New" w:cs="Courier New"/>
+        </w:rPr>
+        <w:t xml:space="preserve"> This energy (in au) is used instead.</w:t>
       </w:r>
     </w:p>
     <w:p>
@@ -4938,7 +5111,21 @@
         <w:rPr>
           <w:rFonts w:ascii="Courier New" w:hAnsi="Courier New" w:cs="Courier New"/>
         </w:rPr>
-        <w:t>0.50 energy ; This adds 0.5 au to the total energy</w:t>
+        <w:t xml:space="preserve">0.50 </w:t>
+      </w:r>
+      <w:proofErr w:type="gramStart"/>
+      <w:r>
+        <w:rPr>
+          <w:rFonts w:ascii="Courier New" w:hAnsi="Courier New" w:cs="Courier New"/>
+        </w:rPr>
+        <w:t>energy ;</w:t>
+      </w:r>
+      <w:proofErr w:type="gramEnd"/>
+      <w:r>
+        <w:rPr>
+          <w:rFonts w:ascii="Courier New" w:hAnsi="Courier New" w:cs="Courier New"/>
+        </w:rPr>
+        <w:t xml:space="preserve"> This adds 0.5 au to the total energy</w:t>
       </w:r>
     </w:p>
     <w:p>
@@ -4960,7 +5147,6 @@
         <w:spacing w:before="100" w:beforeAutospacing="1" w:after="100" w:afterAutospacing="1"/>
       </w:pPr>
       <w:r>
-        <w:lastRenderedPageBreak/>
         <w:t xml:space="preserve">Add a line with the content “offset x” where x is the energy </w:t>
       </w:r>
       <w:r>
@@ -4994,13 +5180,28 @@
         <w:rPr>
           <w:rFonts w:ascii="Courier New" w:hAnsi="Courier New" w:cs="Courier New"/>
         </w:rPr>
-        <w:t>offset 1000</w:t>
-      </w:r>
-      <w:r>
-        <w:rPr>
-          <w:rFonts w:ascii="Courier New" w:hAnsi="Courier New" w:cs="Courier New"/>
-        </w:rPr>
-        <w:t xml:space="preserve"> ; This adds 1000 cm</w:t>
+        <w:lastRenderedPageBreak/>
+        <w:t xml:space="preserve">offset </w:t>
+      </w:r>
+      <w:proofErr w:type="gramStart"/>
+      <w:r>
+        <w:rPr>
+          <w:rFonts w:ascii="Courier New" w:hAnsi="Courier New" w:cs="Courier New"/>
+        </w:rPr>
+        <w:t>1000</w:t>
+      </w:r>
+      <w:r>
+        <w:rPr>
+          <w:rFonts w:ascii="Courier New" w:hAnsi="Courier New" w:cs="Courier New"/>
+        </w:rPr>
+        <w:t xml:space="preserve"> ;</w:t>
+      </w:r>
+      <w:proofErr w:type="gramEnd"/>
+      <w:r>
+        <w:rPr>
+          <w:rFonts w:ascii="Courier New" w:hAnsi="Courier New" w:cs="Courier New"/>
+        </w:rPr>
+        <w:t xml:space="preserve"> This adds 1000 cm</w:t>
       </w:r>
       <w:r>
         <w:rPr>
@@ -5179,9 +5380,9 @@
         <w:pStyle w:val="berschrift1"/>
         <w:spacing w:before="100" w:beforeAutospacing="1" w:after="100" w:afterAutospacing="1"/>
       </w:pPr>
-      <w:bookmarkStart w:id="27" w:name="_Ref193806480"/>
-      <w:bookmarkStart w:id="28" w:name="_Ref193807321"/>
-      <w:bookmarkStart w:id="29" w:name="_Toc206019397"/>
+      <w:bookmarkStart w:id="25" w:name="_Ref193806480"/>
+      <w:bookmarkStart w:id="26" w:name="_Ref193807321"/>
+      <w:bookmarkStart w:id="27" w:name="_Toc206019397"/>
       <w:r>
         <w:t xml:space="preserve">Adapting the </w:t>
       </w:r>
@@ -5209,9 +5410,9 @@
       <w:r>
         <w:t>tates</w:t>
       </w:r>
+      <w:bookmarkEnd w:id="25"/>
+      <w:bookmarkEnd w:id="26"/>
       <w:bookmarkEnd w:id="27"/>
-      <w:bookmarkEnd w:id="28"/>
-      <w:bookmarkEnd w:id="29"/>
     </w:p>
     <w:p>
       <w:pPr>
@@ -5317,7 +5518,15 @@
         <w:t>-</w:t>
       </w:r>
       <w:r>
-        <w:t>file and written to the TS panel as information for the user, but not considered automatically.</w:t>
+        <w:t xml:space="preserve">file and written to the TS panel as information for the </w:t>
+      </w:r>
+      <w:proofErr w:type="gramStart"/>
+      <w:r>
+        <w:t>user, but</w:t>
+      </w:r>
+      <w:proofErr w:type="gramEnd"/>
+      <w:r>
+        <w:t xml:space="preserve"> not considered automatically.</w:t>
       </w:r>
     </w:p>
     <w:p>
@@ -5348,7 +5557,7 @@
         </w:numPr>
         <w:spacing w:before="100" w:beforeAutospacing="1" w:after="100" w:afterAutospacing="1"/>
       </w:pPr>
-      <w:commentRangeStart w:id="30"/>
+      <w:commentRangeStart w:id="28"/>
       <w:r>
         <w:rPr>
           <w:u w:val="single"/>
@@ -5358,12 +5567,12 @@
       <w:r>
         <w:t xml:space="preserve"> If a transition state has a higher probability due to several possible pathways, this can also be considered for the total degeneracy.</w:t>
       </w:r>
-      <w:commentRangeEnd w:id="30"/>
+      <w:commentRangeEnd w:id="28"/>
       <w:r>
         <w:rPr>
           <w:rStyle w:val="Kommentarzeichen"/>
         </w:rPr>
-        <w:commentReference w:id="30"/>
+        <w:commentReference w:id="28"/>
       </w:r>
     </w:p>
     <w:p>
@@ -5374,7 +5583,15 @@
         <w:t>Those</w:t>
       </w:r>
       <w:r>
-        <w:t xml:space="preserve"> degeneracies have to be multiplied</w:t>
+        <w:t xml:space="preserve"> degeneracies </w:t>
+      </w:r>
+      <w:proofErr w:type="gramStart"/>
+      <w:r>
+        <w:t>have to</w:t>
+      </w:r>
+      <w:proofErr w:type="gramEnd"/>
+      <w:r>
+        <w:t xml:space="preserve"> be multiplied</w:t>
       </w:r>
       <w:r>
         <w:t xml:space="preserve"> with each other</w:t>
@@ -5431,7 +5648,15 @@
         <w:t xml:space="preserve">whereby x is the total degeneracy. </w:t>
       </w:r>
       <w:r>
-        <w:t>After loading a well or TS, the line containing the word degeneracy is already written in the panel, just the number has to be substituted, to consider all degeneracies.</w:t>
+        <w:t xml:space="preserve">After loading a well or TS, the line containing the word degeneracy is already written in the panel, just the number </w:t>
+      </w:r>
+      <w:proofErr w:type="gramStart"/>
+      <w:r>
+        <w:t>has to</w:t>
+      </w:r>
+      <w:proofErr w:type="gramEnd"/>
+      <w:r>
+        <w:t xml:space="preserve"> be substituted, to consider all degeneracies.</w:t>
       </w:r>
       <w:r>
         <w:t xml:space="preserve"> </w:t>
@@ -5457,20 +5682,35 @@
         <w:rPr>
           <w:rFonts w:ascii="Courier New" w:hAnsi="Courier New" w:cs="Courier New"/>
         </w:rPr>
-        <w:t xml:space="preserve"> degeneracy</w:t>
-      </w:r>
-      <w:r>
-        <w:rPr>
-          <w:rFonts w:ascii="Courier New" w:hAnsi="Courier New" w:cs="Courier New"/>
-        </w:rPr>
         <w:t xml:space="preserve"> </w:t>
       </w:r>
-      <w:r>
-        <w:rPr>
-          <w:rFonts w:ascii="Courier New" w:hAnsi="Courier New" w:cs="Courier New"/>
-        </w:rPr>
-        <w:t xml:space="preserve">;spin multiplicity = </w:t>
-      </w:r>
+      <w:proofErr w:type="gramStart"/>
+      <w:r>
+        <w:rPr>
+          <w:rFonts w:ascii="Courier New" w:hAnsi="Courier New" w:cs="Courier New"/>
+        </w:rPr>
+        <w:t>degeneracy</w:t>
+      </w:r>
+      <w:r>
+        <w:rPr>
+          <w:rFonts w:ascii="Courier New" w:hAnsi="Courier New" w:cs="Courier New"/>
+        </w:rPr>
+        <w:t xml:space="preserve"> </w:t>
+      </w:r>
+      <w:r>
+        <w:rPr>
+          <w:rFonts w:ascii="Courier New" w:hAnsi="Courier New" w:cs="Courier New"/>
+        </w:rPr>
+        <w:t>;spin</w:t>
+      </w:r>
+      <w:proofErr w:type="gramEnd"/>
+      <w:r>
+        <w:rPr>
+          <w:rFonts w:ascii="Courier New" w:hAnsi="Courier New" w:cs="Courier New"/>
+        </w:rPr>
+        <w:t xml:space="preserve"> multiplicity = </w:t>
+      </w:r>
+      <w:proofErr w:type="gramStart"/>
       <w:r>
         <w:rPr>
           <w:rFonts w:ascii="Courier New" w:hAnsi="Courier New" w:cs="Courier New"/>
@@ -5481,7 +5721,14 @@
         <w:rPr>
           <w:rFonts w:ascii="Courier New" w:hAnsi="Courier New" w:cs="Courier New"/>
         </w:rPr>
-        <w:t xml:space="preserve"> , number of optical isomers = 2</w:t>
+        <w:t xml:space="preserve"> ,</w:t>
+      </w:r>
+      <w:proofErr w:type="gramEnd"/>
+      <w:r>
+        <w:rPr>
+          <w:rFonts w:ascii="Courier New" w:hAnsi="Courier New" w:cs="Courier New"/>
+        </w:rPr>
+        <w:t xml:space="preserve"> number of optical isomers = 2</w:t>
       </w:r>
     </w:p>
     <w:p>
@@ -5588,8 +5835,9 @@
         <w:pStyle w:val="berschrift1"/>
         <w:spacing w:before="100" w:beforeAutospacing="1" w:after="100" w:afterAutospacing="1"/>
       </w:pPr>
-      <w:bookmarkStart w:id="31" w:name="_Toc206019398"/>
-      <w:r>
+      <w:bookmarkStart w:id="29" w:name="_Toc206019398"/>
+      <w:r>
+        <w:lastRenderedPageBreak/>
         <w:t xml:space="preserve">Calculate </w:t>
       </w:r>
       <w:r>
@@ -5607,7 +5855,7 @@
       <w:r>
         <w:t xml:space="preserve"> (DoS)</w:t>
       </w:r>
-      <w:bookmarkEnd w:id="31"/>
+      <w:bookmarkEnd w:id="29"/>
     </w:p>
     <w:p>
       <w:pPr>
@@ -5804,14 +6052,11 @@
         <w:spacing w:before="100" w:beforeAutospacing="1" w:after="100" w:afterAutospacing="1"/>
       </w:pPr>
       <w:r>
-        <w:rPr>
-          <w:noProof/>
-        </w:rPr>
         <w:drawing>
-          <wp:inline distT="0" distB="0" distL="0" distR="0" wp14:anchorId="344961CC" wp14:editId="62A2EF65">
-            <wp:extent cx="5760720" cy="3790950"/>
+          <wp:inline distT="0" distB="0" distL="0" distR="0" wp14:anchorId="751E4E72" wp14:editId="201BCA04">
+            <wp:extent cx="5760720" cy="3608070"/>
             <wp:effectExtent l="0" t="0" r="0" b="0"/>
-            <wp:docPr id="1389609004" name="Grafik 1" descr="Ein Bild, das Text, Screenshot, Zahl, parallel enthält.&#10;&#10;KI-generierte Inhalte können fehlerhaft sein."/>
+            <wp:docPr id="607941997" name="Grafik 1" descr="Ein Bild, das Text, Screenshot, Display, Zahl enthält.&#10;&#10;KI-generierte Inhalte können fehlerhaft sein."/>
             <wp:cNvGraphicFramePr>
               <a:graphicFrameLocks xmlns:a="http://schemas.openxmlformats.org/drawingml/2006/main" noChangeAspect="1"/>
             </wp:cNvGraphicFramePr>
@@ -5819,7 +6064,7 @@
               <a:graphicData uri="http://schemas.openxmlformats.org/drawingml/2006/picture">
                 <pic:pic xmlns:pic="http://schemas.openxmlformats.org/drawingml/2006/picture">
                   <pic:nvPicPr>
-                    <pic:cNvPr id="1389609004" name="Grafik 1" descr="Ein Bild, das Text, Screenshot, Zahl, parallel enthält.&#10;&#10;KI-generierte Inhalte können fehlerhaft sein."/>
+                    <pic:cNvPr id="607941997" name="Grafik 1" descr="Ein Bild, das Text, Screenshot, Display, Zahl enthält.&#10;&#10;KI-generierte Inhalte können fehlerhaft sein."/>
                     <pic:cNvPicPr/>
                   </pic:nvPicPr>
                   <pic:blipFill>
@@ -5831,7 +6076,7 @@
                   <pic:spPr>
                     <a:xfrm>
                       <a:off x="0" y="0"/>
-                      <a:ext cx="5760720" cy="3790950"/>
+                      <a:ext cx="5760720" cy="3608070"/>
                     </a:xfrm>
                     <a:prstGeom prst="rect">
                       <a:avLst/>
@@ -5882,7 +6127,15 @@
         <w:t>.</w:t>
       </w:r>
       <w:r>
-        <w:t xml:space="preserve"> Al further rows give the resulting DoS for each well at the available energy. Note, that the DoS rises fast, if more energy is available. For wells which are higher in energy than the global minimum, the DoS is zero for the lowest energies, and gets non-zero once the available energy is high enough to populate this well.</w:t>
+        <w:t xml:space="preserve"> Al further rows give the resulting DoS for each well at the available energy. Note, that the DoS rises fast, if more energy is available. For wells which are higher in energy than the global minimum, the DoS is zero for the lowest </w:t>
+      </w:r>
+      <w:proofErr w:type="gramStart"/>
+      <w:r>
+        <w:t>energies, and</w:t>
+      </w:r>
+      <w:proofErr w:type="gramEnd"/>
+      <w:r>
+        <w:t xml:space="preserve"> gets non-zero once the available energy is high enough to populate this well.</w:t>
       </w:r>
     </w:p>
     <w:p>
@@ -5890,7 +6143,6 @@
         <w:spacing w:before="100" w:beforeAutospacing="1" w:after="100" w:afterAutospacing="1"/>
       </w:pPr>
       <w:r>
-        <w:lastRenderedPageBreak/>
         <w:t xml:space="preserve">At the bottom of the panel “Results”, the used degeneracies and </w:t>
       </w:r>
       <w:r>
@@ -5906,6 +6158,7 @@
         <w:spacing w:before="100" w:beforeAutospacing="1" w:after="100" w:afterAutospacing="1"/>
       </w:pPr>
       <w:r>
+        <w:lastRenderedPageBreak/>
         <w:t>Options</w:t>
       </w:r>
     </w:p>
@@ -6300,7 +6553,21 @@
         <w:rPr>
           <w:rFonts w:cstheme="minorHAnsi"/>
         </w:rPr>
-        <w:t>” has to be used again to recalculate the DoS with the new parameter settings.</w:t>
+        <w:t xml:space="preserve">” </w:t>
+      </w:r>
+      <w:proofErr w:type="gramStart"/>
+      <w:r>
+        <w:rPr>
+          <w:rFonts w:cstheme="minorHAnsi"/>
+        </w:rPr>
+        <w:t>has to</w:t>
+      </w:r>
+      <w:proofErr w:type="gramEnd"/>
+      <w:r>
+        <w:rPr>
+          <w:rFonts w:cstheme="minorHAnsi"/>
+        </w:rPr>
+        <w:t xml:space="preserve"> be used again to recalculate the DoS with the new parameter settings.</w:t>
       </w:r>
     </w:p>
     <w:p>
@@ -6308,7 +6575,7 @@
         <w:pStyle w:val="berschrift1"/>
         <w:spacing w:before="100" w:beforeAutospacing="1" w:after="100" w:afterAutospacing="1"/>
       </w:pPr>
-      <w:bookmarkStart w:id="32" w:name="_Toc206019399"/>
+      <w:bookmarkStart w:id="30" w:name="_Toc206019399"/>
       <w:r>
         <w:t xml:space="preserve">Calculate </w:t>
       </w:r>
@@ -6327,7 +6594,7 @@
       <w:r>
         <w:t xml:space="preserve"> (SoS)</w:t>
       </w:r>
-      <w:bookmarkEnd w:id="32"/>
+      <w:bookmarkEnd w:id="30"/>
     </w:p>
     <w:p>
       <w:pPr>
@@ -6513,7 +6780,7 @@
         </w:rPr>
         <w:t xml:space="preserve"> </w:t>
       </w:r>
-      <w:bookmarkStart w:id="33" w:name="_Hlk190338552"/>
+      <w:bookmarkStart w:id="31" w:name="_Hlk190338552"/>
       <w:r>
         <w:rPr>
           <w:color w:val="auto"/>
@@ -6557,7 +6824,7 @@
         <w:t>mum.</w:t>
       </w:r>
     </w:p>
-    <w:bookmarkEnd w:id="33"/>
+    <w:bookmarkEnd w:id="31"/>
     <w:p/>
     <w:p>
       <w:pPr>
@@ -6574,15 +6841,12 @@
     </w:p>
     <w:p>
       <w:r>
-        <w:rPr>
-          <w:noProof/>
-        </w:rPr>
         <w:lastRenderedPageBreak/>
         <w:drawing>
-          <wp:inline distT="0" distB="0" distL="0" distR="0" wp14:anchorId="39F7038D" wp14:editId="7ACFBF32">
-            <wp:extent cx="5760720" cy="3790950"/>
+          <wp:inline distT="0" distB="0" distL="0" distR="0" wp14:anchorId="5EBD8F2E" wp14:editId="07B9428C">
+            <wp:extent cx="5760720" cy="3608070"/>
             <wp:effectExtent l="0" t="0" r="0" b="0"/>
-            <wp:docPr id="1116737271" name="Grafik 1" descr="Ein Bild, das Text, Screenshot, Zahl, parallel enthält.&#10;&#10;KI-generierte Inhalte können fehlerhaft sein."/>
+            <wp:docPr id="1830871028" name="Grafik 1" descr="Ein Bild, das Text, Screenshot, Display, Zahl enthält.&#10;&#10;KI-generierte Inhalte können fehlerhaft sein."/>
             <wp:cNvGraphicFramePr>
               <a:graphicFrameLocks xmlns:a="http://schemas.openxmlformats.org/drawingml/2006/main" noChangeAspect="1"/>
             </wp:cNvGraphicFramePr>
@@ -6590,7 +6854,7 @@
               <a:graphicData uri="http://schemas.openxmlformats.org/drawingml/2006/picture">
                 <pic:pic xmlns:pic="http://schemas.openxmlformats.org/drawingml/2006/picture">
                   <pic:nvPicPr>
-                    <pic:cNvPr id="1116737271" name="Grafik 1" descr="Ein Bild, das Text, Screenshot, Zahl, parallel enthält.&#10;&#10;KI-generierte Inhalte können fehlerhaft sein."/>
+                    <pic:cNvPr id="1830871028" name="Grafik 1" descr="Ein Bild, das Text, Screenshot, Display, Zahl enthält.&#10;&#10;KI-generierte Inhalte können fehlerhaft sein."/>
                     <pic:cNvPicPr/>
                   </pic:nvPicPr>
                   <pic:blipFill>
@@ -6602,7 +6866,7 @@
                   <pic:spPr>
                     <a:xfrm>
                       <a:off x="0" y="0"/>
-                      <a:ext cx="5760720" cy="3790950"/>
+                      <a:ext cx="5760720" cy="3608070"/>
                     </a:xfrm>
                     <a:prstGeom prst="rect">
                       <a:avLst/>
@@ -6635,7 +6899,15 @@
         <w:t>S</w:t>
       </w:r>
       <w:r>
-        <w:t>oS is zero for the lowest energies, and gets non-zero once the available energy is high enough to reach the respective transition state.</w:t>
+        <w:t xml:space="preserve">oS is zero for the lowest </w:t>
+      </w:r>
+      <w:proofErr w:type="gramStart"/>
+      <w:r>
+        <w:t>energies, and</w:t>
+      </w:r>
+      <w:proofErr w:type="gramEnd"/>
+      <w:r>
+        <w:t xml:space="preserve"> gets non-zero once the available energy is high enough to reach the respective transition state.</w:t>
       </w:r>
     </w:p>
     <w:p>
@@ -7027,7 +7299,21 @@
         <w:rPr>
           <w:rFonts w:cstheme="minorHAnsi"/>
         </w:rPr>
-        <w:t xml:space="preserve">” has to be used again to recalculate the </w:t>
+        <w:t xml:space="preserve">” </w:t>
+      </w:r>
+      <w:proofErr w:type="gramStart"/>
+      <w:r>
+        <w:rPr>
+          <w:rFonts w:cstheme="minorHAnsi"/>
+        </w:rPr>
+        <w:t>has to</w:t>
+      </w:r>
+      <w:proofErr w:type="gramEnd"/>
+      <w:r>
+        <w:rPr>
+          <w:rFonts w:cstheme="minorHAnsi"/>
+        </w:rPr>
+        <w:t xml:space="preserve"> be used again to recalculate the </w:t>
       </w:r>
       <w:r>
         <w:rPr>
@@ -7048,7 +7334,7 @@
         <w:pStyle w:val="berschrift1"/>
         <w:spacing w:before="100" w:beforeAutospacing="1" w:after="100" w:afterAutospacing="1"/>
       </w:pPr>
-      <w:bookmarkStart w:id="34" w:name="_Toc206019400"/>
+      <w:bookmarkStart w:id="32" w:name="_Toc206019400"/>
       <w:r>
         <w:t>Calculate RRKM</w:t>
       </w:r>
@@ -7067,7 +7353,7 @@
       <w:r>
         <w:t>s</w:t>
       </w:r>
-      <w:bookmarkEnd w:id="34"/>
+      <w:bookmarkEnd w:id="32"/>
     </w:p>
     <w:p>
       <w:pPr>
@@ -7113,7 +7399,21 @@
         <w:rPr>
           <w:color w:val="auto"/>
         </w:rPr>
-        <w:t>Rice−Ramsperger−Kassel−Marcus theory</w:t>
+        <w:t>Rice−Ramsperger−Kassel−</w:t>
+      </w:r>
+      <w:proofErr w:type="gramStart"/>
+      <w:r>
+        <w:rPr>
+          <w:color w:val="auto"/>
+        </w:rPr>
+        <w:t>Marcus</w:t>
+      </w:r>
+      <w:proofErr w:type="gramEnd"/>
+      <w:r>
+        <w:rPr>
+          <w:color w:val="auto"/>
+        </w:rPr>
+        <w:t xml:space="preserve"> theory</w:t>
       </w:r>
       <w:r>
         <w:rPr>
@@ -7410,14 +7710,11 @@
         <w:spacing w:before="100" w:beforeAutospacing="1" w:after="100" w:afterAutospacing="1"/>
       </w:pPr>
       <w:r>
-        <w:rPr>
-          <w:noProof/>
-        </w:rPr>
         <w:drawing>
-          <wp:inline distT="0" distB="0" distL="0" distR="0" wp14:anchorId="0F176008" wp14:editId="06B22CD8">
-            <wp:extent cx="5760720" cy="3790950"/>
+          <wp:inline distT="0" distB="0" distL="0" distR="0" wp14:anchorId="1EA317C6" wp14:editId="045D63E3">
+            <wp:extent cx="5760720" cy="3608070"/>
             <wp:effectExtent l="0" t="0" r="0" b="0"/>
-            <wp:docPr id="2100811261" name="Grafik 1" descr="Ein Bild, das Text, Screenshot, Zahl, Display enthält.&#10;&#10;KI-generierte Inhalte können fehlerhaft sein."/>
+            <wp:docPr id="446264892" name="Grafik 1" descr="Ein Bild, das Text, Screenshot, Display, Software enthält.&#10;&#10;KI-generierte Inhalte können fehlerhaft sein."/>
             <wp:cNvGraphicFramePr>
               <a:graphicFrameLocks xmlns:a="http://schemas.openxmlformats.org/drawingml/2006/main" noChangeAspect="1"/>
             </wp:cNvGraphicFramePr>
@@ -7425,7 +7722,7 @@
               <a:graphicData uri="http://schemas.openxmlformats.org/drawingml/2006/picture">
                 <pic:pic xmlns:pic="http://schemas.openxmlformats.org/drawingml/2006/picture">
                   <pic:nvPicPr>
-                    <pic:cNvPr id="2100811261" name="Grafik 1" descr="Ein Bild, das Text, Screenshot, Zahl, Display enthält.&#10;&#10;KI-generierte Inhalte können fehlerhaft sein."/>
+                    <pic:cNvPr id="446264892" name="Grafik 1" descr="Ein Bild, das Text, Screenshot, Display, Software enthält.&#10;&#10;KI-generierte Inhalte können fehlerhaft sein."/>
                     <pic:cNvPicPr/>
                   </pic:nvPicPr>
                   <pic:blipFill>
@@ -7437,7 +7734,7 @@
                   <pic:spPr>
                     <a:xfrm>
                       <a:off x="0" y="0"/>
-                      <a:ext cx="5760720" cy="3790950"/>
+                      <a:ext cx="5760720" cy="3608070"/>
                     </a:xfrm>
                     <a:prstGeom prst="rect">
                       <a:avLst/>
@@ -7540,10 +7837,18 @@
         <w:t xml:space="preserve"> zero for the lowest energies</w:t>
       </w:r>
       <w:r>
-        <w:t xml:space="preserve"> (if no transition state of the respective channel can be reached yet)</w:t>
-      </w:r>
-      <w:r>
-        <w:t xml:space="preserve">, and get non-zero once the available energy is high enough to reach the </w:t>
+        <w:t xml:space="preserve"> (if no transition state of the respective channel can be reached yet</w:t>
+      </w:r>
+      <w:proofErr w:type="gramStart"/>
+      <w:r>
+        <w:t>)</w:t>
+      </w:r>
+      <w:r>
+        <w:t>, and</w:t>
+      </w:r>
+      <w:proofErr w:type="gramEnd"/>
+      <w:r>
+        <w:t xml:space="preserve"> get non-zero once the available energy is high enough to reach the </w:t>
       </w:r>
       <w:r>
         <w:t>lowest</w:t>
@@ -8049,7 +8354,21 @@
         <w:rPr>
           <w:rFonts w:cstheme="minorHAnsi"/>
         </w:rPr>
-        <w:t>” has to be used again to recalculate the RRKM</w:t>
+        <w:t xml:space="preserve">” </w:t>
+      </w:r>
+      <w:proofErr w:type="gramStart"/>
+      <w:r>
+        <w:rPr>
+          <w:rFonts w:cstheme="minorHAnsi"/>
+        </w:rPr>
+        <w:t>has to</w:t>
+      </w:r>
+      <w:proofErr w:type="gramEnd"/>
+      <w:r>
+        <w:rPr>
+          <w:rFonts w:cstheme="minorHAnsi"/>
+        </w:rPr>
+        <w:t xml:space="preserve"> be used again to recalculate the RRKM</w:t>
       </w:r>
       <w:r>
         <w:rPr>
@@ -8081,8 +8400,8 @@
         <w:pStyle w:val="berschrift1"/>
         <w:spacing w:before="100" w:beforeAutospacing="1" w:after="100" w:afterAutospacing="1"/>
       </w:pPr>
-      <w:bookmarkStart w:id="35" w:name="_Ref194665170"/>
-      <w:bookmarkStart w:id="36" w:name="_Toc206019401"/>
+      <w:bookmarkStart w:id="33" w:name="_Ref194665170"/>
+      <w:bookmarkStart w:id="34" w:name="_Toc206019401"/>
       <w:r>
         <w:t xml:space="preserve">Perform </w:t>
       </w:r>
@@ -8109,8 +8428,8 @@
       <w:r>
         <w:t xml:space="preserve"> (MEM)</w:t>
       </w:r>
-      <w:bookmarkEnd w:id="35"/>
-      <w:bookmarkEnd w:id="36"/>
+      <w:bookmarkEnd w:id="33"/>
+      <w:bookmarkEnd w:id="34"/>
     </w:p>
     <w:p>
       <w:r>
@@ -8603,14 +8922,14 @@
         <w:pStyle w:val="berschrift2"/>
         <w:spacing w:before="100" w:beforeAutospacing="1" w:after="100" w:afterAutospacing="1"/>
       </w:pPr>
-      <w:bookmarkStart w:id="37" w:name="_Ref193818083"/>
-      <w:bookmarkStart w:id="38" w:name="_Toc206019402"/>
+      <w:bookmarkStart w:id="35" w:name="_Ref193818083"/>
+      <w:bookmarkStart w:id="36" w:name="_Toc206019402"/>
       <w:r>
         <w:lastRenderedPageBreak/>
         <w:t>Real time MEM</w:t>
       </w:r>
-      <w:bookmarkEnd w:id="37"/>
-      <w:bookmarkEnd w:id="38"/>
+      <w:bookmarkEnd w:id="35"/>
+      <w:bookmarkEnd w:id="36"/>
     </w:p>
     <w:p>
       <w:pPr>
@@ -8618,7 +8937,15 @@
         <w:ind w:left="0"/>
       </w:pPr>
       <w:r>
-        <w:t>To perform real time MEM, you have to perform first the general preparation steps (see chapter “</w:t>
+        <w:t xml:space="preserve">To perform real time MEM, you </w:t>
+      </w:r>
+      <w:proofErr w:type="gramStart"/>
+      <w:r>
+        <w:t>have to</w:t>
+      </w:r>
+      <w:proofErr w:type="gramEnd"/>
+      <w:r>
+        <w:t xml:space="preserve"> perform first the general preparation steps (see chapter “</w:t>
       </w:r>
       <w:r>
         <w:fldChar w:fldCharType="begin"/>
@@ -8788,7 +9115,7 @@
       <w:r>
         <w:t xml:space="preserve">”, </w:t>
       </w:r>
-      <w:commentRangeStart w:id="39"/>
+      <w:commentRangeStart w:id="37"/>
       <w:r>
         <w:t>because AWATAR may crash once the calculation is started, if there are unexpected errors in the input panels. Also, depending on the used parameters</w:t>
       </w:r>
@@ -8802,14 +9129,22 @@
         <w:t>may</w:t>
       </w:r>
       <w:r>
-        <w:t xml:space="preserve"> not finish on a reasonable time scale, and the execution of AWATAR has to be interrupted manually.</w:t>
-      </w:r>
-      <w:commentRangeEnd w:id="39"/>
+        <w:t xml:space="preserve"> not finish on a reasonable time scale, and the execution of AWATAR </w:t>
+      </w:r>
+      <w:proofErr w:type="gramStart"/>
+      <w:r>
+        <w:t>has to</w:t>
+      </w:r>
+      <w:proofErr w:type="gramEnd"/>
+      <w:r>
+        <w:t xml:space="preserve"> be interrupted manually.</w:t>
+      </w:r>
+      <w:commentRangeEnd w:id="37"/>
       <w:r>
         <w:rPr>
           <w:rStyle w:val="Kommentarzeichen"/>
         </w:rPr>
-        <w:commentReference w:id="39"/>
+        <w:commentReference w:id="37"/>
       </w:r>
     </w:p>
     <w:p>
@@ -8913,7 +9248,7 @@
           <w:color w:val="auto"/>
         </w:rPr>
       </w:pPr>
-      <w:commentRangeStart w:id="40"/>
+      <w:commentRangeStart w:id="38"/>
       <w:r>
         <w:rPr>
           <w:color w:val="FF0000"/>
@@ -8926,12 +9261,12 @@
         </w:rPr>
         <w:t xml:space="preserve"> </w:t>
       </w:r>
-      <w:commentRangeEnd w:id="40"/>
+      <w:commentRangeEnd w:id="38"/>
       <w:r>
         <w:rPr>
           <w:rStyle w:val="Kommentarzeichen"/>
         </w:rPr>
-        <w:commentReference w:id="40"/>
+        <w:commentReference w:id="38"/>
       </w:r>
       <w:r>
         <w:rPr>
@@ -9005,14 +9340,11 @@
     </w:p>
     <w:p>
       <w:r>
-        <w:rPr>
-          <w:noProof/>
-        </w:rPr>
         <w:drawing>
-          <wp:inline distT="0" distB="0" distL="0" distR="0" wp14:anchorId="04D94571" wp14:editId="14BA9C38">
+          <wp:inline distT="0" distB="0" distL="0" distR="0" wp14:anchorId="4716158D" wp14:editId="5E4CA728">
             <wp:extent cx="5760720" cy="3335020"/>
             <wp:effectExtent l="0" t="0" r="0" b="0"/>
-            <wp:docPr id="1468876746" name="Grafik 1" descr="Ein Bild, das Text, Screenshot, Computer, Software enthält.&#10;&#10;KI-generierte Inhalte können fehlerhaft sein."/>
+            <wp:docPr id="463685666" name="Grafik 1" descr="Ein Bild, das Text, Screenshot enthält.&#10;&#10;KI-generierte Inhalte können fehlerhaft sein."/>
             <wp:cNvGraphicFramePr>
               <a:graphicFrameLocks xmlns:a="http://schemas.openxmlformats.org/drawingml/2006/main" noChangeAspect="1"/>
             </wp:cNvGraphicFramePr>
@@ -9020,7 +9352,7 @@
               <a:graphicData uri="http://schemas.openxmlformats.org/drawingml/2006/picture">
                 <pic:pic xmlns:pic="http://schemas.openxmlformats.org/drawingml/2006/picture">
                   <pic:nvPicPr>
-                    <pic:cNvPr id="1468876746" name="Grafik 1" descr="Ein Bild, das Text, Screenshot, Computer, Software enthält.&#10;&#10;KI-generierte Inhalte können fehlerhaft sein."/>
+                    <pic:cNvPr id="463685666" name="Grafik 1" descr="Ein Bild, das Text, Screenshot enthält.&#10;&#10;KI-generierte Inhalte können fehlerhaft sein."/>
                     <pic:cNvPicPr/>
                   </pic:nvPicPr>
                   <pic:blipFill>
@@ -9300,10 +9632,10 @@
           <w:noProof/>
         </w:rPr>
         <w:drawing>
-          <wp:inline distT="0" distB="0" distL="0" distR="0" wp14:anchorId="2F81BD9E" wp14:editId="202AB3B5">
-            <wp:extent cx="5760720" cy="3790950"/>
+          <wp:inline distT="0" distB="0" distL="0" distR="0" wp14:anchorId="4EF50A95" wp14:editId="36F8E363">
+            <wp:extent cx="5760720" cy="3608070"/>
             <wp:effectExtent l="0" t="0" r="0" b="0"/>
-            <wp:docPr id="1886585266" name="Grafik 1" descr="Ein Bild, das Text, Screenshot, Zahl, Display enthält.&#10;&#10;KI-generierte Inhalte können fehlerhaft sein."/>
+            <wp:docPr id="1102361739" name="Grafik 1" descr="Ein Bild, das Text, Screenshot, Display, Zahl enthält.&#10;&#10;KI-generierte Inhalte können fehlerhaft sein."/>
             <wp:cNvGraphicFramePr>
               <a:graphicFrameLocks xmlns:a="http://schemas.openxmlformats.org/drawingml/2006/main" noChangeAspect="1"/>
             </wp:cNvGraphicFramePr>
@@ -9311,7 +9643,7 @@
               <a:graphicData uri="http://schemas.openxmlformats.org/drawingml/2006/picture">
                 <pic:pic xmlns:pic="http://schemas.openxmlformats.org/drawingml/2006/picture">
                   <pic:nvPicPr>
-                    <pic:cNvPr id="1886585266" name="Grafik 1" descr="Ein Bild, das Text, Screenshot, Zahl, Display enthält.&#10;&#10;KI-generierte Inhalte können fehlerhaft sein."/>
+                    <pic:cNvPr id="1102361739" name="Grafik 1" descr="Ein Bild, das Text, Screenshot, Display, Zahl enthält.&#10;&#10;KI-generierte Inhalte können fehlerhaft sein."/>
                     <pic:cNvPicPr/>
                   </pic:nvPicPr>
                   <pic:blipFill>
@@ -9323,7 +9655,7 @@
                   <pic:spPr>
                     <a:xfrm>
                       <a:off x="0" y="0"/>
-                      <a:ext cx="5760720" cy="3790950"/>
+                      <a:ext cx="5760720" cy="3608070"/>
                     </a:xfrm>
                     <a:prstGeom prst="rect">
                       <a:avLst/>
@@ -9412,7 +9744,15 @@
         <w:t>” is printed, check the number of active degrees of freedom. It should be the same (n) for all wells and (n-1) for all TS</w:t>
       </w:r>
       <w:r>
-        <w:t>, whereby two dimensional rotors count twice.</w:t>
+        <w:t xml:space="preserve">, whereby </w:t>
+      </w:r>
+      <w:proofErr w:type="gramStart"/>
+      <w:r>
+        <w:t>two dimensional</w:t>
+      </w:r>
+      <w:proofErr w:type="gramEnd"/>
+      <w:r>
+        <w:t xml:space="preserve"> rotors count twice.</w:t>
       </w:r>
     </w:p>
     <w:p/>
@@ -9511,6 +9851,7 @@
     <w:p/>
     <w:p>
       <w:r>
+        <w:lastRenderedPageBreak/>
         <w:t>The last line contain</w:t>
       </w:r>
       <w:r>
@@ -9602,14 +9943,11 @@
     <w:p/>
     <w:p>
       <w:r>
-        <w:rPr>
-          <w:noProof/>
-        </w:rPr>
         <w:drawing>
-          <wp:inline distT="0" distB="0" distL="0" distR="0" wp14:anchorId="2195FEE5" wp14:editId="2C6399E8">
-            <wp:extent cx="5760720" cy="3063240"/>
-            <wp:effectExtent l="0" t="0" r="0" b="3810"/>
-            <wp:docPr id="372974524" name="Grafik 1" descr="Ein Bild, das Text, Screenshot, Display, Software enthält.&#10;&#10;KI-generierte Inhalte können fehlerhaft sein."/>
+          <wp:inline distT="0" distB="0" distL="0" distR="0" wp14:anchorId="27AF109D" wp14:editId="44F913C0">
+            <wp:extent cx="5760720" cy="4649470"/>
+            <wp:effectExtent l="0" t="0" r="0" b="0"/>
+            <wp:docPr id="447839906" name="Grafik 1" descr="Ein Bild, das Text, Screenshot, Software, Display enthält.&#10;&#10;KI-generierte Inhalte können fehlerhaft sein."/>
             <wp:cNvGraphicFramePr>
               <a:graphicFrameLocks xmlns:a="http://schemas.openxmlformats.org/drawingml/2006/main" noChangeAspect="1"/>
             </wp:cNvGraphicFramePr>
@@ -9617,7 +9955,7 @@
               <a:graphicData uri="http://schemas.openxmlformats.org/drawingml/2006/picture">
                 <pic:pic xmlns:pic="http://schemas.openxmlformats.org/drawingml/2006/picture">
                   <pic:nvPicPr>
-                    <pic:cNvPr id="372974524" name="Grafik 1" descr="Ein Bild, das Text, Screenshot, Display, Software enthält.&#10;&#10;KI-generierte Inhalte können fehlerhaft sein."/>
+                    <pic:cNvPr id="447839906" name="Grafik 1" descr="Ein Bild, das Text, Screenshot, Software, Display enthält.&#10;&#10;KI-generierte Inhalte können fehlerhaft sein."/>
                     <pic:cNvPicPr/>
                   </pic:nvPicPr>
                   <pic:blipFill>
@@ -9629,7 +9967,7 @@
                   <pic:spPr>
                     <a:xfrm>
                       <a:off x="0" y="0"/>
-                      <a:ext cx="5760720" cy="3063240"/>
+                      <a:ext cx="5760720" cy="4649470"/>
                     </a:xfrm>
                     <a:prstGeom prst="rect">
                       <a:avLst/>
@@ -10012,6 +10350,7 @@
         <w:rPr>
           <w:rFonts w:cstheme="minorHAnsi"/>
         </w:rPr>
+        <w:lastRenderedPageBreak/>
         <w:t>After changing the panel “Parameters” or a panel of a well or TS, the button “</w:t>
       </w:r>
       <w:r>
@@ -10026,7 +10365,21 @@
         <w:rPr>
           <w:rFonts w:cstheme="minorHAnsi"/>
         </w:rPr>
-        <w:t xml:space="preserve">” has to be used again to recalculate the </w:t>
+        <w:t xml:space="preserve">” </w:t>
+      </w:r>
+      <w:proofErr w:type="gramStart"/>
+      <w:r>
+        <w:rPr>
+          <w:rFonts w:cstheme="minorHAnsi"/>
+        </w:rPr>
+        <w:t>has to</w:t>
+      </w:r>
+      <w:proofErr w:type="gramEnd"/>
+      <w:r>
+        <w:rPr>
+          <w:rFonts w:cstheme="minorHAnsi"/>
+        </w:rPr>
+        <w:t xml:space="preserve"> be used again to recalculate the </w:t>
       </w:r>
       <w:r>
         <w:rPr>
@@ -10048,21 +10401,20 @@
         <w:pStyle w:val="berschrift2"/>
         <w:spacing w:before="100" w:beforeAutospacing="1" w:after="100" w:afterAutospacing="1"/>
       </w:pPr>
-      <w:bookmarkStart w:id="41" w:name="_Ref193818105"/>
-      <w:bookmarkStart w:id="42" w:name="_Ref193825729"/>
-      <w:bookmarkStart w:id="43" w:name="_Ref193825941"/>
-      <w:bookmarkStart w:id="44" w:name="_Toc206019403"/>
-      <w:r>
-        <w:lastRenderedPageBreak/>
+      <w:bookmarkStart w:id="39" w:name="_Ref193818105"/>
+      <w:bookmarkStart w:id="40" w:name="_Ref193825729"/>
+      <w:bookmarkStart w:id="41" w:name="_Ref193825941"/>
+      <w:bookmarkStart w:id="42" w:name="_Toc206019403"/>
+      <w:r>
         <w:t>Steady state</w:t>
       </w:r>
       <w:r>
         <w:t xml:space="preserve"> MEM</w:t>
       </w:r>
+      <w:bookmarkEnd w:id="39"/>
+      <w:bookmarkEnd w:id="40"/>
       <w:bookmarkEnd w:id="41"/>
       <w:bookmarkEnd w:id="42"/>
-      <w:bookmarkEnd w:id="43"/>
-      <w:bookmarkEnd w:id="44"/>
     </w:p>
     <w:p>
       <w:pPr>
@@ -10076,7 +10428,15 @@
         <w:t>steady state</w:t>
       </w:r>
       <w:r>
-        <w:t xml:space="preserve"> MEM, you have to perform first the general preparation steps (see chapter “</w:t>
+        <w:t xml:space="preserve"> MEM, you </w:t>
+      </w:r>
+      <w:proofErr w:type="gramStart"/>
+      <w:r>
+        <w:t>have to</w:t>
+      </w:r>
+      <w:proofErr w:type="gramEnd"/>
+      <w:r>
+        <w:t xml:space="preserve"> perform first the general preparation steps (see chapter “</w:t>
       </w:r>
       <w:r>
         <w:fldChar w:fldCharType="begin"/>
@@ -10412,7 +10772,7 @@
       <w:r>
         <w:t xml:space="preserve">”, </w:t>
       </w:r>
-      <w:commentRangeStart w:id="45"/>
+      <w:commentRangeStart w:id="43"/>
       <w:r>
         <w:t xml:space="preserve">because AWATAR may crash once the calculation is started, if there are </w:t>
       </w:r>
@@ -10432,14 +10792,22 @@
         <w:t xml:space="preserve"> may</w:t>
       </w:r>
       <w:r>
-        <w:t xml:space="preserve"> not finish on a reasonable time scale, and the execution of AWATAR has to be interrupted manually.</w:t>
-      </w:r>
-      <w:commentRangeEnd w:id="45"/>
+        <w:t xml:space="preserve"> not finish on a reasonable time scale, and the execution of AWATAR </w:t>
+      </w:r>
+      <w:proofErr w:type="gramStart"/>
+      <w:r>
+        <w:t>has to</w:t>
+      </w:r>
+      <w:proofErr w:type="gramEnd"/>
+      <w:r>
+        <w:t xml:space="preserve"> be interrupted manually.</w:t>
+      </w:r>
+      <w:commentRangeEnd w:id="43"/>
       <w:r>
         <w:rPr>
           <w:rStyle w:val="Kommentarzeichen"/>
         </w:rPr>
-        <w:commentReference w:id="45"/>
+        <w:commentReference w:id="43"/>
       </w:r>
     </w:p>
     <w:p>
@@ -10611,7 +10979,21 @@
         <w:rPr>
           <w:color w:val="auto"/>
         </w:rPr>
-        <w:t xml:space="preserve"> Each time a new finite time step is reached during the iteration, the current status of the calculation (including the current population) is saved into a file called </w:t>
+        <w:t xml:space="preserve"> Each time a new finite time step is reached during the iteration, the </w:t>
+      </w:r>
+      <w:proofErr w:type="gramStart"/>
+      <w:r>
+        <w:rPr>
+          <w:color w:val="auto"/>
+        </w:rPr>
+        <w:t>current status</w:t>
+      </w:r>
+      <w:proofErr w:type="gramEnd"/>
+      <w:r>
+        <w:rPr>
+          <w:color w:val="auto"/>
+        </w:rPr>
+        <w:t xml:space="preserve"> of the calculation (including the current population) is saved into a file called </w:t>
       </w:r>
       <w:proofErr w:type="spellStart"/>
       <w:r>
@@ -11074,6 +11456,7 @@
         <w:pStyle w:val="berschrift3"/>
       </w:pPr>
       <w:r>
+        <w:lastRenderedPageBreak/>
         <w:t>Explanation of the information in the Console Window</w:t>
       </w:r>
     </w:p>
@@ -11085,15 +11468,11 @@
     </w:p>
     <w:p>
       <w:r>
-        <w:rPr>
-          <w:noProof/>
-        </w:rPr>
-        <w:lastRenderedPageBreak/>
         <w:drawing>
-          <wp:inline distT="0" distB="0" distL="0" distR="0" wp14:anchorId="5A8B39A1" wp14:editId="41223836">
-            <wp:extent cx="5760720" cy="1343660"/>
-            <wp:effectExtent l="0" t="0" r="0" b="8890"/>
-            <wp:docPr id="1046222595" name="Grafik 1" descr="Ein Bild, das Text, Software, Multimedia-Software, Screenshot enthält.&#10;&#10;KI-generierte Inhalte können fehlerhaft sein."/>
+          <wp:inline distT="0" distB="0" distL="0" distR="0" wp14:anchorId="3B4B6F76" wp14:editId="79750DAC">
+            <wp:extent cx="5760720" cy="2120265"/>
+            <wp:effectExtent l="0" t="0" r="0" b="0"/>
+            <wp:docPr id="1408634542" name="Grafik 1" descr="Ein Bild, das Text, Screenshot, Software, Computer enthält.&#10;&#10;KI-generierte Inhalte können fehlerhaft sein."/>
             <wp:cNvGraphicFramePr>
               <a:graphicFrameLocks xmlns:a="http://schemas.openxmlformats.org/drawingml/2006/main" noChangeAspect="1"/>
             </wp:cNvGraphicFramePr>
@@ -11101,7 +11480,7 @@
               <a:graphicData uri="http://schemas.openxmlformats.org/drawingml/2006/picture">
                 <pic:pic xmlns:pic="http://schemas.openxmlformats.org/drawingml/2006/picture">
                   <pic:nvPicPr>
-                    <pic:cNvPr id="1046222595" name="Grafik 1" descr="Ein Bild, das Text, Software, Multimedia-Software, Screenshot enthält.&#10;&#10;KI-generierte Inhalte können fehlerhaft sein."/>
+                    <pic:cNvPr id="1408634542" name="Grafik 1" descr="Ein Bild, das Text, Screenshot, Software, Computer enthält.&#10;&#10;KI-generierte Inhalte können fehlerhaft sein."/>
                     <pic:cNvPicPr/>
                   </pic:nvPicPr>
                   <pic:blipFill>
@@ -11113,7 +11492,7 @@
                   <pic:spPr>
                     <a:xfrm>
                       <a:off x="0" y="0"/>
-                      <a:ext cx="5760720" cy="1343660"/>
+                      <a:ext cx="5760720" cy="2120265"/>
                     </a:xfrm>
                     <a:prstGeom prst="rect">
                       <a:avLst/>
@@ -11283,7 +11662,21 @@
         <w:rPr>
           <w:color w:val="auto"/>
         </w:rPr>
-        <w:t xml:space="preserve">s the current status of the MEM: The current total rate of product formation is given, along with the current convergence, the currently used environmental temperature and </w:t>
+        <w:t xml:space="preserve">s the </w:t>
+      </w:r>
+      <w:proofErr w:type="gramStart"/>
+      <w:r>
+        <w:rPr>
+          <w:color w:val="auto"/>
+        </w:rPr>
+        <w:t>current status</w:t>
+      </w:r>
+      <w:proofErr w:type="gramEnd"/>
+      <w:r>
+        <w:rPr>
+          <w:color w:val="auto"/>
+        </w:rPr>
+        <w:t xml:space="preserve"> of the MEM: The current total rate of product formation is given, along with the current convergence, the currently used environmental temperature and </w:t>
       </w:r>
       <w:r>
         <w:rPr>
@@ -11670,7 +12063,21 @@
         <w:rPr>
           <w:color w:val="auto"/>
         </w:rPr>
-        <w:t xml:space="preserve">How long does it take until the convergence criterion is reached? The current convergence (printed after the keyword “Convergence”) gets smaller and smaller, until the </w:t>
+        <w:t xml:space="preserve">How long does it take until the convergence criterion is reached? The current convergence (printed after the keyword “Convergence”) gets </w:t>
+      </w:r>
+      <w:proofErr w:type="gramStart"/>
+      <w:r>
+        <w:rPr>
+          <w:color w:val="auto"/>
+        </w:rPr>
+        <w:t>smaller and smaller</w:t>
+      </w:r>
+      <w:proofErr w:type="gramEnd"/>
+      <w:r>
+        <w:rPr>
+          <w:color w:val="auto"/>
+        </w:rPr>
+        <w:t xml:space="preserve">, until the </w:t>
       </w:r>
       <w:r>
         <w:rPr>
@@ -11682,7 +12089,21 @@
         <w:rPr>
           <w:color w:val="auto"/>
         </w:rPr>
-        <w:t xml:space="preserve"> printed  after “Wait for convergence” is reached. Then AWATAR goes on to the next environmental temperature, or the next </w:t>
+        <w:t xml:space="preserve"> </w:t>
+      </w:r>
+      <w:proofErr w:type="gramStart"/>
+      <w:r>
+        <w:rPr>
+          <w:color w:val="auto"/>
+        </w:rPr>
+        <w:t>printed  after</w:t>
+      </w:r>
+      <w:proofErr w:type="gramEnd"/>
+      <w:r>
+        <w:rPr>
+          <w:color w:val="auto"/>
+        </w:rPr>
+        <w:t xml:space="preserve"> “Wait for convergence” is reached. Then AWATAR goes on to the next environmental temperature, or the next </w:t>
       </w:r>
       <w:r>
         <w:rPr>
@@ -11771,6 +12192,7 @@
         <w:rPr>
           <w:color w:val="auto"/>
         </w:rPr>
+        <w:lastRenderedPageBreak/>
         <w:t>The use of many environmental temperatures, many wells, many transition states, a big “</w:t>
       </w:r>
       <w:r>
@@ -11965,7 +12387,6 @@
         <w:rPr>
           <w:color w:val="auto"/>
         </w:rPr>
-        <w:lastRenderedPageBreak/>
         <w:t xml:space="preserve">Explanation of the file </w:t>
       </w:r>
       <w:proofErr w:type="spellStart"/>
@@ -12179,14 +12600,11 @@
     <w:p/>
     <w:p>
       <w:r>
-        <w:rPr>
-          <w:noProof/>
-        </w:rPr>
         <w:drawing>
-          <wp:inline distT="0" distB="0" distL="0" distR="0" wp14:anchorId="3FE77594" wp14:editId="70392A82">
-            <wp:extent cx="5760720" cy="3790950"/>
+          <wp:inline distT="0" distB="0" distL="0" distR="0" wp14:anchorId="7ECD558A" wp14:editId="0E2FFB83">
+            <wp:extent cx="5760720" cy="3663950"/>
             <wp:effectExtent l="0" t="0" r="0" b="0"/>
-            <wp:docPr id="2114701355" name="Grafik 1" descr="Ein Bild, das Text, Screenshot, Display, Zahl enthält.&#10;&#10;KI-generierte Inhalte können fehlerhaft sein."/>
+            <wp:docPr id="1979121040" name="Grafik 1" descr="Ein Bild, das Text, Screenshot, Display, Zahl enthält.&#10;&#10;KI-generierte Inhalte können fehlerhaft sein."/>
             <wp:cNvGraphicFramePr>
               <a:graphicFrameLocks xmlns:a="http://schemas.openxmlformats.org/drawingml/2006/main" noChangeAspect="1"/>
             </wp:cNvGraphicFramePr>
@@ -12194,7 +12612,7 @@
               <a:graphicData uri="http://schemas.openxmlformats.org/drawingml/2006/picture">
                 <pic:pic xmlns:pic="http://schemas.openxmlformats.org/drawingml/2006/picture">
                   <pic:nvPicPr>
-                    <pic:cNvPr id="2114701355" name="Grafik 1" descr="Ein Bild, das Text, Screenshot, Display, Zahl enthält.&#10;&#10;KI-generierte Inhalte können fehlerhaft sein."/>
+                    <pic:cNvPr id="1979121040" name="Grafik 1" descr="Ein Bild, das Text, Screenshot, Display, Zahl enthält.&#10;&#10;KI-generierte Inhalte können fehlerhaft sein."/>
                     <pic:cNvPicPr/>
                   </pic:nvPicPr>
                   <pic:blipFill>
@@ -12206,7 +12624,7 @@
                   <pic:spPr>
                     <a:xfrm>
                       <a:off x="0" y="0"/>
-                      <a:ext cx="5760720" cy="3790950"/>
+                      <a:ext cx="5760720" cy="3663950"/>
                     </a:xfrm>
                     <a:prstGeom prst="rect">
                       <a:avLst/>
@@ -12222,13 +12640,21 @@
     <w:p/>
     <w:p>
       <w:r>
-        <w:t>The main results are in the first table: The first row contains the used environmental temperature in K</w:t>
+        <w:t xml:space="preserve">The main results are in the first table: The first row contains the used environmental temperature in </w:t>
+      </w:r>
+      <w:proofErr w:type="gramStart"/>
+      <w:r>
+        <w:t>K</w:t>
       </w:r>
       <w:r>
         <w:t>elvin</w:t>
       </w:r>
       <w:r>
-        <w:t>, the second row is the inverse temperature. Then follows the rate</w:t>
+        <w:t>,</w:t>
+      </w:r>
+      <w:proofErr w:type="gramEnd"/>
+      <w:r>
+        <w:t xml:space="preserve"> the second row is the inverse temperature. Then follows the rate</w:t>
       </w:r>
       <w:r>
         <w:t xml:space="preserve"> constant</w:t>
@@ -12280,6 +12706,7 @@
     <w:p/>
     <w:p>
       <w:r>
+        <w:lastRenderedPageBreak/>
         <w:t>If the warning “</w:t>
       </w:r>
       <w:r>
@@ -12289,7 +12716,15 @@
         <w:t>Number of active degrees of freedom is not consistent. DO NOT PUBLISH THESE RESULTS!!!</w:t>
       </w:r>
       <w:r>
-        <w:t>” is printed, check the number of active degrees of freedom. It should be the same (n) for all wells and (n-1) for all TS, whereby two dimensional rotors count twice.</w:t>
+        <w:t xml:space="preserve">” is printed, check the number of active degrees of freedom. It should be the same (n) for all wells and (n-1) for all TS, whereby </w:t>
+      </w:r>
+      <w:proofErr w:type="gramStart"/>
+      <w:r>
+        <w:t>two dimensional</w:t>
+      </w:r>
+      <w:proofErr w:type="gramEnd"/>
+      <w:r>
+        <w:t xml:space="preserve"> rotors count twice.</w:t>
       </w:r>
     </w:p>
     <w:p/>
@@ -12361,7 +12796,6 @@
         </w:numPr>
       </w:pPr>
       <w:r>
-        <w:lastRenderedPageBreak/>
         <w:t>DoS for each well</w:t>
       </w:r>
     </w:p>
@@ -13043,14 +13477,11 @@
     <w:p/>
     <w:p>
       <w:r>
-        <w:rPr>
-          <w:noProof/>
-        </w:rPr>
         <w:drawing>
-          <wp:inline distT="0" distB="0" distL="0" distR="0" wp14:anchorId="162F7E1E" wp14:editId="687B2920">
-            <wp:extent cx="5760720" cy="3063240"/>
-            <wp:effectExtent l="0" t="0" r="0" b="3810"/>
-            <wp:docPr id="179470751" name="Grafik 1" descr="Ein Bild, das Text, Screenshot, Software, Zahl enthält.&#10;&#10;KI-generierte Inhalte können fehlerhaft sein."/>
+          <wp:inline distT="0" distB="0" distL="0" distR="0" wp14:anchorId="5662A17C" wp14:editId="79D59004">
+            <wp:extent cx="4549140" cy="3404834"/>
+            <wp:effectExtent l="0" t="0" r="3810" b="5715"/>
+            <wp:docPr id="1695481609" name="Grafik 1" descr="Ein Bild, das Text, Screenshot, Software, Display enthält.&#10;&#10;KI-generierte Inhalte können fehlerhaft sein."/>
             <wp:cNvGraphicFramePr>
               <a:graphicFrameLocks xmlns:a="http://schemas.openxmlformats.org/drawingml/2006/main" noChangeAspect="1"/>
             </wp:cNvGraphicFramePr>
@@ -13058,7 +13489,7 @@
               <a:graphicData uri="http://schemas.openxmlformats.org/drawingml/2006/picture">
                 <pic:pic xmlns:pic="http://schemas.openxmlformats.org/drawingml/2006/picture">
                   <pic:nvPicPr>
-                    <pic:cNvPr id="179470751" name="Grafik 1" descr="Ein Bild, das Text, Screenshot, Software, Zahl enthält.&#10;&#10;KI-generierte Inhalte können fehlerhaft sein."/>
+                    <pic:cNvPr id="1695481609" name="Grafik 1" descr="Ein Bild, das Text, Screenshot, Software, Display enthält.&#10;&#10;KI-generierte Inhalte können fehlerhaft sein."/>
                     <pic:cNvPicPr/>
                   </pic:nvPicPr>
                   <pic:blipFill>
@@ -13070,7 +13501,7 @@
                   <pic:spPr>
                     <a:xfrm>
                       <a:off x="0" y="0"/>
-                      <a:ext cx="5760720" cy="3063240"/>
+                      <a:ext cx="4557329" cy="3410963"/>
                     </a:xfrm>
                     <a:prstGeom prst="rect">
                       <a:avLst/>
@@ -13229,7 +13660,6 @@
         <w:pStyle w:val="berschrift3"/>
       </w:pPr>
       <w:r>
-        <w:lastRenderedPageBreak/>
         <w:t>Using the button “</w:t>
       </w:r>
       <w:r>
@@ -13255,152 +13685,166 @@
         <w:t>Export Population</w:t>
       </w:r>
       <w:r>
-        <w:t>” is used, the converged populations for each temperature is copied to the clipboard. Depending on the amount of data, this may take some time. Once AWATAR has copied everything, it prints the line “Done. Populations for all temperatures are copied to the clipboard” in the console window. The content of the clipboard starts for example like this:</w:t>
-      </w:r>
-    </w:p>
-    <w:p>
-      <w:pPr>
-        <w:rPr>
-          <w:rFonts w:ascii="Courier New" w:hAnsi="Courier New" w:cs="Courier New"/>
-        </w:rPr>
-      </w:pPr>
-    </w:p>
-    <w:p>
-      <w:pPr>
-        <w:rPr>
-          <w:rFonts w:ascii="Courier New" w:hAnsi="Courier New" w:cs="Courier New"/>
-        </w:rPr>
-      </w:pPr>
-      <w:r>
-        <w:rPr>
-          <w:rFonts w:ascii="Courier New" w:hAnsi="Courier New" w:cs="Courier New"/>
-        </w:rPr>
-        <w:t>T=200K</w:t>
-      </w:r>
-    </w:p>
-    <w:p>
-      <w:pPr>
-        <w:rPr>
-          <w:rFonts w:ascii="Courier New" w:hAnsi="Courier New" w:cs="Courier New"/>
-        </w:rPr>
-      </w:pPr>
-      <w:r>
-        <w:rPr>
-          <w:rFonts w:ascii="Courier New" w:hAnsi="Courier New" w:cs="Courier New"/>
-        </w:rPr>
-        <w:t xml:space="preserve">    Energy              Well_0         Well_1</w:t>
-      </w:r>
-    </w:p>
-    <w:p>
-      <w:pPr>
-        <w:rPr>
-          <w:rFonts w:ascii="Courier New" w:hAnsi="Courier New" w:cs="Courier New"/>
-          <w:lang w:val="it-IT"/>
-        </w:rPr>
-      </w:pPr>
-      <w:r>
-        <w:rPr>
-          <w:rFonts w:ascii="Courier New" w:hAnsi="Courier New" w:cs="Courier New"/>
-        </w:rPr>
-        <w:t xml:space="preserve">    </w:t>
-      </w:r>
-      <w:r>
-        <w:rPr>
-          <w:rFonts w:ascii="Courier New" w:hAnsi="Courier New" w:cs="Courier New"/>
-          <w:lang w:val="it-IT"/>
-        </w:rPr>
-        <w:t>(cm-1)            (1/cm-1)       (1/cm-1)</w:t>
-      </w:r>
-    </w:p>
-    <w:p>
-      <w:pPr>
-        <w:rPr>
-          <w:rFonts w:ascii="Courier New" w:hAnsi="Courier New" w:cs="Courier New"/>
-          <w:lang w:val="it-IT"/>
-        </w:rPr>
-      </w:pPr>
-      <w:r>
-        <w:rPr>
-          <w:rFonts w:ascii="Courier New" w:hAnsi="Courier New" w:cs="Courier New"/>
-          <w:lang w:val="it-IT"/>
-        </w:rPr>
-        <w:t xml:space="preserve">         0       0.000000e+000  </w:t>
-      </w:r>
-      <w:proofErr w:type="spellStart"/>
-      <w:r>
-        <w:rPr>
-          <w:rFonts w:ascii="Courier New" w:hAnsi="Courier New" w:cs="Courier New"/>
-          <w:lang w:val="it-IT"/>
-        </w:rPr>
-        <w:t>0.000000e+000</w:t>
-      </w:r>
-      <w:proofErr w:type="spellEnd"/>
-    </w:p>
-    <w:p>
-      <w:pPr>
-        <w:rPr>
-          <w:rFonts w:ascii="Courier New" w:hAnsi="Courier New" w:cs="Courier New"/>
-          <w:lang w:val="it-IT"/>
-        </w:rPr>
-      </w:pPr>
-      <w:r>
-        <w:rPr>
-          <w:rFonts w:ascii="Courier New" w:hAnsi="Courier New" w:cs="Courier New"/>
-          <w:lang w:val="it-IT"/>
-        </w:rPr>
-        <w:t xml:space="preserve">       100       0.100734e-002  0.000000e+000</w:t>
-      </w:r>
-    </w:p>
-    <w:p>
-      <w:pPr>
-        <w:rPr>
-          <w:rFonts w:ascii="Courier New" w:hAnsi="Courier New" w:cs="Courier New"/>
-        </w:rPr>
-      </w:pPr>
-      <w:r>
-        <w:rPr>
-          <w:rFonts w:ascii="Courier New" w:hAnsi="Courier New" w:cs="Courier New"/>
-          <w:lang w:val="it-IT"/>
-        </w:rPr>
-        <w:t xml:space="preserve">       </w:t>
-      </w:r>
-      <w:r>
-        <w:rPr>
-          <w:rFonts w:ascii="Courier New" w:hAnsi="Courier New" w:cs="Courier New"/>
-        </w:rPr>
-        <w:t>200       0.125129e-002  0.000000e+000</w:t>
-      </w:r>
-    </w:p>
-    <w:p>
-      <w:pPr>
-        <w:rPr>
-          <w:rFonts w:ascii="Courier New" w:hAnsi="Courier New" w:cs="Courier New"/>
-        </w:rPr>
-      </w:pPr>
-      <w:r>
-        <w:rPr>
-          <w:rFonts w:ascii="Courier New" w:hAnsi="Courier New" w:cs="Courier New"/>
-        </w:rPr>
-        <w:t xml:space="preserve">       300       0.136655e-002  0.000000e+000</w:t>
-      </w:r>
-    </w:p>
-    <w:p>
-      <w:pPr>
-        <w:rPr>
-          <w:rFonts w:ascii="Courier New" w:hAnsi="Courier New" w:cs="Courier New"/>
-        </w:rPr>
-      </w:pPr>
-      <w:r>
-        <w:rPr>
-          <w:rFonts w:ascii="Courier New" w:hAnsi="Courier New" w:cs="Courier New"/>
-        </w:rPr>
-        <w:t xml:space="preserve">       400       0.141205e-002  0.000000e+000</w:t>
-      </w:r>
-      <w:r>
-        <w:rPr>
-          <w:rFonts w:ascii="Courier New" w:hAnsi="Courier New" w:cs="Courier New"/>
-        </w:rPr>
-        <w:t xml:space="preserve">       </w:t>
+        <w:t xml:space="preserve">” is used, the converged </w:t>
+      </w:r>
+      <w:proofErr w:type="gramStart"/>
+      <w:r>
+        <w:t>populations</w:t>
+      </w:r>
+      <w:proofErr w:type="gramEnd"/>
+      <w:r>
+        <w:t xml:space="preserve"> for each temperature is copied to the clipboard. Depending on the amount of data, this may take some time. Once AWATAR has copied everything, it prints the line “Done. Populations for all temperatures are copied to the clipboard” in the console window. The content of the clipboard starts for example like this:</w:t>
+      </w:r>
+    </w:p>
+    <w:p>
+      <w:pPr>
+        <w:rPr>
+          <w:rFonts w:ascii="Courier New" w:hAnsi="Courier New" w:cs="Courier New"/>
+        </w:rPr>
+      </w:pPr>
+    </w:p>
+    <w:p>
+      <w:pPr>
+        <w:rPr>
+          <w:rFonts w:ascii="Courier New" w:hAnsi="Courier New" w:cs="Courier New"/>
+        </w:rPr>
+      </w:pPr>
+      <w:r>
+        <w:rPr>
+          <w:rFonts w:ascii="Courier New" w:hAnsi="Courier New" w:cs="Courier New"/>
+        </w:rPr>
+        <w:t>T=100K</w:t>
+      </w:r>
+    </w:p>
+    <w:p>
+      <w:pPr>
+        <w:rPr>
+          <w:rFonts w:ascii="Courier New" w:hAnsi="Courier New" w:cs="Courier New"/>
+        </w:rPr>
+      </w:pPr>
+      <w:r>
+        <w:rPr>
+          <w:rFonts w:ascii="Courier New" w:hAnsi="Courier New" w:cs="Courier New"/>
+        </w:rPr>
+        <w:t xml:space="preserve">    Energy              Well_0</w:t>
+      </w:r>
+    </w:p>
+    <w:p>
+      <w:pPr>
+        <w:rPr>
+          <w:rFonts w:ascii="Courier New" w:hAnsi="Courier New" w:cs="Courier New"/>
+        </w:rPr>
+      </w:pPr>
+      <w:r>
+        <w:rPr>
+          <w:rFonts w:ascii="Courier New" w:hAnsi="Courier New" w:cs="Courier New"/>
+        </w:rPr>
+        <w:t xml:space="preserve">    (cm-1)         </w:t>
+      </w:r>
+      <w:proofErr w:type="gramStart"/>
+      <w:r>
+        <w:rPr>
+          <w:rFonts w:ascii="Courier New" w:hAnsi="Courier New" w:cs="Courier New"/>
+        </w:rPr>
+        <w:t xml:space="preserve">   (</w:t>
+      </w:r>
+      <w:proofErr w:type="gramEnd"/>
+      <w:r>
+        <w:rPr>
+          <w:rFonts w:ascii="Courier New" w:hAnsi="Courier New" w:cs="Courier New"/>
+        </w:rPr>
+        <w:t>1/cm-1)</w:t>
+      </w:r>
+    </w:p>
+    <w:p>
+      <w:pPr>
+        <w:rPr>
+          <w:rFonts w:ascii="Courier New" w:hAnsi="Courier New" w:cs="Courier New"/>
+        </w:rPr>
+      </w:pPr>
+      <w:r>
+        <w:rPr>
+          <w:rFonts w:ascii="Courier New" w:hAnsi="Courier New" w:cs="Courier New"/>
+        </w:rPr>
+        <w:t xml:space="preserve">         0       0.000000e+000</w:t>
+      </w:r>
+    </w:p>
+    <w:p>
+      <w:pPr>
+        <w:rPr>
+          <w:rFonts w:ascii="Courier New" w:hAnsi="Courier New" w:cs="Courier New"/>
+        </w:rPr>
+      </w:pPr>
+      <w:r>
+        <w:rPr>
+          <w:rFonts w:ascii="Courier New" w:hAnsi="Courier New" w:cs="Courier New"/>
+        </w:rPr>
+        <w:t xml:space="preserve">       100       0.537335e-002</w:t>
+      </w:r>
+    </w:p>
+    <w:p>
+      <w:pPr>
+        <w:rPr>
+          <w:rFonts w:ascii="Courier New" w:hAnsi="Courier New" w:cs="Courier New"/>
+        </w:rPr>
+      </w:pPr>
+      <w:r>
+        <w:rPr>
+          <w:rFonts w:ascii="Courier New" w:hAnsi="Courier New" w:cs="Courier New"/>
+        </w:rPr>
+        <w:t xml:space="preserve">       200       0.184300e-002</w:t>
+      </w:r>
+    </w:p>
+    <w:p>
+      <w:pPr>
+        <w:rPr>
+          <w:rFonts w:ascii="Courier New" w:hAnsi="Courier New" w:cs="Courier New"/>
+        </w:rPr>
+      </w:pPr>
+      <w:r>
+        <w:rPr>
+          <w:rFonts w:ascii="Courier New" w:hAnsi="Courier New" w:cs="Courier New"/>
+        </w:rPr>
+        <w:t xml:space="preserve">       300       0.144421e-002</w:t>
+      </w:r>
+    </w:p>
+    <w:p>
+      <w:pPr>
+        <w:rPr>
+          <w:rFonts w:ascii="Courier New" w:hAnsi="Courier New" w:cs="Courier New"/>
+        </w:rPr>
+      </w:pPr>
+      <w:r>
+        <w:rPr>
+          <w:rFonts w:ascii="Courier New" w:hAnsi="Courier New" w:cs="Courier New"/>
+        </w:rPr>
+        <w:t xml:space="preserve">       400       0.754028e-003</w:t>
+      </w:r>
+    </w:p>
+    <w:p>
+      <w:pPr>
+        <w:rPr>
+          <w:rFonts w:ascii="Courier New" w:hAnsi="Courier New" w:cs="Courier New"/>
+        </w:rPr>
+      </w:pPr>
+      <w:r>
+        <w:rPr>
+          <w:rFonts w:ascii="Courier New" w:hAnsi="Courier New" w:cs="Courier New"/>
+        </w:rPr>
+        <w:t xml:space="preserve">       500       0.318031e-003</w:t>
+      </w:r>
+    </w:p>
+    <w:p>
+      <w:pPr>
+        <w:rPr>
+          <w:rFonts w:ascii="Courier New" w:hAnsi="Courier New" w:cs="Courier New"/>
+        </w:rPr>
+      </w:pPr>
+      <w:r>
+        <w:rPr>
+          <w:rFonts w:ascii="Courier New" w:hAnsi="Courier New" w:cs="Courier New"/>
+        </w:rPr>
+        <w:t xml:space="preserve">       600       0.150426e-003</w:t>
       </w:r>
     </w:p>
     <w:p/>
@@ -13500,11 +13944,11 @@
       <w:pPr>
         <w:pStyle w:val="berschrift3"/>
       </w:pPr>
-      <w:bookmarkStart w:id="46" w:name="_Ref193819108"/>
+      <w:bookmarkStart w:id="44" w:name="_Ref193819108"/>
       <w:r>
         <w:t>Options</w:t>
       </w:r>
-      <w:bookmarkEnd w:id="46"/>
+      <w:bookmarkEnd w:id="44"/>
     </w:p>
     <w:p/>
     <w:p>
@@ -13808,7 +14252,21 @@
         <w:rPr>
           <w:rFonts w:cstheme="minorHAnsi"/>
         </w:rPr>
-        <w:t>” has to be used again to recalculate the RRKM</w:t>
+        <w:t xml:space="preserve">” </w:t>
+      </w:r>
+      <w:proofErr w:type="gramStart"/>
+      <w:r>
+        <w:rPr>
+          <w:rFonts w:cstheme="minorHAnsi"/>
+        </w:rPr>
+        <w:t>has to</w:t>
+      </w:r>
+      <w:proofErr w:type="gramEnd"/>
+      <w:r>
+        <w:rPr>
+          <w:rFonts w:cstheme="minorHAnsi"/>
+        </w:rPr>
+        <w:t xml:space="preserve"> be used again to recalculate the RRKM</w:t>
       </w:r>
       <w:r>
         <w:rPr>
@@ -13875,6 +14333,7 @@
         <w:rPr>
           <w:color w:val="auto"/>
         </w:rPr>
+        <w:lastRenderedPageBreak/>
         <w:t xml:space="preserve">Instead of the automatic </w:t>
       </w:r>
       <w:r>
@@ -14056,13 +14515,27 @@
         <w:rPr>
           <w:color w:val="auto"/>
         </w:rPr>
-        <w:t xml:space="preserve"> steady state </w:t>
-      </w:r>
-      <w:r>
-        <w:rPr>
-          <w:color w:val="auto"/>
-        </w:rPr>
-        <w:t xml:space="preserve"> population with the defined finite time step until the convergence parameter is reached.</w:t>
+        <w:t xml:space="preserve"> steady </w:t>
+      </w:r>
+      <w:proofErr w:type="gramStart"/>
+      <w:r>
+        <w:rPr>
+          <w:color w:val="auto"/>
+        </w:rPr>
+        <w:t xml:space="preserve">state </w:t>
+      </w:r>
+      <w:r>
+        <w:rPr>
+          <w:color w:val="auto"/>
+        </w:rPr>
+        <w:t xml:space="preserve"> population</w:t>
+      </w:r>
+      <w:proofErr w:type="gramEnd"/>
+      <w:r>
+        <w:rPr>
+          <w:color w:val="auto"/>
+        </w:rPr>
+        <w:t xml:space="preserve"> with the defined finite time step until the convergence parameter is reached.</w:t>
       </w:r>
       <w:r>
         <w:rPr>
@@ -14192,7 +14665,21 @@
         <w:rPr>
           <w:color w:val="auto"/>
         </w:rPr>
-        <w:t xml:space="preserve"> Once the calculation is finished, the results are printed to the panel “Results” and the population can be exported using the button “</w:t>
+        <w:t xml:space="preserve"> Once the calculation is finished, the results are printed to the panel “Results</w:t>
+      </w:r>
+      <w:proofErr w:type="gramStart"/>
+      <w:r>
+        <w:rPr>
+          <w:color w:val="auto"/>
+        </w:rPr>
+        <w:t>”</w:t>
+      </w:r>
+      <w:proofErr w:type="gramEnd"/>
+      <w:r>
+        <w:rPr>
+          <w:color w:val="auto"/>
+        </w:rPr>
+        <w:t xml:space="preserve"> and the population can be exported using the button “</w:t>
       </w:r>
       <w:r>
         <w:rPr>
@@ -14226,7 +14713,21 @@
         <w:rPr>
           <w:color w:val="auto"/>
         </w:rPr>
-        <w:t xml:space="preserve"> If of interest, store the current status of the file using the “</w:t>
+        <w:t xml:space="preserve"> If of interest, store the </w:t>
+      </w:r>
+      <w:proofErr w:type="gramStart"/>
+      <w:r>
+        <w:rPr>
+          <w:color w:val="auto"/>
+        </w:rPr>
+        <w:t>current status</w:t>
+      </w:r>
+      <w:proofErr w:type="gramEnd"/>
+      <w:r>
+        <w:rPr>
+          <w:color w:val="auto"/>
+        </w:rPr>
+        <w:t xml:space="preserve"> of the file using the “</w:t>
       </w:r>
       <w:r>
         <w:rPr>
@@ -14357,20 +14858,27 @@
         <w:rPr>
           <w:color w:val="auto"/>
         </w:rPr>
-        <w:t xml:space="preserve">”. With this button, the </w:t>
-      </w:r>
-      <w:r>
-        <w:rPr>
-          <w:color w:val="auto"/>
-        </w:rPr>
-        <w:lastRenderedPageBreak/>
-        <w:t>new MEM simulation is initialized with the population calculated before.</w:t>
-      </w:r>
-      <w:r>
-        <w:rPr>
-          <w:color w:val="auto"/>
-        </w:rPr>
-        <w:t xml:space="preserve"> Again, once the calculation is finished, the results are printed to the panel “Results” and the population can be exported using the button “</w:t>
+        <w:t>”. With this button, the new MEM simulation is initialized with the population calculated before.</w:t>
+      </w:r>
+      <w:r>
+        <w:rPr>
+          <w:color w:val="auto"/>
+        </w:rPr>
+        <w:t xml:space="preserve"> Again, once the calculation is finished, the results are printed to the panel “Results</w:t>
+      </w:r>
+      <w:proofErr w:type="gramStart"/>
+      <w:r>
+        <w:rPr>
+          <w:color w:val="auto"/>
+        </w:rPr>
+        <w:t>”</w:t>
+      </w:r>
+      <w:proofErr w:type="gramEnd"/>
+      <w:r>
+        <w:rPr>
+          <w:color w:val="auto"/>
+        </w:rPr>
+        <w:t xml:space="preserve"> and the population can be exported using the button “</w:t>
       </w:r>
       <w:r>
         <w:rPr>
@@ -14455,17 +14963,17 @@
         <w:pStyle w:val="berschrift1"/>
         <w:spacing w:before="100" w:beforeAutospacing="1" w:after="100" w:afterAutospacing="1"/>
       </w:pPr>
-      <w:bookmarkStart w:id="47" w:name="_Ref193816224"/>
-      <w:bookmarkStart w:id="48" w:name="_Ref193816414"/>
-      <w:bookmarkStart w:id="49" w:name="_Ref193816850"/>
-      <w:bookmarkStart w:id="50" w:name="_Ref193817054"/>
-      <w:bookmarkStart w:id="51" w:name="_Ref193817222"/>
-      <w:bookmarkStart w:id="52" w:name="_Ref193817224"/>
-      <w:bookmarkStart w:id="53" w:name="_Ref193817295"/>
-      <w:bookmarkStart w:id="54" w:name="_Ref193817446"/>
-      <w:bookmarkStart w:id="55" w:name="_Ref193818571"/>
-      <w:bookmarkStart w:id="56" w:name="_Ref193819440"/>
-      <w:bookmarkStart w:id="57" w:name="_Toc206019404"/>
+      <w:bookmarkStart w:id="45" w:name="_Ref193816224"/>
+      <w:bookmarkStart w:id="46" w:name="_Ref193816414"/>
+      <w:bookmarkStart w:id="47" w:name="_Ref193816850"/>
+      <w:bookmarkStart w:id="48" w:name="_Ref193817054"/>
+      <w:bookmarkStart w:id="49" w:name="_Ref193817222"/>
+      <w:bookmarkStart w:id="50" w:name="_Ref193817224"/>
+      <w:bookmarkStart w:id="51" w:name="_Ref193817295"/>
+      <w:bookmarkStart w:id="52" w:name="_Ref193817446"/>
+      <w:bookmarkStart w:id="53" w:name="_Ref193818571"/>
+      <w:bookmarkStart w:id="54" w:name="_Ref193819440"/>
+      <w:bookmarkStart w:id="55" w:name="_Toc206019404"/>
       <w:r>
         <w:t xml:space="preserve">Detailed </w:t>
       </w:r>
@@ -14493,6 +15001,8 @@
       <w:r>
         <w:t>anel</w:t>
       </w:r>
+      <w:bookmarkEnd w:id="45"/>
+      <w:bookmarkEnd w:id="46"/>
       <w:bookmarkEnd w:id="47"/>
       <w:bookmarkEnd w:id="48"/>
       <w:bookmarkEnd w:id="49"/>
@@ -14502,80 +15012,80 @@
       <w:bookmarkEnd w:id="53"/>
       <w:bookmarkEnd w:id="54"/>
       <w:bookmarkEnd w:id="55"/>
+    </w:p>
+    <w:p>
+      <w:pPr>
+        <w:spacing w:before="100" w:beforeAutospacing="1" w:after="100" w:afterAutospacing="1"/>
+      </w:pPr>
+      <w:r>
+        <w:t>This chapter gives an overview on the settings defined in the panel “Parameters”.  All text after a semicolon is a comment and ignored when a calculation is performed. For example:</w:t>
+      </w:r>
+    </w:p>
+    <w:p>
+      <w:pPr>
+        <w:spacing w:after="0"/>
+        <w:rPr>
+          <w:rFonts w:ascii="Courier New" w:hAnsi="Courier New" w:cs="Courier New"/>
+        </w:rPr>
+      </w:pPr>
+      <w:proofErr w:type="gramStart"/>
+      <w:r>
+        <w:rPr>
+          <w:rFonts w:ascii="Courier New" w:hAnsi="Courier New" w:cs="Courier New"/>
+        </w:rPr>
+        <w:t>;</w:t>
+      </w:r>
+      <w:proofErr w:type="spellStart"/>
+      <w:r>
+        <w:rPr>
+          <w:rFonts w:ascii="Courier New" w:hAnsi="Courier New" w:cs="Courier New"/>
+        </w:rPr>
+        <w:t>ProgramVersion</w:t>
+      </w:r>
+      <w:proofErr w:type="spellEnd"/>
+      <w:proofErr w:type="gramEnd"/>
+      <w:r>
+        <w:rPr>
+          <w:rFonts w:ascii="Courier New" w:hAnsi="Courier New" w:cs="Courier New"/>
+        </w:rPr>
+        <w:t xml:space="preserve"> AWATAR_1.0</w:t>
+      </w:r>
+    </w:p>
+    <w:p>
+      <w:pPr>
+        <w:spacing w:before="100" w:beforeAutospacing="1" w:after="100" w:afterAutospacing="1"/>
+      </w:pPr>
+      <w:r>
+        <w:t>In the following, the rest of the settings in the panel “Parameters” is explained section by section:</w:t>
+      </w:r>
+    </w:p>
+    <w:p>
+      <w:pPr>
+        <w:pStyle w:val="berschrift2"/>
+      </w:pPr>
+      <w:bookmarkStart w:id="56" w:name="_Ref193816823"/>
+      <w:bookmarkStart w:id="57" w:name="_Ref193817029"/>
+      <w:bookmarkStart w:id="58" w:name="_Ref193817425"/>
+      <w:bookmarkStart w:id="59" w:name="_Ref193817544"/>
+      <w:bookmarkStart w:id="60" w:name="_Ref193817587"/>
+      <w:bookmarkStart w:id="61" w:name="_Ref193817784"/>
+      <w:bookmarkStart w:id="62" w:name="_Toc206019405"/>
+      <w:r>
+        <w:t xml:space="preserve">General </w:t>
+      </w:r>
+      <w:r>
+        <w:t>p</w:t>
+      </w:r>
+      <w:r>
+        <w:t>arameters</w:t>
+      </w:r>
       <w:bookmarkEnd w:id="56"/>
       <w:bookmarkEnd w:id="57"/>
-    </w:p>
-    <w:p>
-      <w:pPr>
-        <w:spacing w:before="100" w:beforeAutospacing="1" w:after="100" w:afterAutospacing="1"/>
-      </w:pPr>
-      <w:r>
-        <w:t>This chapter gives an overview on the settings defined in the panel “Parameters”.  All text after a semicolon is a comment and ignored when a calculation is performed. For example:</w:t>
-      </w:r>
-    </w:p>
-    <w:p>
-      <w:pPr>
-        <w:spacing w:after="0"/>
-        <w:rPr>
-          <w:rFonts w:ascii="Courier New" w:hAnsi="Courier New" w:cs="Courier New"/>
-        </w:rPr>
-      </w:pPr>
-      <w:r>
-        <w:rPr>
-          <w:rFonts w:ascii="Courier New" w:hAnsi="Courier New" w:cs="Courier New"/>
-        </w:rPr>
-        <w:t>;</w:t>
-      </w:r>
-      <w:proofErr w:type="spellStart"/>
-      <w:r>
-        <w:rPr>
-          <w:rFonts w:ascii="Courier New" w:hAnsi="Courier New" w:cs="Courier New"/>
-        </w:rPr>
-        <w:t>ProgramVersion</w:t>
-      </w:r>
-      <w:proofErr w:type="spellEnd"/>
-      <w:r>
-        <w:rPr>
-          <w:rFonts w:ascii="Courier New" w:hAnsi="Courier New" w:cs="Courier New"/>
-        </w:rPr>
-        <w:t xml:space="preserve"> AWATAR_1.0</w:t>
-      </w:r>
-    </w:p>
-    <w:p>
-      <w:pPr>
-        <w:spacing w:before="100" w:beforeAutospacing="1" w:after="100" w:afterAutospacing="1"/>
-      </w:pPr>
-      <w:r>
-        <w:t>In the following, the rest of the settings in the panel “Parameters” is explained section by section:</w:t>
-      </w:r>
-    </w:p>
-    <w:p>
-      <w:pPr>
-        <w:pStyle w:val="berschrift2"/>
-      </w:pPr>
-      <w:bookmarkStart w:id="58" w:name="_Ref193816823"/>
-      <w:bookmarkStart w:id="59" w:name="_Ref193817029"/>
-      <w:bookmarkStart w:id="60" w:name="_Ref193817425"/>
-      <w:bookmarkStart w:id="61" w:name="_Ref193817544"/>
-      <w:bookmarkStart w:id="62" w:name="_Ref193817587"/>
-      <w:bookmarkStart w:id="63" w:name="_Ref193817784"/>
-      <w:bookmarkStart w:id="64" w:name="_Toc206019405"/>
-      <w:r>
-        <w:t xml:space="preserve">General </w:t>
-      </w:r>
-      <w:r>
-        <w:t>p</w:t>
-      </w:r>
-      <w:r>
-        <w:t>arameters</w:t>
-      </w:r>
       <w:bookmarkEnd w:id="58"/>
       <w:bookmarkEnd w:id="59"/>
       <w:bookmarkEnd w:id="60"/>
       <w:bookmarkEnd w:id="61"/>
       <w:bookmarkEnd w:id="62"/>
-      <w:bookmarkEnd w:id="63"/>
-      <w:bookmarkEnd w:id="64"/>
     </w:p>
     <w:p>
       <w:pPr>
@@ -14606,11 +15116,19 @@
           <w:rFonts w:ascii="Courier New" w:hAnsi="Courier New" w:cs="Courier New"/>
         </w:rPr>
       </w:pPr>
-      <w:r>
-        <w:rPr>
-          <w:rFonts w:ascii="Courier New" w:hAnsi="Courier New" w:cs="Courier New"/>
-        </w:rPr>
-        <w:t xml:space="preserve">;General Parameters:     </w:t>
+      <w:proofErr w:type="gramStart"/>
+      <w:r>
+        <w:rPr>
+          <w:rFonts w:ascii="Courier New" w:hAnsi="Courier New" w:cs="Courier New"/>
+        </w:rPr>
+        <w:t>;General</w:t>
+      </w:r>
+      <w:proofErr w:type="gramEnd"/>
+      <w:r>
+        <w:rPr>
+          <w:rFonts w:ascii="Courier New" w:hAnsi="Courier New" w:cs="Courier New"/>
+        </w:rPr>
+        <w:t xml:space="preserve"> Parameters:     </w:t>
       </w:r>
     </w:p>
     <w:p>
@@ -14752,7 +15270,7 @@
       <w:r>
         <w:t xml:space="preserve">Substitute the word </w:t>
       </w:r>
-      <w:bookmarkStart w:id="65" w:name="filename"/>
+      <w:bookmarkStart w:id="63" w:name="filename"/>
       <w:r>
         <w:rPr>
           <w:rFonts w:ascii="Courier" w:hAnsi="Courier" w:cs="Courier"/>
@@ -14760,7 +15278,7 @@
         </w:rPr>
         <w:t>FILENAME</w:t>
       </w:r>
-      <w:bookmarkEnd w:id="65"/>
+      <w:bookmarkEnd w:id="63"/>
       <w:r>
         <w:t xml:space="preserve"> with the name you plan to save the file. During MEM calculations, a file with the name </w:t>
       </w:r>
@@ -14826,9 +15344,10 @@
         <w:spacing w:before="100" w:beforeAutospacing="1" w:after="100" w:afterAutospacing="1"/>
       </w:pPr>
       <w:r>
+        <w:lastRenderedPageBreak/>
         <w:t xml:space="preserve">The </w:t>
       </w:r>
-      <w:bookmarkStart w:id="66" w:name="Frequency_Scale_Factor"/>
+      <w:bookmarkStart w:id="64" w:name="Frequency_Scale_Factor"/>
       <w:r>
         <w:rPr>
           <w:rFonts w:ascii="Courier New" w:hAnsi="Courier New" w:cs="Courier New"/>
@@ -14838,7 +15357,7 @@
       <w:r>
         <w:t xml:space="preserve"> </w:t>
       </w:r>
-      <w:bookmarkEnd w:id="66"/>
+      <w:bookmarkEnd w:id="64"/>
       <w:r>
         <w:t xml:space="preserve">scales vibrational frequencies when reading Gaussian </w:t>
       </w:r>
@@ -14846,7 +15365,15 @@
         <w:t>d</w:t>
       </w:r>
       <w:r>
-        <w:t xml:space="preserve">ata. This factor has to be set </w:t>
+        <w:t xml:space="preserve">ata. This factor </w:t>
+      </w:r>
+      <w:proofErr w:type="gramStart"/>
+      <w:r>
+        <w:t>has to</w:t>
+      </w:r>
+      <w:proofErr w:type="gramEnd"/>
+      <w:r>
+        <w:t xml:space="preserve"> be set </w:t>
       </w:r>
       <w:r>
         <w:rPr>
@@ -14904,7 +15431,7 @@
       <w:r>
         <w:t xml:space="preserve">The </w:t>
       </w:r>
-      <w:bookmarkStart w:id="67" w:name="Energy_range_of_population"/>
+      <w:bookmarkStart w:id="65" w:name="Energy_range_of_population"/>
       <w:r>
         <w:rPr>
           <w:rFonts w:ascii="Courier New" w:hAnsi="Courier New" w:cs="Courier New"/>
@@ -14923,7 +15450,7 @@
         </w:rPr>
         <w:t xml:space="preserve"> </w:t>
       </w:r>
-      <w:bookmarkEnd w:id="67"/>
+      <w:bookmarkEnd w:id="65"/>
       <w:r>
         <w:rPr>
           <w:rFonts w:cstheme="minorHAnsi"/>
@@ -15041,7 +15568,7 @@
         </w:rPr>
         <w:t xml:space="preserve">The </w:t>
       </w:r>
-      <w:bookmarkStart w:id="68" w:name="Size_of_finite_energy_element"/>
+      <w:bookmarkStart w:id="66" w:name="Size_of_finite_energy_element"/>
       <w:r>
         <w:rPr>
           <w:rFonts w:ascii="Courier New" w:hAnsi="Courier New" w:cs="Courier New"/>
@@ -15054,7 +15581,7 @@
         </w:rPr>
         <w:t xml:space="preserve"> in cm-1</w:t>
       </w:r>
-      <w:bookmarkEnd w:id="68"/>
+      <w:bookmarkEnd w:id="66"/>
       <w:r>
         <w:rPr>
           <w:rFonts w:cstheme="minorHAnsi"/>
@@ -15136,10 +15663,9 @@
         <w:rPr>
           <w:rFonts w:cstheme="minorHAnsi"/>
         </w:rPr>
-        <w:lastRenderedPageBreak/>
         <w:t xml:space="preserve">The </w:t>
       </w:r>
-      <w:bookmarkStart w:id="69" w:name="Energy_quantum_for_BeyerSwinehart"/>
+      <w:bookmarkStart w:id="67" w:name="Energy_quantum_for_BeyerSwinehart"/>
       <w:r>
         <w:rPr>
           <w:rFonts w:ascii="Courier New" w:hAnsi="Courier New" w:cs="Courier New"/>
@@ -15152,102 +15678,102 @@
         </w:rPr>
         <w:t xml:space="preserve"> in cm-1</w:t>
       </w:r>
+      <w:bookmarkEnd w:id="67"/>
+      <w:r>
+        <w:rPr>
+          <w:rFonts w:cstheme="minorHAnsi"/>
+        </w:rPr>
+        <w:t xml:space="preserve"> </w:t>
+      </w:r>
+      <w:r>
+        <w:rPr>
+          <w:rFonts w:cstheme="minorHAnsi"/>
+          <w:color w:val="auto"/>
+        </w:rPr>
+        <w:t>is used for the</w:t>
+      </w:r>
+      <w:r>
+        <w:rPr>
+          <w:rFonts w:cstheme="minorHAnsi"/>
+          <w:color w:val="auto"/>
+        </w:rPr>
+        <w:t xml:space="preserve"> Beyer-Swinehart counting algorithm. The default is 1 cm</w:t>
+      </w:r>
+      <w:r>
+        <w:rPr>
+          <w:rFonts w:cstheme="minorHAnsi"/>
+          <w:color w:val="auto"/>
+          <w:vertAlign w:val="superscript"/>
+        </w:rPr>
+        <w:t>-1</w:t>
+      </w:r>
+      <w:r>
+        <w:rPr>
+          <w:rFonts w:cstheme="minorHAnsi"/>
+          <w:color w:val="auto"/>
+        </w:rPr>
+        <w:t>.</w:t>
+      </w:r>
+      <w:r>
+        <w:rPr>
+          <w:rFonts w:cstheme="minorHAnsi"/>
+          <w:color w:val="auto"/>
+        </w:rPr>
+        <w:t xml:space="preserve"> For very small systems, a bigger </w:t>
+      </w:r>
+      <w:r>
+        <w:rPr>
+          <w:rFonts w:cstheme="minorHAnsi"/>
+          <w:color w:val="auto"/>
+        </w:rPr>
+        <w:t xml:space="preserve">number may </w:t>
+      </w:r>
+      <w:r>
+        <w:rPr>
+          <w:rFonts w:cstheme="minorHAnsi"/>
+          <w:color w:val="auto"/>
+        </w:rPr>
+        <w:t>help to avoid numerical probl</w:t>
+      </w:r>
+      <w:r>
+        <w:rPr>
+          <w:rFonts w:cstheme="minorHAnsi"/>
+          <w:color w:val="auto"/>
+        </w:rPr>
+        <w:t>e</w:t>
+      </w:r>
+      <w:r>
+        <w:rPr>
+          <w:rFonts w:cstheme="minorHAnsi"/>
+          <w:color w:val="auto"/>
+        </w:rPr>
+        <w:t>ms</w:t>
+      </w:r>
+      <w:r>
+        <w:rPr>
+          <w:rFonts w:cstheme="minorHAnsi"/>
+          <w:color w:val="auto"/>
+        </w:rPr>
+        <w:t>.</w:t>
+      </w:r>
+    </w:p>
+    <w:p>
+      <w:pPr>
+        <w:pStyle w:val="berschrift2"/>
+      </w:pPr>
+      <w:bookmarkStart w:id="68" w:name="_Ref193817192"/>
+      <w:bookmarkStart w:id="69" w:name="_Ref193817337"/>
+      <w:bookmarkStart w:id="70" w:name="_Ref193817693"/>
+      <w:bookmarkStart w:id="71" w:name="_Ref193817917"/>
+      <w:bookmarkStart w:id="72" w:name="_Toc206019406"/>
+      <w:r>
+        <w:t>Reaction channels</w:t>
+      </w:r>
+      <w:bookmarkEnd w:id="68"/>
       <w:bookmarkEnd w:id="69"/>
-      <w:r>
-        <w:rPr>
-          <w:rFonts w:cstheme="minorHAnsi"/>
-        </w:rPr>
-        <w:t xml:space="preserve"> </w:t>
-      </w:r>
-      <w:r>
-        <w:rPr>
-          <w:rFonts w:cstheme="minorHAnsi"/>
-          <w:color w:val="auto"/>
-        </w:rPr>
-        <w:t>is used for the</w:t>
-      </w:r>
-      <w:r>
-        <w:rPr>
-          <w:rFonts w:cstheme="minorHAnsi"/>
-          <w:color w:val="auto"/>
-        </w:rPr>
-        <w:t xml:space="preserve"> Beyer-Swinehart counting algorithm. The default is 1 cm</w:t>
-      </w:r>
-      <w:r>
-        <w:rPr>
-          <w:rFonts w:cstheme="minorHAnsi"/>
-          <w:color w:val="auto"/>
-          <w:vertAlign w:val="superscript"/>
-        </w:rPr>
-        <w:t>-1</w:t>
-      </w:r>
-      <w:r>
-        <w:rPr>
-          <w:rFonts w:cstheme="minorHAnsi"/>
-          <w:color w:val="auto"/>
-        </w:rPr>
-        <w:t>.</w:t>
-      </w:r>
-      <w:r>
-        <w:rPr>
-          <w:rFonts w:cstheme="minorHAnsi"/>
-          <w:color w:val="auto"/>
-        </w:rPr>
-        <w:t xml:space="preserve"> For very small systems, a bigger </w:t>
-      </w:r>
-      <w:r>
-        <w:rPr>
-          <w:rFonts w:cstheme="minorHAnsi"/>
-          <w:color w:val="auto"/>
-        </w:rPr>
-        <w:t xml:space="preserve">number may </w:t>
-      </w:r>
-      <w:r>
-        <w:rPr>
-          <w:rFonts w:cstheme="minorHAnsi"/>
-          <w:color w:val="auto"/>
-        </w:rPr>
-        <w:t>help to avoid numerical probl</w:t>
-      </w:r>
-      <w:r>
-        <w:rPr>
-          <w:rFonts w:cstheme="minorHAnsi"/>
-          <w:color w:val="auto"/>
-        </w:rPr>
-        <w:t>e</w:t>
-      </w:r>
-      <w:r>
-        <w:rPr>
-          <w:rFonts w:cstheme="minorHAnsi"/>
-          <w:color w:val="auto"/>
-        </w:rPr>
-        <w:t>ms</w:t>
-      </w:r>
-      <w:r>
-        <w:rPr>
-          <w:rFonts w:cstheme="minorHAnsi"/>
-          <w:color w:val="auto"/>
-        </w:rPr>
-        <w:t>.</w:t>
-      </w:r>
-    </w:p>
-    <w:p>
-      <w:pPr>
-        <w:pStyle w:val="berschrift2"/>
-      </w:pPr>
-      <w:bookmarkStart w:id="70" w:name="_Ref193817192"/>
-      <w:bookmarkStart w:id="71" w:name="_Ref193817337"/>
-      <w:bookmarkStart w:id="72" w:name="_Ref193817693"/>
-      <w:bookmarkStart w:id="73" w:name="_Ref193817917"/>
-      <w:bookmarkStart w:id="74" w:name="_Toc206019406"/>
-      <w:r>
-        <w:t>Reaction channels</w:t>
-      </w:r>
       <w:bookmarkEnd w:id="70"/>
       <w:bookmarkEnd w:id="71"/>
       <w:bookmarkEnd w:id="72"/>
-      <w:bookmarkEnd w:id="73"/>
-      <w:bookmarkEnd w:id="74"/>
     </w:p>
     <w:p>
       <w:r>
@@ -15263,7 +15789,15 @@
         <w:t xml:space="preserve"> constant</w:t>
       </w:r>
       <w:r>
-        <w:t xml:space="preserve">s and for the performance of MEM, one or more reaction channels have to be </w:t>
+        <w:t xml:space="preserve">s and for the performance of MEM, one or more reaction channels </w:t>
+      </w:r>
+      <w:proofErr w:type="gramStart"/>
+      <w:r>
+        <w:t>have to</w:t>
+      </w:r>
+      <w:proofErr w:type="gramEnd"/>
+      <w:r>
+        <w:t xml:space="preserve"> be </w:t>
       </w:r>
       <w:r>
         <w:t>active</w:t>
@@ -15294,11 +15828,19 @@
           <w:rFonts w:ascii="Courier New" w:hAnsi="Courier New" w:cs="Courier New"/>
         </w:rPr>
       </w:pPr>
-      <w:r>
-        <w:rPr>
-          <w:rFonts w:ascii="Courier New" w:hAnsi="Courier New" w:cs="Courier New"/>
-        </w:rPr>
-        <w:t>;Reaction Channels:</w:t>
+      <w:proofErr w:type="gramStart"/>
+      <w:r>
+        <w:rPr>
+          <w:rFonts w:ascii="Courier New" w:hAnsi="Courier New" w:cs="Courier New"/>
+        </w:rPr>
+        <w:t>;Reaction</w:t>
+      </w:r>
+      <w:proofErr w:type="gramEnd"/>
+      <w:r>
+        <w:rPr>
+          <w:rFonts w:ascii="Courier New" w:hAnsi="Courier New" w:cs="Courier New"/>
+        </w:rPr>
+        <w:t xml:space="preserve"> Channels:</w:t>
       </w:r>
     </w:p>
     <w:p>
@@ -15322,11 +15864,19 @@
           <w:rFonts w:ascii="Courier New" w:hAnsi="Courier New" w:cs="Courier New"/>
         </w:rPr>
       </w:pPr>
-      <w:r>
-        <w:rPr>
-          <w:rFonts w:ascii="Courier New" w:hAnsi="Courier New" w:cs="Courier New"/>
-        </w:rPr>
-        <w:t>;    Channel 0 Well all TS 0 1 2</w:t>
+      <w:proofErr w:type="gramStart"/>
+      <w:r>
+        <w:rPr>
+          <w:rFonts w:ascii="Courier New" w:hAnsi="Courier New" w:cs="Courier New"/>
+        </w:rPr>
+        <w:t xml:space="preserve">;   </w:t>
+      </w:r>
+      <w:proofErr w:type="gramEnd"/>
+      <w:r>
+        <w:rPr>
+          <w:rFonts w:ascii="Courier New" w:hAnsi="Courier New" w:cs="Courier New"/>
+        </w:rPr>
+        <w:t xml:space="preserve"> Channel 0 Well all TS 0 1 2</w:t>
       </w:r>
     </w:p>
     <w:p>
@@ -15336,6 +15886,7 @@
           <w:rFonts w:ascii="Courier New" w:hAnsi="Courier New" w:cs="Courier New"/>
         </w:rPr>
       </w:pPr>
+      <w:proofErr w:type="gramStart"/>
       <w:r>
         <w:rPr>
           <w:rFonts w:ascii="Courier New" w:hAnsi="Courier New" w:cs="Courier New"/>
@@ -15346,7 +15897,14 @@
         <w:rPr>
           <w:rFonts w:ascii="Courier New" w:hAnsi="Courier New" w:cs="Courier New"/>
         </w:rPr>
-        <w:t xml:space="preserve">    Channel </w:t>
+        <w:t xml:space="preserve">   </w:t>
+      </w:r>
+      <w:proofErr w:type="gramEnd"/>
+      <w:r>
+        <w:rPr>
+          <w:rFonts w:ascii="Courier New" w:hAnsi="Courier New" w:cs="Courier New"/>
+        </w:rPr>
+        <w:t xml:space="preserve"> Channel </w:t>
       </w:r>
       <w:r>
         <w:rPr>
@@ -15409,7 +15967,21 @@
         <w:rPr>
           <w:color w:val="auto"/>
         </w:rPr>
-        <w:t xml:space="preserve"> instead. If several channels are defined, the first channel has to be named </w:t>
+        <w:t xml:space="preserve"> instead. If several channels are defined, the first channel </w:t>
+      </w:r>
+      <w:proofErr w:type="gramStart"/>
+      <w:r>
+        <w:rPr>
+          <w:color w:val="auto"/>
+        </w:rPr>
+        <w:t>has to</w:t>
+      </w:r>
+      <w:proofErr w:type="gramEnd"/>
+      <w:r>
+        <w:rPr>
+          <w:color w:val="auto"/>
+        </w:rPr>
+        <w:t xml:space="preserve"> be named </w:t>
       </w:r>
       <w:r>
         <w:rPr>
@@ -15423,17 +15995,33 @@
         </w:rPr>
         <w:t>Channel 0</w:t>
       </w:r>
+      <w:proofErr w:type="gramStart"/>
       <w:r>
         <w:rPr>
           <w:color w:val="auto"/>
         </w:rPr>
         <w:t>”</w:t>
       </w:r>
-      <w:r>
-        <w:rPr>
-          <w:color w:val="auto"/>
-        </w:rPr>
-        <w:t xml:space="preserve"> and all further channels have to be enumerated consecutively. In the following, the possible definition formats are explained:</w:t>
+      <w:proofErr w:type="gramEnd"/>
+      <w:r>
+        <w:rPr>
+          <w:color w:val="auto"/>
+        </w:rPr>
+        <w:t xml:space="preserve"> and all further channels </w:t>
+      </w:r>
+      <w:proofErr w:type="gramStart"/>
+      <w:r>
+        <w:rPr>
+          <w:color w:val="auto"/>
+        </w:rPr>
+        <w:t>have to</w:t>
+      </w:r>
+      <w:proofErr w:type="gramEnd"/>
+      <w:r>
+        <w:rPr>
+          <w:color w:val="auto"/>
+        </w:rPr>
+        <w:t xml:space="preserve"> be enumerated consecutively. In the following, the possible definition formats are explained:</w:t>
       </w:r>
     </w:p>
     <w:p>
@@ -15532,7 +16120,15 @@
         <w:t>Channel 0</w:t>
       </w:r>
       <w:r>
-        <w:t>”. Thus for the RRKM</w:t>
+        <w:t xml:space="preserve">”. </w:t>
+      </w:r>
+      <w:proofErr w:type="gramStart"/>
+      <w:r>
+        <w:t>Thus</w:t>
+      </w:r>
+      <w:proofErr w:type="gramEnd"/>
+      <w:r>
+        <w:t xml:space="preserve"> for the RRKM</w:t>
       </w:r>
       <w:r>
         <w:t xml:space="preserve"> </w:t>
@@ -15740,7 +16336,15 @@
         <w:t xml:space="preserve">”. For </w:t>
       </w:r>
       <w:r>
-        <w:t xml:space="preserve">each possible fragment, a separate channel has to be defined (starting with </w:t>
+        <w:t xml:space="preserve">each possible fragment, a separate channel </w:t>
+      </w:r>
+      <w:proofErr w:type="gramStart"/>
+      <w:r>
+        <w:t>has to</w:t>
+      </w:r>
+      <w:proofErr w:type="gramEnd"/>
+      <w:r>
+        <w:t xml:space="preserve"> be defined (starting with </w:t>
       </w:r>
       <w:r>
         <w:rPr>
@@ -15772,6 +16376,7 @@
         <w:spacing w:after="0"/>
       </w:pPr>
       <w:r>
+        <w:lastRenderedPageBreak/>
         <w:t>This channel definition is used for a parent molecule decaying in more than one fragment, as in the example of CO</w:t>
       </w:r>
       <w:r>
@@ -15929,12 +16534,21 @@
           <w:szCs w:val="20"/>
         </w:rPr>
       </w:pPr>
+      <w:proofErr w:type="gramStart"/>
       <w:r>
         <w:rPr>
           <w:rFonts w:ascii="Courier New" w:hAnsi="Courier New" w:cs="Courier New"/>
           <w:szCs w:val="20"/>
         </w:rPr>
-        <w:t>;    Channel 0 Well all TS all</w:t>
+        <w:t xml:space="preserve">;   </w:t>
+      </w:r>
+      <w:proofErr w:type="gramEnd"/>
+      <w:r>
+        <w:rPr>
+          <w:rFonts w:ascii="Courier New" w:hAnsi="Courier New" w:cs="Courier New"/>
+          <w:szCs w:val="20"/>
+        </w:rPr>
+        <w:t xml:space="preserve"> Channel 0 Well all TS all</w:t>
       </w:r>
     </w:p>
     <w:p>
@@ -15954,7 +16568,23 @@
           <w:rFonts w:ascii="Courier New" w:hAnsi="Courier New" w:cs="Courier New"/>
           <w:szCs w:val="20"/>
         </w:rPr>
-        <w:t xml:space="preserve">     Channel 0 Well all TS 0 2 ; This is the water loss channel</w:t>
+        <w:t xml:space="preserve">     Channel 0 Well all TS 0 </w:t>
+      </w:r>
+      <w:proofErr w:type="gramStart"/>
+      <w:r>
+        <w:rPr>
+          <w:rFonts w:ascii="Courier New" w:hAnsi="Courier New" w:cs="Courier New"/>
+          <w:szCs w:val="20"/>
+        </w:rPr>
+        <w:t>2 ;</w:t>
+      </w:r>
+      <w:proofErr w:type="gramEnd"/>
+      <w:r>
+        <w:rPr>
+          <w:rFonts w:ascii="Courier New" w:hAnsi="Courier New" w:cs="Courier New"/>
+          <w:szCs w:val="20"/>
+        </w:rPr>
+        <w:t xml:space="preserve"> This is the water loss channel</w:t>
       </w:r>
     </w:p>
     <w:p>
@@ -15974,7 +16604,23 @@
           <w:rFonts w:ascii="Courier New" w:hAnsi="Courier New" w:cs="Courier New"/>
           <w:szCs w:val="20"/>
         </w:rPr>
-        <w:t xml:space="preserve">     Channel 1 Well all TS 1   ; This is the CO2 loss channel  </w:t>
+        <w:t xml:space="preserve">     Channel 1 Well all TS 1 </w:t>
+      </w:r>
+      <w:proofErr w:type="gramStart"/>
+      <w:r>
+        <w:rPr>
+          <w:rFonts w:ascii="Courier New" w:hAnsi="Courier New" w:cs="Courier New"/>
+          <w:szCs w:val="20"/>
+        </w:rPr>
+        <w:t xml:space="preserve">  ;</w:t>
+      </w:r>
+      <w:proofErr w:type="gramEnd"/>
+      <w:r>
+        <w:rPr>
+          <w:rFonts w:ascii="Courier New" w:hAnsi="Courier New" w:cs="Courier New"/>
+          <w:szCs w:val="20"/>
+        </w:rPr>
+        <w:t xml:space="preserve"> This is the CO2 loss channel  </w:t>
       </w:r>
     </w:p>
     <w:p>
@@ -15989,12 +16635,21 @@
           <w:szCs w:val="20"/>
         </w:rPr>
       </w:pPr>
+      <w:proofErr w:type="gramStart"/>
       <w:r>
         <w:rPr>
           <w:rFonts w:ascii="Courier New" w:hAnsi="Courier New" w:cs="Courier New"/>
           <w:szCs w:val="20"/>
         </w:rPr>
-        <w:t xml:space="preserve">;    Channel 0 Well 0 TS 0         </w:t>
+        <w:t xml:space="preserve">;   </w:t>
+      </w:r>
+      <w:proofErr w:type="gramEnd"/>
+      <w:r>
+        <w:rPr>
+          <w:rFonts w:ascii="Courier New" w:hAnsi="Courier New" w:cs="Courier New"/>
+          <w:szCs w:val="20"/>
+        </w:rPr>
+        <w:t xml:space="preserve"> Channel 0 Well 0 TS 0         </w:t>
       </w:r>
     </w:p>
     <w:p>
@@ -16058,11 +16713,7 @@
         <w:t>Channel 0 Well 0 TS 0</w:t>
       </w:r>
       <w:r>
-        <w:t xml:space="preserve">”. Several channels can be defined, </w:t>
-      </w:r>
-      <w:r>
-        <w:lastRenderedPageBreak/>
-        <w:t>each connecting a well with a transition state. The Reaction Channels section could then look for example like this:</w:t>
+        <w:t>”. Several channels can be defined, each connecting a well with a transition state. The Reaction Channels section could then look for example like this:</w:t>
       </w:r>
     </w:p>
     <w:p>
@@ -16106,12 +16757,21 @@
           <w:szCs w:val="20"/>
         </w:rPr>
       </w:pPr>
+      <w:proofErr w:type="gramStart"/>
       <w:r>
         <w:rPr>
           <w:rFonts w:ascii="Courier" w:hAnsi="Courier" w:cs="Courier"/>
           <w:szCs w:val="20"/>
         </w:rPr>
-        <w:t>;    Channel 0 Well all TS all</w:t>
+        <w:t xml:space="preserve">;   </w:t>
+      </w:r>
+      <w:proofErr w:type="gramEnd"/>
+      <w:r>
+        <w:rPr>
+          <w:rFonts w:ascii="Courier" w:hAnsi="Courier" w:cs="Courier"/>
+          <w:szCs w:val="20"/>
+        </w:rPr>
+        <w:t xml:space="preserve"> Channel 0 Well all TS all</w:t>
       </w:r>
     </w:p>
     <w:p>
@@ -16126,12 +16786,21 @@
           <w:szCs w:val="20"/>
         </w:rPr>
       </w:pPr>
+      <w:proofErr w:type="gramStart"/>
       <w:r>
         <w:rPr>
           <w:rFonts w:ascii="Courier" w:hAnsi="Courier" w:cs="Courier"/>
           <w:szCs w:val="20"/>
         </w:rPr>
-        <w:t xml:space="preserve">;    Channel 0 Well all TS 0 1 2  </w:t>
+        <w:t xml:space="preserve">;   </w:t>
+      </w:r>
+      <w:proofErr w:type="gramEnd"/>
+      <w:r>
+        <w:rPr>
+          <w:rFonts w:ascii="Courier" w:hAnsi="Courier" w:cs="Courier"/>
+          <w:szCs w:val="20"/>
+        </w:rPr>
+        <w:t xml:space="preserve"> Channel 0 Well all TS 0 1 2  </w:t>
       </w:r>
     </w:p>
     <w:p>
@@ -16214,10 +16883,10 @@
       <w:pPr>
         <w:pStyle w:val="berschrift2"/>
       </w:pPr>
-      <w:bookmarkStart w:id="75" w:name="_Ref193818044"/>
-      <w:bookmarkStart w:id="76" w:name="_Ref193818152"/>
-      <w:bookmarkStart w:id="77" w:name="_Ref193819035"/>
-      <w:bookmarkStart w:id="78" w:name="_Toc206019407"/>
+      <w:bookmarkStart w:id="73" w:name="_Ref193818044"/>
+      <w:bookmarkStart w:id="74" w:name="_Ref193818152"/>
+      <w:bookmarkStart w:id="75" w:name="_Ref193819035"/>
+      <w:bookmarkStart w:id="76" w:name="_Toc206019407"/>
       <w:r>
         <w:t xml:space="preserve">Definitions for master equation </w:t>
       </w:r>
@@ -16229,1144 +16898,1243 @@
       <w:r>
         <w:t xml:space="preserve"> (MEM)</w:t>
       </w:r>
+      <w:bookmarkEnd w:id="73"/>
+      <w:bookmarkEnd w:id="74"/>
       <w:bookmarkEnd w:id="75"/>
       <w:bookmarkEnd w:id="76"/>
+    </w:p>
+    <w:p/>
+    <w:p>
+      <w:r>
+        <w:t>This section contains parameters, which are needed</w:t>
+      </w:r>
+      <w:r>
+        <w:t xml:space="preserve"> </w:t>
+      </w:r>
+      <w:r>
+        <w:t>for MEM, but not for</w:t>
+      </w:r>
+      <w:r>
+        <w:t xml:space="preserve"> other calculations (calculation of DoS, SoS, or RRKM</w:t>
+      </w:r>
+      <w:r>
+        <w:t xml:space="preserve"> </w:t>
+      </w:r>
+      <w:r>
+        <w:t>rate</w:t>
+      </w:r>
+      <w:r>
+        <w:t xml:space="preserve"> constant</w:t>
+      </w:r>
+      <w:r>
+        <w:t>s)</w:t>
+      </w:r>
+      <w:r>
+        <w:t>.</w:t>
+      </w:r>
+      <w:r>
+        <w:t xml:space="preserve"> The three parts of this section “</w:t>
+      </w:r>
+      <w:r>
+        <w:rPr>
+          <w:rFonts w:ascii="Courier New" w:hAnsi="Courier New" w:cs="Courier New"/>
+        </w:rPr>
+        <w:fldChar w:fldCharType="begin"/>
+      </w:r>
+      <w:r>
+        <w:instrText xml:space="preserve"> REF _Ref193818016 \h </w:instrText>
+      </w:r>
+      <w:r>
+        <w:rPr>
+          <w:rFonts w:ascii="Courier New" w:hAnsi="Courier New" w:cs="Courier New"/>
+        </w:rPr>
+      </w:r>
+      <w:r>
+        <w:rPr>
+          <w:rFonts w:ascii="Courier New" w:hAnsi="Courier New" w:cs="Courier New"/>
+        </w:rPr>
+        <w:fldChar w:fldCharType="separate"/>
+      </w:r>
+      <w:r>
+        <w:t>General MEM parameters</w:t>
+      </w:r>
+      <w:r>
+        <w:rPr>
+          <w:rFonts w:ascii="Courier New" w:hAnsi="Courier New" w:cs="Courier New"/>
+        </w:rPr>
+        <w:fldChar w:fldCharType="end"/>
+      </w:r>
+      <w:r>
+        <w:t>”,</w:t>
+      </w:r>
+      <w:r>
+        <w:t xml:space="preserve"> “</w:t>
+      </w:r>
+      <w:r>
+        <w:rPr>
+          <w:rFonts w:ascii="Courier New" w:hAnsi="Courier New" w:cs="Courier New"/>
+        </w:rPr>
+        <w:fldChar w:fldCharType="begin"/>
+      </w:r>
+      <w:r>
+        <w:instrText xml:space="preserve"> REF _Ref193818129 \h </w:instrText>
+      </w:r>
+      <w:r>
+        <w:rPr>
+          <w:rFonts w:ascii="Courier New" w:hAnsi="Courier New" w:cs="Courier New"/>
+        </w:rPr>
+      </w:r>
+      <w:r>
+        <w:rPr>
+          <w:rFonts w:ascii="Courier New" w:hAnsi="Courier New" w:cs="Courier New"/>
+        </w:rPr>
+        <w:fldChar w:fldCharType="separate"/>
+      </w:r>
+      <w:r>
+        <w:t>Real time MEM parameters</w:t>
+      </w:r>
+      <w:r>
+        <w:rPr>
+          <w:rFonts w:ascii="Courier New" w:hAnsi="Courier New" w:cs="Courier New"/>
+        </w:rPr>
+        <w:fldChar w:fldCharType="end"/>
+      </w:r>
+      <w:r>
+        <w:t>” and  “</w:t>
+      </w:r>
+      <w:r>
+        <w:rPr>
+          <w:rFonts w:ascii="Courier New" w:hAnsi="Courier New" w:cs="Courier New"/>
+        </w:rPr>
+        <w:fldChar w:fldCharType="begin"/>
+      </w:r>
+      <w:r>
+        <w:instrText xml:space="preserve"> REF _Ref193818999 \h </w:instrText>
+      </w:r>
+      <w:r>
+        <w:rPr>
+          <w:rFonts w:ascii="Courier New" w:hAnsi="Courier New" w:cs="Courier New"/>
+        </w:rPr>
+      </w:r>
+      <w:r>
+        <w:rPr>
+          <w:rFonts w:ascii="Courier New" w:hAnsi="Courier New" w:cs="Courier New"/>
+        </w:rPr>
+        <w:fldChar w:fldCharType="separate"/>
+      </w:r>
+      <w:r>
+        <w:t>Steady state</w:t>
+      </w:r>
+      <w:r>
+        <w:t xml:space="preserve"> MEM parameters</w:t>
+      </w:r>
+      <w:r>
+        <w:rPr>
+          <w:rFonts w:ascii="Courier New" w:hAnsi="Courier New" w:cs="Courier New"/>
+        </w:rPr>
+        <w:fldChar w:fldCharType="end"/>
+      </w:r>
+      <w:r>
+        <w:t>”</w:t>
+      </w:r>
+      <w:r>
+        <w:t xml:space="preserve"> are explained in the following:</w:t>
+      </w:r>
+    </w:p>
+    <w:p>
+      <w:pPr>
+        <w:spacing w:after="0"/>
+        <w:rPr>
+          <w:rFonts w:ascii="Courier New" w:hAnsi="Courier New" w:cs="Courier New"/>
+        </w:rPr>
+      </w:pPr>
+    </w:p>
+    <w:p/>
+    <w:p>
+      <w:pPr>
+        <w:pStyle w:val="berschrift3"/>
+      </w:pPr>
+      <w:bookmarkStart w:id="77" w:name="_Ref193818016"/>
+      <w:r>
+        <w:t>General MEM parameters</w:t>
+      </w:r>
       <w:bookmarkEnd w:id="77"/>
+    </w:p>
+    <w:p>
+      <w:r>
+        <w:t>The parameters given in “</w:t>
+      </w:r>
+      <w:r>
+        <w:rPr>
+          <w:rFonts w:ascii="Courier New" w:hAnsi="Courier New" w:cs="Courier New"/>
+        </w:rPr>
+        <w:t>General MEM parameters</w:t>
+      </w:r>
+      <w:r>
+        <w:t>”, are needed for both real time MEM and iterative MEM</w:t>
+      </w:r>
+      <w:r>
+        <w:t xml:space="preserve">. </w:t>
+      </w:r>
+      <w:r>
+        <w:t>The “</w:t>
+      </w:r>
+      <w:r>
+        <w:rPr>
+          <w:rFonts w:ascii="Courier New" w:hAnsi="Courier New" w:cs="Courier New"/>
+        </w:rPr>
+        <w:t>General MEM parameters</w:t>
+      </w:r>
+      <w:r>
+        <w:t>” starts with the “</w:t>
+      </w:r>
+      <w:r>
+        <w:rPr>
+          <w:rFonts w:ascii="Courier New" w:hAnsi="Courier New" w:cs="Courier New"/>
+        </w:rPr>
+        <w:t>BIRD parameters</w:t>
+      </w:r>
+      <w:r>
+        <w:t xml:space="preserve">”. Those parameters define the environmental temperature(s) and thus the blackbody radiation to which the population of molecules is subjected to. </w:t>
+      </w:r>
+    </w:p>
+    <w:p/>
+    <w:p>
+      <w:r>
+        <w:t>The BIRD parameters section looks like this:</w:t>
+      </w:r>
+    </w:p>
+    <w:p>
+      <w:pPr>
+        <w:rPr>
+          <w:rFonts w:ascii="Courier New" w:hAnsi="Courier New" w:cs="Courier New"/>
+        </w:rPr>
+      </w:pPr>
+      <w:proofErr w:type="gramStart"/>
+      <w:r>
+        <w:rPr>
+          <w:rFonts w:ascii="Courier New" w:hAnsi="Courier New" w:cs="Courier New"/>
+        </w:rPr>
+        <w:t xml:space="preserve">;   </w:t>
+      </w:r>
+      <w:proofErr w:type="gramEnd"/>
+      <w:r>
+        <w:rPr>
+          <w:rFonts w:ascii="Courier New" w:hAnsi="Courier New" w:cs="Courier New"/>
+        </w:rPr>
+        <w:t>BIRD parameters:</w:t>
+      </w:r>
+    </w:p>
+    <w:p>
+      <w:pPr>
+        <w:rPr>
+          <w:rFonts w:ascii="Courier New" w:hAnsi="Courier New" w:cs="Courier New"/>
+        </w:rPr>
+      </w:pPr>
+      <w:r>
+        <w:rPr>
+          <w:rFonts w:ascii="Courier New" w:hAnsi="Courier New" w:cs="Courier New"/>
+        </w:rPr>
+        <w:t xml:space="preserve">       Number of temperatures in loop:                      3</w:t>
+      </w:r>
+    </w:p>
+    <w:p>
+      <w:pPr>
+        <w:rPr>
+          <w:rFonts w:ascii="Courier New" w:hAnsi="Courier New" w:cs="Courier New"/>
+        </w:rPr>
+      </w:pPr>
+      <w:proofErr w:type="gramStart"/>
+      <w:r>
+        <w:rPr>
+          <w:rFonts w:ascii="Courier New" w:hAnsi="Courier New" w:cs="Courier New"/>
+        </w:rPr>
+        <w:t xml:space="preserve">;   </w:t>
+      </w:r>
+      <w:proofErr w:type="gramEnd"/>
+      <w:r>
+        <w:rPr>
+          <w:rFonts w:ascii="Courier New" w:hAnsi="Courier New" w:cs="Courier New"/>
+        </w:rPr>
+        <w:t xml:space="preserve">   Manual list for temperatures in loop:     150.00 215.34 250.50</w:t>
+      </w:r>
+    </w:p>
+    <w:p>
+      <w:pPr>
+        <w:rPr>
+          <w:rFonts w:ascii="Courier New" w:hAnsi="Courier New" w:cs="Courier New"/>
+        </w:rPr>
+      </w:pPr>
+      <w:r>
+        <w:rPr>
+          <w:rFonts w:ascii="Courier New" w:hAnsi="Courier New" w:cs="Courier New"/>
+        </w:rPr>
+        <w:t xml:space="preserve">       </w:t>
+      </w:r>
+      <w:r>
+        <w:rPr>
+          <w:rFonts w:ascii="Courier New" w:hAnsi="Courier New" w:cs="Courier New"/>
+        </w:rPr>
+        <w:t>Loop starts with</w:t>
+      </w:r>
+      <w:r>
+        <w:rPr>
+          <w:rFonts w:ascii="Courier New" w:hAnsi="Courier New" w:cs="Courier New"/>
+        </w:rPr>
+        <w:t xml:space="preserve"> temperature in K:                   200</w:t>
+      </w:r>
+    </w:p>
+    <w:p>
+      <w:pPr>
+        <w:rPr>
+          <w:rFonts w:ascii="Courier New" w:hAnsi="Courier New" w:cs="Courier New"/>
+        </w:rPr>
+      </w:pPr>
+      <w:r>
+        <w:rPr>
+          <w:rFonts w:ascii="Courier New" w:hAnsi="Courier New" w:cs="Courier New"/>
+        </w:rPr>
+        <w:t xml:space="preserve">       </w:t>
+      </w:r>
+      <w:r>
+        <w:rPr>
+          <w:rFonts w:ascii="Courier New" w:hAnsi="Courier New" w:cs="Courier New"/>
+        </w:rPr>
+        <w:t xml:space="preserve">Loop ends </w:t>
+      </w:r>
+      <w:r>
+        <w:rPr>
+          <w:rFonts w:ascii="Courier New" w:hAnsi="Courier New" w:cs="Courier New"/>
+        </w:rPr>
+        <w:t xml:space="preserve">with </w:t>
+      </w:r>
+      <w:r>
+        <w:rPr>
+          <w:rFonts w:ascii="Courier New" w:hAnsi="Courier New" w:cs="Courier New"/>
+        </w:rPr>
+        <w:t>temperature in K:                     300</w:t>
+      </w:r>
+    </w:p>
+    <w:p>
+      <w:pPr>
+        <w:rPr>
+          <w:rFonts w:ascii="Courier New" w:hAnsi="Courier New" w:cs="Courier New"/>
+        </w:rPr>
+      </w:pPr>
+      <w:r>
+        <w:rPr>
+          <w:rFonts w:ascii="Courier New" w:hAnsi="Courier New" w:cs="Courier New"/>
+        </w:rPr>
+        <w:t xml:space="preserve">       </w:t>
+      </w:r>
+      <w:r>
+        <w:rPr>
+          <w:rFonts w:ascii="Courier New" w:hAnsi="Courier New" w:cs="Courier New"/>
+        </w:rPr>
+        <w:t>Proportion on solid angle of ICR cell window:        0.002</w:t>
+      </w:r>
+    </w:p>
+    <w:p>
+      <w:pPr>
+        <w:rPr>
+          <w:rFonts w:ascii="Courier New" w:hAnsi="Courier New" w:cs="Courier New"/>
+        </w:rPr>
+      </w:pPr>
+      <w:r>
+        <w:rPr>
+          <w:rFonts w:ascii="Courier New" w:hAnsi="Courier New" w:cs="Courier New"/>
+        </w:rPr>
+        <w:t xml:space="preserve">       </w:t>
+      </w:r>
+      <w:r>
+        <w:rPr>
+          <w:rFonts w:ascii="Courier New" w:hAnsi="Courier New" w:cs="Courier New"/>
+        </w:rPr>
+        <w:t>Temperature of ICR cell window</w:t>
+      </w:r>
+      <w:r>
+        <w:rPr>
+          <w:rFonts w:ascii="Courier New" w:hAnsi="Courier New" w:cs="Courier New"/>
+        </w:rPr>
+        <w:t xml:space="preserve"> in K:                 288</w:t>
+      </w:r>
+    </w:p>
+    <w:p/>
+    <w:p>
+      <w:r>
+        <w:t xml:space="preserve">AWATAR was developed to simulate the blackbody radiation in an ICR cell, where the cell walls can be cooled or warmed to a temperature of interest, except for a small part of the solid angle, which is at </w:t>
+      </w:r>
+      <w:r>
+        <w:lastRenderedPageBreak/>
+        <w:t>room temperature. Typically, experiments are repeated at different temperatures. This experimental setup is reflected in the default settings of the section “</w:t>
+      </w:r>
+      <w:r>
+        <w:rPr>
+          <w:rFonts w:ascii="Courier New" w:hAnsi="Courier New" w:cs="Courier New"/>
+        </w:rPr>
+        <w:t>BIRD parameters</w:t>
+      </w:r>
+      <w:r>
+        <w:t>”. To perform MEM for only one temperature covering the whole solid angle, change the “</w:t>
+      </w:r>
+      <w:r>
+        <w:rPr>
+          <w:rFonts w:ascii="Courier New" w:hAnsi="Courier New" w:cs="Courier New"/>
+        </w:rPr>
+        <w:t>BIRD parameters</w:t>
+      </w:r>
+      <w:r>
+        <w:t>” section as follows:</w:t>
+      </w:r>
+    </w:p>
+    <w:p/>
+    <w:p>
+      <w:pPr>
+        <w:rPr>
+          <w:rFonts w:ascii="Courier New" w:hAnsi="Courier New" w:cs="Courier New"/>
+        </w:rPr>
+      </w:pPr>
+      <w:proofErr w:type="gramStart"/>
+      <w:r>
+        <w:rPr>
+          <w:rFonts w:ascii="Courier New" w:hAnsi="Courier New" w:cs="Courier New"/>
+        </w:rPr>
+        <w:t xml:space="preserve">;   </w:t>
+      </w:r>
+      <w:proofErr w:type="gramEnd"/>
+      <w:r>
+        <w:rPr>
+          <w:rFonts w:ascii="Courier New" w:hAnsi="Courier New" w:cs="Courier New"/>
+        </w:rPr>
+        <w:t>BIRD parameters:</w:t>
+      </w:r>
+    </w:p>
+    <w:p>
+      <w:pPr>
+        <w:rPr>
+          <w:rFonts w:ascii="Courier New" w:hAnsi="Courier New" w:cs="Courier New"/>
+        </w:rPr>
+      </w:pPr>
+      <w:r>
+        <w:rPr>
+          <w:rFonts w:ascii="Courier New" w:hAnsi="Courier New" w:cs="Courier New"/>
+        </w:rPr>
+        <w:t xml:space="preserve">       </w:t>
+      </w:r>
+      <w:r>
+        <w:rPr>
+          <w:rFonts w:ascii="Courier New" w:hAnsi="Courier New" w:cs="Courier New"/>
+          <w:highlight w:val="yellow"/>
+        </w:rPr>
+        <w:t>Number of temperatures in loop:                      1</w:t>
+      </w:r>
+    </w:p>
+    <w:p>
+      <w:pPr>
+        <w:rPr>
+          <w:rFonts w:ascii="Courier New" w:hAnsi="Courier New" w:cs="Courier New"/>
+        </w:rPr>
+      </w:pPr>
+      <w:r>
+        <w:rPr>
+          <w:rFonts w:ascii="Courier New" w:hAnsi="Courier New" w:cs="Courier New"/>
+        </w:rPr>
+        <w:t xml:space="preserve">       </w:t>
+      </w:r>
+      <w:r>
+        <w:rPr>
+          <w:rFonts w:ascii="Courier New" w:hAnsi="Courier New" w:cs="Courier New"/>
+          <w:highlight w:val="yellow"/>
+        </w:rPr>
+        <w:t>Manual list for temperatures in loop:                x</w:t>
+      </w:r>
+    </w:p>
+    <w:p>
+      <w:pPr>
+        <w:rPr>
+          <w:rFonts w:ascii="Courier New" w:hAnsi="Courier New" w:cs="Courier New"/>
+        </w:rPr>
+      </w:pPr>
+      <w:r>
+        <w:rPr>
+          <w:rFonts w:ascii="Courier New" w:hAnsi="Courier New" w:cs="Courier New"/>
+        </w:rPr>
+        <w:t xml:space="preserve">       </w:t>
+      </w:r>
+      <w:r>
+        <w:rPr>
+          <w:rFonts w:ascii="Courier New" w:hAnsi="Courier New" w:cs="Courier New"/>
+        </w:rPr>
+        <w:t>Loop starts with</w:t>
+      </w:r>
+      <w:r>
+        <w:rPr>
+          <w:rFonts w:ascii="Courier New" w:hAnsi="Courier New" w:cs="Courier New"/>
+        </w:rPr>
+        <w:t xml:space="preserve"> temperature in K:                   200</w:t>
+      </w:r>
+    </w:p>
+    <w:p>
+      <w:pPr>
+        <w:rPr>
+          <w:rFonts w:ascii="Courier New" w:hAnsi="Courier New" w:cs="Courier New"/>
+        </w:rPr>
+      </w:pPr>
+      <w:r>
+        <w:rPr>
+          <w:rFonts w:ascii="Courier New" w:hAnsi="Courier New" w:cs="Courier New"/>
+        </w:rPr>
+        <w:t xml:space="preserve">       Loop ends with temperature in K:                     300</w:t>
+      </w:r>
+    </w:p>
+    <w:p>
+      <w:pPr>
+        <w:rPr>
+          <w:rFonts w:ascii="Courier New" w:hAnsi="Courier New" w:cs="Courier New"/>
+        </w:rPr>
+      </w:pPr>
+      <w:r>
+        <w:rPr>
+          <w:rFonts w:ascii="Courier New" w:hAnsi="Courier New" w:cs="Courier New"/>
+        </w:rPr>
+        <w:t xml:space="preserve">       </w:t>
+      </w:r>
+      <w:r>
+        <w:rPr>
+          <w:rFonts w:ascii="Courier New" w:hAnsi="Courier New" w:cs="Courier New"/>
+          <w:highlight w:val="yellow"/>
+        </w:rPr>
+        <w:t>Proportion on solid angle of ICR cell window:        0</w:t>
+      </w:r>
+    </w:p>
+    <w:p>
+      <w:pPr>
+        <w:rPr>
+          <w:rFonts w:ascii="Courier New" w:hAnsi="Courier New" w:cs="Courier New"/>
+        </w:rPr>
+      </w:pPr>
+      <w:r>
+        <w:rPr>
+          <w:rFonts w:ascii="Courier New" w:hAnsi="Courier New" w:cs="Courier New"/>
+        </w:rPr>
+        <w:t xml:space="preserve">       </w:t>
+      </w:r>
+      <w:r>
+        <w:rPr>
+          <w:rFonts w:ascii="Courier New" w:hAnsi="Courier New" w:cs="Courier New"/>
+        </w:rPr>
+        <w:t>Temperature of ICR cell window</w:t>
+      </w:r>
+      <w:r>
+        <w:rPr>
+          <w:rFonts w:ascii="Courier New" w:hAnsi="Courier New" w:cs="Courier New"/>
+        </w:rPr>
+        <w:t xml:space="preserve"> in K:                 288</w:t>
+      </w:r>
+    </w:p>
+    <w:p/>
+    <w:p>
+      <w:pPr>
+        <w:spacing w:after="0"/>
+        <w:rPr>
+          <w:rFonts w:cstheme="minorHAnsi"/>
+        </w:rPr>
+      </w:pPr>
+      <w:r>
+        <w:t>whereby x is the temperature of interest in Kelvin. Note, that the semicolon in front of the line “Manual list for temperatures in loop” has been removed.</w:t>
+      </w:r>
+      <w:r>
+        <w:t xml:space="preserve"> </w:t>
+      </w:r>
+      <w:r>
+        <w:rPr>
+          <w:rFonts w:cstheme="minorHAnsi"/>
+        </w:rPr>
+        <w:t xml:space="preserve">The parameters </w:t>
+      </w:r>
+      <w:r>
+        <w:rPr>
+          <w:rFonts w:ascii="Courier New" w:hAnsi="Courier New" w:cs="Courier New"/>
+        </w:rPr>
+        <w:t>Loop starts with</w:t>
+      </w:r>
+      <w:r>
+        <w:rPr>
+          <w:rFonts w:ascii="Courier New" w:hAnsi="Courier New" w:cs="Courier New"/>
+        </w:rPr>
+        <w:t xml:space="preserve"> temperature in K</w:t>
+      </w:r>
+      <w:r>
+        <w:rPr>
+          <w:rFonts w:cstheme="minorHAnsi"/>
+        </w:rPr>
+        <w:t xml:space="preserve"> and </w:t>
+      </w:r>
+      <w:r>
+        <w:rPr>
+          <w:rFonts w:ascii="Courier New" w:hAnsi="Courier New" w:cs="Courier New"/>
+        </w:rPr>
+        <w:t>Loop ends with</w:t>
+      </w:r>
+      <w:r>
+        <w:rPr>
+          <w:rFonts w:ascii="Courier New" w:hAnsi="Courier New" w:cs="Courier New"/>
+        </w:rPr>
+        <w:t xml:space="preserve"> temperature in K</w:t>
+      </w:r>
+      <w:r>
+        <w:rPr>
+          <w:rFonts w:cstheme="minorHAnsi"/>
+        </w:rPr>
+        <w:t xml:space="preserve"> are ignored if the line with the </w:t>
+      </w:r>
+      <w:r>
+        <w:rPr>
+          <w:rFonts w:ascii="Courier New" w:hAnsi="Courier New" w:cs="Courier New"/>
+        </w:rPr>
+        <w:t xml:space="preserve">Manual list for temperatures in </w:t>
+      </w:r>
+      <w:proofErr w:type="gramStart"/>
+      <w:r>
+        <w:rPr>
+          <w:rFonts w:ascii="Courier New" w:hAnsi="Courier New" w:cs="Courier New"/>
+        </w:rPr>
+        <w:t>loop</w:t>
+      </w:r>
+      <w:r>
+        <w:rPr>
+          <w:rFonts w:cstheme="minorHAnsi"/>
+        </w:rPr>
+        <w:t xml:space="preserve">  is</w:t>
+      </w:r>
+      <w:proofErr w:type="gramEnd"/>
+      <w:r>
+        <w:rPr>
+          <w:rFonts w:cstheme="minorHAnsi"/>
+        </w:rPr>
+        <w:t xml:space="preserve"> active.</w:t>
+      </w:r>
+    </w:p>
+    <w:p>
+      <w:pPr>
+        <w:spacing w:after="0"/>
+        <w:rPr>
+          <w:rFonts w:cstheme="minorHAnsi"/>
+        </w:rPr>
+      </w:pPr>
+    </w:p>
+    <w:p>
+      <w:r>
+        <w:t xml:space="preserve">The MEM calculation can also be performed several times in one calculation, varying the environmental temperature. Therefore, augment the </w:t>
+      </w:r>
+      <w:r>
+        <w:rPr>
+          <w:rFonts w:ascii="Courier New" w:hAnsi="Courier New" w:cs="Courier New"/>
+        </w:rPr>
+        <w:t>Number of temperatures in loop</w:t>
+      </w:r>
+      <w:r>
+        <w:t xml:space="preserve"> and list all needed temperatures in the line </w:t>
+      </w:r>
+      <w:r>
+        <w:rPr>
+          <w:rFonts w:ascii="Courier New" w:hAnsi="Courier New" w:cs="Courier New"/>
+        </w:rPr>
+        <w:t>Manual list for temperatures in loop</w:t>
+      </w:r>
+      <w:r>
+        <w:t>, for example:</w:t>
+      </w:r>
+    </w:p>
+    <w:p>
+      <w:pPr>
+        <w:rPr>
+          <w:rFonts w:ascii="Courier New" w:hAnsi="Courier New" w:cs="Courier New"/>
+        </w:rPr>
+      </w:pPr>
+      <w:r>
+        <w:rPr>
+          <w:rFonts w:ascii="Courier New" w:hAnsi="Courier New" w:cs="Courier New"/>
+        </w:rPr>
+        <w:t xml:space="preserve">       Number of temperatures in loop:                      3</w:t>
+      </w:r>
+    </w:p>
+    <w:p>
+      <w:pPr>
+        <w:rPr>
+          <w:rFonts w:ascii="Courier New" w:hAnsi="Courier New" w:cs="Courier New"/>
+        </w:rPr>
+      </w:pPr>
+      <w:r>
+        <w:rPr>
+          <w:rFonts w:ascii="Courier New" w:hAnsi="Courier New" w:cs="Courier New"/>
+        </w:rPr>
+        <w:t xml:space="preserve">       Manual list for temperatures in loop:           200 225 250</w:t>
+      </w:r>
+    </w:p>
+    <w:p>
+      <w:pPr>
+        <w:rPr>
+          <w:rFonts w:cstheme="minorHAnsi"/>
+        </w:rPr>
+      </w:pPr>
+      <w:r>
+        <w:rPr>
+          <w:rFonts w:cstheme="minorHAnsi"/>
+        </w:rPr>
+        <w:t>T</w:t>
+      </w:r>
+      <w:r>
+        <w:rPr>
+          <w:rFonts w:cstheme="minorHAnsi"/>
+        </w:rPr>
+        <w:t xml:space="preserve">he </w:t>
+      </w:r>
+      <w:r>
+        <w:rPr>
+          <w:rFonts w:cstheme="minorHAnsi"/>
+        </w:rPr>
+        <w:t>N</w:t>
+      </w:r>
+      <w:r>
+        <w:rPr>
+          <w:rFonts w:cstheme="minorHAnsi"/>
+        </w:rPr>
+        <w:t xml:space="preserve">umber of temperatures in loop </w:t>
+      </w:r>
+      <w:proofErr w:type="gramStart"/>
+      <w:r>
+        <w:rPr>
+          <w:rFonts w:cstheme="minorHAnsi"/>
+        </w:rPr>
+        <w:t>has to</w:t>
+      </w:r>
+      <w:proofErr w:type="gramEnd"/>
+      <w:r>
+        <w:rPr>
+          <w:rFonts w:cstheme="minorHAnsi"/>
+        </w:rPr>
+        <w:t xml:space="preserve"> match the numbers of entries in the Manual list for temperatures in loop.</w:t>
+      </w:r>
+    </w:p>
+    <w:p/>
+    <w:p>
+      <w:r>
+        <w:t>Alternatively, AWATAR can calculate several temperatures such, that they are equally spaced in an Arrhenius plot, where the x-axis is the inverse temperature. Therefore, put a semicolon in front of the line “Manual list for temperatures in loop” (as it is the case for the default parameters panel) and use instead the parameters “</w:t>
+      </w:r>
+      <w:r>
+        <w:t>Loop starts with</w:t>
+      </w:r>
+      <w:r>
+        <w:t xml:space="preserve"> temperature in K” and “</w:t>
+      </w:r>
+      <w:r>
+        <w:t>Loop ends with</w:t>
+      </w:r>
+      <w:r>
+        <w:t xml:space="preserve"> temperature in K” to define the temperature range. For example, to calculate 7 datapoints in the range of 250 K to 350 K:</w:t>
+      </w:r>
+    </w:p>
+    <w:p>
+      <w:pPr>
+        <w:rPr>
+          <w:rFonts w:ascii="Courier New" w:hAnsi="Courier New" w:cs="Courier New"/>
+        </w:rPr>
+      </w:pPr>
+      <w:proofErr w:type="gramStart"/>
+      <w:r>
+        <w:rPr>
+          <w:rFonts w:ascii="Courier New" w:hAnsi="Courier New" w:cs="Courier New"/>
+        </w:rPr>
+        <w:t xml:space="preserve">;   </w:t>
+      </w:r>
+      <w:proofErr w:type="gramEnd"/>
+      <w:r>
+        <w:rPr>
+          <w:rFonts w:ascii="Courier New" w:hAnsi="Courier New" w:cs="Courier New"/>
+        </w:rPr>
+        <w:t>BIRD parameters:</w:t>
+      </w:r>
+    </w:p>
+    <w:p>
+      <w:pPr>
+        <w:rPr>
+          <w:rFonts w:ascii="Courier New" w:hAnsi="Courier New" w:cs="Courier New"/>
+        </w:rPr>
+      </w:pPr>
+      <w:r>
+        <w:rPr>
+          <w:rFonts w:ascii="Courier New" w:hAnsi="Courier New" w:cs="Courier New"/>
+        </w:rPr>
+        <w:t xml:space="preserve">       Number of temperatures in loop:                      7</w:t>
+      </w:r>
+    </w:p>
+    <w:p>
+      <w:pPr>
+        <w:rPr>
+          <w:rFonts w:ascii="Courier New" w:hAnsi="Courier New" w:cs="Courier New"/>
+        </w:rPr>
+      </w:pPr>
+      <w:proofErr w:type="gramStart"/>
+      <w:r>
+        <w:rPr>
+          <w:rFonts w:ascii="Courier New" w:hAnsi="Courier New" w:cs="Courier New"/>
+        </w:rPr>
+        <w:t xml:space="preserve">;   </w:t>
+      </w:r>
+      <w:proofErr w:type="gramEnd"/>
+      <w:r>
+        <w:rPr>
+          <w:rFonts w:ascii="Courier New" w:hAnsi="Courier New" w:cs="Courier New"/>
+        </w:rPr>
+        <w:t xml:space="preserve">   Manual list for temperatures in loop:     150.00 215.34 250.50</w:t>
+      </w:r>
+    </w:p>
+    <w:p>
+      <w:pPr>
+        <w:rPr>
+          <w:rFonts w:ascii="Courier New" w:hAnsi="Courier New" w:cs="Courier New"/>
+        </w:rPr>
+      </w:pPr>
+      <w:r>
+        <w:rPr>
+          <w:rFonts w:ascii="Courier New" w:hAnsi="Courier New" w:cs="Courier New"/>
+        </w:rPr>
+        <w:t xml:space="preserve">       </w:t>
+      </w:r>
+      <w:r>
+        <w:rPr>
+          <w:rFonts w:ascii="Courier New" w:hAnsi="Courier New" w:cs="Courier New"/>
+        </w:rPr>
+        <w:t>Loop starts with</w:t>
+      </w:r>
+      <w:r>
+        <w:rPr>
+          <w:rFonts w:ascii="Courier New" w:hAnsi="Courier New" w:cs="Courier New"/>
+        </w:rPr>
+        <w:t xml:space="preserve"> temperature in K:                   250</w:t>
+      </w:r>
+    </w:p>
+    <w:p>
+      <w:pPr>
+        <w:rPr>
+          <w:rFonts w:ascii="Courier New" w:hAnsi="Courier New" w:cs="Courier New"/>
+        </w:rPr>
+      </w:pPr>
+      <w:r>
+        <w:rPr>
+          <w:rFonts w:ascii="Courier New" w:hAnsi="Courier New" w:cs="Courier New"/>
+        </w:rPr>
+        <w:t xml:space="preserve">       </w:t>
+      </w:r>
+      <w:r>
+        <w:rPr>
+          <w:rFonts w:ascii="Courier New" w:hAnsi="Courier New" w:cs="Courier New"/>
+        </w:rPr>
+        <w:t>Loop ends with</w:t>
+      </w:r>
+      <w:r>
+        <w:rPr>
+          <w:rFonts w:ascii="Courier New" w:hAnsi="Courier New" w:cs="Courier New"/>
+        </w:rPr>
+        <w:t xml:space="preserve"> temperature in K:                     350</w:t>
+      </w:r>
+    </w:p>
+    <w:p/>
+    <w:p>
+      <w:r>
+        <w:t>The last two parameters of the section “BIRD parameters” can be used to add a part of the solid angle, which is not at the same temperature than the rest. For example,</w:t>
+      </w:r>
+    </w:p>
+    <w:p>
+      <w:pPr>
+        <w:rPr>
+          <w:rFonts w:ascii="Courier New" w:hAnsi="Courier New" w:cs="Courier New"/>
+        </w:rPr>
+      </w:pPr>
+      <w:r>
+        <w:rPr>
+          <w:rFonts w:ascii="Courier New" w:hAnsi="Courier New" w:cs="Courier New"/>
+        </w:rPr>
+        <w:t xml:space="preserve">       Proportion on solid angle of ICR cell window:        0.002</w:t>
+      </w:r>
+    </w:p>
+    <w:p>
+      <w:pPr>
+        <w:rPr>
+          <w:rFonts w:ascii="Courier New" w:hAnsi="Courier New" w:cs="Courier New"/>
+        </w:rPr>
+      </w:pPr>
+      <w:r>
+        <w:rPr>
+          <w:rFonts w:ascii="Courier New" w:hAnsi="Courier New" w:cs="Courier New"/>
+        </w:rPr>
+        <w:t xml:space="preserve">       </w:t>
+      </w:r>
+      <w:r>
+        <w:rPr>
+          <w:rFonts w:ascii="Courier New" w:hAnsi="Courier New" w:cs="Courier New"/>
+        </w:rPr>
+        <w:t>Temperature of ICR cell window</w:t>
+      </w:r>
+      <w:r>
+        <w:rPr>
+          <w:rFonts w:ascii="Courier New" w:hAnsi="Courier New" w:cs="Courier New"/>
+        </w:rPr>
+        <w:t xml:space="preserve"> in K:                 288</w:t>
+      </w:r>
+    </w:p>
+    <w:p>
+      <w:r>
+        <w:t>sets 0.2% of the solid angle to a temperature of 288 K. Note, that this temperature stays the same, if the MEM is performed several times for different environmental temperatures as discussed above.</w:t>
+      </w:r>
+    </w:p>
+    <w:p/>
+    <w:p>
+      <w:r>
+        <w:t xml:space="preserve">The next part of the </w:t>
+      </w:r>
+      <w:r>
+        <w:t>“</w:t>
+      </w:r>
+      <w:r>
+        <w:t>General MEM parameters</w:t>
+      </w:r>
+      <w:r>
+        <w:t>”</w:t>
+      </w:r>
+      <w:r>
+        <w:t xml:space="preserve"> are the </w:t>
+      </w:r>
+      <w:r>
+        <w:t>“</w:t>
+      </w:r>
+      <w:r>
+        <w:t>IRMPD parameters</w:t>
+      </w:r>
+      <w:r>
+        <w:t>”</w:t>
+      </w:r>
+      <w:r>
+        <w:t>: This part looks like this:</w:t>
+      </w:r>
+    </w:p>
+    <w:p>
+      <w:pPr>
+        <w:jc w:val="left"/>
+        <w:rPr>
+          <w:rFonts w:ascii="Courier New" w:hAnsi="Courier New" w:cs="Courier New"/>
+        </w:rPr>
+      </w:pPr>
+      <w:proofErr w:type="gramStart"/>
+      <w:r>
+        <w:rPr>
+          <w:rFonts w:ascii="Courier New" w:hAnsi="Courier New" w:cs="Courier New"/>
+        </w:rPr>
+        <w:t>;  IRMPD</w:t>
+      </w:r>
+      <w:proofErr w:type="gramEnd"/>
+      <w:r>
+        <w:rPr>
+          <w:rFonts w:ascii="Courier New" w:hAnsi="Courier New" w:cs="Courier New"/>
+        </w:rPr>
+        <w:t xml:space="preserve"> parameters:</w:t>
+      </w:r>
+    </w:p>
+    <w:p>
+      <w:pPr>
+        <w:jc w:val="left"/>
+        <w:rPr>
+          <w:rFonts w:ascii="Courier New" w:hAnsi="Courier New" w:cs="Courier New"/>
+        </w:rPr>
+      </w:pPr>
+      <w:r>
+        <w:rPr>
+          <w:rFonts w:ascii="Courier New" w:hAnsi="Courier New" w:cs="Courier New"/>
+        </w:rPr>
+        <w:t xml:space="preserve">       Rate of Photon absorption for Well all in s-1:       0</w:t>
+      </w:r>
+    </w:p>
+    <w:p>
+      <w:pPr>
+        <w:jc w:val="left"/>
+        <w:rPr>
+          <w:rFonts w:ascii="Courier New" w:hAnsi="Courier New" w:cs="Courier New"/>
+        </w:rPr>
+      </w:pPr>
+      <w:proofErr w:type="gramStart"/>
+      <w:r>
+        <w:rPr>
+          <w:rFonts w:ascii="Courier New" w:hAnsi="Courier New" w:cs="Courier New"/>
+        </w:rPr>
+        <w:t xml:space="preserve">;   </w:t>
+      </w:r>
+      <w:proofErr w:type="gramEnd"/>
+      <w:r>
+        <w:rPr>
+          <w:rFonts w:ascii="Courier New" w:hAnsi="Courier New" w:cs="Courier New"/>
+        </w:rPr>
+        <w:t xml:space="preserve">   Rate of Photon absorption for Well 0 3 7 in s-1:     0</w:t>
+      </w:r>
+      <w:r>
+        <w:rPr>
+          <w:rFonts w:ascii="Courier New" w:hAnsi="Courier New" w:cs="Courier New"/>
+        </w:rPr>
+        <w:t xml:space="preserve"> </w:t>
+      </w:r>
+    </w:p>
+    <w:p>
+      <w:pPr>
+        <w:jc w:val="left"/>
+        <w:rPr>
+          <w:rFonts w:ascii="Courier New" w:hAnsi="Courier New" w:cs="Courier New"/>
+        </w:rPr>
+      </w:pPr>
+      <w:r>
+        <w:rPr>
+          <w:rFonts w:ascii="Courier New" w:hAnsi="Courier New" w:cs="Courier New"/>
+        </w:rPr>
+        <w:lastRenderedPageBreak/>
+        <w:t xml:space="preserve">   </w:t>
+      </w:r>
+      <w:r>
+        <w:rPr>
+          <w:rFonts w:ascii="Courier New" w:hAnsi="Courier New" w:cs="Courier New"/>
+        </w:rPr>
+        <w:t xml:space="preserve">    </w:t>
+      </w:r>
+      <w:r>
+        <w:rPr>
+          <w:rFonts w:ascii="Courier New" w:hAnsi="Courier New" w:cs="Courier New"/>
+        </w:rPr>
+        <w:t>IRMPD photon energy in cm-1:                         0</w:t>
+      </w:r>
+    </w:p>
+    <w:p>
+      <w:pPr>
+        <w:jc w:val="left"/>
+      </w:pPr>
+    </w:p>
+    <w:p>
+      <w:pPr>
+        <w:jc w:val="left"/>
+      </w:pPr>
+      <w:r>
+        <w:t xml:space="preserve">The default is, that there is no infrared light source included. To model IRMPD, provide </w:t>
+      </w:r>
+      <w:r>
+        <w:t>the photon energy in cm</w:t>
+      </w:r>
+      <w:r>
+        <w:rPr>
+          <w:vertAlign w:val="superscript"/>
+        </w:rPr>
+        <w:t>-1</w:t>
+      </w:r>
+      <w:r>
+        <w:t xml:space="preserve"> and t</w:t>
+      </w:r>
+      <w:r>
+        <w:t>he rate of photon absorption</w:t>
+      </w:r>
+      <w:r>
+        <w:t xml:space="preserve"> in s</w:t>
+      </w:r>
+      <w:r>
+        <w:rPr>
+          <w:vertAlign w:val="superscript"/>
+        </w:rPr>
+        <w:t>-</w:t>
+      </w:r>
+      <w:proofErr w:type="gramStart"/>
+      <w:r>
+        <w:rPr>
+          <w:vertAlign w:val="superscript"/>
+        </w:rPr>
+        <w:t>1</w:t>
+      </w:r>
+      <w:r>
+        <w:t xml:space="preserve"> </w:t>
+      </w:r>
+      <w:r>
+        <w:t>.</w:t>
+      </w:r>
+      <w:proofErr w:type="gramEnd"/>
+      <w:r>
+        <w:t xml:space="preserve"> The rate of photon absorption can be either defined for all wells, using </w:t>
+      </w:r>
+      <w:r>
+        <w:rPr>
+          <w:rFonts w:ascii="Courier New" w:hAnsi="Courier New" w:cs="Courier New"/>
+        </w:rPr>
+        <w:t>Rate of Photon absorption for Well all in s-1</w:t>
+      </w:r>
+      <w:r>
+        <w:rPr>
+          <w:rFonts w:cstheme="minorHAnsi"/>
+        </w:rPr>
+        <w:t>, or well specific, using (if needed several times), the line</w:t>
+      </w:r>
+      <w:r>
+        <w:rPr>
+          <w:rFonts w:cstheme="minorHAnsi"/>
+        </w:rPr>
+        <w:t xml:space="preserve"> </w:t>
+      </w:r>
+      <w:r>
+        <w:rPr>
+          <w:rFonts w:ascii="Courier New" w:hAnsi="Courier New" w:cs="Courier New"/>
+        </w:rPr>
+        <w:t>Rate of Photon absorption for Well 0 3 7 in s-1</w:t>
+      </w:r>
+      <w:r>
+        <w:rPr>
+          <w:rFonts w:cstheme="minorHAnsi"/>
+        </w:rPr>
+        <w:t>. For example:</w:t>
+      </w:r>
+    </w:p>
+    <w:p>
+      <w:pPr>
+        <w:jc w:val="left"/>
+        <w:rPr>
+          <w:rFonts w:ascii="Courier New" w:hAnsi="Courier New" w:cs="Courier New"/>
+        </w:rPr>
+      </w:pPr>
+      <w:r>
+        <w:rPr>
+          <w:rFonts w:ascii="Courier New" w:hAnsi="Courier New" w:cs="Courier New"/>
+        </w:rPr>
+        <w:t xml:space="preserve">      Rate of Photon absorption for Well 0 in s-1:     </w:t>
+      </w:r>
+      <w:r>
+        <w:rPr>
+          <w:rFonts w:ascii="Courier New" w:hAnsi="Courier New" w:cs="Courier New"/>
+        </w:rPr>
+        <w:t>1.3</w:t>
+      </w:r>
+    </w:p>
+    <w:p>
+      <w:pPr>
+        <w:jc w:val="left"/>
+        <w:rPr>
+          <w:rFonts w:ascii="Courier New" w:hAnsi="Courier New" w:cs="Courier New"/>
+        </w:rPr>
+      </w:pPr>
+      <w:r>
+        <w:rPr>
+          <w:rFonts w:ascii="Courier New" w:hAnsi="Courier New" w:cs="Courier New"/>
+        </w:rPr>
+        <w:t xml:space="preserve">      Rate of Photon absorption for Well </w:t>
+      </w:r>
+      <w:r>
+        <w:rPr>
+          <w:rFonts w:ascii="Courier New" w:hAnsi="Courier New" w:cs="Courier New"/>
+        </w:rPr>
+        <w:t>1 2</w:t>
+      </w:r>
+      <w:r>
+        <w:rPr>
+          <w:rFonts w:ascii="Courier New" w:hAnsi="Courier New" w:cs="Courier New"/>
+        </w:rPr>
+        <w:t xml:space="preserve"> in s-1:   </w:t>
+      </w:r>
+      <w:r>
+        <w:rPr>
+          <w:rFonts w:ascii="Courier New" w:hAnsi="Courier New" w:cs="Courier New"/>
+        </w:rPr>
+        <w:t>0.5</w:t>
+      </w:r>
+    </w:p>
+    <w:p>
+      <w:pPr>
+        <w:jc w:val="left"/>
+        <w:rPr>
+          <w:rFonts w:ascii="Courier New" w:hAnsi="Courier New" w:cs="Courier New"/>
+        </w:rPr>
+      </w:pPr>
+      <w:r>
+        <w:rPr>
+          <w:rFonts w:cstheme="minorHAnsi"/>
+        </w:rPr>
+        <w:t>If for one well several rates of photon absorption are defined, only the last one is considered.</w:t>
+      </w:r>
+      <w:r>
+        <w:rPr>
+          <w:rFonts w:ascii="Courier New" w:hAnsi="Courier New" w:cs="Courier New"/>
+        </w:rPr>
+        <w:t xml:space="preserve"> </w:t>
+      </w:r>
+    </w:p>
+    <w:p>
+      <w:pPr>
+        <w:jc w:val="left"/>
+        <w:rPr>
+          <w:rFonts w:ascii="Courier New" w:hAnsi="Courier New" w:cs="Courier New"/>
+        </w:rPr>
+      </w:pPr>
+      <w:r>
+        <w:rPr>
+          <w:rFonts w:ascii="Courier New" w:hAnsi="Courier New" w:cs="Courier New"/>
+        </w:rPr>
+        <w:t xml:space="preserve"> </w:t>
+      </w:r>
+    </w:p>
+    <w:p>
+      <w:pPr>
+        <w:jc w:val="left"/>
+        <w:rPr>
+          <w:rFonts w:cstheme="minorHAnsi"/>
+        </w:rPr>
+      </w:pPr>
+    </w:p>
+    <w:p>
+      <w:pPr>
+        <w:jc w:val="left"/>
+        <w:rPr>
+          <w:rFonts w:cstheme="minorHAnsi"/>
+        </w:rPr>
+      </w:pPr>
+    </w:p>
+    <w:p>
+      <w:pPr>
+        <w:spacing w:after="0"/>
+        <w:rPr>
+          <w:rFonts w:ascii="Courier New" w:hAnsi="Courier New" w:cs="Courier New"/>
+        </w:rPr>
+      </w:pPr>
+    </w:p>
+    <w:p>
+      <w:pPr>
+        <w:spacing w:after="0"/>
+        <w:rPr>
+          <w:rFonts w:cstheme="minorHAnsi"/>
+          <w:color w:val="auto"/>
+        </w:rPr>
+      </w:pPr>
+      <w:r>
+        <w:rPr>
+          <w:rFonts w:cstheme="minorHAnsi"/>
+          <w:color w:val="auto"/>
+        </w:rPr>
+        <w:t>Finally, there is the parameter “</w:t>
+      </w:r>
+      <w:bookmarkStart w:id="78" w:name="Finite_time_step_at_300K"/>
+      <w:r>
+        <w:rPr>
+          <w:rFonts w:ascii="Courier New" w:hAnsi="Courier New" w:cs="Courier New"/>
+          <w:color w:val="auto"/>
+        </w:rPr>
+        <w:t>Finite time step</w:t>
+      </w:r>
+      <w:r>
+        <w:rPr>
+          <w:rFonts w:ascii="Courier New" w:hAnsi="Courier New" w:cs="Courier New"/>
+          <w:color w:val="auto"/>
+        </w:rPr>
+        <w:t xml:space="preserve"> parameter</w:t>
+      </w:r>
       <w:bookmarkEnd w:id="78"/>
-    </w:p>
-    <w:p/>
-    <w:p>
-      <w:r>
-        <w:t>This section contains parameters, which are needed</w:t>
-      </w:r>
-      <w:r>
-        <w:t xml:space="preserve"> </w:t>
-      </w:r>
-      <w:r>
-        <w:t>for MEM, but not for</w:t>
-      </w:r>
-      <w:r>
-        <w:t xml:space="preserve"> other calculations (calculation of DoS, SoS, or RRKM</w:t>
-      </w:r>
-      <w:r>
-        <w:t xml:space="preserve"> </w:t>
-      </w:r>
-      <w:r>
-        <w:t>rate</w:t>
-      </w:r>
-      <w:r>
-        <w:t xml:space="preserve"> constant</w:t>
-      </w:r>
-      <w:r>
-        <w:t>s)</w:t>
-      </w:r>
-      <w:r>
-        <w:t>.</w:t>
-      </w:r>
-      <w:r>
-        <w:t xml:space="preserve"> The three parts of this section “</w:t>
-      </w:r>
-      <w:r>
-        <w:rPr>
-          <w:rFonts w:ascii="Courier New" w:hAnsi="Courier New" w:cs="Courier New"/>
-        </w:rPr>
-        <w:fldChar w:fldCharType="begin"/>
-      </w:r>
-      <w:r>
-        <w:instrText xml:space="preserve"> REF _Ref193818016 \h </w:instrText>
-      </w:r>
-      <w:r>
-        <w:rPr>
-          <w:rFonts w:ascii="Courier New" w:hAnsi="Courier New" w:cs="Courier New"/>
-        </w:rPr>
-      </w:r>
-      <w:r>
-        <w:rPr>
-          <w:rFonts w:ascii="Courier New" w:hAnsi="Courier New" w:cs="Courier New"/>
-        </w:rPr>
-        <w:fldChar w:fldCharType="separate"/>
-      </w:r>
-      <w:r>
-        <w:t>General MEM parameters</w:t>
-      </w:r>
-      <w:r>
-        <w:rPr>
-          <w:rFonts w:ascii="Courier New" w:hAnsi="Courier New" w:cs="Courier New"/>
-        </w:rPr>
-        <w:fldChar w:fldCharType="end"/>
-      </w:r>
-      <w:r>
-        <w:t>”,</w:t>
-      </w:r>
-      <w:r>
-        <w:t xml:space="preserve"> “</w:t>
-      </w:r>
-      <w:r>
-        <w:rPr>
-          <w:rFonts w:ascii="Courier New" w:hAnsi="Courier New" w:cs="Courier New"/>
-        </w:rPr>
-        <w:fldChar w:fldCharType="begin"/>
-      </w:r>
-      <w:r>
-        <w:instrText xml:space="preserve"> REF _Ref193818129 \h </w:instrText>
-      </w:r>
-      <w:r>
-        <w:rPr>
-          <w:rFonts w:ascii="Courier New" w:hAnsi="Courier New" w:cs="Courier New"/>
-        </w:rPr>
-      </w:r>
-      <w:r>
-        <w:rPr>
-          <w:rFonts w:ascii="Courier New" w:hAnsi="Courier New" w:cs="Courier New"/>
-        </w:rPr>
-        <w:fldChar w:fldCharType="separate"/>
-      </w:r>
-      <w:r>
-        <w:t>Real time MEM parameters</w:t>
-      </w:r>
-      <w:r>
-        <w:rPr>
-          <w:rFonts w:ascii="Courier New" w:hAnsi="Courier New" w:cs="Courier New"/>
-        </w:rPr>
-        <w:fldChar w:fldCharType="end"/>
-      </w:r>
-      <w:r>
-        <w:t>” and  “</w:t>
-      </w:r>
-      <w:r>
-        <w:rPr>
-          <w:rFonts w:ascii="Courier New" w:hAnsi="Courier New" w:cs="Courier New"/>
-        </w:rPr>
-        <w:fldChar w:fldCharType="begin"/>
-      </w:r>
-      <w:r>
-        <w:instrText xml:space="preserve"> REF _Ref193818999 \h </w:instrText>
-      </w:r>
-      <w:r>
-        <w:rPr>
-          <w:rFonts w:ascii="Courier New" w:hAnsi="Courier New" w:cs="Courier New"/>
-        </w:rPr>
-      </w:r>
-      <w:r>
-        <w:rPr>
-          <w:rFonts w:ascii="Courier New" w:hAnsi="Courier New" w:cs="Courier New"/>
-        </w:rPr>
-        <w:fldChar w:fldCharType="separate"/>
-      </w:r>
-      <w:r>
-        <w:t>Steady state</w:t>
-      </w:r>
-      <w:r>
-        <w:t xml:space="preserve"> MEM parameters</w:t>
-      </w:r>
-      <w:r>
-        <w:rPr>
-          <w:rFonts w:ascii="Courier New" w:hAnsi="Courier New" w:cs="Courier New"/>
-        </w:rPr>
-        <w:fldChar w:fldCharType="end"/>
-      </w:r>
-      <w:r>
-        <w:t>”</w:t>
-      </w:r>
-      <w:r>
-        <w:t xml:space="preserve"> are explained in the following:</w:t>
-      </w:r>
-    </w:p>
-    <w:p>
-      <w:pPr>
-        <w:spacing w:after="0"/>
-        <w:rPr>
-          <w:rFonts w:ascii="Courier New" w:hAnsi="Courier New" w:cs="Courier New"/>
-        </w:rPr>
-      </w:pPr>
-    </w:p>
-    <w:p/>
-    <w:p>
-      <w:pPr>
-        <w:pStyle w:val="berschrift3"/>
-      </w:pPr>
-      <w:bookmarkStart w:id="79" w:name="_Ref193818016"/>
-      <w:r>
-        <w:t>General MEM parameters</w:t>
-      </w:r>
-      <w:bookmarkEnd w:id="79"/>
-    </w:p>
-    <w:p>
-      <w:r>
-        <w:t>The parameters given in “</w:t>
-      </w:r>
-      <w:r>
-        <w:rPr>
-          <w:rFonts w:ascii="Courier New" w:hAnsi="Courier New" w:cs="Courier New"/>
-        </w:rPr>
-        <w:t>General MEM parameters</w:t>
-      </w:r>
-      <w:r>
-        <w:t>”, are needed for both real time MEM and iterative MEM</w:t>
-      </w:r>
-      <w:r>
-        <w:t xml:space="preserve">. </w:t>
-      </w:r>
-      <w:r>
-        <w:t>The “</w:t>
-      </w:r>
-      <w:r>
-        <w:rPr>
-          <w:rFonts w:ascii="Courier New" w:hAnsi="Courier New" w:cs="Courier New"/>
-        </w:rPr>
-        <w:t>General MEM parameters</w:t>
-      </w:r>
-      <w:r>
-        <w:t>” starts with the “</w:t>
-      </w:r>
-      <w:r>
-        <w:rPr>
-          <w:rFonts w:ascii="Courier New" w:hAnsi="Courier New" w:cs="Courier New"/>
-        </w:rPr>
-        <w:t>BIRD parameters</w:t>
-      </w:r>
-      <w:r>
-        <w:t xml:space="preserve">”. Those parameters define the environmental temperature(s) and thus the blackbody radiation to which the population of molecules is subjected to. </w:t>
-      </w:r>
-    </w:p>
-    <w:p/>
-    <w:p>
-      <w:r>
-        <w:t>The BIRD parameters section looks like this:</w:t>
-      </w:r>
-    </w:p>
-    <w:p>
-      <w:pPr>
-        <w:rPr>
-          <w:rFonts w:ascii="Courier New" w:hAnsi="Courier New" w:cs="Courier New"/>
-        </w:rPr>
-      </w:pPr>
-      <w:r>
-        <w:rPr>
-          <w:rFonts w:ascii="Courier New" w:hAnsi="Courier New" w:cs="Courier New"/>
-        </w:rPr>
-        <w:t>;   BIRD parameters:</w:t>
-      </w:r>
-    </w:p>
-    <w:p>
-      <w:pPr>
-        <w:rPr>
-          <w:rFonts w:ascii="Courier New" w:hAnsi="Courier New" w:cs="Courier New"/>
-        </w:rPr>
-      </w:pPr>
-      <w:r>
-        <w:rPr>
-          <w:rFonts w:ascii="Courier New" w:hAnsi="Courier New" w:cs="Courier New"/>
-        </w:rPr>
-        <w:t xml:space="preserve">       Number of temperatures in loop:                      3</w:t>
-      </w:r>
-    </w:p>
-    <w:p>
-      <w:pPr>
-        <w:rPr>
-          <w:rFonts w:ascii="Courier New" w:hAnsi="Courier New" w:cs="Courier New"/>
-        </w:rPr>
-      </w:pPr>
-      <w:r>
-        <w:rPr>
-          <w:rFonts w:ascii="Courier New" w:hAnsi="Courier New" w:cs="Courier New"/>
-        </w:rPr>
-        <w:t>;      Manual list for temperatures in loop:     150.00 215.34 250.50</w:t>
-      </w:r>
-    </w:p>
-    <w:p>
-      <w:pPr>
-        <w:rPr>
-          <w:rFonts w:ascii="Courier New" w:hAnsi="Courier New" w:cs="Courier New"/>
-        </w:rPr>
-      </w:pPr>
-      <w:r>
-        <w:rPr>
-          <w:rFonts w:ascii="Courier New" w:hAnsi="Courier New" w:cs="Courier New"/>
-        </w:rPr>
-        <w:t xml:space="preserve">       </w:t>
-      </w:r>
-      <w:r>
-        <w:rPr>
-          <w:rFonts w:ascii="Courier New" w:hAnsi="Courier New" w:cs="Courier New"/>
-        </w:rPr>
-        <w:t>Loop starts with</w:t>
-      </w:r>
-      <w:r>
-        <w:rPr>
-          <w:rFonts w:ascii="Courier New" w:hAnsi="Courier New" w:cs="Courier New"/>
-        </w:rPr>
-        <w:t xml:space="preserve"> temperature in K:                   200</w:t>
-      </w:r>
-    </w:p>
-    <w:p>
-      <w:pPr>
-        <w:rPr>
-          <w:rFonts w:ascii="Courier New" w:hAnsi="Courier New" w:cs="Courier New"/>
-        </w:rPr>
-      </w:pPr>
-      <w:r>
-        <w:rPr>
-          <w:rFonts w:ascii="Courier New" w:hAnsi="Courier New" w:cs="Courier New"/>
-        </w:rPr>
-        <w:t xml:space="preserve">       </w:t>
-      </w:r>
-      <w:r>
-        <w:rPr>
-          <w:rFonts w:ascii="Courier New" w:hAnsi="Courier New" w:cs="Courier New"/>
-        </w:rPr>
-        <w:t xml:space="preserve">Loop ends </w:t>
-      </w:r>
-      <w:r>
-        <w:rPr>
-          <w:rFonts w:ascii="Courier New" w:hAnsi="Courier New" w:cs="Courier New"/>
-        </w:rPr>
-        <w:t xml:space="preserve">with </w:t>
-      </w:r>
-      <w:r>
-        <w:rPr>
-          <w:rFonts w:ascii="Courier New" w:hAnsi="Courier New" w:cs="Courier New"/>
-        </w:rPr>
-        <w:t>temperature in K:                     300</w:t>
-      </w:r>
-    </w:p>
-    <w:p>
-      <w:pPr>
-        <w:rPr>
-          <w:rFonts w:ascii="Courier New" w:hAnsi="Courier New" w:cs="Courier New"/>
-        </w:rPr>
-      </w:pPr>
-      <w:r>
-        <w:rPr>
-          <w:rFonts w:ascii="Courier New" w:hAnsi="Courier New" w:cs="Courier New"/>
-        </w:rPr>
-        <w:t xml:space="preserve">       </w:t>
-      </w:r>
-      <w:r>
-        <w:rPr>
-          <w:rFonts w:ascii="Courier New" w:hAnsi="Courier New" w:cs="Courier New"/>
-        </w:rPr>
-        <w:t>Proportion on solid angle of ICR cell window:        0.002</w:t>
-      </w:r>
-    </w:p>
-    <w:p>
-      <w:pPr>
-        <w:rPr>
-          <w:rFonts w:ascii="Courier New" w:hAnsi="Courier New" w:cs="Courier New"/>
-        </w:rPr>
-      </w:pPr>
-      <w:r>
-        <w:rPr>
-          <w:rFonts w:ascii="Courier New" w:hAnsi="Courier New" w:cs="Courier New"/>
-        </w:rPr>
-        <w:t xml:space="preserve">       </w:t>
-      </w:r>
-      <w:r>
-        <w:rPr>
-          <w:rFonts w:ascii="Courier New" w:hAnsi="Courier New" w:cs="Courier New"/>
-        </w:rPr>
-        <w:t>Temperature of ICR cell window</w:t>
-      </w:r>
-      <w:r>
-        <w:rPr>
-          <w:rFonts w:ascii="Courier New" w:hAnsi="Courier New" w:cs="Courier New"/>
-        </w:rPr>
-        <w:t xml:space="preserve"> in K:                 288</w:t>
-      </w:r>
-    </w:p>
-    <w:p/>
-    <w:p>
-      <w:r>
-        <w:t>AWATAR was developed to simulate the blackbody radiation in an ICR cell, where the cell walls can be cooled or warmed to a temperature of interest, except for a small part of the solid angle, which is at room temperature. Typically, experiments are repeated at different temperatures. This experimental setup is reflected in the default settings of the section “</w:t>
-      </w:r>
-      <w:r>
-        <w:rPr>
-          <w:rFonts w:ascii="Courier New" w:hAnsi="Courier New" w:cs="Courier New"/>
-        </w:rPr>
-        <w:t>BIRD parameters</w:t>
-      </w:r>
-      <w:r>
-        <w:t>”. To perform MEM for only one temperature covering the whole solid angle, change the “</w:t>
-      </w:r>
-      <w:r>
-        <w:rPr>
-          <w:rFonts w:ascii="Courier New" w:hAnsi="Courier New" w:cs="Courier New"/>
-        </w:rPr>
-        <w:t>BIRD parameters</w:t>
-      </w:r>
-      <w:r>
-        <w:t>” section as follows:</w:t>
-      </w:r>
-    </w:p>
-    <w:p/>
-    <w:p>
-      <w:pPr>
-        <w:rPr>
-          <w:rFonts w:ascii="Courier New" w:hAnsi="Courier New" w:cs="Courier New"/>
-        </w:rPr>
-      </w:pPr>
-      <w:r>
-        <w:rPr>
-          <w:rFonts w:ascii="Courier New" w:hAnsi="Courier New" w:cs="Courier New"/>
-        </w:rPr>
-        <w:t>;   BIRD parameters:</w:t>
-      </w:r>
-    </w:p>
-    <w:p>
-      <w:pPr>
-        <w:rPr>
-          <w:rFonts w:ascii="Courier New" w:hAnsi="Courier New" w:cs="Courier New"/>
-        </w:rPr>
-      </w:pPr>
-      <w:r>
-        <w:rPr>
-          <w:rFonts w:ascii="Courier New" w:hAnsi="Courier New" w:cs="Courier New"/>
-        </w:rPr>
-        <w:t xml:space="preserve">       </w:t>
-      </w:r>
-      <w:r>
-        <w:rPr>
-          <w:rFonts w:ascii="Courier New" w:hAnsi="Courier New" w:cs="Courier New"/>
-          <w:highlight w:val="yellow"/>
-        </w:rPr>
-        <w:t>Number of temperatures in loop:                      1</w:t>
-      </w:r>
-    </w:p>
-    <w:p>
-      <w:pPr>
-        <w:rPr>
-          <w:rFonts w:ascii="Courier New" w:hAnsi="Courier New" w:cs="Courier New"/>
-        </w:rPr>
-      </w:pPr>
-      <w:r>
-        <w:rPr>
-          <w:rFonts w:ascii="Courier New" w:hAnsi="Courier New" w:cs="Courier New"/>
-        </w:rPr>
-        <w:t xml:space="preserve">       </w:t>
-      </w:r>
-      <w:r>
-        <w:rPr>
-          <w:rFonts w:ascii="Courier New" w:hAnsi="Courier New" w:cs="Courier New"/>
-          <w:highlight w:val="yellow"/>
-        </w:rPr>
-        <w:t>Manual list for temperatures in loop:                x</w:t>
-      </w:r>
-    </w:p>
-    <w:p>
-      <w:pPr>
-        <w:rPr>
-          <w:rFonts w:ascii="Courier New" w:hAnsi="Courier New" w:cs="Courier New"/>
-        </w:rPr>
-      </w:pPr>
-      <w:r>
-        <w:rPr>
-          <w:rFonts w:ascii="Courier New" w:hAnsi="Courier New" w:cs="Courier New"/>
-        </w:rPr>
-        <w:t xml:space="preserve">       </w:t>
-      </w:r>
-      <w:r>
-        <w:rPr>
-          <w:rFonts w:ascii="Courier New" w:hAnsi="Courier New" w:cs="Courier New"/>
-        </w:rPr>
-        <w:t>Loop starts with</w:t>
-      </w:r>
-      <w:r>
-        <w:rPr>
-          <w:rFonts w:ascii="Courier New" w:hAnsi="Courier New" w:cs="Courier New"/>
-        </w:rPr>
-        <w:t xml:space="preserve"> temperature in K:                   200</w:t>
-      </w:r>
-    </w:p>
-    <w:p>
-      <w:pPr>
-        <w:rPr>
-          <w:rFonts w:ascii="Courier New" w:hAnsi="Courier New" w:cs="Courier New"/>
-        </w:rPr>
-      </w:pPr>
-      <w:r>
-        <w:rPr>
-          <w:rFonts w:ascii="Courier New" w:hAnsi="Courier New" w:cs="Courier New"/>
-        </w:rPr>
-        <w:t xml:space="preserve">       Loop ends with temperature in K:                     300</w:t>
-      </w:r>
-    </w:p>
-    <w:p>
-      <w:pPr>
-        <w:rPr>
-          <w:rFonts w:ascii="Courier New" w:hAnsi="Courier New" w:cs="Courier New"/>
-        </w:rPr>
-      </w:pPr>
-      <w:r>
-        <w:rPr>
-          <w:rFonts w:ascii="Courier New" w:hAnsi="Courier New" w:cs="Courier New"/>
-        </w:rPr>
-        <w:t xml:space="preserve">       </w:t>
-      </w:r>
-      <w:r>
-        <w:rPr>
-          <w:rFonts w:ascii="Courier New" w:hAnsi="Courier New" w:cs="Courier New"/>
-          <w:highlight w:val="yellow"/>
-        </w:rPr>
-        <w:t>Proportion on solid angle of ICR cell window:        0</w:t>
-      </w:r>
-    </w:p>
-    <w:p>
-      <w:pPr>
-        <w:rPr>
-          <w:rFonts w:ascii="Courier New" w:hAnsi="Courier New" w:cs="Courier New"/>
-        </w:rPr>
-      </w:pPr>
-      <w:r>
-        <w:rPr>
-          <w:rFonts w:ascii="Courier New" w:hAnsi="Courier New" w:cs="Courier New"/>
-        </w:rPr>
-        <w:t xml:space="preserve">       </w:t>
-      </w:r>
-      <w:r>
-        <w:rPr>
-          <w:rFonts w:ascii="Courier New" w:hAnsi="Courier New" w:cs="Courier New"/>
-        </w:rPr>
-        <w:t>Temperature of ICR cell window</w:t>
-      </w:r>
-      <w:r>
-        <w:rPr>
-          <w:rFonts w:ascii="Courier New" w:hAnsi="Courier New" w:cs="Courier New"/>
-        </w:rPr>
-        <w:t xml:space="preserve"> in K:                 288</w:t>
-      </w:r>
-    </w:p>
-    <w:p/>
-    <w:p>
-      <w:pPr>
-        <w:spacing w:after="0"/>
-        <w:rPr>
-          <w:rFonts w:cstheme="minorHAnsi"/>
-        </w:rPr>
-      </w:pPr>
-      <w:r>
-        <w:lastRenderedPageBreak/>
-        <w:t>whereby x is the temperature of interest in Kelvin. Note, that the semicolon in front of the line “Manual list for temperatures in loop” has been removed.</w:t>
-      </w:r>
-      <w:r>
-        <w:t xml:space="preserve"> </w:t>
-      </w:r>
-      <w:r>
-        <w:rPr>
-          <w:rFonts w:cstheme="minorHAnsi"/>
-        </w:rPr>
-        <w:t xml:space="preserve">The parameters </w:t>
-      </w:r>
-      <w:r>
-        <w:rPr>
-          <w:rFonts w:ascii="Courier New" w:hAnsi="Courier New" w:cs="Courier New"/>
-        </w:rPr>
-        <w:t>Loop starts with</w:t>
-      </w:r>
-      <w:r>
-        <w:rPr>
-          <w:rFonts w:ascii="Courier New" w:hAnsi="Courier New" w:cs="Courier New"/>
-        </w:rPr>
-        <w:t xml:space="preserve"> temperature in K</w:t>
-      </w:r>
-      <w:r>
-        <w:rPr>
-          <w:rFonts w:cstheme="minorHAnsi"/>
-        </w:rPr>
-        <w:t xml:space="preserve"> and </w:t>
-      </w:r>
-      <w:r>
-        <w:rPr>
-          <w:rFonts w:ascii="Courier New" w:hAnsi="Courier New" w:cs="Courier New"/>
-        </w:rPr>
-        <w:t>Loop ends with</w:t>
-      </w:r>
-      <w:r>
-        <w:rPr>
-          <w:rFonts w:ascii="Courier New" w:hAnsi="Courier New" w:cs="Courier New"/>
-        </w:rPr>
-        <w:t xml:space="preserve"> temperature in K</w:t>
-      </w:r>
-      <w:r>
-        <w:rPr>
-          <w:rFonts w:cstheme="minorHAnsi"/>
-        </w:rPr>
-        <w:t xml:space="preserve"> are ignored if the line with the </w:t>
-      </w:r>
-      <w:r>
-        <w:rPr>
-          <w:rFonts w:ascii="Courier New" w:hAnsi="Courier New" w:cs="Courier New"/>
-        </w:rPr>
-        <w:t>Manual list for temperatures in loop</w:t>
-      </w:r>
-      <w:r>
-        <w:rPr>
-          <w:rFonts w:cstheme="minorHAnsi"/>
-        </w:rPr>
-        <w:t xml:space="preserve">  is active.</w:t>
-      </w:r>
-    </w:p>
-    <w:p>
-      <w:pPr>
-        <w:spacing w:after="0"/>
-        <w:rPr>
-          <w:rFonts w:cstheme="minorHAnsi"/>
-        </w:rPr>
-      </w:pPr>
-    </w:p>
-    <w:p>
-      <w:r>
-        <w:t xml:space="preserve">The MEM calculation can also be performed several times in one calculation, varying the environmental temperature. Therefore, augment the </w:t>
-      </w:r>
-      <w:r>
-        <w:rPr>
-          <w:rFonts w:ascii="Courier New" w:hAnsi="Courier New" w:cs="Courier New"/>
-        </w:rPr>
-        <w:t>Number of temperatures in loop</w:t>
-      </w:r>
-      <w:r>
-        <w:t xml:space="preserve"> and list all needed temperatures in the line </w:t>
-      </w:r>
-      <w:r>
-        <w:rPr>
-          <w:rFonts w:ascii="Courier New" w:hAnsi="Courier New" w:cs="Courier New"/>
-        </w:rPr>
-        <w:t>Manual list for temperatures in loop</w:t>
-      </w:r>
-      <w:r>
-        <w:t>, for example:</w:t>
-      </w:r>
-    </w:p>
-    <w:p>
-      <w:pPr>
-        <w:rPr>
-          <w:rFonts w:ascii="Courier New" w:hAnsi="Courier New" w:cs="Courier New"/>
-        </w:rPr>
-      </w:pPr>
-      <w:r>
-        <w:rPr>
-          <w:rFonts w:ascii="Courier New" w:hAnsi="Courier New" w:cs="Courier New"/>
-        </w:rPr>
-        <w:t xml:space="preserve">       Number of temperatures in loop:                      3</w:t>
-      </w:r>
-    </w:p>
-    <w:p>
-      <w:pPr>
-        <w:rPr>
-          <w:rFonts w:ascii="Courier New" w:hAnsi="Courier New" w:cs="Courier New"/>
-        </w:rPr>
-      </w:pPr>
-      <w:r>
-        <w:rPr>
-          <w:rFonts w:ascii="Courier New" w:hAnsi="Courier New" w:cs="Courier New"/>
-        </w:rPr>
-        <w:t xml:space="preserve">       Manual list for temperatures in loop:           200 225 250</w:t>
-      </w:r>
-    </w:p>
-    <w:p>
-      <w:pPr>
-        <w:rPr>
-          <w:rFonts w:cstheme="minorHAnsi"/>
-        </w:rPr>
-      </w:pPr>
-      <w:r>
-        <w:rPr>
-          <w:rFonts w:cstheme="minorHAnsi"/>
-        </w:rPr>
-        <w:t>T</w:t>
-      </w:r>
-      <w:r>
-        <w:rPr>
-          <w:rFonts w:cstheme="minorHAnsi"/>
-        </w:rPr>
-        <w:t xml:space="preserve">he </w:t>
-      </w:r>
-      <w:r>
-        <w:rPr>
-          <w:rFonts w:cstheme="minorHAnsi"/>
-        </w:rPr>
-        <w:t>N</w:t>
-      </w:r>
-      <w:r>
-        <w:rPr>
-          <w:rFonts w:cstheme="minorHAnsi"/>
-        </w:rPr>
-        <w:t>umber of temperatures in loop has to match the numbers of entries in the Manual list for temperatures in loop.</w:t>
-      </w:r>
-    </w:p>
-    <w:p/>
-    <w:p>
-      <w:r>
-        <w:t>Alternatively, AWATAR can calculate several temperatures such, that they are equally spaced in an Arrhenius plot, where the x-axis is the inverse temperature. Therefore, put a semicolon in front of the line “Manual list for temperatures in loop” (as it is the case for the default parameters panel) and use instead the parameters “</w:t>
-      </w:r>
-      <w:r>
-        <w:t>Loop starts with</w:t>
-      </w:r>
-      <w:r>
-        <w:t xml:space="preserve"> temperature in K” and “</w:t>
-      </w:r>
-      <w:r>
-        <w:t>Loop ends with</w:t>
-      </w:r>
-      <w:r>
-        <w:t xml:space="preserve"> temperature in K” to define the temperature range. For example, to calculate 7 datapoints in the range of 250 K to 350 K:</w:t>
-      </w:r>
-    </w:p>
-    <w:p>
-      <w:pPr>
-        <w:rPr>
-          <w:rFonts w:ascii="Courier New" w:hAnsi="Courier New" w:cs="Courier New"/>
-        </w:rPr>
-      </w:pPr>
-      <w:r>
-        <w:rPr>
-          <w:rFonts w:ascii="Courier New" w:hAnsi="Courier New" w:cs="Courier New"/>
-        </w:rPr>
-        <w:t>;   BIRD parameters:</w:t>
-      </w:r>
-    </w:p>
-    <w:p>
-      <w:pPr>
-        <w:rPr>
-          <w:rFonts w:ascii="Courier New" w:hAnsi="Courier New" w:cs="Courier New"/>
-        </w:rPr>
-      </w:pPr>
-      <w:r>
-        <w:rPr>
-          <w:rFonts w:ascii="Courier New" w:hAnsi="Courier New" w:cs="Courier New"/>
-        </w:rPr>
-        <w:t xml:space="preserve">       Number of temperatures in loop:                      7</w:t>
-      </w:r>
-    </w:p>
-    <w:p>
-      <w:pPr>
-        <w:rPr>
-          <w:rFonts w:ascii="Courier New" w:hAnsi="Courier New" w:cs="Courier New"/>
-        </w:rPr>
-      </w:pPr>
-      <w:r>
-        <w:rPr>
-          <w:rFonts w:ascii="Courier New" w:hAnsi="Courier New" w:cs="Courier New"/>
-        </w:rPr>
-        <w:t>;      Manual list for temperatures in loop:     150.00 215.34 250.50</w:t>
-      </w:r>
-    </w:p>
-    <w:p>
-      <w:pPr>
-        <w:rPr>
-          <w:rFonts w:ascii="Courier New" w:hAnsi="Courier New" w:cs="Courier New"/>
-        </w:rPr>
-      </w:pPr>
-      <w:r>
-        <w:rPr>
-          <w:rFonts w:ascii="Courier New" w:hAnsi="Courier New" w:cs="Courier New"/>
-        </w:rPr>
-        <w:t xml:space="preserve">       </w:t>
-      </w:r>
-      <w:r>
-        <w:rPr>
-          <w:rFonts w:ascii="Courier New" w:hAnsi="Courier New" w:cs="Courier New"/>
-        </w:rPr>
-        <w:t>Loop starts with</w:t>
-      </w:r>
-      <w:r>
-        <w:rPr>
-          <w:rFonts w:ascii="Courier New" w:hAnsi="Courier New" w:cs="Courier New"/>
-        </w:rPr>
-        <w:t xml:space="preserve"> temperature in K:                   250</w:t>
-      </w:r>
-    </w:p>
-    <w:p>
-      <w:pPr>
-        <w:rPr>
-          <w:rFonts w:ascii="Courier New" w:hAnsi="Courier New" w:cs="Courier New"/>
-        </w:rPr>
-      </w:pPr>
-      <w:r>
-        <w:rPr>
-          <w:rFonts w:ascii="Courier New" w:hAnsi="Courier New" w:cs="Courier New"/>
-        </w:rPr>
-        <w:t xml:space="preserve">       </w:t>
-      </w:r>
-      <w:r>
-        <w:rPr>
-          <w:rFonts w:ascii="Courier New" w:hAnsi="Courier New" w:cs="Courier New"/>
-        </w:rPr>
-        <w:t>Loop ends with</w:t>
-      </w:r>
-      <w:r>
-        <w:rPr>
-          <w:rFonts w:ascii="Courier New" w:hAnsi="Courier New" w:cs="Courier New"/>
-        </w:rPr>
-        <w:t xml:space="preserve"> temperature in K:                     350</w:t>
-      </w:r>
-    </w:p>
-    <w:p/>
-    <w:p>
-      <w:r>
-        <w:t>The last two parameters of the section “BIRD parameters” can be used to add a part of the solid angle, which is not at the same temperature than the rest. For example,</w:t>
-      </w:r>
-    </w:p>
-    <w:p>
-      <w:pPr>
-        <w:rPr>
-          <w:rFonts w:ascii="Courier New" w:hAnsi="Courier New" w:cs="Courier New"/>
-        </w:rPr>
-      </w:pPr>
-      <w:r>
-        <w:rPr>
-          <w:rFonts w:ascii="Courier New" w:hAnsi="Courier New" w:cs="Courier New"/>
-        </w:rPr>
-        <w:t xml:space="preserve">       Proportion on solid angle of ICR cell window:        0.002</w:t>
-      </w:r>
-    </w:p>
-    <w:p>
-      <w:pPr>
-        <w:rPr>
-          <w:rFonts w:ascii="Courier New" w:hAnsi="Courier New" w:cs="Courier New"/>
-        </w:rPr>
-      </w:pPr>
-      <w:r>
-        <w:rPr>
-          <w:rFonts w:ascii="Courier New" w:hAnsi="Courier New" w:cs="Courier New"/>
-        </w:rPr>
-        <w:t xml:space="preserve">       </w:t>
-      </w:r>
-      <w:r>
-        <w:rPr>
-          <w:rFonts w:ascii="Courier New" w:hAnsi="Courier New" w:cs="Courier New"/>
-        </w:rPr>
-        <w:t>Temperature of ICR cell window</w:t>
-      </w:r>
-      <w:r>
-        <w:rPr>
-          <w:rFonts w:ascii="Courier New" w:hAnsi="Courier New" w:cs="Courier New"/>
-        </w:rPr>
-        <w:t xml:space="preserve"> in K:                 288</w:t>
-      </w:r>
-    </w:p>
-    <w:p>
-      <w:r>
-        <w:t>sets 0.2% of the solid angle to a temperature of 288 K. Note, that this temperature stays the same, if the MEM is performed several times for different environmental temperatures as discussed above.</w:t>
-      </w:r>
-    </w:p>
-    <w:p/>
-    <w:p>
-      <w:r>
-        <w:t xml:space="preserve">The next part of the </w:t>
-      </w:r>
-      <w:r>
-        <w:t>“</w:t>
-      </w:r>
-      <w:r>
-        <w:t>General MEM parameters</w:t>
-      </w:r>
-      <w:r>
-        <w:t>”</w:t>
-      </w:r>
-      <w:r>
-        <w:t xml:space="preserve"> are the </w:t>
-      </w:r>
-      <w:r>
-        <w:t>“</w:t>
-      </w:r>
-      <w:r>
-        <w:t>IRMPD parameters</w:t>
-      </w:r>
-      <w:r>
-        <w:t>”</w:t>
-      </w:r>
-      <w:r>
-        <w:t>: This part looks like this:</w:t>
-      </w:r>
-    </w:p>
-    <w:p>
-      <w:pPr>
-        <w:jc w:val="left"/>
-        <w:rPr>
-          <w:rFonts w:ascii="Courier New" w:hAnsi="Courier New" w:cs="Courier New"/>
-        </w:rPr>
-      </w:pPr>
-      <w:r>
-        <w:rPr>
-          <w:rFonts w:ascii="Courier New" w:hAnsi="Courier New" w:cs="Courier New"/>
-        </w:rPr>
-        <w:t>;  IRMPD parameters:</w:t>
-      </w:r>
-    </w:p>
-    <w:p>
-      <w:pPr>
-        <w:jc w:val="left"/>
-        <w:rPr>
-          <w:rFonts w:ascii="Courier New" w:hAnsi="Courier New" w:cs="Courier New"/>
-        </w:rPr>
-      </w:pPr>
-      <w:r>
-        <w:rPr>
-          <w:rFonts w:ascii="Courier New" w:hAnsi="Courier New" w:cs="Courier New"/>
-        </w:rPr>
-        <w:t xml:space="preserve">       Rate of Photon absorption for Well all in s-1:       0</w:t>
-      </w:r>
-    </w:p>
-    <w:p>
-      <w:pPr>
-        <w:jc w:val="left"/>
-        <w:rPr>
-          <w:rFonts w:ascii="Courier New" w:hAnsi="Courier New" w:cs="Courier New"/>
-        </w:rPr>
-      </w:pPr>
-      <w:r>
-        <w:rPr>
-          <w:rFonts w:ascii="Courier New" w:hAnsi="Courier New" w:cs="Courier New"/>
-        </w:rPr>
-        <w:t>;      Rate of Photon absorption for Well 0 3 7 in s-1:     0</w:t>
-      </w:r>
-      <w:r>
-        <w:rPr>
-          <w:rFonts w:ascii="Courier New" w:hAnsi="Courier New" w:cs="Courier New"/>
-        </w:rPr>
-        <w:t xml:space="preserve"> </w:t>
-      </w:r>
-    </w:p>
-    <w:p>
-      <w:pPr>
-        <w:jc w:val="left"/>
-        <w:rPr>
-          <w:rFonts w:ascii="Courier New" w:hAnsi="Courier New" w:cs="Courier New"/>
-        </w:rPr>
-      </w:pPr>
-      <w:r>
-        <w:rPr>
-          <w:rFonts w:ascii="Courier New" w:hAnsi="Courier New" w:cs="Courier New"/>
-        </w:rPr>
-        <w:t xml:space="preserve">   </w:t>
-      </w:r>
-      <w:r>
-        <w:rPr>
-          <w:rFonts w:ascii="Courier New" w:hAnsi="Courier New" w:cs="Courier New"/>
-        </w:rPr>
-        <w:t xml:space="preserve">    </w:t>
-      </w:r>
-      <w:r>
-        <w:rPr>
-          <w:rFonts w:ascii="Courier New" w:hAnsi="Courier New" w:cs="Courier New"/>
-        </w:rPr>
-        <w:t>IRMPD photon energy in cm-1:                         0</w:t>
-      </w:r>
-    </w:p>
-    <w:p>
-      <w:pPr>
-        <w:jc w:val="left"/>
-      </w:pPr>
-    </w:p>
-    <w:p>
-      <w:pPr>
-        <w:jc w:val="left"/>
-      </w:pPr>
-      <w:r>
-        <w:t xml:space="preserve">The default is, that there is no infrared light source included. To model IRMPD, provide </w:t>
-      </w:r>
-      <w:r>
-        <w:t>the photon energy in cm</w:t>
-      </w:r>
-      <w:r>
-        <w:rPr>
-          <w:vertAlign w:val="superscript"/>
-        </w:rPr>
-        <w:t>-1</w:t>
-      </w:r>
-      <w:r>
-        <w:t xml:space="preserve"> and t</w:t>
-      </w:r>
-      <w:r>
-        <w:t>he rate of photon absorption</w:t>
-      </w:r>
-      <w:r>
-        <w:t xml:space="preserve"> in s</w:t>
-      </w:r>
-      <w:r>
-        <w:rPr>
-          <w:vertAlign w:val="superscript"/>
-        </w:rPr>
-        <w:t>-1</w:t>
-      </w:r>
-      <w:r>
-        <w:t xml:space="preserve"> </w:t>
-      </w:r>
-      <w:r>
-        <w:t xml:space="preserve">. The rate of photon absorption can be either defined for all wells, using </w:t>
-      </w:r>
-      <w:r>
-        <w:rPr>
-          <w:rFonts w:ascii="Courier New" w:hAnsi="Courier New" w:cs="Courier New"/>
-        </w:rPr>
-        <w:t>Rate of Photon absorption for Well all in s-1</w:t>
-      </w:r>
-      <w:r>
-        <w:rPr>
-          <w:rFonts w:cstheme="minorHAnsi"/>
-        </w:rPr>
-        <w:t>, or well specific, using (if needed several times), the line</w:t>
-      </w:r>
-      <w:r>
-        <w:rPr>
-          <w:rFonts w:cstheme="minorHAnsi"/>
-        </w:rPr>
-        <w:t xml:space="preserve"> </w:t>
-      </w:r>
-      <w:r>
-        <w:rPr>
-          <w:rFonts w:ascii="Courier New" w:hAnsi="Courier New" w:cs="Courier New"/>
-        </w:rPr>
-        <w:t>Rate of Photon absorption for Well 0 3 7 in s-1</w:t>
-      </w:r>
-      <w:r>
-        <w:rPr>
-          <w:rFonts w:cstheme="minorHAnsi"/>
-        </w:rPr>
-        <w:t>. For example:</w:t>
-      </w:r>
-    </w:p>
-    <w:p>
-      <w:pPr>
-        <w:jc w:val="left"/>
-        <w:rPr>
-          <w:rFonts w:ascii="Courier New" w:hAnsi="Courier New" w:cs="Courier New"/>
-        </w:rPr>
-      </w:pPr>
-      <w:r>
-        <w:rPr>
-          <w:rFonts w:ascii="Courier New" w:hAnsi="Courier New" w:cs="Courier New"/>
-        </w:rPr>
-        <w:t xml:space="preserve">      Rate of Photon absorption for Well 0 in s-1:     </w:t>
-      </w:r>
-      <w:r>
-        <w:rPr>
-          <w:rFonts w:ascii="Courier New" w:hAnsi="Courier New" w:cs="Courier New"/>
-        </w:rPr>
-        <w:t>1.3</w:t>
-      </w:r>
-    </w:p>
-    <w:p>
-      <w:pPr>
-        <w:jc w:val="left"/>
-        <w:rPr>
-          <w:rFonts w:ascii="Courier New" w:hAnsi="Courier New" w:cs="Courier New"/>
-        </w:rPr>
-      </w:pPr>
-      <w:r>
-        <w:rPr>
-          <w:rFonts w:ascii="Courier New" w:hAnsi="Courier New" w:cs="Courier New"/>
-        </w:rPr>
-        <w:t xml:space="preserve">      Rate of Photon absorption for Well </w:t>
-      </w:r>
-      <w:r>
-        <w:rPr>
-          <w:rFonts w:ascii="Courier New" w:hAnsi="Courier New" w:cs="Courier New"/>
-        </w:rPr>
-        <w:t>1 2</w:t>
-      </w:r>
-      <w:r>
-        <w:rPr>
-          <w:rFonts w:ascii="Courier New" w:hAnsi="Courier New" w:cs="Courier New"/>
-        </w:rPr>
-        <w:t xml:space="preserve"> in s-1:   </w:t>
-      </w:r>
-      <w:r>
-        <w:rPr>
-          <w:rFonts w:ascii="Courier New" w:hAnsi="Courier New" w:cs="Courier New"/>
-        </w:rPr>
-        <w:t>0.5</w:t>
-      </w:r>
-    </w:p>
-    <w:p>
-      <w:pPr>
-        <w:jc w:val="left"/>
-        <w:rPr>
-          <w:rFonts w:ascii="Courier New" w:hAnsi="Courier New" w:cs="Courier New"/>
-        </w:rPr>
-      </w:pPr>
-      <w:r>
-        <w:rPr>
-          <w:rFonts w:cstheme="minorHAnsi"/>
-        </w:rPr>
-        <w:t>If for one well several rates of photon absorption are defined, only the last one is considered.</w:t>
-      </w:r>
-      <w:r>
-        <w:rPr>
-          <w:rFonts w:ascii="Courier New" w:hAnsi="Courier New" w:cs="Courier New"/>
-        </w:rPr>
-        <w:t xml:space="preserve"> </w:t>
-      </w:r>
-    </w:p>
-    <w:p>
-      <w:pPr>
-        <w:jc w:val="left"/>
-        <w:rPr>
-          <w:rFonts w:ascii="Courier New" w:hAnsi="Courier New" w:cs="Courier New"/>
-        </w:rPr>
-      </w:pPr>
-      <w:r>
-        <w:rPr>
-          <w:rFonts w:ascii="Courier New" w:hAnsi="Courier New" w:cs="Courier New"/>
-        </w:rPr>
-        <w:t xml:space="preserve"> </w:t>
-      </w:r>
-    </w:p>
-    <w:p>
-      <w:pPr>
-        <w:jc w:val="left"/>
-        <w:rPr>
-          <w:rFonts w:cstheme="minorHAnsi"/>
-        </w:rPr>
-      </w:pPr>
-    </w:p>
-    <w:p>
-      <w:pPr>
-        <w:jc w:val="left"/>
-        <w:rPr>
-          <w:rFonts w:cstheme="minorHAnsi"/>
-        </w:rPr>
-      </w:pPr>
-    </w:p>
-    <w:p>
-      <w:pPr>
-        <w:spacing w:after="0"/>
-        <w:rPr>
-          <w:rFonts w:ascii="Courier New" w:hAnsi="Courier New" w:cs="Courier New"/>
-        </w:rPr>
-      </w:pPr>
-    </w:p>
-    <w:p>
-      <w:pPr>
-        <w:spacing w:after="0"/>
-        <w:rPr>
-          <w:rFonts w:cstheme="minorHAnsi"/>
-          <w:color w:val="auto"/>
-        </w:rPr>
-      </w:pPr>
-      <w:r>
-        <w:rPr>
-          <w:rFonts w:cstheme="minorHAnsi"/>
-          <w:color w:val="auto"/>
-        </w:rPr>
-        <w:t>Finally, there is the parameter “</w:t>
-      </w:r>
-      <w:bookmarkStart w:id="80" w:name="Finite_time_step_at_300K"/>
-      <w:r>
-        <w:rPr>
-          <w:rFonts w:ascii="Courier New" w:hAnsi="Courier New" w:cs="Courier New"/>
-          <w:color w:val="auto"/>
-        </w:rPr>
-        <w:t>Finite time step</w:t>
-      </w:r>
-      <w:r>
-        <w:rPr>
-          <w:rFonts w:ascii="Courier New" w:hAnsi="Courier New" w:cs="Courier New"/>
-          <w:color w:val="auto"/>
-        </w:rPr>
-        <w:t xml:space="preserve"> parameter</w:t>
-      </w:r>
-      <w:bookmarkEnd w:id="80"/>
       <w:r>
         <w:rPr>
           <w:rFonts w:cstheme="minorHAnsi"/>
@@ -17634,7 +18402,7 @@
         </w:rPr>
         <w:t xml:space="preserve">should be </w:t>
       </w:r>
-      <w:commentRangeStart w:id="81"/>
+      <w:commentRangeStart w:id="79"/>
       <w:r>
         <w:rPr>
           <w:rFonts w:cstheme="minorHAnsi"/>
@@ -17642,12 +18410,12 @@
         </w:rPr>
         <w:t>as small as possible</w:t>
       </w:r>
-      <w:commentRangeEnd w:id="81"/>
+      <w:commentRangeEnd w:id="79"/>
       <w:r>
         <w:rPr>
           <w:rStyle w:val="Kommentarzeichen"/>
         </w:rPr>
-        <w:commentReference w:id="81"/>
+        <w:commentReference w:id="79"/>
       </w:r>
       <w:r>
         <w:rPr>
@@ -17715,7 +18483,23 @@
           <w:rFonts w:cstheme="minorHAnsi"/>
           <w:color w:val="auto"/>
         </w:rPr>
-        <w:t xml:space="preserve">”) in order to reach </w:t>
+        <w:t xml:space="preserve">”) </w:t>
+      </w:r>
+      <w:proofErr w:type="gramStart"/>
+      <w:r>
+        <w:rPr>
+          <w:rFonts w:cstheme="minorHAnsi"/>
+          <w:color w:val="auto"/>
+        </w:rPr>
+        <w:t>in order to</w:t>
+      </w:r>
+      <w:proofErr w:type="gramEnd"/>
+      <w:r>
+        <w:rPr>
+          <w:rFonts w:cstheme="minorHAnsi"/>
+          <w:color w:val="auto"/>
+        </w:rPr>
+        <w:t xml:space="preserve"> reach </w:t>
       </w:r>
       <w:r>
         <w:rPr>
@@ -17752,6 +18536,7 @@
         </w:rPr>
         <w:t xml:space="preserve">Finite time step </w:t>
       </w:r>
+      <w:proofErr w:type="gramStart"/>
       <w:r>
         <w:rPr>
           <w:rFonts w:ascii="Courier New" w:hAnsi="Courier New" w:cs="Courier New"/>
@@ -17771,7 +18556,15 @@
           <w:rFonts w:cstheme="minorHAnsi"/>
           <w:color w:val="auto"/>
         </w:rPr>
-        <w:t xml:space="preserve"> or automatically, then the parameter “</w:t>
+        <w:t xml:space="preserve"> or</w:t>
+      </w:r>
+      <w:proofErr w:type="gramEnd"/>
+      <w:r>
+        <w:rPr>
+          <w:rFonts w:cstheme="minorHAnsi"/>
+          <w:color w:val="auto"/>
+        </w:rPr>
+        <w:t xml:space="preserve"> automatically, then the parameter “</w:t>
       </w:r>
       <w:r>
         <w:rPr>
@@ -18218,11 +19011,11 @@
       <w:pPr>
         <w:pStyle w:val="berschrift3"/>
       </w:pPr>
-      <w:bookmarkStart w:id="82" w:name="_Ref193818129"/>
+      <w:bookmarkStart w:id="80" w:name="_Ref193818129"/>
       <w:r>
         <w:t>Real time MEM parameters</w:t>
       </w:r>
-      <w:bookmarkEnd w:id="82"/>
+      <w:bookmarkEnd w:id="80"/>
     </w:p>
     <w:p>
       <w:r>
@@ -18249,11 +19042,19 @@
           <w:rFonts w:ascii="Courier New" w:hAnsi="Courier New" w:cs="Courier New"/>
         </w:rPr>
       </w:pPr>
-      <w:r>
-        <w:rPr>
-          <w:rFonts w:ascii="Courier New" w:hAnsi="Courier New" w:cs="Courier New"/>
-        </w:rPr>
-        <w:t>;Real time MEM parameters:</w:t>
+      <w:proofErr w:type="gramStart"/>
+      <w:r>
+        <w:rPr>
+          <w:rFonts w:ascii="Courier New" w:hAnsi="Courier New" w:cs="Courier New"/>
+        </w:rPr>
+        <w:t>;Real</w:t>
+      </w:r>
+      <w:proofErr w:type="gramEnd"/>
+      <w:r>
+        <w:rPr>
+          <w:rFonts w:ascii="Courier New" w:hAnsi="Courier New" w:cs="Courier New"/>
+        </w:rPr>
+        <w:t xml:space="preserve"> time MEM parameters:</w:t>
       </w:r>
     </w:p>
     <w:p>
@@ -18350,16 +19151,24 @@
       <w:r>
         <w:t>For the performance of real time MEM, the parameter “</w:t>
       </w:r>
-      <w:bookmarkStart w:id="83" w:name="Run_MEM_in_real_time"/>
+      <w:bookmarkStart w:id="81" w:name="Run_MEM_in_real_time"/>
       <w:r>
         <w:rPr>
           <w:rFonts w:ascii="Courier New" w:hAnsi="Courier New" w:cs="Courier New"/>
         </w:rPr>
         <w:t>Run MEM in real time</w:t>
       </w:r>
-      <w:bookmarkEnd w:id="83"/>
-      <w:r>
-        <w:t>” has to be set to YES. If the steady state of a population should be calculated (</w:t>
+      <w:bookmarkEnd w:id="81"/>
+      <w:r>
+        <w:t xml:space="preserve">” </w:t>
+      </w:r>
+      <w:proofErr w:type="gramStart"/>
+      <w:r>
+        <w:t>has to</w:t>
+      </w:r>
+      <w:proofErr w:type="gramEnd"/>
+      <w:r>
+        <w:t xml:space="preserve"> be set to YES. If the steady state of a population should be calculated (</w:t>
       </w:r>
       <w:r>
         <w:t>steady state</w:t>
@@ -18451,7 +19260,28 @@
         <w:rPr>
           <w:rFonts w:cstheme="minorHAnsi"/>
         </w:rPr>
-        <w:t xml:space="preserve"> data points the population is written to the file </w:t>
+        <w:t xml:space="preserve"> data </w:t>
+      </w:r>
+      <w:proofErr w:type="gramStart"/>
+      <w:r>
+        <w:rPr>
+          <w:rFonts w:cstheme="minorHAnsi"/>
+        </w:rPr>
+        <w:t>points</w:t>
+      </w:r>
+      <w:proofErr w:type="gramEnd"/>
+      <w:r>
+        <w:rPr>
+          <w:rFonts w:cstheme="minorHAnsi"/>
+        </w:rPr>
+        <w:t xml:space="preserve"> the population is </w:t>
+      </w:r>
+      <w:r>
+        <w:rPr>
+          <w:rFonts w:cstheme="minorHAnsi"/>
+        </w:rPr>
+        <w:lastRenderedPageBreak/>
+        <w:t xml:space="preserve">written to the file </w:t>
       </w:r>
       <w:r>
         <w:rPr>
@@ -18612,104 +19442,193 @@
       <w:pPr>
         <w:pStyle w:val="berschrift3"/>
       </w:pPr>
-      <w:bookmarkStart w:id="84" w:name="_Ref193818999"/>
-      <w:r>
-        <w:lastRenderedPageBreak/>
+      <w:bookmarkStart w:id="82" w:name="_Ref193818999"/>
+      <w:r>
         <w:t>Steady state</w:t>
       </w:r>
       <w:r>
         <w:t xml:space="preserve"> MEM parameters</w:t>
       </w:r>
+      <w:bookmarkEnd w:id="82"/>
+    </w:p>
+    <w:p>
+      <w:pPr>
+        <w:spacing w:after="0"/>
+        <w:rPr>
+          <w:rFonts w:cstheme="minorHAnsi"/>
+        </w:rPr>
+      </w:pPr>
+      <w:r>
+        <w:rPr>
+          <w:rFonts w:cstheme="minorHAnsi"/>
+        </w:rPr>
+        <w:t xml:space="preserve">The </w:t>
+      </w:r>
+      <w:r>
+        <w:rPr>
+          <w:rFonts w:cstheme="minorHAnsi"/>
+        </w:rPr>
+        <w:t>steady state</w:t>
+      </w:r>
+      <w:r>
+        <w:rPr>
+          <w:rFonts w:cstheme="minorHAnsi"/>
+        </w:rPr>
+        <w:t xml:space="preserve"> MEM parameters section defines parameters needed only for </w:t>
+      </w:r>
+      <w:r>
+        <w:rPr>
+          <w:rFonts w:cstheme="minorHAnsi"/>
+        </w:rPr>
+        <w:t>steady state</w:t>
+      </w:r>
+      <w:r>
+        <w:rPr>
+          <w:rFonts w:cstheme="minorHAnsi"/>
+        </w:rPr>
+        <w:t xml:space="preserve"> MEM (manual or automatic</w:t>
+      </w:r>
+      <w:r>
+        <w:rPr>
+          <w:rFonts w:cstheme="minorHAnsi"/>
+        </w:rPr>
+        <w:t xml:space="preserve"> iteration</w:t>
+      </w:r>
+      <w:r>
+        <w:rPr>
+          <w:rFonts w:cstheme="minorHAnsi"/>
+        </w:rPr>
+        <w:t>) and looks like this:</w:t>
+      </w:r>
+    </w:p>
+    <w:p>
+      <w:pPr>
+        <w:spacing w:after="0"/>
+        <w:rPr>
+          <w:rFonts w:ascii="Courier New" w:hAnsi="Courier New" w:cs="Courier New"/>
+        </w:rPr>
+      </w:pPr>
+    </w:p>
+    <w:p>
+      <w:pPr>
+        <w:spacing w:after="0"/>
+        <w:rPr>
+          <w:rFonts w:ascii="Courier New" w:hAnsi="Courier New" w:cs="Courier New"/>
+        </w:rPr>
+      </w:pPr>
+      <w:proofErr w:type="gramStart"/>
+      <w:r>
+        <w:rPr>
+          <w:rFonts w:ascii="Courier New" w:hAnsi="Courier New" w:cs="Courier New"/>
+        </w:rPr>
+        <w:t>;</w:t>
+      </w:r>
+      <w:r>
+        <w:rPr>
+          <w:rFonts w:ascii="Courier New" w:hAnsi="Courier New" w:cs="Courier New"/>
+        </w:rPr>
+        <w:t>Steady</w:t>
+      </w:r>
+      <w:proofErr w:type="gramEnd"/>
+      <w:r>
+        <w:rPr>
+          <w:rFonts w:ascii="Courier New" w:hAnsi="Courier New" w:cs="Courier New"/>
+        </w:rPr>
+        <w:t xml:space="preserve"> state</w:t>
+      </w:r>
+      <w:r>
+        <w:rPr>
+          <w:rFonts w:ascii="Courier New" w:hAnsi="Courier New" w:cs="Courier New"/>
+        </w:rPr>
+        <w:t xml:space="preserve"> MEM parameters:</w:t>
+      </w:r>
+    </w:p>
+    <w:p>
+      <w:pPr>
+        <w:spacing w:after="0"/>
+        <w:rPr>
+          <w:rFonts w:ascii="Courier New" w:hAnsi="Courier New" w:cs="Courier New"/>
+        </w:rPr>
+      </w:pPr>
+      <w:r>
+        <w:rPr>
+          <w:rFonts w:ascii="Courier New" w:hAnsi="Courier New" w:cs="Courier New"/>
+        </w:rPr>
+        <w:t xml:space="preserve">       </w:t>
+      </w:r>
+      <w:bookmarkStart w:id="83" w:name="Minimum_time_step_at_300K"/>
+      <w:r>
+        <w:rPr>
+          <w:rFonts w:ascii="Courier New" w:hAnsi="Courier New" w:cs="Courier New"/>
+        </w:rPr>
+        <w:t>Minimum time step at 300 K</w:t>
+      </w:r>
+      <w:bookmarkEnd w:id="83"/>
+      <w:r>
+        <w:rPr>
+          <w:rFonts w:ascii="Courier New" w:hAnsi="Courier New" w:cs="Courier New"/>
+        </w:rPr>
+        <w:t xml:space="preserve">:      12 </w:t>
+      </w:r>
+      <w:r>
+        <w:rPr>
+          <w:rFonts w:ascii="Courier New" w:hAnsi="Courier New" w:cs="Courier New"/>
+        </w:rPr>
+        <w:t xml:space="preserve">  </w:t>
+      </w:r>
+      <w:proofErr w:type="gramStart"/>
+      <w:r>
+        <w:rPr>
+          <w:rFonts w:ascii="Courier New" w:hAnsi="Courier New" w:cs="Courier New"/>
+        </w:rPr>
+        <w:t xml:space="preserve">  </w:t>
+      </w:r>
+      <w:r>
+        <w:rPr>
+          <w:rFonts w:ascii="Courier New" w:hAnsi="Courier New" w:cs="Courier New"/>
+        </w:rPr>
+        <w:t>;</w:t>
+      </w:r>
+      <w:proofErr w:type="gramEnd"/>
+      <w:r>
+        <w:rPr>
+          <w:rFonts w:ascii="Courier New" w:hAnsi="Courier New" w:cs="Courier New"/>
+        </w:rPr>
+        <w:t xml:space="preserve"> give x for 10^(-x) s</w:t>
+      </w:r>
+    </w:p>
+    <w:p>
+      <w:pPr>
+        <w:spacing w:after="0"/>
+        <w:rPr>
+          <w:rFonts w:ascii="Courier New" w:hAnsi="Courier New" w:cs="Courier New"/>
+        </w:rPr>
+      </w:pPr>
+      <w:r>
+        <w:rPr>
+          <w:rFonts w:ascii="Courier New" w:hAnsi="Courier New" w:cs="Courier New"/>
+        </w:rPr>
+        <w:t xml:space="preserve">       </w:t>
+      </w:r>
+      <w:bookmarkStart w:id="84" w:name="Minimum_number_of_iterations"/>
+      <w:r>
+        <w:rPr>
+          <w:rFonts w:ascii="Courier New" w:hAnsi="Courier New" w:cs="Courier New"/>
+        </w:rPr>
+        <w:t>Minimum number of iterations</w:t>
+      </w:r>
       <w:bookmarkEnd w:id="84"/>
+      <w:r>
+        <w:rPr>
+          <w:rFonts w:ascii="Courier New" w:hAnsi="Courier New" w:cs="Courier New"/>
+        </w:rPr>
+        <w:t>:    500</w:t>
+      </w:r>
     </w:p>
     <w:p>
       <w:pPr>
         <w:spacing w:after="0"/>
         <w:rPr>
-          <w:rFonts w:cstheme="minorHAnsi"/>
-        </w:rPr>
-      </w:pPr>
-      <w:r>
-        <w:rPr>
-          <w:rFonts w:cstheme="minorHAnsi"/>
-        </w:rPr>
-        <w:t xml:space="preserve">The </w:t>
-      </w:r>
-      <w:r>
-        <w:rPr>
-          <w:rFonts w:cstheme="minorHAnsi"/>
-        </w:rPr>
-        <w:t>steady state</w:t>
-      </w:r>
-      <w:r>
-        <w:rPr>
-          <w:rFonts w:cstheme="minorHAnsi"/>
-        </w:rPr>
-        <w:t xml:space="preserve"> MEM parameters section defines parameters needed only for </w:t>
-      </w:r>
-      <w:r>
-        <w:rPr>
-          <w:rFonts w:cstheme="minorHAnsi"/>
-        </w:rPr>
-        <w:t>steady state</w:t>
-      </w:r>
-      <w:r>
-        <w:rPr>
-          <w:rFonts w:cstheme="minorHAnsi"/>
-        </w:rPr>
-        <w:t xml:space="preserve"> MEM (manual or automatic</w:t>
-      </w:r>
-      <w:r>
-        <w:rPr>
-          <w:rFonts w:cstheme="minorHAnsi"/>
-        </w:rPr>
-        <w:t xml:space="preserve"> iteration</w:t>
-      </w:r>
-      <w:r>
-        <w:rPr>
-          <w:rFonts w:cstheme="minorHAnsi"/>
-        </w:rPr>
-        <w:t>) and looks like this:</w:t>
-      </w:r>
-    </w:p>
-    <w:p>
-      <w:pPr>
-        <w:spacing w:after="0"/>
-        <w:rPr>
-          <w:rFonts w:ascii="Courier New" w:hAnsi="Courier New" w:cs="Courier New"/>
-        </w:rPr>
-      </w:pPr>
-    </w:p>
-    <w:p>
-      <w:pPr>
-        <w:spacing w:after="0"/>
-        <w:rPr>
-          <w:rFonts w:ascii="Courier New" w:hAnsi="Courier New" w:cs="Courier New"/>
-        </w:rPr>
-      </w:pPr>
-      <w:r>
-        <w:rPr>
-          <w:rFonts w:ascii="Courier New" w:hAnsi="Courier New" w:cs="Courier New"/>
-        </w:rPr>
-        <w:t>;</w:t>
-      </w:r>
-      <w:r>
-        <w:rPr>
-          <w:rFonts w:ascii="Courier New" w:hAnsi="Courier New" w:cs="Courier New"/>
-        </w:rPr>
-        <w:t>Steady state</w:t>
-      </w:r>
-      <w:r>
-        <w:rPr>
-          <w:rFonts w:ascii="Courier New" w:hAnsi="Courier New" w:cs="Courier New"/>
-        </w:rPr>
-        <w:t xml:space="preserve"> MEM parameters:</w:t>
-      </w:r>
-    </w:p>
-    <w:p>
-      <w:pPr>
-        <w:spacing w:after="0"/>
-        <w:rPr>
           <w:rFonts w:ascii="Courier New" w:hAnsi="Courier New" w:cs="Courier New"/>
         </w:rPr>
       </w:pPr>
@@ -18719,82 +19638,14 @@
         </w:rPr>
         <w:t xml:space="preserve">       </w:t>
       </w:r>
-      <w:bookmarkStart w:id="85" w:name="Minimum_time_step_at_300K"/>
-      <w:r>
-        <w:rPr>
-          <w:rFonts w:ascii="Courier New" w:hAnsi="Courier New" w:cs="Courier New"/>
-        </w:rPr>
-        <w:t>Minimum time step at 300 K</w:t>
+      <w:bookmarkStart w:id="85" w:name="Convergence_parameter"/>
+      <w:r>
+        <w:rPr>
+          <w:rFonts w:ascii="Courier New" w:hAnsi="Courier New" w:cs="Courier New"/>
+        </w:rPr>
+        <w:t>Convergence parameter</w:t>
       </w:r>
       <w:bookmarkEnd w:id="85"/>
-      <w:r>
-        <w:rPr>
-          <w:rFonts w:ascii="Courier New" w:hAnsi="Courier New" w:cs="Courier New"/>
-        </w:rPr>
-        <w:t xml:space="preserve">:      12 </w:t>
-      </w:r>
-      <w:r>
-        <w:rPr>
-          <w:rFonts w:ascii="Courier New" w:hAnsi="Courier New" w:cs="Courier New"/>
-        </w:rPr>
-        <w:t xml:space="preserve">    </w:t>
-      </w:r>
-      <w:r>
-        <w:rPr>
-          <w:rFonts w:ascii="Courier New" w:hAnsi="Courier New" w:cs="Courier New"/>
-        </w:rPr>
-        <w:t>; give x for 10^(-x) s</w:t>
-      </w:r>
-    </w:p>
-    <w:p>
-      <w:pPr>
-        <w:spacing w:after="0"/>
-        <w:rPr>
-          <w:rFonts w:ascii="Courier New" w:hAnsi="Courier New" w:cs="Courier New"/>
-        </w:rPr>
-      </w:pPr>
-      <w:r>
-        <w:rPr>
-          <w:rFonts w:ascii="Courier New" w:hAnsi="Courier New" w:cs="Courier New"/>
-        </w:rPr>
-        <w:t xml:space="preserve">       </w:t>
-      </w:r>
-      <w:bookmarkStart w:id="86" w:name="Minimum_number_of_iterations"/>
-      <w:r>
-        <w:rPr>
-          <w:rFonts w:ascii="Courier New" w:hAnsi="Courier New" w:cs="Courier New"/>
-        </w:rPr>
-        <w:t>Minimum number of iterations</w:t>
-      </w:r>
-      <w:bookmarkEnd w:id="86"/>
-      <w:r>
-        <w:rPr>
-          <w:rFonts w:ascii="Courier New" w:hAnsi="Courier New" w:cs="Courier New"/>
-        </w:rPr>
-        <w:t>:    500</w:t>
-      </w:r>
-    </w:p>
-    <w:p>
-      <w:pPr>
-        <w:spacing w:after="0"/>
-        <w:rPr>
-          <w:rFonts w:ascii="Courier New" w:hAnsi="Courier New" w:cs="Courier New"/>
-        </w:rPr>
-      </w:pPr>
-      <w:r>
-        <w:rPr>
-          <w:rFonts w:ascii="Courier New" w:hAnsi="Courier New" w:cs="Courier New"/>
-        </w:rPr>
-        <w:t xml:space="preserve">       </w:t>
-      </w:r>
-      <w:bookmarkStart w:id="87" w:name="Convergence_parameter"/>
-      <w:r>
-        <w:rPr>
-          <w:rFonts w:ascii="Courier New" w:hAnsi="Courier New" w:cs="Courier New"/>
-        </w:rPr>
-        <w:t>Convergence parameter</w:t>
-      </w:r>
-      <w:bookmarkEnd w:id="87"/>
       <w:r>
         <w:rPr>
           <w:rFonts w:ascii="Courier New" w:hAnsi="Courier New" w:cs="Courier New"/>
@@ -19156,7 +20007,21 @@
         <w:rPr>
           <w:rFonts w:cstheme="minorHAnsi"/>
         </w:rPr>
-        <w:t> s, therefore it is not possible to use values lower than 4 for this parameter.</w:t>
+        <w:t> </w:t>
+      </w:r>
+      <w:proofErr w:type="gramStart"/>
+      <w:r>
+        <w:rPr>
+          <w:rFonts w:cstheme="minorHAnsi"/>
+        </w:rPr>
+        <w:t>s,</w:t>
+      </w:r>
+      <w:proofErr w:type="gramEnd"/>
+      <w:r>
+        <w:rPr>
+          <w:rFonts w:cstheme="minorHAnsi"/>
+        </w:rPr>
+        <w:t xml:space="preserve"> therefore it is not possible to use values lower than 4 for this parameter.</w:t>
       </w:r>
     </w:p>
     <w:p>
@@ -19274,7 +20139,21 @@
         <w:rPr>
           <w:rFonts w:cstheme="minorHAnsi"/>
         </w:rPr>
-        <w:t>” has to be higher than 100. Low values may lead to an improper convergence, while high values increase the computational time.</w:t>
+        <w:t xml:space="preserve">” </w:t>
+      </w:r>
+      <w:proofErr w:type="gramStart"/>
+      <w:r>
+        <w:rPr>
+          <w:rFonts w:cstheme="minorHAnsi"/>
+        </w:rPr>
+        <w:t>has to</w:t>
+      </w:r>
+      <w:proofErr w:type="gramEnd"/>
+      <w:r>
+        <w:rPr>
+          <w:rFonts w:cstheme="minorHAnsi"/>
+        </w:rPr>
+        <w:t xml:space="preserve"> be higher than 100. Low values may lead to an improper convergence, while high values increase the computational time.</w:t>
       </w:r>
     </w:p>
     <w:p>
@@ -19383,15 +20262,15 @@
       <w:pPr>
         <w:pStyle w:val="berschrift2"/>
       </w:pPr>
-      <w:bookmarkStart w:id="88" w:name="_Ref193816271"/>
-      <w:bookmarkStart w:id="89" w:name="_Ref193816395"/>
-      <w:bookmarkStart w:id="90" w:name="_Toc206019408"/>
+      <w:bookmarkStart w:id="86" w:name="_Ref193816271"/>
+      <w:bookmarkStart w:id="87" w:name="_Ref193816395"/>
+      <w:bookmarkStart w:id="88" w:name="_Toc206019408"/>
       <w:r>
         <w:t>Fit parameters</w:t>
       </w:r>
+      <w:bookmarkEnd w:id="86"/>
+      <w:bookmarkEnd w:id="87"/>
       <w:bookmarkEnd w:id="88"/>
-      <w:bookmarkEnd w:id="89"/>
-      <w:bookmarkEnd w:id="90"/>
     </w:p>
     <w:p/>
     <w:p>
@@ -19414,7 +20293,11 @@
         <w:t>oefficients</w:t>
       </w:r>
       <w:r>
-        <w:t xml:space="preserve"> to an experimental Arrhenius plot. By changing the energies of the transition states, the gradient of the resulting MEM-Arrhenius plot can be varied, while changing the infrared intensities results in an offset in the Arrhenius plot. Finally, fitting the degeneracies may help to fit the relative rate</w:t>
+        <w:t xml:space="preserve"> to an experimental Arrhenius plot. By changing the energies of the transition states, the gradient of the resulting MEM-Arrhenius plot can be varied, while changing the infrared intensities </w:t>
+      </w:r>
+      <w:r>
+        <w:lastRenderedPageBreak/>
+        <w:t>results in an offset in the Arrhenius plot. Finally, fitting the degeneracies may help to fit the relative rate</w:t>
       </w:r>
       <w:r>
         <w:t xml:space="preserve"> coefficient</w:t>
@@ -19442,11 +20325,19 @@
           <w:rFonts w:ascii="Courier New" w:hAnsi="Courier New" w:cs="Courier New"/>
         </w:rPr>
       </w:pPr>
-      <w:r>
-        <w:rPr>
-          <w:rFonts w:ascii="Courier New" w:hAnsi="Courier New" w:cs="Courier New"/>
-        </w:rPr>
-        <w:t>;Fit parameters:</w:t>
+      <w:proofErr w:type="gramStart"/>
+      <w:r>
+        <w:rPr>
+          <w:rFonts w:ascii="Courier New" w:hAnsi="Courier New" w:cs="Courier New"/>
+        </w:rPr>
+        <w:t>;Fit</w:t>
+      </w:r>
+      <w:proofErr w:type="gramEnd"/>
+      <w:r>
+        <w:rPr>
+          <w:rFonts w:ascii="Courier New" w:hAnsi="Courier New" w:cs="Courier New"/>
+        </w:rPr>
+        <w:t xml:space="preserve"> parameters:</w:t>
       </w:r>
     </w:p>
     <w:p>
@@ -19468,37 +20359,61 @@
           <w:rFonts w:ascii="Courier New" w:hAnsi="Courier New" w:cs="Courier New"/>
         </w:rPr>
       </w:pPr>
-      <w:r>
-        <w:rPr>
-          <w:rFonts w:ascii="Courier New" w:hAnsi="Courier New" w:cs="Courier New"/>
-        </w:rPr>
-        <w:t xml:space="preserve">;      Absolute energy of: TS 0, TS 1, TS 7         is:     3750.50 </w:t>
-      </w:r>
-    </w:p>
-    <w:p>
-      <w:pPr>
-        <w:rPr>
-          <w:rFonts w:ascii="Courier New" w:hAnsi="Courier New" w:cs="Courier New"/>
-        </w:rPr>
-      </w:pPr>
-      <w:r>
-        <w:rPr>
-          <w:rFonts w:ascii="Courier New" w:hAnsi="Courier New" w:cs="Courier New"/>
-        </w:rPr>
-        <w:t xml:space="preserve">;      Offset to Energy of all TS in cm-1:                  100.00     </w:t>
-      </w:r>
-    </w:p>
-    <w:p>
-      <w:pPr>
-        <w:rPr>
-          <w:rFonts w:ascii="Courier New" w:hAnsi="Courier New" w:cs="Courier New"/>
-        </w:rPr>
-      </w:pPr>
-      <w:r>
-        <w:rPr>
-          <w:rFonts w:ascii="Courier New" w:hAnsi="Courier New" w:cs="Courier New"/>
-        </w:rPr>
-        <w:t xml:space="preserve">;      Offset to Energy of: TS 0, TS 1, TS 7 in cm-1:       100.00     </w:t>
+      <w:proofErr w:type="gramStart"/>
+      <w:r>
+        <w:rPr>
+          <w:rFonts w:ascii="Courier New" w:hAnsi="Courier New" w:cs="Courier New"/>
+        </w:rPr>
+        <w:t xml:space="preserve">;   </w:t>
+      </w:r>
+      <w:proofErr w:type="gramEnd"/>
+      <w:r>
+        <w:rPr>
+          <w:rFonts w:ascii="Courier New" w:hAnsi="Courier New" w:cs="Courier New"/>
+        </w:rPr>
+        <w:t xml:space="preserve">   Absolute energy of: TS 0, TS 1, TS 7         is:     3750.50 </w:t>
+      </w:r>
+    </w:p>
+    <w:p>
+      <w:pPr>
+        <w:rPr>
+          <w:rFonts w:ascii="Courier New" w:hAnsi="Courier New" w:cs="Courier New"/>
+        </w:rPr>
+      </w:pPr>
+      <w:proofErr w:type="gramStart"/>
+      <w:r>
+        <w:rPr>
+          <w:rFonts w:ascii="Courier New" w:hAnsi="Courier New" w:cs="Courier New"/>
+        </w:rPr>
+        <w:t xml:space="preserve">;   </w:t>
+      </w:r>
+      <w:proofErr w:type="gramEnd"/>
+      <w:r>
+        <w:rPr>
+          <w:rFonts w:ascii="Courier New" w:hAnsi="Courier New" w:cs="Courier New"/>
+        </w:rPr>
+        <w:t xml:space="preserve">   Offset to Energy of all TS in cm-1:                  100.00     </w:t>
+      </w:r>
+    </w:p>
+    <w:p>
+      <w:pPr>
+        <w:rPr>
+          <w:rFonts w:ascii="Courier New" w:hAnsi="Courier New" w:cs="Courier New"/>
+        </w:rPr>
+      </w:pPr>
+      <w:proofErr w:type="gramStart"/>
+      <w:r>
+        <w:rPr>
+          <w:rFonts w:ascii="Courier New" w:hAnsi="Courier New" w:cs="Courier New"/>
+        </w:rPr>
+        <w:t xml:space="preserve">;   </w:t>
+      </w:r>
+      <w:proofErr w:type="gramEnd"/>
+      <w:r>
+        <w:rPr>
+          <w:rFonts w:ascii="Courier New" w:hAnsi="Courier New" w:cs="Courier New"/>
+        </w:rPr>
+        <w:t xml:space="preserve">   Offset to Energy of: TS 0, TS 1, TS 7 in cm-1:       100.00     </w:t>
       </w:r>
     </w:p>
     <w:p>
@@ -19546,11 +20461,19 @@
           <w:rFonts w:ascii="Courier New" w:hAnsi="Courier New" w:cs="Courier New"/>
         </w:rPr>
       </w:pPr>
-      <w:r>
-        <w:rPr>
-          <w:rFonts w:ascii="Courier New" w:hAnsi="Courier New" w:cs="Courier New"/>
-        </w:rPr>
-        <w:t>;      Well-Degeneracy-</w:t>
+      <w:proofErr w:type="gramStart"/>
+      <w:r>
+        <w:rPr>
+          <w:rFonts w:ascii="Courier New" w:hAnsi="Courier New" w:cs="Courier New"/>
+        </w:rPr>
+        <w:t xml:space="preserve">;   </w:t>
+      </w:r>
+      <w:proofErr w:type="gramEnd"/>
+      <w:r>
+        <w:rPr>
+          <w:rFonts w:ascii="Courier New" w:hAnsi="Courier New" w:cs="Courier New"/>
+        </w:rPr>
+        <w:t xml:space="preserve">   Well-Degeneracy-</w:t>
       </w:r>
       <w:r>
         <w:rPr>
@@ -19583,11 +20506,19 @@
           <w:rFonts w:ascii="Courier New" w:hAnsi="Courier New" w:cs="Courier New"/>
         </w:rPr>
       </w:pPr>
-      <w:r>
-        <w:rPr>
-          <w:rFonts w:ascii="Courier New" w:hAnsi="Courier New" w:cs="Courier New"/>
-        </w:rPr>
-        <w:t>;      TS-Degeneracy-</w:t>
+      <w:proofErr w:type="gramStart"/>
+      <w:r>
+        <w:rPr>
+          <w:rFonts w:ascii="Courier New" w:hAnsi="Courier New" w:cs="Courier New"/>
+        </w:rPr>
+        <w:t xml:space="preserve">;   </w:t>
+      </w:r>
+      <w:proofErr w:type="gramEnd"/>
+      <w:r>
+        <w:rPr>
+          <w:rFonts w:ascii="Courier New" w:hAnsi="Courier New" w:cs="Courier New"/>
+        </w:rPr>
+        <w:t xml:space="preserve">   TS-Degeneracy-</w:t>
       </w:r>
       <w:r>
         <w:rPr>
@@ -19620,12 +20551,19 @@
           <w:rFonts w:ascii="Courier New" w:hAnsi="Courier New" w:cs="Courier New"/>
         </w:rPr>
       </w:pPr>
-      <w:r>
-        <w:rPr>
-          <w:rFonts w:ascii="Courier New" w:hAnsi="Courier New" w:cs="Courier New"/>
-        </w:rPr>
-        <w:lastRenderedPageBreak/>
-        <w:t xml:space="preserve">;      Increase degeneracy of: TS 0, TS 3, TS 24 by factor: 1.0  </w:t>
+      <w:proofErr w:type="gramStart"/>
+      <w:r>
+        <w:rPr>
+          <w:rFonts w:ascii="Courier New" w:hAnsi="Courier New" w:cs="Courier New"/>
+        </w:rPr>
+        <w:t xml:space="preserve">;   </w:t>
+      </w:r>
+      <w:proofErr w:type="gramEnd"/>
+      <w:r>
+        <w:rPr>
+          <w:rFonts w:ascii="Courier New" w:hAnsi="Courier New" w:cs="Courier New"/>
+        </w:rPr>
+        <w:t xml:space="preserve">   Increase degeneracy of: TS 0, TS 3, TS 24 by factor: 1.0  </w:t>
       </w:r>
     </w:p>
     <w:p>
@@ -19650,7 +20588,15 @@
         <w:t>adapt or set the energy of transition states in the parameters panel</w:t>
       </w:r>
       <w:r>
-        <w:t>. (See chapter “Adapting the Energy of wells and TS” for options to modify the energy in the panels of wells/TS) To activate the respective line, the semicolon at the beginning of the line has to be removed.</w:t>
+        <w:t xml:space="preserve">. (See chapter “Adapting the Energy of wells and TS” for options to modify the energy in the panels of wells/TS) To activate the respective line, the semicolon at the beginning of the line </w:t>
+      </w:r>
+      <w:proofErr w:type="gramStart"/>
+      <w:r>
+        <w:t>has to</w:t>
+      </w:r>
+      <w:proofErr w:type="gramEnd"/>
+      <w:r>
+        <w:t xml:space="preserve"> be removed.</w:t>
       </w:r>
     </w:p>
     <w:p>
@@ -19697,7 +20643,21 @@
         <w:rPr>
           <w:rFonts w:cstheme="minorHAnsi"/>
         </w:rPr>
-        <w:t xml:space="preserve"> the energy defined by the panels of the respective transition states. All transition states defined by this line (here “TS 0”, “TS 1” and “TS 7”, have an energy (including  zero point energy) of 3750.5 cm</w:t>
+        <w:t xml:space="preserve"> the energy defined by the panels of the respective transition states. All transition states defined by this line (here “TS 0”, “TS 1” and “TS 7”, have an energy (</w:t>
+      </w:r>
+      <w:proofErr w:type="gramStart"/>
+      <w:r>
+        <w:rPr>
+          <w:rFonts w:cstheme="minorHAnsi"/>
+        </w:rPr>
+        <w:t>including  zero</w:t>
+      </w:r>
+      <w:proofErr w:type="gramEnd"/>
+      <w:r>
+        <w:rPr>
+          <w:rFonts w:cstheme="minorHAnsi"/>
+        </w:rPr>
+        <w:t xml:space="preserve"> point energy) of 3750.5 cm</w:t>
       </w:r>
       <w:r>
         <w:rPr>
@@ -19810,7 +20770,15 @@
         <w:t>-1</w:t>
       </w:r>
       <w:r>
-        <w:t xml:space="preserve"> to the energy of all transition states. The number can be exchanged freely, and also negative numbers are possible to lower the total energy.</w:t>
+        <w:t xml:space="preserve"> to the energy of all transition states. The number can be exchanged freely, </w:t>
+      </w:r>
+      <w:proofErr w:type="gramStart"/>
+      <w:r>
+        <w:t>and also</w:t>
+      </w:r>
+      <w:proofErr w:type="gramEnd"/>
+      <w:r>
+        <w:t xml:space="preserve"> negative numbers are possible to lower the total energy.</w:t>
       </w:r>
     </w:p>
     <w:p>
@@ -19866,7 +20834,21 @@
         <w:rPr>
           <w:rFonts w:cstheme="minorHAnsi"/>
         </w:rPr>
-        <w:t xml:space="preserve"> to the defined transition states, in this example to “TS 0” and “TS 1”. The list of named TS can be as long as needed, and the line can also be copied to add offsets to other transition states, for example:</w:t>
+        <w:t xml:space="preserve"> to the defined transition states, in this example to “TS 0” and “TS 1”. The list of named </w:t>
+      </w:r>
+      <w:proofErr w:type="gramStart"/>
+      <w:r>
+        <w:rPr>
+          <w:rFonts w:cstheme="minorHAnsi"/>
+        </w:rPr>
+        <w:t>TS</w:t>
+      </w:r>
+      <w:proofErr w:type="gramEnd"/>
+      <w:r>
+        <w:rPr>
+          <w:rFonts w:cstheme="minorHAnsi"/>
+        </w:rPr>
+        <w:t xml:space="preserve"> can be as long as needed, and the line can also be copied to add offsets to other transition states, for example:</w:t>
       </w:r>
     </w:p>
     <w:p>
@@ -19962,16 +20944,17 @@
         </w:rPr>
       </w:pPr>
       <w:r>
+        <w:lastRenderedPageBreak/>
         <w:t>The parameter “</w:t>
       </w:r>
-      <w:bookmarkStart w:id="91" w:name="Scaling_of_IR_intensities"/>
+      <w:bookmarkStart w:id="89" w:name="Scaling_of_IR_intensities"/>
       <w:r>
         <w:rPr>
           <w:rFonts w:ascii="Courier New" w:hAnsi="Courier New" w:cs="Courier New"/>
         </w:rPr>
         <w:t>Scaling of IR intensities</w:t>
       </w:r>
-      <w:bookmarkEnd w:id="91"/>
+      <w:bookmarkEnd w:id="89"/>
       <w:r>
         <w:t>” scales the used infrared intensities for all vibrational modes of all wells with the provide</w:t>
       </w:r>
@@ -20021,13 +21004,29 @@
         <w:fldChar w:fldCharType="end"/>
       </w:r>
       <w:r>
-        <w:t xml:space="preserve">” for options to modify the degeneracy in the panels of wells/TS)  To activate the respective line, the semicolon “;” in </w:t>
+        <w:t>” for options to modify the degeneracy in the panels of wells/</w:t>
+      </w:r>
+      <w:proofErr w:type="gramStart"/>
+      <w:r>
+        <w:t>TS)  To</w:t>
+      </w:r>
+      <w:proofErr w:type="gramEnd"/>
+      <w:r>
+        <w:t xml:space="preserve"> activate the respective line, the semicolon “;” in </w:t>
       </w:r>
       <w:r>
         <w:t>the beginning</w:t>
       </w:r>
       <w:r>
-        <w:t xml:space="preserve"> of the line has to be removed.</w:t>
+        <w:t xml:space="preserve"> of the line </w:t>
+      </w:r>
+      <w:proofErr w:type="gramStart"/>
+      <w:r>
+        <w:t>has to</w:t>
+      </w:r>
+      <w:proofErr w:type="gramEnd"/>
+      <w:r>
+        <w:t xml:space="preserve"> be removed.</w:t>
       </w:r>
     </w:p>
     <w:p>
@@ -20085,7 +21084,21 @@
         <w:rPr>
           <w:rFonts w:cstheme="minorHAnsi"/>
         </w:rPr>
-        <w:t xml:space="preserve">”. In the example above, the degeneracy of “Well 0” is multiplied with 7, the  degeneracy of “Well 1” is multiplied with 1 and degeneracy of “Well 2” is multiplied with 6. The length </w:t>
+        <w:t xml:space="preserve">”. In the example above, the degeneracy of “Well 0” is multiplied with 7, </w:t>
+      </w:r>
+      <w:proofErr w:type="gramStart"/>
+      <w:r>
+        <w:rPr>
+          <w:rFonts w:cstheme="minorHAnsi"/>
+        </w:rPr>
+        <w:t>the  degeneracy</w:t>
+      </w:r>
+      <w:proofErr w:type="gramEnd"/>
+      <w:r>
+        <w:rPr>
+          <w:rFonts w:cstheme="minorHAnsi"/>
+        </w:rPr>
+        <w:t xml:space="preserve"> of “Well 1” is multiplied with 1 and degeneracy of “Well 2” is multiplied with 6. The length </w:t>
       </w:r>
       <w:r>
         <w:rPr>
@@ -20093,11 +21106,19 @@
         </w:rPr>
         <w:t xml:space="preserve">of the list </w:t>
       </w:r>
-      <w:r>
-        <w:rPr>
-          <w:rFonts w:cstheme="minorHAnsi"/>
-        </w:rPr>
-        <w:t>has to match the number of wells.</w:t>
+      <w:proofErr w:type="gramStart"/>
+      <w:r>
+        <w:rPr>
+          <w:rFonts w:cstheme="minorHAnsi"/>
+        </w:rPr>
+        <w:t>has to</w:t>
+      </w:r>
+      <w:proofErr w:type="gramEnd"/>
+      <w:r>
+        <w:rPr>
+          <w:rFonts w:cstheme="minorHAnsi"/>
+        </w:rPr>
+        <w:t xml:space="preserve"> match the number of wells.</w:t>
       </w:r>
     </w:p>
     <w:p>
@@ -20125,7 +21146,6 @@
         <w:rPr>
           <w:rFonts w:ascii="Courier New" w:hAnsi="Courier New" w:cs="Courier New"/>
         </w:rPr>
-        <w:lastRenderedPageBreak/>
         <w:t>TS-Degeneracy-</w:t>
       </w:r>
       <w:r>
@@ -20185,11 +21205,19 @@
         </w:rPr>
         <w:t xml:space="preserve">of the list </w:t>
       </w:r>
-      <w:r>
-        <w:rPr>
-          <w:rFonts w:cstheme="minorHAnsi"/>
-        </w:rPr>
-        <w:t>has to match the number of transition states.</w:t>
+      <w:proofErr w:type="gramStart"/>
+      <w:r>
+        <w:rPr>
+          <w:rFonts w:cstheme="minorHAnsi"/>
+        </w:rPr>
+        <w:t>has to</w:t>
+      </w:r>
+      <w:proofErr w:type="gramEnd"/>
+      <w:r>
+        <w:rPr>
+          <w:rFonts w:cstheme="minorHAnsi"/>
+        </w:rPr>
+        <w:t xml:space="preserve"> match the number of transition states.</w:t>
       </w:r>
     </w:p>
     <w:p>
@@ -20232,7 +21260,21 @@
         <w:rPr>
           <w:rFonts w:cstheme="minorHAnsi"/>
         </w:rPr>
-        <w:t>This increases the degeneracy of the defined transition states by the given factor. This option can be useful to change the proportion of different dissociation channels. The list of named TS can be as long as needed, and the line can also be copied to change the degeneracy of other transition states, for example:</w:t>
+        <w:t xml:space="preserve">This increases the degeneracy of the defined transition states by the given factor. This option can be useful to change the proportion of different dissociation channels. The list of named </w:t>
+      </w:r>
+      <w:proofErr w:type="gramStart"/>
+      <w:r>
+        <w:rPr>
+          <w:rFonts w:cstheme="minorHAnsi"/>
+        </w:rPr>
+        <w:t>TS</w:t>
+      </w:r>
+      <w:proofErr w:type="gramEnd"/>
+      <w:r>
+        <w:rPr>
+          <w:rFonts w:cstheme="minorHAnsi"/>
+        </w:rPr>
+        <w:t xml:space="preserve"> can be as long as needed, and the line can also be copied to change the degeneracy of other transition states, for example:</w:t>
       </w:r>
     </w:p>
     <w:p>
@@ -20305,11 +21347,11 @@
         <w:pStyle w:val="berschrift1"/>
         <w:spacing w:before="100" w:beforeAutospacing="1" w:after="100" w:afterAutospacing="1"/>
       </w:pPr>
-      <w:bookmarkStart w:id="92" w:name="_Toc206019409"/>
+      <w:bookmarkStart w:id="90" w:name="_Toc206019409"/>
       <w:r>
         <w:t>Acknowledgements</w:t>
       </w:r>
-      <w:bookmarkEnd w:id="92"/>
+      <w:bookmarkEnd w:id="90"/>
     </w:p>
     <w:p>
       <w:pPr>
@@ -20352,11 +21394,11 @@
           <w:r>
             <w:fldChar w:fldCharType="separate"/>
           </w:r>
-          <w:bookmarkStart w:id="93" w:name="_Toc206019410"/>
+          <w:bookmarkStart w:id="91" w:name="_Toc206019410"/>
           <w:r>
             <w:t>References</w:t>
           </w:r>
-          <w:bookmarkEnd w:id="93"/>
+          <w:bookmarkEnd w:id="91"/>
         </w:p>
         <w:p>
           <w:pPr>
@@ -20365,11 +21407,11 @@
           <w:r>
             <w:t xml:space="preserve">(1) </w:t>
           </w:r>
-          <w:bookmarkStart w:id="94" w:name="_CTVL0012c8a91b8cf0642288755978d5c87b7a8"/>
+          <w:bookmarkStart w:id="92" w:name="_CTVL0012c8a91b8cf0642288755978d5c87b7a8"/>
           <w:r>
             <w:t>Salzburger, M.; Ončák, M.; van der Linde, C.; Beyer, M. K. Simplified Multiple-Well Approach for the Master Equation Modeling of Blackbody Infrared Radiative Dissociation of Hydrated Carbonate Radical Anions.</w:t>
           </w:r>
-          <w:bookmarkEnd w:id="94"/>
+          <w:bookmarkEnd w:id="92"/>
           <w:r>
             <w:t xml:space="preserve"> </w:t>
           </w:r>
@@ -20408,11 +21450,11 @@
           <w:r>
             <w:t xml:space="preserve">(2) </w:t>
           </w:r>
-          <w:bookmarkStart w:id="95" w:name="_CTVL001e76c89cac6e54cb79f400cb880afd43e"/>
+          <w:bookmarkStart w:id="93" w:name="_CTVL001e76c89cac6e54cb79f400cb880afd43e"/>
           <w:r>
             <w:t>Salzburger, M.; Hütter, M.; van der Linde, C.; Ončák, M.; Beyer, M. K. Master equation modeling of blackbody infrared radiative dissociation (BIRD) of hydrated peroxycarbonate radical anions.</w:t>
           </w:r>
-          <w:bookmarkEnd w:id="95"/>
+          <w:bookmarkEnd w:id="93"/>
           <w:r>
             <w:t xml:space="preserve"> </w:t>
           </w:r>
@@ -20451,11 +21493,11 @@
           <w:r>
             <w:t xml:space="preserve">(3) </w:t>
           </w:r>
-          <w:bookmarkStart w:id="96" w:name="_CTVL0019a96eaa494b84cef8e952c09b2cf4dd1"/>
+          <w:bookmarkStart w:id="94" w:name="_CTVL0019a96eaa494b84cef8e952c09b2cf4dd1"/>
           <w:r>
             <w:t>Hütter, M.; Schöpfer, G.; Salzburger, M.; Beyer, M. K.; Ončák, M. Master equation modeling of water dissociation in small ionic water clusters: A</w:t>
           </w:r>
-          <w:bookmarkEnd w:id="96"/>
+          <w:bookmarkEnd w:id="94"/>
           <w:r>
             <w:t>g</w:t>
           </w:r>
@@ -20531,11 +21573,11 @@
           <w:r>
             <w:t xml:space="preserve">(4) </w:t>
           </w:r>
-          <w:bookmarkStart w:id="97" w:name="_CTVL001919e96e83c8f49beb6645d125c76fd3e"/>
+          <w:bookmarkStart w:id="95" w:name="_CTVL001919e96e83c8f49beb6645d125c76fd3e"/>
           <w:r>
             <w:t>Hartmann, J. C.; Madlener, S. J.; van der Linde, C.; Ončák, M.; Beyer, M. K. Magic Cluster Sizes of Cationic and Anionic Sodium Cloride Clusters Explained by Statistical Modelling of the Complete Phase Space.</w:t>
           </w:r>
-          <w:bookmarkEnd w:id="97"/>
+          <w:bookmarkEnd w:id="95"/>
           <w:r>
             <w:t xml:space="preserve"> </w:t>
           </w:r>
@@ -20574,24 +21616,25 @@
           <w:r>
             <w:t xml:space="preserve">(5) </w:t>
           </w:r>
-          <w:bookmarkStart w:id="98" w:name="_CTVL001d8923df2ec7b4381a25e557b062d3600"/>
+          <w:bookmarkStart w:id="96" w:name="_CTVL001d8923df2ec7b4381a25e557b062d3600"/>
           <w:r>
             <w:t>NIST Standard Reference Database 101. Precomputed vibrational scaling factors. https://​cccbdb.nist.gov​/​vibscalejustx.asp (accessed April 17, 2025).</w:t>
           </w:r>
         </w:p>
-        <w:bookmarkEnd w:id="98"/>
+        <w:bookmarkEnd w:id="96"/>
         <w:p>
           <w:pPr>
             <w:pStyle w:val="CitaviBibliographyEntry"/>
           </w:pPr>
           <w:r>
+            <w:lastRenderedPageBreak/>
             <w:t xml:space="preserve">(6) </w:t>
           </w:r>
-          <w:bookmarkStart w:id="99" w:name="_CTVL001b542a43c6aa740998b40af4712c4ff92"/>
+          <w:bookmarkStart w:id="97" w:name="_CTVL001b542a43c6aa740998b40af4712c4ff92"/>
           <w:r>
             <w:t>Beyer, T.; Swinehart, D. F. Algorithm 448: Number of Multiply-Restricted Partitions [A1].</w:t>
           </w:r>
-          <w:bookmarkEnd w:id="99"/>
+          <w:bookmarkEnd w:id="97"/>
           <w:r>
             <w:t xml:space="preserve"> </w:t>
           </w:r>
@@ -20630,11 +21673,11 @@
           <w:r>
             <w:t xml:space="preserve">(7) </w:t>
           </w:r>
-          <w:bookmarkStart w:id="100" w:name="_CTVL0014b8065bd3f0749c2864763d1ef06becf"/>
+          <w:bookmarkStart w:id="98" w:name="_CTVL0014b8065bd3f0749c2864763d1ef06becf"/>
           <w:r>
             <w:t>Gilbert, R. G.; Smith, S. C.</w:t>
           </w:r>
-          <w:bookmarkEnd w:id="100"/>
+          <w:bookmarkEnd w:id="98"/>
           <w:r>
             <w:t xml:space="preserve"> </w:t>
           </w:r>
@@ -20693,7 +21736,7 @@
       </w:r>
     </w:p>
   </w:comment>
-  <w:comment w:id="1" w:author="Magdalena Salzburger" w:date="2025-05-03T20:15:00Z" w:initials="MS">
+  <w:comment w:id="28" w:author="Magdalena Salzburger" w:date="2025-03-17T20:13:00Z" w:initials="MS">
     <w:p>
       <w:pPr>
         <w:pStyle w:val="Kommentartext"/>
@@ -20706,14 +21749,11 @@
         <w:annotationRef/>
       </w:r>
       <w:r>
-        <w:rPr>
-          <w:color w:val="000000"/>
-        </w:rPr>
-        <w:t>Bilder aktualisieren (BS-quantum column entfernt, List statt Vector, ln(rate_coefficient/(s-1))</w:t>
+        <w:t>Evtl weglassen?</w:t>
       </w:r>
     </w:p>
   </w:comment>
-  <w:comment w:id="2" w:author="Magdalena Salzburger" w:date="2025-08-13T21:18:00Z" w:initials="MS">
+  <w:comment w:id="37" w:author="Magdalena Salzburger" w:date="2025-03-03T20:28:00Z" w:initials="MS">
     <w:p>
       <w:pPr>
         <w:pStyle w:val="Kommentartext"/>
@@ -20726,14 +21766,11 @@
         <w:annotationRef/>
       </w:r>
       <w:r>
-        <w:rPr>
-          <w:color w:val="000000"/>
-        </w:rPr>
-        <w:t>Außerdem Einheit von Channel 0 im results panel von Realtime MEM entfernt, mehrere Parameter umbenannt, und Wellabhängige photon absorption rate.</w:t>
+        <w:t>Diese Erklärung besser weglassen? Klingt gar nicht professionell ;-P</w:t>
       </w:r>
     </w:p>
   </w:comment>
-  <w:comment w:id="30" w:author="Magdalena Salzburger" w:date="2025-03-17T20:13:00Z" w:initials="MS">
+  <w:comment w:id="38" w:author="Magdalena Salzburger" w:date="2025-04-19T19:40:00Z" w:initials="MS">
     <w:p>
       <w:pPr>
         <w:pStyle w:val="Kommentartext"/>
@@ -20746,11 +21783,11 @@
         <w:annotationRef/>
       </w:r>
       <w:r>
-        <w:t>Evtl weglassen?</w:t>
+        <w:t>Wie verweist man da am besten drauf?</w:t>
       </w:r>
     </w:p>
   </w:comment>
-  <w:comment w:id="39" w:author="Magdalena Salzburger" w:date="2025-03-03T20:28:00Z" w:initials="MS">
+  <w:comment w:id="43" w:author="Magdalena Salzburger" w:date="2025-03-03T20:28:00Z" w:initials="MS">
     <w:p>
       <w:pPr>
         <w:pStyle w:val="Kommentartext"/>
@@ -20767,41 +21804,7 @@
       </w:r>
     </w:p>
   </w:comment>
-  <w:comment w:id="40" w:author="Magdalena Salzburger" w:date="2025-04-19T19:40:00Z" w:initials="MS">
-    <w:p>
-      <w:pPr>
-        <w:pStyle w:val="Kommentartext"/>
-        <w:jc w:val="left"/>
-      </w:pPr>
-      <w:r>
-        <w:rPr>
-          <w:rStyle w:val="Kommentarzeichen"/>
-        </w:rPr>
-        <w:annotationRef/>
-      </w:r>
-      <w:r>
-        <w:t>Wie verweist man da am besten drauf?</w:t>
-      </w:r>
-    </w:p>
-  </w:comment>
-  <w:comment w:id="45" w:author="Magdalena Salzburger" w:date="2025-03-03T20:28:00Z" w:initials="MS">
-    <w:p>
-      <w:pPr>
-        <w:pStyle w:val="Kommentartext"/>
-        <w:jc w:val="left"/>
-      </w:pPr>
-      <w:r>
-        <w:rPr>
-          <w:rStyle w:val="Kommentarzeichen"/>
-        </w:rPr>
-        <w:annotationRef/>
-      </w:r>
-      <w:r>
-        <w:t>Diese Erklärung besser weglassen? Klingt gar nicht professionell ;-P</w:t>
-      </w:r>
-    </w:p>
-  </w:comment>
-  <w:comment w:id="81" w:author="Magdalena Salzburger" w:date="2025-03-03T12:23:00Z" w:initials="MS">
+  <w:comment w:id="79" w:author="Magdalena Salzburger" w:date="2025-03-03T12:23:00Z" w:initials="MS">
     <w:p>
       <w:pPr>
         <w:pStyle w:val="Kommentartext"/>
@@ -20824,8 +21827,6 @@
 <file path=word/commentsExtended.xml><?xml version="1.0" encoding="utf-8"?>
 <w15:commentsEx xmlns:wpc="http://schemas.microsoft.com/office/word/2010/wordprocessingCanvas" xmlns:cx="http://schemas.microsoft.com/office/drawing/2014/chartex" xmlns:cx1="http://schemas.microsoft.com/office/drawing/2015/9/8/chartex" xmlns:cx2="http://schemas.microsoft.com/office/drawing/2015/10/21/chartex" xmlns:cx3="http://schemas.microsoft.com/office/drawing/2016/5/9/chartex" xmlns:cx4="http://schemas.microsoft.com/office/drawing/2016/5/10/chartex" xmlns:cx5="http://schemas.microsoft.com/office/drawing/2016/5/11/chartex" xmlns:cx6="http://schemas.microsoft.com/office/drawing/2016/5/12/chartex" xmlns:cx7="http://schemas.microsoft.com/office/drawing/2016/5/13/chartex" xmlns:cx8="http://schemas.microsoft.com/office/drawing/2016/5/14/chartex" xmlns:mc="http://schemas.openxmlformats.org/markup-compatibility/2006" xmlns:aink="http://schemas.microsoft.com/office/drawing/2016/ink" xmlns:am3d="http://schemas.microsoft.com/office/drawing/2017/model3d" xmlns:o="urn:schemas-microsoft-com:office:office" xmlns:oel="http://schemas.microsoft.com/office/2019/extlst" xmlns:r="http://schemas.openxmlformats.org/officeDocument/2006/relationships" xmlns:m="http://schemas.openxmlformats.org/officeDocument/2006/math" xmlns:v="urn:schemas-microsoft-com:vml" xmlns:wp14="http://schemas.microsoft.com/office/word/2010/wordprocessingDrawing" xmlns:wp="http://schemas.openxmlformats.org/drawingml/2006/wordprocessingDrawing" xmlns:w10="urn:schemas-microsoft-com:office:word" xmlns:w="http://schemas.openxmlformats.org/wordprocessingml/2006/main" xmlns:w14="http://schemas.microsoft.com/office/word/2010/wordml" xmlns:w15="http://schemas.microsoft.com/office/word/2012/wordml" xmlns:w16cex="http://schemas.microsoft.com/office/word/2018/wordml/cex" xmlns:w16cid="http://schemas.microsoft.com/office/word/2016/wordml/cid" xmlns:w16="http://schemas.microsoft.com/office/word/2018/wordml" xmlns:w16du="http://schemas.microsoft.com/office/word/2023/wordml/word16du" xmlns:w16sdtdh="http://schemas.microsoft.com/office/word/2020/wordml/sdtdatahash" xmlns:w16sdtfl="http://schemas.microsoft.com/office/word/2024/wordml/sdtformatlock" xmlns:w16se="http://schemas.microsoft.com/office/word/2015/wordml/symex" xmlns:wpg="http://schemas.microsoft.com/office/word/2010/wordprocessingGroup" xmlns:wpi="http://schemas.microsoft.com/office/word/2010/wordprocessingInk" xmlns:wne="http://schemas.microsoft.com/office/word/2006/wordml" xmlns:wps="http://schemas.microsoft.com/office/word/2010/wordprocessingShape" mc:Ignorable="w14 w15 w16se w16cid w16 w16cex w16sdtdh w16sdtfl w16du wp14">
   <w15:commentEx w15:paraId="16EB4FA1" w15:done="0"/>
-  <w15:commentEx w15:paraId="0F222517" w15:done="0"/>
-  <w15:commentEx w15:paraId="1D6D8268" w15:paraIdParent="0F222517" w15:done="0"/>
   <w15:commentEx w15:paraId="5C7A54E3" w15:done="0"/>
   <w15:commentEx w15:paraId="2C8DE544" w15:done="0"/>
   <w15:commentEx w15:paraId="2C67D335" w15:done="0"/>
@@ -20837,8 +21838,6 @@
 <file path=word/commentsExtensible.xml><?xml version="1.0" encoding="utf-8"?>
 <w16cex:commentsExtensible xmlns:wpc="http://schemas.microsoft.com/office/word/2010/wordprocessingCanvas" xmlns:cx="http://schemas.microsoft.com/office/drawing/2014/chartex" xmlns:cx1="http://schemas.microsoft.com/office/drawing/2015/9/8/chartex" xmlns:cx2="http://schemas.microsoft.com/office/drawing/2015/10/21/chartex" xmlns:cx3="http://schemas.microsoft.com/office/drawing/2016/5/9/chartex" xmlns:cx4="http://schemas.microsoft.com/office/drawing/2016/5/10/chartex" xmlns:cx5="http://schemas.microsoft.com/office/drawing/2016/5/11/chartex" xmlns:cx6="http://schemas.microsoft.com/office/drawing/2016/5/12/chartex" xmlns:cx7="http://schemas.microsoft.com/office/drawing/2016/5/13/chartex" xmlns:cx8="http://schemas.microsoft.com/office/drawing/2016/5/14/chartex" xmlns:cr="http://schemas.microsoft.com/office/comments/2020/reactions" xmlns:mc="http://schemas.openxmlformats.org/markup-compatibility/2006" xmlns:aink="http://schemas.microsoft.com/office/drawing/2016/ink" xmlns:am3d="http://schemas.microsoft.com/office/drawing/2017/model3d" xmlns:o="urn:schemas-microsoft-com:office:office" xmlns:oel="http://schemas.microsoft.com/office/2019/extlst" xmlns:r="http://schemas.openxmlformats.org/officeDocument/2006/relationships" xmlns:m="http://schemas.openxmlformats.org/officeDocument/2006/math" xmlns:v="urn:schemas-microsoft-com:vml" xmlns:wp14="http://schemas.microsoft.com/office/word/2010/wordprocessingDrawing" xmlns:wp="http://schemas.openxmlformats.org/drawingml/2006/wordprocessingDrawing" xmlns:w10="urn:schemas-microsoft-com:office:word" xmlns:w="http://schemas.openxmlformats.org/wordprocessingml/2006/main" xmlns:w14="http://schemas.microsoft.com/office/word/2010/wordml" xmlns:w15="http://schemas.microsoft.com/office/word/2012/wordml" xmlns:w16cex="http://schemas.microsoft.com/office/word/2018/wordml/cex" xmlns:w16cid="http://schemas.microsoft.com/office/word/2016/wordml/cid" xmlns:w16="http://schemas.microsoft.com/office/word/2018/wordml" xmlns:w16du="http://schemas.microsoft.com/office/word/2023/wordml/word16du" xmlns:w16sdtdh="http://schemas.microsoft.com/office/word/2020/wordml/sdtdatahash" xmlns:w16sdtfl="http://schemas.microsoft.com/office/word/2024/wordml/sdtformatlock" xmlns:w16se="http://schemas.microsoft.com/office/word/2015/wordml/symex" xmlns:wpg="http://schemas.microsoft.com/office/word/2010/wordprocessingGroup" xmlns:wpi="http://schemas.microsoft.com/office/word/2010/wordprocessingInk" xmlns:wne="http://schemas.microsoft.com/office/word/2006/wordml" xmlns:wps="http://schemas.microsoft.com/office/word/2010/wordprocessingShape" mc:Ignorable="w14 w15 w16se w16cid w16 w16cex w16sdtdh w16sdtfl cr w16du wp14">
   <w16cex:commentExtensible w16cex:durableId="4B49DCCE" w16cex:dateUtc="2025-04-17T15:16:00Z"/>
-  <w16cex:commentExtensible w16cex:durableId="122EE63D" w16cex:dateUtc="2025-05-03T18:15:00Z"/>
-  <w16cex:commentExtensible w16cex:durableId="4A5E032A" w16cex:dateUtc="2025-08-13T19:18:00Z"/>
   <w16cex:commentExtensible w16cex:durableId="1EDE161D" w16cex:dateUtc="2025-03-17T19:13:00Z"/>
   <w16cex:commentExtensible w16cex:durableId="0C23AA47" w16cex:dateUtc="2025-03-03T19:28:00Z"/>
   <w16cex:commentExtensible w16cex:durableId="3A7E817E" w16cex:dateUtc="2025-04-19T17:40:00Z"/>
@@ -20850,8 +21849,6 @@
 <file path=word/commentsIds.xml><?xml version="1.0" encoding="utf-8"?>
 <w16cid:commentsIds xmlns:wpc="http://schemas.microsoft.com/office/word/2010/wordprocessingCanvas" xmlns:cx="http://schemas.microsoft.com/office/drawing/2014/chartex" xmlns:cx1="http://schemas.microsoft.com/office/drawing/2015/9/8/chartex" xmlns:cx2="http://schemas.microsoft.com/office/drawing/2015/10/21/chartex" xmlns:cx3="http://schemas.microsoft.com/office/drawing/2016/5/9/chartex" xmlns:cx4="http://schemas.microsoft.com/office/drawing/2016/5/10/chartex" xmlns:cx5="http://schemas.microsoft.com/office/drawing/2016/5/11/chartex" xmlns:cx6="http://schemas.microsoft.com/office/drawing/2016/5/12/chartex" xmlns:cx7="http://schemas.microsoft.com/office/drawing/2016/5/13/chartex" xmlns:cx8="http://schemas.microsoft.com/office/drawing/2016/5/14/chartex" xmlns:mc="http://schemas.openxmlformats.org/markup-compatibility/2006" xmlns:aink="http://schemas.microsoft.com/office/drawing/2016/ink" xmlns:am3d="http://schemas.microsoft.com/office/drawing/2017/model3d" xmlns:o="urn:schemas-microsoft-com:office:office" xmlns:oel="http://schemas.microsoft.com/office/2019/extlst" xmlns:r="http://schemas.openxmlformats.org/officeDocument/2006/relationships" xmlns:m="http://schemas.openxmlformats.org/officeDocument/2006/math" xmlns:v="urn:schemas-microsoft-com:vml" xmlns:wp14="http://schemas.microsoft.com/office/word/2010/wordprocessingDrawing" xmlns:wp="http://schemas.openxmlformats.org/drawingml/2006/wordprocessingDrawing" xmlns:w10="urn:schemas-microsoft-com:office:word" xmlns:w="http://schemas.openxmlformats.org/wordprocessingml/2006/main" xmlns:w14="http://schemas.microsoft.com/office/word/2010/wordml" xmlns:w15="http://schemas.microsoft.com/office/word/2012/wordml" xmlns:w16cex="http://schemas.microsoft.com/office/word/2018/wordml/cex" xmlns:w16cid="http://schemas.microsoft.com/office/word/2016/wordml/cid" xmlns:w16="http://schemas.microsoft.com/office/word/2018/wordml" xmlns:w16du="http://schemas.microsoft.com/office/word/2023/wordml/word16du" xmlns:w16sdtdh="http://schemas.microsoft.com/office/word/2020/wordml/sdtdatahash" xmlns:w16sdtfl="http://schemas.microsoft.com/office/word/2024/wordml/sdtformatlock" xmlns:w16se="http://schemas.microsoft.com/office/word/2015/wordml/symex" xmlns:wpg="http://schemas.microsoft.com/office/word/2010/wordprocessingGroup" xmlns:wpi="http://schemas.microsoft.com/office/word/2010/wordprocessingInk" xmlns:wne="http://schemas.microsoft.com/office/word/2006/wordml" xmlns:wps="http://schemas.microsoft.com/office/word/2010/wordprocessingShape" mc:Ignorable="w14 w15 w16se w16cid w16 w16cex w16sdtdh w16sdtfl w16du wp14">
   <w16cid:commentId w16cid:paraId="16EB4FA1" w16cid:durableId="4B49DCCE"/>
-  <w16cid:commentId w16cid:paraId="0F222517" w16cid:durableId="122EE63D"/>
-  <w16cid:commentId w16cid:paraId="1D6D8268" w16cid:durableId="4A5E032A"/>
   <w16cid:commentId w16cid:paraId="5C7A54E3" w16cid:durableId="1EDE161D"/>
   <w16cid:commentId w16cid:paraId="2C8DE544" w16cid:durableId="0C23AA47"/>
   <w16cid:commentId w16cid:paraId="2C67D335" w16cid:durableId="3A7E817E"/>
@@ -25190,9 +26187,11 @@
     <w:rsid w:val="000748B0"/>
     <w:rsid w:val="000863D7"/>
     <w:rsid w:val="00091DB8"/>
+    <w:rsid w:val="00093328"/>
     <w:rsid w:val="000D001A"/>
     <w:rsid w:val="00115907"/>
     <w:rsid w:val="001161C2"/>
+    <w:rsid w:val="001425CB"/>
     <w:rsid w:val="00161673"/>
     <w:rsid w:val="001838BB"/>
     <w:rsid w:val="001A1B69"/>
@@ -25259,6 +26258,7 @@
     <w:rsid w:val="00850FA7"/>
     <w:rsid w:val="00862441"/>
     <w:rsid w:val="00874AAA"/>
+    <w:rsid w:val="00876A23"/>
     <w:rsid w:val="008B7BAB"/>
     <w:rsid w:val="008F41B7"/>
     <w:rsid w:val="00935881"/>

--- a/UserManual_AWATAR.docx
+++ b/UserManual_AWATAR.docx
@@ -1,6 +1,6 @@
 
 <file path=word/document.xml><?xml version="1.0" encoding="utf-8"?>
-<w:document xmlns:wpc="http://schemas.microsoft.com/office/word/2010/wordprocessingCanvas" xmlns:cx="http://schemas.microsoft.com/office/drawing/2014/chartex" xmlns:cx1="http://schemas.microsoft.com/office/drawing/2015/9/8/chartex" xmlns:cx2="http://schemas.microsoft.com/office/drawing/2015/10/21/chartex" xmlns:cx3="http://schemas.microsoft.com/office/drawing/2016/5/9/chartex" xmlns:cx4="http://schemas.microsoft.com/office/drawing/2016/5/10/chartex" xmlns:cx5="http://schemas.microsoft.com/office/drawing/2016/5/11/chartex" xmlns:cx6="http://schemas.microsoft.com/office/drawing/2016/5/12/chartex" xmlns:cx7="http://schemas.microsoft.com/office/drawing/2016/5/13/chartex" xmlns:cx8="http://schemas.microsoft.com/office/drawing/2016/5/14/chartex" xmlns:mc="http://schemas.openxmlformats.org/markup-compatibility/2006" xmlns:aink="http://schemas.microsoft.com/office/drawing/2016/ink" xmlns:am3d="http://schemas.microsoft.com/office/drawing/2017/model3d" xmlns:o="urn:schemas-microsoft-com:office:office" xmlns:oel="http://schemas.microsoft.com/office/2019/extlst" xmlns:r="http://schemas.openxmlformats.org/officeDocument/2006/relationships" xmlns:m="http://schemas.openxmlformats.org/officeDocument/2006/math" xmlns:v="urn:schemas-microsoft-com:vml" xmlns:wp14="http://schemas.microsoft.com/office/word/2010/wordprocessingDrawing" xmlns:wp="http://schemas.openxmlformats.org/drawingml/2006/wordprocessingDrawing" xmlns:w10="urn:schemas-microsoft-com:office:word" xmlns:w="http://schemas.openxmlformats.org/wordprocessingml/2006/main" xmlns:w14="http://schemas.microsoft.com/office/word/2010/wordml" xmlns:w15="http://schemas.microsoft.com/office/word/2012/wordml" xmlns:w16cex="http://schemas.microsoft.com/office/word/2018/wordml/cex" xmlns:w16cid="http://schemas.microsoft.com/office/word/2016/wordml/cid" xmlns:w16="http://schemas.microsoft.com/office/word/2018/wordml" xmlns:w16du="http://schemas.microsoft.com/office/word/2023/wordml/word16du" xmlns:w16sdtdh="http://schemas.microsoft.com/office/word/2020/wordml/sdtdatahash" xmlns:w16sdtfl="http://schemas.microsoft.com/office/word/2024/wordml/sdtformatlock" xmlns:w16se="http://schemas.microsoft.com/office/word/2015/wordml/symex" xmlns:wpg="http://schemas.microsoft.com/office/word/2010/wordprocessingGroup" xmlns:wpi="http://schemas.microsoft.com/office/word/2010/wordprocessingInk" xmlns:wne="http://schemas.microsoft.com/office/word/2006/wordml" xmlns:wps="http://schemas.microsoft.com/office/word/2010/wordprocessingShape" mc:Ignorable="w14 w15 w16se w16cid w16 w16cex w16sdtdh w16sdtfl w16du wp14">
+<w:document xmlns:wpc="http://schemas.microsoft.com/office/word/2010/wordprocessingCanvas" xmlns:cx="http://schemas.microsoft.com/office/drawing/2014/chartex" xmlns:cx1="http://schemas.microsoft.com/office/drawing/2015/9/8/chartex" xmlns:cx2="http://schemas.microsoft.com/office/drawing/2015/10/21/chartex" xmlns:cx3="http://schemas.microsoft.com/office/drawing/2016/5/9/chartex" xmlns:cx4="http://schemas.microsoft.com/office/drawing/2016/5/10/chartex" xmlns:cx5="http://schemas.microsoft.com/office/drawing/2016/5/11/chartex" xmlns:cx6="http://schemas.microsoft.com/office/drawing/2016/5/12/chartex" xmlns:cx7="http://schemas.microsoft.com/office/drawing/2016/5/13/chartex" xmlns:cx8="http://schemas.microsoft.com/office/drawing/2016/5/14/chartex" xmlns:mc="http://schemas.openxmlformats.org/markup-compatibility/2006" xmlns:aink="http://schemas.microsoft.com/office/drawing/2016/ink" xmlns:am3d="http://schemas.microsoft.com/office/drawing/2017/model3d" xmlns:o="urn:schemas-microsoft-com:office:office" xmlns:r="http://schemas.openxmlformats.org/officeDocument/2006/relationships" xmlns:m="http://schemas.openxmlformats.org/officeDocument/2006/math" xmlns:v="urn:schemas-microsoft-com:vml" xmlns:wp14="http://schemas.microsoft.com/office/word/2010/wordprocessingDrawing" xmlns:wp="http://schemas.openxmlformats.org/drawingml/2006/wordprocessingDrawing" xmlns:w10="urn:schemas-microsoft-com:office:word" xmlns:w="http://schemas.openxmlformats.org/wordprocessingml/2006/main" xmlns:w14="http://schemas.microsoft.com/office/word/2010/wordml" xmlns:w15="http://schemas.microsoft.com/office/word/2012/wordml" xmlns:w16cid="http://schemas.microsoft.com/office/word/2016/wordml/cid" xmlns:w16se="http://schemas.microsoft.com/office/word/2015/wordml/symex" xmlns:wpg="http://schemas.microsoft.com/office/word/2010/wordprocessingGroup" xmlns:wpi="http://schemas.microsoft.com/office/word/2010/wordprocessingInk" xmlns:wne="http://schemas.microsoft.com/office/word/2006/wordml" xmlns:wps="http://schemas.microsoft.com/office/word/2010/wordprocessingShape" mc:Ignorable="w14 w15 w16se w16cid wp14">
   <w:body>
     <w:p>
       <w:pPr>
@@ -1822,6 +1822,7 @@
             <w:docPart w:val="971EEE589DAB457E9CBB37C574FD86D0"/>
           </w:placeholder>
         </w:sdtPr>
+        <w:sdtEndPr/>
         <w:sdtContent>
           <w:r>
             <w:fldChar w:fldCharType="begin"/>
@@ -2009,6 +2010,7 @@
             <w:docPart w:val="DefaultPlaceholder_-1854013440"/>
           </w:placeholder>
         </w:sdtPr>
+        <w:sdtEndPr/>
         <w:sdtContent>
           <w:r>
             <w:fldChar w:fldCharType="begin"/>
@@ -2431,38 +2433,35 @@
         </w:rPr>
         <w:t xml:space="preserve">. DOI: </w:t>
       </w:r>
-      <w:r>
-        <w:rPr>
-          <w:rFonts w:eastAsiaTheme="minorEastAsia" w:cstheme="minorHAnsi"/>
-          <w:noProof/>
-          <w:color w:val="auto"/>
-          <w:lang w:eastAsia="de-AT"/>
-        </w:rPr>
-        <w:t>10.1039/</w:t>
-      </w:r>
-      <w:commentRangeStart w:id="2"/>
-      <w:r>
-        <w:rPr>
-          <w:rFonts w:eastAsiaTheme="minorEastAsia" w:cstheme="minorHAnsi"/>
-          <w:noProof/>
-          <w:color w:val="auto"/>
-          <w:lang w:eastAsia="de-AT"/>
-        </w:rPr>
-        <w:t>…</w:t>
-      </w:r>
-      <w:commentRangeEnd w:id="2"/>
-      <w:r>
-        <w:rPr>
-          <w:rStyle w:val="Kommentarzeichen"/>
-          <w:rFonts w:eastAsiaTheme="minorEastAsia" w:cstheme="minorHAnsi"/>
-          <w:noProof/>
-          <w:color w:val="auto"/>
-          <w:sz w:val="22"/>
-          <w:szCs w:val="22"/>
-          <w:lang w:eastAsia="de-AT"/>
-        </w:rPr>
-        <w:commentReference w:id="2"/>
-      </w:r>
+      <w:hyperlink r:id="rId9" w:history="1">
+        <w:r>
+          <w:rPr>
+            <w:rStyle w:val="Hyperlink"/>
+            <w:rFonts w:eastAsiaTheme="minorEastAsia" w:cstheme="minorHAnsi"/>
+            <w:noProof/>
+            <w:lang w:eastAsia="de-AT"/>
+          </w:rPr>
+          <w:t>10.1039/D6CP0070</w:t>
+        </w:r>
+        <w:r>
+          <w:rPr>
+            <w:rStyle w:val="Hyperlink"/>
+            <w:rFonts w:eastAsiaTheme="minorEastAsia" w:cstheme="minorHAnsi"/>
+            <w:noProof/>
+            <w:lang w:eastAsia="de-AT"/>
+          </w:rPr>
+          <w:t>5</w:t>
+        </w:r>
+        <w:r>
+          <w:rPr>
+            <w:rStyle w:val="Hyperlink"/>
+            <w:rFonts w:eastAsiaTheme="minorEastAsia" w:cstheme="minorHAnsi"/>
+            <w:noProof/>
+            <w:lang w:eastAsia="de-AT"/>
+          </w:rPr>
+          <w:t>H</w:t>
+        </w:r>
+      </w:hyperlink>
       <w:r>
         <w:rPr>
           <w:rFonts w:eastAsiaTheme="minorEastAsia" w:cstheme="minorHAnsi"/>
@@ -2516,6 +2515,60 @@
     </w:p>
     <w:p>
       <w:pPr>
+        <w:tabs>
+          <w:tab w:val="right" w:leader="dot" w:pos="9062"/>
+        </w:tabs>
+        <w:spacing w:before="100" w:beforeAutospacing="1" w:after="100" w:afterAutospacing="1"/>
+        <w:rPr>
+          <w:rFonts w:eastAsiaTheme="minorEastAsia"/>
+          <w:noProof/>
+          <w:color w:val="auto"/>
+          <w:lang w:eastAsia="de-AT"/>
+        </w:rPr>
+      </w:pPr>
+      <w:r>
+        <w:rPr>
+          <w:rFonts w:eastAsiaTheme="minorEastAsia"/>
+          <w:noProof/>
+          <w:color w:val="auto"/>
+          <w:lang w:eastAsia="de-AT"/>
+        </w:rPr>
+        <w:t>The current release of the code is available via ZENODO: DOI:</w:t>
+      </w:r>
+      <w:bookmarkStart w:id="2" w:name="_GoBack"/>
+      <w:bookmarkEnd w:id="2"/>
+      <w:r>
+        <w:rPr>
+          <w:rFonts w:eastAsiaTheme="minorEastAsia"/>
+          <w:noProof/>
+          <w:color w:val="auto"/>
+          <w:lang w:eastAsia="de-AT"/>
+        </w:rPr>
+        <w:t xml:space="preserve"> </w:t>
+      </w:r>
+      <w:hyperlink r:id="rId10" w:history="1">
+        <w:r>
+          <w:rPr>
+            <w:rStyle w:val="Hyperlink"/>
+            <w:rFonts w:eastAsiaTheme="minorEastAsia"/>
+            <w:noProof/>
+            <w:lang w:eastAsia="de-AT"/>
+          </w:rPr>
+          <w:t>10.5281/zenodo.18775833</w:t>
+        </w:r>
+      </w:hyperlink>
+      <w:r>
+        <w:rPr>
+          <w:rFonts w:eastAsiaTheme="minorEastAsia"/>
+          <w:noProof/>
+          <w:color w:val="auto"/>
+          <w:lang w:eastAsia="de-AT"/>
+        </w:rPr>
+        <w:t xml:space="preserve"> </w:t>
+      </w:r>
+    </w:p>
+    <w:p>
+      <w:pPr>
         <w:spacing w:after="160" w:line="259" w:lineRule="auto"/>
         <w:jc w:val="left"/>
         <w:rPr>
@@ -2616,6 +2669,9 @@
         <w:spacing w:before="100" w:beforeAutospacing="1" w:after="100" w:afterAutospacing="1"/>
       </w:pPr>
       <w:r>
+        <w:rPr>
+          <w:noProof/>
+        </w:rPr>
         <w:drawing>
           <wp:inline distT="0" distB="0" distL="0" distR="0" wp14:anchorId="4AD5CED7" wp14:editId="1290A8CB">
             <wp:extent cx="5760720" cy="3608070"/>
@@ -2629,6 +2685,1461 @@
                 <pic:pic xmlns:pic="http://schemas.openxmlformats.org/drawingml/2006/picture">
                   <pic:nvPicPr>
                     <pic:cNvPr id="1768599649" name=""/>
+                    <pic:cNvPicPr/>
+                  </pic:nvPicPr>
+                  <pic:blipFill>
+                    <a:blip r:embed="rId11"/>
+                    <a:stretch>
+                      <a:fillRect/>
+                    </a:stretch>
+                  </pic:blipFill>
+                  <pic:spPr>
+                    <a:xfrm>
+                      <a:off x="0" y="0"/>
+                      <a:ext cx="5760720" cy="3608070"/>
+                    </a:xfrm>
+                    <a:prstGeom prst="rect">
+                      <a:avLst/>
+                    </a:prstGeom>
+                  </pic:spPr>
+                </pic:pic>
+              </a:graphicData>
+            </a:graphic>
+          </wp:inline>
+        </w:drawing>
+      </w:r>
+    </w:p>
+    <w:p>
+      <w:pPr>
+        <w:spacing w:before="100" w:beforeAutospacing="1" w:after="100" w:afterAutospacing="1"/>
+      </w:pPr>
+      <w:r>
+        <w:t>One can switch between the panels “</w:t>
+      </w:r>
+      <w:r>
+        <w:rPr>
+          <w:b/>
+        </w:rPr>
+        <w:t>Results</w:t>
+      </w:r>
+      <w:r>
+        <w:t>” (which will show all relevant results once a calculation is performed) and “</w:t>
+      </w:r>
+      <w:r>
+        <w:rPr>
+          <w:b/>
+        </w:rPr>
+        <w:t>Parameters</w:t>
+      </w:r>
+      <w:r>
+        <w:t>” which defines all necessary settings for the calculations. The user can edit text in all panels, changing for example the input parameters or commenting the results.</w:t>
+      </w:r>
+      <w:r>
+        <w:t xml:space="preserve"> (Be careful</w:t>
+      </w:r>
+      <w:r>
+        <w:t xml:space="preserve"> not </w:t>
+      </w:r>
+      <w:r>
+        <w:t xml:space="preserve">to </w:t>
+      </w:r>
+      <w:r>
+        <w:t>modify results</w:t>
+      </w:r>
+      <w:r>
+        <w:t>.</w:t>
+      </w:r>
+      <w:r>
+        <w:t>)</w:t>
+      </w:r>
+      <w:r>
+        <w:t xml:space="preserve"> All text </w:t>
+      </w:r>
+      <w:r>
+        <w:t>starting with</w:t>
+      </w:r>
+      <w:r>
+        <w:t xml:space="preserve"> </w:t>
+      </w:r>
+      <w:r>
+        <w:t>a semicolon “;” is treated as comment</w:t>
+      </w:r>
+      <w:r>
+        <w:t>, and ignored</w:t>
+      </w:r>
+      <w:r>
+        <w:t xml:space="preserve"> by AWATAR</w:t>
+      </w:r>
+      <w:r>
+        <w:t>.</w:t>
+      </w:r>
+    </w:p>
+    <w:p>
+      <w:pPr>
+        <w:spacing w:before="100" w:beforeAutospacing="1" w:after="100" w:afterAutospacing="1"/>
+      </w:pPr>
+      <w:r>
+        <w:t xml:space="preserve">With </w:t>
+      </w:r>
+      <w:r>
+        <w:t>the b</w:t>
+      </w:r>
+      <w:r>
+        <w:t>utton “</w:t>
+      </w:r>
+      <w:r>
+        <w:rPr>
+          <w:b/>
+        </w:rPr>
+        <w:t>Save All</w:t>
+      </w:r>
+      <w:r>
+        <w:t xml:space="preserve">”, the current state of </w:t>
+      </w:r>
+      <w:r>
+        <w:t xml:space="preserve">the program can be saved in the format </w:t>
+      </w:r>
+      <w:r>
+        <w:rPr>
+          <w:i/>
+        </w:rPr>
+        <w:t>filename</w:t>
+      </w:r>
+      <w:r>
+        <w:t xml:space="preserve">.rrk. Thereby all the text written in any of the panels is saved </w:t>
+      </w:r>
+      <w:r>
+        <w:t>along with the content of all arrays.</w:t>
+      </w:r>
+      <w:r>
+        <w:t xml:space="preserve"> Once a </w:t>
+      </w:r>
+      <w:r>
+        <w:t xml:space="preserve">MEM </w:t>
+      </w:r>
+      <w:r>
+        <w:t>calculation is performed (this will be explained in more detail later), an additional console window opens, showing the progress of the calculation. The content of this console window is not stored when using the “</w:t>
+      </w:r>
+      <w:r>
+        <w:rPr>
+          <w:b/>
+          <w:bCs/>
+        </w:rPr>
+        <w:t>Save All</w:t>
+      </w:r>
+      <w:r>
+        <w:t>” button.</w:t>
+      </w:r>
+      <w:r>
+        <w:t xml:space="preserve"> </w:t>
+      </w:r>
+    </w:p>
+    <w:p>
+      <w:pPr>
+        <w:spacing w:before="100" w:beforeAutospacing="1" w:after="100" w:afterAutospacing="1"/>
+      </w:pPr>
+      <w:r>
+        <w:rPr>
+          <w:b/>
+          <w:color w:val="FF0000"/>
+        </w:rPr>
+        <w:t>WARNING:</w:t>
+      </w:r>
+      <w:r>
+        <w:rPr>
+          <w:color w:val="FF0000"/>
+        </w:rPr>
+        <w:t xml:space="preserve"> </w:t>
+      </w:r>
+      <w:r>
+        <w:t>Closing the console window immediately terminates AWATAR. All information that has not been saved before will be lost.</w:t>
+      </w:r>
+      <w:r>
+        <w:t xml:space="preserve"> The reason for the console window is that output into such a window is much faster than output to a panel within AWATAR, which would considerably slow down the calculations.</w:t>
+      </w:r>
+    </w:p>
+    <w:p>
+      <w:pPr>
+        <w:spacing w:before="100" w:beforeAutospacing="1" w:after="100" w:afterAutospacing="1"/>
+      </w:pPr>
+      <w:r>
+        <w:t>To open a s</w:t>
+      </w:r>
+      <w:r>
+        <w:t>tored</w:t>
+      </w:r>
+      <w:r>
+        <w:t xml:space="preserve"> file, click on the button</w:t>
+      </w:r>
+      <w:r>
+        <w:t xml:space="preserve"> “</w:t>
+      </w:r>
+      <w:r>
+        <w:rPr>
+          <w:b/>
+        </w:rPr>
+        <w:t>Load All</w:t>
+      </w:r>
+      <w:r>
+        <w:t xml:space="preserve">”. After choosing the respective file </w:t>
+      </w:r>
+      <w:r>
+        <w:rPr>
+          <w:i/>
+        </w:rPr>
+        <w:t>filename</w:t>
+      </w:r>
+      <w:r>
+        <w:t xml:space="preserve">.rrk, the </w:t>
+      </w:r>
+      <w:r>
+        <w:t>status of AWATAR, including all relevant variables and arrays, is restored</w:t>
+      </w:r>
+      <w:r>
+        <w:t>.</w:t>
+      </w:r>
+    </w:p>
+    <w:p>
+      <w:pPr>
+        <w:spacing w:before="100" w:beforeAutospacing="1" w:after="100" w:afterAutospacing="1"/>
+      </w:pPr>
+      <w:r>
+        <w:t xml:space="preserve">For all calculations the program is able to perform, it is necessary to </w:t>
+      </w:r>
+      <w:r>
+        <w:t xml:space="preserve">define </w:t>
+      </w:r>
+      <w:r>
+        <w:t>w</w:t>
+      </w:r>
+      <w:r>
+        <w:t xml:space="preserve">ells and/or </w:t>
+      </w:r>
+      <w:r>
+        <w:t>transition structure</w:t>
+      </w:r>
+      <w:r>
+        <w:t>s</w:t>
+      </w:r>
+      <w:r>
+        <w:t xml:space="preserve"> (TS)</w:t>
+      </w:r>
+      <w:r>
+        <w:t xml:space="preserve">. </w:t>
+      </w:r>
+      <w:r>
+        <w:t>This will be explained in the following chapters.</w:t>
+      </w:r>
+    </w:p>
+    <w:p>
+      <w:pPr>
+        <w:pStyle w:val="berschrift1"/>
+        <w:spacing w:before="100" w:beforeAutospacing="1" w:after="100" w:afterAutospacing="1"/>
+      </w:pPr>
+      <w:bookmarkStart w:id="4" w:name="_Ref193816451"/>
+      <w:bookmarkStart w:id="5" w:name="_Ref193816866"/>
+      <w:bookmarkStart w:id="6" w:name="_Ref193816920"/>
+      <w:bookmarkStart w:id="7" w:name="_Ref193817151"/>
+      <w:bookmarkStart w:id="8" w:name="_Ref193817801"/>
+      <w:bookmarkStart w:id="9" w:name="_Ref193817882"/>
+      <w:bookmarkStart w:id="10" w:name="_Ref193818507"/>
+      <w:bookmarkStart w:id="11" w:name="_Ref193819379"/>
+      <w:bookmarkStart w:id="12" w:name="_Toc222213585"/>
+      <w:r>
+        <w:lastRenderedPageBreak/>
+        <w:t xml:space="preserve">Definition of </w:t>
+      </w:r>
+      <w:r>
+        <w:t>w</w:t>
+      </w:r>
+      <w:r>
+        <w:t>ells</w:t>
+      </w:r>
+      <w:bookmarkEnd w:id="4"/>
+      <w:bookmarkEnd w:id="5"/>
+      <w:bookmarkEnd w:id="6"/>
+      <w:bookmarkEnd w:id="7"/>
+      <w:bookmarkEnd w:id="8"/>
+      <w:bookmarkEnd w:id="9"/>
+      <w:bookmarkEnd w:id="10"/>
+      <w:bookmarkEnd w:id="11"/>
+      <w:bookmarkEnd w:id="12"/>
+    </w:p>
+    <w:p>
+      <w:pPr>
+        <w:spacing w:before="100" w:beforeAutospacing="1" w:after="100" w:afterAutospacing="1"/>
+      </w:pPr>
+      <w:r>
+        <w:t xml:space="preserve">The </w:t>
+      </w:r>
+      <w:r>
+        <w:t xml:space="preserve">definition of a </w:t>
+      </w:r>
+      <w:r>
+        <w:t>w</w:t>
+      </w:r>
+      <w:r>
+        <w:t xml:space="preserve">ell requires a Gaussian </w:t>
+      </w:r>
+      <w:r>
+        <w:t xml:space="preserve">log-file, containing </w:t>
+      </w:r>
+      <w:r>
+        <w:t xml:space="preserve">the </w:t>
+      </w:r>
+      <w:r>
+        <w:t xml:space="preserve">optimized </w:t>
+      </w:r>
+      <w:r>
+        <w:t>s</w:t>
+      </w:r>
+      <w:r>
+        <w:t xml:space="preserve">tructure and </w:t>
+      </w:r>
+      <w:r>
+        <w:t>f</w:t>
+      </w:r>
+      <w:r>
+        <w:t xml:space="preserve">requency calculation </w:t>
+      </w:r>
+      <w:r>
+        <w:t>of the molecule of interest.</w:t>
+      </w:r>
+    </w:p>
+    <w:p>
+      <w:pPr>
+        <w:spacing w:before="100" w:beforeAutospacing="1" w:after="100" w:afterAutospacing="1"/>
+      </w:pPr>
+      <w:r>
+        <w:t xml:space="preserve">Before loading wells, </w:t>
+      </w:r>
+      <w:r>
+        <w:t xml:space="preserve">the </w:t>
+      </w:r>
+      <w:r>
+        <w:t>“</w:t>
+      </w:r>
+      <w:r>
+        <w:rPr>
+          <w:b/>
+          <w:bCs/>
+        </w:rPr>
+        <w:t>F</w:t>
+      </w:r>
+      <w:r>
+        <w:rPr>
+          <w:b/>
+          <w:bCs/>
+        </w:rPr>
+        <w:t xml:space="preserve">requency </w:t>
+      </w:r>
+      <w:r>
+        <w:rPr>
+          <w:b/>
+          <w:bCs/>
+        </w:rPr>
+        <w:t>Scale</w:t>
+      </w:r>
+      <w:r>
+        <w:rPr>
+          <w:b/>
+          <w:bCs/>
+        </w:rPr>
+        <w:t xml:space="preserve"> </w:t>
+      </w:r>
+      <w:r>
+        <w:rPr>
+          <w:b/>
+          <w:bCs/>
+        </w:rPr>
+        <w:t>F</w:t>
+      </w:r>
+      <w:r>
+        <w:rPr>
+          <w:b/>
+          <w:bCs/>
+        </w:rPr>
+        <w:t>actor</w:t>
+      </w:r>
+      <w:r>
+        <w:t>”</w:t>
+      </w:r>
+      <w:r>
+        <w:t xml:space="preserve"> in the panel</w:t>
+      </w:r>
+      <w:r>
+        <w:t xml:space="preserve"> “Parameters”</w:t>
+      </w:r>
+      <w:r>
+        <w:t xml:space="preserve"> </w:t>
+      </w:r>
+      <w:r>
+        <w:t>should</w:t>
+      </w:r>
+      <w:r>
+        <w:t xml:space="preserve"> be</w:t>
+      </w:r>
+      <w:r>
+        <w:t xml:space="preserve"> </w:t>
+      </w:r>
+      <w:r>
+        <w:t>set</w:t>
+      </w:r>
+      <w:r>
+        <w:t xml:space="preserve">. This factor scales the vibrational frequencies. Which factor should be used, depends on the used method and basis set, and can be looked up </w:t>
+      </w:r>
+      <w:r>
+        <w:t>at</w:t>
+      </w:r>
+      <w:r>
+        <w:t xml:space="preserve"> </w:t>
+      </w:r>
+      <w:r>
+        <w:t>NIST</w:t>
+      </w:r>
+      <w:r>
+        <w:t>.</w:t>
+      </w:r>
+      <w:sdt>
+        <w:sdtPr>
+          <w:alias w:val="To edit, see citavi.com/edit"/>
+          <w:tag w:val="CitaviPlaceholder#73d699a9-7242-4892-b17b-e167443c0ad5"/>
+          <w:id w:val="2110695449"/>
+          <w:placeholder>
+            <w:docPart w:val="1B1B40D947F341C19A815105C9BD17E4"/>
+          </w:placeholder>
+        </w:sdtPr>
+        <w:sdtEndPr/>
+        <w:sdtContent>
+          <w:r>
+            <w:fldChar w:fldCharType="begin"/>
+          </w:r>
+          <w:r>
+            <w:instrText>ADDIN CitaviPlaceholder{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}</w:instrText>
+          </w:r>
+          <w:r>
+            <w:fldChar w:fldCharType="separate"/>
+          </w:r>
+          <w:r>
+            <w:rPr>
+              <w:vertAlign w:val="superscript"/>
+            </w:rPr>
+            <w:t>5</w:t>
+          </w:r>
+          <w:r>
+            <w:fldChar w:fldCharType="end"/>
+          </w:r>
+        </w:sdtContent>
+      </w:sdt>
+      <w:r>
+        <w:t xml:space="preserve"> For example</w:t>
+      </w:r>
+      <w:r>
+        <w:t xml:space="preserve"> for CCSD/aug-cc-pVDZ</w:t>
+      </w:r>
+      <w:r>
+        <w:t>:</w:t>
+      </w:r>
+    </w:p>
+    <w:p>
+      <w:pPr>
+        <w:spacing w:before="100" w:beforeAutospacing="1" w:after="100" w:afterAutospacing="1"/>
+        <w:rPr>
+          <w:rFonts w:ascii="Courier" w:hAnsi="Courier" w:cs="Courier"/>
+          <w:szCs w:val="20"/>
+        </w:rPr>
+      </w:pPr>
+      <w:r>
+        <w:rPr>
+          <w:rFonts w:ascii="Courier" w:hAnsi="Courier" w:cs="Courier"/>
+          <w:szCs w:val="20"/>
+        </w:rPr>
+        <w:t xml:space="preserve">Frequency Scale Factor:        0.963  </w:t>
+      </w:r>
+    </w:p>
+    <w:p>
+      <w:pPr>
+        <w:spacing w:before="100" w:beforeAutospacing="1" w:after="100" w:afterAutospacing="1"/>
+      </w:pPr>
+      <w:r>
+        <w:t>Next, the well can be loaded using the button “</w:t>
+      </w:r>
+      <w:r>
+        <w:rPr>
+          <w:b/>
+          <w:bCs/>
+        </w:rPr>
+        <w:t>Load Well</w:t>
+      </w:r>
+      <w:r>
+        <w:t>”</w:t>
+      </w:r>
+      <w:r>
+        <w:t xml:space="preserve"> and choosing the respective Gaussian log-file. The well appears then as a new panel (called </w:t>
+      </w:r>
+      <w:r>
+        <w:t>“</w:t>
+      </w:r>
+      <w:r>
+        <w:rPr>
+          <w:i/>
+          <w:iCs/>
+        </w:rPr>
+        <w:t>Well 0</w:t>
+      </w:r>
+      <w:r>
+        <w:t>”</w:t>
+      </w:r>
+      <w:r>
+        <w:t xml:space="preserve"> </w:t>
+      </w:r>
+      <w:r>
+        <w:t>for the first well, al</w:t>
+      </w:r>
+      <w:r>
+        <w:t>l</w:t>
+      </w:r>
+      <w:r>
+        <w:t xml:space="preserve"> further wells are enumerated consecutively.</w:t>
+      </w:r>
+      <w:r>
+        <w:t>)</w:t>
+      </w:r>
+      <w:r>
+        <w:t xml:space="preserve"> This panel looks for example like this:</w:t>
+      </w:r>
+    </w:p>
+    <w:p>
+      <w:pPr>
+        <w:spacing w:before="100" w:beforeAutospacing="1" w:after="100" w:afterAutospacing="1"/>
+      </w:pPr>
+      <w:r>
+        <w:rPr>
+          <w:noProof/>
+        </w:rPr>
+        <w:drawing>
+          <wp:inline distT="0" distB="0" distL="0" distR="0" wp14:anchorId="3406939B" wp14:editId="6A9274E0">
+            <wp:extent cx="5760720" cy="3608070"/>
+            <wp:effectExtent l="0" t="0" r="0" b="0"/>
+            <wp:docPr id="1391069916" name="Grafik 1"/>
+            <wp:cNvGraphicFramePr>
+              <a:graphicFrameLocks xmlns:a="http://schemas.openxmlformats.org/drawingml/2006/main" noChangeAspect="1"/>
+            </wp:cNvGraphicFramePr>
+            <a:graphic xmlns:a="http://schemas.openxmlformats.org/drawingml/2006/main">
+              <a:graphicData uri="http://schemas.openxmlformats.org/drawingml/2006/picture">
+                <pic:pic xmlns:pic="http://schemas.openxmlformats.org/drawingml/2006/picture">
+                  <pic:nvPicPr>
+                    <pic:cNvPr id="1391069916" name=""/>
+                    <pic:cNvPicPr/>
+                  </pic:nvPicPr>
+                  <pic:blipFill>
+                    <a:blip r:embed="rId12"/>
+                    <a:stretch>
+                      <a:fillRect/>
+                    </a:stretch>
+                  </pic:blipFill>
+                  <pic:spPr>
+                    <a:xfrm>
+                      <a:off x="0" y="0"/>
+                      <a:ext cx="5760720" cy="3608070"/>
+                    </a:xfrm>
+                    <a:prstGeom prst="rect">
+                      <a:avLst/>
+                    </a:prstGeom>
+                  </pic:spPr>
+                </pic:pic>
+              </a:graphicData>
+            </a:graphic>
+          </wp:inline>
+        </w:drawing>
+      </w:r>
+    </w:p>
+    <w:p>
+      <w:pPr>
+        <w:spacing w:before="100" w:beforeAutospacing="1" w:after="100" w:afterAutospacing="1"/>
+      </w:pPr>
+      <w:r>
+        <w:t>The first line</w:t>
+      </w:r>
+      <w:r>
+        <w:t xml:space="preserve"> in this panel</w:t>
+      </w:r>
+      <w:r>
+        <w:t xml:space="preserve"> shows the filename and directory of the loaded file</w:t>
+      </w:r>
+      <w:r>
+        <w:t>.</w:t>
+      </w:r>
+      <w:r>
+        <w:t xml:space="preserve"> </w:t>
+      </w:r>
+      <w:r>
+        <w:t>T</w:t>
+      </w:r>
+      <w:r>
+        <w:t>he used</w:t>
+      </w:r>
+      <w:r>
+        <w:t xml:space="preserve"> “</w:t>
+      </w:r>
+      <w:r>
+        <w:fldChar w:fldCharType="begin"/>
+      </w:r>
+      <w:r>
+        <w:instrText xml:space="preserve"> REF Frequency_Scale_Factor \h </w:instrText>
+      </w:r>
+      <w:r>
+        <w:fldChar w:fldCharType="separate"/>
+      </w:r>
+      <w:r>
+        <w:rPr>
+          <w:rFonts w:ascii="Courier New" w:hAnsi="Courier New" w:cs="Courier New"/>
+        </w:rPr>
+        <w:t>Frequency Scale Factor</w:t>
+      </w:r>
+      <w:r>
+        <w:t xml:space="preserve"> </w:t>
+      </w:r>
+      <w:r>
+        <w:fldChar w:fldCharType="end"/>
+      </w:r>
+      <w:r>
+        <w:rPr>
+          <w:rFonts w:ascii="Courier New" w:hAnsi="Courier New" w:cs="Courier New"/>
+        </w:rPr>
+        <w:t>”</w:t>
+      </w:r>
+      <w:r>
+        <w:t xml:space="preserve"> is documented</w:t>
+      </w:r>
+      <w:r>
+        <w:t xml:space="preserve"> in the second line</w:t>
+      </w:r>
+      <w:r>
+        <w:t xml:space="preserve">. </w:t>
+      </w:r>
+    </w:p>
+    <w:p>
+      <w:pPr>
+        <w:spacing w:before="100" w:beforeAutospacing="1" w:after="100" w:afterAutospacing="1"/>
+      </w:pPr>
+      <w:r>
+        <w:t>The following lines containing the word “</w:t>
+      </w:r>
+      <w:r>
+        <w:rPr>
+          <w:i/>
+          <w:iCs/>
+        </w:rPr>
+        <w:t>vib</w:t>
+      </w:r>
+      <w:r>
+        <w:t xml:space="preserve">” give the </w:t>
+      </w:r>
+      <w:r>
+        <w:t xml:space="preserve">calculated </w:t>
+      </w:r>
+      <w:r>
+        <w:t>vibrational frequencies</w:t>
+      </w:r>
+      <w:r>
+        <w:t xml:space="preserve"> in cm</w:t>
+      </w:r>
+      <w:r>
+        <w:rPr>
+          <w:vertAlign w:val="superscript"/>
+        </w:rPr>
+        <w:t>-1</w:t>
+      </w:r>
+      <w:r>
+        <w:t xml:space="preserve"> of the molecule (first number of each line) along with the infrared intensities</w:t>
+      </w:r>
+      <w:r>
+        <w:t xml:space="preserve"> </w:t>
+      </w:r>
+      <w:r>
+        <w:t>in km mol</w:t>
+      </w:r>
+      <w:r>
+        <w:rPr>
+          <w:vertAlign w:val="superscript"/>
+        </w:rPr>
+        <w:t>-1</w:t>
+      </w:r>
+      <w:r>
+        <w:t xml:space="preserve"> (second and fourth number of each line). The third number is the vibrational frequency</w:t>
+      </w:r>
+      <w:r>
+        <w:t xml:space="preserve"> in cm</w:t>
+      </w:r>
+      <w:r>
+        <w:rPr>
+          <w:vertAlign w:val="superscript"/>
+        </w:rPr>
+        <w:t>-1</w:t>
+      </w:r>
+      <w:r>
+        <w:t xml:space="preserve"> </w:t>
+      </w:r>
+      <w:r>
+        <w:t>scaled by the used Frequency Scale Factor.</w:t>
+      </w:r>
+      <w:r>
+        <w:t xml:space="preserve"> The idea of this doubling of the frequency output is that the information on the original calculated values is preserved. If no numbers follow after “vib”, the original values are used without change. Otherwise, the modified values are used. Expert users may want to deliberately change those values, e.g. for low-lying vibrational modes. </w:t>
+      </w:r>
+    </w:p>
+    <w:p>
+      <w:pPr>
+        <w:spacing w:before="100" w:beforeAutospacing="1" w:after="100" w:afterAutospacing="1"/>
+        <w:rPr>
+          <w:color w:val="FF0000"/>
+        </w:rPr>
+      </w:pPr>
+      <w:r>
+        <w:t>After the vibrational modes follows</w:t>
+      </w:r>
+      <w:r>
+        <w:t xml:space="preserve"> information about the rotational modes. Thereby the </w:t>
+      </w:r>
+      <w:r>
+        <w:t>first number of each line is a</w:t>
+      </w:r>
+      <w:r>
+        <w:t xml:space="preserve"> rotational constant in cm</w:t>
+      </w:r>
+      <w:r>
+        <w:rPr>
+          <w:vertAlign w:val="superscript"/>
+        </w:rPr>
+        <w:t>-1</w:t>
+      </w:r>
+      <w:r>
+        <w:t xml:space="preserve">, and in each </w:t>
+      </w:r>
+      <w:r>
+        <w:t>line,</w:t>
+      </w:r>
+      <w:r>
+        <w:t xml:space="preserve"> it</w:t>
+      </w:r>
+      <w:r>
+        <w:t xml:space="preserve"> is also noted whether </w:t>
+      </w:r>
+      <w:r>
+        <w:t xml:space="preserve">the corresponding </w:t>
+      </w:r>
+      <w:r>
+        <w:t>rotational mode is active</w:t>
+      </w:r>
+      <w:r>
+        <w:t xml:space="preserve"> (counting for the Beyer-Swinehart-Algorithm)</w:t>
+      </w:r>
+      <w:r>
+        <w:t xml:space="preserve"> or inactive</w:t>
+      </w:r>
+      <w:r>
+        <w:t xml:space="preserve"> (not counting for </w:t>
+      </w:r>
+      <w:r>
+        <w:lastRenderedPageBreak/>
+        <w:t>the Beyer-Swinehart-Algorithm)</w:t>
+      </w:r>
+      <w:r>
+        <w:t>.</w:t>
+      </w:r>
+      <w:r>
+        <w:t xml:space="preserve"> In the line with the active rotation, the rotational symmetry number is given after the rotational constant. </w:t>
+      </w:r>
+      <w:r>
+        <w:t xml:space="preserve">If the molecule is </w:t>
+      </w:r>
+      <w:r>
+        <w:t>spherical symmetric with t</w:t>
+      </w:r>
+      <w:r>
+        <w:t>h</w:t>
+      </w:r>
+      <w:r>
+        <w:t>ree identical rotational constants,</w:t>
+      </w:r>
+      <w:r>
+        <w:t xml:space="preserve"> one of</w:t>
+      </w:r>
+      <w:r>
+        <w:t xml:space="preserve"> the</w:t>
+      </w:r>
+      <w:r>
+        <w:t xml:space="preserve"> rotational modes is treated as </w:t>
+      </w:r>
+      <w:r>
+        <w:t>one-dimensional</w:t>
+      </w:r>
+      <w:r>
+        <w:t xml:space="preserve"> rotor</w:t>
+      </w:r>
+      <w:r>
+        <w:t xml:space="preserve"> </w:t>
+      </w:r>
+      <w:r>
+        <w:t>(noted with the text “</w:t>
+      </w:r>
+      <w:r>
+        <w:rPr>
+          <w:i/>
+          <w:iCs/>
+        </w:rPr>
+        <w:t>1D-rot symm</w:t>
+      </w:r>
+      <w:r>
+        <w:t>”)</w:t>
+      </w:r>
+      <w:r>
+        <w:t>, w</w:t>
+      </w:r>
+      <w:r>
+        <w:t>hi</w:t>
+      </w:r>
+      <w:r>
+        <w:t>le the other two are inactive.</w:t>
+      </w:r>
+      <w:r>
+        <w:t xml:space="preserve"> If the molecule is linear, </w:t>
+      </w:r>
+      <w:r>
+        <w:t xml:space="preserve">the rotation </w:t>
+      </w:r>
+      <w:r>
+        <w:t xml:space="preserve">does not </w:t>
+      </w:r>
+      <w:r>
+        <w:t xml:space="preserve">contribute with </w:t>
+      </w:r>
+      <w:r>
+        <w:t>any</w:t>
+      </w:r>
+      <w:r>
+        <w:t xml:space="preserve"> degrees of freedom. Otherwise, </w:t>
+      </w:r>
+      <w:r>
+        <w:t xml:space="preserve">the molecule </w:t>
+      </w:r>
+      <w:r>
+        <w:t xml:space="preserve">is </w:t>
+      </w:r>
+      <w:r>
+        <w:t xml:space="preserve">approximated as prolate or oblate symmetric top, </w:t>
+      </w:r>
+      <w:r>
+        <w:t xml:space="preserve">and </w:t>
+      </w:r>
+      <w:r>
+        <w:t xml:space="preserve">there is one active </w:t>
+      </w:r>
+      <w:r>
+        <w:t>rotational mode</w:t>
+      </w:r>
+      <w:r>
+        <w:t xml:space="preserve"> that can exchange energy with the vibrations, see Gilbert and Smith for detail</w:t>
+      </w:r>
+      <w:r>
+        <w:t>.</w:t>
+      </w:r>
+      <w:sdt>
+        <w:sdtPr>
+          <w:alias w:val="To edit, see citavi.com/edit"/>
+          <w:tag w:val="CitaviPlaceholder#749171d1-3a79-4388-b841-8908f4ec3cef"/>
+          <w:id w:val="-2103947652"/>
+          <w:placeholder>
+            <w:docPart w:val="DefaultPlaceholder_-1854013440"/>
+          </w:placeholder>
+        </w:sdtPr>
+        <w:sdtEndPr/>
+        <w:sdtContent>
+          <w:r>
+            <w:fldChar w:fldCharType="begin"/>
+          </w:r>
+          <w:r>
+            <w:instrText>ADDIN CitaviPlaceholder{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}</w:instrText>
+          </w:r>
+          <w:r>
+            <w:fldChar w:fldCharType="separate"/>
+          </w:r>
+          <w:r>
+            <w:rPr>
+              <w:vertAlign w:val="superscript"/>
+            </w:rPr>
+            <w:t>6</w:t>
+          </w:r>
+          <w:r>
+            <w:fldChar w:fldCharType="end"/>
+          </w:r>
+        </w:sdtContent>
+      </w:sdt>
+    </w:p>
+    <w:p>
+      <w:pPr>
+        <w:spacing w:before="100" w:beforeAutospacing="1" w:after="100" w:afterAutospacing="1"/>
+      </w:pPr>
+      <w:r>
+        <w:t>The line containing the word “</w:t>
+      </w:r>
+      <w:r>
+        <w:rPr>
+          <w:i/>
+          <w:iCs/>
+        </w:rPr>
+        <w:t>energy</w:t>
+      </w:r>
+      <w:r>
+        <w:t xml:space="preserve">” gives the </w:t>
+      </w:r>
+      <w:r>
+        <w:t xml:space="preserve">electronic </w:t>
+      </w:r>
+      <w:r>
+        <w:t xml:space="preserve">energy </w:t>
+      </w:r>
+      <w:r>
+        <w:t>without zero</w:t>
+      </w:r>
+      <w:r>
+        <w:t>-</w:t>
+      </w:r>
+      <w:r>
+        <w:t xml:space="preserve">point </w:t>
+      </w:r>
+      <w:r>
+        <w:t xml:space="preserve">correction </w:t>
+      </w:r>
+      <w:r>
+        <w:t>in</w:t>
+      </w:r>
+      <w:r>
+        <w:t xml:space="preserve"> </w:t>
+      </w:r>
+      <w:r>
+        <w:t>H</w:t>
+      </w:r>
+      <w:r>
+        <w:t>artree</w:t>
+      </w:r>
+      <w:r>
+        <w:t>.</w:t>
+      </w:r>
+    </w:p>
+    <w:p>
+      <w:pPr>
+        <w:spacing w:before="100" w:beforeAutospacing="1" w:after="100" w:afterAutospacing="1"/>
+        <w:rPr>
+          <w:color w:val="FF0000"/>
+        </w:rPr>
+      </w:pPr>
+      <w:r>
+        <w:t>The line containing the word “</w:t>
+      </w:r>
+      <w:r>
+        <w:rPr>
+          <w:i/>
+          <w:iCs/>
+        </w:rPr>
+        <w:t>d</w:t>
+      </w:r>
+      <w:r>
+        <w:rPr>
+          <w:i/>
+          <w:iCs/>
+        </w:rPr>
+        <w:t>egeneracy</w:t>
+      </w:r>
+      <w:r>
+        <w:t xml:space="preserve">” gives the </w:t>
+      </w:r>
+      <w:r>
+        <w:t>s</w:t>
+      </w:r>
+      <w:r>
+        <w:t>pin degeneracy</w:t>
+      </w:r>
+      <w:r>
+        <w:t>, which corresponds to the</w:t>
+      </w:r>
+      <w:r>
+        <w:t xml:space="preserve"> </w:t>
+      </w:r>
+      <w:r>
+        <w:t xml:space="preserve">multiplicity. The degeneracy has to be adapted manually for the consideration of other degeneracies. This is explained in more detail in the chapter </w:t>
+      </w:r>
+      <w:r>
+        <w:t>“</w:t>
+      </w:r>
+      <w:r>
+        <w:fldChar w:fldCharType="begin"/>
+      </w:r>
+      <w:r>
+        <w:instrText xml:space="preserve"> REF _Ref193806480 \h </w:instrText>
+      </w:r>
+      <w:r>
+        <w:fldChar w:fldCharType="separate"/>
+      </w:r>
+      <w:r>
+        <w:t xml:space="preserve">Adapting the degeneracy of wells and </w:t>
+      </w:r>
+      <w:r>
+        <w:t>transition structure</w:t>
+      </w:r>
+      <w:r>
+        <w:t>s</w:t>
+      </w:r>
+      <w:r>
+        <w:fldChar w:fldCharType="end"/>
+      </w:r>
+      <w:r>
+        <w:t>”</w:t>
+      </w:r>
+      <w:r>
+        <w:t>.</w:t>
+      </w:r>
+    </w:p>
+    <w:p>
+      <w:pPr>
+        <w:pStyle w:val="berschrift3"/>
+        <w:spacing w:before="100" w:beforeAutospacing="1" w:after="100" w:afterAutospacing="1"/>
+      </w:pPr>
+      <w:bookmarkStart w:id="13" w:name="_Ref193816044"/>
+      <w:r>
+        <w:t xml:space="preserve">Delete </w:t>
+      </w:r>
+      <w:r>
+        <w:t>w</w:t>
+      </w:r>
+      <w:r>
+        <w:t>ells</w:t>
+      </w:r>
+      <w:bookmarkEnd w:id="13"/>
+    </w:p>
+    <w:p>
+      <w:pPr>
+        <w:spacing w:before="100" w:beforeAutospacing="1" w:after="100" w:afterAutospacing="1"/>
+      </w:pPr>
+      <w:r>
+        <w:t xml:space="preserve">To remove a </w:t>
+      </w:r>
+      <w:r>
+        <w:t>w</w:t>
+      </w:r>
+      <w:r>
+        <w:t xml:space="preserve">ell, go to the respective panel and then </w:t>
+      </w:r>
+      <w:r>
+        <w:t>use</w:t>
+      </w:r>
+      <w:r>
+        <w:t xml:space="preserve"> the button “</w:t>
+      </w:r>
+      <w:r>
+        <w:rPr>
+          <w:b/>
+          <w:bCs/>
+        </w:rPr>
+        <w:t>Remove Well/TS</w:t>
+      </w:r>
+      <w:r>
+        <w:t xml:space="preserve">”. </w:t>
+      </w:r>
+      <w:r>
+        <w:t xml:space="preserve">After confirmation, the </w:t>
+      </w:r>
+      <w:r>
+        <w:t>w</w:t>
+      </w:r>
+      <w:r>
+        <w:t>ell is deleted. Note, that the e</w:t>
+      </w:r>
+      <w:r>
+        <w:t xml:space="preserve">numeration of </w:t>
+      </w:r>
+      <w:r>
+        <w:t>al</w:t>
+      </w:r>
+      <w:r>
+        <w:t>l</w:t>
+      </w:r>
+      <w:r>
+        <w:t xml:space="preserve"> consecutive </w:t>
+      </w:r>
+      <w:r>
+        <w:t xml:space="preserve">wells is adapted, this means that the number of other </w:t>
+      </w:r>
+      <w:r>
+        <w:t>w</w:t>
+      </w:r>
+      <w:r>
+        <w:t>ells</w:t>
+      </w:r>
+      <w:r>
+        <w:t xml:space="preserve"> may</w:t>
+      </w:r>
+      <w:r>
+        <w:t xml:space="preserve"> change</w:t>
+      </w:r>
+      <w:r>
+        <w:t xml:space="preserve"> due to the removal of </w:t>
+      </w:r>
+      <w:r>
+        <w:t>a</w:t>
+      </w:r>
+      <w:r>
+        <w:t xml:space="preserve"> </w:t>
+      </w:r>
+      <w:r>
+        <w:t>w</w:t>
+      </w:r>
+      <w:r>
+        <w:t>ell.</w:t>
+      </w:r>
+      <w:r>
+        <w:t xml:space="preserve"> </w:t>
+      </w:r>
+      <w:r>
+        <w:t xml:space="preserve">The text in the panel </w:t>
+      </w:r>
+      <w:r>
+        <w:t xml:space="preserve">“Parameters” </w:t>
+      </w:r>
+      <w:r>
+        <w:t>however does not change automatically. All</w:t>
+      </w:r>
+      <w:r>
+        <w:t xml:space="preserve"> prior written</w:t>
+      </w:r>
+      <w:r>
+        <w:t xml:space="preserve"> references to </w:t>
+      </w:r>
+      <w:r>
+        <w:t>w</w:t>
+      </w:r>
+      <w:r>
+        <w:t xml:space="preserve">ells in the </w:t>
+      </w:r>
+      <w:r>
+        <w:t xml:space="preserve">panel “Parameters” </w:t>
+      </w:r>
+      <w:r>
+        <w:t>have to be checked and adapted manually.</w:t>
+      </w:r>
+    </w:p>
+    <w:p>
+      <w:pPr>
+        <w:spacing w:before="100" w:beforeAutospacing="1" w:after="100" w:afterAutospacing="1"/>
+      </w:pPr>
+      <w:r>
+        <w:t xml:space="preserve">There is also the possibility to delete several </w:t>
+      </w:r>
+      <w:r>
+        <w:t>w</w:t>
+      </w:r>
+      <w:r>
+        <w:t>ells at once with the button “</w:t>
+      </w:r>
+      <w:r>
+        <w:rPr>
+          <w:b/>
+          <w:bCs/>
+        </w:rPr>
+        <w:t>Remove Multi</w:t>
+      </w:r>
+      <w:r>
+        <w:t xml:space="preserve">”. The input in the requester has to be in the form “Well m-n” to delete all </w:t>
+      </w:r>
+      <w:r>
+        <w:t>w</w:t>
+      </w:r>
+      <w:r>
+        <w:t xml:space="preserve">ells between </w:t>
+      </w:r>
+      <w:r>
+        <w:t>w</w:t>
+      </w:r>
+      <w:r>
+        <w:t xml:space="preserve">ell m and </w:t>
+      </w:r>
+      <w:r>
+        <w:t>w</w:t>
+      </w:r>
+      <w:r>
+        <w:t xml:space="preserve">ell n including </w:t>
+      </w:r>
+      <w:r>
+        <w:t>w</w:t>
+      </w:r>
+      <w:r>
+        <w:t xml:space="preserve">ell m and </w:t>
+      </w:r>
+      <w:r>
+        <w:t>w</w:t>
+      </w:r>
+      <w:r>
+        <w:t xml:space="preserve">ell n. Again, the enumeration of all consecutive </w:t>
+      </w:r>
+      <w:r>
+        <w:t>w</w:t>
+      </w:r>
+      <w:r>
+        <w:t>ells is adapted</w:t>
+      </w:r>
+      <w:r>
+        <w:t xml:space="preserve"> automatically, but all prior references to </w:t>
+      </w:r>
+      <w:r>
+        <w:t>w</w:t>
+      </w:r>
+      <w:r>
+        <w:t xml:space="preserve">ells in the </w:t>
+      </w:r>
+      <w:r>
+        <w:t>p</w:t>
+      </w:r>
+      <w:r>
+        <w:t xml:space="preserve">anel </w:t>
+      </w:r>
+      <w:r>
+        <w:t xml:space="preserve">“Parameters” </w:t>
+      </w:r>
+      <w:r>
+        <w:t xml:space="preserve">must </w:t>
+      </w:r>
+      <w:r>
+        <w:t>be manually</w:t>
+      </w:r>
+      <w:r>
+        <w:t xml:space="preserve"> </w:t>
+      </w:r>
+      <w:r>
+        <w:t>adapted</w:t>
+      </w:r>
+      <w:r>
+        <w:t>.</w:t>
+      </w:r>
+    </w:p>
+    <w:p>
+      <w:pPr>
+        <w:pStyle w:val="berschrift1"/>
+        <w:spacing w:before="100" w:beforeAutospacing="1" w:after="100" w:afterAutospacing="1"/>
+      </w:pPr>
+      <w:bookmarkStart w:id="14" w:name="_Ref193816935"/>
+      <w:bookmarkStart w:id="15" w:name="_Ref193817069"/>
+      <w:bookmarkStart w:id="16" w:name="_Ref193817164"/>
+      <w:bookmarkStart w:id="17" w:name="_Ref193817812"/>
+      <w:bookmarkStart w:id="18" w:name="_Ref193817896"/>
+      <w:bookmarkStart w:id="19" w:name="_Ref193818518"/>
+      <w:bookmarkStart w:id="20" w:name="_Ref193819390"/>
+      <w:bookmarkStart w:id="21" w:name="_Toc222213586"/>
+      <w:r>
+        <w:t xml:space="preserve">Definition of </w:t>
+      </w:r>
+      <w:r>
+        <w:t>transition structure</w:t>
+      </w:r>
+      <w:r>
+        <w:t>s</w:t>
+      </w:r>
+      <w:r>
+        <w:t xml:space="preserve"> (TS)</w:t>
+      </w:r>
+      <w:bookmarkEnd w:id="14"/>
+      <w:bookmarkEnd w:id="15"/>
+      <w:bookmarkEnd w:id="16"/>
+      <w:bookmarkEnd w:id="17"/>
+      <w:bookmarkEnd w:id="18"/>
+      <w:bookmarkEnd w:id="19"/>
+      <w:bookmarkEnd w:id="20"/>
+      <w:bookmarkEnd w:id="21"/>
+    </w:p>
+    <w:p>
+      <w:pPr>
+        <w:spacing w:before="100" w:beforeAutospacing="1" w:after="100" w:afterAutospacing="1"/>
+      </w:pPr>
+      <w:r>
+        <w:t>Transition structure</w:t>
+      </w:r>
+      <w:r>
+        <w:t xml:space="preserve">s (TS) can be loaded as loose TS or tight TS. For both options, the </w:t>
+      </w:r>
+      <w:r>
+        <w:fldChar w:fldCharType="begin"/>
+      </w:r>
+      <w:r>
+        <w:instrText xml:space="preserve"> REF Frequency_Scale_Factor \h </w:instrText>
+      </w:r>
+      <w:r>
+        <w:fldChar w:fldCharType="separate"/>
+      </w:r>
+      <w:r>
+        <w:rPr>
+          <w:rFonts w:ascii="Courier New" w:hAnsi="Courier New" w:cs="Courier New"/>
+        </w:rPr>
+        <w:t>Frequency Scale Factor</w:t>
+      </w:r>
+      <w:r>
+        <w:t xml:space="preserve"> </w:t>
+      </w:r>
+      <w:r>
+        <w:fldChar w:fldCharType="end"/>
+      </w:r>
+      <w:r>
+        <w:t xml:space="preserve"> in the panel “Parameters” should be set prior to loading the </w:t>
+      </w:r>
+      <w:r>
+        <w:t>transition structure</w:t>
+      </w:r>
+      <w:r>
+        <w:t>s. In the following, the definition of loose TS and tight TS is explained separately:</w:t>
+      </w:r>
+    </w:p>
+    <w:p>
+      <w:pPr>
+        <w:pStyle w:val="berschrift3"/>
+        <w:spacing w:before="100" w:beforeAutospacing="1" w:after="100" w:afterAutospacing="1"/>
+      </w:pPr>
+      <w:r>
+        <w:t>Definition of loose TS</w:t>
+      </w:r>
+    </w:p>
+    <w:p>
+      <w:pPr>
+        <w:spacing w:before="100" w:beforeAutospacing="1" w:after="100" w:afterAutospacing="1"/>
+      </w:pPr>
+      <w:r>
+        <w:t>A loose TS consists of two fragments</w:t>
+      </w:r>
+      <w:r>
+        <w:t xml:space="preserve">. </w:t>
+      </w:r>
+      <w:r>
+        <w:t>Two</w:t>
+      </w:r>
+      <w:r>
+        <w:t xml:space="preserve"> </w:t>
+      </w:r>
+      <w:r>
+        <w:t>Gaussian</w:t>
+      </w:r>
+      <w:r>
+        <w:t xml:space="preserve"> log-file</w:t>
+      </w:r>
+      <w:r>
+        <w:t>s</w:t>
+      </w:r>
+      <w:r>
+        <w:t xml:space="preserve"> are </w:t>
+      </w:r>
+      <w:r>
+        <w:t>needed</w:t>
+      </w:r>
+      <w:r>
+        <w:t xml:space="preserve">, containing </w:t>
+      </w:r>
+      <w:r>
+        <w:t xml:space="preserve">the </w:t>
+      </w:r>
+      <w:r>
+        <w:t xml:space="preserve">optimized </w:t>
+      </w:r>
+      <w:r>
+        <w:t>s</w:t>
+      </w:r>
+      <w:r>
+        <w:t>tructure</w:t>
+      </w:r>
+      <w:r>
+        <w:t>s</w:t>
+      </w:r>
+      <w:r>
+        <w:t xml:space="preserve"> and </w:t>
+      </w:r>
+      <w:r>
+        <w:t>f</w:t>
+      </w:r>
+      <w:r>
+        <w:t>requenc</w:t>
+      </w:r>
+      <w:r>
+        <w:t xml:space="preserve">ies </w:t>
+      </w:r>
+      <w:r>
+        <w:t>for both fragments.</w:t>
+      </w:r>
+    </w:p>
+    <w:p>
+      <w:pPr>
+        <w:spacing w:before="100" w:beforeAutospacing="1" w:after="100" w:afterAutospacing="1"/>
+      </w:pPr>
+      <w:r>
+        <w:t xml:space="preserve">The first </w:t>
+      </w:r>
+      <w:r>
+        <w:t>f</w:t>
+      </w:r>
+      <w:r>
+        <w:t>ragment can be loaded using the button “</w:t>
+      </w:r>
+      <w:r>
+        <w:rPr>
+          <w:b/>
+          <w:bCs/>
+        </w:rPr>
+        <w:t>Load loose TS Fragment 1</w:t>
+      </w:r>
+      <w:r>
+        <w:t xml:space="preserve">” and choosing the log-file of the respective fragment. A new panel called “TS 0” appears, further </w:t>
+      </w:r>
+      <w:r>
+        <w:t>transition structure</w:t>
+      </w:r>
+      <w:r>
+        <w:t xml:space="preserve">s are enumerated consecutively. The panel </w:t>
+      </w:r>
+      <w:r>
+        <w:t>“</w:t>
+      </w:r>
+      <w:r>
+        <w:t>TS</w:t>
+      </w:r>
+      <w:r>
+        <w:t> </w:t>
+      </w:r>
+      <w:r>
+        <w:t>0</w:t>
+      </w:r>
+      <w:r>
+        <w:t>”</w:t>
+      </w:r>
+      <w:r>
+        <w:t xml:space="preserve"> looks for example like this:</w:t>
+      </w:r>
+    </w:p>
+    <w:p>
+      <w:pPr>
+        <w:spacing w:before="100" w:beforeAutospacing="1" w:after="100" w:afterAutospacing="1"/>
+      </w:pPr>
+      <w:r>
+        <w:rPr>
+          <w:noProof/>
+        </w:rPr>
+        <w:lastRenderedPageBreak/>
+        <w:drawing>
+          <wp:inline distT="0" distB="0" distL="0" distR="0" wp14:anchorId="2B6598FA" wp14:editId="26487976">
+            <wp:extent cx="5760720" cy="3608070"/>
+            <wp:effectExtent l="0" t="0" r="0" b="0"/>
+            <wp:docPr id="248816825" name="Grafik 1"/>
+            <wp:cNvGraphicFramePr>
+              <a:graphicFrameLocks xmlns:a="http://schemas.openxmlformats.org/drawingml/2006/main" noChangeAspect="1"/>
+            </wp:cNvGraphicFramePr>
+            <a:graphic xmlns:a="http://schemas.openxmlformats.org/drawingml/2006/main">
+              <a:graphicData uri="http://schemas.openxmlformats.org/drawingml/2006/picture">
+                <pic:pic xmlns:pic="http://schemas.openxmlformats.org/drawingml/2006/picture">
+                  <pic:nvPicPr>
+                    <pic:cNvPr id="248816825" name=""/>
                     <pic:cNvPicPr/>
                   </pic:nvPicPr>
                   <pic:blipFill>
@@ -2658,125 +4169,642 @@
         <w:spacing w:before="100" w:beforeAutospacing="1" w:after="100" w:afterAutospacing="1"/>
       </w:pPr>
       <w:r>
-        <w:t>One can switch between the panels “</w:t>
-      </w:r>
-      <w:r>
-        <w:rPr>
-          <w:b/>
-        </w:rPr>
-        <w:t>Results</w:t>
-      </w:r>
-      <w:r>
-        <w:t>” (which will show all relevant results once a calculation is performed) and “</w:t>
-      </w:r>
-      <w:r>
-        <w:rPr>
-          <w:b/>
-        </w:rPr>
-        <w:t>Parameters</w:t>
-      </w:r>
-      <w:r>
-        <w:t>” which defines all necessary settings for the calculations. The user can edit text in all panels, changing for example the input parameters or commenting the results.</w:t>
-      </w:r>
-      <w:r>
-        <w:t xml:space="preserve"> (Be careful</w:t>
-      </w:r>
-      <w:r>
-        <w:t xml:space="preserve"> not </w:t>
-      </w:r>
-      <w:r>
-        <w:t xml:space="preserve">to </w:t>
-      </w:r>
-      <w:r>
-        <w:t>modify results</w:t>
+        <w:t xml:space="preserve">Similar as for a </w:t>
+      </w:r>
+      <w:r>
+        <w:t>w</w:t>
+      </w:r>
+      <w:r>
+        <w:t xml:space="preserve">ell, the first two lines show the path to the log-file and the </w:t>
+      </w:r>
+      <w:r>
+        <w:fldChar w:fldCharType="begin"/>
+      </w:r>
+      <w:r>
+        <w:instrText xml:space="preserve"> REF Frequency_Scale_Factor \h </w:instrText>
+      </w:r>
+      <w:r>
+        <w:fldChar w:fldCharType="separate"/>
+      </w:r>
+      <w:r>
+        <w:rPr>
+          <w:rFonts w:ascii="Courier New" w:hAnsi="Courier New" w:cs="Courier New"/>
+        </w:rPr>
+        <w:t>Frequency Scale Factor</w:t>
+      </w:r>
+      <w:r>
+        <w:fldChar w:fldCharType="end"/>
+      </w:r>
+      <w:r>
+        <w:t xml:space="preserve">. </w:t>
+      </w:r>
+      <w:r>
+        <w:t>I</w:t>
+      </w:r>
+      <w:r>
+        <w:t>n the lines containing the word “vib” the vibrational modes are defined, whereby the number before “vib” is the unscaled vibrational frequency</w:t>
+      </w:r>
+      <w:r>
+        <w:t xml:space="preserve"> in cm</w:t>
+      </w:r>
+      <w:r>
+        <w:rPr>
+          <w:vertAlign w:val="superscript"/>
+        </w:rPr>
+        <w:t>-1</w:t>
+      </w:r>
+      <w:r>
+        <w:t xml:space="preserve"> and the number after “vib” is the scaled vibrational frequency</w:t>
+      </w:r>
+      <w:r>
+        <w:t xml:space="preserve"> in cm</w:t>
+      </w:r>
+      <w:r>
+        <w:rPr>
+          <w:vertAlign w:val="superscript"/>
+        </w:rPr>
+        <w:t>-1</w:t>
       </w:r>
       <w:r>
         <w:t>.</w:t>
       </w:r>
       <w:r>
-        <w:t>)</w:t>
-      </w:r>
-      <w:r>
-        <w:t xml:space="preserve"> All text </w:t>
-      </w:r>
-      <w:r>
-        <w:t>starting with</w:t>
-      </w:r>
-      <w:r>
         <w:t xml:space="preserve"> </w:t>
       </w:r>
       <w:r>
-        <w:t>a semicolon “;” is treated as comment</w:t>
-      </w:r>
-      <w:r>
-        <w:t>, and ignored</w:t>
-      </w:r>
-      <w:r>
-        <w:t xml:space="preserve"> by AWATAR</w:t>
+        <w:t>For transition structures, i</w:t>
+      </w:r>
+      <w:r>
+        <w:t xml:space="preserve">ntensities </w:t>
+      </w:r>
+      <w:r>
+        <w:t xml:space="preserve">of vibrational modes </w:t>
+      </w:r>
+      <w:r>
+        <w:t xml:space="preserve">are not </w:t>
+      </w:r>
+      <w:r>
+        <w:t>used in RRKM/AWATAR/MEM calculations</w:t>
+      </w:r>
+      <w:r>
+        <w:t>/simulations and are therefore not shown</w:t>
       </w:r>
       <w:r>
         <w:t>.</w:t>
       </w:r>
+      <w:r>
+        <w:t xml:space="preserve"> </w:t>
+      </w:r>
     </w:p>
     <w:p>
       <w:pPr>
         <w:spacing w:before="100" w:beforeAutospacing="1" w:after="100" w:afterAutospacing="1"/>
-      </w:pPr>
-      <w:r>
-        <w:t xml:space="preserve">With </w:t>
-      </w:r>
-      <w:r>
-        <w:t>the b</w:t>
-      </w:r>
-      <w:r>
-        <w:t>utton “</w:t>
-      </w:r>
-      <w:r>
-        <w:rPr>
-          <w:b/>
-        </w:rPr>
-        <w:t>Save All</w:t>
-      </w:r>
-      <w:r>
-        <w:t xml:space="preserve">”, the current state of </w:t>
-      </w:r>
-      <w:r>
-        <w:t xml:space="preserve">the program can be saved in the format </w:t>
+        <w:rPr>
+          <w:color w:val="auto"/>
+        </w:rPr>
+      </w:pPr>
+      <w:r>
+        <w:t>Next follow the rotational modes</w:t>
+      </w:r>
+      <w:r>
+        <w:rPr>
+          <w:color w:val="auto"/>
+        </w:rPr>
+        <w:t xml:space="preserve">. As it is the case for the </w:t>
+      </w:r>
+      <w:r>
+        <w:rPr>
+          <w:color w:val="auto"/>
+        </w:rPr>
+        <w:t>w</w:t>
+      </w:r>
+      <w:r>
+        <w:rPr>
+          <w:color w:val="auto"/>
+        </w:rPr>
+        <w:t xml:space="preserve">ells, the rotational constants </w:t>
+      </w:r>
+      <w:r>
+        <w:rPr>
+          <w:color w:val="auto"/>
+        </w:rPr>
+        <w:t>in cm</w:t>
+      </w:r>
+      <w:r>
+        <w:rPr>
+          <w:color w:val="auto"/>
+          <w:vertAlign w:val="superscript"/>
+        </w:rPr>
+        <w:t>-1</w:t>
+      </w:r>
+      <w:r>
+        <w:rPr>
+          <w:color w:val="auto"/>
+        </w:rPr>
+        <w:t xml:space="preserve"> are given</w:t>
+      </w:r>
+      <w:r>
+        <w:rPr>
+          <w:color w:val="auto"/>
+        </w:rPr>
+        <w:t xml:space="preserve">. </w:t>
+      </w:r>
+      <w:r>
+        <w:rPr>
+          <w:color w:val="auto"/>
+        </w:rPr>
+        <w:t xml:space="preserve">For loose </w:t>
+      </w:r>
+      <w:r>
+        <w:rPr>
+          <w:color w:val="auto"/>
+        </w:rPr>
+        <w:t>transition structure</w:t>
+      </w:r>
+      <w:r>
+        <w:rPr>
+          <w:color w:val="auto"/>
+        </w:rPr>
+        <w:t xml:space="preserve"> fragments, </w:t>
+      </w:r>
+      <w:r>
+        <w:rPr>
+          <w:color w:val="auto"/>
+        </w:rPr>
+        <w:t>all</w:t>
+      </w:r>
+      <w:r>
+        <w:rPr>
+          <w:color w:val="auto"/>
+        </w:rPr>
+        <w:t xml:space="preserve"> rotational degrees of freedom contribute to the </w:t>
+      </w:r>
+      <w:r>
+        <w:rPr>
+          <w:color w:val="auto"/>
+        </w:rPr>
+        <w:t xml:space="preserve">sum of states calculated by the </w:t>
+      </w:r>
+      <w:r>
+        <w:rPr>
+          <w:color w:val="auto"/>
+        </w:rPr>
+        <w:t xml:space="preserve">Beyer-Swinehart </w:t>
+      </w:r>
+      <w:r>
+        <w:rPr>
+          <w:color w:val="auto"/>
+        </w:rPr>
+        <w:t>a</w:t>
+      </w:r>
+      <w:r>
+        <w:rPr>
+          <w:color w:val="auto"/>
+        </w:rPr>
+        <w:t xml:space="preserve">lgorithm. This is </w:t>
+      </w:r>
+      <w:r>
+        <w:rPr>
+          <w:color w:val="auto"/>
+        </w:rPr>
+        <w:t xml:space="preserve">implemented </w:t>
+      </w:r>
+      <w:r>
+        <w:rPr>
+          <w:color w:val="auto"/>
+        </w:rPr>
+        <w:t>as follows:</w:t>
+      </w:r>
+    </w:p>
+    <w:p>
+      <w:pPr>
+        <w:pStyle w:val="Listenabsatz"/>
+        <w:numPr>
+          <w:ilvl w:val="0"/>
+          <w:numId w:val="14"/>
+        </w:numPr>
+        <w:spacing w:before="100" w:beforeAutospacing="1" w:after="100" w:afterAutospacing="1"/>
+        <w:rPr>
+          <w:color w:val="auto"/>
+        </w:rPr>
+      </w:pPr>
+      <w:r>
+        <w:rPr>
+          <w:color w:val="auto"/>
+        </w:rPr>
+        <w:t>S</w:t>
+      </w:r>
+      <w:r>
+        <w:rPr>
+          <w:color w:val="auto"/>
+        </w:rPr>
+        <w:t>pherical symmetric molecules (all three rotational constants are the same)</w:t>
+      </w:r>
+      <w:r>
+        <w:rPr>
+          <w:color w:val="auto"/>
+        </w:rPr>
+        <w:t xml:space="preserve"> are modeled as an active 1D rotor</w:t>
+      </w:r>
+      <w:r>
+        <w:rPr>
+          <w:color w:val="auto"/>
+        </w:rPr>
+        <w:t xml:space="preserve"> </w:t>
+      </w:r>
+      <w:r>
+        <w:rPr>
+          <w:color w:val="auto"/>
+        </w:rPr>
+        <w:t>(noted with 1D-rot symm)</w:t>
+      </w:r>
+      <w:r>
+        <w:rPr>
+          <w:color w:val="auto"/>
+        </w:rPr>
+        <w:t>, and an active 2D rotor</w:t>
+      </w:r>
+      <w:r>
+        <w:rPr>
+          <w:color w:val="auto"/>
+        </w:rPr>
+        <w:t xml:space="preserve"> </w:t>
+      </w:r>
+      <w:r>
+        <w:rPr>
+          <w:color w:val="auto"/>
+        </w:rPr>
+        <w:t xml:space="preserve">(noted with </w:t>
+      </w:r>
+      <w:r>
+        <w:rPr>
+          <w:color w:val="auto"/>
+        </w:rPr>
+        <w:t>2</w:t>
+      </w:r>
+      <w:r>
+        <w:rPr>
+          <w:color w:val="auto"/>
+        </w:rPr>
+        <w:t>D-rot symm)</w:t>
+      </w:r>
+      <w:r>
+        <w:rPr>
+          <w:color w:val="auto"/>
+        </w:rPr>
+        <w:t>.</w:t>
+      </w:r>
+    </w:p>
+    <w:p>
+      <w:pPr>
+        <w:pStyle w:val="Listenabsatz"/>
+        <w:numPr>
+          <w:ilvl w:val="0"/>
+          <w:numId w:val="14"/>
+        </w:numPr>
+        <w:spacing w:before="100" w:beforeAutospacing="1" w:after="100" w:afterAutospacing="1"/>
+        <w:rPr>
+          <w:color w:val="auto"/>
+        </w:rPr>
+      </w:pPr>
+      <w:r>
+        <w:rPr>
+          <w:color w:val="auto"/>
+        </w:rPr>
+        <w:t>For linear molecules</w:t>
+      </w:r>
+      <w:r>
+        <w:rPr>
+          <w:color w:val="auto"/>
+        </w:rPr>
+        <w:t xml:space="preserve"> the rotation contributes with two degrees of freedom, modeled as a two</w:t>
+      </w:r>
+      <w:r>
+        <w:rPr>
+          <w:color w:val="auto"/>
+        </w:rPr>
+        <w:t>-</w:t>
+      </w:r>
+      <w:r>
+        <w:rPr>
+          <w:color w:val="auto"/>
+        </w:rPr>
+        <w:t>dimensional rotor.</w:t>
+      </w:r>
+    </w:p>
+    <w:p>
+      <w:pPr>
+        <w:pStyle w:val="Listenabsatz"/>
+        <w:numPr>
+          <w:ilvl w:val="0"/>
+          <w:numId w:val="14"/>
+        </w:numPr>
+        <w:spacing w:before="100" w:beforeAutospacing="1" w:after="100" w:afterAutospacing="1"/>
+        <w:rPr>
+          <w:color w:val="auto"/>
+        </w:rPr>
+      </w:pPr>
+      <w:r>
+        <w:rPr>
+          <w:color w:val="auto"/>
+        </w:rPr>
+        <w:t>All other molecules are approximated as prolate or oblate symmetric top. One of the rotational modes is modeled as a one</w:t>
+      </w:r>
+      <w:r>
+        <w:rPr>
+          <w:color w:val="auto"/>
+        </w:rPr>
+        <w:t>-</w:t>
+      </w:r>
+      <w:r>
+        <w:rPr>
+          <w:color w:val="auto"/>
+        </w:rPr>
+        <w:t>dimensional rotor (noted with 1D-rot symm), while the other two rotational modes are modeled as a two</w:t>
+      </w:r>
+      <w:r>
+        <w:rPr>
+          <w:color w:val="auto"/>
+        </w:rPr>
+        <w:t>-</w:t>
+      </w:r>
+      <w:r>
+        <w:rPr>
+          <w:color w:val="auto"/>
+        </w:rPr>
+        <w:t>dimensional rotor (noted with 2D-rot symm). Thereby, instead of two inactive external rotors, there is one active 2</w:t>
+      </w:r>
+      <w:r>
+        <w:t>D</w:t>
+      </w:r>
+      <w:r>
+        <w:rPr>
+          <w:color w:val="auto"/>
+        </w:rPr>
+        <w:t xml:space="preserve"> rotor, with a rotational constant corresponding to the geometric mean of the rotational constants </w:t>
+      </w:r>
+      <w:r>
+        <w:rPr>
+          <w:color w:val="auto"/>
+        </w:rPr>
+        <w:t>of</w:t>
+      </w:r>
+      <w:r>
+        <w:rPr>
+          <w:color w:val="auto"/>
+        </w:rPr>
+        <w:t xml:space="preserve"> </w:t>
+      </w:r>
+      <w:r>
+        <w:rPr>
+          <w:color w:val="auto"/>
+        </w:rPr>
+        <w:t>the inactive rotors. Th</w:t>
+      </w:r>
+      <w:r>
+        <w:rPr>
+          <w:color w:val="auto"/>
+        </w:rPr>
+        <w:t xml:space="preserve">e </w:t>
+      </w:r>
+      <w:r>
+        <w:rPr>
+          <w:color w:val="auto"/>
+        </w:rPr>
+        <w:t xml:space="preserve">rotational constants of the </w:t>
+      </w:r>
+      <w:r>
+        <w:rPr>
+          <w:color w:val="auto"/>
+        </w:rPr>
+        <w:t>original inactive rotors are noted after a semicolon</w:t>
+      </w:r>
+      <w:r>
+        <w:t xml:space="preserve"> (and therefore not read by AWATAR)</w:t>
+      </w:r>
+      <w:r>
+        <w:rPr>
+          <w:color w:val="auto"/>
+        </w:rPr>
+        <w:t>, and in the line after that, the active two</w:t>
+      </w:r>
+      <w:r>
+        <w:rPr>
+          <w:color w:val="auto"/>
+        </w:rPr>
+        <w:t>-</w:t>
+      </w:r>
+      <w:r>
+        <w:rPr>
+          <w:color w:val="auto"/>
+        </w:rPr>
+        <w:t>dimensional rotor is defined. The s</w:t>
+      </w:r>
+      <w:r>
+        <w:rPr>
+          <w:color w:val="auto"/>
+        </w:rPr>
+        <w:t xml:space="preserve">ymmetry number </w:t>
+      </w:r>
+      <w:r>
+        <w:rPr>
+          <w:color w:val="auto"/>
+        </w:rPr>
+        <w:t xml:space="preserve">of this rotor is </w:t>
+      </w:r>
+      <w:r>
+        <w:rPr>
+          <w:color w:val="auto"/>
+        </w:rPr>
+        <w:t xml:space="preserve">set to 1, because </w:t>
+      </w:r>
+      <w:r>
+        <w:rPr>
+          <w:color w:val="auto"/>
+        </w:rPr>
+        <w:t xml:space="preserve">symmetry </w:t>
+      </w:r>
+      <w:r>
+        <w:rPr>
+          <w:color w:val="auto"/>
+        </w:rPr>
+        <w:t xml:space="preserve">is already </w:t>
+      </w:r>
+      <w:r>
+        <w:rPr>
+          <w:color w:val="auto"/>
+        </w:rPr>
+        <w:t>ac</w:t>
+      </w:r>
+      <w:r>
+        <w:rPr>
+          <w:color w:val="auto"/>
+        </w:rPr>
+        <w:t>counted for this fragment in the 1</w:t>
+      </w:r>
+      <w:r>
+        <w:rPr>
+          <w:color w:val="auto"/>
+        </w:rPr>
+        <w:t>D</w:t>
+      </w:r>
+      <w:r>
+        <w:rPr>
+          <w:color w:val="auto"/>
+        </w:rPr>
+        <w:t xml:space="preserve"> rotor</w:t>
+      </w:r>
+      <w:r>
+        <w:rPr>
+          <w:color w:val="auto"/>
+        </w:rPr>
+        <w:t>.</w:t>
+      </w:r>
+    </w:p>
+    <w:p>
+      <w:pPr>
+        <w:spacing w:before="100" w:beforeAutospacing="1" w:after="100" w:afterAutospacing="1"/>
+      </w:pPr>
+      <w:r>
+        <w:t>The line containing the word “</w:t>
       </w:r>
       <w:r>
         <w:rPr>
           <w:i/>
-        </w:rPr>
-        <w:t>filename</w:t>
-      </w:r>
-      <w:r>
-        <w:t xml:space="preserve">.rrk. Thereby all the text written in any of the panels is saved </w:t>
-      </w:r>
-      <w:r>
-        <w:t>along with the content of all arrays.</w:t>
-      </w:r>
-      <w:r>
-        <w:t xml:space="preserve"> Once a </w:t>
-      </w:r>
-      <w:r>
-        <w:t xml:space="preserve">MEM </w:t>
-      </w:r>
-      <w:r>
-        <w:t>calculation is performed (this will be explained in more detail later), an additional console window opens, showing the progress of the calculation. The content of this console window is not stored when using the “</w:t>
+          <w:iCs/>
+        </w:rPr>
+        <w:t>energy</w:t>
+      </w:r>
+      <w:r>
+        <w:t xml:space="preserve">” gives the electronic energy without </w:t>
+      </w:r>
+      <w:r>
+        <w:t>zero</w:t>
+      </w:r>
+      <w:r>
+        <w:t>-</w:t>
+      </w:r>
+      <w:r>
+        <w:t xml:space="preserve">point </w:t>
+      </w:r>
+      <w:r>
+        <w:t xml:space="preserve">correction </w:t>
+      </w:r>
+      <w:r>
+        <w:t xml:space="preserve">in </w:t>
+      </w:r>
+      <w:r>
+        <w:t>H</w:t>
+      </w:r>
+      <w:r>
+        <w:t>artree</w:t>
+      </w:r>
+      <w:r>
+        <w:t>.</w:t>
+      </w:r>
+    </w:p>
+    <w:p>
+      <w:pPr>
+        <w:spacing w:before="100" w:beforeAutospacing="1" w:after="100" w:afterAutospacing="1"/>
+      </w:pPr>
+      <w:r>
+        <w:t>The line containing the word “</w:t>
+      </w:r>
+      <w:r>
+        <w:rPr>
+          <w:i/>
+          <w:iCs/>
+        </w:rPr>
+        <w:t>degeneracy</w:t>
+      </w:r>
+      <w:r>
+        <w:t xml:space="preserve">” gives the spin degeneracy, which corresponds to the multiplicity. The degeneracy has to be adapted manually for the consideration of other degeneracies. </w:t>
+      </w:r>
+      <w:r>
+        <w:lastRenderedPageBreak/>
+        <w:t>This is explained in more detail in the chapter</w:t>
+      </w:r>
+      <w:r>
+        <w:t xml:space="preserve"> “</w:t>
+      </w:r>
+      <w:r>
+        <w:fldChar w:fldCharType="begin"/>
+      </w:r>
+      <w:r>
+        <w:instrText xml:space="preserve"> REF _Ref193807321 \h </w:instrText>
+      </w:r>
+      <w:r>
+        <w:fldChar w:fldCharType="separate"/>
+      </w:r>
+      <w:r>
+        <w:t xml:space="preserve">Adapting the degeneracy of wells and </w:t>
+      </w:r>
+      <w:r>
+        <w:t>transition structure</w:t>
+      </w:r>
+      <w:r>
+        <w:t>s</w:t>
+      </w:r>
+      <w:r>
+        <w:fldChar w:fldCharType="end"/>
+      </w:r>
+      <w:r>
+        <w:t>”.</w:t>
+      </w:r>
+    </w:p>
+    <w:p>
+      <w:pPr>
+        <w:spacing w:before="100" w:beforeAutospacing="1" w:after="100" w:afterAutospacing="1"/>
+      </w:pPr>
+      <w:r>
+        <w:t>To add the information about the second fragment, use the button “</w:t>
       </w:r>
       <w:r>
         <w:rPr>
           <w:b/>
           <w:bCs/>
         </w:rPr>
-        <w:t>Save All</w:t>
-      </w:r>
-      <w:r>
-        <w:t>” button.</w:t>
+        <w:t>Add loose TS Fragment 2</w:t>
+      </w:r>
+      <w:r>
+        <w:t>”</w:t>
+      </w:r>
+      <w:r>
+        <w:t>. After selection of the log</w:t>
+      </w:r>
+      <w:r>
+        <w:t>-</w:t>
+      </w:r>
+      <w:r>
+        <w:t>file,</w:t>
+      </w:r>
+      <w:r>
+        <w:t xml:space="preserve"> a pop-up window requires to enter the number of the TS to which the second fragment should be added. Provide the number in the format “n” to add the fragment to TS n or in the format “m-n” to add the fragments to all TS between TS m and TS n, including TS m and TS n. Confirm with O</w:t>
+      </w:r>
+      <w:r>
+        <w:t>K</w:t>
+      </w:r>
+      <w:r>
+        <w:t>, and</w:t>
+      </w:r>
+      <w:r>
+        <w:t xml:space="preserve"> the information is added. </w:t>
+      </w:r>
+      <w:r>
+        <w:t>Th</w:t>
+      </w:r>
+      <w:r>
+        <w:t>e</w:t>
       </w:r>
       <w:r>
         <w:t xml:space="preserve"> </w:t>
       </w:r>
+      <w:r>
+        <w:t xml:space="preserve">complete entry for a loose TS </w:t>
+      </w:r>
+      <w:r>
+        <w:t>can look for example like this:</w:t>
+      </w:r>
     </w:p>
     <w:p>
       <w:pPr>
@@ -2784,384 +4812,13 @@
       </w:pPr>
       <w:r>
         <w:rPr>
-          <w:b/>
-          <w:color w:val="FF0000"/>
-        </w:rPr>
-        <w:t>WARNING:</w:t>
-      </w:r>
-      <w:r>
-        <w:rPr>
-          <w:color w:val="FF0000"/>
-        </w:rPr>
-        <w:t xml:space="preserve"> </w:t>
-      </w:r>
-      <w:r>
-        <w:t>Closing the console window immediately terminates AWATAR. All information that has not been saved before will be lost.</w:t>
-      </w:r>
-      <w:r>
-        <w:t xml:space="preserve"> The reason for the console window is that output into such a window is much faster than output to a panel within AWATAR, which would considerably slow down the calculations.</w:t>
-      </w:r>
-    </w:p>
-    <w:p>
-      <w:pPr>
-        <w:spacing w:before="100" w:beforeAutospacing="1" w:after="100" w:afterAutospacing="1"/>
-      </w:pPr>
-      <w:r>
-        <w:t>To open a s</w:t>
-      </w:r>
-      <w:r>
-        <w:t>tored</w:t>
-      </w:r>
-      <w:r>
-        <w:t xml:space="preserve"> file, click on the button</w:t>
-      </w:r>
-      <w:r>
-        <w:t xml:space="preserve"> “</w:t>
-      </w:r>
-      <w:r>
-        <w:rPr>
-          <w:b/>
-        </w:rPr>
-        <w:t>Load All</w:t>
-      </w:r>
-      <w:r>
-        <w:t xml:space="preserve">”. After choosing the respective file </w:t>
-      </w:r>
-      <w:r>
-        <w:rPr>
-          <w:i/>
-        </w:rPr>
-        <w:t>filename</w:t>
-      </w:r>
-      <w:r>
-        <w:t xml:space="preserve">.rrk, the </w:t>
-      </w:r>
-      <w:r>
-        <w:t>status of AWATAR, including all relevant variables and arrays, is restored</w:t>
-      </w:r>
-      <w:r>
-        <w:t>.</w:t>
-      </w:r>
-    </w:p>
-    <w:p>
-      <w:pPr>
-        <w:spacing w:before="100" w:beforeAutospacing="1" w:after="100" w:afterAutospacing="1"/>
-      </w:pPr>
-      <w:r>
-        <w:t xml:space="preserve">For all calculations the program is able to perform, it is necessary to </w:t>
-      </w:r>
-      <w:r>
-        <w:t xml:space="preserve">define </w:t>
-      </w:r>
-      <w:r>
-        <w:t>w</w:t>
-      </w:r>
-      <w:r>
-        <w:t xml:space="preserve">ells and/or </w:t>
-      </w:r>
-      <w:r>
-        <w:t>transition structure</w:t>
-      </w:r>
-      <w:r>
-        <w:t>s</w:t>
-      </w:r>
-      <w:r>
-        <w:t xml:space="preserve"> (TS)</w:t>
-      </w:r>
-      <w:r>
-        <w:t xml:space="preserve">. </w:t>
-      </w:r>
-      <w:r>
-        <w:t>This will be explained in the following chapters.</w:t>
-      </w:r>
-    </w:p>
-    <w:p>
-      <w:pPr>
-        <w:pStyle w:val="berschrift1"/>
-        <w:spacing w:before="100" w:beforeAutospacing="1" w:after="100" w:afterAutospacing="1"/>
-      </w:pPr>
-      <w:bookmarkStart w:id="4" w:name="_Ref193816451"/>
-      <w:bookmarkStart w:id="5" w:name="_Ref193816866"/>
-      <w:bookmarkStart w:id="6" w:name="_Ref193816920"/>
-      <w:bookmarkStart w:id="7" w:name="_Ref193817151"/>
-      <w:bookmarkStart w:id="8" w:name="_Ref193817801"/>
-      <w:bookmarkStart w:id="9" w:name="_Ref193817882"/>
-      <w:bookmarkStart w:id="10" w:name="_Ref193818507"/>
-      <w:bookmarkStart w:id="11" w:name="_Ref193819379"/>
-      <w:bookmarkStart w:id="12" w:name="_Toc222213585"/>
-      <w:r>
-        <w:lastRenderedPageBreak/>
-        <w:t xml:space="preserve">Definition of </w:t>
-      </w:r>
-      <w:r>
-        <w:t>w</w:t>
-      </w:r>
-      <w:r>
-        <w:t>ells</w:t>
-      </w:r>
-      <w:bookmarkEnd w:id="4"/>
-      <w:bookmarkEnd w:id="5"/>
-      <w:bookmarkEnd w:id="6"/>
-      <w:bookmarkEnd w:id="7"/>
-      <w:bookmarkEnd w:id="8"/>
-      <w:bookmarkEnd w:id="9"/>
-      <w:bookmarkEnd w:id="10"/>
-      <w:bookmarkEnd w:id="11"/>
-      <w:bookmarkEnd w:id="12"/>
-    </w:p>
-    <w:p>
-      <w:pPr>
-        <w:spacing w:before="100" w:beforeAutospacing="1" w:after="100" w:afterAutospacing="1"/>
-      </w:pPr>
-      <w:r>
-        <w:t xml:space="preserve">The </w:t>
-      </w:r>
-      <w:r>
-        <w:t xml:space="preserve">definition of a </w:t>
-      </w:r>
-      <w:r>
-        <w:t>w</w:t>
-      </w:r>
-      <w:r>
-        <w:t xml:space="preserve">ell requires a Gaussian </w:t>
-      </w:r>
-      <w:r>
-        <w:t xml:space="preserve">log-file, containing </w:t>
-      </w:r>
-      <w:r>
-        <w:t xml:space="preserve">the </w:t>
-      </w:r>
-      <w:r>
-        <w:t xml:space="preserve">optimized </w:t>
-      </w:r>
-      <w:r>
-        <w:t>s</w:t>
-      </w:r>
-      <w:r>
-        <w:t xml:space="preserve">tructure and </w:t>
-      </w:r>
-      <w:r>
-        <w:t>f</w:t>
-      </w:r>
-      <w:r>
-        <w:t xml:space="preserve">requency calculation </w:t>
-      </w:r>
-      <w:r>
-        <w:t>of the molecule of interest.</w:t>
-      </w:r>
-    </w:p>
-    <w:p>
-      <w:pPr>
-        <w:spacing w:before="100" w:beforeAutospacing="1" w:after="100" w:afterAutospacing="1"/>
-      </w:pPr>
-      <w:r>
-        <w:t xml:space="preserve">Before loading wells, </w:t>
-      </w:r>
-      <w:r>
-        <w:t xml:space="preserve">the </w:t>
-      </w:r>
-      <w:r>
-        <w:t>“</w:t>
-      </w:r>
-      <w:r>
-        <w:rPr>
-          <w:b/>
-          <w:bCs/>
-        </w:rPr>
-        <w:t>F</w:t>
-      </w:r>
-      <w:r>
-        <w:rPr>
-          <w:b/>
-          <w:bCs/>
-        </w:rPr>
-        <w:t xml:space="preserve">requency </w:t>
-      </w:r>
-      <w:r>
-        <w:rPr>
-          <w:b/>
-          <w:bCs/>
-        </w:rPr>
-        <w:t>Scale</w:t>
-      </w:r>
-      <w:r>
-        <w:rPr>
-          <w:b/>
-          <w:bCs/>
-        </w:rPr>
-        <w:t xml:space="preserve"> </w:t>
-      </w:r>
-      <w:r>
-        <w:rPr>
-          <w:b/>
-          <w:bCs/>
-        </w:rPr>
-        <w:t>F</w:t>
-      </w:r>
-      <w:r>
-        <w:rPr>
-          <w:b/>
-          <w:bCs/>
-        </w:rPr>
-        <w:t>actor</w:t>
-      </w:r>
-      <w:r>
-        <w:t>”</w:t>
-      </w:r>
-      <w:r>
-        <w:t xml:space="preserve"> in the panel</w:t>
-      </w:r>
-      <w:r>
-        <w:t xml:space="preserve"> “Parameters”</w:t>
-      </w:r>
-      <w:r>
-        <w:t xml:space="preserve"> </w:t>
-      </w:r>
-      <w:r>
-        <w:t>should</w:t>
-      </w:r>
-      <w:r>
-        <w:t xml:space="preserve"> be</w:t>
-      </w:r>
-      <w:r>
-        <w:t xml:space="preserve"> </w:t>
-      </w:r>
-      <w:r>
-        <w:t>set</w:t>
-      </w:r>
-      <w:r>
-        <w:t xml:space="preserve">. This factor scales the vibrational frequencies. Which factor should be used, depends on the used method and basis set, and can be looked up </w:t>
-      </w:r>
-      <w:r>
-        <w:t>at</w:t>
-      </w:r>
-      <w:r>
-        <w:t xml:space="preserve"> </w:t>
-      </w:r>
-      <w:r>
-        <w:t>NIST</w:t>
-      </w:r>
-      <w:r>
-        <w:t>.</w:t>
-      </w:r>
-      <w:sdt>
-        <w:sdtPr>
-          <w:alias w:val="To edit, see citavi.com/edit"/>
-          <w:tag w:val="CitaviPlaceholder#73d699a9-7242-4892-b17b-e167443c0ad5"/>
-          <w:id w:val="2110695449"/>
-          <w:placeholder>
-            <w:docPart w:val="1B1B40D947F341C19A815105C9BD17E4"/>
-          </w:placeholder>
-        </w:sdtPr>
-        <w:sdtContent>
-          <w:r>
-            <w:fldChar w:fldCharType="begin"/>
-          </w:r>
-          <w:r>
-            <w:instrText>ADDIN CitaviPlaceholder{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}</w:instrText>
-          </w:r>
-          <w:r>
-            <w:fldChar w:fldCharType="separate"/>
-          </w:r>
-          <w:r>
-            <w:rPr>
-              <w:vertAlign w:val="superscript"/>
-            </w:rPr>
-            <w:t>5</w:t>
-          </w:r>
-          <w:r>
-            <w:fldChar w:fldCharType="end"/>
-          </w:r>
-        </w:sdtContent>
-      </w:sdt>
-      <w:r>
-        <w:t xml:space="preserve"> For example</w:t>
-      </w:r>
-      <w:r>
-        <w:t xml:space="preserve"> for CCSD/aug-cc-pVDZ</w:t>
-      </w:r>
-      <w:r>
-        <w:t>:</w:t>
-      </w:r>
-    </w:p>
-    <w:p>
-      <w:pPr>
-        <w:spacing w:before="100" w:beforeAutospacing="1" w:after="100" w:afterAutospacing="1"/>
-        <w:rPr>
-          <w:rFonts w:ascii="Courier" w:hAnsi="Courier" w:cs="Courier"/>
-          <w:szCs w:val="20"/>
-        </w:rPr>
-      </w:pPr>
-      <w:r>
-        <w:rPr>
-          <w:rFonts w:ascii="Courier" w:hAnsi="Courier" w:cs="Courier"/>
-          <w:szCs w:val="20"/>
-        </w:rPr>
-        <w:t xml:space="preserve">Frequency Scale Factor:        0.963  </w:t>
-      </w:r>
-    </w:p>
-    <w:p>
-      <w:pPr>
-        <w:spacing w:before="100" w:beforeAutospacing="1" w:after="100" w:afterAutospacing="1"/>
-      </w:pPr>
-      <w:r>
-        <w:t>Next, the well can be loaded using the button “</w:t>
-      </w:r>
-      <w:r>
-        <w:rPr>
-          <w:b/>
-          <w:bCs/>
-        </w:rPr>
-        <w:t>Load Well</w:t>
-      </w:r>
-      <w:r>
-        <w:t>”</w:t>
-      </w:r>
-      <w:r>
-        <w:t xml:space="preserve"> and choosing the respective Gaussian log-file. The well appears then as a new panel (called </w:t>
-      </w:r>
-      <w:r>
-        <w:t>“</w:t>
-      </w:r>
-      <w:r>
-        <w:rPr>
-          <w:i/>
-          <w:iCs/>
-        </w:rPr>
-        <w:t>Well 0</w:t>
-      </w:r>
-      <w:r>
-        <w:t>”</w:t>
-      </w:r>
-      <w:r>
-        <w:t xml:space="preserve"> </w:t>
-      </w:r>
-      <w:r>
-        <w:t>for the first well, al</w:t>
-      </w:r>
-      <w:r>
-        <w:t>l</w:t>
-      </w:r>
-      <w:r>
-        <w:t xml:space="preserve"> further wells are enumerated consecutively.</w:t>
-      </w:r>
-      <w:r>
-        <w:t>)</w:t>
-      </w:r>
-      <w:r>
-        <w:t xml:space="preserve"> This panel looks for example like this:</w:t>
-      </w:r>
-    </w:p>
-    <w:p>
-      <w:pPr>
-        <w:spacing w:before="100" w:beforeAutospacing="1" w:after="100" w:afterAutospacing="1"/>
-      </w:pPr>
-      <w:r>
+          <w:noProof/>
+        </w:rPr>
         <w:drawing>
-          <wp:inline distT="0" distB="0" distL="0" distR="0" wp14:anchorId="3406939B" wp14:editId="6A9274E0">
+          <wp:inline distT="0" distB="0" distL="0" distR="0" wp14:anchorId="04B8B869" wp14:editId="6801E826">
             <wp:extent cx="5760720" cy="3608070"/>
             <wp:effectExtent l="0" t="0" r="0" b="0"/>
-            <wp:docPr id="1391069916" name="Grafik 1"/>
+            <wp:docPr id="1436573267" name="Grafik 1"/>
             <wp:cNvGraphicFramePr>
               <a:graphicFrameLocks xmlns:a="http://schemas.openxmlformats.org/drawingml/2006/main" noChangeAspect="1"/>
             </wp:cNvGraphicFramePr>
@@ -3169,7 +4826,7 @@
               <a:graphicData uri="http://schemas.openxmlformats.org/drawingml/2006/picture">
                 <pic:pic xmlns:pic="http://schemas.openxmlformats.org/drawingml/2006/picture">
                   <pic:nvPicPr>
-                    <pic:cNvPr id="1391069916" name=""/>
+                    <pic:cNvPr id="1436573267" name=""/>
                     <pic:cNvPicPr/>
                   </pic:nvPicPr>
                   <pic:blipFill>
@@ -3199,572 +4856,140 @@
         <w:spacing w:before="100" w:beforeAutospacing="1" w:after="100" w:afterAutospacing="1"/>
       </w:pPr>
       <w:r>
-        <w:t>The first line</w:t>
-      </w:r>
-      <w:r>
-        <w:t xml:space="preserve"> in this panel</w:t>
-      </w:r>
-      <w:r>
-        <w:t xml:space="preserve"> shows the filename and directory of the loaded file</w:t>
-      </w:r>
-      <w:r>
-        <w:t>.</w:t>
-      </w:r>
-      <w:r>
-        <w:t xml:space="preserve"> </w:t>
-      </w:r>
-      <w:r>
-        <w:t>T</w:t>
-      </w:r>
-      <w:r>
-        <w:t>he used</w:t>
-      </w:r>
-      <w:r>
-        <w:t xml:space="preserve"> “</w:t>
-      </w:r>
-      <w:r>
-        <w:fldChar w:fldCharType="begin"/>
-      </w:r>
-      <w:r>
-        <w:instrText xml:space="preserve"> REF Frequency_Scale_Factor \h </w:instrText>
-      </w:r>
-      <w:r>
-        <w:fldChar w:fldCharType="separate"/>
-      </w:r>
-      <w:r>
-        <w:rPr>
-          <w:rFonts w:ascii="Courier New" w:hAnsi="Courier New" w:cs="Courier New"/>
-        </w:rPr>
-        <w:t>Frequency Scale Factor</w:t>
-      </w:r>
-      <w:r>
-        <w:t xml:space="preserve"> </w:t>
-      </w:r>
-      <w:r>
-        <w:fldChar w:fldCharType="end"/>
-      </w:r>
-      <w:r>
-        <w:rPr>
-          <w:rFonts w:ascii="Courier New" w:hAnsi="Courier New" w:cs="Courier New"/>
-        </w:rPr>
-        <w:t>”</w:t>
-      </w:r>
-      <w:r>
-        <w:t xml:space="preserve"> is documented</w:t>
-      </w:r>
-      <w:r>
-        <w:t xml:space="preserve"> in the second line</w:t>
+        <w:t>The meaning of the lines is the same as for the first fragment</w:t>
       </w:r>
       <w:r>
         <w:t xml:space="preserve">. </w:t>
       </w:r>
+      <w:r>
+        <w:t xml:space="preserve">Note however, that the spin degeneracy is not considered automatically. Instead, the </w:t>
+      </w:r>
+      <w:r>
+        <w:t>m</w:t>
+      </w:r>
+      <w:r>
+        <w:t>ultiplicity is read from the log</w:t>
+      </w:r>
+      <w:r>
+        <w:t>-</w:t>
+      </w:r>
+      <w:r>
+        <w:t xml:space="preserve">file and written to the panel after a semicolon. The degeneracy defined by the first fragment should be adapted such, that the total degeneracy of the </w:t>
+      </w:r>
+      <w:r>
+        <w:t>transition structure</w:t>
+      </w:r>
+      <w:r>
+        <w:t xml:space="preserve"> is considered there.</w:t>
+      </w:r>
     </w:p>
     <w:p>
       <w:pPr>
         <w:spacing w:before="100" w:beforeAutospacing="1" w:after="100" w:afterAutospacing="1"/>
       </w:pPr>
       <w:r>
-        <w:t>The following lines containing the word “</w:t>
-      </w:r>
-      <w:r>
-        <w:rPr>
-          <w:i/>
-          <w:iCs/>
-        </w:rPr>
-        <w:t>vib</w:t>
-      </w:r>
-      <w:r>
-        <w:t xml:space="preserve">” give the </w:t>
-      </w:r>
-      <w:r>
-        <w:t xml:space="preserve">calculated </w:t>
-      </w:r>
-      <w:r>
-        <w:t>vibrational frequencies</w:t>
-      </w:r>
-      <w:r>
-        <w:t xml:space="preserve"> in cm</w:t>
-      </w:r>
-      <w:r>
-        <w:rPr>
-          <w:vertAlign w:val="superscript"/>
-        </w:rPr>
-        <w:t>-1</w:t>
-      </w:r>
-      <w:r>
-        <w:t xml:space="preserve"> of the molecule (first number of each line) along with the infrared intensities</w:t>
-      </w:r>
-      <w:r>
-        <w:t xml:space="preserve"> </w:t>
-      </w:r>
-      <w:r>
-        <w:t>in km mol</w:t>
-      </w:r>
-      <w:r>
-        <w:rPr>
-          <w:vertAlign w:val="superscript"/>
-        </w:rPr>
-        <w:t>-1</w:t>
-      </w:r>
-      <w:r>
-        <w:t xml:space="preserve"> (second and fourth number of each line). The third number is the vibrational frequency</w:t>
-      </w:r>
-      <w:r>
-        <w:t xml:space="preserve"> in cm</w:t>
-      </w:r>
-      <w:r>
-        <w:rPr>
-          <w:vertAlign w:val="superscript"/>
-        </w:rPr>
-        <w:t>-1</w:t>
-      </w:r>
-      <w:r>
-        <w:t xml:space="preserve"> </w:t>
-      </w:r>
-      <w:r>
-        <w:t>scaled by the used Frequency Scale Factor.</w:t>
-      </w:r>
-      <w:r>
-        <w:t xml:space="preserve"> The idea of this doubling of the frequency output is that the information on the original calculated values is preserved. If no numbers follow after “vib”, the original values are used without change. Otherwise, the modified values are used. Expert users may want to deliberately change those values, e.g. for low-lying vibrational modes. </w:t>
-      </w:r>
-    </w:p>
-    <w:p>
-      <w:pPr>
-        <w:spacing w:before="100" w:beforeAutospacing="1" w:after="100" w:afterAutospacing="1"/>
-        <w:rPr>
-          <w:color w:val="FF0000"/>
-        </w:rPr>
-      </w:pPr>
-      <w:r>
-        <w:t>After the vibrational modes follows</w:t>
-      </w:r>
-      <w:r>
-        <w:t xml:space="preserve"> information about the rotational modes. Thereby the </w:t>
-      </w:r>
-      <w:r>
-        <w:t>first number of each line is a</w:t>
-      </w:r>
-      <w:r>
-        <w:t xml:space="preserve"> rotational constant in cm</w:t>
-      </w:r>
-      <w:r>
-        <w:rPr>
-          <w:vertAlign w:val="superscript"/>
-        </w:rPr>
-        <w:t>-1</w:t>
-      </w:r>
-      <w:r>
-        <w:t xml:space="preserve">, and in each </w:t>
-      </w:r>
-      <w:r>
-        <w:t>line,</w:t>
-      </w:r>
-      <w:r>
-        <w:t xml:space="preserve"> it</w:t>
-      </w:r>
-      <w:r>
-        <w:t xml:space="preserve"> is also noted whether </w:t>
-      </w:r>
-      <w:r>
-        <w:t xml:space="preserve">the corresponding </w:t>
-      </w:r>
-      <w:r>
-        <w:t>rotational mode is active</w:t>
-      </w:r>
-      <w:r>
-        <w:t xml:space="preserve"> (counting for the Beyer-Swinehart-Algorithm)</w:t>
-      </w:r>
-      <w:r>
-        <w:t xml:space="preserve"> or inactive</w:t>
-      </w:r>
-      <w:r>
-        <w:t xml:space="preserve"> (not counting for </w:t>
-      </w:r>
-      <w:r>
-        <w:lastRenderedPageBreak/>
-        <w:t>the Beyer-Swinehart-Algorithm)</w:t>
-      </w:r>
-      <w:r>
-        <w:t>.</w:t>
-      </w:r>
-      <w:r>
-        <w:t xml:space="preserve"> In the line with the active rotation, the rotational symmetry number is given after the rotational constant. </w:t>
-      </w:r>
-      <w:r>
-        <w:t xml:space="preserve">If the molecule is </w:t>
-      </w:r>
-      <w:r>
-        <w:t>spherical symmetric with t</w:t>
-      </w:r>
-      <w:r>
-        <w:t>h</w:t>
-      </w:r>
-      <w:r>
-        <w:t>ree identical rotational constants,</w:t>
-      </w:r>
-      <w:r>
-        <w:t xml:space="preserve"> one of</w:t>
-      </w:r>
-      <w:r>
-        <w:t xml:space="preserve"> the</w:t>
-      </w:r>
-      <w:r>
-        <w:t xml:space="preserve"> rotational modes is treated as </w:t>
-      </w:r>
-      <w:r>
-        <w:t>one-dimensional</w:t>
-      </w:r>
-      <w:r>
-        <w:t xml:space="preserve"> rotor</w:t>
-      </w:r>
-      <w:r>
-        <w:t xml:space="preserve"> </w:t>
-      </w:r>
-      <w:r>
-        <w:t>(noted with the text “</w:t>
-      </w:r>
-      <w:r>
-        <w:rPr>
-          <w:i/>
-          <w:iCs/>
-        </w:rPr>
-        <w:t>1D-rot symm</w:t>
-      </w:r>
-      <w:r>
-        <w:t>”)</w:t>
-      </w:r>
-      <w:r>
-        <w:t>, w</w:t>
-      </w:r>
-      <w:r>
-        <w:t>hi</w:t>
-      </w:r>
-      <w:r>
-        <w:t>le the other two are inactive.</w:t>
-      </w:r>
-      <w:r>
-        <w:t xml:space="preserve"> If the molecule is linear, </w:t>
-      </w:r>
-      <w:r>
-        <w:t xml:space="preserve">the rotation </w:t>
-      </w:r>
-      <w:r>
-        <w:t xml:space="preserve">does not </w:t>
-      </w:r>
-      <w:r>
-        <w:t xml:space="preserve">contribute with </w:t>
-      </w:r>
-      <w:r>
-        <w:t>any</w:t>
-      </w:r>
-      <w:r>
-        <w:t xml:space="preserve"> degrees of freedom. Otherwise, </w:t>
-      </w:r>
-      <w:r>
-        <w:t xml:space="preserve">the molecule </w:t>
-      </w:r>
-      <w:r>
-        <w:t xml:space="preserve">is </w:t>
-      </w:r>
-      <w:r>
-        <w:t xml:space="preserve">approximated as prolate or oblate symmetric top, </w:t>
-      </w:r>
-      <w:r>
-        <w:t xml:space="preserve">and </w:t>
-      </w:r>
-      <w:r>
-        <w:t xml:space="preserve">there is one active </w:t>
-      </w:r>
-      <w:r>
-        <w:t>rotational mode</w:t>
-      </w:r>
-      <w:r>
-        <w:t xml:space="preserve"> that can exchange energy with the vibrations, see Gilbert and Smith for detail</w:t>
-      </w:r>
-      <w:r>
-        <w:t>.</w:t>
-      </w:r>
-      <w:sdt>
-        <w:sdtPr>
-          <w:alias w:val="To edit, see citavi.com/edit"/>
-          <w:tag w:val="CitaviPlaceholder#749171d1-3a79-4388-b841-8908f4ec3cef"/>
-          <w:id w:val="-2103947652"/>
-          <w:placeholder>
-            <w:docPart w:val="DefaultPlaceholder_-1854013440"/>
-          </w:placeholder>
-        </w:sdtPr>
-        <w:sdtContent>
-          <w:r>
-            <w:fldChar w:fldCharType="begin"/>
-          </w:r>
-          <w:r>
-            <w:instrText>ADDIN CitaviPlaceholder{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}</w:instrText>
-          </w:r>
-          <w:r>
-            <w:fldChar w:fldCharType="separate"/>
-          </w:r>
-          <w:r>
-            <w:rPr>
-              <w:vertAlign w:val="superscript"/>
-            </w:rPr>
-            <w:t>6</w:t>
-          </w:r>
-          <w:r>
-            <w:fldChar w:fldCharType="end"/>
-          </w:r>
-        </w:sdtContent>
-      </w:sdt>
-    </w:p>
-    <w:p>
-      <w:pPr>
-        <w:spacing w:before="100" w:beforeAutospacing="1" w:after="100" w:afterAutospacing="1"/>
-      </w:pPr>
-      <w:r>
-        <w:t>The line containing the word “</w:t>
-      </w:r>
-      <w:r>
-        <w:rPr>
-          <w:i/>
-          <w:iCs/>
-        </w:rPr>
-        <w:t>energy</w:t>
-      </w:r>
-      <w:r>
-        <w:t xml:space="preserve">” gives the </w:t>
-      </w:r>
-      <w:r>
-        <w:t xml:space="preserve">electronic </w:t>
-      </w:r>
-      <w:r>
-        <w:t xml:space="preserve">energy </w:t>
-      </w:r>
-      <w:r>
-        <w:t>without zero</w:t>
-      </w:r>
-      <w:r>
-        <w:t>-</w:t>
-      </w:r>
-      <w:r>
-        <w:t xml:space="preserve">point </w:t>
-      </w:r>
-      <w:r>
-        <w:t xml:space="preserve">correction </w:t>
-      </w:r>
-      <w:r>
-        <w:t>in</w:t>
-      </w:r>
-      <w:r>
-        <w:t xml:space="preserve"> </w:t>
-      </w:r>
-      <w:r>
-        <w:t>H</w:t>
-      </w:r>
-      <w:r>
-        <w:t>artree</w:t>
-      </w:r>
-      <w:r>
-        <w:t>.</w:t>
-      </w:r>
-    </w:p>
-    <w:p>
-      <w:pPr>
-        <w:spacing w:before="100" w:beforeAutospacing="1" w:after="100" w:afterAutospacing="1"/>
-        <w:rPr>
-          <w:color w:val="FF0000"/>
-        </w:rPr>
-      </w:pPr>
-      <w:r>
-        <w:t>The line containing the word “</w:t>
-      </w:r>
-      <w:r>
-        <w:rPr>
-          <w:i/>
-          <w:iCs/>
-        </w:rPr>
-        <w:t>d</w:t>
-      </w:r>
-      <w:r>
-        <w:rPr>
-          <w:i/>
-          <w:iCs/>
-        </w:rPr>
-        <w:t>egeneracy</w:t>
-      </w:r>
-      <w:r>
-        <w:t xml:space="preserve">” gives the </w:t>
-      </w:r>
-      <w:r>
-        <w:t>s</w:t>
-      </w:r>
-      <w:r>
-        <w:t>pin degeneracy</w:t>
-      </w:r>
-      <w:r>
-        <w:t>, which corresponds to the</w:t>
-      </w:r>
-      <w:r>
-        <w:t xml:space="preserve"> </w:t>
-      </w:r>
-      <w:r>
-        <w:t xml:space="preserve">multiplicity. The degeneracy has to be adapted manually for the consideration of other degeneracies. This is explained in more detail in the chapter </w:t>
-      </w:r>
-      <w:r>
-        <w:t>“</w:t>
-      </w:r>
-      <w:r>
-        <w:fldChar w:fldCharType="begin"/>
-      </w:r>
-      <w:r>
-        <w:instrText xml:space="preserve"> REF _Ref193806480 \h </w:instrText>
-      </w:r>
-      <w:r>
-        <w:fldChar w:fldCharType="separate"/>
-      </w:r>
-      <w:r>
-        <w:t xml:space="preserve">Adapting the degeneracy of wells and </w:t>
-      </w:r>
-      <w:r>
-        <w:t>transition structure</w:t>
-      </w:r>
-      <w:r>
-        <w:t>s</w:t>
-      </w:r>
-      <w:r>
-        <w:fldChar w:fldCharType="end"/>
-      </w:r>
-      <w:r>
-        <w:t>”</w:t>
-      </w:r>
-      <w:r>
-        <w:t>.</w:t>
-      </w:r>
-    </w:p>
-    <w:p>
-      <w:pPr>
-        <w:pStyle w:val="berschrift3"/>
-        <w:spacing w:before="100" w:beforeAutospacing="1" w:after="100" w:afterAutospacing="1"/>
-      </w:pPr>
-      <w:bookmarkStart w:id="13" w:name="_Ref193816044"/>
-      <w:r>
-        <w:t xml:space="preserve">Delete </w:t>
-      </w:r>
-      <w:r>
-        <w:t>w</w:t>
-      </w:r>
-      <w:r>
-        <w:t>ells</w:t>
-      </w:r>
-      <w:bookmarkEnd w:id="13"/>
-    </w:p>
-    <w:p>
-      <w:pPr>
-        <w:spacing w:before="100" w:beforeAutospacing="1" w:after="100" w:afterAutospacing="1"/>
-      </w:pPr>
-      <w:r>
-        <w:t xml:space="preserve">To remove a </w:t>
-      </w:r>
-      <w:r>
-        <w:t>w</w:t>
-      </w:r>
-      <w:r>
-        <w:t xml:space="preserve">ell, go to the respective panel and then </w:t>
-      </w:r>
-      <w:r>
-        <w:t>use</w:t>
-      </w:r>
-      <w:r>
-        <w:t xml:space="preserve"> the button “</w:t>
+        <w:t xml:space="preserve">It is also possible to add more than two </w:t>
+      </w:r>
+      <w:r>
+        <w:t>f</w:t>
+      </w:r>
+      <w:r>
+        <w:t>ragments by using the button “</w:t>
       </w:r>
       <w:r>
         <w:rPr>
           <w:b/>
           <w:bCs/>
         </w:rPr>
-        <w:t>Remove Well/TS</w:t>
-      </w:r>
-      <w:r>
-        <w:t xml:space="preserve">”. </w:t>
-      </w:r>
-      <w:r>
-        <w:t xml:space="preserve">After confirmation, the </w:t>
-      </w:r>
-      <w:r>
-        <w:t>w</w:t>
-      </w:r>
-      <w:r>
-        <w:t>ell is deleted. Note, that the e</w:t>
-      </w:r>
-      <w:r>
-        <w:t xml:space="preserve">numeration of </w:t>
-      </w:r>
-      <w:r>
-        <w:t>al</w:t>
-      </w:r>
-      <w:r>
-        <w:t>l</w:t>
-      </w:r>
-      <w:r>
-        <w:t xml:space="preserve"> consecutive </w:t>
-      </w:r>
-      <w:r>
-        <w:t xml:space="preserve">wells is adapted, this means that the number of other </w:t>
-      </w:r>
-      <w:r>
-        <w:t>w</w:t>
-      </w:r>
-      <w:r>
-        <w:t>ells</w:t>
-      </w:r>
-      <w:r>
-        <w:t xml:space="preserve"> may</w:t>
-      </w:r>
-      <w:r>
-        <w:t xml:space="preserve"> change</w:t>
-      </w:r>
-      <w:r>
-        <w:t xml:space="preserve"> due to the removal of </w:t>
-      </w:r>
-      <w:r>
-        <w:t>a</w:t>
+        <w:t>Add loose TS Fragment 2</w:t>
+      </w:r>
+      <w:r>
+        <w:t>” several times.</w:t>
+      </w:r>
+    </w:p>
+    <w:p>
+      <w:pPr>
+        <w:spacing w:before="100" w:beforeAutospacing="1" w:after="100" w:afterAutospacing="1"/>
+      </w:pPr>
+      <w:r>
+        <w:t>Note, that for a correctly loaded TS, the total number of degrees of freedom (counting all vibrational modes and active rotational modes, whereby 2D</w:t>
       </w:r>
       <w:r>
         <w:t xml:space="preserve"> </w:t>
       </w:r>
       <w:r>
-        <w:t>w</w:t>
-      </w:r>
-      <w:r>
-        <w:t>ell.</w:t>
+        <w:t>rotors count twice) is one less than the number of degrees of freedom of a well</w:t>
+      </w:r>
+      <w:r>
+        <w:t xml:space="preserve">. When a </w:t>
+      </w:r>
+      <w:r>
+        <w:t>program routine</w:t>
+      </w:r>
+      <w:r>
+        <w:t xml:space="preserve"> is executed where this poses a problem, AWATAR gives a warning that the numbers of degrees of freedom </w:t>
+      </w:r>
+      <w:r>
+        <w:t>are inconsistent</w:t>
+      </w:r>
+      <w:r>
+        <w:t>.</w:t>
+      </w:r>
+    </w:p>
+    <w:p>
+      <w:pPr>
+        <w:pStyle w:val="berschrift3"/>
+      </w:pPr>
+      <w:bookmarkStart w:id="22" w:name="_Toc190338970"/>
+      <w:r>
+        <w:t>Definition of tight TS</w:t>
+      </w:r>
+    </w:p>
+    <w:p>
+      <w:pPr>
+        <w:spacing w:before="100" w:beforeAutospacing="1" w:after="100" w:afterAutospacing="1"/>
+      </w:pPr>
+      <w:r>
+        <w:t xml:space="preserve">A tight TS consists </w:t>
+      </w:r>
+      <w:r>
+        <w:t>of a molecule with one imaginary frequency.</w:t>
       </w:r>
       <w:r>
         <w:t xml:space="preserve"> </w:t>
       </w:r>
       <w:r>
-        <w:t xml:space="preserve">The text in the panel </w:t>
-      </w:r>
-      <w:r>
-        <w:t xml:space="preserve">“Parameters” </w:t>
-      </w:r>
-      <w:r>
-        <w:t>however does not change automatically. All</w:t>
-      </w:r>
-      <w:r>
-        <w:t xml:space="preserve"> prior written</w:t>
-      </w:r>
-      <w:r>
-        <w:t xml:space="preserve"> references to </w:t>
-      </w:r>
-      <w:r>
-        <w:t>w</w:t>
-      </w:r>
-      <w:r>
-        <w:t xml:space="preserve">ells in the </w:t>
-      </w:r>
-      <w:r>
-        <w:t xml:space="preserve">panel “Parameters” </w:t>
-      </w:r>
-      <w:r>
-        <w:t>have to be checked and adapted manually.</w:t>
+        <w:t>This chapter describes</w:t>
+      </w:r>
+      <w:r>
+        <w:t xml:space="preserve"> how to load a tight TS if a corresponding Gaussian log-file is available (see chapter </w:t>
+      </w:r>
+      <w:r>
+        <w:t>“</w:t>
+      </w:r>
+      <w:r>
+        <w:fldChar w:fldCharType="begin"/>
+      </w:r>
+      <w:r>
+        <w:instrText xml:space="preserve"> REF _Ref193807524 \h </w:instrText>
+      </w:r>
+      <w:r>
+        <w:fldChar w:fldCharType="separate"/>
+      </w:r>
+      <w:r>
+        <w:t>Definition of tight TS</w:t>
+      </w:r>
+      <w:r>
+        <w:t xml:space="preserve"> using the log-file of a well</w:t>
+      </w:r>
+      <w:r>
+        <w:fldChar w:fldCharType="end"/>
+      </w:r>
+      <w:r>
+        <w:t>”</w:t>
+      </w:r>
+      <w:r>
+        <w:t xml:space="preserve"> for a possible alternative).</w:t>
       </w:r>
     </w:p>
     <w:p>
@@ -3772,302 +4997,72 @@
         <w:spacing w:before="100" w:beforeAutospacing="1" w:after="100" w:afterAutospacing="1"/>
       </w:pPr>
       <w:r>
-        <w:t xml:space="preserve">There is also the possibility to delete several </w:t>
-      </w:r>
-      <w:r>
-        <w:t>w</w:t>
-      </w:r>
-      <w:r>
-        <w:t>ells at once with the button “</w:t>
+        <w:lastRenderedPageBreak/>
+        <w:t>Set the “</w:t>
+      </w:r>
+      <w:r>
+        <w:fldChar w:fldCharType="begin"/>
+      </w:r>
+      <w:r>
+        <w:instrText xml:space="preserve"> REF Frequency_Scale_Factor \h </w:instrText>
+      </w:r>
+      <w:r>
+        <w:fldChar w:fldCharType="separate"/>
+      </w:r>
+      <w:r>
+        <w:rPr>
+          <w:rFonts w:ascii="Courier New" w:hAnsi="Courier New" w:cs="Courier New"/>
+        </w:rPr>
+        <w:t>Frequency Scale Factor</w:t>
+      </w:r>
+      <w:r>
+        <w:t xml:space="preserve"> </w:t>
+      </w:r>
+      <w:r>
+        <w:fldChar w:fldCharType="end"/>
+      </w:r>
+      <w:r>
+        <w:t>” in the panel “Parameters”. Then, u</w:t>
+      </w:r>
+      <w:r>
+        <w:t>se the button “</w:t>
       </w:r>
       <w:r>
         <w:rPr>
           <w:b/>
           <w:bCs/>
         </w:rPr>
-        <w:t>Remove Multi</w:t>
-      </w:r>
-      <w:r>
-        <w:t xml:space="preserve">”. The input in the requester has to be in the form “Well m-n” to delete all </w:t>
-      </w:r>
-      <w:r>
-        <w:t>w</w:t>
-      </w:r>
-      <w:r>
-        <w:t xml:space="preserve">ells between </w:t>
-      </w:r>
-      <w:r>
-        <w:t>w</w:t>
-      </w:r>
-      <w:r>
-        <w:t xml:space="preserve">ell m and </w:t>
-      </w:r>
-      <w:r>
-        <w:t>w</w:t>
-      </w:r>
-      <w:r>
-        <w:t xml:space="preserve">ell n including </w:t>
-      </w:r>
-      <w:r>
-        <w:t>w</w:t>
-      </w:r>
-      <w:r>
-        <w:t xml:space="preserve">ell m and </w:t>
-      </w:r>
-      <w:r>
-        <w:t>w</w:t>
-      </w:r>
-      <w:r>
-        <w:t xml:space="preserve">ell n. Again, the enumeration of all consecutive </w:t>
-      </w:r>
-      <w:r>
-        <w:t>w</w:t>
-      </w:r>
-      <w:r>
-        <w:t>ells is adapted</w:t>
-      </w:r>
-      <w:r>
-        <w:t xml:space="preserve"> automatically, but all prior references to </w:t>
-      </w:r>
-      <w:r>
-        <w:t>w</w:t>
-      </w:r>
-      <w:r>
-        <w:t xml:space="preserve">ells in the </w:t>
-      </w:r>
-      <w:r>
-        <w:t>p</w:t>
-      </w:r>
-      <w:r>
-        <w:t xml:space="preserve">anel </w:t>
-      </w:r>
-      <w:r>
-        <w:t xml:space="preserve">“Parameters” </w:t>
-      </w:r>
-      <w:r>
-        <w:t xml:space="preserve">must </w:t>
-      </w:r>
-      <w:r>
-        <w:t>be manually</w:t>
-      </w:r>
-      <w:r>
-        <w:t xml:space="preserve"> </w:t>
-      </w:r>
-      <w:r>
-        <w:t>adapted</w:t>
-      </w:r>
-      <w:r>
-        <w:t>.</w:t>
-      </w:r>
-    </w:p>
-    <w:p>
-      <w:pPr>
-        <w:pStyle w:val="berschrift1"/>
+        <w:t>Load tight TS</w:t>
+      </w:r>
+      <w:r>
+        <w:t>” and choose the respective</w:t>
+      </w:r>
+      <w:r>
+        <w:t xml:space="preserve"> Gaussian</w:t>
+      </w:r>
+      <w:r>
+        <w:t xml:space="preserve"> log-file. A new panel called “TS 0” appears, (all further </w:t>
+      </w:r>
+      <w:r>
+        <w:t>transition structure</w:t>
+      </w:r>
+      <w:r>
+        <w:t>s are enumerated consecutively). The new panel looks for example like this:</w:t>
+      </w:r>
+    </w:p>
+    <w:p>
+      <w:pPr>
         <w:spacing w:before="100" w:beforeAutospacing="1" w:after="100" w:afterAutospacing="1"/>
       </w:pPr>
-      <w:bookmarkStart w:id="14" w:name="_Ref193816935"/>
-      <w:bookmarkStart w:id="15" w:name="_Ref193817069"/>
-      <w:bookmarkStart w:id="16" w:name="_Ref193817164"/>
-      <w:bookmarkStart w:id="17" w:name="_Ref193817812"/>
-      <w:bookmarkStart w:id="18" w:name="_Ref193817896"/>
-      <w:bookmarkStart w:id="19" w:name="_Ref193818518"/>
-      <w:bookmarkStart w:id="20" w:name="_Ref193819390"/>
-      <w:bookmarkStart w:id="21" w:name="_Toc222213586"/>
-      <w:r>
-        <w:t xml:space="preserve">Definition of </w:t>
-      </w:r>
-      <w:r>
-        <w:t>transition structure</w:t>
-      </w:r>
-      <w:r>
-        <w:t>s</w:t>
-      </w:r>
-      <w:r>
-        <w:t xml:space="preserve"> (TS)</w:t>
-      </w:r>
-      <w:bookmarkEnd w:id="14"/>
-      <w:bookmarkEnd w:id="15"/>
-      <w:bookmarkEnd w:id="16"/>
-      <w:bookmarkEnd w:id="17"/>
-      <w:bookmarkEnd w:id="18"/>
-      <w:bookmarkEnd w:id="19"/>
-      <w:bookmarkEnd w:id="20"/>
-      <w:bookmarkEnd w:id="21"/>
-    </w:p>
-    <w:p>
-      <w:pPr>
-        <w:spacing w:before="100" w:beforeAutospacing="1" w:after="100" w:afterAutospacing="1"/>
-      </w:pPr>
-      <w:r>
-        <w:t>Transition structure</w:t>
-      </w:r>
-      <w:r>
-        <w:t xml:space="preserve">s (TS) can be loaded as loose TS or tight TS. For both options, the </w:t>
-      </w:r>
-      <w:r>
-        <w:fldChar w:fldCharType="begin"/>
-      </w:r>
-      <w:r>
-        <w:instrText xml:space="preserve"> REF Frequency_Scale_Factor \h </w:instrText>
-      </w:r>
-      <w:r>
-        <w:fldChar w:fldCharType="separate"/>
-      </w:r>
-      <w:r>
-        <w:rPr>
-          <w:rFonts w:ascii="Courier New" w:hAnsi="Courier New" w:cs="Courier New"/>
-        </w:rPr>
-        <w:t>Frequency Scale Factor</w:t>
-      </w:r>
-      <w:r>
-        <w:t xml:space="preserve"> </w:t>
-      </w:r>
-      <w:r>
-        <w:fldChar w:fldCharType="end"/>
-      </w:r>
-      <w:r>
-        <w:t xml:space="preserve"> in the panel “Parameters” should be set prior to loading the </w:t>
-      </w:r>
-      <w:r>
-        <w:t>transition structure</w:t>
-      </w:r>
-      <w:r>
-        <w:t>s. In the following, the definition of loose TS and tight TS is explained separately:</w:t>
-      </w:r>
-    </w:p>
-    <w:p>
-      <w:pPr>
-        <w:pStyle w:val="berschrift3"/>
-        <w:spacing w:before="100" w:beforeAutospacing="1" w:after="100" w:afterAutospacing="1"/>
-      </w:pPr>
-      <w:r>
-        <w:t>Definition of loose TS</w:t>
-      </w:r>
-    </w:p>
-    <w:p>
-      <w:pPr>
-        <w:spacing w:before="100" w:beforeAutospacing="1" w:after="100" w:afterAutospacing="1"/>
-      </w:pPr>
-      <w:r>
-        <w:t>A loose TS consists of two fragments</w:t>
-      </w:r>
-      <w:r>
-        <w:t xml:space="preserve">. </w:t>
-      </w:r>
-      <w:r>
-        <w:t>Two</w:t>
-      </w:r>
-      <w:r>
-        <w:t xml:space="preserve"> </w:t>
-      </w:r>
-      <w:r>
-        <w:t>Gaussian</w:t>
-      </w:r>
-      <w:r>
-        <w:t xml:space="preserve"> log-file</w:t>
-      </w:r>
-      <w:r>
-        <w:t>s</w:t>
-      </w:r>
-      <w:r>
-        <w:t xml:space="preserve"> are </w:t>
-      </w:r>
-      <w:r>
-        <w:t>needed</w:t>
-      </w:r>
-      <w:r>
-        <w:t xml:space="preserve">, containing </w:t>
-      </w:r>
-      <w:r>
-        <w:t xml:space="preserve">the </w:t>
-      </w:r>
-      <w:r>
-        <w:t xml:space="preserve">optimized </w:t>
-      </w:r>
-      <w:r>
-        <w:t>s</w:t>
-      </w:r>
-      <w:r>
-        <w:t>tructure</w:t>
-      </w:r>
-      <w:r>
-        <w:t>s</w:t>
-      </w:r>
-      <w:r>
-        <w:t xml:space="preserve"> and </w:t>
-      </w:r>
-      <w:r>
-        <w:t>f</w:t>
-      </w:r>
-      <w:r>
-        <w:t>requenc</w:t>
-      </w:r>
-      <w:r>
-        <w:t xml:space="preserve">ies </w:t>
-      </w:r>
-      <w:r>
-        <w:t>for both fragments.</w:t>
-      </w:r>
-    </w:p>
-    <w:p>
-      <w:pPr>
-        <w:spacing w:before="100" w:beforeAutospacing="1" w:after="100" w:afterAutospacing="1"/>
-      </w:pPr>
-      <w:r>
-        <w:t xml:space="preserve">The first </w:t>
-      </w:r>
-      <w:r>
-        <w:t>f</w:t>
-      </w:r>
-      <w:r>
-        <w:t>ragment can be loaded using the button “</w:t>
-      </w:r>
-      <w:r>
-        <w:rPr>
-          <w:b/>
-          <w:bCs/>
-        </w:rPr>
-        <w:t>Load loose TS Fragment 1</w:t>
-      </w:r>
-      <w:r>
-        <w:t xml:space="preserve">” and choosing the log-file of the respective fragment. A new panel called “TS 0” appears, further </w:t>
-      </w:r>
-      <w:r>
-        <w:t>transition structure</w:t>
-      </w:r>
-      <w:r>
-        <w:t xml:space="preserve">s are enumerated consecutively. The panel </w:t>
-      </w:r>
-      <w:r>
-        <w:t>“</w:t>
-      </w:r>
-      <w:r>
-        <w:t>TS</w:t>
-      </w:r>
-      <w:r>
-        <w:t> </w:t>
-      </w:r>
-      <w:r>
-        <w:t>0</w:t>
-      </w:r>
-      <w:r>
-        <w:t>”</w:t>
-      </w:r>
-      <w:r>
-        <w:t xml:space="preserve"> looks for example like this:</w:t>
-      </w:r>
-    </w:p>
-    <w:p>
-      <w:pPr>
-        <w:spacing w:before="100" w:beforeAutospacing="1" w:after="100" w:afterAutospacing="1"/>
-      </w:pPr>
-      <w:r>
-        <w:lastRenderedPageBreak/>
+      <w:r>
+        <w:rPr>
+          <w:noProof/>
+        </w:rPr>
         <w:drawing>
-          <wp:inline distT="0" distB="0" distL="0" distR="0" wp14:anchorId="2B6598FA" wp14:editId="26487976">
+          <wp:inline distT="0" distB="0" distL="0" distR="0" wp14:anchorId="3376E5A1" wp14:editId="179576C4">
             <wp:extent cx="5760720" cy="3608070"/>
             <wp:effectExtent l="0" t="0" r="0" b="0"/>
-            <wp:docPr id="248816825" name="Grafik 1"/>
+            <wp:docPr id="1182327642" name="Grafik 1"/>
             <wp:cNvGraphicFramePr>
               <a:graphicFrameLocks xmlns:a="http://schemas.openxmlformats.org/drawingml/2006/main" noChangeAspect="1"/>
             </wp:cNvGraphicFramePr>
@@ -4075,7 +5070,7 @@
               <a:graphicData uri="http://schemas.openxmlformats.org/drawingml/2006/picture">
                 <pic:pic xmlns:pic="http://schemas.openxmlformats.org/drawingml/2006/picture">
                   <pic:nvPicPr>
-                    <pic:cNvPr id="248816825" name=""/>
+                    <pic:cNvPr id="1182327642" name=""/>
                     <pic:cNvPicPr/>
                   </pic:nvPicPr>
                   <pic:blipFill>
@@ -4105,13 +5100,112 @@
         <w:spacing w:before="100" w:beforeAutospacing="1" w:after="100" w:afterAutospacing="1"/>
       </w:pPr>
       <w:r>
-        <w:t xml:space="preserve">Similar as for a </w:t>
-      </w:r>
-      <w:r>
-        <w:t>w</w:t>
-      </w:r>
-      <w:r>
-        <w:t xml:space="preserve">ell, the first two lines show the path to the log-file and the </w:t>
+        <w:t xml:space="preserve">The information is </w:t>
+      </w:r>
+      <w:r>
+        <w:t xml:space="preserve">similar to a </w:t>
+      </w:r>
+      <w:r>
+        <w:t>well, but the infrared intensities are not necessary and therefore missing.</w:t>
+      </w:r>
+      <w:r>
+        <w:t xml:space="preserve"> The imaginary frequency is noted </w:t>
+      </w:r>
+      <w:r>
+        <w:t xml:space="preserve">with the keyword “reaction coordinate” and using the minus sign, as it is done in Gaussian. </w:t>
+      </w:r>
+      <w:r>
+        <w:t>The respective line is starting with a semicolon, as f</w:t>
+      </w:r>
+      <w:r>
+        <w:t xml:space="preserve">or the </w:t>
+      </w:r>
+      <w:r>
+        <w:t>transition structure</w:t>
+      </w:r>
+      <w:r>
+        <w:t xml:space="preserve">, </w:t>
+      </w:r>
+      <w:r>
+        <w:t>the imaginary vibrational mode</w:t>
+      </w:r>
+      <w:r>
+        <w:t xml:space="preserve"> is not counting for the Beyer-Swinehart-Algorithm</w:t>
+      </w:r>
+      <w:r>
+        <w:t xml:space="preserve"> and therefore not used for any of the calculations in AWATAR</w:t>
+      </w:r>
+      <w:r>
+        <w:t>. The total number of degrees of freedom (counting all vibrational modes and active rotational modes, whereby 2D-rotors count twice) is one less than the number of degrees of freedom of a well.</w:t>
+      </w:r>
+    </w:p>
+    <w:p>
+      <w:pPr>
+        <w:spacing w:before="100" w:beforeAutospacing="1" w:after="100" w:afterAutospacing="1"/>
+      </w:pPr>
+      <w:r>
+        <w:t xml:space="preserve">Finally, do not forget to adapt the degeneracy </w:t>
+      </w:r>
+      <w:r>
+        <w:t>to account e.g. for optical isomers</w:t>
+      </w:r>
+      <w:r>
+        <w:t>, as only the spin degeneracy is loaded automatically.</w:t>
+      </w:r>
+    </w:p>
+    <w:p>
+      <w:pPr>
+        <w:pStyle w:val="berschrift3"/>
+      </w:pPr>
+      <w:bookmarkStart w:id="23" w:name="_Ref193807524"/>
+      <w:r>
+        <w:t>Definition of tight TS</w:t>
+      </w:r>
+      <w:bookmarkEnd w:id="22"/>
+      <w:r>
+        <w:t xml:space="preserve"> using the log-file of a well</w:t>
+      </w:r>
+      <w:bookmarkEnd w:id="23"/>
+    </w:p>
+    <w:p>
+      <w:pPr>
+        <w:spacing w:before="100" w:beforeAutospacing="1" w:after="100" w:afterAutospacing="1"/>
+      </w:pPr>
+      <w:r>
+        <w:t xml:space="preserve">For modeling dissociation </w:t>
+      </w:r>
+      <w:r>
+        <w:rPr>
+          <w:i/>
+        </w:rPr>
+        <w:t>via</w:t>
+      </w:r>
+      <w:r>
+        <w:t xml:space="preserve"> a</w:t>
+      </w:r>
+      <w:r>
+        <w:t xml:space="preserve"> tight TS</w:t>
+      </w:r>
+      <w:r>
+        <w:t>,</w:t>
+      </w:r>
+      <w:r>
+        <w:t xml:space="preserve"> the </w:t>
+      </w:r>
+      <w:r>
+        <w:t xml:space="preserve">log-file of the </w:t>
+      </w:r>
+      <w:r>
+        <w:t>dissociating well</w:t>
+      </w:r>
+      <w:r>
+        <w:t xml:space="preserve"> is read</w:t>
+      </w:r>
+      <w:r>
+        <w:t xml:space="preserve">. </w:t>
+      </w:r>
+      <w:r>
+        <w:t>Set the “</w:t>
       </w:r>
       <w:r>
         <w:fldChar w:fldCharType="begin"/>
@@ -4129,617 +5223,38 @@
         <w:t>Frequency Scale Factor</w:t>
       </w:r>
       <w:r>
+        <w:t xml:space="preserve"> </w:t>
+      </w:r>
+      <w:r>
         <w:fldChar w:fldCharType="end"/>
       </w:r>
       <w:r>
-        <w:t xml:space="preserve">. </w:t>
-      </w:r>
-      <w:r>
-        <w:t>I</w:t>
-      </w:r>
-      <w:r>
-        <w:t>n the lines containing the word “vib” the vibrational modes are defined, whereby the number before “vib” is the unscaled vibrational frequency</w:t>
-      </w:r>
-      <w:r>
-        <w:t xml:space="preserve"> in cm</w:t>
-      </w:r>
-      <w:r>
-        <w:rPr>
-          <w:vertAlign w:val="superscript"/>
-        </w:rPr>
-        <w:t>-1</w:t>
-      </w:r>
-      <w:r>
-        <w:t xml:space="preserve"> and the number after “vib” is the scaled vibrational frequency</w:t>
-      </w:r>
-      <w:r>
-        <w:t xml:space="preserve"> in cm</w:t>
-      </w:r>
-      <w:r>
-        <w:rPr>
-          <w:vertAlign w:val="superscript"/>
-        </w:rPr>
-        <w:t>-1</w:t>
-      </w:r>
-      <w:r>
-        <w:t>.</w:t>
-      </w:r>
-      <w:r>
-        <w:t xml:space="preserve"> </w:t>
-      </w:r>
-      <w:r>
-        <w:t>For transition structures, i</w:t>
-      </w:r>
-      <w:r>
-        <w:t xml:space="preserve">ntensities </w:t>
-      </w:r>
-      <w:r>
-        <w:t xml:space="preserve">of vibrational modes </w:t>
-      </w:r>
-      <w:r>
-        <w:t xml:space="preserve">are not </w:t>
-      </w:r>
-      <w:r>
-        <w:t>used in RRKM/AWATAR/MEM calculations</w:t>
-      </w:r>
-      <w:r>
-        <w:t>/simulations and are therefore not shown</w:t>
-      </w:r>
-      <w:r>
-        <w:t>.</w:t>
-      </w:r>
-      <w:r>
-        <w:t xml:space="preserve"> </w:t>
-      </w:r>
-    </w:p>
-    <w:p>
-      <w:pPr>
-        <w:spacing w:before="100" w:beforeAutospacing="1" w:after="100" w:afterAutospacing="1"/>
-        <w:rPr>
-          <w:color w:val="auto"/>
-        </w:rPr>
-      </w:pPr>
-      <w:r>
-        <w:t>Next follow the rotational modes</w:t>
-      </w:r>
-      <w:r>
-        <w:rPr>
-          <w:color w:val="auto"/>
-        </w:rPr>
-        <w:t xml:space="preserve">. As it is the case for the </w:t>
-      </w:r>
-      <w:r>
-        <w:rPr>
-          <w:color w:val="auto"/>
-        </w:rPr>
-        <w:t>w</w:t>
-      </w:r>
-      <w:r>
-        <w:rPr>
-          <w:color w:val="auto"/>
-        </w:rPr>
-        <w:t xml:space="preserve">ells, the rotational constants </w:t>
-      </w:r>
-      <w:r>
-        <w:rPr>
-          <w:color w:val="auto"/>
-        </w:rPr>
-        <w:t>in cm</w:t>
-      </w:r>
-      <w:r>
-        <w:rPr>
-          <w:color w:val="auto"/>
-          <w:vertAlign w:val="superscript"/>
-        </w:rPr>
-        <w:t>-1</w:t>
-      </w:r>
-      <w:r>
-        <w:rPr>
-          <w:color w:val="auto"/>
-        </w:rPr>
-        <w:t xml:space="preserve"> are given</w:t>
-      </w:r>
-      <w:r>
-        <w:rPr>
-          <w:color w:val="auto"/>
-        </w:rPr>
-        <w:t xml:space="preserve">. </w:t>
-      </w:r>
-      <w:r>
-        <w:rPr>
-          <w:color w:val="auto"/>
-        </w:rPr>
-        <w:t xml:space="preserve">For loose </w:t>
-      </w:r>
-      <w:r>
-        <w:rPr>
-          <w:color w:val="auto"/>
-        </w:rPr>
-        <w:t>transition structure</w:t>
-      </w:r>
-      <w:r>
-        <w:rPr>
-          <w:color w:val="auto"/>
-        </w:rPr>
-        <w:t xml:space="preserve"> fragments, </w:t>
-      </w:r>
-      <w:r>
-        <w:rPr>
-          <w:color w:val="auto"/>
-        </w:rPr>
-        <w:t>all</w:t>
-      </w:r>
-      <w:r>
-        <w:rPr>
-          <w:color w:val="auto"/>
-        </w:rPr>
-        <w:t xml:space="preserve"> rotational degrees of freedom contribute to the </w:t>
-      </w:r>
-      <w:r>
-        <w:rPr>
-          <w:color w:val="auto"/>
-        </w:rPr>
-        <w:t xml:space="preserve">sum of states calculated by the </w:t>
-      </w:r>
-      <w:r>
-        <w:rPr>
-          <w:color w:val="auto"/>
-        </w:rPr>
-        <w:t xml:space="preserve">Beyer-Swinehart </w:t>
-      </w:r>
-      <w:r>
-        <w:rPr>
-          <w:color w:val="auto"/>
-        </w:rPr>
-        <w:t>a</w:t>
-      </w:r>
-      <w:r>
-        <w:rPr>
-          <w:color w:val="auto"/>
-        </w:rPr>
-        <w:t xml:space="preserve">lgorithm. This is </w:t>
-      </w:r>
-      <w:r>
-        <w:rPr>
-          <w:color w:val="auto"/>
-        </w:rPr>
-        <w:t xml:space="preserve">implemented </w:t>
-      </w:r>
-      <w:r>
-        <w:rPr>
-          <w:color w:val="auto"/>
-        </w:rPr>
-        <w:t>as follows:</w:t>
-      </w:r>
-    </w:p>
-    <w:p>
-      <w:pPr>
-        <w:pStyle w:val="Listenabsatz"/>
-        <w:numPr>
-          <w:ilvl w:val="0"/>
-          <w:numId w:val="14"/>
-        </w:numPr>
-        <w:spacing w:before="100" w:beforeAutospacing="1" w:after="100" w:afterAutospacing="1"/>
-        <w:rPr>
-          <w:color w:val="auto"/>
-        </w:rPr>
-      </w:pPr>
-      <w:r>
-        <w:rPr>
-          <w:color w:val="auto"/>
-        </w:rPr>
-        <w:t>S</w:t>
-      </w:r>
-      <w:r>
-        <w:rPr>
-          <w:color w:val="auto"/>
-        </w:rPr>
-        <w:t>pherical symmetric molecules (all three rotational constants are the same)</w:t>
-      </w:r>
-      <w:r>
-        <w:rPr>
-          <w:color w:val="auto"/>
-        </w:rPr>
-        <w:t xml:space="preserve"> are modeled as an active 1D rotor</w:t>
-      </w:r>
-      <w:r>
-        <w:rPr>
-          <w:color w:val="auto"/>
-        </w:rPr>
-        <w:t xml:space="preserve"> </w:t>
-      </w:r>
-      <w:r>
-        <w:rPr>
-          <w:color w:val="auto"/>
-        </w:rPr>
-        <w:t>(noted with 1D-rot symm)</w:t>
-      </w:r>
-      <w:r>
-        <w:rPr>
-          <w:color w:val="auto"/>
-        </w:rPr>
-        <w:t>, and an active 2D rotor</w:t>
-      </w:r>
-      <w:r>
-        <w:rPr>
-          <w:color w:val="auto"/>
-        </w:rPr>
-        <w:t xml:space="preserve"> </w:t>
-      </w:r>
-      <w:r>
-        <w:rPr>
-          <w:color w:val="auto"/>
-        </w:rPr>
-        <w:t xml:space="preserve">(noted with </w:t>
-      </w:r>
-      <w:r>
-        <w:rPr>
-          <w:color w:val="auto"/>
-        </w:rPr>
-        <w:t>2</w:t>
-      </w:r>
-      <w:r>
-        <w:rPr>
-          <w:color w:val="auto"/>
-        </w:rPr>
-        <w:t>D-rot symm)</w:t>
-      </w:r>
-      <w:r>
-        <w:rPr>
-          <w:color w:val="auto"/>
-        </w:rPr>
-        <w:t>.</w:t>
-      </w:r>
-    </w:p>
-    <w:p>
-      <w:pPr>
-        <w:pStyle w:val="Listenabsatz"/>
-        <w:numPr>
-          <w:ilvl w:val="0"/>
-          <w:numId w:val="14"/>
-        </w:numPr>
-        <w:spacing w:before="100" w:beforeAutospacing="1" w:after="100" w:afterAutospacing="1"/>
-        <w:rPr>
-          <w:color w:val="auto"/>
-        </w:rPr>
-      </w:pPr>
-      <w:r>
-        <w:rPr>
-          <w:color w:val="auto"/>
-        </w:rPr>
-        <w:t>For linear molecules</w:t>
-      </w:r>
-      <w:r>
-        <w:rPr>
-          <w:color w:val="auto"/>
-        </w:rPr>
-        <w:t xml:space="preserve"> the rotation contributes with two degrees of freedom, modeled as a two</w:t>
-      </w:r>
-      <w:r>
-        <w:rPr>
-          <w:color w:val="auto"/>
-        </w:rPr>
-        <w:t>-</w:t>
-      </w:r>
-      <w:r>
-        <w:rPr>
-          <w:color w:val="auto"/>
-        </w:rPr>
-        <w:t>dimensional rotor.</w:t>
-      </w:r>
-    </w:p>
-    <w:p>
-      <w:pPr>
-        <w:pStyle w:val="Listenabsatz"/>
-        <w:numPr>
-          <w:ilvl w:val="0"/>
-          <w:numId w:val="14"/>
-        </w:numPr>
-        <w:spacing w:before="100" w:beforeAutospacing="1" w:after="100" w:afterAutospacing="1"/>
-        <w:rPr>
-          <w:color w:val="auto"/>
-        </w:rPr>
-      </w:pPr>
-      <w:r>
-        <w:rPr>
-          <w:color w:val="auto"/>
-        </w:rPr>
-        <w:t>All other molecules are approximated as prolate or oblate symmetric top. One of the rotational modes is modeled as a one</w:t>
-      </w:r>
-      <w:r>
-        <w:rPr>
-          <w:color w:val="auto"/>
-        </w:rPr>
-        <w:t>-</w:t>
-      </w:r>
-      <w:r>
-        <w:rPr>
-          <w:color w:val="auto"/>
-        </w:rPr>
-        <w:t>dimensional rotor (noted with 1D-rot symm), while the other two rotational modes are modeled as a two</w:t>
-      </w:r>
-      <w:r>
-        <w:rPr>
-          <w:color w:val="auto"/>
-        </w:rPr>
-        <w:t>-</w:t>
-      </w:r>
-      <w:r>
-        <w:rPr>
-          <w:color w:val="auto"/>
-        </w:rPr>
-        <w:t>dimensional rotor (noted with 2D-rot symm). Thereby, instead of two inactive external rotors, there is one active 2</w:t>
-      </w:r>
-      <w:r>
-        <w:t>D</w:t>
-      </w:r>
-      <w:r>
-        <w:rPr>
-          <w:color w:val="auto"/>
-        </w:rPr>
-        <w:t xml:space="preserve"> rotor, with a rotational constant corresponding to the geometric mean of the rotational constants </w:t>
-      </w:r>
-      <w:r>
-        <w:rPr>
-          <w:color w:val="auto"/>
-        </w:rPr>
-        <w:t>of</w:t>
-      </w:r>
-      <w:r>
-        <w:rPr>
-          <w:color w:val="auto"/>
-        </w:rPr>
-        <w:t xml:space="preserve"> </w:t>
-      </w:r>
-      <w:r>
-        <w:rPr>
-          <w:color w:val="auto"/>
-        </w:rPr>
-        <w:t>the inactive rotors. Th</w:t>
-      </w:r>
-      <w:r>
-        <w:rPr>
-          <w:color w:val="auto"/>
-        </w:rPr>
-        <w:t xml:space="preserve">e </w:t>
-      </w:r>
-      <w:r>
-        <w:rPr>
-          <w:color w:val="auto"/>
-        </w:rPr>
-        <w:t xml:space="preserve">rotational constants of the </w:t>
-      </w:r>
-      <w:r>
-        <w:rPr>
-          <w:color w:val="auto"/>
-        </w:rPr>
-        <w:t>original inactive rotors are noted after a semicolon</w:t>
-      </w:r>
-      <w:r>
-        <w:t xml:space="preserve"> (and therefore not read by AWATAR)</w:t>
-      </w:r>
-      <w:r>
-        <w:rPr>
-          <w:color w:val="auto"/>
-        </w:rPr>
-        <w:t>, and in the line after that, the active two</w:t>
-      </w:r>
-      <w:r>
-        <w:rPr>
-          <w:color w:val="auto"/>
-        </w:rPr>
-        <w:t>-</w:t>
-      </w:r>
-      <w:r>
-        <w:rPr>
-          <w:color w:val="auto"/>
-        </w:rPr>
-        <w:t>dimensional rotor is defined. The s</w:t>
-      </w:r>
-      <w:r>
-        <w:rPr>
-          <w:color w:val="auto"/>
-        </w:rPr>
-        <w:t xml:space="preserve">ymmetry number </w:t>
-      </w:r>
-      <w:r>
-        <w:rPr>
-          <w:color w:val="auto"/>
-        </w:rPr>
-        <w:t xml:space="preserve">of this rotor is </w:t>
-      </w:r>
-      <w:r>
-        <w:rPr>
-          <w:color w:val="auto"/>
-        </w:rPr>
-        <w:t xml:space="preserve">set to 1, because </w:t>
-      </w:r>
-      <w:r>
-        <w:rPr>
-          <w:color w:val="auto"/>
-        </w:rPr>
-        <w:t xml:space="preserve">symmetry </w:t>
-      </w:r>
-      <w:r>
-        <w:rPr>
-          <w:color w:val="auto"/>
-        </w:rPr>
-        <w:t xml:space="preserve">is already </w:t>
-      </w:r>
-      <w:r>
-        <w:rPr>
-          <w:color w:val="auto"/>
-        </w:rPr>
-        <w:t>ac</w:t>
-      </w:r>
-      <w:r>
-        <w:rPr>
-          <w:color w:val="auto"/>
-        </w:rPr>
-        <w:t>counted for this fragment in the 1</w:t>
-      </w:r>
-      <w:r>
-        <w:rPr>
-          <w:color w:val="auto"/>
-        </w:rPr>
-        <w:t>D</w:t>
-      </w:r>
-      <w:r>
-        <w:rPr>
-          <w:color w:val="auto"/>
-        </w:rPr>
-        <w:t xml:space="preserve"> rotor</w:t>
-      </w:r>
-      <w:r>
-        <w:rPr>
-          <w:color w:val="auto"/>
-        </w:rPr>
-        <w:t>.</w:t>
-      </w:r>
-    </w:p>
-    <w:p>
-      <w:pPr>
-        <w:spacing w:before="100" w:beforeAutospacing="1" w:after="100" w:afterAutospacing="1"/>
-      </w:pPr>
-      <w:r>
-        <w:t>The line containing the word “</w:t>
-      </w:r>
-      <w:r>
-        <w:rPr>
-          <w:i/>
-          <w:iCs/>
-        </w:rPr>
-        <w:t>energy</w:t>
-      </w:r>
-      <w:r>
-        <w:t xml:space="preserve">” gives the electronic energy without </w:t>
-      </w:r>
-      <w:r>
-        <w:t>zero</w:t>
-      </w:r>
-      <w:r>
-        <w:t>-</w:t>
-      </w:r>
-      <w:r>
-        <w:t xml:space="preserve">point </w:t>
-      </w:r>
-      <w:r>
-        <w:t xml:space="preserve">correction </w:t>
-      </w:r>
-      <w:r>
-        <w:t xml:space="preserve">in </w:t>
-      </w:r>
-      <w:r>
-        <w:t>H</w:t>
-      </w:r>
-      <w:r>
-        <w:t>artree</w:t>
-      </w:r>
-      <w:r>
-        <w:t>.</w:t>
-      </w:r>
-    </w:p>
-    <w:p>
-      <w:pPr>
-        <w:spacing w:before="100" w:beforeAutospacing="1" w:after="100" w:afterAutospacing="1"/>
-      </w:pPr>
-      <w:r>
-        <w:t>The line containing the word “</w:t>
-      </w:r>
-      <w:r>
-        <w:rPr>
-          <w:i/>
-          <w:iCs/>
-        </w:rPr>
-        <w:t>degeneracy</w:t>
-      </w:r>
-      <w:r>
-        <w:t xml:space="preserve">” gives the spin degeneracy, which corresponds to the multiplicity. The degeneracy has to be adapted manually for the consideration of other degeneracies. </w:t>
-      </w:r>
-      <w:r>
-        <w:lastRenderedPageBreak/>
-        <w:t>This is explained in more detail in the chapter</w:t>
-      </w:r>
-      <w:r>
-        <w:t xml:space="preserve"> “</w:t>
-      </w:r>
-      <w:r>
-        <w:fldChar w:fldCharType="begin"/>
-      </w:r>
-      <w:r>
-        <w:instrText xml:space="preserve"> REF _Ref193807321 \h </w:instrText>
-      </w:r>
-      <w:r>
-        <w:fldChar w:fldCharType="separate"/>
-      </w:r>
-      <w:r>
-        <w:t xml:space="preserve">Adapting the degeneracy of wells and </w:t>
-      </w:r>
-      <w:r>
-        <w:t>transition structure</w:t>
-      </w:r>
-      <w:r>
-        <w:t>s</w:t>
-      </w:r>
-      <w:r>
-        <w:fldChar w:fldCharType="end"/>
-      </w:r>
-      <w:r>
-        <w:t>”.</w:t>
-      </w:r>
-    </w:p>
-    <w:p>
-      <w:pPr>
-        <w:spacing w:before="100" w:beforeAutospacing="1" w:after="100" w:afterAutospacing="1"/>
-      </w:pPr>
-      <w:r>
-        <w:t>To add the information about the second fragment, use the button “</w:t>
+        <w:t xml:space="preserve">” in the panel “Parameters” prior to loading the TS. </w:t>
+      </w:r>
+      <w:r>
+        <w:t>Use the button “</w:t>
       </w:r>
       <w:r>
         <w:rPr>
           <w:b/>
           <w:bCs/>
         </w:rPr>
-        <w:t>Add loose TS Fragment 2</w:t>
+        <w:t>Load tight TS</w:t>
       </w:r>
       <w:r>
         <w:t>”</w:t>
       </w:r>
       <w:r>
-        <w:t>. After selection of the log</w:t>
-      </w:r>
-      <w:r>
-        <w:t>-</w:t>
-      </w:r>
-      <w:r>
-        <w:t>file,</w:t>
-      </w:r>
-      <w:r>
-        <w:t xml:space="preserve"> a pop-up window requires to enter the number of the TS to which the second fragment should be added. Provide the number in the format “n” to add the fragment to TS n or in the format “m-n” to add the fragments to all TS between TS m and TS n, including TS m and TS n. Confirm with O</w:t>
-      </w:r>
-      <w:r>
-        <w:t>K</w:t>
-      </w:r>
-      <w:r>
-        <w:t>, and</w:t>
-      </w:r>
-      <w:r>
-        <w:t xml:space="preserve"> the information is added. </w:t>
-      </w:r>
-      <w:r>
-        <w:t>Th</w:t>
-      </w:r>
-      <w:r>
-        <w:t>e</w:t>
-      </w:r>
-      <w:r>
         <w:t xml:space="preserve"> </w:t>
       </w:r>
       <w:r>
-        <w:t xml:space="preserve">complete entry for a loose TS </w:t>
-      </w:r>
-      <w:r>
-        <w:t>can look for example like this:</w:t>
+        <w:t>and choose the respective log-file.</w:t>
+      </w:r>
+      <w:r>
+        <w:t xml:space="preserve"> </w:t>
+      </w:r>
+      <w:r>
+        <w:t>The panel of the TS looks then for example like this:</w:t>
       </w:r>
     </w:p>
     <w:p>
@@ -4747,11 +5262,15 @@
         <w:spacing w:before="100" w:beforeAutospacing="1" w:after="100" w:afterAutospacing="1"/>
       </w:pPr>
       <w:r>
+        <w:rPr>
+          <w:noProof/>
+        </w:rPr>
+        <w:lastRenderedPageBreak/>
         <w:drawing>
-          <wp:inline distT="0" distB="0" distL="0" distR="0" wp14:anchorId="04B8B869" wp14:editId="6801E826">
+          <wp:inline distT="0" distB="0" distL="0" distR="0" wp14:anchorId="4BFD8D95" wp14:editId="248D3F90">
             <wp:extent cx="5760720" cy="3608070"/>
             <wp:effectExtent l="0" t="0" r="0" b="0"/>
-            <wp:docPr id="1436573267" name="Grafik 1"/>
+            <wp:docPr id="1732458562" name="Grafik 1"/>
             <wp:cNvGraphicFramePr>
               <a:graphicFrameLocks xmlns:a="http://schemas.openxmlformats.org/drawingml/2006/main" noChangeAspect="1"/>
             </wp:cNvGraphicFramePr>
@@ -4759,7 +5278,7 @@
               <a:graphicData uri="http://schemas.openxmlformats.org/drawingml/2006/picture">
                 <pic:pic xmlns:pic="http://schemas.openxmlformats.org/drawingml/2006/picture">
                   <pic:nvPicPr>
-                    <pic:cNvPr id="1436573267" name=""/>
+                    <pic:cNvPr id="1732458562" name=""/>
                     <pic:cNvPicPr/>
                   </pic:nvPicPr>
                   <pic:blipFill>
@@ -4789,452 +5308,6 @@
         <w:spacing w:before="100" w:beforeAutospacing="1" w:after="100" w:afterAutospacing="1"/>
       </w:pPr>
       <w:r>
-        <w:t>The meaning of the lines is the same as for the first fragment</w:t>
-      </w:r>
-      <w:r>
-        <w:t xml:space="preserve">. </w:t>
-      </w:r>
-      <w:r>
-        <w:t xml:space="preserve">Note however, that the spin degeneracy is not considered automatically. Instead, the </w:t>
-      </w:r>
-      <w:r>
-        <w:t>m</w:t>
-      </w:r>
-      <w:r>
-        <w:t>ultiplicity is read from the log</w:t>
-      </w:r>
-      <w:r>
-        <w:t>-</w:t>
-      </w:r>
-      <w:r>
-        <w:t xml:space="preserve">file and written to the panel after a semicolon. The degeneracy defined by the first fragment should be adapted such, that the total degeneracy of the </w:t>
-      </w:r>
-      <w:r>
-        <w:t>transition structure</w:t>
-      </w:r>
-      <w:r>
-        <w:t xml:space="preserve"> is considered there.</w:t>
-      </w:r>
-    </w:p>
-    <w:p>
-      <w:pPr>
-        <w:spacing w:before="100" w:beforeAutospacing="1" w:after="100" w:afterAutospacing="1"/>
-      </w:pPr>
-      <w:r>
-        <w:t xml:space="preserve">It is also possible to add more than two </w:t>
-      </w:r>
-      <w:r>
-        <w:t>f</w:t>
-      </w:r>
-      <w:r>
-        <w:t>ragments by using the button “</w:t>
-      </w:r>
-      <w:r>
-        <w:rPr>
-          <w:b/>
-          <w:bCs/>
-        </w:rPr>
-        <w:t>Add loose TS Fragment 2</w:t>
-      </w:r>
-      <w:r>
-        <w:t>” several times.</w:t>
-      </w:r>
-    </w:p>
-    <w:p>
-      <w:pPr>
-        <w:spacing w:before="100" w:beforeAutospacing="1" w:after="100" w:afterAutospacing="1"/>
-      </w:pPr>
-      <w:r>
-        <w:t>Note, that for a correctly loaded TS, the total number of degrees of freedom (counting all vibrational modes and active rotational modes, whereby 2D</w:t>
-      </w:r>
-      <w:r>
-        <w:t xml:space="preserve"> </w:t>
-      </w:r>
-      <w:r>
-        <w:t>rotors count twice) is one less than the number of degrees of freedom of a well</w:t>
-      </w:r>
-      <w:r>
-        <w:t xml:space="preserve">. When a </w:t>
-      </w:r>
-      <w:r>
-        <w:t>program routine</w:t>
-      </w:r>
-      <w:r>
-        <w:t xml:space="preserve"> is executed where this poses a problem, AWATAR gives a warning that the numbers of degrees of freedom </w:t>
-      </w:r>
-      <w:r>
-        <w:t>are inconsistent</w:t>
-      </w:r>
-      <w:r>
-        <w:t>.</w:t>
-      </w:r>
-    </w:p>
-    <w:p>
-      <w:pPr>
-        <w:pStyle w:val="berschrift3"/>
-      </w:pPr>
-      <w:bookmarkStart w:id="22" w:name="_Toc190338970"/>
-      <w:r>
-        <w:t>Definition of tight TS</w:t>
-      </w:r>
-    </w:p>
-    <w:p>
-      <w:pPr>
-        <w:spacing w:before="100" w:beforeAutospacing="1" w:after="100" w:afterAutospacing="1"/>
-      </w:pPr>
-      <w:r>
-        <w:t xml:space="preserve">A tight TS consists </w:t>
-      </w:r>
-      <w:r>
-        <w:t>of a molecule with one imaginary frequency.</w:t>
-      </w:r>
-      <w:r>
-        <w:t xml:space="preserve"> </w:t>
-      </w:r>
-      <w:r>
-        <w:t>This chapter describes</w:t>
-      </w:r>
-      <w:r>
-        <w:t xml:space="preserve"> how to load a tight TS if a corresponding Gaussian log-file is available (see chapter </w:t>
-      </w:r>
-      <w:r>
-        <w:t>“</w:t>
-      </w:r>
-      <w:r>
-        <w:fldChar w:fldCharType="begin"/>
-      </w:r>
-      <w:r>
-        <w:instrText xml:space="preserve"> REF _Ref193807524 \h </w:instrText>
-      </w:r>
-      <w:r>
-        <w:fldChar w:fldCharType="separate"/>
-      </w:r>
-      <w:r>
-        <w:t>Definition of tight TS</w:t>
-      </w:r>
-      <w:r>
-        <w:t xml:space="preserve"> using the log-file of a well</w:t>
-      </w:r>
-      <w:r>
-        <w:fldChar w:fldCharType="end"/>
-      </w:r>
-      <w:r>
-        <w:t>”</w:t>
-      </w:r>
-      <w:r>
-        <w:t xml:space="preserve"> for a possible alternative).</w:t>
-      </w:r>
-    </w:p>
-    <w:p>
-      <w:pPr>
-        <w:spacing w:before="100" w:beforeAutospacing="1" w:after="100" w:afterAutospacing="1"/>
-      </w:pPr>
-      <w:r>
-        <w:lastRenderedPageBreak/>
-        <w:t>Set the “</w:t>
-      </w:r>
-      <w:r>
-        <w:fldChar w:fldCharType="begin"/>
-      </w:r>
-      <w:r>
-        <w:instrText xml:space="preserve"> REF Frequency_Scale_Factor \h </w:instrText>
-      </w:r>
-      <w:r>
-        <w:fldChar w:fldCharType="separate"/>
-      </w:r>
-      <w:r>
-        <w:rPr>
-          <w:rFonts w:ascii="Courier New" w:hAnsi="Courier New" w:cs="Courier New"/>
-        </w:rPr>
-        <w:t>Frequency Scale Factor</w:t>
-      </w:r>
-      <w:r>
-        <w:t xml:space="preserve"> </w:t>
-      </w:r>
-      <w:r>
-        <w:fldChar w:fldCharType="end"/>
-      </w:r>
-      <w:r>
-        <w:t>” in the panel “Parameters”. Then, u</w:t>
-      </w:r>
-      <w:r>
-        <w:t>se the button “</w:t>
-      </w:r>
-      <w:r>
-        <w:rPr>
-          <w:b/>
-          <w:bCs/>
-        </w:rPr>
-        <w:t>Load tight TS</w:t>
-      </w:r>
-      <w:r>
-        <w:t>” and choose the respective</w:t>
-      </w:r>
-      <w:r>
-        <w:t xml:space="preserve"> Gaussian</w:t>
-      </w:r>
-      <w:r>
-        <w:t xml:space="preserve"> log-file. A new panel called “TS 0” appears, (all further </w:t>
-      </w:r>
-      <w:r>
-        <w:t>transition structure</w:t>
-      </w:r>
-      <w:r>
-        <w:t>s are enumerated consecutively). The new panel looks for example like this:</w:t>
-      </w:r>
-    </w:p>
-    <w:p>
-      <w:pPr>
-        <w:spacing w:before="100" w:beforeAutospacing="1" w:after="100" w:afterAutospacing="1"/>
-      </w:pPr>
-      <w:r>
-        <w:drawing>
-          <wp:inline distT="0" distB="0" distL="0" distR="0" wp14:anchorId="3376E5A1" wp14:editId="179576C4">
-            <wp:extent cx="5760720" cy="3608070"/>
-            <wp:effectExtent l="0" t="0" r="0" b="0"/>
-            <wp:docPr id="1182327642" name="Grafik 1"/>
-            <wp:cNvGraphicFramePr>
-              <a:graphicFrameLocks xmlns:a="http://schemas.openxmlformats.org/drawingml/2006/main" noChangeAspect="1"/>
-            </wp:cNvGraphicFramePr>
-            <a:graphic xmlns:a="http://schemas.openxmlformats.org/drawingml/2006/main">
-              <a:graphicData uri="http://schemas.openxmlformats.org/drawingml/2006/picture">
-                <pic:pic xmlns:pic="http://schemas.openxmlformats.org/drawingml/2006/picture">
-                  <pic:nvPicPr>
-                    <pic:cNvPr id="1182327642" name=""/>
-                    <pic:cNvPicPr/>
-                  </pic:nvPicPr>
-                  <pic:blipFill>
-                    <a:blip r:embed="rId17"/>
-                    <a:stretch>
-                      <a:fillRect/>
-                    </a:stretch>
-                  </pic:blipFill>
-                  <pic:spPr>
-                    <a:xfrm>
-                      <a:off x="0" y="0"/>
-                      <a:ext cx="5760720" cy="3608070"/>
-                    </a:xfrm>
-                    <a:prstGeom prst="rect">
-                      <a:avLst/>
-                    </a:prstGeom>
-                  </pic:spPr>
-                </pic:pic>
-              </a:graphicData>
-            </a:graphic>
-          </wp:inline>
-        </w:drawing>
-      </w:r>
-    </w:p>
-    <w:p>
-      <w:pPr>
-        <w:spacing w:before="100" w:beforeAutospacing="1" w:after="100" w:afterAutospacing="1"/>
-      </w:pPr>
-      <w:r>
-        <w:t xml:space="preserve">The information is </w:t>
-      </w:r>
-      <w:r>
-        <w:t xml:space="preserve">similar to a </w:t>
-      </w:r>
-      <w:r>
-        <w:t>well, but the infrared intensities are not necessary and therefore missing.</w:t>
-      </w:r>
-      <w:r>
-        <w:t xml:space="preserve"> The imaginary frequency is noted </w:t>
-      </w:r>
-      <w:r>
-        <w:t xml:space="preserve">with the keyword “reaction coordinate” and using the minus sign, as it is done in Gaussian. </w:t>
-      </w:r>
-      <w:r>
-        <w:t>The respective line is starting with a semicolon, as f</w:t>
-      </w:r>
-      <w:r>
-        <w:t xml:space="preserve">or the </w:t>
-      </w:r>
-      <w:r>
-        <w:t>transition structure</w:t>
-      </w:r>
-      <w:r>
-        <w:t xml:space="preserve">, </w:t>
-      </w:r>
-      <w:r>
-        <w:t>the imaginary vibrational mode</w:t>
-      </w:r>
-      <w:r>
-        <w:t xml:space="preserve"> is not counting for the Beyer-Swinehart-Algorithm</w:t>
-      </w:r>
-      <w:r>
-        <w:t xml:space="preserve"> and therefore not used for any of the calculations in AWATAR</w:t>
-      </w:r>
-      <w:r>
-        <w:t>. The total number of degrees of freedom (counting all vibrational modes and active rotational modes, whereby 2D-rotors count twice) is one less than the number of degrees of freedom of a well.</w:t>
-      </w:r>
-    </w:p>
-    <w:p>
-      <w:pPr>
-        <w:spacing w:before="100" w:beforeAutospacing="1" w:after="100" w:afterAutospacing="1"/>
-      </w:pPr>
-      <w:r>
-        <w:t xml:space="preserve">Finally, do not forget to adapt the degeneracy </w:t>
-      </w:r>
-      <w:r>
-        <w:t>to account e.g. for optical isomers</w:t>
-      </w:r>
-      <w:r>
-        <w:t>, as only the spin degeneracy is loaded automatically.</w:t>
-      </w:r>
-    </w:p>
-    <w:p>
-      <w:pPr>
-        <w:pStyle w:val="berschrift3"/>
-      </w:pPr>
-      <w:bookmarkStart w:id="23" w:name="_Ref193807524"/>
-      <w:r>
-        <w:t>Definition of tight TS</w:t>
-      </w:r>
-      <w:bookmarkEnd w:id="22"/>
-      <w:r>
-        <w:t xml:space="preserve"> using the log-file of a well</w:t>
-      </w:r>
-      <w:bookmarkEnd w:id="23"/>
-    </w:p>
-    <w:p>
-      <w:pPr>
-        <w:spacing w:before="100" w:beforeAutospacing="1" w:after="100" w:afterAutospacing="1"/>
-      </w:pPr>
-      <w:r>
-        <w:t xml:space="preserve">For modeling dissociation </w:t>
-      </w:r>
-      <w:r>
-        <w:rPr>
-          <w:i/>
-        </w:rPr>
-        <w:t>via</w:t>
-      </w:r>
-      <w:r>
-        <w:t xml:space="preserve"> a</w:t>
-      </w:r>
-      <w:r>
-        <w:t xml:space="preserve"> tight TS</w:t>
-      </w:r>
-      <w:r>
-        <w:t>,</w:t>
-      </w:r>
-      <w:r>
-        <w:t xml:space="preserve"> the </w:t>
-      </w:r>
-      <w:r>
-        <w:t xml:space="preserve">log-file of the </w:t>
-      </w:r>
-      <w:r>
-        <w:t>dissociating well</w:t>
-      </w:r>
-      <w:r>
-        <w:t xml:space="preserve"> is read</w:t>
-      </w:r>
-      <w:r>
-        <w:t xml:space="preserve">. </w:t>
-      </w:r>
-      <w:r>
-        <w:t>Set the “</w:t>
-      </w:r>
-      <w:r>
-        <w:fldChar w:fldCharType="begin"/>
-      </w:r>
-      <w:r>
-        <w:instrText xml:space="preserve"> REF Frequency_Scale_Factor \h </w:instrText>
-      </w:r>
-      <w:r>
-        <w:fldChar w:fldCharType="separate"/>
-      </w:r>
-      <w:r>
-        <w:rPr>
-          <w:rFonts w:ascii="Courier New" w:hAnsi="Courier New" w:cs="Courier New"/>
-        </w:rPr>
-        <w:t>Frequency Scale Factor</w:t>
-      </w:r>
-      <w:r>
-        <w:t xml:space="preserve"> </w:t>
-      </w:r>
-      <w:r>
-        <w:fldChar w:fldCharType="end"/>
-      </w:r>
-      <w:r>
-        <w:t xml:space="preserve">” in the panel “Parameters” prior to loading the TS. </w:t>
-      </w:r>
-      <w:r>
-        <w:t>Use the button “</w:t>
-      </w:r>
-      <w:r>
-        <w:rPr>
-          <w:b/>
-          <w:bCs/>
-        </w:rPr>
-        <w:t>Load tight TS</w:t>
-      </w:r>
-      <w:r>
-        <w:t>”</w:t>
-      </w:r>
-      <w:r>
-        <w:t xml:space="preserve"> </w:t>
-      </w:r>
-      <w:r>
-        <w:t>and choose the respective log-file.</w:t>
-      </w:r>
-      <w:r>
-        <w:t xml:space="preserve"> </w:t>
-      </w:r>
-      <w:r>
-        <w:t>The panel of the TS looks then for example like this:</w:t>
-      </w:r>
-    </w:p>
-    <w:p>
-      <w:pPr>
-        <w:spacing w:before="100" w:beforeAutospacing="1" w:after="100" w:afterAutospacing="1"/>
-      </w:pPr>
-      <w:r>
-        <w:lastRenderedPageBreak/>
-        <w:drawing>
-          <wp:inline distT="0" distB="0" distL="0" distR="0" wp14:anchorId="4BFD8D95" wp14:editId="248D3F90">
-            <wp:extent cx="5760720" cy="3608070"/>
-            <wp:effectExtent l="0" t="0" r="0" b="0"/>
-            <wp:docPr id="1732458562" name="Grafik 1"/>
-            <wp:cNvGraphicFramePr>
-              <a:graphicFrameLocks xmlns:a="http://schemas.openxmlformats.org/drawingml/2006/main" noChangeAspect="1"/>
-            </wp:cNvGraphicFramePr>
-            <a:graphic xmlns:a="http://schemas.openxmlformats.org/drawingml/2006/main">
-              <a:graphicData uri="http://schemas.openxmlformats.org/drawingml/2006/picture">
-                <pic:pic xmlns:pic="http://schemas.openxmlformats.org/drawingml/2006/picture">
-                  <pic:nvPicPr>
-                    <pic:cNvPr id="1732458562" name=""/>
-                    <pic:cNvPicPr/>
-                  </pic:nvPicPr>
-                  <pic:blipFill>
-                    <a:blip r:embed="rId18"/>
-                    <a:stretch>
-                      <a:fillRect/>
-                    </a:stretch>
-                  </pic:blipFill>
-                  <pic:spPr>
-                    <a:xfrm>
-                      <a:off x="0" y="0"/>
-                      <a:ext cx="5760720" cy="3608070"/>
-                    </a:xfrm>
-                    <a:prstGeom prst="rect">
-                      <a:avLst/>
-                    </a:prstGeom>
-                  </pic:spPr>
-                </pic:pic>
-              </a:graphicData>
-            </a:graphic>
-          </wp:inline>
-        </w:drawing>
-      </w:r>
-    </w:p>
-    <w:p>
-      <w:pPr>
-        <w:spacing w:before="100" w:beforeAutospacing="1" w:after="100" w:afterAutospacing="1"/>
-      </w:pPr>
-      <w:r>
         <w:t xml:space="preserve">For the </w:t>
       </w:r>
       <w:r>
@@ -5261,6 +5334,7 @@
             <w:docPart w:val="A4E8A6AEF87B4F9FB6ABC1025D164141"/>
           </w:placeholder>
         </w:sdtPr>
+        <w:sdtEndPr/>
         <w:sdtContent>
           <w:r>
             <w:fldChar w:fldCharType="begin"/>
@@ -5525,6 +5599,7 @@
             <w:docPart w:val="DefaultPlaceholder_-1854013440"/>
           </w:placeholder>
         </w:sdtPr>
+        <w:sdtEndPr/>
         <w:sdtContent>
           <w:r>
             <w:fldChar w:fldCharType="begin"/>
@@ -5581,6 +5656,9 @@
         <w:spacing w:before="100" w:beforeAutospacing="1" w:after="100" w:afterAutospacing="1"/>
       </w:pPr>
       <w:r>
+        <w:rPr>
+          <w:noProof/>
+        </w:rPr>
         <w:lastRenderedPageBreak/>
         <w:drawing>
           <wp:inline distT="0" distB="0" distL="0" distR="0" wp14:anchorId="191EF64D" wp14:editId="51895CAC">
@@ -5598,7 +5676,7 @@
                     <pic:cNvPicPr/>
                   </pic:nvPicPr>
                   <pic:blipFill>
-                    <a:blip r:embed="rId19"/>
+                    <a:blip r:embed="rId17"/>
                     <a:stretch>
                       <a:fillRect/>
                     </a:stretch>
@@ -6421,6 +6499,7 @@
             <w:docPart w:val="DefaultPlaceholder_-1854013440"/>
           </w:placeholder>
         </w:sdtPr>
+        <w:sdtEndPr/>
         <w:sdtContent>
           <w:r>
             <w:fldChar w:fldCharType="begin"/>
@@ -6887,6 +6966,7 @@
             <w:docPart w:val="DefaultPlaceholder_-1854013440"/>
           </w:placeholder>
         </w:sdtPr>
+        <w:sdtEndPr/>
         <w:sdtContent>
           <w:r>
             <w:rPr>
@@ -6956,6 +7036,9 @@
         <w:spacing w:before="100" w:beforeAutospacing="1" w:after="100" w:afterAutospacing="1"/>
       </w:pPr>
       <w:r>
+        <w:rPr>
+          <w:noProof/>
+        </w:rPr>
         <w:drawing>
           <wp:inline distT="0" distB="0" distL="0" distR="0" wp14:anchorId="3A3FB0CF" wp14:editId="2149F6A8">
             <wp:extent cx="5760720" cy="3291205"/>
@@ -6972,7 +7055,7 @@
                     <pic:cNvPicPr/>
                   </pic:nvPicPr>
                   <pic:blipFill>
-                    <a:blip r:embed="rId20"/>
+                    <a:blip r:embed="rId18"/>
                     <a:stretch>
                       <a:fillRect/>
                     </a:stretch>
@@ -7861,6 +7944,7 @@
             <w:docPart w:val="DefaultPlaceholder_-1854013440"/>
           </w:placeholder>
         </w:sdtPr>
+        <w:sdtEndPr/>
         <w:sdtContent>
           <w:r>
             <w:rPr>
@@ -7962,6 +8046,9 @@
     </w:p>
     <w:p>
       <w:r>
+        <w:rPr>
+          <w:noProof/>
+        </w:rPr>
         <w:lastRenderedPageBreak/>
         <w:drawing>
           <wp:inline distT="0" distB="0" distL="0" distR="0" wp14:anchorId="4D287CD6" wp14:editId="72A04171">
@@ -7979,7 +8066,7 @@
                     <pic:cNvPicPr/>
                   </pic:nvPicPr>
                   <pic:blipFill>
-                    <a:blip r:embed="rId21"/>
+                    <a:blip r:embed="rId19"/>
                     <a:stretch>
                       <a:fillRect/>
                     </a:stretch>
@@ -9051,6 +9138,9 @@
         <w:spacing w:before="100" w:beforeAutospacing="1" w:after="100" w:afterAutospacing="1"/>
       </w:pPr>
       <w:r>
+        <w:rPr>
+          <w:noProof/>
+        </w:rPr>
         <w:drawing>
           <wp:inline distT="0" distB="0" distL="0" distR="0" wp14:anchorId="4B19867A" wp14:editId="4301DAD9">
             <wp:extent cx="5760720" cy="3291205"/>
@@ -9067,7 +9157,7 @@
                     <pic:cNvPicPr/>
                   </pic:nvPicPr>
                   <pic:blipFill>
-                    <a:blip r:embed="rId22"/>
+                    <a:blip r:embed="rId20"/>
                     <a:stretch>
                       <a:fillRect/>
                     </a:stretch>
@@ -9113,6 +9203,7 @@
             <w:docPart w:val="DefaultPlaceholder_-1854013440"/>
           </w:placeholder>
         </w:sdtPr>
+        <w:sdtEndPr/>
         <w:sdtContent>
           <w:r>
             <w:fldChar w:fldCharType="begin"/>
@@ -10885,6 +10976,7 @@
             <w:docPart w:val="DefaultPlaceholder_-1854013440"/>
           </w:placeholder>
         </w:sdtPr>
+        <w:sdtEndPr/>
         <w:sdtContent>
           <w:r>
             <w:rPr>
@@ -11004,7 +11096,7 @@
                     <pic:cNvPicPr/>
                   </pic:nvPicPr>
                   <pic:blipFill>
-                    <a:blip r:embed="rId23"/>
+                    <a:blip r:embed="rId21"/>
                     <a:stretch>
                       <a:fillRect/>
                     </a:stretch>
@@ -11320,6 +11412,9 @@
     </w:p>
     <w:p>
       <w:r>
+        <w:rPr>
+          <w:noProof/>
+        </w:rPr>
         <w:drawing>
           <wp:inline distT="0" distB="0" distL="0" distR="0" wp14:anchorId="37781778" wp14:editId="0C4E24D9">
             <wp:extent cx="5760720" cy="3743325"/>
@@ -11336,7 +11431,7 @@
                     <pic:cNvPicPr/>
                   </pic:nvPicPr>
                   <pic:blipFill>
-                    <a:blip r:embed="rId24"/>
+                    <a:blip r:embed="rId22"/>
                     <a:stretch>
                       <a:fillRect/>
                     </a:stretch>
@@ -11359,10 +11454,7 @@
     </w:p>
     <w:p>
       <w:r>
-        <w:t>After some general information about program version and license,</w:t>
-      </w:r>
-      <w:r>
-        <w:t xml:space="preserve"> i</w:t>
+        <w:t>After some general information about program version and license, i</w:t>
       </w:r>
       <w:r>
         <w:t xml:space="preserve">t is noted that the MEM was performed in real time, and the used environmental temperature is given. </w:t>
@@ -11697,7 +11789,7 @@
                     <pic:cNvPicPr/>
                   </pic:nvPicPr>
                   <pic:blipFill rotWithShape="1">
-                    <a:blip r:embed="rId25"/>
+                    <a:blip r:embed="rId23"/>
                     <a:srcRect b="6358"/>
                     <a:stretch>
                       <a:fillRect/>
@@ -12889,6 +12981,7 @@
             <w:docPart w:val="01E3DDE0C21947E5A2268EFB6EE85019"/>
           </w:placeholder>
         </w:sdtPr>
+        <w:sdtEndPr/>
         <w:sdtContent>
           <w:r>
             <w:rPr>
@@ -13247,7 +13340,7 @@
                     <pic:cNvPicPr/>
                   </pic:nvPicPr>
                   <pic:blipFill>
-                    <a:blip r:embed="rId26"/>
+                    <a:blip r:embed="rId24"/>
                     <a:stretch>
                       <a:fillRect/>
                     </a:stretch>
@@ -14681,6 +14774,9 @@
     <w:p/>
     <w:p>
       <w:r>
+        <w:rPr>
+          <w:noProof/>
+        </w:rPr>
         <w:drawing>
           <wp:inline distT="0" distB="0" distL="0" distR="0" wp14:anchorId="0901AFCD" wp14:editId="2FF7715D">
             <wp:extent cx="5250276" cy="3566160"/>
@@ -14697,7 +14793,7 @@
                     <pic:cNvPicPr/>
                   </pic:nvPicPr>
                   <pic:blipFill>
-                    <a:blip r:embed="rId27"/>
+                    <a:blip r:embed="rId25"/>
                     <a:stretch>
                       <a:fillRect/>
                     </a:stretch>
@@ -15573,7 +15669,7 @@
                     <pic:cNvPicPr/>
                   </pic:nvPicPr>
                   <pic:blipFill>
-                    <a:blip r:embed="rId28"/>
+                    <a:blip r:embed="rId26"/>
                     <a:stretch>
                       <a:fillRect/>
                     </a:stretch>
@@ -17496,6 +17592,7 @@
             <w:docPart w:val="12EE8BECF1F84977BB38D0AEC89C7058"/>
           </w:placeholder>
         </w:sdtPr>
+        <w:sdtEndPr/>
         <w:sdtContent>
           <w:r>
             <w:fldChar w:fldCharType="begin"/>
@@ -18302,6 +18399,7 @@
             <w:docPart w:val="F95049552A8C4D20A3227A7137ABEF33"/>
           </w:placeholder>
         </w:sdtPr>
+        <w:sdtEndPr/>
         <w:sdtContent>
           <w:r>
             <w:fldChar w:fldCharType="begin"/>
@@ -18495,6 +18593,7 @@
             <w:docPart w:val="D6BF6360890E4D288722CBD5461E76DD"/>
           </w:placeholder>
         </w:sdtPr>
+        <w:sdtEndPr/>
         <w:sdtContent>
           <w:r>
             <w:rPr>
@@ -18691,6 +18790,7 @@
             <w:docPart w:val="202EAB079EA248D1907A2865E0E233BD"/>
           </w:placeholder>
         </w:sdtPr>
+        <w:sdtEndPr/>
         <w:sdtContent>
           <w:r>
             <w:fldChar w:fldCharType="begin"/>
@@ -24549,6 +24649,7 @@
           <w:docPart w:val="DefaultPlaceholder_-1854013440"/>
         </w:placeholder>
       </w:sdtPr>
+      <w:sdtEndPr/>
       <w:sdtContent>
         <w:p>
           <w:pPr>
@@ -24909,12 +25010,12 @@
       </w:sdtContent>
     </w:sdt>
     <w:sectPr>
-      <w:headerReference w:type="even" r:id="rId29"/>
-      <w:headerReference w:type="default" r:id="rId30"/>
-      <w:footerReference w:type="even" r:id="rId31"/>
-      <w:footerReference w:type="default" r:id="rId32"/>
-      <w:headerReference w:type="first" r:id="rId33"/>
-      <w:footerReference w:type="first" r:id="rId34"/>
+      <w:headerReference w:type="even" r:id="rId27"/>
+      <w:headerReference w:type="default" r:id="rId28"/>
+      <w:footerReference w:type="even" r:id="rId29"/>
+      <w:footerReference w:type="default" r:id="rId30"/>
+      <w:headerReference w:type="first" r:id="rId31"/>
+      <w:footerReference w:type="first" r:id="rId32"/>
       <w:pgSz w:w="11906" w:h="16838"/>
       <w:pgMar w:top="1417" w:right="1417" w:bottom="1134" w:left="1417" w:header="708" w:footer="708" w:gutter="0"/>
       <w:cols w:space="708"/>
@@ -24924,47 +25025,14 @@
 </w:document>
 </file>
 
-<file path=word/comments.xml><?xml version="1.0" encoding="utf-8"?>
-<w:comments xmlns:wpc="http://schemas.microsoft.com/office/word/2010/wordprocessingCanvas" xmlns:cx="http://schemas.microsoft.com/office/drawing/2014/chartex" xmlns:cx1="http://schemas.microsoft.com/office/drawing/2015/9/8/chartex" xmlns:cx2="http://schemas.microsoft.com/office/drawing/2015/10/21/chartex" xmlns:cx3="http://schemas.microsoft.com/office/drawing/2016/5/9/chartex" xmlns:cx4="http://schemas.microsoft.com/office/drawing/2016/5/10/chartex" xmlns:cx5="http://schemas.microsoft.com/office/drawing/2016/5/11/chartex" xmlns:cx6="http://schemas.microsoft.com/office/drawing/2016/5/12/chartex" xmlns:cx7="http://schemas.microsoft.com/office/drawing/2016/5/13/chartex" xmlns:cx8="http://schemas.microsoft.com/office/drawing/2016/5/14/chartex" xmlns:mc="http://schemas.openxmlformats.org/markup-compatibility/2006" xmlns:aink="http://schemas.microsoft.com/office/drawing/2016/ink" xmlns:am3d="http://schemas.microsoft.com/office/drawing/2017/model3d" xmlns:o="urn:schemas-microsoft-com:office:office" xmlns:oel="http://schemas.microsoft.com/office/2019/extlst" xmlns:r="http://schemas.openxmlformats.org/officeDocument/2006/relationships" xmlns:m="http://schemas.openxmlformats.org/officeDocument/2006/math" xmlns:v="urn:schemas-microsoft-com:vml" xmlns:wp14="http://schemas.microsoft.com/office/word/2010/wordprocessingDrawing" xmlns:wp="http://schemas.openxmlformats.org/drawingml/2006/wordprocessingDrawing" xmlns:w10="urn:schemas-microsoft-com:office:word" xmlns:w="http://schemas.openxmlformats.org/wordprocessingml/2006/main" xmlns:w14="http://schemas.microsoft.com/office/word/2010/wordml" xmlns:w15="http://schemas.microsoft.com/office/word/2012/wordml" xmlns:w16cex="http://schemas.microsoft.com/office/word/2018/wordml/cex" xmlns:w16cid="http://schemas.microsoft.com/office/word/2016/wordml/cid" xmlns:w16="http://schemas.microsoft.com/office/word/2018/wordml" xmlns:w16du="http://schemas.microsoft.com/office/word/2023/wordml/word16du" xmlns:w16sdtdh="http://schemas.microsoft.com/office/word/2020/wordml/sdtdatahash" xmlns:w16sdtfl="http://schemas.microsoft.com/office/word/2024/wordml/sdtformatlock" xmlns:w16se="http://schemas.microsoft.com/office/word/2015/wordml/symex" xmlns:wpg="http://schemas.microsoft.com/office/word/2010/wordprocessingGroup" xmlns:wpi="http://schemas.microsoft.com/office/word/2010/wordprocessingInk" xmlns:wne="http://schemas.microsoft.com/office/word/2006/wordml" xmlns:wps="http://schemas.microsoft.com/office/word/2010/wordprocessingShape" mc:Ignorable="w14 w15 w16se w16cid w16 w16cex w16sdtdh w16sdtfl w16du wp14">
-  <w:comment w:id="2" w:author="Magdalena" w:date="2026-02-17T10:00:00Z" w:initials="M">
-    <w:p>
-      <w:pPr>
-        <w:pStyle w:val="Kommentartext"/>
-      </w:pPr>
-      <w:r>
-        <w:rPr>
-          <w:rStyle w:val="Kommentarzeichen"/>
-        </w:rPr>
-        <w:annotationRef/>
-      </w:r>
-      <w:r>
-        <w:t>DOI has to be added in the proof stage.</w:t>
-      </w:r>
-    </w:p>
-  </w:comment>
-</w:comments>
-</file>
-
-<file path=word/commentsExtended.xml><?xml version="1.0" encoding="utf-8"?>
-<w15:commentsEx xmlns:wpc="http://schemas.microsoft.com/office/word/2010/wordprocessingCanvas" xmlns:cx="http://schemas.microsoft.com/office/drawing/2014/chartex" xmlns:cx1="http://schemas.microsoft.com/office/drawing/2015/9/8/chartex" xmlns:cx2="http://schemas.microsoft.com/office/drawing/2015/10/21/chartex" xmlns:cx3="http://schemas.microsoft.com/office/drawing/2016/5/9/chartex" xmlns:cx4="http://schemas.microsoft.com/office/drawing/2016/5/10/chartex" xmlns:cx5="http://schemas.microsoft.com/office/drawing/2016/5/11/chartex" xmlns:cx6="http://schemas.microsoft.com/office/drawing/2016/5/12/chartex" xmlns:cx7="http://schemas.microsoft.com/office/drawing/2016/5/13/chartex" xmlns:cx8="http://schemas.microsoft.com/office/drawing/2016/5/14/chartex" xmlns:mc="http://schemas.openxmlformats.org/markup-compatibility/2006" xmlns:aink="http://schemas.microsoft.com/office/drawing/2016/ink" xmlns:am3d="http://schemas.microsoft.com/office/drawing/2017/model3d" xmlns:o="urn:schemas-microsoft-com:office:office" xmlns:oel="http://schemas.microsoft.com/office/2019/extlst" xmlns:r="http://schemas.openxmlformats.org/officeDocument/2006/relationships" xmlns:m="http://schemas.openxmlformats.org/officeDocument/2006/math" xmlns:v="urn:schemas-microsoft-com:vml" xmlns:wp14="http://schemas.microsoft.com/office/word/2010/wordprocessingDrawing" xmlns:wp="http://schemas.openxmlformats.org/drawingml/2006/wordprocessingDrawing" xmlns:w10="urn:schemas-microsoft-com:office:word" xmlns:w="http://schemas.openxmlformats.org/wordprocessingml/2006/main" xmlns:w14="http://schemas.microsoft.com/office/word/2010/wordml" xmlns:w15="http://schemas.microsoft.com/office/word/2012/wordml" xmlns:w16cex="http://schemas.microsoft.com/office/word/2018/wordml/cex" xmlns:w16cid="http://schemas.microsoft.com/office/word/2016/wordml/cid" xmlns:w16="http://schemas.microsoft.com/office/word/2018/wordml" xmlns:w16du="http://schemas.microsoft.com/office/word/2023/wordml/word16du" xmlns:w16sdtdh="http://schemas.microsoft.com/office/word/2020/wordml/sdtdatahash" xmlns:w16sdtfl="http://schemas.microsoft.com/office/word/2024/wordml/sdtformatlock" xmlns:w16se="http://schemas.microsoft.com/office/word/2015/wordml/symex" xmlns:wpg="http://schemas.microsoft.com/office/word/2010/wordprocessingGroup" xmlns:wpi="http://schemas.microsoft.com/office/word/2010/wordprocessingInk" xmlns:wne="http://schemas.microsoft.com/office/word/2006/wordml" xmlns:wps="http://schemas.microsoft.com/office/word/2010/wordprocessingShape" mc:Ignorable="w14 w15 w16se w16cid w16 w16cex w16sdtdh w16sdtfl w16du wp14">
-  <w15:commentEx w15:paraId="1905556C" w15:done="0"/>
-</w15:commentsEx>
-</file>
-
 <file path=word/commentsExtensible.xml><?xml version="1.0" encoding="utf-8"?>
 <w16cex:commentsExtensible xmlns:wpc="http://schemas.microsoft.com/office/word/2010/wordprocessingCanvas" xmlns:cx="http://schemas.microsoft.com/office/drawing/2014/chartex" xmlns:cx1="http://schemas.microsoft.com/office/drawing/2015/9/8/chartex" xmlns:cx2="http://schemas.microsoft.com/office/drawing/2015/10/21/chartex" xmlns:cx3="http://schemas.microsoft.com/office/drawing/2016/5/9/chartex" xmlns:cx4="http://schemas.microsoft.com/office/drawing/2016/5/10/chartex" xmlns:cx5="http://schemas.microsoft.com/office/drawing/2016/5/11/chartex" xmlns:cx6="http://schemas.microsoft.com/office/drawing/2016/5/12/chartex" xmlns:cx7="http://schemas.microsoft.com/office/drawing/2016/5/13/chartex" xmlns:cx8="http://schemas.microsoft.com/office/drawing/2016/5/14/chartex" xmlns:cr="http://schemas.microsoft.com/office/comments/2020/reactions" xmlns:mc="http://schemas.openxmlformats.org/markup-compatibility/2006" xmlns:aink="http://schemas.microsoft.com/office/drawing/2016/ink" xmlns:am3d="http://schemas.microsoft.com/office/drawing/2017/model3d" xmlns:o="urn:schemas-microsoft-com:office:office" xmlns:oel="http://schemas.microsoft.com/office/2019/extlst" xmlns:r="http://schemas.openxmlformats.org/officeDocument/2006/relationships" xmlns:m="http://schemas.openxmlformats.org/officeDocument/2006/math" xmlns:v="urn:schemas-microsoft-com:vml" xmlns:wp14="http://schemas.microsoft.com/office/word/2010/wordprocessingDrawing" xmlns:wp="http://schemas.openxmlformats.org/drawingml/2006/wordprocessingDrawing" xmlns:w10="urn:schemas-microsoft-com:office:word" xmlns:w="http://schemas.openxmlformats.org/wordprocessingml/2006/main" xmlns:w14="http://schemas.microsoft.com/office/word/2010/wordml" xmlns:w15="http://schemas.microsoft.com/office/word/2012/wordml" xmlns:w16cex="http://schemas.microsoft.com/office/word/2018/wordml/cex" xmlns:w16cid="http://schemas.microsoft.com/office/word/2016/wordml/cid" xmlns:w16="http://schemas.microsoft.com/office/word/2018/wordml" xmlns:w16du="http://schemas.microsoft.com/office/word/2023/wordml/word16du" xmlns:w16sdtdh="http://schemas.microsoft.com/office/word/2020/wordml/sdtdatahash" xmlns:w16sdtfl="http://schemas.microsoft.com/office/word/2024/wordml/sdtformatlock" xmlns:w16se="http://schemas.microsoft.com/office/word/2015/wordml/symex" xmlns:wpg="http://schemas.microsoft.com/office/word/2010/wordprocessingGroup" xmlns:wpi="http://schemas.microsoft.com/office/word/2010/wordprocessingInk" xmlns:wne="http://schemas.microsoft.com/office/word/2006/wordml" xmlns:wps="http://schemas.microsoft.com/office/word/2010/wordprocessingShape" mc:Ignorable="w14 w15 w16se w16cid w16 w16cex w16sdtdh w16sdtfl cr w16du wp14">
   <w16cex:commentExtensible w16cex:durableId="55190B6C" w16cex:dateUtc="2026-02-17T09:00:00Z"/>
 </w16cex:commentsExtensible>
 </file>
 
-<file path=word/commentsIds.xml><?xml version="1.0" encoding="utf-8"?>
-<w16cid:commentsIds xmlns:wpc="http://schemas.microsoft.com/office/word/2010/wordprocessingCanvas" xmlns:cx="http://schemas.microsoft.com/office/drawing/2014/chartex" xmlns:cx1="http://schemas.microsoft.com/office/drawing/2015/9/8/chartex" xmlns:cx2="http://schemas.microsoft.com/office/drawing/2015/10/21/chartex" xmlns:cx3="http://schemas.microsoft.com/office/drawing/2016/5/9/chartex" xmlns:cx4="http://schemas.microsoft.com/office/drawing/2016/5/10/chartex" xmlns:cx5="http://schemas.microsoft.com/office/drawing/2016/5/11/chartex" xmlns:cx6="http://schemas.microsoft.com/office/drawing/2016/5/12/chartex" xmlns:cx7="http://schemas.microsoft.com/office/drawing/2016/5/13/chartex" xmlns:cx8="http://schemas.microsoft.com/office/drawing/2016/5/14/chartex" xmlns:mc="http://schemas.openxmlformats.org/markup-compatibility/2006" xmlns:aink="http://schemas.microsoft.com/office/drawing/2016/ink" xmlns:am3d="http://schemas.microsoft.com/office/drawing/2017/model3d" xmlns:o="urn:schemas-microsoft-com:office:office" xmlns:oel="http://schemas.microsoft.com/office/2019/extlst" xmlns:r="http://schemas.openxmlformats.org/officeDocument/2006/relationships" xmlns:m="http://schemas.openxmlformats.org/officeDocument/2006/math" xmlns:v="urn:schemas-microsoft-com:vml" xmlns:wp14="http://schemas.microsoft.com/office/word/2010/wordprocessingDrawing" xmlns:wp="http://schemas.openxmlformats.org/drawingml/2006/wordprocessingDrawing" xmlns:w10="urn:schemas-microsoft-com:office:word" xmlns:w="http://schemas.openxmlformats.org/wordprocessingml/2006/main" xmlns:w14="http://schemas.microsoft.com/office/word/2010/wordml" xmlns:w15="http://schemas.microsoft.com/office/word/2012/wordml" xmlns:w16cex="http://schemas.microsoft.com/office/word/2018/wordml/cex" xmlns:w16cid="http://schemas.microsoft.com/office/word/2016/wordml/cid" xmlns:w16="http://schemas.microsoft.com/office/word/2018/wordml" xmlns:w16du="http://schemas.microsoft.com/office/word/2023/wordml/word16du" xmlns:w16sdtdh="http://schemas.microsoft.com/office/word/2020/wordml/sdtdatahash" xmlns:w16sdtfl="http://schemas.microsoft.com/office/word/2024/wordml/sdtformatlock" xmlns:w16se="http://schemas.microsoft.com/office/word/2015/wordml/symex" xmlns:wpg="http://schemas.microsoft.com/office/word/2010/wordprocessingGroup" xmlns:wpi="http://schemas.microsoft.com/office/word/2010/wordprocessingInk" xmlns:wne="http://schemas.microsoft.com/office/word/2006/wordml" xmlns:wps="http://schemas.microsoft.com/office/word/2010/wordprocessingShape" mc:Ignorable="w14 w15 w16se w16cid w16 w16cex w16sdtdh w16sdtfl w16du wp14">
-  <w16cid:commentId w16cid:paraId="1905556C" w16cid:durableId="55190B6C"/>
-</w16cid:commentsIds>
-</file>
-
 <file path=word/endnotes.xml><?xml version="1.0" encoding="utf-8"?>
-<w:endnotes xmlns:wpc="http://schemas.microsoft.com/office/word/2010/wordprocessingCanvas" xmlns:cx="http://schemas.microsoft.com/office/drawing/2014/chartex" xmlns:cx1="http://schemas.microsoft.com/office/drawing/2015/9/8/chartex" xmlns:cx2="http://schemas.microsoft.com/office/drawing/2015/10/21/chartex" xmlns:cx3="http://schemas.microsoft.com/office/drawing/2016/5/9/chartex" xmlns:cx4="http://schemas.microsoft.com/office/drawing/2016/5/10/chartex" xmlns:cx5="http://schemas.microsoft.com/office/drawing/2016/5/11/chartex" xmlns:cx6="http://schemas.microsoft.com/office/drawing/2016/5/12/chartex" xmlns:cx7="http://schemas.microsoft.com/office/drawing/2016/5/13/chartex" xmlns:cx8="http://schemas.microsoft.com/office/drawing/2016/5/14/chartex" xmlns:mc="http://schemas.openxmlformats.org/markup-compatibility/2006" xmlns:aink="http://schemas.microsoft.com/office/drawing/2016/ink" xmlns:am3d="http://schemas.microsoft.com/office/drawing/2017/model3d" xmlns:o="urn:schemas-microsoft-com:office:office" xmlns:oel="http://schemas.microsoft.com/office/2019/extlst" xmlns:r="http://schemas.openxmlformats.org/officeDocument/2006/relationships" xmlns:m="http://schemas.openxmlformats.org/officeDocument/2006/math" xmlns:v="urn:schemas-microsoft-com:vml" xmlns:wp14="http://schemas.microsoft.com/office/word/2010/wordprocessingDrawing" xmlns:wp="http://schemas.openxmlformats.org/drawingml/2006/wordprocessingDrawing" xmlns:w10="urn:schemas-microsoft-com:office:word" xmlns:w="http://schemas.openxmlformats.org/wordprocessingml/2006/main" xmlns:w14="http://schemas.microsoft.com/office/word/2010/wordml" xmlns:w15="http://schemas.microsoft.com/office/word/2012/wordml" xmlns:w16cex="http://schemas.microsoft.com/office/word/2018/wordml/cex" xmlns:w16cid="http://schemas.microsoft.com/office/word/2016/wordml/cid" xmlns:w16="http://schemas.microsoft.com/office/word/2018/wordml" xmlns:w16du="http://schemas.microsoft.com/office/word/2023/wordml/word16du" xmlns:w16sdtdh="http://schemas.microsoft.com/office/word/2020/wordml/sdtdatahash" xmlns:w16sdtfl="http://schemas.microsoft.com/office/word/2024/wordml/sdtformatlock" xmlns:w16se="http://schemas.microsoft.com/office/word/2015/wordml/symex" xmlns:wpg="http://schemas.microsoft.com/office/word/2010/wordprocessingGroup" xmlns:wpi="http://schemas.microsoft.com/office/word/2010/wordprocessingInk" xmlns:wne="http://schemas.microsoft.com/office/word/2006/wordml" xmlns:wps="http://schemas.microsoft.com/office/word/2010/wordprocessingShape" mc:Ignorable="w14 w15 w16se w16cid w16 w16cex w16sdtdh w16sdtfl w16du wp14">
+<w:endnotes xmlns:wpc="http://schemas.microsoft.com/office/word/2010/wordprocessingCanvas" xmlns:cx="http://schemas.microsoft.com/office/drawing/2014/chartex" xmlns:cx1="http://schemas.microsoft.com/office/drawing/2015/9/8/chartex" xmlns:cx2="http://schemas.microsoft.com/office/drawing/2015/10/21/chartex" xmlns:cx3="http://schemas.microsoft.com/office/drawing/2016/5/9/chartex" xmlns:cx4="http://schemas.microsoft.com/office/drawing/2016/5/10/chartex" xmlns:cx5="http://schemas.microsoft.com/office/drawing/2016/5/11/chartex" xmlns:cx6="http://schemas.microsoft.com/office/drawing/2016/5/12/chartex" xmlns:cx7="http://schemas.microsoft.com/office/drawing/2016/5/13/chartex" xmlns:cx8="http://schemas.microsoft.com/office/drawing/2016/5/14/chartex" xmlns:mc="http://schemas.openxmlformats.org/markup-compatibility/2006" xmlns:aink="http://schemas.microsoft.com/office/drawing/2016/ink" xmlns:am3d="http://schemas.microsoft.com/office/drawing/2017/model3d" xmlns:o="urn:schemas-microsoft-com:office:office" xmlns:r="http://schemas.openxmlformats.org/officeDocument/2006/relationships" xmlns:m="http://schemas.openxmlformats.org/officeDocument/2006/math" xmlns:v="urn:schemas-microsoft-com:vml" xmlns:wp14="http://schemas.microsoft.com/office/word/2010/wordprocessingDrawing" xmlns:wp="http://schemas.openxmlformats.org/drawingml/2006/wordprocessingDrawing" xmlns:w10="urn:schemas-microsoft-com:office:word" xmlns:w="http://schemas.openxmlformats.org/wordprocessingml/2006/main" xmlns:w14="http://schemas.microsoft.com/office/word/2010/wordml" xmlns:w15="http://schemas.microsoft.com/office/word/2012/wordml" xmlns:w16cid="http://schemas.microsoft.com/office/word/2016/wordml/cid" xmlns:w16se="http://schemas.microsoft.com/office/word/2015/wordml/symex" xmlns:wpg="http://schemas.microsoft.com/office/word/2010/wordprocessingGroup" xmlns:wpi="http://schemas.microsoft.com/office/word/2010/wordprocessingInk" xmlns:wne="http://schemas.microsoft.com/office/word/2006/wordml" xmlns:wps="http://schemas.microsoft.com/office/word/2010/wordprocessingShape" mc:Ignorable="w14 w15 w16se w16cid wp14">
   <w:endnote w:type="separator" w:id="-1">
     <w:p>
       <w:pPr>
@@ -24989,7 +25057,7 @@
 </file>
 
 <file path=word/footer1.xml><?xml version="1.0" encoding="utf-8"?>
-<w:ftr xmlns:wpc="http://schemas.microsoft.com/office/word/2010/wordprocessingCanvas" xmlns:cx="http://schemas.microsoft.com/office/drawing/2014/chartex" xmlns:cx1="http://schemas.microsoft.com/office/drawing/2015/9/8/chartex" xmlns:cx2="http://schemas.microsoft.com/office/drawing/2015/10/21/chartex" xmlns:cx3="http://schemas.microsoft.com/office/drawing/2016/5/9/chartex" xmlns:cx4="http://schemas.microsoft.com/office/drawing/2016/5/10/chartex" xmlns:cx5="http://schemas.microsoft.com/office/drawing/2016/5/11/chartex" xmlns:cx6="http://schemas.microsoft.com/office/drawing/2016/5/12/chartex" xmlns:cx7="http://schemas.microsoft.com/office/drawing/2016/5/13/chartex" xmlns:cx8="http://schemas.microsoft.com/office/drawing/2016/5/14/chartex" xmlns:mc="http://schemas.openxmlformats.org/markup-compatibility/2006" xmlns:aink="http://schemas.microsoft.com/office/drawing/2016/ink" xmlns:am3d="http://schemas.microsoft.com/office/drawing/2017/model3d" xmlns:o="urn:schemas-microsoft-com:office:office" xmlns:oel="http://schemas.microsoft.com/office/2019/extlst" xmlns:r="http://schemas.openxmlformats.org/officeDocument/2006/relationships" xmlns:m="http://schemas.openxmlformats.org/officeDocument/2006/math" xmlns:v="urn:schemas-microsoft-com:vml" xmlns:wp14="http://schemas.microsoft.com/office/word/2010/wordprocessingDrawing" xmlns:wp="http://schemas.openxmlformats.org/drawingml/2006/wordprocessingDrawing" xmlns:w10="urn:schemas-microsoft-com:office:word" xmlns:w="http://schemas.openxmlformats.org/wordprocessingml/2006/main" xmlns:w14="http://schemas.microsoft.com/office/word/2010/wordml" xmlns:w15="http://schemas.microsoft.com/office/word/2012/wordml" xmlns:w16cex="http://schemas.microsoft.com/office/word/2018/wordml/cex" xmlns:w16cid="http://schemas.microsoft.com/office/word/2016/wordml/cid" xmlns:w16="http://schemas.microsoft.com/office/word/2018/wordml" xmlns:w16du="http://schemas.microsoft.com/office/word/2023/wordml/word16du" xmlns:w16sdtdh="http://schemas.microsoft.com/office/word/2020/wordml/sdtdatahash" xmlns:w16sdtfl="http://schemas.microsoft.com/office/word/2024/wordml/sdtformatlock" xmlns:w16se="http://schemas.microsoft.com/office/word/2015/wordml/symex" xmlns:wpg="http://schemas.microsoft.com/office/word/2010/wordprocessingGroup" xmlns:wpi="http://schemas.microsoft.com/office/word/2010/wordprocessingInk" xmlns:wne="http://schemas.microsoft.com/office/word/2006/wordml" xmlns:wps="http://schemas.microsoft.com/office/word/2010/wordprocessingShape" mc:Ignorable="w14 w15 w16se w16cid w16 w16cex w16sdtdh w16sdtfl w16du wp14">
+<w:ftr xmlns:wpc="http://schemas.microsoft.com/office/word/2010/wordprocessingCanvas" xmlns:cx="http://schemas.microsoft.com/office/drawing/2014/chartex" xmlns:cx1="http://schemas.microsoft.com/office/drawing/2015/9/8/chartex" xmlns:cx2="http://schemas.microsoft.com/office/drawing/2015/10/21/chartex" xmlns:cx3="http://schemas.microsoft.com/office/drawing/2016/5/9/chartex" xmlns:cx4="http://schemas.microsoft.com/office/drawing/2016/5/10/chartex" xmlns:cx5="http://schemas.microsoft.com/office/drawing/2016/5/11/chartex" xmlns:cx6="http://schemas.microsoft.com/office/drawing/2016/5/12/chartex" xmlns:cx7="http://schemas.microsoft.com/office/drawing/2016/5/13/chartex" xmlns:cx8="http://schemas.microsoft.com/office/drawing/2016/5/14/chartex" xmlns:mc="http://schemas.openxmlformats.org/markup-compatibility/2006" xmlns:aink="http://schemas.microsoft.com/office/drawing/2016/ink" xmlns:am3d="http://schemas.microsoft.com/office/drawing/2017/model3d" xmlns:o="urn:schemas-microsoft-com:office:office" xmlns:r="http://schemas.openxmlformats.org/officeDocument/2006/relationships" xmlns:m="http://schemas.openxmlformats.org/officeDocument/2006/math" xmlns:v="urn:schemas-microsoft-com:vml" xmlns:wp14="http://schemas.microsoft.com/office/word/2010/wordprocessingDrawing" xmlns:wp="http://schemas.openxmlformats.org/drawingml/2006/wordprocessingDrawing" xmlns:w10="urn:schemas-microsoft-com:office:word" xmlns:w="http://schemas.openxmlformats.org/wordprocessingml/2006/main" xmlns:w14="http://schemas.microsoft.com/office/word/2010/wordml" xmlns:w15="http://schemas.microsoft.com/office/word/2012/wordml" xmlns:w16cid="http://schemas.microsoft.com/office/word/2016/wordml/cid" xmlns:w16se="http://schemas.microsoft.com/office/word/2015/wordml/symex" xmlns:wpg="http://schemas.microsoft.com/office/word/2010/wordprocessingGroup" xmlns:wpi="http://schemas.microsoft.com/office/word/2010/wordprocessingInk" xmlns:wne="http://schemas.microsoft.com/office/word/2006/wordml" xmlns:wps="http://schemas.microsoft.com/office/word/2010/wordprocessingShape" mc:Ignorable="w14 w15 w16se w16cid wp14">
   <w:p>
     <w:pPr>
       <w:pStyle w:val="Fuzeile"/>
@@ -24999,7 +25067,7 @@
 </file>
 
 <file path=word/footer2.xml><?xml version="1.0" encoding="utf-8"?>
-<w:ftr xmlns:wpc="http://schemas.microsoft.com/office/word/2010/wordprocessingCanvas" xmlns:cx="http://schemas.microsoft.com/office/drawing/2014/chartex" xmlns:cx1="http://schemas.microsoft.com/office/drawing/2015/9/8/chartex" xmlns:cx2="http://schemas.microsoft.com/office/drawing/2015/10/21/chartex" xmlns:cx3="http://schemas.microsoft.com/office/drawing/2016/5/9/chartex" xmlns:cx4="http://schemas.microsoft.com/office/drawing/2016/5/10/chartex" xmlns:cx5="http://schemas.microsoft.com/office/drawing/2016/5/11/chartex" xmlns:cx6="http://schemas.microsoft.com/office/drawing/2016/5/12/chartex" xmlns:cx7="http://schemas.microsoft.com/office/drawing/2016/5/13/chartex" xmlns:cx8="http://schemas.microsoft.com/office/drawing/2016/5/14/chartex" xmlns:mc="http://schemas.openxmlformats.org/markup-compatibility/2006" xmlns:aink="http://schemas.microsoft.com/office/drawing/2016/ink" xmlns:am3d="http://schemas.microsoft.com/office/drawing/2017/model3d" xmlns:o="urn:schemas-microsoft-com:office:office" xmlns:oel="http://schemas.microsoft.com/office/2019/extlst" xmlns:r="http://schemas.openxmlformats.org/officeDocument/2006/relationships" xmlns:m="http://schemas.openxmlformats.org/officeDocument/2006/math" xmlns:v="urn:schemas-microsoft-com:vml" xmlns:wp14="http://schemas.microsoft.com/office/word/2010/wordprocessingDrawing" xmlns:wp="http://schemas.openxmlformats.org/drawingml/2006/wordprocessingDrawing" xmlns:w10="urn:schemas-microsoft-com:office:word" xmlns:w="http://schemas.openxmlformats.org/wordprocessingml/2006/main" xmlns:w14="http://schemas.microsoft.com/office/word/2010/wordml" xmlns:w15="http://schemas.microsoft.com/office/word/2012/wordml" xmlns:w16cex="http://schemas.microsoft.com/office/word/2018/wordml/cex" xmlns:w16cid="http://schemas.microsoft.com/office/word/2016/wordml/cid" xmlns:w16="http://schemas.microsoft.com/office/word/2018/wordml" xmlns:w16du="http://schemas.microsoft.com/office/word/2023/wordml/word16du" xmlns:w16sdtdh="http://schemas.microsoft.com/office/word/2020/wordml/sdtdatahash" xmlns:w16sdtfl="http://schemas.microsoft.com/office/word/2024/wordml/sdtformatlock" xmlns:w16se="http://schemas.microsoft.com/office/word/2015/wordml/symex" xmlns:wpg="http://schemas.microsoft.com/office/word/2010/wordprocessingGroup" xmlns:wpi="http://schemas.microsoft.com/office/word/2010/wordprocessingInk" xmlns:wne="http://schemas.microsoft.com/office/word/2006/wordml" xmlns:wps="http://schemas.microsoft.com/office/word/2010/wordprocessingShape" mc:Ignorable="w14 w15 w16se w16cid w16 w16cex w16sdtdh w16sdtfl w16du wp14">
+<w:ftr xmlns:wpc="http://schemas.microsoft.com/office/word/2010/wordprocessingCanvas" xmlns:cx="http://schemas.microsoft.com/office/drawing/2014/chartex" xmlns:cx1="http://schemas.microsoft.com/office/drawing/2015/9/8/chartex" xmlns:cx2="http://schemas.microsoft.com/office/drawing/2015/10/21/chartex" xmlns:cx3="http://schemas.microsoft.com/office/drawing/2016/5/9/chartex" xmlns:cx4="http://schemas.microsoft.com/office/drawing/2016/5/10/chartex" xmlns:cx5="http://schemas.microsoft.com/office/drawing/2016/5/11/chartex" xmlns:cx6="http://schemas.microsoft.com/office/drawing/2016/5/12/chartex" xmlns:cx7="http://schemas.microsoft.com/office/drawing/2016/5/13/chartex" xmlns:cx8="http://schemas.microsoft.com/office/drawing/2016/5/14/chartex" xmlns:mc="http://schemas.openxmlformats.org/markup-compatibility/2006" xmlns:aink="http://schemas.microsoft.com/office/drawing/2016/ink" xmlns:am3d="http://schemas.microsoft.com/office/drawing/2017/model3d" xmlns:o="urn:schemas-microsoft-com:office:office" xmlns:r="http://schemas.openxmlformats.org/officeDocument/2006/relationships" xmlns:m="http://schemas.openxmlformats.org/officeDocument/2006/math" xmlns:v="urn:schemas-microsoft-com:vml" xmlns:wp14="http://schemas.microsoft.com/office/word/2010/wordprocessingDrawing" xmlns:wp="http://schemas.openxmlformats.org/drawingml/2006/wordprocessingDrawing" xmlns:w10="urn:schemas-microsoft-com:office:word" xmlns:w="http://schemas.openxmlformats.org/wordprocessingml/2006/main" xmlns:w14="http://schemas.microsoft.com/office/word/2010/wordml" xmlns:w15="http://schemas.microsoft.com/office/word/2012/wordml" xmlns:w16cid="http://schemas.microsoft.com/office/word/2016/wordml/cid" xmlns:w16se="http://schemas.microsoft.com/office/word/2015/wordml/symex" xmlns:wpg="http://schemas.microsoft.com/office/word/2010/wordprocessingGroup" xmlns:wpi="http://schemas.microsoft.com/office/word/2010/wordprocessingInk" xmlns:wne="http://schemas.microsoft.com/office/word/2006/wordml" xmlns:wps="http://schemas.microsoft.com/office/word/2010/wordprocessingShape" mc:Ignorable="w14 w15 w16se w16cid wp14">
   <w:sdt>
     <w:sdtPr>
       <w:id w:val="-976835753"/>
@@ -25008,6 +25076,7 @@
         <w:docPartUnique/>
       </w:docPartObj>
     </w:sdtPr>
+    <w:sdtEndPr/>
     <w:sdtContent>
       <w:p>
         <w:pPr>
@@ -25044,7 +25113,7 @@
 </file>
 
 <file path=word/footer3.xml><?xml version="1.0" encoding="utf-8"?>
-<w:ftr xmlns:wpc="http://schemas.microsoft.com/office/word/2010/wordprocessingCanvas" xmlns:cx="http://schemas.microsoft.com/office/drawing/2014/chartex" xmlns:cx1="http://schemas.microsoft.com/office/drawing/2015/9/8/chartex" xmlns:cx2="http://schemas.microsoft.com/office/drawing/2015/10/21/chartex" xmlns:cx3="http://schemas.microsoft.com/office/drawing/2016/5/9/chartex" xmlns:cx4="http://schemas.microsoft.com/office/drawing/2016/5/10/chartex" xmlns:cx5="http://schemas.microsoft.com/office/drawing/2016/5/11/chartex" xmlns:cx6="http://schemas.microsoft.com/office/drawing/2016/5/12/chartex" xmlns:cx7="http://schemas.microsoft.com/office/drawing/2016/5/13/chartex" xmlns:cx8="http://schemas.microsoft.com/office/drawing/2016/5/14/chartex" xmlns:mc="http://schemas.openxmlformats.org/markup-compatibility/2006" xmlns:aink="http://schemas.microsoft.com/office/drawing/2016/ink" xmlns:am3d="http://schemas.microsoft.com/office/drawing/2017/model3d" xmlns:o="urn:schemas-microsoft-com:office:office" xmlns:oel="http://schemas.microsoft.com/office/2019/extlst" xmlns:r="http://schemas.openxmlformats.org/officeDocument/2006/relationships" xmlns:m="http://schemas.openxmlformats.org/officeDocument/2006/math" xmlns:v="urn:schemas-microsoft-com:vml" xmlns:wp14="http://schemas.microsoft.com/office/word/2010/wordprocessingDrawing" xmlns:wp="http://schemas.openxmlformats.org/drawingml/2006/wordprocessingDrawing" xmlns:w10="urn:schemas-microsoft-com:office:word" xmlns:w="http://schemas.openxmlformats.org/wordprocessingml/2006/main" xmlns:w14="http://schemas.microsoft.com/office/word/2010/wordml" xmlns:w15="http://schemas.microsoft.com/office/word/2012/wordml" xmlns:w16cex="http://schemas.microsoft.com/office/word/2018/wordml/cex" xmlns:w16cid="http://schemas.microsoft.com/office/word/2016/wordml/cid" xmlns:w16="http://schemas.microsoft.com/office/word/2018/wordml" xmlns:w16du="http://schemas.microsoft.com/office/word/2023/wordml/word16du" xmlns:w16sdtdh="http://schemas.microsoft.com/office/word/2020/wordml/sdtdatahash" xmlns:w16sdtfl="http://schemas.microsoft.com/office/word/2024/wordml/sdtformatlock" xmlns:w16se="http://schemas.microsoft.com/office/word/2015/wordml/symex" xmlns:wpg="http://schemas.microsoft.com/office/word/2010/wordprocessingGroup" xmlns:wpi="http://schemas.microsoft.com/office/word/2010/wordprocessingInk" xmlns:wne="http://schemas.microsoft.com/office/word/2006/wordml" xmlns:wps="http://schemas.microsoft.com/office/word/2010/wordprocessingShape" mc:Ignorable="w14 w15 w16se w16cid w16 w16cex w16sdtdh w16sdtfl w16du wp14">
+<w:ftr xmlns:wpc="http://schemas.microsoft.com/office/word/2010/wordprocessingCanvas" xmlns:cx="http://schemas.microsoft.com/office/drawing/2014/chartex" xmlns:cx1="http://schemas.microsoft.com/office/drawing/2015/9/8/chartex" xmlns:cx2="http://schemas.microsoft.com/office/drawing/2015/10/21/chartex" xmlns:cx3="http://schemas.microsoft.com/office/drawing/2016/5/9/chartex" xmlns:cx4="http://schemas.microsoft.com/office/drawing/2016/5/10/chartex" xmlns:cx5="http://schemas.microsoft.com/office/drawing/2016/5/11/chartex" xmlns:cx6="http://schemas.microsoft.com/office/drawing/2016/5/12/chartex" xmlns:cx7="http://schemas.microsoft.com/office/drawing/2016/5/13/chartex" xmlns:cx8="http://schemas.microsoft.com/office/drawing/2016/5/14/chartex" xmlns:mc="http://schemas.openxmlformats.org/markup-compatibility/2006" xmlns:aink="http://schemas.microsoft.com/office/drawing/2016/ink" xmlns:am3d="http://schemas.microsoft.com/office/drawing/2017/model3d" xmlns:o="urn:schemas-microsoft-com:office:office" xmlns:r="http://schemas.openxmlformats.org/officeDocument/2006/relationships" xmlns:m="http://schemas.openxmlformats.org/officeDocument/2006/math" xmlns:v="urn:schemas-microsoft-com:vml" xmlns:wp14="http://schemas.microsoft.com/office/word/2010/wordprocessingDrawing" xmlns:wp="http://schemas.openxmlformats.org/drawingml/2006/wordprocessingDrawing" xmlns:w10="urn:schemas-microsoft-com:office:word" xmlns:w="http://schemas.openxmlformats.org/wordprocessingml/2006/main" xmlns:w14="http://schemas.microsoft.com/office/word/2010/wordml" xmlns:w15="http://schemas.microsoft.com/office/word/2012/wordml" xmlns:w16cid="http://schemas.microsoft.com/office/word/2016/wordml/cid" xmlns:w16se="http://schemas.microsoft.com/office/word/2015/wordml/symex" xmlns:wpg="http://schemas.microsoft.com/office/word/2010/wordprocessingGroup" xmlns:wpi="http://schemas.microsoft.com/office/word/2010/wordprocessingInk" xmlns:wne="http://schemas.microsoft.com/office/word/2006/wordml" xmlns:wps="http://schemas.microsoft.com/office/word/2010/wordprocessingShape" mc:Ignorable="w14 w15 w16se w16cid wp14">
   <w:p>
     <w:pPr>
       <w:pStyle w:val="Fuzeile"/>
@@ -25054,7 +25123,7 @@
 </file>
 
 <file path=word/footnotes.xml><?xml version="1.0" encoding="utf-8"?>
-<w:footnotes xmlns:wpc="http://schemas.microsoft.com/office/word/2010/wordprocessingCanvas" xmlns:cx="http://schemas.microsoft.com/office/drawing/2014/chartex" xmlns:cx1="http://schemas.microsoft.com/office/drawing/2015/9/8/chartex" xmlns:cx2="http://schemas.microsoft.com/office/drawing/2015/10/21/chartex" xmlns:cx3="http://schemas.microsoft.com/office/drawing/2016/5/9/chartex" xmlns:cx4="http://schemas.microsoft.com/office/drawing/2016/5/10/chartex" xmlns:cx5="http://schemas.microsoft.com/office/drawing/2016/5/11/chartex" xmlns:cx6="http://schemas.microsoft.com/office/drawing/2016/5/12/chartex" xmlns:cx7="http://schemas.microsoft.com/office/drawing/2016/5/13/chartex" xmlns:cx8="http://schemas.microsoft.com/office/drawing/2016/5/14/chartex" xmlns:mc="http://schemas.openxmlformats.org/markup-compatibility/2006" xmlns:aink="http://schemas.microsoft.com/office/drawing/2016/ink" xmlns:am3d="http://schemas.microsoft.com/office/drawing/2017/model3d" xmlns:o="urn:schemas-microsoft-com:office:office" xmlns:oel="http://schemas.microsoft.com/office/2019/extlst" xmlns:r="http://schemas.openxmlformats.org/officeDocument/2006/relationships" xmlns:m="http://schemas.openxmlformats.org/officeDocument/2006/math" xmlns:v="urn:schemas-microsoft-com:vml" xmlns:wp14="http://schemas.microsoft.com/office/word/2010/wordprocessingDrawing" xmlns:wp="http://schemas.openxmlformats.org/drawingml/2006/wordprocessingDrawing" xmlns:w10="urn:schemas-microsoft-com:office:word" xmlns:w="http://schemas.openxmlformats.org/wordprocessingml/2006/main" xmlns:w14="http://schemas.microsoft.com/office/word/2010/wordml" xmlns:w15="http://schemas.microsoft.com/office/word/2012/wordml" xmlns:w16cex="http://schemas.microsoft.com/office/word/2018/wordml/cex" xmlns:w16cid="http://schemas.microsoft.com/office/word/2016/wordml/cid" xmlns:w16="http://schemas.microsoft.com/office/word/2018/wordml" xmlns:w16du="http://schemas.microsoft.com/office/word/2023/wordml/word16du" xmlns:w16sdtdh="http://schemas.microsoft.com/office/word/2020/wordml/sdtdatahash" xmlns:w16sdtfl="http://schemas.microsoft.com/office/word/2024/wordml/sdtformatlock" xmlns:w16se="http://schemas.microsoft.com/office/word/2015/wordml/symex" xmlns:wpg="http://schemas.microsoft.com/office/word/2010/wordprocessingGroup" xmlns:wpi="http://schemas.microsoft.com/office/word/2010/wordprocessingInk" xmlns:wne="http://schemas.microsoft.com/office/word/2006/wordml" xmlns:wps="http://schemas.microsoft.com/office/word/2010/wordprocessingShape" mc:Ignorable="w14 w15 w16se w16cid w16 w16cex w16sdtdh w16sdtfl w16du wp14">
+<w:footnotes xmlns:wpc="http://schemas.microsoft.com/office/word/2010/wordprocessingCanvas" xmlns:cx="http://schemas.microsoft.com/office/drawing/2014/chartex" xmlns:cx1="http://schemas.microsoft.com/office/drawing/2015/9/8/chartex" xmlns:cx2="http://schemas.microsoft.com/office/drawing/2015/10/21/chartex" xmlns:cx3="http://schemas.microsoft.com/office/drawing/2016/5/9/chartex" xmlns:cx4="http://schemas.microsoft.com/office/drawing/2016/5/10/chartex" xmlns:cx5="http://schemas.microsoft.com/office/drawing/2016/5/11/chartex" xmlns:cx6="http://schemas.microsoft.com/office/drawing/2016/5/12/chartex" xmlns:cx7="http://schemas.microsoft.com/office/drawing/2016/5/13/chartex" xmlns:cx8="http://schemas.microsoft.com/office/drawing/2016/5/14/chartex" xmlns:mc="http://schemas.openxmlformats.org/markup-compatibility/2006" xmlns:aink="http://schemas.microsoft.com/office/drawing/2016/ink" xmlns:am3d="http://schemas.microsoft.com/office/drawing/2017/model3d" xmlns:o="urn:schemas-microsoft-com:office:office" xmlns:r="http://schemas.openxmlformats.org/officeDocument/2006/relationships" xmlns:m="http://schemas.openxmlformats.org/officeDocument/2006/math" xmlns:v="urn:schemas-microsoft-com:vml" xmlns:wp14="http://schemas.microsoft.com/office/word/2010/wordprocessingDrawing" xmlns:wp="http://schemas.openxmlformats.org/drawingml/2006/wordprocessingDrawing" xmlns:w10="urn:schemas-microsoft-com:office:word" xmlns:w="http://schemas.openxmlformats.org/wordprocessingml/2006/main" xmlns:w14="http://schemas.microsoft.com/office/word/2010/wordml" xmlns:w15="http://schemas.microsoft.com/office/word/2012/wordml" xmlns:w16cid="http://schemas.microsoft.com/office/word/2016/wordml/cid" xmlns:w16se="http://schemas.microsoft.com/office/word/2015/wordml/symex" xmlns:wpg="http://schemas.microsoft.com/office/word/2010/wordprocessingGroup" xmlns:wpi="http://schemas.microsoft.com/office/word/2010/wordprocessingInk" xmlns:wne="http://schemas.microsoft.com/office/word/2006/wordml" xmlns:wps="http://schemas.microsoft.com/office/word/2010/wordprocessingShape" mc:Ignorable="w14 w15 w16se w16cid wp14">
   <w:footnote w:type="separator" w:id="-1">
     <w:p>
       <w:pPr>
@@ -25079,7 +25148,7 @@
 </file>
 
 <file path=word/header1.xml><?xml version="1.0" encoding="utf-8"?>
-<w:hdr xmlns:wpc="http://schemas.microsoft.com/office/word/2010/wordprocessingCanvas" xmlns:cx="http://schemas.microsoft.com/office/drawing/2014/chartex" xmlns:cx1="http://schemas.microsoft.com/office/drawing/2015/9/8/chartex" xmlns:cx2="http://schemas.microsoft.com/office/drawing/2015/10/21/chartex" xmlns:cx3="http://schemas.microsoft.com/office/drawing/2016/5/9/chartex" xmlns:cx4="http://schemas.microsoft.com/office/drawing/2016/5/10/chartex" xmlns:cx5="http://schemas.microsoft.com/office/drawing/2016/5/11/chartex" xmlns:cx6="http://schemas.microsoft.com/office/drawing/2016/5/12/chartex" xmlns:cx7="http://schemas.microsoft.com/office/drawing/2016/5/13/chartex" xmlns:cx8="http://schemas.microsoft.com/office/drawing/2016/5/14/chartex" xmlns:mc="http://schemas.openxmlformats.org/markup-compatibility/2006" xmlns:aink="http://schemas.microsoft.com/office/drawing/2016/ink" xmlns:am3d="http://schemas.microsoft.com/office/drawing/2017/model3d" xmlns:o="urn:schemas-microsoft-com:office:office" xmlns:oel="http://schemas.microsoft.com/office/2019/extlst" xmlns:r="http://schemas.openxmlformats.org/officeDocument/2006/relationships" xmlns:m="http://schemas.openxmlformats.org/officeDocument/2006/math" xmlns:v="urn:schemas-microsoft-com:vml" xmlns:wp14="http://schemas.microsoft.com/office/word/2010/wordprocessingDrawing" xmlns:wp="http://schemas.openxmlformats.org/drawingml/2006/wordprocessingDrawing" xmlns:w10="urn:schemas-microsoft-com:office:word" xmlns:w="http://schemas.openxmlformats.org/wordprocessingml/2006/main" xmlns:w14="http://schemas.microsoft.com/office/word/2010/wordml" xmlns:w15="http://schemas.microsoft.com/office/word/2012/wordml" xmlns:w16cex="http://schemas.microsoft.com/office/word/2018/wordml/cex" xmlns:w16cid="http://schemas.microsoft.com/office/word/2016/wordml/cid" xmlns:w16="http://schemas.microsoft.com/office/word/2018/wordml" xmlns:w16du="http://schemas.microsoft.com/office/word/2023/wordml/word16du" xmlns:w16sdtdh="http://schemas.microsoft.com/office/word/2020/wordml/sdtdatahash" xmlns:w16sdtfl="http://schemas.microsoft.com/office/word/2024/wordml/sdtformatlock" xmlns:w16se="http://schemas.microsoft.com/office/word/2015/wordml/symex" xmlns:wpg="http://schemas.microsoft.com/office/word/2010/wordprocessingGroup" xmlns:wpi="http://schemas.microsoft.com/office/word/2010/wordprocessingInk" xmlns:wne="http://schemas.microsoft.com/office/word/2006/wordml" xmlns:wps="http://schemas.microsoft.com/office/word/2010/wordprocessingShape" mc:Ignorable="w14 w15 w16se w16cid w16 w16cex w16sdtdh w16sdtfl w16du wp14">
+<w:hdr xmlns:wpc="http://schemas.microsoft.com/office/word/2010/wordprocessingCanvas" xmlns:cx="http://schemas.microsoft.com/office/drawing/2014/chartex" xmlns:cx1="http://schemas.microsoft.com/office/drawing/2015/9/8/chartex" xmlns:cx2="http://schemas.microsoft.com/office/drawing/2015/10/21/chartex" xmlns:cx3="http://schemas.microsoft.com/office/drawing/2016/5/9/chartex" xmlns:cx4="http://schemas.microsoft.com/office/drawing/2016/5/10/chartex" xmlns:cx5="http://schemas.microsoft.com/office/drawing/2016/5/11/chartex" xmlns:cx6="http://schemas.microsoft.com/office/drawing/2016/5/12/chartex" xmlns:cx7="http://schemas.microsoft.com/office/drawing/2016/5/13/chartex" xmlns:cx8="http://schemas.microsoft.com/office/drawing/2016/5/14/chartex" xmlns:mc="http://schemas.openxmlformats.org/markup-compatibility/2006" xmlns:aink="http://schemas.microsoft.com/office/drawing/2016/ink" xmlns:am3d="http://schemas.microsoft.com/office/drawing/2017/model3d" xmlns:o="urn:schemas-microsoft-com:office:office" xmlns:r="http://schemas.openxmlformats.org/officeDocument/2006/relationships" xmlns:m="http://schemas.openxmlformats.org/officeDocument/2006/math" xmlns:v="urn:schemas-microsoft-com:vml" xmlns:wp14="http://schemas.microsoft.com/office/word/2010/wordprocessingDrawing" xmlns:wp="http://schemas.openxmlformats.org/drawingml/2006/wordprocessingDrawing" xmlns:w10="urn:schemas-microsoft-com:office:word" xmlns:w="http://schemas.openxmlformats.org/wordprocessingml/2006/main" xmlns:w14="http://schemas.microsoft.com/office/word/2010/wordml" xmlns:w15="http://schemas.microsoft.com/office/word/2012/wordml" xmlns:w16cid="http://schemas.microsoft.com/office/word/2016/wordml/cid" xmlns:w16se="http://schemas.microsoft.com/office/word/2015/wordml/symex" xmlns:wpg="http://schemas.microsoft.com/office/word/2010/wordprocessingGroup" xmlns:wpi="http://schemas.microsoft.com/office/word/2010/wordprocessingInk" xmlns:wne="http://schemas.microsoft.com/office/word/2006/wordml" xmlns:wps="http://schemas.microsoft.com/office/word/2010/wordprocessingShape" mc:Ignorable="w14 w15 w16se w16cid wp14">
   <w:p>
     <w:pPr>
       <w:pStyle w:val="Kopfzeile"/>
@@ -25089,7 +25158,7 @@
 </file>
 
 <file path=word/header2.xml><?xml version="1.0" encoding="utf-8"?>
-<w:hdr xmlns:wpc="http://schemas.microsoft.com/office/word/2010/wordprocessingCanvas" xmlns:cx="http://schemas.microsoft.com/office/drawing/2014/chartex" xmlns:cx1="http://schemas.microsoft.com/office/drawing/2015/9/8/chartex" xmlns:cx2="http://schemas.microsoft.com/office/drawing/2015/10/21/chartex" xmlns:cx3="http://schemas.microsoft.com/office/drawing/2016/5/9/chartex" xmlns:cx4="http://schemas.microsoft.com/office/drawing/2016/5/10/chartex" xmlns:cx5="http://schemas.microsoft.com/office/drawing/2016/5/11/chartex" xmlns:cx6="http://schemas.microsoft.com/office/drawing/2016/5/12/chartex" xmlns:cx7="http://schemas.microsoft.com/office/drawing/2016/5/13/chartex" xmlns:cx8="http://schemas.microsoft.com/office/drawing/2016/5/14/chartex" xmlns:mc="http://schemas.openxmlformats.org/markup-compatibility/2006" xmlns:aink="http://schemas.microsoft.com/office/drawing/2016/ink" xmlns:am3d="http://schemas.microsoft.com/office/drawing/2017/model3d" xmlns:o="urn:schemas-microsoft-com:office:office" xmlns:oel="http://schemas.microsoft.com/office/2019/extlst" xmlns:r="http://schemas.openxmlformats.org/officeDocument/2006/relationships" xmlns:m="http://schemas.openxmlformats.org/officeDocument/2006/math" xmlns:v="urn:schemas-microsoft-com:vml" xmlns:wp14="http://schemas.microsoft.com/office/word/2010/wordprocessingDrawing" xmlns:wp="http://schemas.openxmlformats.org/drawingml/2006/wordprocessingDrawing" xmlns:w10="urn:schemas-microsoft-com:office:word" xmlns:w="http://schemas.openxmlformats.org/wordprocessingml/2006/main" xmlns:w14="http://schemas.microsoft.com/office/word/2010/wordml" xmlns:w15="http://schemas.microsoft.com/office/word/2012/wordml" xmlns:w16cex="http://schemas.microsoft.com/office/word/2018/wordml/cex" xmlns:w16cid="http://schemas.microsoft.com/office/word/2016/wordml/cid" xmlns:w16="http://schemas.microsoft.com/office/word/2018/wordml" xmlns:w16du="http://schemas.microsoft.com/office/word/2023/wordml/word16du" xmlns:w16sdtdh="http://schemas.microsoft.com/office/word/2020/wordml/sdtdatahash" xmlns:w16sdtfl="http://schemas.microsoft.com/office/word/2024/wordml/sdtformatlock" xmlns:w16se="http://schemas.microsoft.com/office/word/2015/wordml/symex" xmlns:wpg="http://schemas.microsoft.com/office/word/2010/wordprocessingGroup" xmlns:wpi="http://schemas.microsoft.com/office/word/2010/wordprocessingInk" xmlns:wne="http://schemas.microsoft.com/office/word/2006/wordml" xmlns:wps="http://schemas.microsoft.com/office/word/2010/wordprocessingShape" mc:Ignorable="w14 w15 w16se w16cid w16 w16cex w16sdtdh w16sdtfl w16du wp14">
+<w:hdr xmlns:wpc="http://schemas.microsoft.com/office/word/2010/wordprocessingCanvas" xmlns:cx="http://schemas.microsoft.com/office/drawing/2014/chartex" xmlns:cx1="http://schemas.microsoft.com/office/drawing/2015/9/8/chartex" xmlns:cx2="http://schemas.microsoft.com/office/drawing/2015/10/21/chartex" xmlns:cx3="http://schemas.microsoft.com/office/drawing/2016/5/9/chartex" xmlns:cx4="http://schemas.microsoft.com/office/drawing/2016/5/10/chartex" xmlns:cx5="http://schemas.microsoft.com/office/drawing/2016/5/11/chartex" xmlns:cx6="http://schemas.microsoft.com/office/drawing/2016/5/12/chartex" xmlns:cx7="http://schemas.microsoft.com/office/drawing/2016/5/13/chartex" xmlns:cx8="http://schemas.microsoft.com/office/drawing/2016/5/14/chartex" xmlns:mc="http://schemas.openxmlformats.org/markup-compatibility/2006" xmlns:aink="http://schemas.microsoft.com/office/drawing/2016/ink" xmlns:am3d="http://schemas.microsoft.com/office/drawing/2017/model3d" xmlns:o="urn:schemas-microsoft-com:office:office" xmlns:r="http://schemas.openxmlformats.org/officeDocument/2006/relationships" xmlns:m="http://schemas.openxmlformats.org/officeDocument/2006/math" xmlns:v="urn:schemas-microsoft-com:vml" xmlns:wp14="http://schemas.microsoft.com/office/word/2010/wordprocessingDrawing" xmlns:wp="http://schemas.openxmlformats.org/drawingml/2006/wordprocessingDrawing" xmlns:w10="urn:schemas-microsoft-com:office:word" xmlns:w="http://schemas.openxmlformats.org/wordprocessingml/2006/main" xmlns:w14="http://schemas.microsoft.com/office/word/2010/wordml" xmlns:w15="http://schemas.microsoft.com/office/word/2012/wordml" xmlns:w16cid="http://schemas.microsoft.com/office/word/2016/wordml/cid" xmlns:w16se="http://schemas.microsoft.com/office/word/2015/wordml/symex" xmlns:wpg="http://schemas.microsoft.com/office/word/2010/wordprocessingGroup" xmlns:wpi="http://schemas.microsoft.com/office/word/2010/wordprocessingInk" xmlns:wne="http://schemas.microsoft.com/office/word/2006/wordml" xmlns:wps="http://schemas.microsoft.com/office/word/2010/wordprocessingShape" mc:Ignorable="w14 w15 w16se w16cid wp14">
   <w:p>
     <w:pPr>
       <w:pStyle w:val="Kopfzeile"/>
@@ -25099,7 +25168,7 @@
 </file>
 
 <file path=word/header3.xml><?xml version="1.0" encoding="utf-8"?>
-<w:hdr xmlns:wpc="http://schemas.microsoft.com/office/word/2010/wordprocessingCanvas" xmlns:cx="http://schemas.microsoft.com/office/drawing/2014/chartex" xmlns:cx1="http://schemas.microsoft.com/office/drawing/2015/9/8/chartex" xmlns:cx2="http://schemas.microsoft.com/office/drawing/2015/10/21/chartex" xmlns:cx3="http://schemas.microsoft.com/office/drawing/2016/5/9/chartex" xmlns:cx4="http://schemas.microsoft.com/office/drawing/2016/5/10/chartex" xmlns:cx5="http://schemas.microsoft.com/office/drawing/2016/5/11/chartex" xmlns:cx6="http://schemas.microsoft.com/office/drawing/2016/5/12/chartex" xmlns:cx7="http://schemas.microsoft.com/office/drawing/2016/5/13/chartex" xmlns:cx8="http://schemas.microsoft.com/office/drawing/2016/5/14/chartex" xmlns:mc="http://schemas.openxmlformats.org/markup-compatibility/2006" xmlns:aink="http://schemas.microsoft.com/office/drawing/2016/ink" xmlns:am3d="http://schemas.microsoft.com/office/drawing/2017/model3d" xmlns:o="urn:schemas-microsoft-com:office:office" xmlns:oel="http://schemas.microsoft.com/office/2019/extlst" xmlns:r="http://schemas.openxmlformats.org/officeDocument/2006/relationships" xmlns:m="http://schemas.openxmlformats.org/officeDocument/2006/math" xmlns:v="urn:schemas-microsoft-com:vml" xmlns:wp14="http://schemas.microsoft.com/office/word/2010/wordprocessingDrawing" xmlns:wp="http://schemas.openxmlformats.org/drawingml/2006/wordprocessingDrawing" xmlns:w10="urn:schemas-microsoft-com:office:word" xmlns:w="http://schemas.openxmlformats.org/wordprocessingml/2006/main" xmlns:w14="http://schemas.microsoft.com/office/word/2010/wordml" xmlns:w15="http://schemas.microsoft.com/office/word/2012/wordml" xmlns:w16cex="http://schemas.microsoft.com/office/word/2018/wordml/cex" xmlns:w16cid="http://schemas.microsoft.com/office/word/2016/wordml/cid" xmlns:w16="http://schemas.microsoft.com/office/word/2018/wordml" xmlns:w16du="http://schemas.microsoft.com/office/word/2023/wordml/word16du" xmlns:w16sdtdh="http://schemas.microsoft.com/office/word/2020/wordml/sdtdatahash" xmlns:w16sdtfl="http://schemas.microsoft.com/office/word/2024/wordml/sdtformatlock" xmlns:w16se="http://schemas.microsoft.com/office/word/2015/wordml/symex" xmlns:wpg="http://schemas.microsoft.com/office/word/2010/wordprocessingGroup" xmlns:wpi="http://schemas.microsoft.com/office/word/2010/wordprocessingInk" xmlns:wne="http://schemas.microsoft.com/office/word/2006/wordml" xmlns:wps="http://schemas.microsoft.com/office/word/2010/wordprocessingShape" mc:Ignorable="w14 w15 w16se w16cid w16 w16cex w16sdtdh w16sdtfl w16du wp14">
+<w:hdr xmlns:wpc="http://schemas.microsoft.com/office/word/2010/wordprocessingCanvas" xmlns:cx="http://schemas.microsoft.com/office/drawing/2014/chartex" xmlns:cx1="http://schemas.microsoft.com/office/drawing/2015/9/8/chartex" xmlns:cx2="http://schemas.microsoft.com/office/drawing/2015/10/21/chartex" xmlns:cx3="http://schemas.microsoft.com/office/drawing/2016/5/9/chartex" xmlns:cx4="http://schemas.microsoft.com/office/drawing/2016/5/10/chartex" xmlns:cx5="http://schemas.microsoft.com/office/drawing/2016/5/11/chartex" xmlns:cx6="http://schemas.microsoft.com/office/drawing/2016/5/12/chartex" xmlns:cx7="http://schemas.microsoft.com/office/drawing/2016/5/13/chartex" xmlns:cx8="http://schemas.microsoft.com/office/drawing/2016/5/14/chartex" xmlns:mc="http://schemas.openxmlformats.org/markup-compatibility/2006" xmlns:aink="http://schemas.microsoft.com/office/drawing/2016/ink" xmlns:am3d="http://schemas.microsoft.com/office/drawing/2017/model3d" xmlns:o="urn:schemas-microsoft-com:office:office" xmlns:r="http://schemas.openxmlformats.org/officeDocument/2006/relationships" xmlns:m="http://schemas.openxmlformats.org/officeDocument/2006/math" xmlns:v="urn:schemas-microsoft-com:vml" xmlns:wp14="http://schemas.microsoft.com/office/word/2010/wordprocessingDrawing" xmlns:wp="http://schemas.openxmlformats.org/drawingml/2006/wordprocessingDrawing" xmlns:w10="urn:schemas-microsoft-com:office:word" xmlns:w="http://schemas.openxmlformats.org/wordprocessingml/2006/main" xmlns:w14="http://schemas.microsoft.com/office/word/2010/wordml" xmlns:w15="http://schemas.microsoft.com/office/word/2012/wordml" xmlns:w16cid="http://schemas.microsoft.com/office/word/2016/wordml/cid" xmlns:w16se="http://schemas.microsoft.com/office/word/2015/wordml/symex" xmlns:wpg="http://schemas.microsoft.com/office/word/2010/wordprocessingGroup" xmlns:wpi="http://schemas.microsoft.com/office/word/2010/wordprocessingInk" xmlns:wne="http://schemas.microsoft.com/office/word/2006/wordml" xmlns:wps="http://schemas.microsoft.com/office/word/2010/wordprocessingShape" mc:Ignorable="w14 w15 w16se w16cid wp14">
   <w:p>
     <w:pPr>
       <w:pStyle w:val="Kopfzeile"/>
@@ -25109,7 +25178,7 @@
 </file>
 
 <file path=word/numbering.xml><?xml version="1.0" encoding="utf-8"?>
-<w:numbering xmlns:wpc="http://schemas.microsoft.com/office/word/2010/wordprocessingCanvas" xmlns:cx="http://schemas.microsoft.com/office/drawing/2014/chartex" xmlns:cx1="http://schemas.microsoft.com/office/drawing/2015/9/8/chartex" xmlns:cx2="http://schemas.microsoft.com/office/drawing/2015/10/21/chartex" xmlns:cx3="http://schemas.microsoft.com/office/drawing/2016/5/9/chartex" xmlns:cx4="http://schemas.microsoft.com/office/drawing/2016/5/10/chartex" xmlns:cx5="http://schemas.microsoft.com/office/drawing/2016/5/11/chartex" xmlns:cx6="http://schemas.microsoft.com/office/drawing/2016/5/12/chartex" xmlns:cx7="http://schemas.microsoft.com/office/drawing/2016/5/13/chartex" xmlns:cx8="http://schemas.microsoft.com/office/drawing/2016/5/14/chartex" xmlns:mc="http://schemas.openxmlformats.org/markup-compatibility/2006" xmlns:aink="http://schemas.microsoft.com/office/drawing/2016/ink" xmlns:am3d="http://schemas.microsoft.com/office/drawing/2017/model3d" xmlns:o="urn:schemas-microsoft-com:office:office" xmlns:oel="http://schemas.microsoft.com/office/2019/extlst" xmlns:r="http://schemas.openxmlformats.org/officeDocument/2006/relationships" xmlns:m="http://schemas.openxmlformats.org/officeDocument/2006/math" xmlns:v="urn:schemas-microsoft-com:vml" xmlns:wp14="http://schemas.microsoft.com/office/word/2010/wordprocessingDrawing" xmlns:wp="http://schemas.openxmlformats.org/drawingml/2006/wordprocessingDrawing" xmlns:w10="urn:schemas-microsoft-com:office:word" xmlns:w="http://schemas.openxmlformats.org/wordprocessingml/2006/main" xmlns:w14="http://schemas.microsoft.com/office/word/2010/wordml" xmlns:w15="http://schemas.microsoft.com/office/word/2012/wordml" xmlns:w16cex="http://schemas.microsoft.com/office/word/2018/wordml/cex" xmlns:w16cid="http://schemas.microsoft.com/office/word/2016/wordml/cid" xmlns:w16="http://schemas.microsoft.com/office/word/2018/wordml" xmlns:w16du="http://schemas.microsoft.com/office/word/2023/wordml/word16du" xmlns:w16sdtdh="http://schemas.microsoft.com/office/word/2020/wordml/sdtdatahash" xmlns:w16sdtfl="http://schemas.microsoft.com/office/word/2024/wordml/sdtformatlock" xmlns:w16se="http://schemas.microsoft.com/office/word/2015/wordml/symex" xmlns:wpg="http://schemas.microsoft.com/office/word/2010/wordprocessingGroup" xmlns:wpi="http://schemas.microsoft.com/office/word/2010/wordprocessingInk" xmlns:wne="http://schemas.microsoft.com/office/word/2006/wordml" xmlns:wps="http://schemas.microsoft.com/office/word/2010/wordprocessingShape" mc:Ignorable="w14 w15 w16se w16cid w16 w16cex w16sdtdh w16sdtfl w16du wp14">
+<w:numbering xmlns:wpc="http://schemas.microsoft.com/office/word/2010/wordprocessingCanvas" xmlns:cx="http://schemas.microsoft.com/office/drawing/2014/chartex" xmlns:cx1="http://schemas.microsoft.com/office/drawing/2015/9/8/chartex" xmlns:cx2="http://schemas.microsoft.com/office/drawing/2015/10/21/chartex" xmlns:cx3="http://schemas.microsoft.com/office/drawing/2016/5/9/chartex" xmlns:cx4="http://schemas.microsoft.com/office/drawing/2016/5/10/chartex" xmlns:cx5="http://schemas.microsoft.com/office/drawing/2016/5/11/chartex" xmlns:cx6="http://schemas.microsoft.com/office/drawing/2016/5/12/chartex" xmlns:cx7="http://schemas.microsoft.com/office/drawing/2016/5/13/chartex" xmlns:cx8="http://schemas.microsoft.com/office/drawing/2016/5/14/chartex" xmlns:mc="http://schemas.openxmlformats.org/markup-compatibility/2006" xmlns:aink="http://schemas.microsoft.com/office/drawing/2016/ink" xmlns:am3d="http://schemas.microsoft.com/office/drawing/2017/model3d" xmlns:o="urn:schemas-microsoft-com:office:office" xmlns:r="http://schemas.openxmlformats.org/officeDocument/2006/relationships" xmlns:m="http://schemas.openxmlformats.org/officeDocument/2006/math" xmlns:v="urn:schemas-microsoft-com:vml" xmlns:wp14="http://schemas.microsoft.com/office/word/2010/wordprocessingDrawing" xmlns:wp="http://schemas.openxmlformats.org/drawingml/2006/wordprocessingDrawing" xmlns:w10="urn:schemas-microsoft-com:office:word" xmlns:w="http://schemas.openxmlformats.org/wordprocessingml/2006/main" xmlns:w14="http://schemas.microsoft.com/office/word/2010/wordml" xmlns:w15="http://schemas.microsoft.com/office/word/2012/wordml" xmlns:w16cid="http://schemas.microsoft.com/office/word/2016/wordml/cid" xmlns:w16se="http://schemas.microsoft.com/office/word/2015/wordml/symex" xmlns:wpg="http://schemas.microsoft.com/office/word/2010/wordprocessingGroup" xmlns:wpi="http://schemas.microsoft.com/office/word/2010/wordprocessingInk" xmlns:wne="http://schemas.microsoft.com/office/word/2006/wordml" xmlns:wps="http://schemas.microsoft.com/office/word/2010/wordprocessingShape" mc:Ignorable="w14 w15 w16se w16cid wp14">
   <w:abstractNum w:abstractNumId="0" w15:restartNumberingAfterBreak="0">
     <w:nsid w:val="FFFFFF89"/>
     <w:multiLevelType w:val="singleLevel"/>
@@ -27564,94 +27633,86 @@
       </w:pPr>
     </w:lvl>
   </w:abstractNum>
-  <w:num w:numId="1" w16cid:durableId="944923949">
+  <w:num w:numId="1">
     <w:abstractNumId w:val="19"/>
   </w:num>
-  <w:num w:numId="2" w16cid:durableId="1315334312">
+  <w:num w:numId="2">
     <w:abstractNumId w:val="7"/>
   </w:num>
-  <w:num w:numId="3" w16cid:durableId="1077089727">
+  <w:num w:numId="3">
     <w:abstractNumId w:val="9"/>
   </w:num>
-  <w:num w:numId="4" w16cid:durableId="1658799669">
+  <w:num w:numId="4">
     <w:abstractNumId w:val="3"/>
   </w:num>
-  <w:num w:numId="5" w16cid:durableId="1582522919">
+  <w:num w:numId="5">
     <w:abstractNumId w:val="4"/>
   </w:num>
-  <w:num w:numId="6" w16cid:durableId="841893642">
+  <w:num w:numId="6">
     <w:abstractNumId w:val="22"/>
   </w:num>
-  <w:num w:numId="7" w16cid:durableId="473764946">
+  <w:num w:numId="7">
     <w:abstractNumId w:val="20"/>
   </w:num>
-  <w:num w:numId="8" w16cid:durableId="298146895">
+  <w:num w:numId="8">
     <w:abstractNumId w:val="5"/>
   </w:num>
-  <w:num w:numId="9" w16cid:durableId="563756452">
+  <w:num w:numId="9">
     <w:abstractNumId w:val="2"/>
   </w:num>
-  <w:num w:numId="10" w16cid:durableId="420105611">
+  <w:num w:numId="10">
     <w:abstractNumId w:val="11"/>
   </w:num>
-  <w:num w:numId="11" w16cid:durableId="328868081">
+  <w:num w:numId="11">
     <w:abstractNumId w:val="13"/>
   </w:num>
-  <w:num w:numId="12" w16cid:durableId="1439519362">
+  <w:num w:numId="12">
     <w:abstractNumId w:val="17"/>
   </w:num>
-  <w:num w:numId="13" w16cid:durableId="433212425">
+  <w:num w:numId="13">
     <w:abstractNumId w:val="10"/>
   </w:num>
-  <w:num w:numId="14" w16cid:durableId="2104916836">
+  <w:num w:numId="14">
     <w:abstractNumId w:val="6"/>
   </w:num>
-  <w:num w:numId="15" w16cid:durableId="432867678">
+  <w:num w:numId="15">
     <w:abstractNumId w:val="8"/>
   </w:num>
-  <w:num w:numId="16" w16cid:durableId="289628256">
+  <w:num w:numId="16">
     <w:abstractNumId w:val="12"/>
   </w:num>
-  <w:num w:numId="17" w16cid:durableId="305398091">
+  <w:num w:numId="17">
     <w:abstractNumId w:val="24"/>
   </w:num>
-  <w:num w:numId="18" w16cid:durableId="1156066761">
+  <w:num w:numId="18">
     <w:abstractNumId w:val="1"/>
   </w:num>
-  <w:num w:numId="19" w16cid:durableId="1330016932">
+  <w:num w:numId="19">
     <w:abstractNumId w:val="23"/>
   </w:num>
-  <w:num w:numId="20" w16cid:durableId="150101199">
+  <w:num w:numId="20">
     <w:abstractNumId w:val="15"/>
   </w:num>
-  <w:num w:numId="21" w16cid:durableId="385497006">
+  <w:num w:numId="21">
     <w:abstractNumId w:val="21"/>
   </w:num>
-  <w:num w:numId="22" w16cid:durableId="249512232">
+  <w:num w:numId="22">
     <w:abstractNumId w:val="16"/>
   </w:num>
-  <w:num w:numId="23" w16cid:durableId="1432235026">
+  <w:num w:numId="23">
     <w:abstractNumId w:val="18"/>
   </w:num>
-  <w:num w:numId="24" w16cid:durableId="1308049470">
+  <w:num w:numId="24">
     <w:abstractNumId w:val="14"/>
   </w:num>
-  <w:num w:numId="25" w16cid:durableId="1423835149">
+  <w:num w:numId="25">
     <w:abstractNumId w:val="0"/>
   </w:num>
 </w:numbering>
 </file>
 
-<file path=word/people.xml><?xml version="1.0" encoding="utf-8"?>
-<w15:people xmlns:wpc="http://schemas.microsoft.com/office/word/2010/wordprocessingCanvas" xmlns:cx="http://schemas.microsoft.com/office/drawing/2014/chartex" xmlns:cx1="http://schemas.microsoft.com/office/drawing/2015/9/8/chartex" xmlns:cx2="http://schemas.microsoft.com/office/drawing/2015/10/21/chartex" xmlns:cx3="http://schemas.microsoft.com/office/drawing/2016/5/9/chartex" xmlns:cx4="http://schemas.microsoft.com/office/drawing/2016/5/10/chartex" xmlns:cx5="http://schemas.microsoft.com/office/drawing/2016/5/11/chartex" xmlns:cx6="http://schemas.microsoft.com/office/drawing/2016/5/12/chartex" xmlns:cx7="http://schemas.microsoft.com/office/drawing/2016/5/13/chartex" xmlns:cx8="http://schemas.microsoft.com/office/drawing/2016/5/14/chartex" xmlns:mc="http://schemas.openxmlformats.org/markup-compatibility/2006" xmlns:aink="http://schemas.microsoft.com/office/drawing/2016/ink" xmlns:am3d="http://schemas.microsoft.com/office/drawing/2017/model3d" xmlns:o="urn:schemas-microsoft-com:office:office" xmlns:oel="http://schemas.microsoft.com/office/2019/extlst" xmlns:r="http://schemas.openxmlformats.org/officeDocument/2006/relationships" xmlns:m="http://schemas.openxmlformats.org/officeDocument/2006/math" xmlns:v="urn:schemas-microsoft-com:vml" xmlns:wp14="http://schemas.microsoft.com/office/word/2010/wordprocessingDrawing" xmlns:wp="http://schemas.openxmlformats.org/drawingml/2006/wordprocessingDrawing" xmlns:w10="urn:schemas-microsoft-com:office:word" xmlns:w="http://schemas.openxmlformats.org/wordprocessingml/2006/main" xmlns:w14="http://schemas.microsoft.com/office/word/2010/wordml" xmlns:w15="http://schemas.microsoft.com/office/word/2012/wordml" xmlns:w16cex="http://schemas.microsoft.com/office/word/2018/wordml/cex" xmlns:w16cid="http://schemas.microsoft.com/office/word/2016/wordml/cid" xmlns:w16="http://schemas.microsoft.com/office/word/2018/wordml" xmlns:w16du="http://schemas.microsoft.com/office/word/2023/wordml/word16du" xmlns:w16sdtdh="http://schemas.microsoft.com/office/word/2020/wordml/sdtdatahash" xmlns:w16sdtfl="http://schemas.microsoft.com/office/word/2024/wordml/sdtformatlock" xmlns:w16se="http://schemas.microsoft.com/office/word/2015/wordml/symex" xmlns:wpg="http://schemas.microsoft.com/office/word/2010/wordprocessingGroup" xmlns:wpi="http://schemas.microsoft.com/office/word/2010/wordprocessingInk" xmlns:wne="http://schemas.microsoft.com/office/word/2006/wordml" xmlns:wps="http://schemas.microsoft.com/office/word/2010/wordprocessingShape" mc:Ignorable="w14 w15 w16se w16cid w16 w16cex w16sdtdh w16sdtfl w16du wp14">
-  <w15:person w15:author="Magdalena">
-    <w15:presenceInfo w15:providerId="None" w15:userId="Magdalena"/>
-  </w15:person>
-</w15:people>
-</file>
-
 <file path=word/styles.xml><?xml version="1.0" encoding="utf-8"?>
-<w:styles xmlns:mc="http://schemas.openxmlformats.org/markup-compatibility/2006" xmlns:r="http://schemas.openxmlformats.org/officeDocument/2006/relationships" xmlns:w="http://schemas.openxmlformats.org/wordprocessingml/2006/main" xmlns:w14="http://schemas.microsoft.com/office/word/2010/wordml" xmlns:w15="http://schemas.microsoft.com/office/word/2012/wordml" xmlns:w16cex="http://schemas.microsoft.com/office/word/2018/wordml/cex" xmlns:w16cid="http://schemas.microsoft.com/office/word/2016/wordml/cid" xmlns:w16="http://schemas.microsoft.com/office/word/2018/wordml" xmlns:w16du="http://schemas.microsoft.com/office/word/2023/wordml/word16du" xmlns:w16sdtdh="http://schemas.microsoft.com/office/word/2020/wordml/sdtdatahash" xmlns:w16sdtfl="http://schemas.microsoft.com/office/word/2024/wordml/sdtformatlock" xmlns:w16se="http://schemas.microsoft.com/office/word/2015/wordml/symex" mc:Ignorable="w14 w15 w16se w16cid w16 w16cex w16sdtdh w16sdtfl w16du">
+<w:styles xmlns:mc="http://schemas.openxmlformats.org/markup-compatibility/2006" xmlns:r="http://schemas.openxmlformats.org/officeDocument/2006/relationships" xmlns:w="http://schemas.openxmlformats.org/wordprocessingml/2006/main" xmlns:w14="http://schemas.microsoft.com/office/word/2010/wordml" xmlns:w15="http://schemas.microsoft.com/office/word/2012/wordml" xmlns:w16cid="http://schemas.microsoft.com/office/word/2016/wordml/cid" xmlns:w16se="http://schemas.microsoft.com/office/word/2015/wordml/symex" mc:Ignorable="w14 w15 w16se w16cid">
   <w:docDefaults>
     <w:rPrDefault>
       <w:rPr>
@@ -27667,7 +27728,7 @@
       </w:pPr>
     </w:pPrDefault>
   </w:docDefaults>
-  <w:latentStyles w:defLockedState="0" w:defUIPriority="99" w:defSemiHidden="0" w:defUnhideWhenUsed="0" w:defQFormat="0" w:count="376">
+  <w:latentStyles w:defLockedState="0" w:defUIPriority="99" w:defSemiHidden="0" w:defUnhideWhenUsed="0" w:defQFormat="0" w:count="375">
     <w:lsdException w:name="Normal" w:uiPriority="0" w:qFormat="1"/>
     <w:lsdException w:name="heading 1" w:uiPriority="9" w:qFormat="1"/>
     <w:lsdException w:name="heading 2" w:semiHidden="1" w:uiPriority="9" w:unhideWhenUsed="1" w:qFormat="1"/>
@@ -28043,7 +28104,6 @@
     <w:lsdException w:name="Smart Hyperlink" w:semiHidden="1" w:unhideWhenUsed="1"/>
     <w:lsdException w:name="Hashtag" w:semiHidden="1" w:unhideWhenUsed="1"/>
     <w:lsdException w:name="Unresolved Mention" w:semiHidden="1" w:unhideWhenUsed="1"/>
-    <w:lsdException w:name="Smart Link" w:semiHidden="1" w:unhideWhenUsed="1"/>
   </w:latentStyles>
   <w:style w:type="paragraph" w:default="1" w:styleId="Standard">
     <w:name w:val="Normal"/>
@@ -29042,7 +29102,7 @@
 </file>
 
 <file path=word/glossary/document.xml><?xml version="1.0" encoding="utf-8"?>
-<w:glossaryDocument xmlns:wpc="http://schemas.microsoft.com/office/word/2010/wordprocessingCanvas" xmlns:cx="http://schemas.microsoft.com/office/drawing/2014/chartex" xmlns:cx1="http://schemas.microsoft.com/office/drawing/2015/9/8/chartex" xmlns:cx2="http://schemas.microsoft.com/office/drawing/2015/10/21/chartex" xmlns:cx3="http://schemas.microsoft.com/office/drawing/2016/5/9/chartex" xmlns:cx4="http://schemas.microsoft.com/office/drawing/2016/5/10/chartex" xmlns:cx5="http://schemas.microsoft.com/office/drawing/2016/5/11/chartex" xmlns:cx6="http://schemas.microsoft.com/office/drawing/2016/5/12/chartex" xmlns:cx7="http://schemas.microsoft.com/office/drawing/2016/5/13/chartex" xmlns:cx8="http://schemas.microsoft.com/office/drawing/2016/5/14/chartex" xmlns:mc="http://schemas.openxmlformats.org/markup-compatibility/2006" xmlns:aink="http://schemas.microsoft.com/office/drawing/2016/ink" xmlns:am3d="http://schemas.microsoft.com/office/drawing/2017/model3d" xmlns:o="urn:schemas-microsoft-com:office:office" xmlns:oel="http://schemas.microsoft.com/office/2019/extlst" xmlns:r="http://schemas.openxmlformats.org/officeDocument/2006/relationships" xmlns:m="http://schemas.openxmlformats.org/officeDocument/2006/math" xmlns:v="urn:schemas-microsoft-com:vml" xmlns:wp14="http://schemas.microsoft.com/office/word/2010/wordprocessingDrawing" xmlns:wp="http://schemas.openxmlformats.org/drawingml/2006/wordprocessingDrawing" xmlns:w10="urn:schemas-microsoft-com:office:word" xmlns:w="http://schemas.openxmlformats.org/wordprocessingml/2006/main" xmlns:w14="http://schemas.microsoft.com/office/word/2010/wordml" xmlns:w15="http://schemas.microsoft.com/office/word/2012/wordml" xmlns:w16cex="http://schemas.microsoft.com/office/word/2018/wordml/cex" xmlns:w16cid="http://schemas.microsoft.com/office/word/2016/wordml/cid" xmlns:w16="http://schemas.microsoft.com/office/word/2018/wordml" xmlns:w16du="http://schemas.microsoft.com/office/word/2023/wordml/word16du" xmlns:w16sdtdh="http://schemas.microsoft.com/office/word/2020/wordml/sdtdatahash" xmlns:w16sdtfl="http://schemas.microsoft.com/office/word/2024/wordml/sdtformatlock" xmlns:w16se="http://schemas.microsoft.com/office/word/2015/wordml/symex" xmlns:wpg="http://schemas.microsoft.com/office/word/2010/wordprocessingGroup" xmlns:wpi="http://schemas.microsoft.com/office/word/2010/wordprocessingInk" xmlns:wne="http://schemas.microsoft.com/office/word/2006/wordml" xmlns:wps="http://schemas.microsoft.com/office/word/2010/wordprocessingShape" mc:Ignorable="w14 w15 w16se w16cid w16 w16cex w16sdtdh w16sdtfl w16du wp14">
+<w:glossaryDocument xmlns:wpc="http://schemas.microsoft.com/office/word/2010/wordprocessingCanvas" xmlns:cx="http://schemas.microsoft.com/office/drawing/2014/chartex" xmlns:cx1="http://schemas.microsoft.com/office/drawing/2015/9/8/chartex" xmlns:cx2="http://schemas.microsoft.com/office/drawing/2015/10/21/chartex" xmlns:cx3="http://schemas.microsoft.com/office/drawing/2016/5/9/chartex" xmlns:cx4="http://schemas.microsoft.com/office/drawing/2016/5/10/chartex" xmlns:cx5="http://schemas.microsoft.com/office/drawing/2016/5/11/chartex" xmlns:cx6="http://schemas.microsoft.com/office/drawing/2016/5/12/chartex" xmlns:cx7="http://schemas.microsoft.com/office/drawing/2016/5/13/chartex" xmlns:cx8="http://schemas.microsoft.com/office/drawing/2016/5/14/chartex" xmlns:mc="http://schemas.openxmlformats.org/markup-compatibility/2006" xmlns:aink="http://schemas.microsoft.com/office/drawing/2016/ink" xmlns:am3d="http://schemas.microsoft.com/office/drawing/2017/model3d" xmlns:o="urn:schemas-microsoft-com:office:office" xmlns:r="http://schemas.openxmlformats.org/officeDocument/2006/relationships" xmlns:m="http://schemas.openxmlformats.org/officeDocument/2006/math" xmlns:v="urn:schemas-microsoft-com:vml" xmlns:wp14="http://schemas.microsoft.com/office/word/2010/wordprocessingDrawing" xmlns:wp="http://schemas.openxmlformats.org/drawingml/2006/wordprocessingDrawing" xmlns:w10="urn:schemas-microsoft-com:office:word" xmlns:w="http://schemas.openxmlformats.org/wordprocessingml/2006/main" xmlns:w14="http://schemas.microsoft.com/office/word/2010/wordml" xmlns:w15="http://schemas.microsoft.com/office/word/2012/wordml" xmlns:w16cid="http://schemas.microsoft.com/office/word/2016/wordml/cid" xmlns:w16se="http://schemas.microsoft.com/office/word/2015/wordml/symex" xmlns:wpg="http://schemas.microsoft.com/office/word/2010/wordprocessingGroup" xmlns:wpi="http://schemas.microsoft.com/office/word/2010/wordprocessingInk" xmlns:wne="http://schemas.microsoft.com/office/word/2006/wordml" xmlns:wps="http://schemas.microsoft.com/office/word/2010/wordprocessingShape" mc:Ignorable="w14 w15 w16se w16cid wp14">
   <w:docParts>
     <w:docPart>
       <w:docPartPr>
@@ -29307,7 +29367,7 @@
 </file>
 
 <file path=word/glossary/fontTable.xml><?xml version="1.0" encoding="utf-8"?>
-<w:fonts xmlns:mc="http://schemas.openxmlformats.org/markup-compatibility/2006" xmlns:r="http://schemas.openxmlformats.org/officeDocument/2006/relationships" xmlns:w="http://schemas.openxmlformats.org/wordprocessingml/2006/main" xmlns:w14="http://schemas.microsoft.com/office/word/2010/wordml" xmlns:w15="http://schemas.microsoft.com/office/word/2012/wordml" xmlns:w16cex="http://schemas.microsoft.com/office/word/2018/wordml/cex" xmlns:w16cid="http://schemas.microsoft.com/office/word/2016/wordml/cid" xmlns:w16="http://schemas.microsoft.com/office/word/2018/wordml" xmlns:w16du="http://schemas.microsoft.com/office/word/2023/wordml/word16du" xmlns:w16sdtdh="http://schemas.microsoft.com/office/word/2020/wordml/sdtdatahash" xmlns:w16sdtfl="http://schemas.microsoft.com/office/word/2024/wordml/sdtformatlock" xmlns:w16se="http://schemas.microsoft.com/office/word/2015/wordml/symex" mc:Ignorable="w14 w15 w16se w16cid w16 w16cex w16sdtdh w16sdtfl w16du">
+<w:fonts xmlns:mc="http://schemas.openxmlformats.org/markup-compatibility/2006" xmlns:r="http://schemas.openxmlformats.org/officeDocument/2006/relationships" xmlns:w="http://schemas.openxmlformats.org/wordprocessingml/2006/main" xmlns:w14="http://schemas.microsoft.com/office/word/2010/wordml" xmlns:w15="http://schemas.microsoft.com/office/word/2012/wordml" xmlns:w16cid="http://schemas.microsoft.com/office/word/2016/wordml/cid" xmlns:w16se="http://schemas.microsoft.com/office/word/2015/wordml/symex" mc:Ignorable="w14 w15 w16se w16cid">
   <w:font w:name="Symbol">
     <w:panose1 w:val="05050102010706020507"/>
     <w:charset w:val="02"/>
@@ -29373,23 +29433,11 @@
     <w:pitch w:val="variable"/>
     <w:sig w:usb0="E00006FF" w:usb1="420024FF" w:usb2="02000000" w:usb3="00000000" w:csb0="0000019F" w:csb1="00000000"/>
   </w:font>
-  <w:font w:name="Aptos">
-    <w:charset w:val="00"/>
-    <w:family w:val="swiss"/>
-    <w:pitch w:val="variable"/>
-    <w:sig w:usb0="20000287" w:usb1="00000003" w:usb2="00000000" w:usb3="00000000" w:csb0="0000019F" w:csb1="00000000"/>
-  </w:font>
-  <w:font w:name="Aptos Display">
-    <w:charset w:val="00"/>
-    <w:family w:val="swiss"/>
-    <w:pitch w:val="variable"/>
-    <w:sig w:usb0="20000287" w:usb1="00000003" w:usb2="00000000" w:usb3="00000000" w:csb0="0000019F" w:csb1="00000000"/>
-  </w:font>
 </w:fonts>
 </file>
 
 <file path=word/glossary/settings.xml><?xml version="1.0" encoding="utf-8"?>
-<w:settings xmlns:mc="http://schemas.openxmlformats.org/markup-compatibility/2006" xmlns:o="urn:schemas-microsoft-com:office:office" xmlns:r="http://schemas.openxmlformats.org/officeDocument/2006/relationships" xmlns:m="http://schemas.openxmlformats.org/officeDocument/2006/math" xmlns:v="urn:schemas-microsoft-com:vml" xmlns:w10="urn:schemas-microsoft-com:office:word" xmlns:w="http://schemas.openxmlformats.org/wordprocessingml/2006/main" xmlns:w14="http://schemas.microsoft.com/office/word/2010/wordml" xmlns:w15="http://schemas.microsoft.com/office/word/2012/wordml" xmlns:w16cex="http://schemas.microsoft.com/office/word/2018/wordml/cex" xmlns:w16cid="http://schemas.microsoft.com/office/word/2016/wordml/cid" xmlns:w16="http://schemas.microsoft.com/office/word/2018/wordml" xmlns:w16du="http://schemas.microsoft.com/office/word/2023/wordml/word16du" xmlns:w16sdtdh="http://schemas.microsoft.com/office/word/2020/wordml/sdtdatahash" xmlns:w16sdtfl="http://schemas.microsoft.com/office/word/2024/wordml/sdtformatlock" xmlns:w16se="http://schemas.microsoft.com/office/word/2015/wordml/symex" xmlns:sl="http://schemas.openxmlformats.org/schemaLibrary/2006/main" mc:Ignorable="w14 w15 w16se w16cid w16 w16cex w16sdtdh w16sdtfl w16du">
+<w:settings xmlns:mc="http://schemas.openxmlformats.org/markup-compatibility/2006" xmlns:o="urn:schemas-microsoft-com:office:office" xmlns:r="http://schemas.openxmlformats.org/officeDocument/2006/relationships" xmlns:m="http://schemas.openxmlformats.org/officeDocument/2006/math" xmlns:v="urn:schemas-microsoft-com:vml" xmlns:w10="urn:schemas-microsoft-com:office:word" xmlns:w="http://schemas.openxmlformats.org/wordprocessingml/2006/main" xmlns:w14="http://schemas.microsoft.com/office/word/2010/wordml" xmlns:w15="http://schemas.microsoft.com/office/word/2012/wordml" xmlns:w16cid="http://schemas.microsoft.com/office/word/2016/wordml/cid" xmlns:w16se="http://schemas.microsoft.com/office/word/2015/wordml/symex" xmlns:sl="http://schemas.openxmlformats.org/schemaLibrary/2006/main" mc:Ignorable="w14 w15 w16se w16cid">
   <w:view w:val="normal"/>
   <w:revisionView w:inkAnnotations="0"/>
   <w:defaultTabStop w:val="708"/>
@@ -29590,7 +29638,7 @@
 </file>
 
 <file path=word/glossary/styles.xml><?xml version="1.0" encoding="utf-8"?>
-<w:styles xmlns:mc="http://schemas.openxmlformats.org/markup-compatibility/2006" xmlns:r="http://schemas.openxmlformats.org/officeDocument/2006/relationships" xmlns:w="http://schemas.openxmlformats.org/wordprocessingml/2006/main" xmlns:w14="http://schemas.microsoft.com/office/word/2010/wordml" xmlns:w15="http://schemas.microsoft.com/office/word/2012/wordml" xmlns:w16cex="http://schemas.microsoft.com/office/word/2018/wordml/cex" xmlns:w16cid="http://schemas.microsoft.com/office/word/2016/wordml/cid" xmlns:w16="http://schemas.microsoft.com/office/word/2018/wordml" xmlns:w16du="http://schemas.microsoft.com/office/word/2023/wordml/word16du" xmlns:w16sdtdh="http://schemas.microsoft.com/office/word/2020/wordml/sdtdatahash" xmlns:w16sdtfl="http://schemas.microsoft.com/office/word/2024/wordml/sdtformatlock" xmlns:w16se="http://schemas.microsoft.com/office/word/2015/wordml/symex" mc:Ignorable="w14 w15 w16se w16cid w16 w16cex w16sdtdh w16sdtfl w16du">
+<w:styles xmlns:mc="http://schemas.openxmlformats.org/markup-compatibility/2006" xmlns:r="http://schemas.openxmlformats.org/officeDocument/2006/relationships" xmlns:w="http://schemas.openxmlformats.org/wordprocessingml/2006/main" xmlns:w14="http://schemas.microsoft.com/office/word/2010/wordml" xmlns:w15="http://schemas.microsoft.com/office/word/2012/wordml" xmlns:w16cid="http://schemas.microsoft.com/office/word/2016/wordml/cid" xmlns:w16se="http://schemas.microsoft.com/office/word/2015/wordml/symex" mc:Ignorable="w14 w15 w16se w16cid">
   <w:docDefaults>
     <w:rPrDefault>
       <w:rPr>
@@ -29606,7 +29654,7 @@
       </w:pPr>
     </w:pPrDefault>
   </w:docDefaults>
-  <w:latentStyles w:defLockedState="0" w:defUIPriority="99" w:defSemiHidden="0" w:defUnhideWhenUsed="0" w:defQFormat="0" w:count="376">
+  <w:latentStyles w:defLockedState="0" w:defUIPriority="99" w:defSemiHidden="0" w:defUnhideWhenUsed="0" w:defQFormat="0" w:count="375">
     <w:lsdException w:name="Normal" w:uiPriority="0" w:qFormat="1"/>
     <w:lsdException w:name="heading 1" w:uiPriority="9" w:qFormat="1"/>
     <w:lsdException w:name="heading 2" w:semiHidden="1" w:uiPriority="9" w:unhideWhenUsed="1" w:qFormat="1"/>
@@ -29982,7 +30030,6 @@
     <w:lsdException w:name="Smart Hyperlink" w:semiHidden="1" w:unhideWhenUsed="1"/>
     <w:lsdException w:name="Hashtag" w:semiHidden="1" w:unhideWhenUsed="1"/>
     <w:lsdException w:name="Unresolved Mention" w:semiHidden="1" w:unhideWhenUsed="1"/>
-    <w:lsdException w:name="Smart Link" w:semiHidden="1" w:unhideWhenUsed="1"/>
   </w:latentStyles>
   <w:style w:type="paragraph" w:default="1" w:styleId="Standard">
     <w:name w:val="Normal"/>
@@ -30115,7 +30162,7 @@
 </file>
 
 <file path=word/glossary/webSettings.xml><?xml version="1.0" encoding="utf-8"?>
-<w:webSettings xmlns:mc="http://schemas.openxmlformats.org/markup-compatibility/2006" xmlns:r="http://schemas.openxmlformats.org/officeDocument/2006/relationships" xmlns:w="http://schemas.openxmlformats.org/wordprocessingml/2006/main" xmlns:w14="http://schemas.microsoft.com/office/word/2010/wordml" xmlns:w15="http://schemas.microsoft.com/office/word/2012/wordml" xmlns:w16cex="http://schemas.microsoft.com/office/word/2018/wordml/cex" xmlns:w16cid="http://schemas.microsoft.com/office/word/2016/wordml/cid" xmlns:w16="http://schemas.microsoft.com/office/word/2018/wordml" xmlns:w16du="http://schemas.microsoft.com/office/word/2023/wordml/word16du" xmlns:w16sdtdh="http://schemas.microsoft.com/office/word/2020/wordml/sdtdatahash" xmlns:w16sdtfl="http://schemas.microsoft.com/office/word/2024/wordml/sdtformatlock" xmlns:w16se="http://schemas.microsoft.com/office/word/2015/wordml/symex" mc:Ignorable="w14 w15 w16se w16cid w16 w16cex w16sdtdh w16sdtfl w16du">
+<w:webSettings xmlns:mc="http://schemas.openxmlformats.org/markup-compatibility/2006" xmlns:r="http://schemas.openxmlformats.org/officeDocument/2006/relationships" xmlns:w="http://schemas.openxmlformats.org/wordprocessingml/2006/main" xmlns:w14="http://schemas.microsoft.com/office/word/2010/wordml" xmlns:w15="http://schemas.microsoft.com/office/word/2012/wordml" xmlns:w16cid="http://schemas.microsoft.com/office/word/2016/wordml/cid" xmlns:w16se="http://schemas.microsoft.com/office/word/2015/wordml/symex" mc:Ignorable="w14 w15 w16se w16cid">
   <w:optimizeForBrowser/>
   <w:allowPNG/>
 </w:webSettings>
@@ -30387,7 +30434,7 @@
 </file>
 
 <file path=customXml/itemProps1.xml><?xml version="1.0" encoding="utf-8"?>
-<ds:datastoreItem xmlns:ds="http://schemas.openxmlformats.org/officeDocument/2006/customXml" ds:itemID="{F1DEB6B8-6838-414B-9575-8DE0598B0D4A}">
+<ds:datastoreItem xmlns:ds="http://schemas.openxmlformats.org/officeDocument/2006/customXml" ds:itemID="{A91DFD33-C8EC-41FD-A1BB-5DD79E28892C}">
   <ds:schemaRefs>
     <ds:schemaRef ds:uri="http://schemas.openxmlformats.org/officeDocument/2006/bibliography"/>
   </ds:schemaRefs>
